--- a/calculus.docx
+++ b/calculus.docx
@@ -1231,14 +1231,7 @@
                 <w:rFonts w:ascii="Cambria Math" w:hAnsi="Cambria Math"/>
                 <w:lang w:val="en-US"/>
               </w:rPr>
-              <m:t>ta</m:t>
-            </m:r>
-            <m:r>
-              <w:rPr>
-                <w:rFonts w:ascii="Cambria Math" w:hAnsi="Cambria Math"/>
-                <w:lang w:val="en-US"/>
-              </w:rPr>
-              <m:t>n</m:t>
+              <m:t>tan</m:t>
             </m:r>
             <m:d>
               <m:dPr>
@@ -1990,14 +1983,7 @@
                     <w:rFonts w:ascii="Cambria Math" w:hAnsi="Cambria Math" w:cstheme="minorHAnsi"/>
                     <w:lang w:val="en-US"/>
                   </w:rPr>
-                  <m:t>-i</m:t>
-                </m:r>
-                <m:r>
-                  <w:rPr>
-                    <w:rFonts w:ascii="Cambria Math" w:hAnsi="Cambria Math" w:cstheme="minorHAnsi"/>
-                    <w:lang w:val="en-US"/>
-                  </w:rPr>
-                  <m:t>a</m:t>
+                  <m:t>-ia</m:t>
                 </m:r>
               </m:sup>
             </m:sSup>
@@ -3129,14 +3115,7 @@
                     <w:rFonts w:ascii="Cambria Math" w:hAnsi="Cambria Math"/>
                     <w:lang w:val="en-US"/>
                   </w:rPr>
-                  <m:t>n</m:t>
-                </m:r>
-                <m:r>
-                  <w:rPr>
-                    <w:rFonts w:ascii="Cambria Math" w:hAnsi="Cambria Math"/>
-                    <w:lang w:val="en-US"/>
-                  </w:rPr>
-                  <m:t>x</m:t>
+                  <m:t>nx</m:t>
                 </m:r>
               </m:e>
             </m:d>
@@ -3154,14 +3133,7 @@
             <w:rFonts w:ascii="Cambria Math" w:hAnsi="Cambria Math"/>
             <w:lang w:val="en-US"/>
           </w:rPr>
-          <m:t>=0</m:t>
-        </m:r>
-        <m:r>
-          <w:rPr>
-            <w:rFonts w:ascii="Cambria Math" w:hAnsi="Cambria Math"/>
-            <w:lang w:val="en-US"/>
-          </w:rPr>
-          <m:t>,∀m,n∈Z/</m:t>
+          <m:t>=0,∀m,n∈Z/</m:t>
         </m:r>
         <m:d>
           <m:dPr>
@@ -23518,16 +23490,7 @@
           <w:rFonts w:eastAsiaTheme="minorEastAsia"/>
           <w:lang w:val="en-US"/>
         </w:rPr>
-        <w:t xml:space="preserve"> là hệ số của phần tử C</w:t>
-      </w:r>
-      <w:bookmarkStart w:id="0" w:name="_GoBack"/>
-      <w:bookmarkEnd w:id="0"/>
-      <w:r>
-        <w:rPr>
-          <w:rFonts w:eastAsiaTheme="minorEastAsia"/>
-          <w:lang w:val="en-US"/>
-        </w:rPr>
-        <w:t>os</w:t>
+        <w:t xml:space="preserve"> là hệ số của phần tử Cos</w:t>
       </w:r>
     </w:p>
     <w:p>
@@ -23807,14 +23770,7 @@
           <w:rFonts w:eastAsiaTheme="minorEastAsia"/>
           <w:lang w:val="en-US"/>
         </w:rPr>
-        <w:t xml:space="preserve">Để tìm hệ số </w:t>
-      </w:r>
-      <w:r>
-        <w:rPr>
-          <w:rFonts w:eastAsiaTheme="minorEastAsia"/>
-          <w:lang w:val="en-US"/>
-        </w:rPr>
-        <w:t>A</w:t>
+        <w:t>Để tìm hệ số A</w:t>
       </w:r>
       <w:r>
         <w:rPr>
@@ -30202,6 +30158,1166 @@
     </w:p>
     <w:p>
       <w:pPr>
+        <w:pStyle w:val="ListParagraph"/>
+        <w:numPr>
+          <w:ilvl w:val="0"/>
+          <w:numId w:val="28"/>
+        </w:numPr>
+        <w:rPr>
+          <w:rFonts w:eastAsiaTheme="minorEastAsia"/>
+          <w:lang w:val="en-US"/>
+        </w:rPr>
+      </w:pPr>
+      <w:r>
+        <w:rPr>
+          <w:rFonts w:eastAsiaTheme="minorEastAsia"/>
+          <w:lang w:val="en-US"/>
+        </w:rPr>
+        <w:t>Công Thức Hàm Riemann Zeta?</w:t>
+      </w:r>
+    </w:p>
+    <w:p>
+      <w:pPr>
+        <w:pStyle w:val="ListParagraph"/>
+        <w:pBdr>
+          <w:top w:val="single" w:sz="4" w:space="1" w:color="auto"/>
+          <w:left w:val="single" w:sz="4" w:space="4" w:color="auto"/>
+          <w:bottom w:val="single" w:sz="4" w:space="1" w:color="auto"/>
+          <w:right w:val="single" w:sz="4" w:space="4" w:color="auto"/>
+        </w:pBdr>
+        <w:ind w:left="1080"/>
+        <w:rPr>
+          <w:rFonts w:eastAsiaTheme="minorEastAsia"/>
+          <w:lang w:val="en-US"/>
+        </w:rPr>
+      </w:pPr>
+      <m:oMathPara>
+        <m:oMathParaPr>
+          <m:jc m:val="left"/>
+        </m:oMathParaPr>
+        <m:oMath>
+          <m:r>
+            <w:rPr>
+              <w:rFonts w:ascii="Cambria Math" w:eastAsiaTheme="minorEastAsia" w:hAnsi="Cambria Math"/>
+              <w:lang w:val="en-US"/>
+            </w:rPr>
+            <m:t>ζ</m:t>
+          </m:r>
+          <m:d>
+            <m:dPr>
+              <m:ctrlPr>
+                <w:rPr>
+                  <w:rFonts w:ascii="Cambria Math" w:eastAsiaTheme="minorEastAsia" w:hAnsi="Cambria Math"/>
+                  <w:i/>
+                  <w:lang w:val="en-US"/>
+                </w:rPr>
+              </m:ctrlPr>
+            </m:dPr>
+            <m:e>
+              <m:r>
+                <w:rPr>
+                  <w:rFonts w:ascii="Cambria Math" w:eastAsiaTheme="minorEastAsia" w:hAnsi="Cambria Math"/>
+                  <w:lang w:val="en-US"/>
+                </w:rPr>
+                <m:t>x</m:t>
+              </m:r>
+            </m:e>
+          </m:d>
+          <m:r>
+            <w:rPr>
+              <w:rFonts w:ascii="Cambria Math" w:eastAsiaTheme="minorEastAsia" w:hAnsi="Cambria Math"/>
+              <w:lang w:val="en-US"/>
+            </w:rPr>
+            <m:t>=</m:t>
+          </m:r>
+          <m:nary>
+            <m:naryPr>
+              <m:chr m:val="∑"/>
+              <m:limLoc m:val="undOvr"/>
+              <m:ctrlPr>
+                <w:rPr>
+                  <w:rFonts w:ascii="Cambria Math" w:eastAsiaTheme="minorEastAsia" w:hAnsi="Cambria Math"/>
+                  <w:i/>
+                  <w:lang w:val="en-US"/>
+                </w:rPr>
+              </m:ctrlPr>
+            </m:naryPr>
+            <m:sub>
+              <m:r>
+                <w:rPr>
+                  <w:rFonts w:ascii="Cambria Math" w:eastAsiaTheme="minorEastAsia" w:hAnsi="Cambria Math"/>
+                  <w:lang w:val="en-US"/>
+                </w:rPr>
+                <m:t>n = 1</m:t>
+              </m:r>
+            </m:sub>
+            <m:sup>
+              <m:r>
+                <w:rPr>
+                  <w:rFonts w:ascii="Cambria Math" w:eastAsiaTheme="minorEastAsia" w:hAnsi="Cambria Math"/>
+                  <w:lang w:val="en-US"/>
+                </w:rPr>
+                <m:t>∞</m:t>
+              </m:r>
+            </m:sup>
+            <m:e>
+              <m:f>
+                <m:fPr>
+                  <m:ctrlPr>
+                    <w:rPr>
+                      <w:rFonts w:ascii="Cambria Math" w:eastAsiaTheme="minorEastAsia" w:hAnsi="Cambria Math"/>
+                      <w:i/>
+                      <w:lang w:val="en-US"/>
+                    </w:rPr>
+                  </m:ctrlPr>
+                </m:fPr>
+                <m:num>
+                  <m:r>
+                    <w:rPr>
+                      <w:rFonts w:ascii="Cambria Math" w:eastAsiaTheme="minorEastAsia" w:hAnsi="Cambria Math"/>
+                      <w:lang w:val="en-US"/>
+                    </w:rPr>
+                    <m:t>1</m:t>
+                  </m:r>
+                </m:num>
+                <m:den>
+                  <m:sSup>
+                    <m:sSupPr>
+                      <m:ctrlPr>
+                        <w:rPr>
+                          <w:rFonts w:ascii="Cambria Math" w:eastAsiaTheme="minorEastAsia" w:hAnsi="Cambria Math"/>
+                          <w:i/>
+                          <w:lang w:val="en-US"/>
+                        </w:rPr>
+                      </m:ctrlPr>
+                    </m:sSupPr>
+                    <m:e>
+                      <m:r>
+                        <w:rPr>
+                          <w:rFonts w:ascii="Cambria Math" w:eastAsiaTheme="minorEastAsia" w:hAnsi="Cambria Math"/>
+                          <w:lang w:val="en-US"/>
+                        </w:rPr>
+                        <m:t>n</m:t>
+                      </m:r>
+                    </m:e>
+                    <m:sup>
+                      <m:r>
+                        <w:rPr>
+                          <w:rFonts w:ascii="Cambria Math" w:eastAsiaTheme="minorEastAsia" w:hAnsi="Cambria Math"/>
+                          <w:lang w:val="en-US"/>
+                        </w:rPr>
+                        <m:t>x</m:t>
+                      </m:r>
+                    </m:sup>
+                  </m:sSup>
+                </m:den>
+              </m:f>
+            </m:e>
+          </m:nary>
+        </m:oMath>
+      </m:oMathPara>
+    </w:p>
+    <w:p>
+      <w:pPr>
+        <w:pStyle w:val="ListParagraph"/>
+        <w:numPr>
+          <w:ilvl w:val="0"/>
+          <w:numId w:val="28"/>
+        </w:numPr>
+        <w:rPr>
+          <w:rFonts w:eastAsiaTheme="minorEastAsia"/>
+          <w:lang w:val="en-US"/>
+        </w:rPr>
+      </w:pPr>
+      <w:r>
+        <w:rPr>
+          <w:rFonts w:eastAsiaTheme="minorEastAsia"/>
+          <w:lang w:val="en-US"/>
+        </w:rPr>
+        <w:t>Công thức hàm Dirichlet Eta?</w:t>
+      </w:r>
+    </w:p>
+    <w:p>
+      <w:pPr>
+        <w:pStyle w:val="ListParagraph"/>
+        <w:pBdr>
+          <w:top w:val="single" w:sz="4" w:space="1" w:color="auto"/>
+          <w:left w:val="single" w:sz="4" w:space="4" w:color="auto"/>
+          <w:bottom w:val="single" w:sz="4" w:space="1" w:color="auto"/>
+          <w:right w:val="single" w:sz="4" w:space="4" w:color="auto"/>
+        </w:pBdr>
+        <w:ind w:left="1080"/>
+        <w:rPr>
+          <w:rFonts w:eastAsiaTheme="minorEastAsia"/>
+          <w:lang w:val="en-US"/>
+        </w:rPr>
+      </w:pPr>
+      <m:oMathPara>
+        <m:oMathParaPr>
+          <m:jc m:val="left"/>
+        </m:oMathParaPr>
+        <m:oMath>
+          <m:r>
+            <w:rPr>
+              <w:rFonts w:ascii="Cambria Math" w:eastAsiaTheme="minorEastAsia" w:hAnsi="Cambria Math"/>
+              <w:lang w:val="en-US"/>
+            </w:rPr>
+            <m:t>η</m:t>
+          </m:r>
+          <m:d>
+            <m:dPr>
+              <m:ctrlPr>
+                <w:rPr>
+                  <w:rFonts w:ascii="Cambria Math" w:eastAsiaTheme="minorEastAsia" w:hAnsi="Cambria Math"/>
+                  <w:i/>
+                  <w:lang w:val="en-US"/>
+                </w:rPr>
+              </m:ctrlPr>
+            </m:dPr>
+            <m:e>
+              <m:r>
+                <w:rPr>
+                  <w:rFonts w:ascii="Cambria Math" w:eastAsiaTheme="minorEastAsia" w:hAnsi="Cambria Math"/>
+                  <w:lang w:val="en-US"/>
+                </w:rPr>
+                <m:t>x</m:t>
+              </m:r>
+            </m:e>
+          </m:d>
+          <m:r>
+            <w:rPr>
+              <w:rFonts w:ascii="Cambria Math" w:eastAsiaTheme="minorEastAsia" w:hAnsi="Cambria Math"/>
+              <w:lang w:val="en-US"/>
+            </w:rPr>
+            <m:t>=</m:t>
+          </m:r>
+          <m:nary>
+            <m:naryPr>
+              <m:chr m:val="∑"/>
+              <m:limLoc m:val="undOvr"/>
+              <m:ctrlPr>
+                <w:rPr>
+                  <w:rFonts w:ascii="Cambria Math" w:eastAsiaTheme="minorEastAsia" w:hAnsi="Cambria Math"/>
+                  <w:i/>
+                  <w:lang w:val="en-US"/>
+                </w:rPr>
+              </m:ctrlPr>
+            </m:naryPr>
+            <m:sub>
+              <m:r>
+                <w:rPr>
+                  <w:rFonts w:ascii="Cambria Math" w:eastAsiaTheme="minorEastAsia" w:hAnsi="Cambria Math"/>
+                  <w:lang w:val="en-US"/>
+                </w:rPr>
+                <m:t>n = 1</m:t>
+              </m:r>
+            </m:sub>
+            <m:sup>
+              <m:r>
+                <w:rPr>
+                  <w:rFonts w:ascii="Cambria Math" w:eastAsiaTheme="minorEastAsia" w:hAnsi="Cambria Math"/>
+                  <w:lang w:val="en-US"/>
+                </w:rPr>
+                <m:t>∞</m:t>
+              </m:r>
+            </m:sup>
+            <m:e>
+              <m:f>
+                <m:fPr>
+                  <m:ctrlPr>
+                    <w:rPr>
+                      <w:rFonts w:ascii="Cambria Math" w:eastAsiaTheme="minorEastAsia" w:hAnsi="Cambria Math"/>
+                      <w:i/>
+                      <w:lang w:val="en-US"/>
+                    </w:rPr>
+                  </m:ctrlPr>
+                </m:fPr>
+                <m:num>
+                  <m:sSup>
+                    <m:sSupPr>
+                      <m:ctrlPr>
+                        <w:rPr>
+                          <w:rFonts w:ascii="Cambria Math" w:eastAsiaTheme="minorEastAsia" w:hAnsi="Cambria Math"/>
+                          <w:i/>
+                          <w:lang w:val="en-US"/>
+                        </w:rPr>
+                      </m:ctrlPr>
+                    </m:sSupPr>
+                    <m:e>
+                      <m:d>
+                        <m:dPr>
+                          <m:ctrlPr>
+                            <w:rPr>
+                              <w:rFonts w:ascii="Cambria Math" w:eastAsiaTheme="minorEastAsia" w:hAnsi="Cambria Math"/>
+                              <w:i/>
+                              <w:lang w:val="en-US"/>
+                            </w:rPr>
+                          </m:ctrlPr>
+                        </m:dPr>
+                        <m:e>
+                          <m:r>
+                            <w:rPr>
+                              <w:rFonts w:ascii="Cambria Math" w:eastAsiaTheme="minorEastAsia" w:hAnsi="Cambria Math"/>
+                              <w:lang w:val="en-US"/>
+                            </w:rPr>
+                            <m:t>-1</m:t>
+                          </m:r>
+                        </m:e>
+                      </m:d>
+                    </m:e>
+                    <m:sup>
+                      <m:r>
+                        <w:rPr>
+                          <w:rFonts w:ascii="Cambria Math" w:eastAsiaTheme="minorEastAsia" w:hAnsi="Cambria Math"/>
+                          <w:lang w:val="en-US"/>
+                        </w:rPr>
+                        <m:t>n - 1</m:t>
+                      </m:r>
+                    </m:sup>
+                  </m:sSup>
+                </m:num>
+                <m:den>
+                  <m:sSup>
+                    <m:sSupPr>
+                      <m:ctrlPr>
+                        <w:rPr>
+                          <w:rFonts w:ascii="Cambria Math" w:eastAsiaTheme="minorEastAsia" w:hAnsi="Cambria Math"/>
+                          <w:i/>
+                          <w:lang w:val="en-US"/>
+                        </w:rPr>
+                      </m:ctrlPr>
+                    </m:sSupPr>
+                    <m:e>
+                      <m:r>
+                        <w:rPr>
+                          <w:rFonts w:ascii="Cambria Math" w:eastAsiaTheme="minorEastAsia" w:hAnsi="Cambria Math"/>
+                          <w:lang w:val="en-US"/>
+                        </w:rPr>
+                        <m:t>n</m:t>
+                      </m:r>
+                    </m:e>
+                    <m:sup>
+                      <m:r>
+                        <w:rPr>
+                          <w:rFonts w:ascii="Cambria Math" w:eastAsiaTheme="minorEastAsia" w:hAnsi="Cambria Math"/>
+                          <w:lang w:val="en-US"/>
+                        </w:rPr>
+                        <m:t>x</m:t>
+                      </m:r>
+                    </m:sup>
+                  </m:sSup>
+                </m:den>
+              </m:f>
+            </m:e>
+          </m:nary>
+        </m:oMath>
+      </m:oMathPara>
+    </w:p>
+    <w:p>
+      <w:pPr>
+        <w:rPr>
+          <w:rFonts w:eastAsiaTheme="minorEastAsia"/>
+          <w:lang w:val="en-US"/>
+        </w:rPr>
+      </w:pPr>
+    </w:p>
+    <w:p>
+      <w:pPr>
+        <w:rPr>
+          <w:rFonts w:eastAsiaTheme="minorEastAsia"/>
+          <w:lang w:val="en-US"/>
+        </w:rPr>
+      </w:pPr>
+      <w:r>
+        <w:rPr>
+          <w:rFonts w:eastAsiaTheme="minorEastAsia"/>
+          <w:lang w:val="en-US"/>
+        </w:rPr>
+        <w:t>Inverse Function – Hàm Ngược</w:t>
+      </w:r>
+      <w:r>
+        <w:rPr>
+          <w:rFonts w:eastAsiaTheme="minorEastAsia"/>
+          <w:lang w:val="en-US"/>
+        </w:rPr>
+        <w:t>:</w:t>
+      </w:r>
+    </w:p>
+    <w:p>
+      <w:pPr>
+        <w:pStyle w:val="ListParagraph"/>
+        <w:numPr>
+          <w:ilvl w:val="0"/>
+          <w:numId w:val="33"/>
+        </w:numPr>
+        <w:rPr>
+          <w:rFonts w:eastAsiaTheme="minorEastAsia"/>
+          <w:lang w:val="en-US"/>
+        </w:rPr>
+      </w:pPr>
+      <w:r>
+        <w:rPr>
+          <w:rFonts w:eastAsiaTheme="minorEastAsia"/>
+          <w:lang w:val="en-US"/>
+        </w:rPr>
+        <w:t>Tính Chất Hàm Ngược?</w:t>
+      </w:r>
+    </w:p>
+    <w:p>
+      <w:pPr>
+        <w:pStyle w:val="ListParagraph"/>
+        <w:numPr>
+          <w:ilvl w:val="0"/>
+          <w:numId w:val="2"/>
+        </w:numPr>
+        <w:rPr>
+          <w:rFonts w:eastAsiaTheme="minorEastAsia"/>
+          <w:lang w:val="en-US"/>
+        </w:rPr>
+      </w:pPr>
+      <w:r>
+        <w:rPr>
+          <w:rFonts w:eastAsiaTheme="minorEastAsia"/>
+          <w:lang w:val="en-US"/>
+        </w:rPr>
+        <w:t>f(x) và f</w:t>
+      </w:r>
+      <w:r>
+        <w:rPr>
+          <w:rFonts w:eastAsiaTheme="minorEastAsia"/>
+          <w:vertAlign w:val="superscript"/>
+          <w:lang w:val="en-US"/>
+        </w:rPr>
+        <w:t>-1</w:t>
+      </w:r>
+      <w:r>
+        <w:rPr>
+          <w:rFonts w:eastAsiaTheme="minorEastAsia"/>
+          <w:lang w:val="en-US"/>
+        </w:rPr>
+        <w:t>(x) đối xứng qua đường thẳng y = x</w:t>
+      </w:r>
+    </w:p>
+    <w:p>
+      <w:pPr>
+        <w:pStyle w:val="ListParagraph"/>
+        <w:numPr>
+          <w:ilvl w:val="0"/>
+          <w:numId w:val="2"/>
+        </w:numPr>
+        <w:rPr>
+          <w:rFonts w:eastAsiaTheme="minorEastAsia"/>
+          <w:lang w:val="en-US"/>
+        </w:rPr>
+      </w:pPr>
+      <w:r>
+        <w:rPr>
+          <w:rFonts w:eastAsiaTheme="minorEastAsia"/>
+          <w:lang w:val="en-US"/>
+        </w:rPr>
+        <w:t>Đạo hàm của f(x) và đạo hàm của f</w:t>
+      </w:r>
+      <w:r>
+        <w:rPr>
+          <w:rFonts w:eastAsiaTheme="minorEastAsia"/>
+          <w:vertAlign w:val="superscript"/>
+          <w:lang w:val="en-US"/>
+        </w:rPr>
+        <w:t>-1</w:t>
+      </w:r>
+      <w:r>
+        <w:rPr>
+          <w:rFonts w:eastAsiaTheme="minorEastAsia"/>
+          <w:lang w:val="en-US"/>
+        </w:rPr>
+        <w:t>(x) tại giao điểm của chúng nằm trên đường thẳng y = x là nghịch đảo của nhau</w:t>
+      </w:r>
+    </w:p>
+    <w:p>
+      <w:pPr>
+        <w:pStyle w:val="ListParagraph"/>
+        <w:pBdr>
+          <w:top w:val="single" w:sz="4" w:space="1" w:color="auto"/>
+          <w:left w:val="single" w:sz="4" w:space="4" w:color="auto"/>
+          <w:bottom w:val="single" w:sz="4" w:space="1" w:color="auto"/>
+          <w:right w:val="single" w:sz="4" w:space="4" w:color="auto"/>
+        </w:pBdr>
+        <w:ind w:left="1080"/>
+        <w:rPr>
+          <w:rFonts w:eastAsiaTheme="minorEastAsia"/>
+          <w:lang w:val="en-US"/>
+        </w:rPr>
+      </w:pPr>
+      <m:oMathPara>
+        <m:oMathParaPr>
+          <m:jc m:val="left"/>
+        </m:oMathParaPr>
+        <m:oMath>
+          <m:r>
+            <w:rPr>
+              <w:rFonts w:ascii="Cambria Math" w:eastAsiaTheme="minorEastAsia" w:hAnsi="Cambria Math"/>
+              <w:lang w:val="en-US"/>
+            </w:rPr>
+            <m:t>f(</m:t>
+          </m:r>
+          <m:sSup>
+            <m:sSupPr>
+              <m:ctrlPr>
+                <w:rPr>
+                  <w:rFonts w:ascii="Cambria Math" w:eastAsiaTheme="minorEastAsia" w:hAnsi="Cambria Math"/>
+                  <w:i/>
+                  <w:lang w:val="en-US"/>
+                </w:rPr>
+              </m:ctrlPr>
+            </m:sSupPr>
+            <m:e>
+              <m:r>
+                <w:rPr>
+                  <w:rFonts w:ascii="Cambria Math" w:eastAsiaTheme="minorEastAsia" w:hAnsi="Cambria Math"/>
+                  <w:lang w:val="en-US"/>
+                </w:rPr>
+                <m:t>f</m:t>
+              </m:r>
+            </m:e>
+            <m:sup>
+              <m:r>
+                <w:rPr>
+                  <w:rFonts w:ascii="Cambria Math" w:eastAsiaTheme="minorEastAsia" w:hAnsi="Cambria Math"/>
+                  <w:lang w:val="en-US"/>
+                </w:rPr>
+                <m:t>-1</m:t>
+              </m:r>
+            </m:sup>
+          </m:sSup>
+          <m:d>
+            <m:dPr>
+              <m:ctrlPr>
+                <w:rPr>
+                  <w:rFonts w:ascii="Cambria Math" w:eastAsiaTheme="minorEastAsia" w:hAnsi="Cambria Math"/>
+                  <w:i/>
+                  <w:lang w:val="en-US"/>
+                </w:rPr>
+              </m:ctrlPr>
+            </m:dPr>
+            <m:e>
+              <m:r>
+                <w:rPr>
+                  <w:rFonts w:ascii="Cambria Math" w:eastAsiaTheme="minorEastAsia" w:hAnsi="Cambria Math"/>
+                  <w:lang w:val="en-US"/>
+                </w:rPr>
+                <m:t>x</m:t>
+              </m:r>
+            </m:e>
+          </m:d>
+          <m:r>
+            <w:rPr>
+              <w:rFonts w:ascii="Cambria Math" w:eastAsiaTheme="minorEastAsia" w:hAnsi="Cambria Math"/>
+              <w:lang w:val="en-US"/>
+            </w:rPr>
+            <m:t>)=x</m:t>
+          </m:r>
+        </m:oMath>
+      </m:oMathPara>
+    </w:p>
+    <w:p>
+      <w:pPr>
+        <w:pStyle w:val="ListParagraph"/>
+        <w:numPr>
+          <w:ilvl w:val="0"/>
+          <w:numId w:val="33"/>
+        </w:numPr>
+        <w:rPr>
+          <w:rFonts w:eastAsiaTheme="minorEastAsia"/>
+          <w:lang w:val="en-US"/>
+        </w:rPr>
+      </w:pPr>
+      <w:r>
+        <w:rPr>
+          <w:rFonts w:eastAsiaTheme="minorEastAsia"/>
+          <w:lang w:val="en-US"/>
+        </w:rPr>
+        <w:t xml:space="preserve">Công Thức </w:t>
+      </w:r>
+      <w:r>
+        <w:rPr>
+          <w:rFonts w:eastAsiaTheme="minorEastAsia"/>
+          <w:lang w:val="en-US"/>
+        </w:rPr>
+        <w:t>Hàm Lambert?</w:t>
+      </w:r>
+    </w:p>
+    <w:p>
+      <w:pPr>
+        <w:pStyle w:val="ListParagraph"/>
+        <w:pBdr>
+          <w:top w:val="single" w:sz="4" w:space="1" w:color="auto"/>
+          <w:left w:val="single" w:sz="4" w:space="4" w:color="auto"/>
+          <w:bottom w:val="single" w:sz="4" w:space="1" w:color="auto"/>
+          <w:right w:val="single" w:sz="4" w:space="4" w:color="auto"/>
+        </w:pBdr>
+        <w:ind w:left="1080"/>
+        <w:rPr>
+          <w:rFonts w:ascii="Cambria Math" w:eastAsiaTheme="minorEastAsia" w:hAnsi="Cambria Math" w:cstheme="minorHAnsi"/>
+          <w:lang w:val="en-US"/>
+          <w:oMath/>
+        </w:rPr>
+      </w:pPr>
+      <m:oMathPara>
+        <m:oMathParaPr>
+          <m:jc m:val="left"/>
+        </m:oMathParaPr>
+        <m:oMath>
+          <m:r>
+            <w:rPr>
+              <w:rFonts w:ascii="Cambria Math" w:eastAsiaTheme="minorEastAsia" w:hAnsi="Cambria Math" w:cstheme="minorHAnsi"/>
+              <w:lang w:val="en-US"/>
+            </w:rPr>
+            <m:t>W</m:t>
+          </m:r>
+          <m:d>
+            <m:dPr>
+              <m:ctrlPr>
+                <w:rPr>
+                  <w:rFonts w:ascii="Cambria Math" w:eastAsiaTheme="minorEastAsia" w:hAnsi="Cambria Math" w:cstheme="minorHAnsi"/>
+                  <w:i/>
+                  <w:lang w:val="en-US"/>
+                </w:rPr>
+              </m:ctrlPr>
+            </m:dPr>
+            <m:e>
+              <m:r>
+                <w:rPr>
+                  <w:rFonts w:ascii="Cambria Math" w:eastAsiaTheme="minorEastAsia" w:hAnsi="Cambria Math" w:cstheme="minorHAnsi"/>
+                  <w:lang w:val="en-US"/>
+                </w:rPr>
+                <m:t>x</m:t>
+              </m:r>
+            </m:e>
+          </m:d>
+          <m:r>
+            <w:rPr>
+              <w:rFonts w:ascii="Cambria Math" w:eastAsiaTheme="minorEastAsia" w:hAnsi="Cambria Math" w:cstheme="minorHAnsi"/>
+              <w:lang w:val="en-US"/>
+            </w:rPr>
+            <m:t>=</m:t>
+          </m:r>
+          <m:sSup>
+            <m:sSupPr>
+              <m:ctrlPr>
+                <w:rPr>
+                  <w:rFonts w:ascii="Cambria Math" w:eastAsiaTheme="minorEastAsia" w:hAnsi="Cambria Math" w:cstheme="minorHAnsi"/>
+                  <w:i/>
+                  <w:lang w:val="en-US"/>
+                </w:rPr>
+              </m:ctrlPr>
+            </m:sSupPr>
+            <m:e>
+              <m:r>
+                <w:rPr>
+                  <w:rFonts w:ascii="Cambria Math" w:eastAsiaTheme="minorEastAsia" w:hAnsi="Cambria Math" w:cstheme="minorHAnsi"/>
+                  <w:lang w:val="en-US"/>
+                </w:rPr>
+                <m:t>f</m:t>
+              </m:r>
+            </m:e>
+            <m:sup>
+              <m:r>
+                <w:rPr>
+                  <w:rFonts w:ascii="Cambria Math" w:eastAsiaTheme="minorEastAsia" w:hAnsi="Cambria Math" w:cstheme="minorHAnsi"/>
+                  <w:lang w:val="en-US"/>
+                </w:rPr>
+                <m:t>-1</m:t>
+              </m:r>
+            </m:sup>
+          </m:sSup>
+          <m:d>
+            <m:dPr>
+              <m:ctrlPr>
+                <w:rPr>
+                  <w:rFonts w:ascii="Cambria Math" w:eastAsiaTheme="minorEastAsia" w:hAnsi="Cambria Math" w:cstheme="minorHAnsi"/>
+                  <w:i/>
+                  <w:lang w:val="en-US"/>
+                </w:rPr>
+              </m:ctrlPr>
+            </m:dPr>
+            <m:e>
+              <m:r>
+                <w:rPr>
+                  <w:rFonts w:ascii="Cambria Math" w:eastAsiaTheme="minorEastAsia" w:hAnsi="Cambria Math" w:cstheme="minorHAnsi"/>
+                  <w:lang w:val="en-US"/>
+                </w:rPr>
+                <m:t>x</m:t>
+              </m:r>
+            </m:e>
+          </m:d>
+          <m:r>
+            <w:rPr>
+              <w:rFonts w:ascii="Cambria Math" w:eastAsiaTheme="minorEastAsia" w:hAnsi="Cambria Math" w:cstheme="minorHAnsi"/>
+              <w:lang w:val="en-US"/>
+            </w:rPr>
+            <m:t>,f</m:t>
+          </m:r>
+          <m:d>
+            <m:dPr>
+              <m:ctrlPr>
+                <w:rPr>
+                  <w:rFonts w:ascii="Cambria Math" w:eastAsiaTheme="minorEastAsia" w:hAnsi="Cambria Math" w:cstheme="minorHAnsi"/>
+                  <w:i/>
+                  <w:lang w:val="en-US"/>
+                </w:rPr>
+              </m:ctrlPr>
+            </m:dPr>
+            <m:e>
+              <m:r>
+                <w:rPr>
+                  <w:rFonts w:ascii="Cambria Math" w:eastAsiaTheme="minorEastAsia" w:hAnsi="Cambria Math" w:cstheme="minorHAnsi"/>
+                  <w:lang w:val="en-US"/>
+                </w:rPr>
+                <m:t>x</m:t>
+              </m:r>
+            </m:e>
+          </m:d>
+          <m:r>
+            <w:rPr>
+              <w:rFonts w:ascii="Cambria Math" w:eastAsiaTheme="minorEastAsia" w:hAnsi="Cambria Math" w:cstheme="minorHAnsi"/>
+              <w:lang w:val="en-US"/>
+            </w:rPr>
+            <m:t>=x</m:t>
+          </m:r>
+          <m:sSup>
+            <m:sSupPr>
+              <m:ctrlPr>
+                <w:rPr>
+                  <w:rFonts w:ascii="Cambria Math" w:eastAsiaTheme="minorEastAsia" w:hAnsi="Cambria Math" w:cstheme="minorHAnsi"/>
+                  <w:i/>
+                  <w:lang w:val="en-US"/>
+                </w:rPr>
+              </m:ctrlPr>
+            </m:sSupPr>
+            <m:e>
+              <m:r>
+                <w:rPr>
+                  <w:rFonts w:ascii="Cambria Math" w:eastAsiaTheme="minorEastAsia" w:hAnsi="Cambria Math" w:cstheme="minorHAnsi"/>
+                  <w:lang w:val="en-US"/>
+                </w:rPr>
+                <m:t>e</m:t>
+              </m:r>
+            </m:e>
+            <m:sup>
+              <m:r>
+                <w:rPr>
+                  <w:rFonts w:ascii="Cambria Math" w:eastAsiaTheme="minorEastAsia" w:hAnsi="Cambria Math" w:cstheme="minorHAnsi"/>
+                  <w:lang w:val="en-US"/>
+                </w:rPr>
+                <m:t>x</m:t>
+              </m:r>
+            </m:sup>
+          </m:sSup>
+        </m:oMath>
+      </m:oMathPara>
+    </w:p>
+    <w:p>
+      <w:pPr>
+        <w:pStyle w:val="ListParagraph"/>
+        <w:numPr>
+          <w:ilvl w:val="0"/>
+          <w:numId w:val="33"/>
+        </w:numPr>
+        <w:rPr>
+          <w:rFonts w:ascii="Cambria Math" w:eastAsiaTheme="minorEastAsia" w:hAnsi="Cambria Math"/>
+          <w:lang w:val="en-US"/>
+          <w:oMath/>
+        </w:rPr>
+      </w:pPr>
+      <w:r>
+        <w:rPr>
+          <w:rFonts w:eastAsiaTheme="minorEastAsia"/>
+          <w:lang w:val="en-US"/>
+        </w:rPr>
+        <w:t xml:space="preserve">Tính </w:t>
+      </w:r>
+      <w:r>
+        <w:rPr>
+          <w:rFonts w:eastAsiaTheme="minorEastAsia"/>
+          <w:lang w:val="en-US"/>
+        </w:rPr>
+        <w:t xml:space="preserve">Chất Hàm </w:t>
+      </w:r>
+      <w:r>
+        <w:rPr>
+          <w:rFonts w:eastAsiaTheme="minorEastAsia"/>
+          <w:lang w:val="en-US"/>
+        </w:rPr>
+        <w:t>Lambert</w:t>
+      </w:r>
+      <w:r>
+        <w:rPr>
+          <w:rFonts w:eastAsiaTheme="minorEastAsia"/>
+          <w:lang w:val="en-US"/>
+        </w:rPr>
+        <w:t>?</w:t>
+      </w:r>
+    </w:p>
+    <w:p>
+      <w:pPr>
+        <w:pStyle w:val="ListParagraph"/>
+        <w:numPr>
+          <w:ilvl w:val="0"/>
+          <w:numId w:val="2"/>
+        </w:numPr>
+        <w:rPr>
+          <w:rFonts w:ascii="Cambria Math" w:eastAsiaTheme="minorEastAsia" w:hAnsi="Cambria Math"/>
+          <w:lang w:val="en-US"/>
+          <w:oMath/>
+        </w:rPr>
+      </w:pPr>
+      <w:r>
+        <w:rPr>
+          <w:rFonts w:eastAsiaTheme="minorEastAsia"/>
+          <w:lang w:val="en-US"/>
+        </w:rPr>
+        <w:t xml:space="preserve">Có Domain là [– 1 / e, </w:t>
+      </w:r>
+      <w:r>
+        <w:rPr>
+          <w:rFonts w:eastAsiaTheme="minorEastAsia"/>
+          <w:lang w:val="en-US"/>
+        </w:rPr>
+        <w:sym w:font="Symbol" w:char="F0A5"/>
+      </w:r>
+      <w:r>
+        <w:rPr>
+          <w:rFonts w:eastAsiaTheme="minorEastAsia"/>
+          <w:lang w:val="en-US"/>
+        </w:rPr>
+        <w:t>)</w:t>
+      </w:r>
+    </w:p>
+    <w:p>
+      <w:pPr>
+        <w:pStyle w:val="ListParagraph"/>
+        <w:numPr>
+          <w:ilvl w:val="0"/>
+          <w:numId w:val="2"/>
+        </w:numPr>
+        <w:rPr>
+          <w:rFonts w:ascii="Cambria Math" w:eastAsiaTheme="minorEastAsia" w:hAnsi="Cambria Math"/>
+          <w:lang w:val="en-US"/>
+          <w:oMath/>
+        </w:rPr>
+      </w:pPr>
+      <w:r>
+        <w:rPr>
+          <w:rFonts w:eastAsiaTheme="minorEastAsia"/>
+          <w:lang w:val="en-US"/>
+        </w:rPr>
+        <w:t>Có dạng góc trái trên của hình vuông bo góc bị lõm cạnh trái</w:t>
+      </w:r>
+    </w:p>
+    <w:p>
+      <w:pPr>
+        <w:pStyle w:val="ListParagraph"/>
+        <w:numPr>
+          <w:ilvl w:val="0"/>
+          <w:numId w:val="2"/>
+        </w:numPr>
+        <w:rPr>
+          <w:rFonts w:ascii="Cambria Math" w:eastAsiaTheme="minorEastAsia" w:hAnsi="Cambria Math"/>
+          <w:lang w:val="en-US"/>
+          <w:oMath/>
+        </w:rPr>
+      </w:pPr>
+      <w:r>
+        <w:rPr>
+          <w:rFonts w:eastAsiaTheme="minorEastAsia"/>
+          <w:lang w:val="en-US"/>
+        </w:rPr>
+        <w:t>Đồng biến trên (0,</w:t>
+      </w:r>
+      <w:r>
+        <w:rPr>
+          <w:rFonts w:eastAsiaTheme="minorEastAsia"/>
+          <w:lang w:val="en-US"/>
+        </w:rPr>
+        <w:t xml:space="preserve"> </w:t>
+      </w:r>
+      <w:r>
+        <w:rPr>
+          <w:rFonts w:eastAsiaTheme="minorEastAsia"/>
+          <w:lang w:val="en-US"/>
+        </w:rPr>
+        <w:sym w:font="Symbol" w:char="F0A5"/>
+      </w:r>
+      <w:r>
+        <w:rPr>
+          <w:rFonts w:eastAsiaTheme="minorEastAsia"/>
+          <w:lang w:val="en-US"/>
+        </w:rPr>
+        <w:t>)</w:t>
+      </w:r>
+    </w:p>
+    <w:p>
+      <w:pPr>
+        <w:pStyle w:val="ListParagraph"/>
+        <w:pBdr>
+          <w:top w:val="single" w:sz="4" w:space="1" w:color="auto"/>
+          <w:left w:val="single" w:sz="4" w:space="4" w:color="auto"/>
+          <w:bottom w:val="single" w:sz="4" w:space="1" w:color="auto"/>
+          <w:right w:val="single" w:sz="4" w:space="4" w:color="auto"/>
+        </w:pBdr>
+        <w:ind w:left="1080"/>
+        <w:rPr>
+          <w:rFonts w:ascii="Cambria Math" w:eastAsiaTheme="minorEastAsia" w:hAnsi="Cambria Math"/>
+          <w:lang w:val="en-US"/>
+          <w:oMath/>
+        </w:rPr>
+      </w:pPr>
+      <m:oMathPara>
+        <m:oMathParaPr>
+          <m:jc m:val="left"/>
+        </m:oMathParaPr>
+        <m:oMath>
+          <m:r>
+            <w:rPr>
+              <w:rFonts w:ascii="Cambria Math" w:eastAsiaTheme="minorEastAsia" w:hAnsi="Cambria Math"/>
+              <w:lang w:val="en-US"/>
+            </w:rPr>
+            <w:lastRenderedPageBreak/>
+            <m:t>W</m:t>
+          </m:r>
+          <m:d>
+            <m:dPr>
+              <m:ctrlPr>
+                <w:rPr>
+                  <w:rFonts w:ascii="Cambria Math" w:eastAsiaTheme="minorEastAsia" w:hAnsi="Cambria Math"/>
+                  <w:i/>
+                  <w:lang w:val="en-US"/>
+                </w:rPr>
+              </m:ctrlPr>
+            </m:dPr>
+            <m:e>
+              <m:r>
+                <w:rPr>
+                  <w:rFonts w:ascii="Cambria Math" w:eastAsiaTheme="minorEastAsia" w:hAnsi="Cambria Math"/>
+                  <w:lang w:val="en-US"/>
+                </w:rPr>
+                <m:t>x</m:t>
+              </m:r>
+            </m:e>
+          </m:d>
+          <m:sSup>
+            <m:sSupPr>
+              <m:ctrlPr>
+                <w:rPr>
+                  <w:rFonts w:ascii="Cambria Math" w:eastAsiaTheme="minorEastAsia" w:hAnsi="Cambria Math"/>
+                  <w:i/>
+                  <w:lang w:val="en-US"/>
+                </w:rPr>
+              </m:ctrlPr>
+            </m:sSupPr>
+            <m:e>
+              <m:r>
+                <w:rPr>
+                  <w:rFonts w:ascii="Cambria Math" w:eastAsiaTheme="minorEastAsia" w:hAnsi="Cambria Math"/>
+                  <w:lang w:val="en-US"/>
+                </w:rPr>
+                <m:t>e</m:t>
+              </m:r>
+            </m:e>
+            <m:sup>
+              <m:r>
+                <w:rPr>
+                  <w:rFonts w:ascii="Cambria Math" w:eastAsiaTheme="minorEastAsia" w:hAnsi="Cambria Math"/>
+                  <w:lang w:val="en-US"/>
+                </w:rPr>
+                <m:t>W</m:t>
+              </m:r>
+              <m:d>
+                <m:dPr>
+                  <m:ctrlPr>
+                    <w:rPr>
+                      <w:rFonts w:ascii="Cambria Math" w:eastAsiaTheme="minorEastAsia" w:hAnsi="Cambria Math"/>
+                      <w:i/>
+                      <w:lang w:val="en-US"/>
+                    </w:rPr>
+                  </m:ctrlPr>
+                </m:dPr>
+                <m:e>
+                  <m:r>
+                    <w:rPr>
+                      <w:rFonts w:ascii="Cambria Math" w:eastAsiaTheme="minorEastAsia" w:hAnsi="Cambria Math"/>
+                      <w:lang w:val="en-US"/>
+                    </w:rPr>
+                    <m:t>x</m:t>
+                  </m:r>
+                </m:e>
+              </m:d>
+            </m:sup>
+          </m:sSup>
+          <m:r>
+            <w:rPr>
+              <w:rFonts w:ascii="Cambria Math" w:eastAsiaTheme="minorEastAsia" w:hAnsi="Cambria Math"/>
+              <w:lang w:val="en-US"/>
+            </w:rPr>
+            <m:t>=x</m:t>
+          </m:r>
+        </m:oMath>
+      </m:oMathPara>
+    </w:p>
+    <w:p>
+      <w:pPr>
+        <w:rPr>
+          <w:rFonts w:eastAsiaTheme="minorEastAsia"/>
+          <w:lang w:val="en-US"/>
+        </w:rPr>
+      </w:pPr>
+    </w:p>
+    <w:p>
+      <w:pPr>
+        <w:rPr>
+          <w:rFonts w:eastAsiaTheme="minorEastAsia"/>
+          <w:lang w:val="en-US"/>
+        </w:rPr>
+      </w:pPr>
+      <w:r>
+        <w:rPr>
+          <w:rFonts w:eastAsiaTheme="minorEastAsia"/>
+          <w:lang w:val="en-US"/>
+        </w:rPr>
+        <w:t>Complex Number – Số Ảo:</w:t>
+      </w:r>
+    </w:p>
+    <w:p>
+      <w:pPr>
+        <w:pStyle w:val="ListParagraph"/>
+        <w:numPr>
+          <w:ilvl w:val="0"/>
+          <w:numId w:val="34"/>
+        </w:numPr>
+        <w:rPr>
+          <w:rFonts w:eastAsiaTheme="minorEastAsia"/>
+          <w:lang w:val="en-US"/>
+        </w:rPr>
+      </w:pPr>
+      <w:r>
+        <w:rPr>
+          <w:rFonts w:eastAsiaTheme="minorEastAsia"/>
+          <w:lang w:val="en-US"/>
+        </w:rPr>
+        <w:t>Logarithm Của Số Âm?</w:t>
+      </w:r>
+      <w:bookmarkStart w:id="0" w:name="_GoBack"/>
+      <w:bookmarkEnd w:id="0"/>
+    </w:p>
+    <w:p>
+      <w:pPr>
+        <w:pStyle w:val="ListParagraph"/>
+        <w:pBdr>
+          <w:top w:val="single" w:sz="4" w:space="1" w:color="auto"/>
+          <w:left w:val="single" w:sz="4" w:space="4" w:color="auto"/>
+          <w:bottom w:val="single" w:sz="4" w:space="1" w:color="auto"/>
+          <w:right w:val="single" w:sz="4" w:space="4" w:color="auto"/>
+        </w:pBdr>
+        <w:ind w:left="1080"/>
+        <w:rPr>
+          <w:rFonts w:ascii="Cambria Math" w:eastAsiaTheme="minorEastAsia" w:hAnsi="Cambria Math"/>
+          <w:lang w:val="en-US"/>
+          <w:oMath/>
+        </w:rPr>
+      </w:pPr>
+      <m:oMathPara>
+        <m:oMathParaPr>
+          <m:jc m:val="left"/>
+        </m:oMathParaPr>
+        <m:oMath>
+          <m:r>
+            <w:rPr>
+              <w:rFonts w:ascii="Cambria Math" w:eastAsiaTheme="minorEastAsia" w:hAnsi="Cambria Math"/>
+              <w:lang w:val="en-US"/>
+            </w:rPr>
+            <m:t>ln</m:t>
+          </m:r>
+          <m:d>
+            <m:dPr>
+              <m:ctrlPr>
+                <w:rPr>
+                  <w:rFonts w:ascii="Cambria Math" w:eastAsiaTheme="minorEastAsia" w:hAnsi="Cambria Math"/>
+                  <w:i/>
+                  <w:lang w:val="en-US"/>
+                </w:rPr>
+              </m:ctrlPr>
+            </m:dPr>
+            <m:e>
+              <m:r>
+                <w:rPr>
+                  <w:rFonts w:ascii="Cambria Math" w:eastAsiaTheme="minorEastAsia" w:hAnsi="Cambria Math"/>
+                  <w:lang w:val="en-US"/>
+                </w:rPr>
+                <m:t>x</m:t>
+              </m:r>
+            </m:e>
+          </m:d>
+          <m:r>
+            <w:rPr>
+              <w:rFonts w:ascii="Cambria Math" w:eastAsiaTheme="minorEastAsia" w:hAnsi="Cambria Math"/>
+              <w:lang w:val="en-US"/>
+            </w:rPr>
+            <m:t>=</m:t>
+          </m:r>
+          <m:r>
+            <w:rPr>
+              <w:rFonts w:ascii="Cambria Math" w:eastAsiaTheme="minorEastAsia" w:hAnsi="Cambria Math"/>
+              <w:lang w:val="en-US"/>
+            </w:rPr>
+            <m:t>ln</m:t>
+          </m:r>
+          <m:d>
+            <m:dPr>
+              <m:ctrlPr>
+                <w:rPr>
+                  <w:rFonts w:ascii="Cambria Math" w:eastAsiaTheme="minorEastAsia" w:hAnsi="Cambria Math"/>
+                  <w:i/>
+                  <w:lang w:val="en-US"/>
+                </w:rPr>
+              </m:ctrlPr>
+            </m:dPr>
+            <m:e>
+              <m:d>
+                <m:dPr>
+                  <m:begChr m:val="|"/>
+                  <m:endChr m:val="|"/>
+                  <m:ctrlPr>
+                    <w:rPr>
+                      <w:rFonts w:ascii="Cambria Math" w:eastAsiaTheme="minorEastAsia" w:hAnsi="Cambria Math"/>
+                      <w:i/>
+                      <w:lang w:val="en-US"/>
+                    </w:rPr>
+                  </m:ctrlPr>
+                </m:dPr>
+                <m:e>
+                  <m:r>
+                    <w:rPr>
+                      <w:rFonts w:ascii="Cambria Math" w:eastAsiaTheme="minorEastAsia" w:hAnsi="Cambria Math"/>
+                      <w:lang w:val="en-US"/>
+                    </w:rPr>
+                    <m:t>x</m:t>
+                  </m:r>
+                </m:e>
+              </m:d>
+            </m:e>
+          </m:d>
+          <m:r>
+            <w:rPr>
+              <w:rFonts w:ascii="Cambria Math" w:eastAsiaTheme="minorEastAsia" w:hAnsi="Cambria Math"/>
+              <w:lang w:val="en-US"/>
+            </w:rPr>
+            <m:t>+iπ,x&lt;0</m:t>
+          </m:r>
+        </m:oMath>
+      </m:oMathPara>
+    </w:p>
+    <w:p>
+      <w:pPr>
         <w:rPr>
           <w:rFonts w:eastAsiaTheme="minorEastAsia"/>
           <w:lang w:val="en-US"/>
@@ -31024,15 +32140,7 @@
           <w:rFonts w:eastAsiaTheme="minorEastAsia"/>
           <w:lang w:val="en-US"/>
         </w:rPr>
-        <w:t xml:space="preserve">, </w:t>
-      </w:r>
-      <w:r>
-        <w:rPr>
-          <w:rFonts w:eastAsiaTheme="minorEastAsia"/>
-          <w:lang w:val="en-US"/>
-        </w:rPr>
-        <w:lastRenderedPageBreak/>
-        <w:t xml:space="preserve">dưới tác dụng của phép biến đổi này, dễ thấy lưới tọa độ ban đầu sẽ bị bẻ cong uốn lượn, và giả sử ta chọn điểm khởi đầu là M, thì nó sẽ bị dịch chuyển tới đâu đó và trở thành </w:t>
+        <w:t xml:space="preserve">, dưới tác dụng của phép biến đổi này, dễ thấy lưới tọa độ ban đầu sẽ bị bẻ cong uốn lượn, và giả sử ta chọn điểm khởi đầu là M, thì nó sẽ bị dịch chuyển tới đâu đó và trở thành </w:t>
       </w:r>
       <w:r>
         <w:rPr>
@@ -31649,6 +32757,7 @@
           <w:rFonts w:eastAsiaTheme="minorEastAsia"/>
           <w:lang w:val="en-US"/>
         </w:rPr>
+        <w:lastRenderedPageBreak/>
         <w:t>v là Offset</w:t>
       </w:r>
     </w:p>
@@ -33683,7 +34792,6 @@
           <w:rFonts w:eastAsiaTheme="minorEastAsia"/>
           <w:lang w:val="en-US"/>
         </w:rPr>
-        <w:lastRenderedPageBreak/>
         <w:t>Convolution – Tích Chập:</w:t>
       </w:r>
     </w:p>
@@ -34077,6 +35185,7 @@
           <w:rFonts w:eastAsiaTheme="minorEastAsia"/>
           <w:lang w:val="en-US"/>
         </w:rPr>
+        <w:lastRenderedPageBreak/>
         <w:t>Giả sử f(x) và g(x) đều là 2 PDF của 2 biến ngẫu nhiên là F và G, bài toán đặt ra là hãy vẽ ra 1 PDF mới của biến ngẫu nhiên F + G, vậy thì ta phải biết Likelihood của PDF này tại 1 điểm bất kì, ví dụ điểm đó là t = 5, dễ thấy Likelihood tại điểm này là</w:t>
       </w:r>
     </w:p>
@@ -34857,7 +35966,6 @@
           <w:rFonts w:eastAsiaTheme="minorEastAsia"/>
           <w:lang w:val="en-US"/>
         </w:rPr>
-        <w:lastRenderedPageBreak/>
         <w:t xml:space="preserve">Tích </w:t>
       </w:r>
       <w:r>
@@ -37767,10 +38875,10 @@
     </w:lvl>
   </w:abstractNum>
   <w:abstractNum w:abstractNumId="29">
-    <w:nsid w:val="783858A8"/>
+    <w:nsid w:val="6B3406FC"/>
     <w:multiLevelType w:val="hybridMultilevel"/>
-    <w:tmpl w:val="FC2268E2"/>
-    <w:lvl w:ilvl="0" w:tplc="0442C416">
+    <w:tmpl w:val="E098C40E"/>
+    <w:lvl w:ilvl="0" w:tplc="4F3E9502">
       <w:start w:val="1"/>
       <w:numFmt w:val="decimal"/>
       <w:lvlText w:val="%1."/>
@@ -37856,6 +38964,185 @@
     </w:lvl>
   </w:abstractNum>
   <w:abstractNum w:abstractNumId="30">
+    <w:nsid w:val="70B80565"/>
+    <w:multiLevelType w:val="hybridMultilevel"/>
+    <w:tmpl w:val="3EA255DA"/>
+    <w:lvl w:ilvl="0" w:tplc="12DAAF86">
+      <w:start w:val="1"/>
+      <w:numFmt w:val="decimal"/>
+      <w:lvlText w:val="%1."/>
+      <w:lvlJc w:val="left"/>
+      <w:pPr>
+        <w:ind w:left="1080" w:hanging="360"/>
+      </w:pPr>
+      <w:rPr>
+        <w:rFonts w:asciiTheme="minorHAnsi" w:hAnsiTheme="minorHAnsi" w:cstheme="minorHAnsi" w:hint="default"/>
+        <w:i w:val="0"/>
+      </w:rPr>
+    </w:lvl>
+    <w:lvl w:ilvl="1" w:tplc="042A0019" w:tentative="1">
+      <w:start w:val="1"/>
+      <w:numFmt w:val="lowerLetter"/>
+      <w:lvlText w:val="%2."/>
+      <w:lvlJc w:val="left"/>
+      <w:pPr>
+        <w:ind w:left="1800" w:hanging="360"/>
+      </w:pPr>
+    </w:lvl>
+    <w:lvl w:ilvl="2" w:tplc="042A001B" w:tentative="1">
+      <w:start w:val="1"/>
+      <w:numFmt w:val="lowerRoman"/>
+      <w:lvlText w:val="%3."/>
+      <w:lvlJc w:val="right"/>
+      <w:pPr>
+        <w:ind w:left="2520" w:hanging="180"/>
+      </w:pPr>
+    </w:lvl>
+    <w:lvl w:ilvl="3" w:tplc="042A000F" w:tentative="1">
+      <w:start w:val="1"/>
+      <w:numFmt w:val="decimal"/>
+      <w:lvlText w:val="%4."/>
+      <w:lvlJc w:val="left"/>
+      <w:pPr>
+        <w:ind w:left="3240" w:hanging="360"/>
+      </w:pPr>
+    </w:lvl>
+    <w:lvl w:ilvl="4" w:tplc="042A0019" w:tentative="1">
+      <w:start w:val="1"/>
+      <w:numFmt w:val="lowerLetter"/>
+      <w:lvlText w:val="%5."/>
+      <w:lvlJc w:val="left"/>
+      <w:pPr>
+        <w:ind w:left="3960" w:hanging="360"/>
+      </w:pPr>
+    </w:lvl>
+    <w:lvl w:ilvl="5" w:tplc="042A001B" w:tentative="1">
+      <w:start w:val="1"/>
+      <w:numFmt w:val="lowerRoman"/>
+      <w:lvlText w:val="%6."/>
+      <w:lvlJc w:val="right"/>
+      <w:pPr>
+        <w:ind w:left="4680" w:hanging="180"/>
+      </w:pPr>
+    </w:lvl>
+    <w:lvl w:ilvl="6" w:tplc="042A000F" w:tentative="1">
+      <w:start w:val="1"/>
+      <w:numFmt w:val="decimal"/>
+      <w:lvlText w:val="%7."/>
+      <w:lvlJc w:val="left"/>
+      <w:pPr>
+        <w:ind w:left="5400" w:hanging="360"/>
+      </w:pPr>
+    </w:lvl>
+    <w:lvl w:ilvl="7" w:tplc="042A0019" w:tentative="1">
+      <w:start w:val="1"/>
+      <w:numFmt w:val="lowerLetter"/>
+      <w:lvlText w:val="%8."/>
+      <w:lvlJc w:val="left"/>
+      <w:pPr>
+        <w:ind w:left="6120" w:hanging="360"/>
+      </w:pPr>
+    </w:lvl>
+    <w:lvl w:ilvl="8" w:tplc="042A001B" w:tentative="1">
+      <w:start w:val="1"/>
+      <w:numFmt w:val="lowerRoman"/>
+      <w:lvlText w:val="%9."/>
+      <w:lvlJc w:val="right"/>
+      <w:pPr>
+        <w:ind w:left="6840" w:hanging="180"/>
+      </w:pPr>
+    </w:lvl>
+  </w:abstractNum>
+  <w:abstractNum w:abstractNumId="31">
+    <w:nsid w:val="783858A8"/>
+    <w:multiLevelType w:val="hybridMultilevel"/>
+    <w:tmpl w:val="FC2268E2"/>
+    <w:lvl w:ilvl="0" w:tplc="0442C416">
+      <w:start w:val="1"/>
+      <w:numFmt w:val="decimal"/>
+      <w:lvlText w:val="%1."/>
+      <w:lvlJc w:val="left"/>
+      <w:pPr>
+        <w:ind w:left="1080" w:hanging="360"/>
+      </w:pPr>
+      <w:rPr>
+        <w:rFonts w:hint="default"/>
+      </w:rPr>
+    </w:lvl>
+    <w:lvl w:ilvl="1" w:tplc="042A0019" w:tentative="1">
+      <w:start w:val="1"/>
+      <w:numFmt w:val="lowerLetter"/>
+      <w:lvlText w:val="%2."/>
+      <w:lvlJc w:val="left"/>
+      <w:pPr>
+        <w:ind w:left="1800" w:hanging="360"/>
+      </w:pPr>
+    </w:lvl>
+    <w:lvl w:ilvl="2" w:tplc="042A001B" w:tentative="1">
+      <w:start w:val="1"/>
+      <w:numFmt w:val="lowerRoman"/>
+      <w:lvlText w:val="%3."/>
+      <w:lvlJc w:val="right"/>
+      <w:pPr>
+        <w:ind w:left="2520" w:hanging="180"/>
+      </w:pPr>
+    </w:lvl>
+    <w:lvl w:ilvl="3" w:tplc="042A000F" w:tentative="1">
+      <w:start w:val="1"/>
+      <w:numFmt w:val="decimal"/>
+      <w:lvlText w:val="%4."/>
+      <w:lvlJc w:val="left"/>
+      <w:pPr>
+        <w:ind w:left="3240" w:hanging="360"/>
+      </w:pPr>
+    </w:lvl>
+    <w:lvl w:ilvl="4" w:tplc="042A0019" w:tentative="1">
+      <w:start w:val="1"/>
+      <w:numFmt w:val="lowerLetter"/>
+      <w:lvlText w:val="%5."/>
+      <w:lvlJc w:val="left"/>
+      <w:pPr>
+        <w:ind w:left="3960" w:hanging="360"/>
+      </w:pPr>
+    </w:lvl>
+    <w:lvl w:ilvl="5" w:tplc="042A001B" w:tentative="1">
+      <w:start w:val="1"/>
+      <w:numFmt w:val="lowerRoman"/>
+      <w:lvlText w:val="%6."/>
+      <w:lvlJc w:val="right"/>
+      <w:pPr>
+        <w:ind w:left="4680" w:hanging="180"/>
+      </w:pPr>
+    </w:lvl>
+    <w:lvl w:ilvl="6" w:tplc="042A000F" w:tentative="1">
+      <w:start w:val="1"/>
+      <w:numFmt w:val="decimal"/>
+      <w:lvlText w:val="%7."/>
+      <w:lvlJc w:val="left"/>
+      <w:pPr>
+        <w:ind w:left="5400" w:hanging="360"/>
+      </w:pPr>
+    </w:lvl>
+    <w:lvl w:ilvl="7" w:tplc="042A0019" w:tentative="1">
+      <w:start w:val="1"/>
+      <w:numFmt w:val="lowerLetter"/>
+      <w:lvlText w:val="%8."/>
+      <w:lvlJc w:val="left"/>
+      <w:pPr>
+        <w:ind w:left="6120" w:hanging="360"/>
+      </w:pPr>
+    </w:lvl>
+    <w:lvl w:ilvl="8" w:tplc="042A001B" w:tentative="1">
+      <w:start w:val="1"/>
+      <w:numFmt w:val="lowerRoman"/>
+      <w:lvlText w:val="%9."/>
+      <w:lvlJc w:val="right"/>
+      <w:pPr>
+        <w:ind w:left="6840" w:hanging="180"/>
+      </w:pPr>
+    </w:lvl>
+  </w:abstractNum>
+  <w:abstractNum w:abstractNumId="32">
     <w:nsid w:val="7BBE72C2"/>
     <w:multiLevelType w:val="hybridMultilevel"/>
     <w:tmpl w:val="BBE85346"/>
@@ -37968,7 +39255,7 @@
       </w:rPr>
     </w:lvl>
   </w:abstractNum>
-  <w:abstractNum w:abstractNumId="31">
+  <w:abstractNum w:abstractNumId="33">
     <w:nsid w:val="7D62671B"/>
     <w:multiLevelType w:val="hybridMultilevel"/>
     <w:tmpl w:val="C9EAA49C"/>
@@ -38071,7 +39358,7 @@
     <w:abstractNumId w:val="18"/>
   </w:num>
   <w:num w:numId="5">
-    <w:abstractNumId w:val="31"/>
+    <w:abstractNumId w:val="33"/>
   </w:num>
   <w:num w:numId="6">
     <w:abstractNumId w:val="9"/>
@@ -38122,7 +39409,7 @@
     <w:abstractNumId w:val="12"/>
   </w:num>
   <w:num w:numId="22">
-    <w:abstractNumId w:val="29"/>
+    <w:abstractNumId w:val="31"/>
   </w:num>
   <w:num w:numId="23">
     <w:abstractNumId w:val="7"/>
@@ -38152,7 +39439,13 @@
     <w:abstractNumId w:val="16"/>
   </w:num>
   <w:num w:numId="32">
+    <w:abstractNumId w:val="32"/>
+  </w:num>
+  <w:num w:numId="33">
     <w:abstractNumId w:val="30"/>
+  </w:num>
+  <w:num w:numId="34">
+    <w:abstractNumId w:val="29"/>
   </w:num>
 </w:numbering>
 </file>

--- a/calculus.docx
+++ b/calculus.docx
@@ -1231,7 +1231,14 @@
                 <w:rFonts w:ascii="Cambria Math" w:hAnsi="Cambria Math"/>
                 <w:lang w:val="en-US"/>
               </w:rPr>
-              <m:t>tan</m:t>
+              <m:t>ta</m:t>
+            </m:r>
+            <m:r>
+              <w:rPr>
+                <w:rFonts w:ascii="Cambria Math" w:hAnsi="Cambria Math"/>
+                <w:lang w:val="en-US"/>
+              </w:rPr>
+              <m:t>n</m:t>
             </m:r>
             <m:d>
               <m:dPr>
@@ -1983,7 +1990,14 @@
                     <w:rFonts w:ascii="Cambria Math" w:hAnsi="Cambria Math" w:cstheme="minorHAnsi"/>
                     <w:lang w:val="en-US"/>
                   </w:rPr>
-                  <m:t>-ia</m:t>
+                  <m:t>-i</m:t>
+                </m:r>
+                <m:r>
+                  <w:rPr>
+                    <w:rFonts w:ascii="Cambria Math" w:hAnsi="Cambria Math" w:cstheme="minorHAnsi"/>
+                    <w:lang w:val="en-US"/>
+                  </w:rPr>
+                  <m:t>a</m:t>
                 </m:r>
               </m:sup>
             </m:sSup>
@@ -3888,6 +3902,234 @@
         <w:rPr>
           <w:lang w:val="en-US"/>
         </w:rPr>
+        <w:t>Quy Tắc Lấy Tích Phân 2 Vế Bỏ Cận?</w:t>
+      </w:r>
+    </w:p>
+    <w:p>
+      <w:pPr>
+        <w:pStyle w:val="ListParagraph"/>
+        <w:pBdr>
+          <w:top w:val="single" w:sz="4" w:space="1" w:color="auto"/>
+          <w:left w:val="single" w:sz="4" w:space="4" w:color="auto"/>
+          <w:bottom w:val="single" w:sz="4" w:space="1" w:color="auto"/>
+          <w:right w:val="single" w:sz="4" w:space="4" w:color="auto"/>
+        </w:pBdr>
+        <w:ind w:left="1080"/>
+        <w:rPr>
+          <w:rFonts w:ascii="Cambria Math" w:hAnsi="Cambria Math"/>
+          <w:lang w:val="en-US"/>
+          <w:oMath/>
+        </w:rPr>
+      </w:pPr>
+      <m:oMathPara>
+        <m:oMathParaPr>
+          <m:jc m:val="left"/>
+        </m:oMathParaPr>
+        <m:oMath>
+          <m:r>
+            <w:rPr>
+              <w:rFonts w:ascii="Cambria Math" w:hAnsi="Cambria Math"/>
+              <w:lang w:val="en-US"/>
+            </w:rPr>
+            <m:t>f</m:t>
+          </m:r>
+          <m:d>
+            <m:dPr>
+              <m:ctrlPr>
+                <w:rPr>
+                  <w:rFonts w:ascii="Cambria Math" w:hAnsi="Cambria Math"/>
+                  <w:i/>
+                  <w:lang w:val="en-US"/>
+                </w:rPr>
+              </m:ctrlPr>
+            </m:dPr>
+            <m:e>
+              <m:r>
+                <w:rPr>
+                  <w:rFonts w:ascii="Cambria Math" w:hAnsi="Cambria Math"/>
+                  <w:lang w:val="en-US"/>
+                </w:rPr>
+                <m:t>y</m:t>
+              </m:r>
+            </m:e>
+          </m:d>
+          <m:r>
+            <w:rPr>
+              <w:rFonts w:ascii="Cambria Math" w:hAnsi="Cambria Math"/>
+              <w:lang w:val="en-US"/>
+            </w:rPr>
+            <m:t>dy</m:t>
+          </m:r>
+          <m:r>
+            <w:rPr>
+              <w:rFonts w:ascii="Cambria Math" w:eastAsiaTheme="minorEastAsia" w:hAnsi="Cambria Math"/>
+              <w:lang w:val="en-US"/>
+            </w:rPr>
+            <m:t>=g</m:t>
+          </m:r>
+          <m:d>
+            <m:dPr>
+              <m:ctrlPr>
+                <w:rPr>
+                  <w:rFonts w:ascii="Cambria Math" w:eastAsiaTheme="minorEastAsia" w:hAnsi="Cambria Math"/>
+                  <w:i/>
+                  <w:lang w:val="en-US"/>
+                </w:rPr>
+              </m:ctrlPr>
+            </m:dPr>
+            <m:e>
+              <m:r>
+                <w:rPr>
+                  <w:rFonts w:ascii="Cambria Math" w:eastAsiaTheme="minorEastAsia" w:hAnsi="Cambria Math"/>
+                  <w:lang w:val="en-US"/>
+                </w:rPr>
+                <m:t>x</m:t>
+              </m:r>
+            </m:e>
+          </m:d>
+          <m:r>
+            <w:rPr>
+              <w:rFonts w:ascii="Cambria Math" w:hAnsi="Cambria Math"/>
+              <w:lang w:val="en-US"/>
+            </w:rPr>
+            <m:t>dx⇒</m:t>
+          </m:r>
+          <m:nary>
+            <m:naryPr>
+              <m:limLoc m:val="undOvr"/>
+              <m:subHide m:val="1"/>
+              <m:supHide m:val="1"/>
+              <m:ctrlPr>
+                <w:rPr>
+                  <w:rFonts w:ascii="Cambria Math" w:hAnsi="Cambria Math"/>
+                  <w:i/>
+                  <w:lang w:val="en-US"/>
+                </w:rPr>
+              </m:ctrlPr>
+            </m:naryPr>
+            <m:sub/>
+            <m:sup/>
+            <m:e>
+              <m:r>
+                <w:rPr>
+                  <w:rFonts w:ascii="Cambria Math" w:hAnsi="Cambria Math"/>
+                  <w:lang w:val="en-US"/>
+                </w:rPr>
+                <m:t>f</m:t>
+              </m:r>
+              <m:d>
+                <m:dPr>
+                  <m:ctrlPr>
+                    <w:rPr>
+                      <w:rFonts w:ascii="Cambria Math" w:hAnsi="Cambria Math"/>
+                      <w:i/>
+                      <w:lang w:val="en-US"/>
+                    </w:rPr>
+                  </m:ctrlPr>
+                </m:dPr>
+                <m:e>
+                  <m:r>
+                    <w:rPr>
+                      <w:rFonts w:ascii="Cambria Math" w:hAnsi="Cambria Math"/>
+                      <w:lang w:val="en-US"/>
+                    </w:rPr>
+                    <m:t>y</m:t>
+                  </m:r>
+                </m:e>
+              </m:d>
+              <m:r>
+                <w:rPr>
+                  <w:rFonts w:ascii="Cambria Math" w:hAnsi="Cambria Math"/>
+                  <w:lang w:val="en-US"/>
+                </w:rPr>
+                <m:t>dy</m:t>
+              </m:r>
+            </m:e>
+          </m:nary>
+          <m:r>
+            <w:rPr>
+              <w:rFonts w:ascii="Cambria Math" w:hAnsi="Cambria Math"/>
+              <w:lang w:val="en-US"/>
+            </w:rPr>
+            <m:t>=</m:t>
+          </m:r>
+          <m:nary>
+            <m:naryPr>
+              <m:limLoc m:val="undOvr"/>
+              <m:subHide m:val="1"/>
+              <m:supHide m:val="1"/>
+              <m:ctrlPr>
+                <w:rPr>
+                  <w:rFonts w:ascii="Cambria Math" w:hAnsi="Cambria Math"/>
+                  <w:i/>
+                  <w:lang w:val="en-US"/>
+                </w:rPr>
+              </m:ctrlPr>
+            </m:naryPr>
+            <m:sub/>
+            <m:sup/>
+            <m:e>
+              <m:r>
+                <w:rPr>
+                  <w:rFonts w:ascii="Cambria Math" w:eastAsiaTheme="minorEastAsia" w:hAnsi="Cambria Math"/>
+                  <w:lang w:val="en-US"/>
+                </w:rPr>
+                <m:t>g</m:t>
+              </m:r>
+              <m:d>
+                <m:dPr>
+                  <m:ctrlPr>
+                    <w:rPr>
+                      <w:rFonts w:ascii="Cambria Math" w:eastAsiaTheme="minorEastAsia" w:hAnsi="Cambria Math"/>
+                      <w:i/>
+                      <w:lang w:val="en-US"/>
+                    </w:rPr>
+                  </m:ctrlPr>
+                </m:dPr>
+                <m:e>
+                  <m:r>
+                    <w:rPr>
+                      <w:rFonts w:ascii="Cambria Math" w:eastAsiaTheme="minorEastAsia" w:hAnsi="Cambria Math"/>
+                      <w:lang w:val="en-US"/>
+                    </w:rPr>
+                    <m:t>x</m:t>
+                  </m:r>
+                </m:e>
+              </m:d>
+              <m:r>
+                <w:rPr>
+                  <w:rFonts w:ascii="Cambria Math" w:hAnsi="Cambria Math"/>
+                  <w:lang w:val="en-US"/>
+                </w:rPr>
+                <m:t>dx</m:t>
+              </m:r>
+            </m:e>
+          </m:nary>
+          <m:r>
+            <w:rPr>
+              <w:rFonts w:ascii="Cambria Math" w:hAnsi="Cambria Math"/>
+              <w:lang w:val="en-US"/>
+            </w:rPr>
+            <m:t>+C</m:t>
+          </m:r>
+        </m:oMath>
+      </m:oMathPara>
+    </w:p>
+    <w:p>
+      <w:pPr>
+        <w:pStyle w:val="ListParagraph"/>
+        <w:numPr>
+          <w:ilvl w:val="0"/>
+          <w:numId w:val="3"/>
+        </w:numPr>
+        <w:rPr>
+          <w:lang w:val="en-US"/>
+        </w:rPr>
+      </w:pPr>
+      <w:r>
+        <w:rPr>
+          <w:lang w:val="en-US"/>
+        </w:rPr>
         <w:t>Thay đổi thứ tự của tích phân lồng nhau?</w:t>
       </w:r>
     </w:p>
@@ -5632,6 +5874,7 @@
         <w:rPr>
           <w:lang w:val="en-US"/>
         </w:rPr>
+        <w:lastRenderedPageBreak/>
         <w:t xml:space="preserve">3D Integral – Tích </w:t>
       </w:r>
       <w:r>
@@ -5692,7 +5935,6 @@
         <w:rPr>
           <w:lang w:val="en-US"/>
         </w:rPr>
-        <w:lastRenderedPageBreak/>
         <w:t>Tích phân lồng bên trong có cận là biểu thức của biến tích phân lồng bên ngoài</w:t>
       </w:r>
     </w:p>
@@ -9006,6 +9248,7 @@
           <w:rFonts w:eastAsiaTheme="minorEastAsia"/>
           <w:lang w:val="en-US"/>
         </w:rPr>
+        <w:lastRenderedPageBreak/>
         <w:t>J</w:t>
       </w:r>
       <w:r>
@@ -9090,14 +9333,7 @@
         <w:rPr>
           <w:lang w:val="en-US"/>
         </w:rPr>
-        <w:t xml:space="preserve">đúng trong hệ tọa độ Descartes với trục x, y, z, … thay </w:t>
-      </w:r>
-      <w:r>
-        <w:rPr>
-          <w:lang w:val="en-US"/>
-        </w:rPr>
-        <w:lastRenderedPageBreak/>
-        <w:t xml:space="preserve">vì là diện tích của hình dạng chữ nhật trong hệ tọa độ Descartes với trục r, </w:t>
+        <w:t xml:space="preserve">đúng trong hệ tọa độ Descartes với trục x, y, z, … thay vì là diện tích của hình dạng chữ nhật trong hệ tọa độ Descartes với trục r, </w:t>
       </w:r>
       <w:r>
         <w:rPr>
@@ -9141,7 +9377,248 @@
         <w:rPr>
           <w:lang w:val="en-US"/>
         </w:rPr>
-        <w:t>3D Derivative – Đạo Hàm 3D:</w:t>
+        <w:t>Recursion – Đệ Quy:</w:t>
+      </w:r>
+    </w:p>
+    <w:p>
+      <w:pPr>
+        <w:pStyle w:val="ListParagraph"/>
+        <w:numPr>
+          <w:ilvl w:val="0"/>
+          <w:numId w:val="35"/>
+        </w:numPr>
+        <w:rPr>
+          <w:lang w:val="en-US"/>
+        </w:rPr>
+      </w:pPr>
+      <w:r>
+        <w:rPr>
+          <w:lang w:val="en-US"/>
+        </w:rPr>
+        <w:t>Cách Tính Giá Trị Hội Tụ Của 1 Dãy Đệ Quy?</w:t>
+      </w:r>
+    </w:p>
+    <w:p>
+      <w:pPr>
+        <w:pStyle w:val="ListParagraph"/>
+        <w:numPr>
+          <w:ilvl w:val="0"/>
+          <w:numId w:val="4"/>
+        </w:numPr>
+        <w:rPr>
+          <w:lang w:val="en-US"/>
+        </w:rPr>
+      </w:pPr>
+      <w:r>
+        <w:rPr>
+          <w:lang w:val="en-US"/>
+        </w:rPr>
+        <w:t>Giả sử dãy đệ quy có công thức như sau</w:t>
+      </w:r>
+    </w:p>
+    <w:p>
+      <w:pPr>
+        <w:pStyle w:val="ListParagraph"/>
+        <w:pBdr>
+          <w:top w:val="single" w:sz="4" w:space="1" w:color="auto"/>
+          <w:left w:val="single" w:sz="4" w:space="4" w:color="auto"/>
+          <w:bottom w:val="single" w:sz="4" w:space="1" w:color="auto"/>
+          <w:right w:val="single" w:sz="4" w:space="4" w:color="auto"/>
+        </w:pBdr>
+        <w:ind w:left="1080"/>
+        <w:rPr>
+          <w:lang w:val="en-US"/>
+        </w:rPr>
+      </w:pPr>
+      <m:oMathPara>
+        <m:oMathParaPr>
+          <m:jc m:val="left"/>
+        </m:oMathParaPr>
+        <m:oMath>
+          <m:sSub>
+            <m:sSubPr>
+              <m:ctrlPr>
+                <w:rPr>
+                  <w:rFonts w:ascii="Cambria Math" w:hAnsi="Cambria Math"/>
+                  <w:i/>
+                  <w:lang w:val="en-US"/>
+                </w:rPr>
+              </m:ctrlPr>
+            </m:sSubPr>
+            <m:e>
+              <m:r>
+                <w:rPr>
+                  <w:rFonts w:ascii="Cambria Math" w:hAnsi="Cambria Math"/>
+                  <w:lang w:val="en-US"/>
+                </w:rPr>
+                <m:t>θ</m:t>
+              </m:r>
+            </m:e>
+            <m:sub>
+              <m:r>
+                <w:rPr>
+                  <w:rFonts w:ascii="Cambria Math" w:hAnsi="Cambria Math"/>
+                  <w:lang w:val="en-US"/>
+                </w:rPr>
+                <m:t>n+1</m:t>
+              </m:r>
+            </m:sub>
+          </m:sSub>
+          <m:r>
+            <w:rPr>
+              <w:rFonts w:ascii="Cambria Math" w:hAnsi="Cambria Math"/>
+              <w:lang w:val="en-US"/>
+            </w:rPr>
+            <m:t>=f</m:t>
+          </m:r>
+          <m:d>
+            <m:dPr>
+              <m:ctrlPr>
+                <w:rPr>
+                  <w:rFonts w:ascii="Cambria Math" w:hAnsi="Cambria Math"/>
+                  <w:i/>
+                  <w:lang w:val="en-US"/>
+                </w:rPr>
+              </m:ctrlPr>
+            </m:dPr>
+            <m:e>
+              <m:sSub>
+                <m:sSubPr>
+                  <m:ctrlPr>
+                    <w:rPr>
+                      <w:rFonts w:ascii="Cambria Math" w:hAnsi="Cambria Math"/>
+                      <w:i/>
+                      <w:lang w:val="en-US"/>
+                    </w:rPr>
+                  </m:ctrlPr>
+                </m:sSubPr>
+                <m:e>
+                  <m:r>
+                    <w:rPr>
+                      <w:rFonts w:ascii="Cambria Math" w:hAnsi="Cambria Math"/>
+                      <w:lang w:val="en-US"/>
+                    </w:rPr>
+                    <m:t>θ</m:t>
+                  </m:r>
+                </m:e>
+                <m:sub>
+                  <m:r>
+                    <w:rPr>
+                      <w:rFonts w:ascii="Cambria Math" w:hAnsi="Cambria Math"/>
+                      <w:lang w:val="en-US"/>
+                    </w:rPr>
+                    <m:t>n</m:t>
+                  </m:r>
+                </m:sub>
+              </m:sSub>
+            </m:e>
+          </m:d>
+        </m:oMath>
+      </m:oMathPara>
+    </w:p>
+    <w:p>
+      <w:pPr>
+        <w:pStyle w:val="ListParagraph"/>
+        <w:numPr>
+          <w:ilvl w:val="0"/>
+          <w:numId w:val="4"/>
+        </w:numPr>
+        <w:rPr>
+          <w:lang w:val="en-US"/>
+        </w:rPr>
+      </w:pPr>
+      <w:r>
+        <w:rPr>
+          <w:lang w:val="en-US"/>
+        </w:rPr>
+        <w:t>Khi đó, giá trị hội tụ sẽ là nghiệm của phương trình</w:t>
+      </w:r>
+    </w:p>
+    <w:p>
+      <w:pPr>
+        <w:pStyle w:val="ListParagraph"/>
+        <w:pBdr>
+          <w:top w:val="single" w:sz="4" w:space="1" w:color="auto"/>
+          <w:left w:val="single" w:sz="4" w:space="4" w:color="auto"/>
+          <w:bottom w:val="single" w:sz="4" w:space="1" w:color="auto"/>
+          <w:right w:val="single" w:sz="4" w:space="4" w:color="auto"/>
+        </w:pBdr>
+        <w:ind w:left="1080"/>
+        <w:rPr>
+          <w:lang w:val="en-US"/>
+        </w:rPr>
+      </w:pPr>
+      <m:oMathPara>
+        <m:oMathParaPr>
+          <m:jc m:val="left"/>
+        </m:oMathParaPr>
+        <m:oMath>
+          <m:r>
+            <w:rPr>
+              <w:rFonts w:ascii="Cambria Math" w:hAnsi="Cambria Math"/>
+              <w:lang w:val="en-US"/>
+            </w:rPr>
+            <m:t>θ=f</m:t>
+          </m:r>
+          <m:d>
+            <m:dPr>
+              <m:ctrlPr>
+                <w:rPr>
+                  <w:rFonts w:ascii="Cambria Math" w:hAnsi="Cambria Math"/>
+                  <w:i/>
+                  <w:lang w:val="en-US"/>
+                </w:rPr>
+              </m:ctrlPr>
+            </m:dPr>
+            <m:e>
+              <m:r>
+                <w:rPr>
+                  <w:rFonts w:ascii="Cambria Math" w:hAnsi="Cambria Math"/>
+                  <w:lang w:val="en-US"/>
+                </w:rPr>
+                <m:t>θ</m:t>
+              </m:r>
+            </m:e>
+          </m:d>
+        </m:oMath>
+      </m:oMathPara>
+    </w:p>
+    <w:p>
+      <w:pPr>
+        <w:rPr>
+          <w:lang w:val="en-US"/>
+        </w:rPr>
+      </w:pPr>
+    </w:p>
+    <w:p>
+      <w:pPr>
+        <w:rPr>
+          <w:lang w:val="en-US"/>
+        </w:rPr>
+      </w:pPr>
+      <w:r>
+        <w:rPr>
+          <w:lang w:val="en-US"/>
+        </w:rPr>
+        <w:t>Multi Dimension</w:t>
+      </w:r>
+      <w:r>
+        <w:rPr>
+          <w:lang w:val="en-US"/>
+        </w:rPr>
+        <w:t xml:space="preserve"> Derivative – Đạ</w:t>
+      </w:r>
+      <w:r>
+        <w:rPr>
+          <w:lang w:val="en-US"/>
+        </w:rPr>
+        <w:t>o Hàm Đa Chiều</w:t>
+      </w:r>
+      <w:r>
+        <w:rPr>
+          <w:lang w:val="en-US"/>
+        </w:rPr>
+        <w:t>:</w:t>
       </w:r>
     </w:p>
     <w:p>
@@ -10204,6 +10681,7 @@
         <w:rPr>
           <w:lang w:val="en-US"/>
         </w:rPr>
+        <w:lastRenderedPageBreak/>
         <w:t>Trong 1 trường Vector mà coi nó như 1 dòng chảy, Curl tại 1 điểm là mức độ xoáy của dòng chảy tại điểm đó</w:t>
       </w:r>
     </w:p>
@@ -10527,7 +11005,6 @@
               <w:rFonts w:ascii="Cambria Math" w:hAnsi="Cambria Math"/>
               <w:lang w:val="en-US"/>
             </w:rPr>
-            <w:lastRenderedPageBreak/>
             <m:t>∇×</m:t>
           </m:r>
           <m:acc>
@@ -11468,7 +11945,14 @@
                             <w:rFonts w:ascii="Cambria Math" w:hAnsi="Cambria Math"/>
                             <w:lang w:val="en-US"/>
                           </w:rPr>
-                          <m:t>∂y</m:t>
+                          <m:t>∂</m:t>
+                        </m:r>
+                        <m:r>
+                          <w:rPr>
+                            <w:rFonts w:ascii="Cambria Math" w:hAnsi="Cambria Math"/>
+                            <w:lang w:val="en-US"/>
+                          </w:rPr>
+                          <m:t>y</m:t>
                         </m:r>
                       </m:den>
                     </m:f>
@@ -11482,8 +11966,4477 @@
     </w:p>
     <w:p>
       <w:pPr>
-        <w:rPr>
-          <w:lang w:val="en-US"/>
+        <w:pStyle w:val="ListParagraph"/>
+        <w:numPr>
+          <w:ilvl w:val="0"/>
+          <w:numId w:val="25"/>
+        </w:numPr>
+        <w:rPr>
+          <w:lang w:val="en-US"/>
+        </w:rPr>
+      </w:pPr>
+      <w:r>
+        <w:rPr>
+          <w:lang w:val="en-US"/>
+        </w:rPr>
+        <w:t xml:space="preserve">Đạo </w:t>
+      </w:r>
+      <w:r>
+        <w:rPr>
+          <w:lang w:val="en-US"/>
+        </w:rPr>
+        <w:t xml:space="preserve">Hàm Cấp 1 Của Hàm Ánh Xạ </w:t>
+      </w:r>
+      <w:r>
+        <w:rPr>
+          <w:lang w:val="en-US"/>
+        </w:rPr>
+        <w:t xml:space="preserve">Vector </w:t>
+      </w:r>
+      <w:r>
+        <w:rPr>
+          <w:lang w:val="en-US"/>
+        </w:rPr>
+        <w:t xml:space="preserve">Tới </w:t>
+      </w:r>
+      <w:r>
+        <w:rPr>
+          <w:lang w:val="en-US"/>
+        </w:rPr>
+        <w:t xml:space="preserve">Vector </w:t>
+      </w:r>
+      <w:r>
+        <w:rPr>
+          <w:lang w:val="en-US"/>
+        </w:rPr>
+        <w:t xml:space="preserve">Và Ma Trận </w:t>
+      </w:r>
+      <w:r>
+        <w:rPr>
+          <w:lang w:val="en-US"/>
+        </w:rPr>
+        <w:t>Jacobian</w:t>
+      </w:r>
+      <w:r>
+        <w:rPr>
+          <w:lang w:val="en-US"/>
+        </w:rPr>
+        <w:t>?</w:t>
+      </w:r>
+    </w:p>
+    <w:p>
+      <w:pPr>
+        <w:pStyle w:val="ListParagraph"/>
+        <w:numPr>
+          <w:ilvl w:val="0"/>
+          <w:numId w:val="4"/>
+        </w:numPr>
+        <w:rPr>
+          <w:lang w:val="en-US"/>
+        </w:rPr>
+      </w:pPr>
+      <w:r>
+        <w:rPr>
+          <w:lang w:val="en-US"/>
+        </w:rPr>
+        <w:t>Bản chất đạo hàm</w:t>
+      </w:r>
+      <w:r>
+        <w:rPr>
+          <w:lang w:val="en-US"/>
+        </w:rPr>
+        <w:t xml:space="preserve"> của hàm vô hướng f(x)</w:t>
+      </w:r>
+      <w:r>
+        <w:rPr>
+          <w:lang w:val="en-US"/>
+        </w:rPr>
+        <w:t xml:space="preserve"> chỉ là 1 dạng đặc biệt của ma trận Jacobian,  nếu 1 hàm f có m biến, trả về n giá trị, thì khi đó đạo hàm của hàm này là ma trận Jacobian n x m</w:t>
+      </w:r>
+    </w:p>
+    <w:p>
+      <w:pPr>
+        <w:pStyle w:val="ListParagraph"/>
+        <w:numPr>
+          <w:ilvl w:val="0"/>
+          <w:numId w:val="4"/>
+        </w:numPr>
+        <w:rPr>
+          <w:lang w:val="en-US"/>
+        </w:rPr>
+      </w:pPr>
+      <w:r>
+        <w:rPr>
+          <w:lang w:val="en-US"/>
+        </w:rPr>
+        <w:t>Bản chất của Gradient cũng chỉ là ma trận Jacobian 1 x m được Transpose</w:t>
+      </w:r>
+    </w:p>
+    <w:p>
+      <w:pPr>
+        <w:pStyle w:val="ListParagraph"/>
+        <w:numPr>
+          <w:ilvl w:val="0"/>
+          <w:numId w:val="4"/>
+        </w:numPr>
+        <w:rPr>
+          <w:lang w:val="en-US"/>
+        </w:rPr>
+      </w:pPr>
+      <w:r>
+        <w:rPr>
+          <w:lang w:val="en-US"/>
+        </w:rPr>
+        <w:t>Giả sử hàm f như sau</w:t>
+      </w:r>
+    </w:p>
+    <w:p>
+      <w:pPr>
+        <w:pStyle w:val="ListParagraph"/>
+        <w:pBdr>
+          <w:top w:val="single" w:sz="4" w:space="1" w:color="auto"/>
+          <w:left w:val="single" w:sz="4" w:space="4" w:color="auto"/>
+          <w:bottom w:val="single" w:sz="4" w:space="1" w:color="auto"/>
+          <w:right w:val="single" w:sz="4" w:space="4" w:color="auto"/>
+        </w:pBdr>
+        <w:ind w:left="1080"/>
+        <w:rPr>
+          <w:lang w:val="en-US"/>
+        </w:rPr>
+      </w:pPr>
+      <m:oMathPara>
+        <m:oMathParaPr>
+          <m:jc m:val="left"/>
+        </m:oMathParaPr>
+        <m:oMath>
+          <m:r>
+            <w:rPr>
+              <w:rFonts w:ascii="Cambria Math" w:hAnsi="Cambria Math"/>
+              <w:lang w:val="en-US"/>
+            </w:rPr>
+            <m:t>f</m:t>
+          </m:r>
+          <m:d>
+            <m:dPr>
+              <m:ctrlPr>
+                <w:rPr>
+                  <w:rFonts w:ascii="Cambria Math" w:hAnsi="Cambria Math"/>
+                  <w:i/>
+                  <w:lang w:val="en-US"/>
+                </w:rPr>
+              </m:ctrlPr>
+            </m:dPr>
+            <m:e>
+              <m:sSub>
+                <m:sSubPr>
+                  <m:ctrlPr>
+                    <w:rPr>
+                      <w:rFonts w:ascii="Cambria Math" w:hAnsi="Cambria Math"/>
+                      <w:i/>
+                      <w:lang w:val="en-US"/>
+                    </w:rPr>
+                  </m:ctrlPr>
+                </m:sSubPr>
+                <m:e>
+                  <m:r>
+                    <w:rPr>
+                      <w:rFonts w:ascii="Cambria Math" w:hAnsi="Cambria Math"/>
+                      <w:lang w:val="en-US"/>
+                    </w:rPr>
+                    <m:t>x</m:t>
+                  </m:r>
+                </m:e>
+                <m:sub>
+                  <m:r>
+                    <w:rPr>
+                      <w:rFonts w:ascii="Cambria Math" w:hAnsi="Cambria Math"/>
+                      <w:lang w:val="en-US"/>
+                    </w:rPr>
+                    <m:t>1</m:t>
+                  </m:r>
+                </m:sub>
+              </m:sSub>
+              <m:r>
+                <w:rPr>
+                  <w:rFonts w:ascii="Cambria Math" w:hAnsi="Cambria Math"/>
+                  <w:lang w:val="en-US"/>
+                </w:rPr>
+                <m:t>,</m:t>
+              </m:r>
+              <m:sSub>
+                <m:sSubPr>
+                  <m:ctrlPr>
+                    <w:rPr>
+                      <w:rFonts w:ascii="Cambria Math" w:hAnsi="Cambria Math"/>
+                      <w:i/>
+                      <w:lang w:val="en-US"/>
+                    </w:rPr>
+                  </m:ctrlPr>
+                </m:sSubPr>
+                <m:e>
+                  <m:r>
+                    <w:rPr>
+                      <w:rFonts w:ascii="Cambria Math" w:hAnsi="Cambria Math"/>
+                      <w:lang w:val="en-US"/>
+                    </w:rPr>
+                    <m:t>x</m:t>
+                  </m:r>
+                </m:e>
+                <m:sub>
+                  <m:r>
+                    <w:rPr>
+                      <w:rFonts w:ascii="Cambria Math" w:hAnsi="Cambria Math"/>
+                      <w:lang w:val="en-US"/>
+                    </w:rPr>
+                    <m:t>2</m:t>
+                  </m:r>
+                </m:sub>
+              </m:sSub>
+              <m:r>
+                <w:rPr>
+                  <w:rFonts w:ascii="Cambria Math" w:hAnsi="Cambria Math"/>
+                  <w:lang w:val="en-US"/>
+                </w:rPr>
+                <m:t>,…,</m:t>
+              </m:r>
+              <m:sSub>
+                <m:sSubPr>
+                  <m:ctrlPr>
+                    <w:rPr>
+                      <w:rFonts w:ascii="Cambria Math" w:hAnsi="Cambria Math"/>
+                      <w:i/>
+                      <w:lang w:val="en-US"/>
+                    </w:rPr>
+                  </m:ctrlPr>
+                </m:sSubPr>
+                <m:e>
+                  <m:r>
+                    <w:rPr>
+                      <w:rFonts w:ascii="Cambria Math" w:hAnsi="Cambria Math"/>
+                      <w:lang w:val="en-US"/>
+                    </w:rPr>
+                    <m:t>x</m:t>
+                  </m:r>
+                </m:e>
+                <m:sub>
+                  <m:r>
+                    <w:rPr>
+                      <w:rFonts w:ascii="Cambria Math" w:hAnsi="Cambria Math"/>
+                      <w:lang w:val="en-US"/>
+                    </w:rPr>
+                    <m:t>m</m:t>
+                  </m:r>
+                </m:sub>
+              </m:sSub>
+            </m:e>
+          </m:d>
+          <m:r>
+            <w:rPr>
+              <w:rFonts w:ascii="Cambria Math" w:hAnsi="Cambria Math"/>
+              <w:lang w:val="en-US"/>
+            </w:rPr>
+            <m:t>=</m:t>
+          </m:r>
+          <m:d>
+            <m:dPr>
+              <m:ctrlPr>
+                <w:rPr>
+                  <w:rFonts w:ascii="Cambria Math" w:hAnsi="Cambria Math"/>
+                  <w:i/>
+                  <w:lang w:val="en-US"/>
+                </w:rPr>
+              </m:ctrlPr>
+            </m:dPr>
+            <m:e>
+              <m:m>
+                <m:mPr>
+                  <m:mcs>
+                    <m:mc>
+                      <m:mcPr>
+                        <m:count m:val="1"/>
+                        <m:mcJc m:val="center"/>
+                      </m:mcPr>
+                    </m:mc>
+                  </m:mcs>
+                  <m:ctrlPr>
+                    <w:rPr>
+                      <w:rFonts w:ascii="Cambria Math" w:hAnsi="Cambria Math"/>
+                      <w:i/>
+                      <w:lang w:val="en-US"/>
+                    </w:rPr>
+                  </m:ctrlPr>
+                </m:mPr>
+                <m:mr>
+                  <m:e>
+                    <m:sSub>
+                      <m:sSubPr>
+                        <m:ctrlPr>
+                          <w:rPr>
+                            <w:rFonts w:ascii="Cambria Math" w:hAnsi="Cambria Math"/>
+                            <w:i/>
+                            <w:lang w:val="en-US"/>
+                          </w:rPr>
+                        </m:ctrlPr>
+                      </m:sSubPr>
+                      <m:e>
+                        <m:r>
+                          <w:rPr>
+                            <w:rFonts w:ascii="Cambria Math" w:hAnsi="Cambria Math"/>
+                            <w:lang w:val="en-US"/>
+                          </w:rPr>
+                          <m:t>f</m:t>
+                        </m:r>
+                      </m:e>
+                      <m:sub>
+                        <m:r>
+                          <w:rPr>
+                            <w:rFonts w:ascii="Cambria Math" w:hAnsi="Cambria Math"/>
+                            <w:lang w:val="en-US"/>
+                          </w:rPr>
+                          <m:t>1</m:t>
+                        </m:r>
+                      </m:sub>
+                    </m:sSub>
+                    <m:d>
+                      <m:dPr>
+                        <m:ctrlPr>
+                          <w:rPr>
+                            <w:rFonts w:ascii="Cambria Math" w:hAnsi="Cambria Math"/>
+                            <w:i/>
+                            <w:lang w:val="en-US"/>
+                          </w:rPr>
+                        </m:ctrlPr>
+                      </m:dPr>
+                      <m:e>
+                        <m:sSub>
+                          <m:sSubPr>
+                            <m:ctrlPr>
+                              <w:rPr>
+                                <w:rFonts w:ascii="Cambria Math" w:hAnsi="Cambria Math"/>
+                                <w:i/>
+                                <w:lang w:val="en-US"/>
+                              </w:rPr>
+                            </m:ctrlPr>
+                          </m:sSubPr>
+                          <m:e>
+                            <m:r>
+                              <w:rPr>
+                                <w:rFonts w:ascii="Cambria Math" w:hAnsi="Cambria Math"/>
+                                <w:lang w:val="en-US"/>
+                              </w:rPr>
+                              <m:t>x</m:t>
+                            </m:r>
+                          </m:e>
+                          <m:sub>
+                            <m:r>
+                              <w:rPr>
+                                <w:rFonts w:ascii="Cambria Math" w:hAnsi="Cambria Math"/>
+                                <w:lang w:val="en-US"/>
+                              </w:rPr>
+                              <m:t>1</m:t>
+                            </m:r>
+                          </m:sub>
+                        </m:sSub>
+                        <m:r>
+                          <w:rPr>
+                            <w:rFonts w:ascii="Cambria Math" w:hAnsi="Cambria Math"/>
+                            <w:lang w:val="en-US"/>
+                          </w:rPr>
+                          <m:t>,</m:t>
+                        </m:r>
+                        <m:sSub>
+                          <m:sSubPr>
+                            <m:ctrlPr>
+                              <w:rPr>
+                                <w:rFonts w:ascii="Cambria Math" w:hAnsi="Cambria Math"/>
+                                <w:i/>
+                                <w:lang w:val="en-US"/>
+                              </w:rPr>
+                            </m:ctrlPr>
+                          </m:sSubPr>
+                          <m:e>
+                            <m:r>
+                              <w:rPr>
+                                <w:rFonts w:ascii="Cambria Math" w:hAnsi="Cambria Math"/>
+                                <w:lang w:val="en-US"/>
+                              </w:rPr>
+                              <m:t>x</m:t>
+                            </m:r>
+                          </m:e>
+                          <m:sub>
+                            <m:r>
+                              <w:rPr>
+                                <w:rFonts w:ascii="Cambria Math" w:hAnsi="Cambria Math"/>
+                                <w:lang w:val="en-US"/>
+                              </w:rPr>
+                              <m:t>2</m:t>
+                            </m:r>
+                          </m:sub>
+                        </m:sSub>
+                        <m:r>
+                          <w:rPr>
+                            <w:rFonts w:ascii="Cambria Math" w:hAnsi="Cambria Math"/>
+                            <w:lang w:val="en-US"/>
+                          </w:rPr>
+                          <m:t>,…,</m:t>
+                        </m:r>
+                        <m:sSub>
+                          <m:sSubPr>
+                            <m:ctrlPr>
+                              <w:rPr>
+                                <w:rFonts w:ascii="Cambria Math" w:hAnsi="Cambria Math"/>
+                                <w:i/>
+                                <w:lang w:val="en-US"/>
+                              </w:rPr>
+                            </m:ctrlPr>
+                          </m:sSubPr>
+                          <m:e>
+                            <m:r>
+                              <w:rPr>
+                                <w:rFonts w:ascii="Cambria Math" w:hAnsi="Cambria Math"/>
+                                <w:lang w:val="en-US"/>
+                              </w:rPr>
+                              <m:t>x</m:t>
+                            </m:r>
+                          </m:e>
+                          <m:sub>
+                            <m:r>
+                              <w:rPr>
+                                <w:rFonts w:ascii="Cambria Math" w:hAnsi="Cambria Math"/>
+                                <w:lang w:val="en-US"/>
+                              </w:rPr>
+                              <m:t>m</m:t>
+                            </m:r>
+                          </m:sub>
+                        </m:sSub>
+                      </m:e>
+                    </m:d>
+                  </m:e>
+                </m:mr>
+                <m:mr>
+                  <m:e>
+                    <m:sSub>
+                      <m:sSubPr>
+                        <m:ctrlPr>
+                          <w:rPr>
+                            <w:rFonts w:ascii="Cambria Math" w:hAnsi="Cambria Math"/>
+                            <w:i/>
+                            <w:lang w:val="en-US"/>
+                          </w:rPr>
+                        </m:ctrlPr>
+                      </m:sSubPr>
+                      <m:e>
+                        <m:r>
+                          <w:rPr>
+                            <w:rFonts w:ascii="Cambria Math" w:hAnsi="Cambria Math"/>
+                            <w:lang w:val="en-US"/>
+                          </w:rPr>
+                          <m:t>f</m:t>
+                        </m:r>
+                      </m:e>
+                      <m:sub>
+                        <m:r>
+                          <w:rPr>
+                            <w:rFonts w:ascii="Cambria Math" w:hAnsi="Cambria Math"/>
+                            <w:lang w:val="en-US"/>
+                          </w:rPr>
+                          <m:t>2</m:t>
+                        </m:r>
+                      </m:sub>
+                    </m:sSub>
+                    <m:d>
+                      <m:dPr>
+                        <m:ctrlPr>
+                          <w:rPr>
+                            <w:rFonts w:ascii="Cambria Math" w:hAnsi="Cambria Math"/>
+                            <w:i/>
+                            <w:lang w:val="en-US"/>
+                          </w:rPr>
+                        </m:ctrlPr>
+                      </m:dPr>
+                      <m:e>
+                        <m:sSub>
+                          <m:sSubPr>
+                            <m:ctrlPr>
+                              <w:rPr>
+                                <w:rFonts w:ascii="Cambria Math" w:hAnsi="Cambria Math"/>
+                                <w:i/>
+                                <w:lang w:val="en-US"/>
+                              </w:rPr>
+                            </m:ctrlPr>
+                          </m:sSubPr>
+                          <m:e>
+                            <m:r>
+                              <w:rPr>
+                                <w:rFonts w:ascii="Cambria Math" w:hAnsi="Cambria Math"/>
+                                <w:lang w:val="en-US"/>
+                              </w:rPr>
+                              <m:t>x</m:t>
+                            </m:r>
+                          </m:e>
+                          <m:sub>
+                            <m:r>
+                              <w:rPr>
+                                <w:rFonts w:ascii="Cambria Math" w:hAnsi="Cambria Math"/>
+                                <w:lang w:val="en-US"/>
+                              </w:rPr>
+                              <m:t>1</m:t>
+                            </m:r>
+                          </m:sub>
+                        </m:sSub>
+                        <m:r>
+                          <w:rPr>
+                            <w:rFonts w:ascii="Cambria Math" w:hAnsi="Cambria Math"/>
+                            <w:lang w:val="en-US"/>
+                          </w:rPr>
+                          <m:t>,</m:t>
+                        </m:r>
+                        <m:sSub>
+                          <m:sSubPr>
+                            <m:ctrlPr>
+                              <w:rPr>
+                                <w:rFonts w:ascii="Cambria Math" w:hAnsi="Cambria Math"/>
+                                <w:i/>
+                                <w:lang w:val="en-US"/>
+                              </w:rPr>
+                            </m:ctrlPr>
+                          </m:sSubPr>
+                          <m:e>
+                            <m:r>
+                              <w:rPr>
+                                <w:rFonts w:ascii="Cambria Math" w:hAnsi="Cambria Math"/>
+                                <w:lang w:val="en-US"/>
+                              </w:rPr>
+                              <m:t>x</m:t>
+                            </m:r>
+                          </m:e>
+                          <m:sub>
+                            <m:r>
+                              <w:rPr>
+                                <w:rFonts w:ascii="Cambria Math" w:hAnsi="Cambria Math"/>
+                                <w:lang w:val="en-US"/>
+                              </w:rPr>
+                              <m:t>2</m:t>
+                            </m:r>
+                          </m:sub>
+                        </m:sSub>
+                        <m:r>
+                          <w:rPr>
+                            <w:rFonts w:ascii="Cambria Math" w:hAnsi="Cambria Math"/>
+                            <w:lang w:val="en-US"/>
+                          </w:rPr>
+                          <m:t>,…,</m:t>
+                        </m:r>
+                        <m:sSub>
+                          <m:sSubPr>
+                            <m:ctrlPr>
+                              <w:rPr>
+                                <w:rFonts w:ascii="Cambria Math" w:hAnsi="Cambria Math"/>
+                                <w:i/>
+                                <w:lang w:val="en-US"/>
+                              </w:rPr>
+                            </m:ctrlPr>
+                          </m:sSubPr>
+                          <m:e>
+                            <m:r>
+                              <w:rPr>
+                                <w:rFonts w:ascii="Cambria Math" w:hAnsi="Cambria Math"/>
+                                <w:lang w:val="en-US"/>
+                              </w:rPr>
+                              <m:t>x</m:t>
+                            </m:r>
+                          </m:e>
+                          <m:sub>
+                            <m:r>
+                              <w:rPr>
+                                <w:rFonts w:ascii="Cambria Math" w:hAnsi="Cambria Math"/>
+                                <w:lang w:val="en-US"/>
+                              </w:rPr>
+                              <m:t>m</m:t>
+                            </m:r>
+                          </m:sub>
+                        </m:sSub>
+                      </m:e>
+                    </m:d>
+                  </m:e>
+                </m:mr>
+                <m:mr>
+                  <m:e>
+                    <m:m>
+                      <m:mPr>
+                        <m:mcs>
+                          <m:mc>
+                            <m:mcPr>
+                              <m:count m:val="1"/>
+                              <m:mcJc m:val="center"/>
+                            </m:mcPr>
+                          </m:mc>
+                        </m:mcs>
+                        <m:ctrlPr>
+                          <w:rPr>
+                            <w:rFonts w:ascii="Cambria Math" w:hAnsi="Cambria Math"/>
+                            <w:i/>
+                            <w:lang w:val="en-US"/>
+                          </w:rPr>
+                        </m:ctrlPr>
+                      </m:mPr>
+                      <m:mr>
+                        <m:e>
+                          <m:r>
+                            <w:rPr>
+                              <w:rFonts w:ascii="Cambria Math" w:hAnsi="Cambria Math"/>
+                              <w:lang w:val="en-US"/>
+                            </w:rPr>
+                            <m:t>…</m:t>
+                          </m:r>
+                        </m:e>
+                      </m:mr>
+                      <m:mr>
+                        <m:e>
+                          <m:sSub>
+                            <m:sSubPr>
+                              <m:ctrlPr>
+                                <w:rPr>
+                                  <w:rFonts w:ascii="Cambria Math" w:hAnsi="Cambria Math"/>
+                                  <w:i/>
+                                  <w:lang w:val="en-US"/>
+                                </w:rPr>
+                              </m:ctrlPr>
+                            </m:sSubPr>
+                            <m:e>
+                              <m:r>
+                                <w:rPr>
+                                  <w:rFonts w:ascii="Cambria Math" w:hAnsi="Cambria Math"/>
+                                  <w:lang w:val="en-US"/>
+                                </w:rPr>
+                                <m:t>f</m:t>
+                              </m:r>
+                            </m:e>
+                            <m:sub>
+                              <m:r>
+                                <w:rPr>
+                                  <w:rFonts w:ascii="Cambria Math" w:hAnsi="Cambria Math"/>
+                                  <w:lang w:val="en-US"/>
+                                </w:rPr>
+                                <m:t>n</m:t>
+                              </m:r>
+                            </m:sub>
+                          </m:sSub>
+                          <m:d>
+                            <m:dPr>
+                              <m:ctrlPr>
+                                <w:rPr>
+                                  <w:rFonts w:ascii="Cambria Math" w:hAnsi="Cambria Math"/>
+                                  <w:i/>
+                                  <w:lang w:val="en-US"/>
+                                </w:rPr>
+                              </m:ctrlPr>
+                            </m:dPr>
+                            <m:e>
+                              <m:sSub>
+                                <m:sSubPr>
+                                  <m:ctrlPr>
+                                    <w:rPr>
+                                      <w:rFonts w:ascii="Cambria Math" w:hAnsi="Cambria Math"/>
+                                      <w:i/>
+                                      <w:lang w:val="en-US"/>
+                                    </w:rPr>
+                                  </m:ctrlPr>
+                                </m:sSubPr>
+                                <m:e>
+                                  <m:r>
+                                    <w:rPr>
+                                      <w:rFonts w:ascii="Cambria Math" w:hAnsi="Cambria Math"/>
+                                      <w:lang w:val="en-US"/>
+                                    </w:rPr>
+                                    <m:t>x</m:t>
+                                  </m:r>
+                                </m:e>
+                                <m:sub>
+                                  <m:r>
+                                    <w:rPr>
+                                      <w:rFonts w:ascii="Cambria Math" w:hAnsi="Cambria Math"/>
+                                      <w:lang w:val="en-US"/>
+                                    </w:rPr>
+                                    <m:t>1</m:t>
+                                  </m:r>
+                                </m:sub>
+                              </m:sSub>
+                              <m:r>
+                                <w:rPr>
+                                  <w:rFonts w:ascii="Cambria Math" w:hAnsi="Cambria Math"/>
+                                  <w:lang w:val="en-US"/>
+                                </w:rPr>
+                                <m:t>,</m:t>
+                              </m:r>
+                              <m:sSub>
+                                <m:sSubPr>
+                                  <m:ctrlPr>
+                                    <w:rPr>
+                                      <w:rFonts w:ascii="Cambria Math" w:hAnsi="Cambria Math"/>
+                                      <w:i/>
+                                      <w:lang w:val="en-US"/>
+                                    </w:rPr>
+                                  </m:ctrlPr>
+                                </m:sSubPr>
+                                <m:e>
+                                  <m:r>
+                                    <w:rPr>
+                                      <w:rFonts w:ascii="Cambria Math" w:hAnsi="Cambria Math"/>
+                                      <w:lang w:val="en-US"/>
+                                    </w:rPr>
+                                    <m:t>x</m:t>
+                                  </m:r>
+                                </m:e>
+                                <m:sub>
+                                  <m:r>
+                                    <w:rPr>
+                                      <w:rFonts w:ascii="Cambria Math" w:hAnsi="Cambria Math"/>
+                                      <w:lang w:val="en-US"/>
+                                    </w:rPr>
+                                    <m:t>2</m:t>
+                                  </m:r>
+                                </m:sub>
+                              </m:sSub>
+                              <m:r>
+                                <w:rPr>
+                                  <w:rFonts w:ascii="Cambria Math" w:hAnsi="Cambria Math"/>
+                                  <w:lang w:val="en-US"/>
+                                </w:rPr>
+                                <m:t>,…,</m:t>
+                              </m:r>
+                              <m:sSub>
+                                <m:sSubPr>
+                                  <m:ctrlPr>
+                                    <w:rPr>
+                                      <w:rFonts w:ascii="Cambria Math" w:hAnsi="Cambria Math"/>
+                                      <w:i/>
+                                      <w:lang w:val="en-US"/>
+                                    </w:rPr>
+                                  </m:ctrlPr>
+                                </m:sSubPr>
+                                <m:e>
+                                  <m:r>
+                                    <w:rPr>
+                                      <w:rFonts w:ascii="Cambria Math" w:hAnsi="Cambria Math"/>
+                                      <w:lang w:val="en-US"/>
+                                    </w:rPr>
+                                    <m:t>x</m:t>
+                                  </m:r>
+                                </m:e>
+                                <m:sub>
+                                  <m:r>
+                                    <w:rPr>
+                                      <w:rFonts w:ascii="Cambria Math" w:hAnsi="Cambria Math"/>
+                                      <w:lang w:val="en-US"/>
+                                    </w:rPr>
+                                    <m:t>m</m:t>
+                                  </m:r>
+                                </m:sub>
+                              </m:sSub>
+                            </m:e>
+                          </m:d>
+                        </m:e>
+                      </m:mr>
+                    </m:m>
+                  </m:e>
+                </m:mr>
+              </m:m>
+            </m:e>
+          </m:d>
+        </m:oMath>
+      </m:oMathPara>
+    </w:p>
+    <w:p>
+      <w:pPr>
+        <w:pStyle w:val="ListParagraph"/>
+        <w:numPr>
+          <w:ilvl w:val="0"/>
+          <w:numId w:val="4"/>
+        </w:numPr>
+        <w:rPr>
+          <w:lang w:val="en-US"/>
+        </w:rPr>
+      </w:pPr>
+      <w:r>
+        <w:rPr>
+          <w:lang w:val="en-US"/>
+        </w:rPr>
+        <w:t>Ma trận Jacobian của hàm f</w:t>
+      </w:r>
+    </w:p>
+    <w:p>
+      <w:pPr>
+        <w:pStyle w:val="ListParagraph"/>
+        <w:pBdr>
+          <w:top w:val="single" w:sz="4" w:space="1" w:color="auto"/>
+          <w:left w:val="single" w:sz="4" w:space="4" w:color="auto"/>
+          <w:bottom w:val="single" w:sz="4" w:space="1" w:color="auto"/>
+          <w:right w:val="single" w:sz="4" w:space="4" w:color="auto"/>
+        </w:pBdr>
+        <w:ind w:left="1080"/>
+        <w:rPr>
+          <w:lang w:val="en-US"/>
+        </w:rPr>
+      </w:pPr>
+      <m:oMathPara>
+        <m:oMathParaPr>
+          <m:jc m:val="left"/>
+        </m:oMathParaPr>
+        <m:oMath>
+          <m:r>
+            <w:rPr>
+              <w:rFonts w:ascii="Cambria Math" w:eastAsiaTheme="minorEastAsia" w:hAnsi="Cambria Math"/>
+              <w:lang w:val="en-US"/>
+            </w:rPr>
+            <m:t>J</m:t>
+          </m:r>
+          <m:d>
+            <m:dPr>
+              <m:ctrlPr>
+                <w:rPr>
+                  <w:rFonts w:ascii="Cambria Math" w:eastAsiaTheme="minorEastAsia" w:hAnsi="Cambria Math"/>
+                  <w:i/>
+                  <w:lang w:val="en-US"/>
+                </w:rPr>
+              </m:ctrlPr>
+            </m:dPr>
+            <m:e>
+              <m:r>
+                <w:rPr>
+                  <w:rFonts w:ascii="Cambria Math" w:eastAsiaTheme="minorEastAsia" w:hAnsi="Cambria Math"/>
+                  <w:lang w:val="en-US"/>
+                </w:rPr>
+                <m:t>f</m:t>
+              </m:r>
+            </m:e>
+          </m:d>
+          <m:r>
+            <w:rPr>
+              <w:rFonts w:ascii="Cambria Math" w:eastAsiaTheme="minorEastAsia" w:hAnsi="Cambria Math"/>
+              <w:lang w:val="en-US"/>
+            </w:rPr>
+            <m:t>=</m:t>
+          </m:r>
+          <m:d>
+            <m:dPr>
+              <m:ctrlPr>
+                <w:rPr>
+                  <w:rFonts w:ascii="Cambria Math" w:eastAsiaTheme="minorEastAsia" w:hAnsi="Cambria Math"/>
+                  <w:i/>
+                  <w:lang w:val="en-US"/>
+                </w:rPr>
+              </m:ctrlPr>
+            </m:dPr>
+            <m:e>
+              <m:m>
+                <m:mPr>
+                  <m:mcs>
+                    <m:mc>
+                      <m:mcPr>
+                        <m:count m:val="3"/>
+                        <m:mcJc m:val="center"/>
+                      </m:mcPr>
+                    </m:mc>
+                  </m:mcs>
+                  <m:ctrlPr>
+                    <w:rPr>
+                      <w:rFonts w:ascii="Cambria Math" w:eastAsiaTheme="minorEastAsia" w:hAnsi="Cambria Math"/>
+                      <w:i/>
+                      <w:lang w:val="en-US"/>
+                    </w:rPr>
+                  </m:ctrlPr>
+                </m:mPr>
+                <m:mr>
+                  <m:e>
+                    <m:f>
+                      <m:fPr>
+                        <m:ctrlPr>
+                          <w:rPr>
+                            <w:rFonts w:ascii="Cambria Math" w:eastAsiaTheme="minorEastAsia" w:hAnsi="Cambria Math"/>
+                            <w:i/>
+                            <w:lang w:val="en-US"/>
+                          </w:rPr>
+                        </m:ctrlPr>
+                      </m:fPr>
+                      <m:num>
+                        <m:r>
+                          <w:rPr>
+                            <w:rFonts w:ascii="Cambria Math" w:eastAsiaTheme="minorEastAsia" w:hAnsi="Cambria Math"/>
+                            <w:lang w:val="en-US"/>
+                          </w:rPr>
+                          <m:t>∂</m:t>
+                        </m:r>
+                        <m:sSub>
+                          <m:sSubPr>
+                            <m:ctrlPr>
+                              <w:rPr>
+                                <w:rFonts w:ascii="Cambria Math" w:hAnsi="Cambria Math"/>
+                                <w:i/>
+                                <w:lang w:val="en-US"/>
+                              </w:rPr>
+                            </m:ctrlPr>
+                          </m:sSubPr>
+                          <m:e>
+                            <m:r>
+                              <w:rPr>
+                                <w:rFonts w:ascii="Cambria Math" w:hAnsi="Cambria Math"/>
+                                <w:lang w:val="en-US"/>
+                              </w:rPr>
+                              <m:t>f</m:t>
+                            </m:r>
+                          </m:e>
+                          <m:sub>
+                            <m:r>
+                              <w:rPr>
+                                <w:rFonts w:ascii="Cambria Math" w:hAnsi="Cambria Math"/>
+                                <w:lang w:val="en-US"/>
+                              </w:rPr>
+                              <m:t>1</m:t>
+                            </m:r>
+                          </m:sub>
+                        </m:sSub>
+                      </m:num>
+                      <m:den>
+                        <m:r>
+                          <w:rPr>
+                            <w:rFonts w:ascii="Cambria Math" w:eastAsiaTheme="minorEastAsia" w:hAnsi="Cambria Math"/>
+                            <w:lang w:val="en-US"/>
+                          </w:rPr>
+                          <m:t>∂</m:t>
+                        </m:r>
+                        <m:sSub>
+                          <m:sSubPr>
+                            <m:ctrlPr>
+                              <w:rPr>
+                                <w:rFonts w:ascii="Cambria Math" w:hAnsi="Cambria Math"/>
+                                <w:i/>
+                                <w:lang w:val="en-US"/>
+                              </w:rPr>
+                            </m:ctrlPr>
+                          </m:sSubPr>
+                          <m:e>
+                            <m:r>
+                              <w:rPr>
+                                <w:rFonts w:ascii="Cambria Math" w:hAnsi="Cambria Math"/>
+                                <w:lang w:val="en-US"/>
+                              </w:rPr>
+                              <m:t>x</m:t>
+                            </m:r>
+                          </m:e>
+                          <m:sub>
+                            <m:r>
+                              <w:rPr>
+                                <w:rFonts w:ascii="Cambria Math" w:hAnsi="Cambria Math"/>
+                                <w:lang w:val="en-US"/>
+                              </w:rPr>
+                              <m:t>1</m:t>
+                            </m:r>
+                          </m:sub>
+                        </m:sSub>
+                      </m:den>
+                    </m:f>
+                  </m:e>
+                  <m:e>
+                    <m:f>
+                      <m:fPr>
+                        <m:ctrlPr>
+                          <w:rPr>
+                            <w:rFonts w:ascii="Cambria Math" w:eastAsiaTheme="minorEastAsia" w:hAnsi="Cambria Math"/>
+                            <w:i/>
+                            <w:lang w:val="en-US"/>
+                          </w:rPr>
+                        </m:ctrlPr>
+                      </m:fPr>
+                      <m:num>
+                        <m:r>
+                          <w:rPr>
+                            <w:rFonts w:ascii="Cambria Math" w:eastAsiaTheme="minorEastAsia" w:hAnsi="Cambria Math"/>
+                            <w:lang w:val="en-US"/>
+                          </w:rPr>
+                          <m:t>∂</m:t>
+                        </m:r>
+                        <m:sSub>
+                          <m:sSubPr>
+                            <m:ctrlPr>
+                              <w:rPr>
+                                <w:rFonts w:ascii="Cambria Math" w:hAnsi="Cambria Math"/>
+                                <w:i/>
+                                <w:lang w:val="en-US"/>
+                              </w:rPr>
+                            </m:ctrlPr>
+                          </m:sSubPr>
+                          <m:e>
+                            <m:r>
+                              <w:rPr>
+                                <w:rFonts w:ascii="Cambria Math" w:hAnsi="Cambria Math"/>
+                                <w:lang w:val="en-US"/>
+                              </w:rPr>
+                              <m:t>f</m:t>
+                            </m:r>
+                          </m:e>
+                          <m:sub>
+                            <m:r>
+                              <w:rPr>
+                                <w:rFonts w:ascii="Cambria Math" w:hAnsi="Cambria Math"/>
+                                <w:lang w:val="en-US"/>
+                              </w:rPr>
+                              <m:t>1</m:t>
+                            </m:r>
+                          </m:sub>
+                        </m:sSub>
+                      </m:num>
+                      <m:den>
+                        <m:r>
+                          <w:rPr>
+                            <w:rFonts w:ascii="Cambria Math" w:eastAsiaTheme="minorEastAsia" w:hAnsi="Cambria Math"/>
+                            <w:lang w:val="en-US"/>
+                          </w:rPr>
+                          <m:t>∂</m:t>
+                        </m:r>
+                        <m:sSub>
+                          <m:sSubPr>
+                            <m:ctrlPr>
+                              <w:rPr>
+                                <w:rFonts w:ascii="Cambria Math" w:hAnsi="Cambria Math"/>
+                                <w:i/>
+                                <w:lang w:val="en-US"/>
+                              </w:rPr>
+                            </m:ctrlPr>
+                          </m:sSubPr>
+                          <m:e>
+                            <m:r>
+                              <w:rPr>
+                                <w:rFonts w:ascii="Cambria Math" w:hAnsi="Cambria Math"/>
+                                <w:lang w:val="en-US"/>
+                              </w:rPr>
+                              <m:t>x</m:t>
+                            </m:r>
+                          </m:e>
+                          <m:sub>
+                            <m:r>
+                              <w:rPr>
+                                <w:rFonts w:ascii="Cambria Math" w:hAnsi="Cambria Math"/>
+                                <w:lang w:val="en-US"/>
+                              </w:rPr>
+                              <m:t>2</m:t>
+                            </m:r>
+                          </m:sub>
+                        </m:sSub>
+                      </m:den>
+                    </m:f>
+                  </m:e>
+                  <m:e>
+                    <m:m>
+                      <m:mPr>
+                        <m:mcs>
+                          <m:mc>
+                            <m:mcPr>
+                              <m:count m:val="2"/>
+                              <m:mcJc m:val="center"/>
+                            </m:mcPr>
+                          </m:mc>
+                        </m:mcs>
+                        <m:ctrlPr>
+                          <w:rPr>
+                            <w:rFonts w:ascii="Cambria Math" w:eastAsiaTheme="minorEastAsia" w:hAnsi="Cambria Math"/>
+                            <w:i/>
+                            <w:lang w:val="en-US"/>
+                          </w:rPr>
+                        </m:ctrlPr>
+                      </m:mPr>
+                      <m:mr>
+                        <m:e>
+                          <m:r>
+                            <w:rPr>
+                              <w:rFonts w:ascii="Cambria Math" w:eastAsiaTheme="minorEastAsia" w:hAnsi="Cambria Math"/>
+                              <w:lang w:val="en-US"/>
+                            </w:rPr>
+                            <m:t>…</m:t>
+                          </m:r>
+                        </m:e>
+                        <m:e>
+                          <m:f>
+                            <m:fPr>
+                              <m:ctrlPr>
+                                <w:rPr>
+                                  <w:rFonts w:ascii="Cambria Math" w:eastAsiaTheme="minorEastAsia" w:hAnsi="Cambria Math"/>
+                                  <w:i/>
+                                  <w:lang w:val="en-US"/>
+                                </w:rPr>
+                              </m:ctrlPr>
+                            </m:fPr>
+                            <m:num>
+                              <m:r>
+                                <w:rPr>
+                                  <w:rFonts w:ascii="Cambria Math" w:eastAsiaTheme="minorEastAsia" w:hAnsi="Cambria Math"/>
+                                  <w:lang w:val="en-US"/>
+                                </w:rPr>
+                                <m:t>∂</m:t>
+                              </m:r>
+                              <m:sSub>
+                                <m:sSubPr>
+                                  <m:ctrlPr>
+                                    <w:rPr>
+                                      <w:rFonts w:ascii="Cambria Math" w:hAnsi="Cambria Math"/>
+                                      <w:i/>
+                                      <w:lang w:val="en-US"/>
+                                    </w:rPr>
+                                  </m:ctrlPr>
+                                </m:sSubPr>
+                                <m:e>
+                                  <m:r>
+                                    <w:rPr>
+                                      <w:rFonts w:ascii="Cambria Math" w:hAnsi="Cambria Math"/>
+                                      <w:lang w:val="en-US"/>
+                                    </w:rPr>
+                                    <m:t>f</m:t>
+                                  </m:r>
+                                </m:e>
+                                <m:sub>
+                                  <m:r>
+                                    <w:rPr>
+                                      <w:rFonts w:ascii="Cambria Math" w:hAnsi="Cambria Math"/>
+                                      <w:lang w:val="en-US"/>
+                                    </w:rPr>
+                                    <m:t>1</m:t>
+                                  </m:r>
+                                </m:sub>
+                              </m:sSub>
+                            </m:num>
+                            <m:den>
+                              <m:r>
+                                <w:rPr>
+                                  <w:rFonts w:ascii="Cambria Math" w:eastAsiaTheme="minorEastAsia" w:hAnsi="Cambria Math"/>
+                                  <w:lang w:val="en-US"/>
+                                </w:rPr>
+                                <m:t>∂</m:t>
+                              </m:r>
+                              <m:sSub>
+                                <m:sSubPr>
+                                  <m:ctrlPr>
+                                    <w:rPr>
+                                      <w:rFonts w:ascii="Cambria Math" w:hAnsi="Cambria Math"/>
+                                      <w:i/>
+                                      <w:lang w:val="en-US"/>
+                                    </w:rPr>
+                                  </m:ctrlPr>
+                                </m:sSubPr>
+                                <m:e>
+                                  <m:r>
+                                    <w:rPr>
+                                      <w:rFonts w:ascii="Cambria Math" w:hAnsi="Cambria Math"/>
+                                      <w:lang w:val="en-US"/>
+                                    </w:rPr>
+                                    <m:t>x</m:t>
+                                  </m:r>
+                                </m:e>
+                                <m:sub>
+                                  <m:r>
+                                    <w:rPr>
+                                      <w:rFonts w:ascii="Cambria Math" w:hAnsi="Cambria Math"/>
+                                      <w:lang w:val="en-US"/>
+                                    </w:rPr>
+                                    <m:t>m</m:t>
+                                  </m:r>
+                                </m:sub>
+                              </m:sSub>
+                            </m:den>
+                          </m:f>
+                        </m:e>
+                      </m:mr>
+                    </m:m>
+                  </m:e>
+                </m:mr>
+                <m:mr>
+                  <m:e>
+                    <m:f>
+                      <m:fPr>
+                        <m:ctrlPr>
+                          <w:rPr>
+                            <w:rFonts w:ascii="Cambria Math" w:eastAsiaTheme="minorEastAsia" w:hAnsi="Cambria Math"/>
+                            <w:i/>
+                            <w:lang w:val="en-US"/>
+                          </w:rPr>
+                        </m:ctrlPr>
+                      </m:fPr>
+                      <m:num>
+                        <m:r>
+                          <w:rPr>
+                            <w:rFonts w:ascii="Cambria Math" w:eastAsiaTheme="minorEastAsia" w:hAnsi="Cambria Math"/>
+                            <w:lang w:val="en-US"/>
+                          </w:rPr>
+                          <m:t>∂</m:t>
+                        </m:r>
+                        <m:sSub>
+                          <m:sSubPr>
+                            <m:ctrlPr>
+                              <w:rPr>
+                                <w:rFonts w:ascii="Cambria Math" w:hAnsi="Cambria Math"/>
+                                <w:i/>
+                                <w:lang w:val="en-US"/>
+                              </w:rPr>
+                            </m:ctrlPr>
+                          </m:sSubPr>
+                          <m:e>
+                            <m:r>
+                              <w:rPr>
+                                <w:rFonts w:ascii="Cambria Math" w:hAnsi="Cambria Math"/>
+                                <w:lang w:val="en-US"/>
+                              </w:rPr>
+                              <m:t>f</m:t>
+                            </m:r>
+                          </m:e>
+                          <m:sub>
+                            <m:r>
+                              <w:rPr>
+                                <w:rFonts w:ascii="Cambria Math" w:hAnsi="Cambria Math"/>
+                                <w:lang w:val="en-US"/>
+                              </w:rPr>
+                              <m:t>2</m:t>
+                            </m:r>
+                          </m:sub>
+                        </m:sSub>
+                      </m:num>
+                      <m:den>
+                        <m:r>
+                          <w:rPr>
+                            <w:rFonts w:ascii="Cambria Math" w:eastAsiaTheme="minorEastAsia" w:hAnsi="Cambria Math"/>
+                            <w:lang w:val="en-US"/>
+                          </w:rPr>
+                          <m:t>∂</m:t>
+                        </m:r>
+                        <m:sSub>
+                          <m:sSubPr>
+                            <m:ctrlPr>
+                              <w:rPr>
+                                <w:rFonts w:ascii="Cambria Math" w:hAnsi="Cambria Math"/>
+                                <w:i/>
+                                <w:lang w:val="en-US"/>
+                              </w:rPr>
+                            </m:ctrlPr>
+                          </m:sSubPr>
+                          <m:e>
+                            <m:r>
+                              <w:rPr>
+                                <w:rFonts w:ascii="Cambria Math" w:hAnsi="Cambria Math"/>
+                                <w:lang w:val="en-US"/>
+                              </w:rPr>
+                              <m:t>x</m:t>
+                            </m:r>
+                          </m:e>
+                          <m:sub>
+                            <m:r>
+                              <w:rPr>
+                                <w:rFonts w:ascii="Cambria Math" w:hAnsi="Cambria Math"/>
+                                <w:lang w:val="en-US"/>
+                              </w:rPr>
+                              <m:t>1</m:t>
+                            </m:r>
+                          </m:sub>
+                        </m:sSub>
+                      </m:den>
+                    </m:f>
+                  </m:e>
+                  <m:e>
+                    <m:f>
+                      <m:fPr>
+                        <m:ctrlPr>
+                          <w:rPr>
+                            <w:rFonts w:ascii="Cambria Math" w:eastAsiaTheme="minorEastAsia" w:hAnsi="Cambria Math"/>
+                            <w:i/>
+                            <w:lang w:val="en-US"/>
+                          </w:rPr>
+                        </m:ctrlPr>
+                      </m:fPr>
+                      <m:num>
+                        <m:r>
+                          <w:rPr>
+                            <w:rFonts w:ascii="Cambria Math" w:eastAsiaTheme="minorEastAsia" w:hAnsi="Cambria Math"/>
+                            <w:lang w:val="en-US"/>
+                          </w:rPr>
+                          <m:t>∂</m:t>
+                        </m:r>
+                        <m:sSub>
+                          <m:sSubPr>
+                            <m:ctrlPr>
+                              <w:rPr>
+                                <w:rFonts w:ascii="Cambria Math" w:hAnsi="Cambria Math"/>
+                                <w:i/>
+                                <w:lang w:val="en-US"/>
+                              </w:rPr>
+                            </m:ctrlPr>
+                          </m:sSubPr>
+                          <m:e>
+                            <m:r>
+                              <w:rPr>
+                                <w:rFonts w:ascii="Cambria Math" w:hAnsi="Cambria Math"/>
+                                <w:lang w:val="en-US"/>
+                              </w:rPr>
+                              <m:t>f</m:t>
+                            </m:r>
+                          </m:e>
+                          <m:sub>
+                            <m:r>
+                              <w:rPr>
+                                <w:rFonts w:ascii="Cambria Math" w:hAnsi="Cambria Math"/>
+                                <w:lang w:val="en-US"/>
+                              </w:rPr>
+                              <m:t>2</m:t>
+                            </m:r>
+                          </m:sub>
+                        </m:sSub>
+                      </m:num>
+                      <m:den>
+                        <m:r>
+                          <w:rPr>
+                            <w:rFonts w:ascii="Cambria Math" w:eastAsiaTheme="minorEastAsia" w:hAnsi="Cambria Math"/>
+                            <w:lang w:val="en-US"/>
+                          </w:rPr>
+                          <m:t>∂</m:t>
+                        </m:r>
+                        <m:sSub>
+                          <m:sSubPr>
+                            <m:ctrlPr>
+                              <w:rPr>
+                                <w:rFonts w:ascii="Cambria Math" w:hAnsi="Cambria Math"/>
+                                <w:i/>
+                                <w:lang w:val="en-US"/>
+                              </w:rPr>
+                            </m:ctrlPr>
+                          </m:sSubPr>
+                          <m:e>
+                            <m:r>
+                              <w:rPr>
+                                <w:rFonts w:ascii="Cambria Math" w:hAnsi="Cambria Math"/>
+                                <w:lang w:val="en-US"/>
+                              </w:rPr>
+                              <m:t>x</m:t>
+                            </m:r>
+                          </m:e>
+                          <m:sub>
+                            <m:r>
+                              <w:rPr>
+                                <w:rFonts w:ascii="Cambria Math" w:hAnsi="Cambria Math"/>
+                                <w:lang w:val="en-US"/>
+                              </w:rPr>
+                              <m:t>2</m:t>
+                            </m:r>
+                          </m:sub>
+                        </m:sSub>
+                      </m:den>
+                    </m:f>
+                  </m:e>
+                  <m:e>
+                    <m:m>
+                      <m:mPr>
+                        <m:mcs>
+                          <m:mc>
+                            <m:mcPr>
+                              <m:count m:val="2"/>
+                              <m:mcJc m:val="center"/>
+                            </m:mcPr>
+                          </m:mc>
+                        </m:mcs>
+                        <m:ctrlPr>
+                          <w:rPr>
+                            <w:rFonts w:ascii="Cambria Math" w:eastAsiaTheme="minorEastAsia" w:hAnsi="Cambria Math"/>
+                            <w:i/>
+                            <w:lang w:val="en-US"/>
+                          </w:rPr>
+                        </m:ctrlPr>
+                      </m:mPr>
+                      <m:mr>
+                        <m:e>
+                          <m:r>
+                            <w:rPr>
+                              <w:rFonts w:ascii="Cambria Math" w:eastAsiaTheme="minorEastAsia" w:hAnsi="Cambria Math"/>
+                              <w:lang w:val="en-US"/>
+                            </w:rPr>
+                            <m:t>…</m:t>
+                          </m:r>
+                        </m:e>
+                        <m:e>
+                          <m:f>
+                            <m:fPr>
+                              <m:ctrlPr>
+                                <w:rPr>
+                                  <w:rFonts w:ascii="Cambria Math" w:eastAsiaTheme="minorEastAsia" w:hAnsi="Cambria Math"/>
+                                  <w:i/>
+                                  <w:lang w:val="en-US"/>
+                                </w:rPr>
+                              </m:ctrlPr>
+                            </m:fPr>
+                            <m:num>
+                              <m:r>
+                                <w:rPr>
+                                  <w:rFonts w:ascii="Cambria Math" w:eastAsiaTheme="minorEastAsia" w:hAnsi="Cambria Math"/>
+                                  <w:lang w:val="en-US"/>
+                                </w:rPr>
+                                <m:t>∂</m:t>
+                              </m:r>
+                              <m:sSub>
+                                <m:sSubPr>
+                                  <m:ctrlPr>
+                                    <w:rPr>
+                                      <w:rFonts w:ascii="Cambria Math" w:hAnsi="Cambria Math"/>
+                                      <w:i/>
+                                      <w:lang w:val="en-US"/>
+                                    </w:rPr>
+                                  </m:ctrlPr>
+                                </m:sSubPr>
+                                <m:e>
+                                  <m:r>
+                                    <w:rPr>
+                                      <w:rFonts w:ascii="Cambria Math" w:hAnsi="Cambria Math"/>
+                                      <w:lang w:val="en-US"/>
+                                    </w:rPr>
+                                    <m:t>f</m:t>
+                                  </m:r>
+                                </m:e>
+                                <m:sub>
+                                  <m:r>
+                                    <w:rPr>
+                                      <w:rFonts w:ascii="Cambria Math" w:hAnsi="Cambria Math"/>
+                                      <w:lang w:val="en-US"/>
+                                    </w:rPr>
+                                    <m:t>2</m:t>
+                                  </m:r>
+                                </m:sub>
+                              </m:sSub>
+                            </m:num>
+                            <m:den>
+                              <m:r>
+                                <w:rPr>
+                                  <w:rFonts w:ascii="Cambria Math" w:eastAsiaTheme="minorEastAsia" w:hAnsi="Cambria Math"/>
+                                  <w:lang w:val="en-US"/>
+                                </w:rPr>
+                                <m:t>∂</m:t>
+                              </m:r>
+                              <m:sSub>
+                                <m:sSubPr>
+                                  <m:ctrlPr>
+                                    <w:rPr>
+                                      <w:rFonts w:ascii="Cambria Math" w:hAnsi="Cambria Math"/>
+                                      <w:i/>
+                                      <w:lang w:val="en-US"/>
+                                    </w:rPr>
+                                  </m:ctrlPr>
+                                </m:sSubPr>
+                                <m:e>
+                                  <m:r>
+                                    <w:rPr>
+                                      <w:rFonts w:ascii="Cambria Math" w:hAnsi="Cambria Math"/>
+                                      <w:lang w:val="en-US"/>
+                                    </w:rPr>
+                                    <m:t>x</m:t>
+                                  </m:r>
+                                </m:e>
+                                <m:sub>
+                                  <m:r>
+                                    <w:rPr>
+                                      <w:rFonts w:ascii="Cambria Math" w:hAnsi="Cambria Math"/>
+                                      <w:lang w:val="en-US"/>
+                                    </w:rPr>
+                                    <m:t>m</m:t>
+                                  </m:r>
+                                </m:sub>
+                              </m:sSub>
+                            </m:den>
+                          </m:f>
+                        </m:e>
+                      </m:mr>
+                    </m:m>
+                  </m:e>
+                </m:mr>
+                <m:mr>
+                  <m:e>
+                    <m:m>
+                      <m:mPr>
+                        <m:mcs>
+                          <m:mc>
+                            <m:mcPr>
+                              <m:count m:val="1"/>
+                              <m:mcJc m:val="center"/>
+                            </m:mcPr>
+                          </m:mc>
+                        </m:mcs>
+                        <m:ctrlPr>
+                          <w:rPr>
+                            <w:rFonts w:ascii="Cambria Math" w:eastAsiaTheme="minorEastAsia" w:hAnsi="Cambria Math"/>
+                            <w:i/>
+                            <w:lang w:val="en-US"/>
+                          </w:rPr>
+                        </m:ctrlPr>
+                      </m:mPr>
+                      <m:mr>
+                        <m:e>
+                          <m:r>
+                            <w:rPr>
+                              <w:rFonts w:ascii="Cambria Math" w:eastAsiaTheme="minorEastAsia" w:hAnsi="Cambria Math"/>
+                              <w:lang w:val="en-US"/>
+                            </w:rPr>
+                            <m:t>…</m:t>
+                          </m:r>
+                        </m:e>
+                      </m:mr>
+                      <m:mr>
+                        <m:e>
+                          <m:f>
+                            <m:fPr>
+                              <m:ctrlPr>
+                                <w:rPr>
+                                  <w:rFonts w:ascii="Cambria Math" w:eastAsiaTheme="minorEastAsia" w:hAnsi="Cambria Math"/>
+                                  <w:i/>
+                                  <w:lang w:val="en-US"/>
+                                </w:rPr>
+                              </m:ctrlPr>
+                            </m:fPr>
+                            <m:num>
+                              <m:r>
+                                <w:rPr>
+                                  <w:rFonts w:ascii="Cambria Math" w:eastAsiaTheme="minorEastAsia" w:hAnsi="Cambria Math"/>
+                                  <w:lang w:val="en-US"/>
+                                </w:rPr>
+                                <m:t>∂</m:t>
+                              </m:r>
+                              <m:sSub>
+                                <m:sSubPr>
+                                  <m:ctrlPr>
+                                    <w:rPr>
+                                      <w:rFonts w:ascii="Cambria Math" w:hAnsi="Cambria Math"/>
+                                      <w:i/>
+                                      <w:lang w:val="en-US"/>
+                                    </w:rPr>
+                                  </m:ctrlPr>
+                                </m:sSubPr>
+                                <m:e>
+                                  <m:r>
+                                    <w:rPr>
+                                      <w:rFonts w:ascii="Cambria Math" w:hAnsi="Cambria Math"/>
+                                      <w:lang w:val="en-US"/>
+                                    </w:rPr>
+                                    <m:t>f</m:t>
+                                  </m:r>
+                                </m:e>
+                                <m:sub>
+                                  <m:r>
+                                    <w:rPr>
+                                      <w:rFonts w:ascii="Cambria Math" w:hAnsi="Cambria Math"/>
+                                      <w:lang w:val="en-US"/>
+                                    </w:rPr>
+                                    <m:t>n</m:t>
+                                  </m:r>
+                                </m:sub>
+                              </m:sSub>
+                            </m:num>
+                            <m:den>
+                              <m:r>
+                                <w:rPr>
+                                  <w:rFonts w:ascii="Cambria Math" w:eastAsiaTheme="minorEastAsia" w:hAnsi="Cambria Math"/>
+                                  <w:lang w:val="en-US"/>
+                                </w:rPr>
+                                <m:t>∂</m:t>
+                              </m:r>
+                              <m:sSub>
+                                <m:sSubPr>
+                                  <m:ctrlPr>
+                                    <w:rPr>
+                                      <w:rFonts w:ascii="Cambria Math" w:hAnsi="Cambria Math"/>
+                                      <w:i/>
+                                      <w:lang w:val="en-US"/>
+                                    </w:rPr>
+                                  </m:ctrlPr>
+                                </m:sSubPr>
+                                <m:e>
+                                  <m:r>
+                                    <w:rPr>
+                                      <w:rFonts w:ascii="Cambria Math" w:hAnsi="Cambria Math"/>
+                                      <w:lang w:val="en-US"/>
+                                    </w:rPr>
+                                    <m:t>x</m:t>
+                                  </m:r>
+                                </m:e>
+                                <m:sub>
+                                  <m:r>
+                                    <w:rPr>
+                                      <w:rFonts w:ascii="Cambria Math" w:hAnsi="Cambria Math"/>
+                                      <w:lang w:val="en-US"/>
+                                    </w:rPr>
+                                    <m:t>1</m:t>
+                                  </m:r>
+                                </m:sub>
+                              </m:sSub>
+                            </m:den>
+                          </m:f>
+                        </m:e>
+                      </m:mr>
+                    </m:m>
+                  </m:e>
+                  <m:e>
+                    <m:m>
+                      <m:mPr>
+                        <m:mcs>
+                          <m:mc>
+                            <m:mcPr>
+                              <m:count m:val="1"/>
+                              <m:mcJc m:val="center"/>
+                            </m:mcPr>
+                          </m:mc>
+                        </m:mcs>
+                        <m:ctrlPr>
+                          <w:rPr>
+                            <w:rFonts w:ascii="Cambria Math" w:eastAsiaTheme="minorEastAsia" w:hAnsi="Cambria Math"/>
+                            <w:i/>
+                            <w:lang w:val="en-US"/>
+                          </w:rPr>
+                        </m:ctrlPr>
+                      </m:mPr>
+                      <m:mr>
+                        <m:e>
+                          <m:r>
+                            <w:rPr>
+                              <w:rFonts w:ascii="Cambria Math" w:eastAsiaTheme="minorEastAsia" w:hAnsi="Cambria Math"/>
+                              <w:lang w:val="en-US"/>
+                            </w:rPr>
+                            <m:t>…</m:t>
+                          </m:r>
+                        </m:e>
+                      </m:mr>
+                      <m:mr>
+                        <m:e>
+                          <m:f>
+                            <m:fPr>
+                              <m:ctrlPr>
+                                <w:rPr>
+                                  <w:rFonts w:ascii="Cambria Math" w:eastAsiaTheme="minorEastAsia" w:hAnsi="Cambria Math"/>
+                                  <w:i/>
+                                  <w:lang w:val="en-US"/>
+                                </w:rPr>
+                              </m:ctrlPr>
+                            </m:fPr>
+                            <m:num>
+                              <m:r>
+                                <w:rPr>
+                                  <w:rFonts w:ascii="Cambria Math" w:eastAsiaTheme="minorEastAsia" w:hAnsi="Cambria Math"/>
+                                  <w:lang w:val="en-US"/>
+                                </w:rPr>
+                                <m:t>∂</m:t>
+                              </m:r>
+                              <m:sSub>
+                                <m:sSubPr>
+                                  <m:ctrlPr>
+                                    <w:rPr>
+                                      <w:rFonts w:ascii="Cambria Math" w:hAnsi="Cambria Math"/>
+                                      <w:i/>
+                                      <w:lang w:val="en-US"/>
+                                    </w:rPr>
+                                  </m:ctrlPr>
+                                </m:sSubPr>
+                                <m:e>
+                                  <m:r>
+                                    <w:rPr>
+                                      <w:rFonts w:ascii="Cambria Math" w:hAnsi="Cambria Math"/>
+                                      <w:lang w:val="en-US"/>
+                                    </w:rPr>
+                                    <m:t>f</m:t>
+                                  </m:r>
+                                </m:e>
+                                <m:sub>
+                                  <m:r>
+                                    <w:rPr>
+                                      <w:rFonts w:ascii="Cambria Math" w:hAnsi="Cambria Math"/>
+                                      <w:lang w:val="en-US"/>
+                                    </w:rPr>
+                                    <m:t>n</m:t>
+                                  </m:r>
+                                </m:sub>
+                              </m:sSub>
+                            </m:num>
+                            <m:den>
+                              <m:r>
+                                <w:rPr>
+                                  <w:rFonts w:ascii="Cambria Math" w:eastAsiaTheme="minorEastAsia" w:hAnsi="Cambria Math"/>
+                                  <w:lang w:val="en-US"/>
+                                </w:rPr>
+                                <m:t>∂</m:t>
+                              </m:r>
+                              <m:sSub>
+                                <m:sSubPr>
+                                  <m:ctrlPr>
+                                    <w:rPr>
+                                      <w:rFonts w:ascii="Cambria Math" w:hAnsi="Cambria Math"/>
+                                      <w:i/>
+                                      <w:lang w:val="en-US"/>
+                                    </w:rPr>
+                                  </m:ctrlPr>
+                                </m:sSubPr>
+                                <m:e>
+                                  <m:r>
+                                    <w:rPr>
+                                      <w:rFonts w:ascii="Cambria Math" w:hAnsi="Cambria Math"/>
+                                      <w:lang w:val="en-US"/>
+                                    </w:rPr>
+                                    <m:t>x</m:t>
+                                  </m:r>
+                                </m:e>
+                                <m:sub>
+                                  <m:r>
+                                    <w:rPr>
+                                      <w:rFonts w:ascii="Cambria Math" w:hAnsi="Cambria Math"/>
+                                      <w:lang w:val="en-US"/>
+                                    </w:rPr>
+                                    <m:t>2</m:t>
+                                  </m:r>
+                                </m:sub>
+                              </m:sSub>
+                            </m:den>
+                          </m:f>
+                        </m:e>
+                      </m:mr>
+                    </m:m>
+                  </m:e>
+                  <m:e>
+                    <m:m>
+                      <m:mPr>
+                        <m:mcs>
+                          <m:mc>
+                            <m:mcPr>
+                              <m:count m:val="2"/>
+                              <m:mcJc m:val="center"/>
+                            </m:mcPr>
+                          </m:mc>
+                        </m:mcs>
+                        <m:ctrlPr>
+                          <w:rPr>
+                            <w:rFonts w:ascii="Cambria Math" w:eastAsiaTheme="minorEastAsia" w:hAnsi="Cambria Math"/>
+                            <w:i/>
+                            <w:lang w:val="en-US"/>
+                          </w:rPr>
+                        </m:ctrlPr>
+                      </m:mPr>
+                      <m:mr>
+                        <m:e>
+                          <m:r>
+                            <w:rPr>
+                              <w:rFonts w:ascii="Cambria Math" w:eastAsiaTheme="minorEastAsia" w:hAnsi="Cambria Math"/>
+                              <w:lang w:val="en-US"/>
+                            </w:rPr>
+                            <m:t>…</m:t>
+                          </m:r>
+                        </m:e>
+                        <m:e>
+                          <m:r>
+                            <w:rPr>
+                              <w:rFonts w:ascii="Cambria Math" w:eastAsiaTheme="minorEastAsia" w:hAnsi="Cambria Math"/>
+                              <w:lang w:val="en-US"/>
+                            </w:rPr>
+                            <m:t>…</m:t>
+                          </m:r>
+                        </m:e>
+                      </m:mr>
+                      <m:mr>
+                        <m:e>
+                          <m:r>
+                            <w:rPr>
+                              <w:rFonts w:ascii="Cambria Math" w:eastAsiaTheme="minorEastAsia" w:hAnsi="Cambria Math"/>
+                              <w:lang w:val="en-US"/>
+                            </w:rPr>
+                            <m:t>…</m:t>
+                          </m:r>
+                        </m:e>
+                        <m:e>
+                          <m:f>
+                            <m:fPr>
+                              <m:ctrlPr>
+                                <w:rPr>
+                                  <w:rFonts w:ascii="Cambria Math" w:eastAsiaTheme="minorEastAsia" w:hAnsi="Cambria Math"/>
+                                  <w:i/>
+                                  <w:lang w:val="en-US"/>
+                                </w:rPr>
+                              </m:ctrlPr>
+                            </m:fPr>
+                            <m:num>
+                              <m:r>
+                                <w:rPr>
+                                  <w:rFonts w:ascii="Cambria Math" w:eastAsiaTheme="minorEastAsia" w:hAnsi="Cambria Math"/>
+                                  <w:lang w:val="en-US"/>
+                                </w:rPr>
+                                <m:t>∂</m:t>
+                              </m:r>
+                              <m:sSub>
+                                <m:sSubPr>
+                                  <m:ctrlPr>
+                                    <w:rPr>
+                                      <w:rFonts w:ascii="Cambria Math" w:hAnsi="Cambria Math"/>
+                                      <w:i/>
+                                      <w:lang w:val="en-US"/>
+                                    </w:rPr>
+                                  </m:ctrlPr>
+                                </m:sSubPr>
+                                <m:e>
+                                  <m:r>
+                                    <w:rPr>
+                                      <w:rFonts w:ascii="Cambria Math" w:hAnsi="Cambria Math"/>
+                                      <w:lang w:val="en-US"/>
+                                    </w:rPr>
+                                    <m:t>f</m:t>
+                                  </m:r>
+                                </m:e>
+                                <m:sub>
+                                  <m:r>
+                                    <w:rPr>
+                                      <w:rFonts w:ascii="Cambria Math" w:hAnsi="Cambria Math"/>
+                                      <w:lang w:val="en-US"/>
+                                    </w:rPr>
+                                    <m:t>n</m:t>
+                                  </m:r>
+                                </m:sub>
+                              </m:sSub>
+                            </m:num>
+                            <m:den>
+                              <m:r>
+                                <w:rPr>
+                                  <w:rFonts w:ascii="Cambria Math" w:eastAsiaTheme="minorEastAsia" w:hAnsi="Cambria Math"/>
+                                  <w:lang w:val="en-US"/>
+                                </w:rPr>
+                                <m:t>∂</m:t>
+                              </m:r>
+                              <m:sSub>
+                                <m:sSubPr>
+                                  <m:ctrlPr>
+                                    <w:rPr>
+                                      <w:rFonts w:ascii="Cambria Math" w:hAnsi="Cambria Math"/>
+                                      <w:i/>
+                                      <w:lang w:val="en-US"/>
+                                    </w:rPr>
+                                  </m:ctrlPr>
+                                </m:sSubPr>
+                                <m:e>
+                                  <m:r>
+                                    <w:rPr>
+                                      <w:rFonts w:ascii="Cambria Math" w:hAnsi="Cambria Math"/>
+                                      <w:lang w:val="en-US"/>
+                                    </w:rPr>
+                                    <m:t>x</m:t>
+                                  </m:r>
+                                </m:e>
+                                <m:sub>
+                                  <m:r>
+                                    <w:rPr>
+                                      <w:rFonts w:ascii="Cambria Math" w:hAnsi="Cambria Math"/>
+                                      <w:lang w:val="en-US"/>
+                                    </w:rPr>
+                                    <m:t>m</m:t>
+                                  </m:r>
+                                </m:sub>
+                              </m:sSub>
+                            </m:den>
+                          </m:f>
+                        </m:e>
+                      </m:mr>
+                    </m:m>
+                  </m:e>
+                </m:mr>
+              </m:m>
+            </m:e>
+          </m:d>
+        </m:oMath>
+      </m:oMathPara>
+    </w:p>
+    <w:p>
+      <w:pPr>
+        <w:pStyle w:val="ListParagraph"/>
+        <w:numPr>
+          <w:ilvl w:val="0"/>
+          <w:numId w:val="4"/>
+        </w:numPr>
+        <w:rPr>
+          <w:lang w:val="en-US"/>
+        </w:rPr>
+      </w:pPr>
+      <w:r>
+        <w:rPr>
+          <w:lang w:val="en-US"/>
+        </w:rPr>
+        <w:t>Ví dụ</w:t>
+      </w:r>
+    </w:p>
+    <w:p>
+      <w:pPr>
+        <w:pStyle w:val="ListParagraph"/>
+        <w:pBdr>
+          <w:top w:val="single" w:sz="4" w:space="1" w:color="auto"/>
+          <w:left w:val="single" w:sz="4" w:space="4" w:color="auto"/>
+          <w:bottom w:val="single" w:sz="4" w:space="1" w:color="auto"/>
+          <w:right w:val="single" w:sz="4" w:space="4" w:color="auto"/>
+        </w:pBdr>
+        <w:ind w:left="1080"/>
+        <w:rPr>
+          <w:lang w:val="en-US"/>
+        </w:rPr>
+      </w:pPr>
+      <m:oMathPara>
+        <m:oMathParaPr>
+          <m:jc m:val="left"/>
+        </m:oMathParaPr>
+        <m:oMath>
+          <m:r>
+            <w:rPr>
+              <w:rFonts w:ascii="Cambria Math" w:hAnsi="Cambria Math"/>
+              <w:lang w:val="en-US"/>
+            </w:rPr>
+            <m:t>f</m:t>
+          </m:r>
+          <m:d>
+            <m:dPr>
+              <m:ctrlPr>
+                <w:rPr>
+                  <w:rFonts w:ascii="Cambria Math" w:hAnsi="Cambria Math"/>
+                  <w:i/>
+                  <w:lang w:val="en-US"/>
+                </w:rPr>
+              </m:ctrlPr>
+            </m:dPr>
+            <m:e>
+              <m:r>
+                <w:rPr>
+                  <w:rFonts w:ascii="Cambria Math" w:hAnsi="Cambria Math"/>
+                  <w:lang w:val="en-US"/>
+                </w:rPr>
+                <m:t>x</m:t>
+              </m:r>
+              <m:r>
+                <w:rPr>
+                  <w:rFonts w:ascii="Cambria Math" w:hAnsi="Cambria Math"/>
+                  <w:lang w:val="en-US"/>
+                </w:rPr>
+                <m:t>,</m:t>
+              </m:r>
+              <m:r>
+                <w:rPr>
+                  <w:rFonts w:ascii="Cambria Math" w:hAnsi="Cambria Math"/>
+                  <w:lang w:val="en-US"/>
+                </w:rPr>
+                <m:t>y</m:t>
+              </m:r>
+              <m:r>
+                <w:rPr>
+                  <w:rFonts w:ascii="Cambria Math" w:hAnsi="Cambria Math"/>
+                  <w:lang w:val="en-US"/>
+                </w:rPr>
+                <m:t>,</m:t>
+              </m:r>
+              <m:r>
+                <w:rPr>
+                  <w:rFonts w:ascii="Cambria Math" w:hAnsi="Cambria Math"/>
+                  <w:lang w:val="en-US"/>
+                </w:rPr>
+                <m:t>z</m:t>
+              </m:r>
+            </m:e>
+          </m:d>
+          <m:r>
+            <w:rPr>
+              <w:rFonts w:ascii="Cambria Math" w:hAnsi="Cambria Math"/>
+              <w:lang w:val="en-US"/>
+            </w:rPr>
+            <m:t>=</m:t>
+          </m:r>
+          <m:d>
+            <m:dPr>
+              <m:ctrlPr>
+                <w:rPr>
+                  <w:rFonts w:ascii="Cambria Math" w:hAnsi="Cambria Math"/>
+                  <w:i/>
+                  <w:lang w:val="en-US"/>
+                </w:rPr>
+              </m:ctrlPr>
+            </m:dPr>
+            <m:e>
+              <m:m>
+                <m:mPr>
+                  <m:mcs>
+                    <m:mc>
+                      <m:mcPr>
+                        <m:count m:val="1"/>
+                        <m:mcJc m:val="center"/>
+                      </m:mcPr>
+                    </m:mc>
+                  </m:mcs>
+                  <m:ctrlPr>
+                    <w:rPr>
+                      <w:rFonts w:ascii="Cambria Math" w:hAnsi="Cambria Math"/>
+                      <w:i/>
+                      <w:lang w:val="en-US"/>
+                    </w:rPr>
+                  </m:ctrlPr>
+                </m:mPr>
+                <m:mr>
+                  <m:e>
+                    <m:r>
+                      <w:rPr>
+                        <w:rFonts w:ascii="Cambria Math" w:hAnsi="Cambria Math"/>
+                        <w:lang w:val="en-US"/>
+                      </w:rPr>
+                      <m:t>x+</m:t>
+                    </m:r>
+                    <m:sSup>
+                      <m:sSupPr>
+                        <m:ctrlPr>
+                          <w:rPr>
+                            <w:rFonts w:ascii="Cambria Math" w:hAnsi="Cambria Math"/>
+                            <w:i/>
+                            <w:lang w:val="en-US"/>
+                          </w:rPr>
+                        </m:ctrlPr>
+                      </m:sSupPr>
+                      <m:e>
+                        <m:r>
+                          <w:rPr>
+                            <w:rFonts w:ascii="Cambria Math" w:hAnsi="Cambria Math"/>
+                            <w:lang w:val="en-US"/>
+                          </w:rPr>
+                          <m:t>y</m:t>
+                        </m:r>
+                      </m:e>
+                      <m:sup>
+                        <m:r>
+                          <w:rPr>
+                            <w:rFonts w:ascii="Cambria Math" w:hAnsi="Cambria Math"/>
+                            <w:lang w:val="en-US"/>
+                          </w:rPr>
+                          <m:t>2</m:t>
+                        </m:r>
+                      </m:sup>
+                    </m:sSup>
+                  </m:e>
+                </m:mr>
+                <m:mr>
+                  <m:e>
+                    <m:r>
+                      <w:rPr>
+                        <w:rFonts w:ascii="Cambria Math" w:hAnsi="Cambria Math"/>
+                        <w:lang w:val="en-US"/>
+                      </w:rPr>
+                      <m:t>y+</m:t>
+                    </m:r>
+                    <m:sSup>
+                      <m:sSupPr>
+                        <m:ctrlPr>
+                          <w:rPr>
+                            <w:rFonts w:ascii="Cambria Math" w:hAnsi="Cambria Math"/>
+                            <w:i/>
+                            <w:lang w:val="en-US"/>
+                          </w:rPr>
+                        </m:ctrlPr>
+                      </m:sSupPr>
+                      <m:e>
+                        <m:r>
+                          <w:rPr>
+                            <w:rFonts w:ascii="Cambria Math" w:hAnsi="Cambria Math"/>
+                            <w:lang w:val="en-US"/>
+                          </w:rPr>
+                          <m:t>x</m:t>
+                        </m:r>
+                      </m:e>
+                      <m:sup>
+                        <m:r>
+                          <w:rPr>
+                            <w:rFonts w:ascii="Cambria Math" w:hAnsi="Cambria Math"/>
+                            <w:lang w:val="en-US"/>
+                          </w:rPr>
+                          <m:t>2</m:t>
+                        </m:r>
+                      </m:sup>
+                    </m:sSup>
+                    <m:r>
+                      <w:rPr>
+                        <w:rFonts w:ascii="Cambria Math" w:hAnsi="Cambria Math"/>
+                        <w:lang w:val="en-US"/>
+                      </w:rPr>
+                      <m:t>z+3</m:t>
+                    </m:r>
+                  </m:e>
+                </m:mr>
+              </m:m>
+            </m:e>
+          </m:d>
+        </m:oMath>
+      </m:oMathPara>
+    </w:p>
+    <w:p>
+      <w:pPr>
+        <w:pStyle w:val="ListParagraph"/>
+        <w:pBdr>
+          <w:top w:val="single" w:sz="4" w:space="1" w:color="auto"/>
+          <w:left w:val="single" w:sz="4" w:space="4" w:color="auto"/>
+          <w:bottom w:val="single" w:sz="4" w:space="1" w:color="auto"/>
+          <w:right w:val="single" w:sz="4" w:space="4" w:color="auto"/>
+        </w:pBdr>
+        <w:ind w:left="1080"/>
+        <w:rPr>
+          <w:lang w:val="en-US"/>
+        </w:rPr>
+      </w:pPr>
+      <m:oMathPara>
+        <m:oMathParaPr>
+          <m:jc m:val="left"/>
+        </m:oMathParaPr>
+        <m:oMath>
+          <m:r>
+            <w:rPr>
+              <w:rFonts w:ascii="Cambria Math" w:eastAsiaTheme="minorEastAsia" w:hAnsi="Cambria Math"/>
+              <w:lang w:val="en-US"/>
+            </w:rPr>
+            <m:t>J</m:t>
+          </m:r>
+          <m:d>
+            <m:dPr>
+              <m:ctrlPr>
+                <w:rPr>
+                  <w:rFonts w:ascii="Cambria Math" w:eastAsiaTheme="minorEastAsia" w:hAnsi="Cambria Math"/>
+                  <w:i/>
+                  <w:lang w:val="en-US"/>
+                </w:rPr>
+              </m:ctrlPr>
+            </m:dPr>
+            <m:e>
+              <m:r>
+                <w:rPr>
+                  <w:rFonts w:ascii="Cambria Math" w:eastAsiaTheme="minorEastAsia" w:hAnsi="Cambria Math"/>
+                  <w:lang w:val="en-US"/>
+                </w:rPr>
+                <m:t>f</m:t>
+              </m:r>
+            </m:e>
+          </m:d>
+          <m:r>
+            <w:rPr>
+              <w:rFonts w:ascii="Cambria Math" w:eastAsiaTheme="minorEastAsia" w:hAnsi="Cambria Math"/>
+              <w:lang w:val="en-US"/>
+            </w:rPr>
+            <m:t>=</m:t>
+          </m:r>
+          <m:d>
+            <m:dPr>
+              <m:ctrlPr>
+                <w:rPr>
+                  <w:rFonts w:ascii="Cambria Math" w:eastAsiaTheme="minorEastAsia" w:hAnsi="Cambria Math"/>
+                  <w:i/>
+                  <w:lang w:val="en-US"/>
+                </w:rPr>
+              </m:ctrlPr>
+            </m:dPr>
+            <m:e>
+              <m:m>
+                <m:mPr>
+                  <m:mcs>
+                    <m:mc>
+                      <m:mcPr>
+                        <m:count m:val="3"/>
+                        <m:mcJc m:val="center"/>
+                      </m:mcPr>
+                    </m:mc>
+                  </m:mcs>
+                  <m:ctrlPr>
+                    <w:rPr>
+                      <w:rFonts w:ascii="Cambria Math" w:eastAsiaTheme="minorEastAsia" w:hAnsi="Cambria Math"/>
+                      <w:i/>
+                      <w:lang w:val="en-US"/>
+                    </w:rPr>
+                  </m:ctrlPr>
+                </m:mPr>
+                <m:mr>
+                  <m:e>
+                    <m:r>
+                      <w:rPr>
+                        <w:rFonts w:ascii="Cambria Math" w:eastAsiaTheme="minorEastAsia" w:hAnsi="Cambria Math"/>
+                        <w:lang w:val="en-US"/>
+                      </w:rPr>
+                      <m:t>1</m:t>
+                    </m:r>
+                  </m:e>
+                  <m:e>
+                    <m:r>
+                      <w:rPr>
+                        <w:rFonts w:ascii="Cambria Math" w:eastAsiaTheme="minorEastAsia" w:hAnsi="Cambria Math"/>
+                        <w:lang w:val="en-US"/>
+                      </w:rPr>
+                      <m:t>2y</m:t>
+                    </m:r>
+                  </m:e>
+                  <m:e>
+                    <m:r>
+                      <w:rPr>
+                        <w:rFonts w:ascii="Cambria Math" w:eastAsiaTheme="minorEastAsia" w:hAnsi="Cambria Math"/>
+                        <w:lang w:val="en-US"/>
+                      </w:rPr>
+                      <m:t>0</m:t>
+                    </m:r>
+                  </m:e>
+                </m:mr>
+                <m:mr>
+                  <m:e>
+                    <m:r>
+                      <w:rPr>
+                        <w:rFonts w:ascii="Cambria Math" w:eastAsiaTheme="minorEastAsia" w:hAnsi="Cambria Math"/>
+                        <w:lang w:val="en-US"/>
+                      </w:rPr>
+                      <m:t>2xz</m:t>
+                    </m:r>
+                  </m:e>
+                  <m:e>
+                    <m:r>
+                      <w:rPr>
+                        <w:rFonts w:ascii="Cambria Math" w:eastAsiaTheme="minorEastAsia" w:hAnsi="Cambria Math"/>
+                        <w:lang w:val="en-US"/>
+                      </w:rPr>
+                      <m:t>1</m:t>
+                    </m:r>
+                  </m:e>
+                  <m:e>
+                    <m:sSup>
+                      <m:sSupPr>
+                        <m:ctrlPr>
+                          <w:rPr>
+                            <w:rFonts w:ascii="Cambria Math" w:eastAsiaTheme="minorEastAsia" w:hAnsi="Cambria Math"/>
+                            <w:i/>
+                            <w:lang w:val="en-US"/>
+                          </w:rPr>
+                        </m:ctrlPr>
+                      </m:sSupPr>
+                      <m:e>
+                        <m:r>
+                          <w:rPr>
+                            <w:rFonts w:ascii="Cambria Math" w:eastAsiaTheme="minorEastAsia" w:hAnsi="Cambria Math"/>
+                            <w:lang w:val="en-US"/>
+                          </w:rPr>
+                          <m:t>x</m:t>
+                        </m:r>
+                      </m:e>
+                      <m:sup>
+                        <m:r>
+                          <w:rPr>
+                            <w:rFonts w:ascii="Cambria Math" w:eastAsiaTheme="minorEastAsia" w:hAnsi="Cambria Math"/>
+                            <w:lang w:val="en-US"/>
+                          </w:rPr>
+                          <m:t>2</m:t>
+                        </m:r>
+                      </m:sup>
+                    </m:sSup>
+                  </m:e>
+                </m:mr>
+              </m:m>
+            </m:e>
+          </m:d>
+        </m:oMath>
+      </m:oMathPara>
+    </w:p>
+    <w:p>
+      <w:pPr>
+        <w:pStyle w:val="ListParagraph"/>
+        <w:numPr>
+          <w:ilvl w:val="0"/>
+          <w:numId w:val="4"/>
+        </w:numPr>
+        <w:rPr>
+          <w:lang w:val="en-US"/>
+        </w:rPr>
+      </w:pPr>
+      <w:r>
+        <w:rPr>
+          <w:lang w:val="en-US"/>
+        </w:rPr>
+        <w:t>Tại điểm có tọa độ (1, 4, 3)</w:t>
+      </w:r>
+    </w:p>
+    <w:p>
+      <w:pPr>
+        <w:pStyle w:val="ListParagraph"/>
+        <w:pBdr>
+          <w:top w:val="single" w:sz="4" w:space="1" w:color="auto"/>
+          <w:left w:val="single" w:sz="4" w:space="4" w:color="auto"/>
+          <w:bottom w:val="single" w:sz="4" w:space="1" w:color="auto"/>
+          <w:right w:val="single" w:sz="4" w:space="4" w:color="auto"/>
+        </w:pBdr>
+        <w:ind w:left="1080"/>
+        <w:rPr>
+          <w:lang w:val="en-US"/>
+        </w:rPr>
+      </w:pPr>
+      <m:oMathPara>
+        <m:oMathParaPr>
+          <m:jc m:val="left"/>
+        </m:oMathParaPr>
+        <m:oMath>
+          <m:r>
+            <w:rPr>
+              <w:rFonts w:ascii="Cambria Math" w:eastAsiaTheme="minorEastAsia" w:hAnsi="Cambria Math"/>
+              <w:lang w:val="en-US"/>
+            </w:rPr>
+            <m:t>J=</m:t>
+          </m:r>
+          <m:d>
+            <m:dPr>
+              <m:ctrlPr>
+                <w:rPr>
+                  <w:rFonts w:ascii="Cambria Math" w:eastAsiaTheme="minorEastAsia" w:hAnsi="Cambria Math"/>
+                  <w:i/>
+                  <w:lang w:val="en-US"/>
+                </w:rPr>
+              </m:ctrlPr>
+            </m:dPr>
+            <m:e>
+              <m:m>
+                <m:mPr>
+                  <m:mcs>
+                    <m:mc>
+                      <m:mcPr>
+                        <m:count m:val="3"/>
+                        <m:mcJc m:val="center"/>
+                      </m:mcPr>
+                    </m:mc>
+                  </m:mcs>
+                  <m:ctrlPr>
+                    <w:rPr>
+                      <w:rFonts w:ascii="Cambria Math" w:eastAsiaTheme="minorEastAsia" w:hAnsi="Cambria Math"/>
+                      <w:i/>
+                      <w:lang w:val="en-US"/>
+                    </w:rPr>
+                  </m:ctrlPr>
+                </m:mPr>
+                <m:mr>
+                  <m:e>
+                    <m:r>
+                      <w:rPr>
+                        <w:rFonts w:ascii="Cambria Math" w:eastAsiaTheme="minorEastAsia" w:hAnsi="Cambria Math"/>
+                        <w:lang w:val="en-US"/>
+                      </w:rPr>
+                      <m:t>1</m:t>
+                    </m:r>
+                  </m:e>
+                  <m:e>
+                    <m:r>
+                      <w:rPr>
+                        <w:rFonts w:ascii="Cambria Math" w:eastAsiaTheme="minorEastAsia" w:hAnsi="Cambria Math"/>
+                        <w:lang w:val="en-US"/>
+                      </w:rPr>
+                      <m:t>8</m:t>
+                    </m:r>
+                  </m:e>
+                  <m:e>
+                    <m:r>
+                      <w:rPr>
+                        <w:rFonts w:ascii="Cambria Math" w:eastAsiaTheme="minorEastAsia" w:hAnsi="Cambria Math"/>
+                        <w:lang w:val="en-US"/>
+                      </w:rPr>
+                      <m:t>0</m:t>
+                    </m:r>
+                  </m:e>
+                </m:mr>
+                <m:mr>
+                  <m:e>
+                    <m:r>
+                      <w:rPr>
+                        <w:rFonts w:ascii="Cambria Math" w:eastAsiaTheme="minorEastAsia" w:hAnsi="Cambria Math"/>
+                        <w:lang w:val="en-US"/>
+                      </w:rPr>
+                      <m:t>6</m:t>
+                    </m:r>
+                  </m:e>
+                  <m:e>
+                    <m:r>
+                      <w:rPr>
+                        <w:rFonts w:ascii="Cambria Math" w:eastAsiaTheme="minorEastAsia" w:hAnsi="Cambria Math"/>
+                        <w:lang w:val="en-US"/>
+                      </w:rPr>
+                      <m:t>1</m:t>
+                    </m:r>
+                  </m:e>
+                  <m:e>
+                    <m:r>
+                      <w:rPr>
+                        <w:rFonts w:ascii="Cambria Math" w:eastAsiaTheme="minorEastAsia" w:hAnsi="Cambria Math"/>
+                        <w:lang w:val="en-US"/>
+                      </w:rPr>
+                      <m:t>1</m:t>
+                    </m:r>
+                  </m:e>
+                </m:mr>
+              </m:m>
+            </m:e>
+          </m:d>
+        </m:oMath>
+      </m:oMathPara>
+    </w:p>
+    <w:p>
+      <w:pPr>
+        <w:pStyle w:val="ListParagraph"/>
+        <w:numPr>
+          <w:ilvl w:val="0"/>
+          <w:numId w:val="25"/>
+        </w:numPr>
+        <w:rPr>
+          <w:lang w:val="en-US"/>
+        </w:rPr>
+      </w:pPr>
+      <w:r>
+        <w:rPr>
+          <w:lang w:val="en-US"/>
+        </w:rPr>
+        <w:lastRenderedPageBreak/>
+        <w:t xml:space="preserve">Đạo </w:t>
+      </w:r>
+      <w:r>
+        <w:rPr>
+          <w:lang w:val="en-US"/>
+        </w:rPr>
+        <w:t xml:space="preserve">Hàm Cấp 2 Của Hàm Ánh Xạ </w:t>
+      </w:r>
+      <w:r>
+        <w:rPr>
+          <w:lang w:val="en-US"/>
+        </w:rPr>
+        <w:t xml:space="preserve">Vector </w:t>
+      </w:r>
+      <w:r>
+        <w:rPr>
+          <w:lang w:val="en-US"/>
+        </w:rPr>
+        <w:t xml:space="preserve">Tới Đại Lượng Vô Hướng Và Ma Trận </w:t>
+      </w:r>
+      <w:r>
+        <w:rPr>
+          <w:lang w:val="en-US"/>
+        </w:rPr>
+        <w:t>Hesse</w:t>
+      </w:r>
+      <w:r>
+        <w:rPr>
+          <w:lang w:val="en-US"/>
+        </w:rPr>
+        <w:t>?</w:t>
+      </w:r>
+    </w:p>
+    <w:p>
+      <w:pPr>
+        <w:pStyle w:val="ListParagraph"/>
+        <w:numPr>
+          <w:ilvl w:val="0"/>
+          <w:numId w:val="4"/>
+        </w:numPr>
+        <w:rPr>
+          <w:lang w:val="en-US"/>
+        </w:rPr>
+      </w:pPr>
+      <w:r>
+        <w:rPr>
+          <w:lang w:val="en-US"/>
+        </w:rPr>
+        <w:t>Tương tự như ma trận Jacobian, ma trận Hesse mới là đạo hàm cấp 2 tổng quát cho hàm đa biến có giá trị vô hướng</w:t>
+      </w:r>
+      <w:r>
+        <w:rPr>
+          <w:lang w:val="en-US"/>
+        </w:rPr>
+        <w:t>, nó có nhiều loại, đạo x, rồi đạo x lần nữa, đạo x, rồi lại đạo y, đạo y, rồi đạo x, …</w:t>
+      </w:r>
+    </w:p>
+    <w:p>
+      <w:pPr>
+        <w:pStyle w:val="ListParagraph"/>
+        <w:numPr>
+          <w:ilvl w:val="0"/>
+          <w:numId w:val="4"/>
+        </w:numPr>
+        <w:rPr>
+          <w:lang w:val="en-US"/>
+        </w:rPr>
+      </w:pPr>
+      <w:r>
+        <w:rPr>
+          <w:lang w:val="en-US"/>
+        </w:rPr>
+        <w:t>Ma trận Hesse là ma trận vuông m x m</w:t>
+      </w:r>
+      <w:r>
+        <w:rPr>
+          <w:lang w:val="en-US"/>
+        </w:rPr>
+        <w:t xml:space="preserve"> đối xứng qua đường chéo</w:t>
+      </w:r>
+      <w:r>
+        <w:rPr>
+          <w:lang w:val="en-US"/>
+        </w:rPr>
+        <w:t>, m là số biến</w:t>
+      </w:r>
+    </w:p>
+    <w:p>
+      <w:pPr>
+        <w:pStyle w:val="ListParagraph"/>
+        <w:numPr>
+          <w:ilvl w:val="0"/>
+          <w:numId w:val="4"/>
+        </w:numPr>
+        <w:rPr>
+          <w:lang w:val="en-US"/>
+        </w:rPr>
+      </w:pPr>
+      <w:r>
+        <w:rPr>
+          <w:lang w:val="en-US"/>
+        </w:rPr>
+        <w:t>Ma trận Hesse đặc trưng cho độ cong của hàm số</w:t>
+      </w:r>
+    </w:p>
+    <w:p>
+      <w:pPr>
+        <w:pStyle w:val="ListParagraph"/>
+        <w:numPr>
+          <w:ilvl w:val="0"/>
+          <w:numId w:val="4"/>
+        </w:numPr>
+        <w:rPr>
+          <w:lang w:val="en-US"/>
+        </w:rPr>
+      </w:pPr>
+      <w:r>
+        <w:rPr>
+          <w:lang w:val="en-US"/>
+        </w:rPr>
+        <w:t>Giả sử có hàm f(x</w:t>
+      </w:r>
+      <w:r>
+        <w:rPr>
+          <w:vertAlign w:val="subscript"/>
+          <w:lang w:val="en-US"/>
+        </w:rPr>
+        <w:t>1</w:t>
+      </w:r>
+      <w:r>
+        <w:rPr>
+          <w:lang w:val="en-US"/>
+        </w:rPr>
+        <w:t xml:space="preserve">, </w:t>
+      </w:r>
+      <w:r>
+        <w:rPr>
+          <w:lang w:val="en-US"/>
+        </w:rPr>
+        <w:t>x</w:t>
+      </w:r>
+      <w:r>
+        <w:rPr>
+          <w:vertAlign w:val="subscript"/>
+          <w:lang w:val="en-US"/>
+        </w:rPr>
+        <w:t>2</w:t>
+      </w:r>
+      <w:r>
+        <w:rPr>
+          <w:lang w:val="en-US"/>
+        </w:rPr>
+        <w:t>,  x</w:t>
+      </w:r>
+      <w:r>
+        <w:rPr>
+          <w:vertAlign w:val="subscript"/>
+          <w:lang w:val="en-US"/>
+        </w:rPr>
+        <w:t>3</w:t>
+      </w:r>
+      <w:r>
+        <w:rPr>
+          <w:lang w:val="en-US"/>
+        </w:rPr>
+        <w:t xml:space="preserve">, …, </w:t>
+      </w:r>
+      <w:r>
+        <w:rPr>
+          <w:lang w:val="en-US"/>
+        </w:rPr>
+        <w:t>x</w:t>
+      </w:r>
+      <w:r>
+        <w:rPr>
+          <w:vertAlign w:val="subscript"/>
+          <w:lang w:val="en-US"/>
+        </w:rPr>
+        <w:t>m</w:t>
+      </w:r>
+      <w:r>
+        <w:rPr>
+          <w:lang w:val="en-US"/>
+        </w:rPr>
+        <w:t>), ma trận Hesse của hàm này là</w:t>
+      </w:r>
+    </w:p>
+    <w:p>
+      <w:pPr>
+        <w:pStyle w:val="ListParagraph"/>
+        <w:pBdr>
+          <w:top w:val="single" w:sz="4" w:space="1" w:color="auto"/>
+          <w:left w:val="single" w:sz="4" w:space="4" w:color="auto"/>
+          <w:bottom w:val="single" w:sz="4" w:space="1" w:color="auto"/>
+          <w:right w:val="single" w:sz="4" w:space="4" w:color="auto"/>
+        </w:pBdr>
+        <w:ind w:left="1080"/>
+        <w:rPr>
+          <w:rFonts w:ascii="Cambria Math" w:hAnsi="Cambria Math"/>
+          <w:lang w:val="en-US"/>
+          <w:oMath/>
+        </w:rPr>
+      </w:pPr>
+      <m:oMathPara>
+        <m:oMathParaPr>
+          <m:jc m:val="left"/>
+        </m:oMathParaPr>
+        <m:oMath>
+          <m:r>
+            <w:rPr>
+              <w:rFonts w:ascii="Cambria Math" w:hAnsi="Cambria Math"/>
+              <w:lang w:val="en-US"/>
+            </w:rPr>
+            <m:t>H</m:t>
+          </m:r>
+          <m:d>
+            <m:dPr>
+              <m:ctrlPr>
+                <w:rPr>
+                  <w:rFonts w:ascii="Cambria Math" w:eastAsiaTheme="minorEastAsia" w:hAnsi="Cambria Math"/>
+                  <w:i/>
+                  <w:lang w:val="en-US"/>
+                </w:rPr>
+              </m:ctrlPr>
+            </m:dPr>
+            <m:e>
+              <m:r>
+                <w:rPr>
+                  <w:rFonts w:ascii="Cambria Math" w:eastAsiaTheme="minorEastAsia" w:hAnsi="Cambria Math"/>
+                  <w:lang w:val="en-US"/>
+                </w:rPr>
+                <m:t>f</m:t>
+              </m:r>
+            </m:e>
+          </m:d>
+          <m:r>
+            <w:rPr>
+              <w:rFonts w:ascii="Cambria Math" w:hAnsi="Cambria Math"/>
+              <w:lang w:val="en-US"/>
+            </w:rPr>
+            <m:t>=</m:t>
+          </m:r>
+          <m:d>
+            <m:dPr>
+              <m:ctrlPr>
+                <w:rPr>
+                  <w:rFonts w:ascii="Cambria Math" w:hAnsi="Cambria Math"/>
+                  <w:i/>
+                  <w:lang w:val="en-US"/>
+                </w:rPr>
+              </m:ctrlPr>
+            </m:dPr>
+            <m:e>
+              <m:m>
+                <m:mPr>
+                  <m:mcs>
+                    <m:mc>
+                      <m:mcPr>
+                        <m:count m:val="3"/>
+                        <m:mcJc m:val="center"/>
+                      </m:mcPr>
+                    </m:mc>
+                  </m:mcs>
+                  <m:ctrlPr>
+                    <w:rPr>
+                      <w:rFonts w:ascii="Cambria Math" w:eastAsiaTheme="minorEastAsia" w:hAnsi="Cambria Math"/>
+                      <w:i/>
+                      <w:lang w:val="en-US"/>
+                    </w:rPr>
+                  </m:ctrlPr>
+                </m:mPr>
+                <m:mr>
+                  <m:e>
+                    <m:f>
+                      <m:fPr>
+                        <m:ctrlPr>
+                          <w:rPr>
+                            <w:rFonts w:ascii="Cambria Math" w:eastAsiaTheme="minorEastAsia" w:hAnsi="Cambria Math"/>
+                            <w:i/>
+                            <w:lang w:val="en-US"/>
+                          </w:rPr>
+                        </m:ctrlPr>
+                      </m:fPr>
+                      <m:num>
+                        <m:r>
+                          <w:rPr>
+                            <w:rFonts w:ascii="Cambria Math" w:eastAsiaTheme="minorEastAsia" w:hAnsi="Cambria Math"/>
+                            <w:lang w:val="en-US"/>
+                          </w:rPr>
+                          <m:t>∂</m:t>
+                        </m:r>
+                        <m:r>
+                          <w:rPr>
+                            <w:rFonts w:ascii="Cambria Math" w:hAnsi="Cambria Math"/>
+                            <w:lang w:val="en-US"/>
+                          </w:rPr>
+                          <m:t>f</m:t>
+                        </m:r>
+                      </m:num>
+                      <m:den>
+                        <m:r>
+                          <w:rPr>
+                            <w:rFonts w:ascii="Cambria Math" w:eastAsiaTheme="minorEastAsia" w:hAnsi="Cambria Math"/>
+                            <w:lang w:val="en-US"/>
+                          </w:rPr>
+                          <m:t>∂</m:t>
+                        </m:r>
+                        <m:sSubSup>
+                          <m:sSubSupPr>
+                            <m:ctrlPr>
+                              <w:rPr>
+                                <w:rFonts w:ascii="Cambria Math" w:hAnsi="Cambria Math"/>
+                                <w:i/>
+                                <w:lang w:val="en-US"/>
+                              </w:rPr>
+                            </m:ctrlPr>
+                          </m:sSubSupPr>
+                          <m:e>
+                            <m:r>
+                              <w:rPr>
+                                <w:rFonts w:ascii="Cambria Math" w:hAnsi="Cambria Math"/>
+                                <w:lang w:val="en-US"/>
+                              </w:rPr>
+                              <m:t>x</m:t>
+                            </m:r>
+                          </m:e>
+                          <m:sub>
+                            <m:r>
+                              <w:rPr>
+                                <w:rFonts w:ascii="Cambria Math" w:hAnsi="Cambria Math"/>
+                                <w:lang w:val="en-US"/>
+                              </w:rPr>
+                              <m:t>1</m:t>
+                            </m:r>
+                          </m:sub>
+                          <m:sup>
+                            <m:r>
+                              <w:rPr>
+                                <w:rFonts w:ascii="Cambria Math" w:hAnsi="Cambria Math"/>
+                                <w:lang w:val="en-US"/>
+                              </w:rPr>
+                              <m:t>2</m:t>
+                            </m:r>
+                          </m:sup>
+                        </m:sSubSup>
+                      </m:den>
+                    </m:f>
+                  </m:e>
+                  <m:e>
+                    <m:f>
+                      <m:fPr>
+                        <m:ctrlPr>
+                          <w:rPr>
+                            <w:rFonts w:ascii="Cambria Math" w:eastAsiaTheme="minorEastAsia" w:hAnsi="Cambria Math"/>
+                            <w:i/>
+                            <w:lang w:val="en-US"/>
+                          </w:rPr>
+                        </m:ctrlPr>
+                      </m:fPr>
+                      <m:num>
+                        <m:r>
+                          <w:rPr>
+                            <w:rFonts w:ascii="Cambria Math" w:eastAsiaTheme="minorEastAsia" w:hAnsi="Cambria Math"/>
+                            <w:lang w:val="en-US"/>
+                          </w:rPr>
+                          <m:t>∂</m:t>
+                        </m:r>
+                        <m:r>
+                          <w:rPr>
+                            <w:rFonts w:ascii="Cambria Math" w:hAnsi="Cambria Math"/>
+                            <w:lang w:val="en-US"/>
+                          </w:rPr>
+                          <m:t>f</m:t>
+                        </m:r>
+                      </m:num>
+                      <m:den>
+                        <m:r>
+                          <w:rPr>
+                            <w:rFonts w:ascii="Cambria Math" w:eastAsiaTheme="minorEastAsia" w:hAnsi="Cambria Math"/>
+                            <w:lang w:val="en-US"/>
+                          </w:rPr>
+                          <m:t>∂</m:t>
+                        </m:r>
+                        <m:sSub>
+                          <m:sSubPr>
+                            <m:ctrlPr>
+                              <w:rPr>
+                                <w:rFonts w:ascii="Cambria Math" w:hAnsi="Cambria Math"/>
+                                <w:i/>
+                                <w:lang w:val="en-US"/>
+                              </w:rPr>
+                            </m:ctrlPr>
+                          </m:sSubPr>
+                          <m:e>
+                            <m:r>
+                              <w:rPr>
+                                <w:rFonts w:ascii="Cambria Math" w:hAnsi="Cambria Math"/>
+                                <w:lang w:val="en-US"/>
+                              </w:rPr>
+                              <m:t>x</m:t>
+                            </m:r>
+                          </m:e>
+                          <m:sub>
+                            <m:r>
+                              <w:rPr>
+                                <w:rFonts w:ascii="Cambria Math" w:hAnsi="Cambria Math"/>
+                                <w:lang w:val="en-US"/>
+                              </w:rPr>
+                              <m:t>1</m:t>
+                            </m:r>
+                          </m:sub>
+                        </m:sSub>
+                        <m:r>
+                          <w:rPr>
+                            <w:rFonts w:ascii="Cambria Math" w:eastAsiaTheme="minorEastAsia" w:hAnsi="Cambria Math"/>
+                            <w:lang w:val="en-US"/>
+                          </w:rPr>
+                          <m:t>∂</m:t>
+                        </m:r>
+                        <m:sSub>
+                          <m:sSubPr>
+                            <m:ctrlPr>
+                              <w:rPr>
+                                <w:rFonts w:ascii="Cambria Math" w:hAnsi="Cambria Math"/>
+                                <w:i/>
+                                <w:lang w:val="en-US"/>
+                              </w:rPr>
+                            </m:ctrlPr>
+                          </m:sSubPr>
+                          <m:e>
+                            <m:r>
+                              <w:rPr>
+                                <w:rFonts w:ascii="Cambria Math" w:hAnsi="Cambria Math"/>
+                                <w:lang w:val="en-US"/>
+                              </w:rPr>
+                              <m:t>x</m:t>
+                            </m:r>
+                          </m:e>
+                          <m:sub>
+                            <m:r>
+                              <w:rPr>
+                                <w:rFonts w:ascii="Cambria Math" w:hAnsi="Cambria Math"/>
+                                <w:lang w:val="en-US"/>
+                              </w:rPr>
+                              <m:t>2</m:t>
+                            </m:r>
+                          </m:sub>
+                        </m:sSub>
+                      </m:den>
+                    </m:f>
+                  </m:e>
+                  <m:e>
+                    <m:m>
+                      <m:mPr>
+                        <m:mcs>
+                          <m:mc>
+                            <m:mcPr>
+                              <m:count m:val="2"/>
+                              <m:mcJc m:val="center"/>
+                            </m:mcPr>
+                          </m:mc>
+                        </m:mcs>
+                        <m:ctrlPr>
+                          <w:rPr>
+                            <w:rFonts w:ascii="Cambria Math" w:eastAsiaTheme="minorEastAsia" w:hAnsi="Cambria Math"/>
+                            <w:i/>
+                            <w:lang w:val="en-US"/>
+                          </w:rPr>
+                        </m:ctrlPr>
+                      </m:mPr>
+                      <m:mr>
+                        <m:e>
+                          <m:r>
+                            <w:rPr>
+                              <w:rFonts w:ascii="Cambria Math" w:eastAsiaTheme="minorEastAsia" w:hAnsi="Cambria Math"/>
+                              <w:lang w:val="en-US"/>
+                            </w:rPr>
+                            <m:t>…</m:t>
+                          </m:r>
+                        </m:e>
+                        <m:e>
+                          <m:f>
+                            <m:fPr>
+                              <m:ctrlPr>
+                                <w:rPr>
+                                  <w:rFonts w:ascii="Cambria Math" w:eastAsiaTheme="minorEastAsia" w:hAnsi="Cambria Math"/>
+                                  <w:i/>
+                                  <w:lang w:val="en-US"/>
+                                </w:rPr>
+                              </m:ctrlPr>
+                            </m:fPr>
+                            <m:num>
+                              <m:r>
+                                <w:rPr>
+                                  <w:rFonts w:ascii="Cambria Math" w:eastAsiaTheme="minorEastAsia" w:hAnsi="Cambria Math"/>
+                                  <w:lang w:val="en-US"/>
+                                </w:rPr>
+                                <m:t>∂</m:t>
+                              </m:r>
+                              <m:r>
+                                <w:rPr>
+                                  <w:rFonts w:ascii="Cambria Math" w:hAnsi="Cambria Math"/>
+                                  <w:lang w:val="en-US"/>
+                                </w:rPr>
+                                <m:t>f</m:t>
+                              </m:r>
+                            </m:num>
+                            <m:den>
+                              <m:r>
+                                <w:rPr>
+                                  <w:rFonts w:ascii="Cambria Math" w:eastAsiaTheme="minorEastAsia" w:hAnsi="Cambria Math"/>
+                                  <w:lang w:val="en-US"/>
+                                </w:rPr>
+                                <m:t>∂</m:t>
+                              </m:r>
+                              <m:sSub>
+                                <m:sSubPr>
+                                  <m:ctrlPr>
+                                    <w:rPr>
+                                      <w:rFonts w:ascii="Cambria Math" w:hAnsi="Cambria Math"/>
+                                      <w:i/>
+                                      <w:lang w:val="en-US"/>
+                                    </w:rPr>
+                                  </m:ctrlPr>
+                                </m:sSubPr>
+                                <m:e>
+                                  <m:r>
+                                    <w:rPr>
+                                      <w:rFonts w:ascii="Cambria Math" w:hAnsi="Cambria Math"/>
+                                      <w:lang w:val="en-US"/>
+                                    </w:rPr>
+                                    <m:t>x</m:t>
+                                  </m:r>
+                                </m:e>
+                                <m:sub>
+                                  <m:r>
+                                    <w:rPr>
+                                      <w:rFonts w:ascii="Cambria Math" w:hAnsi="Cambria Math"/>
+                                      <w:lang w:val="en-US"/>
+                                    </w:rPr>
+                                    <m:t>1</m:t>
+                                  </m:r>
+                                </m:sub>
+                              </m:sSub>
+                              <m:r>
+                                <w:rPr>
+                                  <w:rFonts w:ascii="Cambria Math" w:eastAsiaTheme="minorEastAsia" w:hAnsi="Cambria Math"/>
+                                  <w:lang w:val="en-US"/>
+                                </w:rPr>
+                                <m:t>∂</m:t>
+                              </m:r>
+                              <m:sSub>
+                                <m:sSubPr>
+                                  <m:ctrlPr>
+                                    <w:rPr>
+                                      <w:rFonts w:ascii="Cambria Math" w:hAnsi="Cambria Math"/>
+                                      <w:i/>
+                                      <w:lang w:val="en-US"/>
+                                    </w:rPr>
+                                  </m:ctrlPr>
+                                </m:sSubPr>
+                                <m:e>
+                                  <m:r>
+                                    <w:rPr>
+                                      <w:rFonts w:ascii="Cambria Math" w:hAnsi="Cambria Math"/>
+                                      <w:lang w:val="en-US"/>
+                                    </w:rPr>
+                                    <m:t>x</m:t>
+                                  </m:r>
+                                </m:e>
+                                <m:sub>
+                                  <m:r>
+                                    <w:rPr>
+                                      <w:rFonts w:ascii="Cambria Math" w:hAnsi="Cambria Math"/>
+                                      <w:lang w:val="en-US"/>
+                                    </w:rPr>
+                                    <m:t>m</m:t>
+                                  </m:r>
+                                </m:sub>
+                              </m:sSub>
+                            </m:den>
+                          </m:f>
+                        </m:e>
+                      </m:mr>
+                    </m:m>
+                  </m:e>
+                </m:mr>
+                <m:mr>
+                  <m:e>
+                    <m:f>
+                      <m:fPr>
+                        <m:ctrlPr>
+                          <w:rPr>
+                            <w:rFonts w:ascii="Cambria Math" w:eastAsiaTheme="minorEastAsia" w:hAnsi="Cambria Math"/>
+                            <w:i/>
+                            <w:lang w:val="en-US"/>
+                          </w:rPr>
+                        </m:ctrlPr>
+                      </m:fPr>
+                      <m:num>
+                        <m:r>
+                          <w:rPr>
+                            <w:rFonts w:ascii="Cambria Math" w:eastAsiaTheme="minorEastAsia" w:hAnsi="Cambria Math"/>
+                            <w:lang w:val="en-US"/>
+                          </w:rPr>
+                          <m:t>∂</m:t>
+                        </m:r>
+                        <m:r>
+                          <w:rPr>
+                            <w:rFonts w:ascii="Cambria Math" w:hAnsi="Cambria Math"/>
+                            <w:lang w:val="en-US"/>
+                          </w:rPr>
+                          <m:t>f</m:t>
+                        </m:r>
+                      </m:num>
+                      <m:den>
+                        <m:r>
+                          <w:rPr>
+                            <w:rFonts w:ascii="Cambria Math" w:eastAsiaTheme="minorEastAsia" w:hAnsi="Cambria Math"/>
+                            <w:lang w:val="en-US"/>
+                          </w:rPr>
+                          <m:t>∂</m:t>
+                        </m:r>
+                        <m:sSub>
+                          <m:sSubPr>
+                            <m:ctrlPr>
+                              <w:rPr>
+                                <w:rFonts w:ascii="Cambria Math" w:hAnsi="Cambria Math"/>
+                                <w:i/>
+                                <w:lang w:val="en-US"/>
+                              </w:rPr>
+                            </m:ctrlPr>
+                          </m:sSubPr>
+                          <m:e>
+                            <m:r>
+                              <w:rPr>
+                                <w:rFonts w:ascii="Cambria Math" w:hAnsi="Cambria Math"/>
+                                <w:lang w:val="en-US"/>
+                              </w:rPr>
+                              <m:t>x</m:t>
+                            </m:r>
+                          </m:e>
+                          <m:sub>
+                            <m:r>
+                              <w:rPr>
+                                <w:rFonts w:ascii="Cambria Math" w:hAnsi="Cambria Math"/>
+                                <w:lang w:val="en-US"/>
+                              </w:rPr>
+                              <m:t>2</m:t>
+                            </m:r>
+                          </m:sub>
+                        </m:sSub>
+                        <m:r>
+                          <w:rPr>
+                            <w:rFonts w:ascii="Cambria Math" w:eastAsiaTheme="minorEastAsia" w:hAnsi="Cambria Math"/>
+                            <w:lang w:val="en-US"/>
+                          </w:rPr>
+                          <m:t>∂</m:t>
+                        </m:r>
+                        <m:sSub>
+                          <m:sSubPr>
+                            <m:ctrlPr>
+                              <w:rPr>
+                                <w:rFonts w:ascii="Cambria Math" w:hAnsi="Cambria Math"/>
+                                <w:i/>
+                                <w:lang w:val="en-US"/>
+                              </w:rPr>
+                            </m:ctrlPr>
+                          </m:sSubPr>
+                          <m:e>
+                            <m:r>
+                              <w:rPr>
+                                <w:rFonts w:ascii="Cambria Math" w:hAnsi="Cambria Math"/>
+                                <w:lang w:val="en-US"/>
+                              </w:rPr>
+                              <m:t>x</m:t>
+                            </m:r>
+                          </m:e>
+                          <m:sub>
+                            <m:r>
+                              <w:rPr>
+                                <w:rFonts w:ascii="Cambria Math" w:hAnsi="Cambria Math"/>
+                                <w:lang w:val="en-US"/>
+                              </w:rPr>
+                              <m:t>1</m:t>
+                            </m:r>
+                          </m:sub>
+                        </m:sSub>
+                      </m:den>
+                    </m:f>
+                  </m:e>
+                  <m:e>
+                    <m:f>
+                      <m:fPr>
+                        <m:ctrlPr>
+                          <w:rPr>
+                            <w:rFonts w:ascii="Cambria Math" w:eastAsiaTheme="minorEastAsia" w:hAnsi="Cambria Math"/>
+                            <w:i/>
+                            <w:lang w:val="en-US"/>
+                          </w:rPr>
+                        </m:ctrlPr>
+                      </m:fPr>
+                      <m:num>
+                        <m:r>
+                          <w:rPr>
+                            <w:rFonts w:ascii="Cambria Math" w:eastAsiaTheme="minorEastAsia" w:hAnsi="Cambria Math"/>
+                            <w:lang w:val="en-US"/>
+                          </w:rPr>
+                          <m:t>∂</m:t>
+                        </m:r>
+                        <m:r>
+                          <w:rPr>
+                            <w:rFonts w:ascii="Cambria Math" w:hAnsi="Cambria Math"/>
+                            <w:lang w:val="en-US"/>
+                          </w:rPr>
+                          <m:t>f</m:t>
+                        </m:r>
+                      </m:num>
+                      <m:den>
+                        <m:r>
+                          <w:rPr>
+                            <w:rFonts w:ascii="Cambria Math" w:eastAsiaTheme="minorEastAsia" w:hAnsi="Cambria Math"/>
+                            <w:lang w:val="en-US"/>
+                          </w:rPr>
+                          <m:t>∂</m:t>
+                        </m:r>
+                        <m:sSubSup>
+                          <m:sSubSupPr>
+                            <m:ctrlPr>
+                              <w:rPr>
+                                <w:rFonts w:ascii="Cambria Math" w:hAnsi="Cambria Math"/>
+                                <w:i/>
+                                <w:lang w:val="en-US"/>
+                              </w:rPr>
+                            </m:ctrlPr>
+                          </m:sSubSupPr>
+                          <m:e>
+                            <m:r>
+                              <w:rPr>
+                                <w:rFonts w:ascii="Cambria Math" w:hAnsi="Cambria Math"/>
+                                <w:lang w:val="en-US"/>
+                              </w:rPr>
+                              <m:t>x</m:t>
+                            </m:r>
+                          </m:e>
+                          <m:sub>
+                            <m:r>
+                              <w:rPr>
+                                <w:rFonts w:ascii="Cambria Math" w:hAnsi="Cambria Math"/>
+                                <w:lang w:val="en-US"/>
+                              </w:rPr>
+                              <m:t>2</m:t>
+                            </m:r>
+                          </m:sub>
+                          <m:sup>
+                            <m:r>
+                              <w:rPr>
+                                <w:rFonts w:ascii="Cambria Math" w:hAnsi="Cambria Math"/>
+                                <w:lang w:val="en-US"/>
+                              </w:rPr>
+                              <m:t>2</m:t>
+                            </m:r>
+                          </m:sup>
+                        </m:sSubSup>
+                      </m:den>
+                    </m:f>
+                  </m:e>
+                  <m:e>
+                    <m:m>
+                      <m:mPr>
+                        <m:mcs>
+                          <m:mc>
+                            <m:mcPr>
+                              <m:count m:val="2"/>
+                              <m:mcJc m:val="center"/>
+                            </m:mcPr>
+                          </m:mc>
+                        </m:mcs>
+                        <m:ctrlPr>
+                          <w:rPr>
+                            <w:rFonts w:ascii="Cambria Math" w:eastAsiaTheme="minorEastAsia" w:hAnsi="Cambria Math"/>
+                            <w:i/>
+                            <w:lang w:val="en-US"/>
+                          </w:rPr>
+                        </m:ctrlPr>
+                      </m:mPr>
+                      <m:mr>
+                        <m:e>
+                          <m:r>
+                            <w:rPr>
+                              <w:rFonts w:ascii="Cambria Math" w:eastAsiaTheme="minorEastAsia" w:hAnsi="Cambria Math"/>
+                              <w:lang w:val="en-US"/>
+                            </w:rPr>
+                            <m:t>…</m:t>
+                          </m:r>
+                        </m:e>
+                        <m:e>
+                          <m:f>
+                            <m:fPr>
+                              <m:ctrlPr>
+                                <w:rPr>
+                                  <w:rFonts w:ascii="Cambria Math" w:eastAsiaTheme="minorEastAsia" w:hAnsi="Cambria Math"/>
+                                  <w:i/>
+                                  <w:lang w:val="en-US"/>
+                                </w:rPr>
+                              </m:ctrlPr>
+                            </m:fPr>
+                            <m:num>
+                              <m:r>
+                                <w:rPr>
+                                  <w:rFonts w:ascii="Cambria Math" w:eastAsiaTheme="minorEastAsia" w:hAnsi="Cambria Math"/>
+                                  <w:lang w:val="en-US"/>
+                                </w:rPr>
+                                <m:t>∂</m:t>
+                              </m:r>
+                              <m:r>
+                                <w:rPr>
+                                  <w:rFonts w:ascii="Cambria Math" w:hAnsi="Cambria Math"/>
+                                  <w:lang w:val="en-US"/>
+                                </w:rPr>
+                                <m:t>f</m:t>
+                              </m:r>
+                            </m:num>
+                            <m:den>
+                              <m:r>
+                                <w:rPr>
+                                  <w:rFonts w:ascii="Cambria Math" w:eastAsiaTheme="minorEastAsia" w:hAnsi="Cambria Math"/>
+                                  <w:lang w:val="en-US"/>
+                                </w:rPr>
+                                <m:t>∂</m:t>
+                              </m:r>
+                              <m:sSub>
+                                <m:sSubPr>
+                                  <m:ctrlPr>
+                                    <w:rPr>
+                                      <w:rFonts w:ascii="Cambria Math" w:hAnsi="Cambria Math"/>
+                                      <w:i/>
+                                      <w:lang w:val="en-US"/>
+                                    </w:rPr>
+                                  </m:ctrlPr>
+                                </m:sSubPr>
+                                <m:e>
+                                  <m:r>
+                                    <w:rPr>
+                                      <w:rFonts w:ascii="Cambria Math" w:hAnsi="Cambria Math"/>
+                                      <w:lang w:val="en-US"/>
+                                    </w:rPr>
+                                    <m:t>x</m:t>
+                                  </m:r>
+                                </m:e>
+                                <m:sub>
+                                  <m:r>
+                                    <w:rPr>
+                                      <w:rFonts w:ascii="Cambria Math" w:hAnsi="Cambria Math"/>
+                                      <w:lang w:val="en-US"/>
+                                    </w:rPr>
+                                    <m:t>2</m:t>
+                                  </m:r>
+                                </m:sub>
+                              </m:sSub>
+                              <m:r>
+                                <w:rPr>
+                                  <w:rFonts w:ascii="Cambria Math" w:eastAsiaTheme="minorEastAsia" w:hAnsi="Cambria Math"/>
+                                  <w:lang w:val="en-US"/>
+                                </w:rPr>
+                                <m:t>∂</m:t>
+                              </m:r>
+                              <m:sSub>
+                                <m:sSubPr>
+                                  <m:ctrlPr>
+                                    <w:rPr>
+                                      <w:rFonts w:ascii="Cambria Math" w:hAnsi="Cambria Math"/>
+                                      <w:i/>
+                                      <w:lang w:val="en-US"/>
+                                    </w:rPr>
+                                  </m:ctrlPr>
+                                </m:sSubPr>
+                                <m:e>
+                                  <m:r>
+                                    <w:rPr>
+                                      <w:rFonts w:ascii="Cambria Math" w:hAnsi="Cambria Math"/>
+                                      <w:lang w:val="en-US"/>
+                                    </w:rPr>
+                                    <m:t>x</m:t>
+                                  </m:r>
+                                </m:e>
+                                <m:sub>
+                                  <m:r>
+                                    <w:rPr>
+                                      <w:rFonts w:ascii="Cambria Math" w:hAnsi="Cambria Math"/>
+                                      <w:lang w:val="en-US"/>
+                                    </w:rPr>
+                                    <m:t>m</m:t>
+                                  </m:r>
+                                </m:sub>
+                              </m:sSub>
+                            </m:den>
+                          </m:f>
+                        </m:e>
+                      </m:mr>
+                    </m:m>
+                  </m:e>
+                </m:mr>
+                <m:mr>
+                  <m:e>
+                    <m:m>
+                      <m:mPr>
+                        <m:mcs>
+                          <m:mc>
+                            <m:mcPr>
+                              <m:count m:val="1"/>
+                              <m:mcJc m:val="center"/>
+                            </m:mcPr>
+                          </m:mc>
+                        </m:mcs>
+                        <m:ctrlPr>
+                          <w:rPr>
+                            <w:rFonts w:ascii="Cambria Math" w:eastAsiaTheme="minorEastAsia" w:hAnsi="Cambria Math"/>
+                            <w:i/>
+                            <w:lang w:val="en-US"/>
+                          </w:rPr>
+                        </m:ctrlPr>
+                      </m:mPr>
+                      <m:mr>
+                        <m:e>
+                          <m:r>
+                            <w:rPr>
+                              <w:rFonts w:ascii="Cambria Math" w:eastAsiaTheme="minorEastAsia" w:hAnsi="Cambria Math"/>
+                              <w:lang w:val="en-US"/>
+                            </w:rPr>
+                            <m:t>…</m:t>
+                          </m:r>
+                        </m:e>
+                      </m:mr>
+                      <m:mr>
+                        <m:e>
+                          <m:f>
+                            <m:fPr>
+                              <m:ctrlPr>
+                                <w:rPr>
+                                  <w:rFonts w:ascii="Cambria Math" w:eastAsiaTheme="minorEastAsia" w:hAnsi="Cambria Math"/>
+                                  <w:i/>
+                                  <w:lang w:val="en-US"/>
+                                </w:rPr>
+                              </m:ctrlPr>
+                            </m:fPr>
+                            <m:num>
+                              <m:r>
+                                <w:rPr>
+                                  <w:rFonts w:ascii="Cambria Math" w:eastAsiaTheme="minorEastAsia" w:hAnsi="Cambria Math"/>
+                                  <w:lang w:val="en-US"/>
+                                </w:rPr>
+                                <m:t>∂</m:t>
+                              </m:r>
+                              <m:sSub>
+                                <m:sSubPr>
+                                  <m:ctrlPr>
+                                    <w:rPr>
+                                      <w:rFonts w:ascii="Cambria Math" w:hAnsi="Cambria Math"/>
+                                      <w:i/>
+                                      <w:lang w:val="en-US"/>
+                                    </w:rPr>
+                                  </m:ctrlPr>
+                                </m:sSubPr>
+                                <m:e>
+                                  <m:r>
+                                    <w:rPr>
+                                      <w:rFonts w:ascii="Cambria Math" w:hAnsi="Cambria Math"/>
+                                      <w:lang w:val="en-US"/>
+                                    </w:rPr>
+                                    <m:t>f</m:t>
+                                  </m:r>
+                                </m:e>
+                                <m:sub>
+                                  <m:r>
+                                    <w:rPr>
+                                      <w:rFonts w:ascii="Cambria Math" w:hAnsi="Cambria Math"/>
+                                      <w:lang w:val="en-US"/>
+                                    </w:rPr>
+                                    <m:t>n</m:t>
+                                  </m:r>
+                                </m:sub>
+                              </m:sSub>
+                            </m:num>
+                            <m:den>
+                              <m:r>
+                                <w:rPr>
+                                  <w:rFonts w:ascii="Cambria Math" w:eastAsiaTheme="minorEastAsia" w:hAnsi="Cambria Math"/>
+                                  <w:lang w:val="en-US"/>
+                                </w:rPr>
+                                <m:t>∂</m:t>
+                              </m:r>
+                              <m:sSub>
+                                <m:sSubPr>
+                                  <m:ctrlPr>
+                                    <w:rPr>
+                                      <w:rFonts w:ascii="Cambria Math" w:hAnsi="Cambria Math"/>
+                                      <w:i/>
+                                      <w:lang w:val="en-US"/>
+                                    </w:rPr>
+                                  </m:ctrlPr>
+                                </m:sSubPr>
+                                <m:e>
+                                  <m:r>
+                                    <w:rPr>
+                                      <w:rFonts w:ascii="Cambria Math" w:hAnsi="Cambria Math"/>
+                                      <w:lang w:val="en-US"/>
+                                    </w:rPr>
+                                    <m:t>x</m:t>
+                                  </m:r>
+                                </m:e>
+                                <m:sub>
+                                  <m:r>
+                                    <w:rPr>
+                                      <w:rFonts w:ascii="Cambria Math" w:hAnsi="Cambria Math"/>
+                                      <w:lang w:val="en-US"/>
+                                    </w:rPr>
+                                    <m:t>n</m:t>
+                                  </m:r>
+                                </m:sub>
+                              </m:sSub>
+                              <m:r>
+                                <w:rPr>
+                                  <w:rFonts w:ascii="Cambria Math" w:eastAsiaTheme="minorEastAsia" w:hAnsi="Cambria Math"/>
+                                  <w:lang w:val="en-US"/>
+                                </w:rPr>
+                                <m:t>∂</m:t>
+                              </m:r>
+                              <m:sSub>
+                                <m:sSubPr>
+                                  <m:ctrlPr>
+                                    <w:rPr>
+                                      <w:rFonts w:ascii="Cambria Math" w:hAnsi="Cambria Math"/>
+                                      <w:i/>
+                                      <w:lang w:val="en-US"/>
+                                    </w:rPr>
+                                  </m:ctrlPr>
+                                </m:sSubPr>
+                                <m:e>
+                                  <m:r>
+                                    <w:rPr>
+                                      <w:rFonts w:ascii="Cambria Math" w:hAnsi="Cambria Math"/>
+                                      <w:lang w:val="en-US"/>
+                                    </w:rPr>
+                                    <m:t>x</m:t>
+                                  </m:r>
+                                </m:e>
+                                <m:sub>
+                                  <m:r>
+                                    <w:rPr>
+                                      <w:rFonts w:ascii="Cambria Math" w:hAnsi="Cambria Math"/>
+                                      <w:lang w:val="en-US"/>
+                                    </w:rPr>
+                                    <m:t>1</m:t>
+                                  </m:r>
+                                </m:sub>
+                              </m:sSub>
+                            </m:den>
+                          </m:f>
+                        </m:e>
+                      </m:mr>
+                    </m:m>
+                  </m:e>
+                  <m:e>
+                    <m:m>
+                      <m:mPr>
+                        <m:mcs>
+                          <m:mc>
+                            <m:mcPr>
+                              <m:count m:val="1"/>
+                              <m:mcJc m:val="center"/>
+                            </m:mcPr>
+                          </m:mc>
+                        </m:mcs>
+                        <m:ctrlPr>
+                          <w:rPr>
+                            <w:rFonts w:ascii="Cambria Math" w:eastAsiaTheme="minorEastAsia" w:hAnsi="Cambria Math"/>
+                            <w:i/>
+                            <w:lang w:val="en-US"/>
+                          </w:rPr>
+                        </m:ctrlPr>
+                      </m:mPr>
+                      <m:mr>
+                        <m:e>
+                          <m:r>
+                            <w:rPr>
+                              <w:rFonts w:ascii="Cambria Math" w:eastAsiaTheme="minorEastAsia" w:hAnsi="Cambria Math"/>
+                              <w:lang w:val="en-US"/>
+                            </w:rPr>
+                            <m:t>…</m:t>
+                          </m:r>
+                        </m:e>
+                      </m:mr>
+                      <m:mr>
+                        <m:e>
+                          <m:f>
+                            <m:fPr>
+                              <m:ctrlPr>
+                                <w:rPr>
+                                  <w:rFonts w:ascii="Cambria Math" w:eastAsiaTheme="minorEastAsia" w:hAnsi="Cambria Math"/>
+                                  <w:i/>
+                                  <w:lang w:val="en-US"/>
+                                </w:rPr>
+                              </m:ctrlPr>
+                            </m:fPr>
+                            <m:num>
+                              <m:r>
+                                <w:rPr>
+                                  <w:rFonts w:ascii="Cambria Math" w:eastAsiaTheme="minorEastAsia" w:hAnsi="Cambria Math"/>
+                                  <w:lang w:val="en-US"/>
+                                </w:rPr>
+                                <m:t>∂</m:t>
+                              </m:r>
+                              <m:sSub>
+                                <m:sSubPr>
+                                  <m:ctrlPr>
+                                    <w:rPr>
+                                      <w:rFonts w:ascii="Cambria Math" w:hAnsi="Cambria Math"/>
+                                      <w:i/>
+                                      <w:lang w:val="en-US"/>
+                                    </w:rPr>
+                                  </m:ctrlPr>
+                                </m:sSubPr>
+                                <m:e>
+                                  <m:r>
+                                    <w:rPr>
+                                      <w:rFonts w:ascii="Cambria Math" w:hAnsi="Cambria Math"/>
+                                      <w:lang w:val="en-US"/>
+                                    </w:rPr>
+                                    <m:t>f</m:t>
+                                  </m:r>
+                                </m:e>
+                                <m:sub>
+                                  <m:r>
+                                    <w:rPr>
+                                      <w:rFonts w:ascii="Cambria Math" w:hAnsi="Cambria Math"/>
+                                      <w:lang w:val="en-US"/>
+                                    </w:rPr>
+                                    <m:t>n</m:t>
+                                  </m:r>
+                                </m:sub>
+                              </m:sSub>
+                            </m:num>
+                            <m:den>
+                              <m:r>
+                                <w:rPr>
+                                  <w:rFonts w:ascii="Cambria Math" w:eastAsiaTheme="minorEastAsia" w:hAnsi="Cambria Math"/>
+                                  <w:lang w:val="en-US"/>
+                                </w:rPr>
+                                <m:t>∂</m:t>
+                              </m:r>
+                              <m:sSub>
+                                <m:sSubPr>
+                                  <m:ctrlPr>
+                                    <w:rPr>
+                                      <w:rFonts w:ascii="Cambria Math" w:hAnsi="Cambria Math"/>
+                                      <w:i/>
+                                      <w:lang w:val="en-US"/>
+                                    </w:rPr>
+                                  </m:ctrlPr>
+                                </m:sSubPr>
+                                <m:e>
+                                  <m:r>
+                                    <w:rPr>
+                                      <w:rFonts w:ascii="Cambria Math" w:hAnsi="Cambria Math"/>
+                                      <w:lang w:val="en-US"/>
+                                    </w:rPr>
+                                    <m:t>x</m:t>
+                                  </m:r>
+                                </m:e>
+                                <m:sub>
+                                  <m:r>
+                                    <w:rPr>
+                                      <w:rFonts w:ascii="Cambria Math" w:hAnsi="Cambria Math"/>
+                                      <w:lang w:val="en-US"/>
+                                    </w:rPr>
+                                    <m:t>n</m:t>
+                                  </m:r>
+                                </m:sub>
+                              </m:sSub>
+                              <m:r>
+                                <w:rPr>
+                                  <w:rFonts w:ascii="Cambria Math" w:eastAsiaTheme="minorEastAsia" w:hAnsi="Cambria Math"/>
+                                  <w:lang w:val="en-US"/>
+                                </w:rPr>
+                                <m:t>∂</m:t>
+                              </m:r>
+                              <m:sSub>
+                                <m:sSubPr>
+                                  <m:ctrlPr>
+                                    <w:rPr>
+                                      <w:rFonts w:ascii="Cambria Math" w:hAnsi="Cambria Math"/>
+                                      <w:i/>
+                                      <w:lang w:val="en-US"/>
+                                    </w:rPr>
+                                  </m:ctrlPr>
+                                </m:sSubPr>
+                                <m:e>
+                                  <m:r>
+                                    <w:rPr>
+                                      <w:rFonts w:ascii="Cambria Math" w:hAnsi="Cambria Math"/>
+                                      <w:lang w:val="en-US"/>
+                                    </w:rPr>
+                                    <m:t>x</m:t>
+                                  </m:r>
+                                </m:e>
+                                <m:sub>
+                                  <m:r>
+                                    <w:rPr>
+                                      <w:rFonts w:ascii="Cambria Math" w:hAnsi="Cambria Math"/>
+                                      <w:lang w:val="en-US"/>
+                                    </w:rPr>
+                                    <m:t>2</m:t>
+                                  </m:r>
+                                </m:sub>
+                              </m:sSub>
+                            </m:den>
+                          </m:f>
+                        </m:e>
+                      </m:mr>
+                    </m:m>
+                  </m:e>
+                  <m:e>
+                    <m:m>
+                      <m:mPr>
+                        <m:mcs>
+                          <m:mc>
+                            <m:mcPr>
+                              <m:count m:val="2"/>
+                              <m:mcJc m:val="center"/>
+                            </m:mcPr>
+                          </m:mc>
+                        </m:mcs>
+                        <m:ctrlPr>
+                          <w:rPr>
+                            <w:rFonts w:ascii="Cambria Math" w:eastAsiaTheme="minorEastAsia" w:hAnsi="Cambria Math"/>
+                            <w:i/>
+                            <w:lang w:val="en-US"/>
+                          </w:rPr>
+                        </m:ctrlPr>
+                      </m:mPr>
+                      <m:mr>
+                        <m:e>
+                          <m:r>
+                            <w:rPr>
+                              <w:rFonts w:ascii="Cambria Math" w:eastAsiaTheme="minorEastAsia" w:hAnsi="Cambria Math"/>
+                              <w:lang w:val="en-US"/>
+                            </w:rPr>
+                            <m:t>…</m:t>
+                          </m:r>
+                        </m:e>
+                        <m:e>
+                          <m:r>
+                            <w:rPr>
+                              <w:rFonts w:ascii="Cambria Math" w:eastAsiaTheme="minorEastAsia" w:hAnsi="Cambria Math"/>
+                              <w:lang w:val="en-US"/>
+                            </w:rPr>
+                            <m:t>…</m:t>
+                          </m:r>
+                        </m:e>
+                      </m:mr>
+                      <m:mr>
+                        <m:e>
+                          <m:r>
+                            <w:rPr>
+                              <w:rFonts w:ascii="Cambria Math" w:eastAsiaTheme="minorEastAsia" w:hAnsi="Cambria Math"/>
+                              <w:lang w:val="en-US"/>
+                            </w:rPr>
+                            <m:t>…</m:t>
+                          </m:r>
+                        </m:e>
+                        <m:e>
+                          <m:f>
+                            <m:fPr>
+                              <m:ctrlPr>
+                                <w:rPr>
+                                  <w:rFonts w:ascii="Cambria Math" w:eastAsiaTheme="minorEastAsia" w:hAnsi="Cambria Math"/>
+                                  <w:i/>
+                                  <w:lang w:val="en-US"/>
+                                </w:rPr>
+                              </m:ctrlPr>
+                            </m:fPr>
+                            <m:num>
+                              <m:r>
+                                <w:rPr>
+                                  <w:rFonts w:ascii="Cambria Math" w:eastAsiaTheme="minorEastAsia" w:hAnsi="Cambria Math"/>
+                                  <w:lang w:val="en-US"/>
+                                </w:rPr>
+                                <m:t>∂</m:t>
+                              </m:r>
+                              <m:sSub>
+                                <m:sSubPr>
+                                  <m:ctrlPr>
+                                    <w:rPr>
+                                      <w:rFonts w:ascii="Cambria Math" w:hAnsi="Cambria Math"/>
+                                      <w:i/>
+                                      <w:lang w:val="en-US"/>
+                                    </w:rPr>
+                                  </m:ctrlPr>
+                                </m:sSubPr>
+                                <m:e>
+                                  <m:r>
+                                    <w:rPr>
+                                      <w:rFonts w:ascii="Cambria Math" w:hAnsi="Cambria Math"/>
+                                      <w:lang w:val="en-US"/>
+                                    </w:rPr>
+                                    <m:t>f</m:t>
+                                  </m:r>
+                                </m:e>
+                                <m:sub>
+                                  <m:r>
+                                    <w:rPr>
+                                      <w:rFonts w:ascii="Cambria Math" w:hAnsi="Cambria Math"/>
+                                      <w:lang w:val="en-US"/>
+                                    </w:rPr>
+                                    <m:t>n</m:t>
+                                  </m:r>
+                                </m:sub>
+                              </m:sSub>
+                            </m:num>
+                            <m:den>
+                              <m:r>
+                                <w:rPr>
+                                  <w:rFonts w:ascii="Cambria Math" w:eastAsiaTheme="minorEastAsia" w:hAnsi="Cambria Math"/>
+                                  <w:lang w:val="en-US"/>
+                                </w:rPr>
+                                <m:t>∂</m:t>
+                              </m:r>
+                              <m:sSub>
+                                <m:sSubPr>
+                                  <m:ctrlPr>
+                                    <w:rPr>
+                                      <w:rFonts w:ascii="Cambria Math" w:hAnsi="Cambria Math"/>
+                                      <w:i/>
+                                      <w:lang w:val="en-US"/>
+                                    </w:rPr>
+                                  </m:ctrlPr>
+                                </m:sSubPr>
+                                <m:e>
+                                  <m:r>
+                                    <w:rPr>
+                                      <w:rFonts w:ascii="Cambria Math" w:hAnsi="Cambria Math"/>
+                                      <w:lang w:val="en-US"/>
+                                    </w:rPr>
+                                    <m:t>x</m:t>
+                                  </m:r>
+                                </m:e>
+                                <m:sub>
+                                  <m:r>
+                                    <w:rPr>
+                                      <w:rFonts w:ascii="Cambria Math" w:hAnsi="Cambria Math"/>
+                                      <w:lang w:val="en-US"/>
+                                    </w:rPr>
+                                    <m:t>n</m:t>
+                                  </m:r>
+                                </m:sub>
+                              </m:sSub>
+                              <m:r>
+                                <w:rPr>
+                                  <w:rFonts w:ascii="Cambria Math" w:eastAsiaTheme="minorEastAsia" w:hAnsi="Cambria Math"/>
+                                  <w:lang w:val="en-US"/>
+                                </w:rPr>
+                                <m:t>∂</m:t>
+                              </m:r>
+                              <m:sSub>
+                                <m:sSubPr>
+                                  <m:ctrlPr>
+                                    <w:rPr>
+                                      <w:rFonts w:ascii="Cambria Math" w:hAnsi="Cambria Math"/>
+                                      <w:i/>
+                                      <w:lang w:val="en-US"/>
+                                    </w:rPr>
+                                  </m:ctrlPr>
+                                </m:sSubPr>
+                                <m:e>
+                                  <m:r>
+                                    <w:rPr>
+                                      <w:rFonts w:ascii="Cambria Math" w:hAnsi="Cambria Math"/>
+                                      <w:lang w:val="en-US"/>
+                                    </w:rPr>
+                                    <m:t>x</m:t>
+                                  </m:r>
+                                </m:e>
+                                <m:sub>
+                                  <m:r>
+                                    <w:rPr>
+                                      <w:rFonts w:ascii="Cambria Math" w:hAnsi="Cambria Math"/>
+                                      <w:lang w:val="en-US"/>
+                                    </w:rPr>
+                                    <m:t>m</m:t>
+                                  </m:r>
+                                </m:sub>
+                              </m:sSub>
+                            </m:den>
+                          </m:f>
+                        </m:e>
+                      </m:mr>
+                    </m:m>
+                  </m:e>
+                </m:mr>
+              </m:m>
+            </m:e>
+          </m:d>
+        </m:oMath>
+      </m:oMathPara>
+    </w:p>
+    <w:p>
+      <w:pPr>
+        <w:pStyle w:val="ListParagraph"/>
+        <w:numPr>
+          <w:ilvl w:val="0"/>
+          <w:numId w:val="4"/>
+        </w:numPr>
+        <w:rPr>
+          <w:rFonts w:ascii="Cambria Math" w:hAnsi="Cambria Math"/>
+          <w:lang w:val="en-US"/>
+          <w:oMath/>
+        </w:rPr>
+      </w:pPr>
+      <w:r>
+        <w:rPr>
+          <w:lang w:val="en-US"/>
+        </w:rPr>
+        <w:t>Ví dụ</w:t>
+      </w:r>
+    </w:p>
+    <w:p>
+      <w:pPr>
+        <w:pStyle w:val="ListParagraph"/>
+        <w:pBdr>
+          <w:top w:val="single" w:sz="4" w:space="1" w:color="auto"/>
+          <w:left w:val="single" w:sz="4" w:space="4" w:color="auto"/>
+          <w:bottom w:val="single" w:sz="4" w:space="1" w:color="auto"/>
+          <w:right w:val="single" w:sz="4" w:space="4" w:color="auto"/>
+        </w:pBdr>
+        <w:ind w:left="1080"/>
+        <w:rPr>
+          <w:rFonts w:ascii="Cambria Math" w:hAnsi="Cambria Math"/>
+          <w:lang w:val="en-US"/>
+          <w:oMath/>
+        </w:rPr>
+      </w:pPr>
+      <m:oMathPara>
+        <m:oMathParaPr>
+          <m:jc m:val="left"/>
+        </m:oMathParaPr>
+        <m:oMath>
+          <m:r>
+            <w:rPr>
+              <w:rFonts w:ascii="Cambria Math" w:hAnsi="Cambria Math"/>
+              <w:lang w:val="en-US"/>
+            </w:rPr>
+            <m:t>f</m:t>
+          </m:r>
+          <m:d>
+            <m:dPr>
+              <m:ctrlPr>
+                <w:rPr>
+                  <w:rFonts w:ascii="Cambria Math" w:hAnsi="Cambria Math"/>
+                  <w:i/>
+                  <w:lang w:val="en-US"/>
+                </w:rPr>
+              </m:ctrlPr>
+            </m:dPr>
+            <m:e>
+              <m:r>
+                <w:rPr>
+                  <w:rFonts w:ascii="Cambria Math" w:hAnsi="Cambria Math"/>
+                  <w:lang w:val="en-US"/>
+                </w:rPr>
+                <m:t>x,y,z</m:t>
+              </m:r>
+            </m:e>
+          </m:d>
+          <m:r>
+            <w:rPr>
+              <w:rFonts w:ascii="Cambria Math" w:hAnsi="Cambria Math"/>
+              <w:lang w:val="en-US"/>
+            </w:rPr>
+            <m:t>=</m:t>
+          </m:r>
+          <m:r>
+            <w:rPr>
+              <w:rFonts w:ascii="Cambria Math" w:hAnsi="Cambria Math"/>
+              <w:lang w:val="en-US"/>
+            </w:rPr>
+            <m:t>3x</m:t>
+          </m:r>
+          <m:sSup>
+            <m:sSupPr>
+              <m:ctrlPr>
+                <w:rPr>
+                  <w:rFonts w:ascii="Cambria Math" w:hAnsi="Cambria Math"/>
+                  <w:i/>
+                  <w:lang w:val="en-US"/>
+                </w:rPr>
+              </m:ctrlPr>
+            </m:sSupPr>
+            <m:e>
+              <m:r>
+                <w:rPr>
+                  <w:rFonts w:ascii="Cambria Math" w:hAnsi="Cambria Math"/>
+                  <w:lang w:val="en-US"/>
+                </w:rPr>
+                <m:t>z</m:t>
+              </m:r>
+            </m:e>
+            <m:sup>
+              <m:r>
+                <w:rPr>
+                  <w:rFonts w:ascii="Cambria Math" w:hAnsi="Cambria Math"/>
+                  <w:lang w:val="en-US"/>
+                </w:rPr>
+                <m:t>3</m:t>
+              </m:r>
+            </m:sup>
+          </m:sSup>
+          <m:r>
+            <w:rPr>
+              <w:rFonts w:ascii="Cambria Math" w:hAnsi="Cambria Math"/>
+              <w:lang w:val="en-US"/>
+            </w:rPr>
+            <m:t>+</m:t>
+          </m:r>
+          <m:sSup>
+            <m:sSupPr>
+              <m:ctrlPr>
+                <w:rPr>
+                  <w:rFonts w:ascii="Cambria Math" w:hAnsi="Cambria Math"/>
+                  <w:i/>
+                  <w:lang w:val="en-US"/>
+                </w:rPr>
+              </m:ctrlPr>
+            </m:sSupPr>
+            <m:e>
+              <m:r>
+                <w:rPr>
+                  <w:rFonts w:ascii="Cambria Math" w:hAnsi="Cambria Math"/>
+                  <w:lang w:val="en-US"/>
+                </w:rPr>
+                <m:t>y</m:t>
+              </m:r>
+            </m:e>
+            <m:sup>
+              <m:r>
+                <w:rPr>
+                  <w:rFonts w:ascii="Cambria Math" w:hAnsi="Cambria Math"/>
+                  <w:lang w:val="en-US"/>
+                </w:rPr>
+                <m:t>4</m:t>
+              </m:r>
+            </m:sup>
+          </m:sSup>
+          <m:r>
+            <w:rPr>
+              <w:rFonts w:ascii="Cambria Math" w:hAnsi="Cambria Math"/>
+              <w:lang w:val="en-US"/>
+            </w:rPr>
+            <m:t>+yz+5</m:t>
+          </m:r>
+        </m:oMath>
+      </m:oMathPara>
+    </w:p>
+    <w:p>
+      <w:pPr>
+        <w:pStyle w:val="ListParagraph"/>
+        <w:pBdr>
+          <w:top w:val="single" w:sz="4" w:space="1" w:color="auto"/>
+          <w:left w:val="single" w:sz="4" w:space="4" w:color="auto"/>
+          <w:bottom w:val="single" w:sz="4" w:space="1" w:color="auto"/>
+          <w:right w:val="single" w:sz="4" w:space="4" w:color="auto"/>
+        </w:pBdr>
+        <w:ind w:left="1080"/>
+        <w:rPr>
+          <w:rFonts w:ascii="Cambria Math" w:hAnsi="Cambria Math"/>
+          <w:lang w:val="en-US"/>
+          <w:oMath/>
+        </w:rPr>
+      </w:pPr>
+      <m:oMathPara>
+        <m:oMathParaPr>
+          <m:jc m:val="left"/>
+        </m:oMathParaPr>
+        <m:oMath>
+          <m:r>
+            <w:rPr>
+              <w:rFonts w:ascii="Cambria Math" w:hAnsi="Cambria Math"/>
+              <w:lang w:val="en-US"/>
+            </w:rPr>
+            <m:t>H</m:t>
+          </m:r>
+          <m:d>
+            <m:dPr>
+              <m:ctrlPr>
+                <w:rPr>
+                  <w:rFonts w:ascii="Cambria Math" w:eastAsiaTheme="minorEastAsia" w:hAnsi="Cambria Math"/>
+                  <w:i/>
+                  <w:lang w:val="en-US"/>
+                </w:rPr>
+              </m:ctrlPr>
+            </m:dPr>
+            <m:e>
+              <m:r>
+                <w:rPr>
+                  <w:rFonts w:ascii="Cambria Math" w:eastAsiaTheme="minorEastAsia" w:hAnsi="Cambria Math"/>
+                  <w:lang w:val="en-US"/>
+                </w:rPr>
+                <m:t>f</m:t>
+              </m:r>
+            </m:e>
+          </m:d>
+          <m:r>
+            <w:rPr>
+              <w:rFonts w:ascii="Cambria Math" w:hAnsi="Cambria Math"/>
+              <w:lang w:val="en-US"/>
+            </w:rPr>
+            <m:t>=</m:t>
+          </m:r>
+          <m:d>
+            <m:dPr>
+              <m:ctrlPr>
+                <w:rPr>
+                  <w:rFonts w:ascii="Cambria Math" w:hAnsi="Cambria Math"/>
+                  <w:i/>
+                  <w:lang w:val="en-US"/>
+                </w:rPr>
+              </m:ctrlPr>
+            </m:dPr>
+            <m:e>
+              <m:m>
+                <m:mPr>
+                  <m:mcs>
+                    <m:mc>
+                      <m:mcPr>
+                        <m:count m:val="3"/>
+                        <m:mcJc m:val="center"/>
+                      </m:mcPr>
+                    </m:mc>
+                  </m:mcs>
+                  <m:ctrlPr>
+                    <w:rPr>
+                      <w:rFonts w:ascii="Cambria Math" w:eastAsiaTheme="minorEastAsia" w:hAnsi="Cambria Math"/>
+                      <w:i/>
+                      <w:lang w:val="en-US"/>
+                    </w:rPr>
+                  </m:ctrlPr>
+                </m:mPr>
+                <m:mr>
+                  <m:e>
+                    <m:r>
+                      <w:rPr>
+                        <w:rFonts w:ascii="Cambria Math" w:eastAsiaTheme="minorEastAsia" w:hAnsi="Cambria Math"/>
+                        <w:lang w:val="en-US"/>
+                      </w:rPr>
+                      <m:t>0</m:t>
+                    </m:r>
+                  </m:e>
+                  <m:e>
+                    <m:r>
+                      <w:rPr>
+                        <w:rFonts w:ascii="Cambria Math" w:eastAsiaTheme="minorEastAsia" w:hAnsi="Cambria Math"/>
+                        <w:lang w:val="en-US"/>
+                      </w:rPr>
+                      <m:t>0</m:t>
+                    </m:r>
+                  </m:e>
+                  <m:e>
+                    <m:r>
+                      <w:rPr>
+                        <w:rFonts w:ascii="Cambria Math" w:eastAsiaTheme="minorEastAsia" w:hAnsi="Cambria Math"/>
+                        <w:lang w:val="en-US"/>
+                      </w:rPr>
+                      <m:t>9</m:t>
+                    </m:r>
+                    <m:sSup>
+                      <m:sSupPr>
+                        <m:ctrlPr>
+                          <w:rPr>
+                            <w:rFonts w:ascii="Cambria Math" w:hAnsi="Cambria Math"/>
+                            <w:i/>
+                            <w:lang w:val="en-US"/>
+                          </w:rPr>
+                        </m:ctrlPr>
+                      </m:sSupPr>
+                      <m:e>
+                        <m:r>
+                          <w:rPr>
+                            <w:rFonts w:ascii="Cambria Math" w:hAnsi="Cambria Math"/>
+                            <w:lang w:val="en-US"/>
+                          </w:rPr>
+                          <m:t>z</m:t>
+                        </m:r>
+                      </m:e>
+                      <m:sup>
+                        <m:r>
+                          <w:rPr>
+                            <w:rFonts w:ascii="Cambria Math" w:hAnsi="Cambria Math"/>
+                            <w:lang w:val="en-US"/>
+                          </w:rPr>
+                          <m:t>2</m:t>
+                        </m:r>
+                      </m:sup>
+                    </m:sSup>
+                  </m:e>
+                </m:mr>
+                <m:mr>
+                  <m:e>
+                    <m:r>
+                      <w:rPr>
+                        <w:rFonts w:ascii="Cambria Math" w:eastAsiaTheme="minorEastAsia" w:hAnsi="Cambria Math"/>
+                        <w:lang w:val="en-US"/>
+                      </w:rPr>
+                      <m:t>0</m:t>
+                    </m:r>
+                  </m:e>
+                  <m:e>
+                    <m:r>
+                      <w:rPr>
+                        <w:rFonts w:ascii="Cambria Math" w:eastAsiaTheme="minorEastAsia" w:hAnsi="Cambria Math"/>
+                        <w:lang w:val="en-US"/>
+                      </w:rPr>
+                      <m:t>12</m:t>
+                    </m:r>
+                    <m:sSup>
+                      <m:sSupPr>
+                        <m:ctrlPr>
+                          <w:rPr>
+                            <w:rFonts w:ascii="Cambria Math" w:eastAsiaTheme="minorEastAsia" w:hAnsi="Cambria Math"/>
+                            <w:i/>
+                            <w:lang w:val="en-US"/>
+                          </w:rPr>
+                        </m:ctrlPr>
+                      </m:sSupPr>
+                      <m:e>
+                        <m:r>
+                          <w:rPr>
+                            <w:rFonts w:ascii="Cambria Math" w:eastAsiaTheme="minorEastAsia" w:hAnsi="Cambria Math"/>
+                            <w:lang w:val="en-US"/>
+                          </w:rPr>
+                          <m:t>y</m:t>
+                        </m:r>
+                      </m:e>
+                      <m:sup>
+                        <m:r>
+                          <w:rPr>
+                            <w:rFonts w:ascii="Cambria Math" w:eastAsiaTheme="minorEastAsia" w:hAnsi="Cambria Math"/>
+                            <w:lang w:val="en-US"/>
+                          </w:rPr>
+                          <m:t>2</m:t>
+                        </m:r>
+                      </m:sup>
+                    </m:sSup>
+                  </m:e>
+                  <m:e>
+                    <m:r>
+                      <w:rPr>
+                        <w:rFonts w:ascii="Cambria Math" w:eastAsiaTheme="minorEastAsia" w:hAnsi="Cambria Math"/>
+                        <w:lang w:val="en-US"/>
+                      </w:rPr>
+                      <m:t>1</m:t>
+                    </m:r>
+                  </m:e>
+                </m:mr>
+                <m:mr>
+                  <m:e>
+                    <m:r>
+                      <w:rPr>
+                        <w:rFonts w:ascii="Cambria Math" w:eastAsiaTheme="minorEastAsia" w:hAnsi="Cambria Math"/>
+                        <w:lang w:val="en-US"/>
+                      </w:rPr>
+                      <m:t>9</m:t>
+                    </m:r>
+                    <m:sSup>
+                      <m:sSupPr>
+                        <m:ctrlPr>
+                          <w:rPr>
+                            <w:rFonts w:ascii="Cambria Math" w:hAnsi="Cambria Math"/>
+                            <w:i/>
+                            <w:lang w:val="en-US"/>
+                          </w:rPr>
+                        </m:ctrlPr>
+                      </m:sSupPr>
+                      <m:e>
+                        <m:r>
+                          <w:rPr>
+                            <w:rFonts w:ascii="Cambria Math" w:hAnsi="Cambria Math"/>
+                            <w:lang w:val="en-US"/>
+                          </w:rPr>
+                          <m:t>z</m:t>
+                        </m:r>
+                      </m:e>
+                      <m:sup>
+                        <m:r>
+                          <w:rPr>
+                            <w:rFonts w:ascii="Cambria Math" w:hAnsi="Cambria Math"/>
+                            <w:lang w:val="en-US"/>
+                          </w:rPr>
+                          <m:t>2</m:t>
+                        </m:r>
+                      </m:sup>
+                    </m:sSup>
+                  </m:e>
+                  <m:e>
+                    <m:r>
+                      <w:rPr>
+                        <w:rFonts w:ascii="Cambria Math" w:eastAsiaTheme="minorEastAsia" w:hAnsi="Cambria Math"/>
+                        <w:lang w:val="en-US"/>
+                      </w:rPr>
+                      <m:t>1</m:t>
+                    </m:r>
+                  </m:e>
+                  <m:e>
+                    <m:r>
+                      <w:rPr>
+                        <w:rFonts w:ascii="Cambria Math" w:eastAsiaTheme="minorEastAsia" w:hAnsi="Cambria Math"/>
+                        <w:lang w:val="en-US"/>
+                      </w:rPr>
+                      <m:t>0</m:t>
+                    </m:r>
+                  </m:e>
+                </m:mr>
+              </m:m>
+            </m:e>
+          </m:d>
+        </m:oMath>
+      </m:oMathPara>
+    </w:p>
+    <w:p>
+      <w:pPr>
+        <w:pStyle w:val="ListParagraph"/>
+        <w:numPr>
+          <w:ilvl w:val="0"/>
+          <w:numId w:val="4"/>
+        </w:numPr>
+        <w:rPr>
+          <w:rFonts w:ascii="Cambria Math" w:hAnsi="Cambria Math"/>
+          <w:lang w:val="en-US"/>
+          <w:oMath/>
+        </w:rPr>
+      </w:pPr>
+      <w:r>
+        <w:rPr>
+          <w:rFonts w:eastAsiaTheme="minorEastAsia"/>
+          <w:lang w:val="en-US"/>
+        </w:rPr>
+        <w:t>Tại điểm có tọa độ (1, 2, 3)</w:t>
+      </w:r>
+    </w:p>
+    <w:p>
+      <w:pPr>
+        <w:pStyle w:val="ListParagraph"/>
+        <w:pBdr>
+          <w:top w:val="single" w:sz="4" w:space="1" w:color="auto"/>
+          <w:left w:val="single" w:sz="4" w:space="4" w:color="auto"/>
+          <w:bottom w:val="single" w:sz="4" w:space="1" w:color="auto"/>
+          <w:right w:val="single" w:sz="4" w:space="4" w:color="auto"/>
+        </w:pBdr>
+        <w:ind w:left="1080"/>
+        <w:rPr>
+          <w:rFonts w:ascii="Cambria Math" w:hAnsi="Cambria Math"/>
+          <w:lang w:val="en-US"/>
+          <w:oMath/>
+        </w:rPr>
+      </w:pPr>
+      <m:oMathPara>
+        <m:oMathParaPr>
+          <m:jc m:val="left"/>
+        </m:oMathParaPr>
+        <m:oMath>
+          <m:r>
+            <w:rPr>
+              <w:rFonts w:ascii="Cambria Math" w:hAnsi="Cambria Math"/>
+              <w:lang w:val="en-US"/>
+            </w:rPr>
+            <m:t>H</m:t>
+          </m:r>
+          <m:r>
+            <w:rPr>
+              <w:rFonts w:ascii="Cambria Math" w:hAnsi="Cambria Math"/>
+              <w:lang w:val="en-US"/>
+            </w:rPr>
+            <m:t>=</m:t>
+          </m:r>
+          <m:d>
+            <m:dPr>
+              <m:ctrlPr>
+                <w:rPr>
+                  <w:rFonts w:ascii="Cambria Math" w:hAnsi="Cambria Math"/>
+                  <w:i/>
+                  <w:lang w:val="en-US"/>
+                </w:rPr>
+              </m:ctrlPr>
+            </m:dPr>
+            <m:e>
+              <m:m>
+                <m:mPr>
+                  <m:mcs>
+                    <m:mc>
+                      <m:mcPr>
+                        <m:count m:val="3"/>
+                        <m:mcJc m:val="center"/>
+                      </m:mcPr>
+                    </m:mc>
+                  </m:mcs>
+                  <m:ctrlPr>
+                    <w:rPr>
+                      <w:rFonts w:ascii="Cambria Math" w:eastAsiaTheme="minorEastAsia" w:hAnsi="Cambria Math"/>
+                      <w:i/>
+                      <w:lang w:val="en-US"/>
+                    </w:rPr>
+                  </m:ctrlPr>
+                </m:mPr>
+                <m:mr>
+                  <m:e>
+                    <m:r>
+                      <w:rPr>
+                        <w:rFonts w:ascii="Cambria Math" w:eastAsiaTheme="minorEastAsia" w:hAnsi="Cambria Math"/>
+                        <w:lang w:val="en-US"/>
+                      </w:rPr>
+                      <m:t>0</m:t>
+                    </m:r>
+                  </m:e>
+                  <m:e>
+                    <m:r>
+                      <w:rPr>
+                        <w:rFonts w:ascii="Cambria Math" w:eastAsiaTheme="minorEastAsia" w:hAnsi="Cambria Math"/>
+                        <w:lang w:val="en-US"/>
+                      </w:rPr>
+                      <m:t>0</m:t>
+                    </m:r>
+                  </m:e>
+                  <m:e>
+                    <m:r>
+                      <w:rPr>
+                        <w:rFonts w:ascii="Cambria Math" w:eastAsiaTheme="minorEastAsia" w:hAnsi="Cambria Math"/>
+                        <w:lang w:val="en-US"/>
+                      </w:rPr>
+                      <m:t>81</m:t>
+                    </m:r>
+                  </m:e>
+                </m:mr>
+                <m:mr>
+                  <m:e>
+                    <m:r>
+                      <w:rPr>
+                        <w:rFonts w:ascii="Cambria Math" w:eastAsiaTheme="minorEastAsia" w:hAnsi="Cambria Math"/>
+                        <w:lang w:val="en-US"/>
+                      </w:rPr>
+                      <m:t>0</m:t>
+                    </m:r>
+                  </m:e>
+                  <m:e>
+                    <m:r>
+                      <w:rPr>
+                        <w:rFonts w:ascii="Cambria Math" w:eastAsiaTheme="minorEastAsia" w:hAnsi="Cambria Math"/>
+                        <w:lang w:val="en-US"/>
+                      </w:rPr>
+                      <m:t>48</m:t>
+                    </m:r>
+                  </m:e>
+                  <m:e>
+                    <m:r>
+                      <w:rPr>
+                        <w:rFonts w:ascii="Cambria Math" w:eastAsiaTheme="minorEastAsia" w:hAnsi="Cambria Math"/>
+                        <w:lang w:val="en-US"/>
+                      </w:rPr>
+                      <m:t>1</m:t>
+                    </m:r>
+                  </m:e>
+                </m:mr>
+                <m:mr>
+                  <m:e>
+                    <m:r>
+                      <w:rPr>
+                        <w:rFonts w:ascii="Cambria Math" w:eastAsiaTheme="minorEastAsia" w:hAnsi="Cambria Math"/>
+                        <w:lang w:val="en-US"/>
+                      </w:rPr>
+                      <m:t>81</m:t>
+                    </m:r>
+                  </m:e>
+                  <m:e>
+                    <m:r>
+                      <w:rPr>
+                        <w:rFonts w:ascii="Cambria Math" w:eastAsiaTheme="minorEastAsia" w:hAnsi="Cambria Math"/>
+                        <w:lang w:val="en-US"/>
+                      </w:rPr>
+                      <m:t>1</m:t>
+                    </m:r>
+                  </m:e>
+                  <m:e>
+                    <m:r>
+                      <w:rPr>
+                        <w:rFonts w:ascii="Cambria Math" w:eastAsiaTheme="minorEastAsia" w:hAnsi="Cambria Math"/>
+                        <w:lang w:val="en-US"/>
+                      </w:rPr>
+                      <m:t>0</m:t>
+                    </m:r>
+                  </m:e>
+                </m:mr>
+              </m:m>
+            </m:e>
+          </m:d>
+        </m:oMath>
+      </m:oMathPara>
+    </w:p>
+    <w:p>
+      <w:pPr>
+        <w:pStyle w:val="ListParagraph"/>
+        <w:numPr>
+          <w:ilvl w:val="0"/>
+          <w:numId w:val="25"/>
+        </w:numPr>
+        <w:rPr>
+          <w:rFonts w:eastAsiaTheme="minorEastAsia"/>
+          <w:lang w:val="en-US"/>
+        </w:rPr>
+      </w:pPr>
+      <w:r>
+        <w:rPr>
+          <w:rFonts w:eastAsiaTheme="minorEastAsia"/>
+          <w:lang w:val="en-US"/>
+        </w:rPr>
+        <w:t>Đạo Hàm Cấp 2 Của Hàm Ánh Xạ Vector Tới Vector, Đạo Hàm Cấp 3, Cấp 4, …?</w:t>
+      </w:r>
+    </w:p>
+    <w:p>
+      <w:pPr>
+        <w:pStyle w:val="ListParagraph"/>
+        <w:numPr>
+          <w:ilvl w:val="0"/>
+          <w:numId w:val="4"/>
+        </w:numPr>
+        <w:rPr>
+          <w:rFonts w:eastAsiaTheme="minorEastAsia"/>
+          <w:lang w:val="en-US"/>
+        </w:rPr>
+      </w:pPr>
+      <w:r>
+        <w:rPr>
+          <w:rFonts w:eastAsiaTheme="minorEastAsia"/>
+          <w:lang w:val="en-US"/>
+        </w:rPr>
+        <w:t>Những đạo hàm này là những Tensor 3 chiều, 4 chiều, … rất phức tạp nên không dùng tới</w:t>
+      </w:r>
+    </w:p>
+    <w:p>
+      <w:pPr>
+        <w:rPr>
+          <w:rFonts w:ascii="Cambria Math" w:hAnsi="Cambria Math"/>
+          <w:lang w:val="en-US"/>
+          <w:oMath/>
         </w:rPr>
       </w:pPr>
     </w:p>
@@ -12071,6 +17024,7 @@
             <w:rFonts w:ascii="Cambria Math" w:hAnsi="Cambria Math"/>
             <w:lang w:val="en-US"/>
           </w:rPr>
+          <w:lastRenderedPageBreak/>
           <m:t>Κ</m:t>
         </m:r>
         <m:r>
@@ -13861,7 +18815,6 @@
           <w:rFonts w:eastAsiaTheme="minorEastAsia"/>
           <w:lang w:val="en-US"/>
         </w:rPr>
-        <w:lastRenderedPageBreak/>
         <w:t>Giả sử ban đầu hàm ban đầu có dạng kích xung, tất cả giá trị ngoài khoảng (a, b) đều = 0, và tất cả giá trị trên khoảng (a, b) đều = nhau sao cho diện tích của hàm = 1, thu hẹp khoảng cách giữa a và b, giữ nguyên diện tích, đến khi a trùng b, thì được hàm Dirac Delta</w:t>
       </w:r>
     </w:p>
@@ -16916,6 +21869,7 @@
           <w:rFonts w:eastAsiaTheme="minorEastAsia"/>
           <w:lang w:val="en-US"/>
         </w:rPr>
+        <w:lastRenderedPageBreak/>
         <w:t>Biến đổi Fourier dùng để làm gì?</w:t>
       </w:r>
     </w:p>
@@ -18286,7 +23240,6 @@
         <w:rPr>
           <w:lang w:val="en-US"/>
         </w:rPr>
-        <w:lastRenderedPageBreak/>
         <w:t>Giải Nghĩa Biến Đổi Fourier?</w:t>
       </w:r>
     </w:p>
@@ -19773,6 +24726,7 @@
               <w:rFonts w:ascii="Cambria Math" w:eastAsiaTheme="minorEastAsia" w:hAnsi="Cambria Math"/>
               <w:lang w:val="en-US"/>
             </w:rPr>
+            <w:lastRenderedPageBreak/>
             <m:t>F</m:t>
           </m:r>
           <m:d>
@@ -21362,7 +26316,6 @@
           <w:rFonts w:eastAsiaTheme="minorEastAsia"/>
           <w:lang w:val="en-US"/>
         </w:rPr>
-        <w:lastRenderedPageBreak/>
         <w:t>Giả sử hàm số tuần hoàn với chu kỳ T, thì ta không thể sử dụng biến đổi Fourier trực tiếp, vì 2 cận không xác định giá trị, thay vào đó, ta sẽ tính từng chu kỳ một</w:t>
       </w:r>
     </w:p>
@@ -23511,6 +28464,7 @@
           <w:rFonts w:eastAsiaTheme="minorEastAsia"/>
           <w:lang w:val="en-US"/>
         </w:rPr>
+        <w:lastRenderedPageBreak/>
         <w:t>Để tìm C, tích phân cả 2 vế từ 0 đến T, dễ thấy các hàm Sin và Cos sẽ có tích phân = 0, còn lại C</w:t>
       </w:r>
     </w:p>
@@ -24656,7 +29610,6 @@
           <w:rFonts w:eastAsiaTheme="minorEastAsia"/>
           <w:lang w:val="en-US"/>
         </w:rPr>
-        <w:lastRenderedPageBreak/>
         <w:t>Biến Đổi Laplace Dùng Để Làm Gì?</w:t>
       </w:r>
     </w:p>
@@ -25196,6 +30149,7 @@
           <w:rFonts w:eastAsiaTheme="minorEastAsia"/>
           <w:lang w:val="en-US"/>
         </w:rPr>
+        <w:lastRenderedPageBreak/>
         <w:t>Đúng</w:t>
       </w:r>
     </w:p>
@@ -25711,7 +30665,6 @@
           <w:rFonts w:eastAsiaTheme="minorEastAsia"/>
           <w:lang w:val="en-US"/>
         </w:rPr>
-        <w:lastRenderedPageBreak/>
         <w:t>…</w:t>
       </w:r>
     </w:p>
@@ -26657,6 +31610,41 @@
         <w:pStyle w:val="ListParagraph"/>
         <w:numPr>
           <w:ilvl w:val="0"/>
+          <w:numId w:val="2"/>
+        </w:numPr>
+        <w:rPr>
+          <w:rFonts w:eastAsiaTheme="minorEastAsia"/>
+          <w:lang w:val="en-US"/>
+        </w:rPr>
+      </w:pPr>
+      <w:r>
+        <w:rPr>
+          <w:rFonts w:eastAsiaTheme="minorEastAsia"/>
+          <w:lang w:val="en-US"/>
+        </w:rPr>
+        <w:t>x</w:t>
+      </w:r>
+      <w:r>
+        <w:rPr>
+          <w:rFonts w:eastAsiaTheme="minorEastAsia"/>
+          <w:vertAlign w:val="subscript"/>
+          <w:lang w:val="en-US"/>
+        </w:rPr>
+        <w:t>0</w:t>
+      </w:r>
+      <w:r>
+        <w:rPr>
+          <w:rFonts w:eastAsiaTheme="minorEastAsia"/>
+          <w:lang w:val="en-US"/>
+        </w:rPr>
+        <w:t xml:space="preserve"> là điểm trung tâm</w:t>
+      </w:r>
+    </w:p>
+    <w:p>
+      <w:pPr>
+        <w:pStyle w:val="ListParagraph"/>
+        <w:numPr>
+          <w:ilvl w:val="0"/>
           <w:numId w:val="22"/>
         </w:numPr>
         <w:rPr>
@@ -27337,6 +32325,576 @@
     </w:p>
     <w:p>
       <w:pPr>
+        <w:pStyle w:val="ListParagraph"/>
+        <w:numPr>
+          <w:ilvl w:val="0"/>
+          <w:numId w:val="22"/>
+        </w:numPr>
+        <w:rPr>
+          <w:rFonts w:eastAsiaTheme="minorEastAsia"/>
+          <w:lang w:val="en-US"/>
+        </w:rPr>
+      </w:pPr>
+      <w:r>
+        <w:rPr>
+          <w:rFonts w:eastAsiaTheme="minorEastAsia"/>
+          <w:lang w:val="en-US"/>
+        </w:rPr>
+        <w:t>Chuối Taylor Cho Hàm Ánh Xạ Vector Tới Vector?</w:t>
+      </w:r>
+    </w:p>
+    <w:p>
+      <w:pPr>
+        <w:pStyle w:val="ListParagraph"/>
+        <w:pBdr>
+          <w:top w:val="single" w:sz="4" w:space="1" w:color="auto"/>
+          <w:left w:val="single" w:sz="4" w:space="4" w:color="auto"/>
+          <w:bottom w:val="single" w:sz="4" w:space="1" w:color="auto"/>
+          <w:right w:val="single" w:sz="4" w:space="4" w:color="auto"/>
+        </w:pBdr>
+        <w:ind w:left="1080"/>
+        <w:rPr>
+          <w:rFonts w:ascii="Cambria Math" w:eastAsiaTheme="minorEastAsia" w:hAnsi="Cambria Math"/>
+          <w:lang w:val="en-US"/>
+          <w:oMath/>
+        </w:rPr>
+      </w:pPr>
+      <m:oMathPara>
+        <m:oMathParaPr>
+          <m:jc m:val="left"/>
+        </m:oMathParaPr>
+        <m:oMath>
+          <m:r>
+            <w:rPr>
+              <w:rFonts w:ascii="Cambria Math" w:eastAsiaTheme="minorEastAsia" w:hAnsi="Cambria Math"/>
+              <w:lang w:val="en-US"/>
+            </w:rPr>
+            <m:t>f</m:t>
+          </m:r>
+          <m:d>
+            <m:dPr>
+              <m:ctrlPr>
+                <w:rPr>
+                  <w:rFonts w:ascii="Cambria Math" w:eastAsiaTheme="minorEastAsia" w:hAnsi="Cambria Math"/>
+                  <w:i/>
+                  <w:lang w:val="en-US"/>
+                </w:rPr>
+              </m:ctrlPr>
+            </m:dPr>
+            <m:e>
+              <m:acc>
+                <m:accPr>
+                  <m:chr m:val="⃗"/>
+                  <m:ctrlPr>
+                    <w:rPr>
+                      <w:rFonts w:ascii="Cambria Math" w:eastAsiaTheme="minorEastAsia" w:hAnsi="Cambria Math"/>
+                      <w:i/>
+                      <w:lang w:val="en-US"/>
+                    </w:rPr>
+                  </m:ctrlPr>
+                </m:accPr>
+                <m:e>
+                  <m:r>
+                    <w:rPr>
+                      <w:rFonts w:ascii="Cambria Math" w:eastAsiaTheme="minorEastAsia" w:hAnsi="Cambria Math"/>
+                      <w:lang w:val="en-US"/>
+                    </w:rPr>
+                    <m:t>x</m:t>
+                  </m:r>
+                </m:e>
+              </m:acc>
+            </m:e>
+          </m:d>
+          <m:r>
+            <w:rPr>
+              <w:rFonts w:ascii="Cambria Math" w:eastAsiaTheme="minorEastAsia" w:hAnsi="Cambria Math"/>
+              <w:lang w:val="en-US"/>
+            </w:rPr>
+            <m:t>=</m:t>
+          </m:r>
+          <m:r>
+            <w:rPr>
+              <w:rFonts w:ascii="Cambria Math" w:eastAsiaTheme="minorEastAsia" w:hAnsi="Cambria Math"/>
+              <w:lang w:val="en-US"/>
+            </w:rPr>
+            <m:t>f</m:t>
+          </m:r>
+          <m:d>
+            <m:dPr>
+              <m:ctrlPr>
+                <w:rPr>
+                  <w:rFonts w:ascii="Cambria Math" w:eastAsiaTheme="minorEastAsia" w:hAnsi="Cambria Math"/>
+                  <w:i/>
+                  <w:lang w:val="en-US"/>
+                </w:rPr>
+              </m:ctrlPr>
+            </m:dPr>
+            <m:e>
+              <m:acc>
+                <m:accPr>
+                  <m:chr m:val="⃗"/>
+                  <m:ctrlPr>
+                    <w:rPr>
+                      <w:rFonts w:ascii="Cambria Math" w:eastAsiaTheme="minorEastAsia" w:hAnsi="Cambria Math"/>
+                      <w:i/>
+                      <w:lang w:val="en-US"/>
+                    </w:rPr>
+                  </m:ctrlPr>
+                </m:accPr>
+                <m:e>
+                  <m:sSub>
+                    <m:sSubPr>
+                      <m:ctrlPr>
+                        <w:rPr>
+                          <w:rFonts w:ascii="Cambria Math" w:eastAsiaTheme="minorEastAsia" w:hAnsi="Cambria Math"/>
+                          <w:i/>
+                          <w:lang w:val="en-US"/>
+                        </w:rPr>
+                      </m:ctrlPr>
+                    </m:sSubPr>
+                    <m:e>
+                      <m:r>
+                        <w:rPr>
+                          <w:rFonts w:ascii="Cambria Math" w:eastAsiaTheme="minorEastAsia" w:hAnsi="Cambria Math"/>
+                          <w:lang w:val="en-US"/>
+                        </w:rPr>
+                        <m:t>x</m:t>
+                      </m:r>
+                    </m:e>
+                    <m:sub>
+                      <m:r>
+                        <w:rPr>
+                          <w:rFonts w:ascii="Cambria Math" w:eastAsiaTheme="minorEastAsia" w:hAnsi="Cambria Math"/>
+                          <w:lang w:val="en-US"/>
+                        </w:rPr>
+                        <m:t>0</m:t>
+                      </m:r>
+                    </m:sub>
+                  </m:sSub>
+                </m:e>
+              </m:acc>
+            </m:e>
+          </m:d>
+          <m:r>
+            <w:rPr>
+              <w:rFonts w:ascii="Cambria Math" w:eastAsiaTheme="minorEastAsia" w:hAnsi="Cambria Math"/>
+              <w:lang w:val="en-US"/>
+            </w:rPr>
+            <m:t>+J</m:t>
+          </m:r>
+          <m:d>
+            <m:dPr>
+              <m:ctrlPr>
+                <w:rPr>
+                  <w:rFonts w:ascii="Cambria Math" w:eastAsiaTheme="minorEastAsia" w:hAnsi="Cambria Math"/>
+                  <w:i/>
+                  <w:lang w:val="en-US"/>
+                </w:rPr>
+              </m:ctrlPr>
+            </m:dPr>
+            <m:e>
+              <m:acc>
+                <m:accPr>
+                  <m:chr m:val="⃗"/>
+                  <m:ctrlPr>
+                    <w:rPr>
+                      <w:rFonts w:ascii="Cambria Math" w:eastAsiaTheme="minorEastAsia" w:hAnsi="Cambria Math"/>
+                      <w:i/>
+                      <w:lang w:val="en-US"/>
+                    </w:rPr>
+                  </m:ctrlPr>
+                </m:accPr>
+                <m:e>
+                  <m:r>
+                    <w:rPr>
+                      <w:rFonts w:ascii="Cambria Math" w:eastAsiaTheme="minorEastAsia" w:hAnsi="Cambria Math"/>
+                      <w:lang w:val="en-US"/>
+                    </w:rPr>
+                    <m:t>x</m:t>
+                  </m:r>
+                </m:e>
+              </m:acc>
+              <m:r>
+                <w:rPr>
+                  <w:rFonts w:ascii="Cambria Math" w:eastAsiaTheme="minorEastAsia" w:hAnsi="Cambria Math"/>
+                  <w:lang w:val="en-US"/>
+                </w:rPr>
+                <m:t>-</m:t>
+              </m:r>
+              <m:acc>
+                <m:accPr>
+                  <m:chr m:val="⃗"/>
+                  <m:ctrlPr>
+                    <w:rPr>
+                      <w:rFonts w:ascii="Cambria Math" w:eastAsiaTheme="minorEastAsia" w:hAnsi="Cambria Math"/>
+                      <w:i/>
+                      <w:lang w:val="en-US"/>
+                    </w:rPr>
+                  </m:ctrlPr>
+                </m:accPr>
+                <m:e>
+                  <m:sSub>
+                    <m:sSubPr>
+                      <m:ctrlPr>
+                        <w:rPr>
+                          <w:rFonts w:ascii="Cambria Math" w:eastAsiaTheme="minorEastAsia" w:hAnsi="Cambria Math"/>
+                          <w:i/>
+                          <w:lang w:val="en-US"/>
+                        </w:rPr>
+                      </m:ctrlPr>
+                    </m:sSubPr>
+                    <m:e>
+                      <m:r>
+                        <w:rPr>
+                          <w:rFonts w:ascii="Cambria Math" w:eastAsiaTheme="minorEastAsia" w:hAnsi="Cambria Math"/>
+                          <w:lang w:val="en-US"/>
+                        </w:rPr>
+                        <m:t>x</m:t>
+                      </m:r>
+                    </m:e>
+                    <m:sub>
+                      <m:r>
+                        <w:rPr>
+                          <w:rFonts w:ascii="Cambria Math" w:eastAsiaTheme="minorEastAsia" w:hAnsi="Cambria Math"/>
+                          <w:lang w:val="en-US"/>
+                        </w:rPr>
+                        <m:t>0</m:t>
+                      </m:r>
+                    </m:sub>
+                  </m:sSub>
+                </m:e>
+              </m:acc>
+            </m:e>
+          </m:d>
+          <m:r>
+            <w:rPr>
+              <w:rFonts w:ascii="Cambria Math" w:eastAsiaTheme="minorEastAsia" w:hAnsi="Cambria Math"/>
+              <w:lang w:val="en-US"/>
+            </w:rPr>
+            <m:t>+</m:t>
+          </m:r>
+          <m:f>
+            <m:fPr>
+              <m:ctrlPr>
+                <w:rPr>
+                  <w:rFonts w:ascii="Cambria Math" w:eastAsiaTheme="minorEastAsia" w:hAnsi="Cambria Math"/>
+                  <w:i/>
+                  <w:lang w:val="en-US"/>
+                </w:rPr>
+              </m:ctrlPr>
+            </m:fPr>
+            <m:num>
+              <m:r>
+                <w:rPr>
+                  <w:rFonts w:ascii="Cambria Math" w:eastAsiaTheme="minorEastAsia" w:hAnsi="Cambria Math"/>
+                  <w:lang w:val="en-US"/>
+                </w:rPr>
+                <m:t>1</m:t>
+              </m:r>
+            </m:num>
+            <m:den>
+              <m:r>
+                <w:rPr>
+                  <w:rFonts w:ascii="Cambria Math" w:eastAsiaTheme="minorEastAsia" w:hAnsi="Cambria Math"/>
+                  <w:lang w:val="en-US"/>
+                </w:rPr>
+                <m:t>2!</m:t>
+              </m:r>
+            </m:den>
+          </m:f>
+          <m:sSup>
+            <m:sSupPr>
+              <m:ctrlPr>
+                <w:rPr>
+                  <w:rFonts w:ascii="Cambria Math" w:eastAsiaTheme="minorEastAsia" w:hAnsi="Cambria Math"/>
+                  <w:i/>
+                  <w:lang w:val="en-US"/>
+                </w:rPr>
+              </m:ctrlPr>
+            </m:sSupPr>
+            <m:e>
+              <m:d>
+                <m:dPr>
+                  <m:ctrlPr>
+                    <w:rPr>
+                      <w:rFonts w:ascii="Cambria Math" w:eastAsiaTheme="minorEastAsia" w:hAnsi="Cambria Math"/>
+                      <w:i/>
+                      <w:lang w:val="en-US"/>
+                    </w:rPr>
+                  </m:ctrlPr>
+                </m:dPr>
+                <m:e>
+                  <m:acc>
+                    <m:accPr>
+                      <m:chr m:val="⃗"/>
+                      <m:ctrlPr>
+                        <w:rPr>
+                          <w:rFonts w:ascii="Cambria Math" w:eastAsiaTheme="minorEastAsia" w:hAnsi="Cambria Math"/>
+                          <w:i/>
+                          <w:lang w:val="en-US"/>
+                        </w:rPr>
+                      </m:ctrlPr>
+                    </m:accPr>
+                    <m:e>
+                      <m:r>
+                        <w:rPr>
+                          <w:rFonts w:ascii="Cambria Math" w:eastAsiaTheme="minorEastAsia" w:hAnsi="Cambria Math"/>
+                          <w:lang w:val="en-US"/>
+                        </w:rPr>
+                        <m:t>x</m:t>
+                      </m:r>
+                    </m:e>
+                  </m:acc>
+                  <m:r>
+                    <w:rPr>
+                      <w:rFonts w:ascii="Cambria Math" w:eastAsiaTheme="minorEastAsia" w:hAnsi="Cambria Math"/>
+                      <w:lang w:val="en-US"/>
+                    </w:rPr>
+                    <m:t>-</m:t>
+                  </m:r>
+                  <m:acc>
+                    <m:accPr>
+                      <m:chr m:val="⃗"/>
+                      <m:ctrlPr>
+                        <w:rPr>
+                          <w:rFonts w:ascii="Cambria Math" w:eastAsiaTheme="minorEastAsia" w:hAnsi="Cambria Math"/>
+                          <w:i/>
+                          <w:lang w:val="en-US"/>
+                        </w:rPr>
+                      </m:ctrlPr>
+                    </m:accPr>
+                    <m:e>
+                      <m:sSub>
+                        <m:sSubPr>
+                          <m:ctrlPr>
+                            <w:rPr>
+                              <w:rFonts w:ascii="Cambria Math" w:eastAsiaTheme="minorEastAsia" w:hAnsi="Cambria Math"/>
+                              <w:i/>
+                              <w:lang w:val="en-US"/>
+                            </w:rPr>
+                          </m:ctrlPr>
+                        </m:sSubPr>
+                        <m:e>
+                          <m:r>
+                            <w:rPr>
+                              <w:rFonts w:ascii="Cambria Math" w:eastAsiaTheme="minorEastAsia" w:hAnsi="Cambria Math"/>
+                              <w:lang w:val="en-US"/>
+                            </w:rPr>
+                            <m:t>x</m:t>
+                          </m:r>
+                        </m:e>
+                        <m:sub>
+                          <m:r>
+                            <w:rPr>
+                              <w:rFonts w:ascii="Cambria Math" w:eastAsiaTheme="minorEastAsia" w:hAnsi="Cambria Math"/>
+                              <w:lang w:val="en-US"/>
+                            </w:rPr>
+                            <m:t>0</m:t>
+                          </m:r>
+                        </m:sub>
+                      </m:sSub>
+                    </m:e>
+                  </m:acc>
+                </m:e>
+              </m:d>
+            </m:e>
+            <m:sup>
+              <m:r>
+                <w:rPr>
+                  <w:rFonts w:ascii="Cambria Math" w:eastAsiaTheme="minorEastAsia" w:hAnsi="Cambria Math"/>
+                  <w:lang w:val="en-US"/>
+                </w:rPr>
+                <m:t>T</m:t>
+              </m:r>
+            </m:sup>
+          </m:sSup>
+          <m:r>
+            <w:rPr>
+              <w:rFonts w:ascii="Cambria Math" w:eastAsiaTheme="minorEastAsia" w:hAnsi="Cambria Math"/>
+              <w:lang w:val="en-US"/>
+            </w:rPr>
+            <m:t>H</m:t>
+          </m:r>
+          <m:d>
+            <m:dPr>
+              <m:ctrlPr>
+                <w:rPr>
+                  <w:rFonts w:ascii="Cambria Math" w:eastAsiaTheme="minorEastAsia" w:hAnsi="Cambria Math"/>
+                  <w:i/>
+                  <w:lang w:val="en-US"/>
+                </w:rPr>
+              </m:ctrlPr>
+            </m:dPr>
+            <m:e>
+              <m:acc>
+                <m:accPr>
+                  <m:chr m:val="⃗"/>
+                  <m:ctrlPr>
+                    <w:rPr>
+                      <w:rFonts w:ascii="Cambria Math" w:eastAsiaTheme="minorEastAsia" w:hAnsi="Cambria Math"/>
+                      <w:i/>
+                      <w:lang w:val="en-US"/>
+                    </w:rPr>
+                  </m:ctrlPr>
+                </m:accPr>
+                <m:e>
+                  <m:r>
+                    <w:rPr>
+                      <w:rFonts w:ascii="Cambria Math" w:eastAsiaTheme="minorEastAsia" w:hAnsi="Cambria Math"/>
+                      <w:lang w:val="en-US"/>
+                    </w:rPr>
+                    <m:t>x</m:t>
+                  </m:r>
+                </m:e>
+              </m:acc>
+              <m:r>
+                <w:rPr>
+                  <w:rFonts w:ascii="Cambria Math" w:eastAsiaTheme="minorEastAsia" w:hAnsi="Cambria Math"/>
+                  <w:lang w:val="en-US"/>
+                </w:rPr>
+                <m:t>-</m:t>
+              </m:r>
+              <m:acc>
+                <m:accPr>
+                  <m:chr m:val="⃗"/>
+                  <m:ctrlPr>
+                    <w:rPr>
+                      <w:rFonts w:ascii="Cambria Math" w:eastAsiaTheme="minorEastAsia" w:hAnsi="Cambria Math"/>
+                      <w:i/>
+                      <w:lang w:val="en-US"/>
+                    </w:rPr>
+                  </m:ctrlPr>
+                </m:accPr>
+                <m:e>
+                  <m:sSub>
+                    <m:sSubPr>
+                      <m:ctrlPr>
+                        <w:rPr>
+                          <w:rFonts w:ascii="Cambria Math" w:eastAsiaTheme="minorEastAsia" w:hAnsi="Cambria Math"/>
+                          <w:i/>
+                          <w:lang w:val="en-US"/>
+                        </w:rPr>
+                      </m:ctrlPr>
+                    </m:sSubPr>
+                    <m:e>
+                      <m:r>
+                        <w:rPr>
+                          <w:rFonts w:ascii="Cambria Math" w:eastAsiaTheme="minorEastAsia" w:hAnsi="Cambria Math"/>
+                          <w:lang w:val="en-US"/>
+                        </w:rPr>
+                        <m:t>x</m:t>
+                      </m:r>
+                    </m:e>
+                    <m:sub>
+                      <m:r>
+                        <w:rPr>
+                          <w:rFonts w:ascii="Cambria Math" w:eastAsiaTheme="minorEastAsia" w:hAnsi="Cambria Math"/>
+                          <w:lang w:val="en-US"/>
+                        </w:rPr>
+                        <m:t>0</m:t>
+                      </m:r>
+                    </m:sub>
+                  </m:sSub>
+                </m:e>
+              </m:acc>
+            </m:e>
+          </m:d>
+          <m:r>
+            <w:rPr>
+              <w:rFonts w:ascii="Cambria Math" w:eastAsiaTheme="minorEastAsia" w:hAnsi="Cambria Math"/>
+              <w:lang w:val="en-US"/>
+            </w:rPr>
+            <m:t>+…</m:t>
+          </m:r>
+        </m:oMath>
+      </m:oMathPara>
+    </w:p>
+    <w:p>
+      <w:pPr>
+        <w:pStyle w:val="ListParagraph"/>
+        <w:numPr>
+          <w:ilvl w:val="0"/>
+          <w:numId w:val="2"/>
+        </w:numPr>
+        <w:rPr>
+          <w:rFonts w:ascii="Cambria Math" w:eastAsiaTheme="minorEastAsia" w:hAnsi="Cambria Math"/>
+          <w:lang w:val="en-US"/>
+          <w:oMath/>
+        </w:rPr>
+      </w:pPr>
+      <w:r>
+        <w:rPr>
+          <w:rFonts w:eastAsiaTheme="minorEastAsia"/>
+          <w:lang w:val="en-US"/>
+        </w:rPr>
+        <w:t>J là ma trận Jacobian của hàm f tại x</w:t>
+      </w:r>
+      <w:r>
+        <w:rPr>
+          <w:rFonts w:eastAsiaTheme="minorEastAsia"/>
+          <w:vertAlign w:val="subscript"/>
+          <w:lang w:val="en-US"/>
+        </w:rPr>
+        <w:t>0</w:t>
+      </w:r>
+    </w:p>
+    <w:p>
+      <w:pPr>
+        <w:pStyle w:val="ListParagraph"/>
+        <w:numPr>
+          <w:ilvl w:val="0"/>
+          <w:numId w:val="2"/>
+        </w:numPr>
+        <w:rPr>
+          <w:rFonts w:eastAsiaTheme="minorEastAsia"/>
+          <w:lang w:val="en-US"/>
+        </w:rPr>
+      </w:pPr>
+      <w:r>
+        <w:rPr>
+          <w:rFonts w:eastAsiaTheme="minorEastAsia"/>
+          <w:lang w:val="en-US"/>
+        </w:rPr>
+        <w:t xml:space="preserve">H là ma trận Hesse của hàm f tại </w:t>
+      </w:r>
+      <w:r>
+        <w:rPr>
+          <w:rFonts w:eastAsiaTheme="minorEastAsia"/>
+          <w:lang w:val="en-US"/>
+        </w:rPr>
+        <w:t>x</w:t>
+      </w:r>
+      <w:r>
+        <w:rPr>
+          <w:rFonts w:eastAsiaTheme="minorEastAsia"/>
+          <w:vertAlign w:val="subscript"/>
+          <w:lang w:val="en-US"/>
+        </w:rPr>
+        <w:t>0</w:t>
+      </w:r>
+    </w:p>
+    <w:p>
+      <w:pPr>
+        <w:pStyle w:val="ListParagraph"/>
+        <w:numPr>
+          <w:ilvl w:val="0"/>
+          <w:numId w:val="2"/>
+        </w:numPr>
+        <w:rPr>
+          <w:rFonts w:eastAsiaTheme="minorEastAsia"/>
+          <w:lang w:val="en-US"/>
+        </w:rPr>
+      </w:pPr>
+      <w:r>
+        <w:rPr>
+          <w:rFonts w:eastAsiaTheme="minorEastAsia"/>
+          <w:lang w:val="en-US"/>
+        </w:rPr>
+        <w:t>Lưu ý rất khó để mở rộng thêm chuỗi vì những ma trận đằng sau toàn là Tensor quái vật 3D, 4D, …</w:t>
+      </w:r>
+    </w:p>
+    <w:p>
+      <w:pPr>
         <w:rPr>
           <w:rFonts w:eastAsiaTheme="minorEastAsia"/>
           <w:lang w:val="en-US"/>
@@ -28274,7 +33832,6 @@
           <w:rFonts w:eastAsiaTheme="minorEastAsia"/>
           <w:lang w:val="en-US"/>
         </w:rPr>
-        <w:lastRenderedPageBreak/>
         <w:t>Để tiện chứng minh, thì ta sẽ chứng minh hàm gốc, chưa bị dịch chuyển sang phải 1 đơn vị</w:t>
       </w:r>
     </w:p>
@@ -30019,6 +35576,7 @@
               <w:rFonts w:ascii="Cambria Math" w:eastAsiaTheme="minorEastAsia" w:hAnsi="Cambria Math"/>
               <w:lang w:val="en-US"/>
             </w:rPr>
+            <w:lastRenderedPageBreak/>
             <m:t>Β</m:t>
           </m:r>
           <m:d>
@@ -31082,7 +36640,6 @@
               <w:rFonts w:ascii="Cambria Math" w:eastAsiaTheme="minorEastAsia" w:hAnsi="Cambria Math"/>
               <w:lang w:val="en-US"/>
             </w:rPr>
-            <w:lastRenderedPageBreak/>
             <m:t>W</m:t>
           </m:r>
           <m:d>
@@ -31206,8 +36763,6 @@
         </w:rPr>
         <w:t>Logarithm Của Số Âm?</w:t>
       </w:r>
-      <w:bookmarkStart w:id="0" w:name="_GoBack"/>
-      <w:bookmarkEnd w:id="0"/>
     </w:p>
     <w:p>
       <w:pPr>
@@ -31262,14 +36817,7 @@
               <w:rFonts w:ascii="Cambria Math" w:eastAsiaTheme="minorEastAsia" w:hAnsi="Cambria Math"/>
               <w:lang w:val="en-US"/>
             </w:rPr>
-            <m:t>=</m:t>
-          </m:r>
-          <m:r>
-            <w:rPr>
-              <w:rFonts w:ascii="Cambria Math" w:eastAsiaTheme="minorEastAsia" w:hAnsi="Cambria Math"/>
-              <w:lang w:val="en-US"/>
-            </w:rPr>
-            <m:t>ln</m:t>
+            <m:t>=ln</m:t>
           </m:r>
           <m:d>
             <m:dPr>
@@ -31955,8 +37503,32 @@
           <w:rFonts w:eastAsiaTheme="minorEastAsia"/>
           <w:lang w:val="en-US"/>
         </w:rPr>
-        <w:t>Newton’s Method – Phương pháp Newton:</w:t>
-      </w:r>
+        <w:lastRenderedPageBreak/>
+        <w:t xml:space="preserve">Newton’s Method – Phương </w:t>
+      </w:r>
+      <w:r>
+        <w:rPr>
+          <w:rFonts w:eastAsiaTheme="minorEastAsia"/>
+          <w:lang w:val="en-US"/>
+        </w:rPr>
+        <w:t xml:space="preserve">Pháp </w:t>
+      </w:r>
+      <w:r>
+        <w:rPr>
+          <w:rFonts w:eastAsiaTheme="minorEastAsia"/>
+          <w:lang w:val="en-US"/>
+        </w:rPr>
+        <w:t>Newton</w:t>
+      </w:r>
+      <w:r>
+        <w:rPr>
+          <w:rFonts w:eastAsiaTheme="minorEastAsia"/>
+          <w:lang w:val="en-US"/>
+        </w:rPr>
+        <w:t>:</w:t>
+      </w:r>
+      <w:bookmarkStart w:id="0" w:name="_GoBack"/>
+      <w:bookmarkEnd w:id="0"/>
     </w:p>
     <w:p>
       <w:pPr>
@@ -32757,7 +38329,6 @@
           <w:rFonts w:eastAsiaTheme="minorEastAsia"/>
           <w:lang w:val="en-US"/>
         </w:rPr>
-        <w:lastRenderedPageBreak/>
         <w:t>v là Offset</w:t>
       </w:r>
     </w:p>
@@ -34284,6 +39855,59 @@
     </w:p>
     <w:p>
       <w:pPr>
+        <w:pStyle w:val="ListParagraph"/>
+        <w:numPr>
+          <w:ilvl w:val="0"/>
+          <w:numId w:val="24"/>
+        </w:numPr>
+        <w:rPr>
+          <w:rFonts w:eastAsiaTheme="minorEastAsia"/>
+          <w:lang w:val="en-US"/>
+        </w:rPr>
+      </w:pPr>
+      <w:r>
+        <w:rPr>
+          <w:rFonts w:eastAsiaTheme="minorEastAsia"/>
+          <w:lang w:val="en-US"/>
+        </w:rPr>
+        <w:t>Phương Pháp Newton Bậc 2?</w:t>
+      </w:r>
+    </w:p>
+    <w:p>
+      <w:pPr>
+        <w:pStyle w:val="ListParagraph"/>
+        <w:numPr>
+          <w:ilvl w:val="0"/>
+          <w:numId w:val="2"/>
+        </w:numPr>
+        <w:rPr>
+          <w:rFonts w:eastAsiaTheme="minorEastAsia"/>
+          <w:lang w:val="en-US"/>
+        </w:rPr>
+      </w:pPr>
+      <w:r>
+        <w:rPr>
+          <w:rFonts w:eastAsiaTheme="minorEastAsia"/>
+          <w:lang w:val="en-US"/>
+        </w:rPr>
+        <w:t>Thay vì ước lệ tuyến tính, chỉ sử dụng ma trận Jacobian, thì bây giờ ta mở rộng ra sử dụng cả ma trận Hesse để ước lệ độ cong</w:t>
+      </w:r>
+    </w:p>
+    <w:p>
+      <w:pPr>
+        <w:pStyle w:val="ListParagraph"/>
+        <w:numPr>
+          <w:ilvl w:val="0"/>
+          <w:numId w:val="2"/>
+        </w:numPr>
+        <w:rPr>
+          <w:rFonts w:eastAsiaTheme="minorEastAsia"/>
+          <w:lang w:val="en-US"/>
+        </w:rPr>
+      </w:pPr>
+    </w:p>
+    <w:p>
+      <w:pPr>
         <w:rPr>
           <w:rFonts w:eastAsiaTheme="minorEastAsia"/>
           <w:lang w:val="en-US"/>
@@ -35185,7 +40809,6 @@
           <w:rFonts w:eastAsiaTheme="minorEastAsia"/>
           <w:lang w:val="en-US"/>
         </w:rPr>
-        <w:lastRenderedPageBreak/>
         <w:t>Giả sử f(x) và g(x) đều là 2 PDF của 2 biến ngẫu nhiên là F và G, bài toán đặt ra là hãy vẽ ra 1 PDF mới của biến ngẫu nhiên F + G, vậy thì ta phải biết Likelihood của PDF này tại 1 điểm bất kì, ví dụ điểm đó là t = 5, dễ thấy Likelihood tại điểm này là</w:t>
       </w:r>
     </w:p>
@@ -35622,7 +41245,15 @@
           <w:rFonts w:eastAsiaTheme="minorEastAsia"/>
           <w:lang w:val="en-US"/>
         </w:rPr>
-        <w:t>Tương tự tích chập 1D, gọi 2 hàm là f(x, y) và g(x, y), tích chập của f(x, y) và g(x, y) là 1 hàm số h(t, w) khác thỏa mãn tính chất đó là giá trị của h(t, w) tại điểm t = a, w = b được tính bằng cách Flip đồ thị g(x, y) qua trục hoành và trục tung, tương đương quay đồ thị g(x, y) 180 độ quanh trục cao, rồi  tịnh tiến theo Vector (a, b) được g’(x, y), rồi lấy tích phân trên toàn miền không gian 2D của f(x, y)g’(x, y)</w:t>
+        <w:t xml:space="preserve">Tương tự tích chập 1D, gọi 2 hàm là f(x, y) và g(x, y), tích chập của f(x, y) và g(x, y) là 1 hàm số h(t, w) khác thỏa mãn tính chất đó là giá trị của h(t, w) tại điểm t = a, w = b được tính bằng cách Flip đồ thị g(x, y) qua trục hoành và trục tung, </w:t>
+      </w:r>
+      <w:r>
+        <w:rPr>
+          <w:rFonts w:eastAsiaTheme="minorEastAsia"/>
+          <w:lang w:val="en-US"/>
+        </w:rPr>
+        <w:lastRenderedPageBreak/>
+        <w:t>tương đương quay đồ thị g(x, y) 180 độ quanh trục cao, rồi  tịnh tiến theo Vector (a, b) được g’(x, y), rồi lấy tích phân trên toàn miền không gian 2D của f(x, y)g’(x, y)</w:t>
       </w:r>
     </w:p>
     <w:p>
@@ -38875,10 +44506,10 @@
     </w:lvl>
   </w:abstractNum>
   <w:abstractNum w:abstractNumId="29">
-    <w:nsid w:val="6B3406FC"/>
+    <w:nsid w:val="68612170"/>
     <w:multiLevelType w:val="hybridMultilevel"/>
-    <w:tmpl w:val="E098C40E"/>
-    <w:lvl w:ilvl="0" w:tplc="4F3E9502">
+    <w:tmpl w:val="18FE12A0"/>
+    <w:lvl w:ilvl="0" w:tplc="B4FC97C6">
       <w:start w:val="1"/>
       <w:numFmt w:val="decimal"/>
       <w:lvlText w:val="%1."/>
@@ -38964,6 +44595,95 @@
     </w:lvl>
   </w:abstractNum>
   <w:abstractNum w:abstractNumId="30">
+    <w:nsid w:val="6B3406FC"/>
+    <w:multiLevelType w:val="hybridMultilevel"/>
+    <w:tmpl w:val="E098C40E"/>
+    <w:lvl w:ilvl="0" w:tplc="4F3E9502">
+      <w:start w:val="1"/>
+      <w:numFmt w:val="decimal"/>
+      <w:lvlText w:val="%1."/>
+      <w:lvlJc w:val="left"/>
+      <w:pPr>
+        <w:ind w:left="1080" w:hanging="360"/>
+      </w:pPr>
+      <w:rPr>
+        <w:rFonts w:hint="default"/>
+      </w:rPr>
+    </w:lvl>
+    <w:lvl w:ilvl="1" w:tplc="042A0019" w:tentative="1">
+      <w:start w:val="1"/>
+      <w:numFmt w:val="lowerLetter"/>
+      <w:lvlText w:val="%2."/>
+      <w:lvlJc w:val="left"/>
+      <w:pPr>
+        <w:ind w:left="1800" w:hanging="360"/>
+      </w:pPr>
+    </w:lvl>
+    <w:lvl w:ilvl="2" w:tplc="042A001B" w:tentative="1">
+      <w:start w:val="1"/>
+      <w:numFmt w:val="lowerRoman"/>
+      <w:lvlText w:val="%3."/>
+      <w:lvlJc w:val="right"/>
+      <w:pPr>
+        <w:ind w:left="2520" w:hanging="180"/>
+      </w:pPr>
+    </w:lvl>
+    <w:lvl w:ilvl="3" w:tplc="042A000F" w:tentative="1">
+      <w:start w:val="1"/>
+      <w:numFmt w:val="decimal"/>
+      <w:lvlText w:val="%4."/>
+      <w:lvlJc w:val="left"/>
+      <w:pPr>
+        <w:ind w:left="3240" w:hanging="360"/>
+      </w:pPr>
+    </w:lvl>
+    <w:lvl w:ilvl="4" w:tplc="042A0019" w:tentative="1">
+      <w:start w:val="1"/>
+      <w:numFmt w:val="lowerLetter"/>
+      <w:lvlText w:val="%5."/>
+      <w:lvlJc w:val="left"/>
+      <w:pPr>
+        <w:ind w:left="3960" w:hanging="360"/>
+      </w:pPr>
+    </w:lvl>
+    <w:lvl w:ilvl="5" w:tplc="042A001B" w:tentative="1">
+      <w:start w:val="1"/>
+      <w:numFmt w:val="lowerRoman"/>
+      <w:lvlText w:val="%6."/>
+      <w:lvlJc w:val="right"/>
+      <w:pPr>
+        <w:ind w:left="4680" w:hanging="180"/>
+      </w:pPr>
+    </w:lvl>
+    <w:lvl w:ilvl="6" w:tplc="042A000F" w:tentative="1">
+      <w:start w:val="1"/>
+      <w:numFmt w:val="decimal"/>
+      <w:lvlText w:val="%7."/>
+      <w:lvlJc w:val="left"/>
+      <w:pPr>
+        <w:ind w:left="5400" w:hanging="360"/>
+      </w:pPr>
+    </w:lvl>
+    <w:lvl w:ilvl="7" w:tplc="042A0019" w:tentative="1">
+      <w:start w:val="1"/>
+      <w:numFmt w:val="lowerLetter"/>
+      <w:lvlText w:val="%8."/>
+      <w:lvlJc w:val="left"/>
+      <w:pPr>
+        <w:ind w:left="6120" w:hanging="360"/>
+      </w:pPr>
+    </w:lvl>
+    <w:lvl w:ilvl="8" w:tplc="042A001B" w:tentative="1">
+      <w:start w:val="1"/>
+      <w:numFmt w:val="lowerRoman"/>
+      <w:lvlText w:val="%9."/>
+      <w:lvlJc w:val="right"/>
+      <w:pPr>
+        <w:ind w:left="6840" w:hanging="180"/>
+      </w:pPr>
+    </w:lvl>
+  </w:abstractNum>
+  <w:abstractNum w:abstractNumId="31">
     <w:nsid w:val="70B80565"/>
     <w:multiLevelType w:val="hybridMultilevel"/>
     <w:tmpl w:val="3EA255DA"/>
@@ -39053,7 +44773,7 @@
       </w:pPr>
     </w:lvl>
   </w:abstractNum>
-  <w:abstractNum w:abstractNumId="31">
+  <w:abstractNum w:abstractNumId="32">
     <w:nsid w:val="783858A8"/>
     <w:multiLevelType w:val="hybridMultilevel"/>
     <w:tmpl w:val="FC2268E2"/>
@@ -39142,7 +44862,7 @@
       </w:pPr>
     </w:lvl>
   </w:abstractNum>
-  <w:abstractNum w:abstractNumId="32">
+  <w:abstractNum w:abstractNumId="33">
     <w:nsid w:val="7BBE72C2"/>
     <w:multiLevelType w:val="hybridMultilevel"/>
     <w:tmpl w:val="BBE85346"/>
@@ -39255,7 +44975,7 @@
       </w:rPr>
     </w:lvl>
   </w:abstractNum>
-  <w:abstractNum w:abstractNumId="33">
+  <w:abstractNum w:abstractNumId="34">
     <w:nsid w:val="7D62671B"/>
     <w:multiLevelType w:val="hybridMultilevel"/>
     <w:tmpl w:val="C9EAA49C"/>
@@ -39358,7 +45078,7 @@
     <w:abstractNumId w:val="18"/>
   </w:num>
   <w:num w:numId="5">
-    <w:abstractNumId w:val="33"/>
+    <w:abstractNumId w:val="34"/>
   </w:num>
   <w:num w:numId="6">
     <w:abstractNumId w:val="9"/>
@@ -39409,7 +45129,7 @@
     <w:abstractNumId w:val="12"/>
   </w:num>
   <w:num w:numId="22">
-    <w:abstractNumId w:val="31"/>
+    <w:abstractNumId w:val="32"/>
   </w:num>
   <w:num w:numId="23">
     <w:abstractNumId w:val="7"/>
@@ -39439,12 +45159,15 @@
     <w:abstractNumId w:val="16"/>
   </w:num>
   <w:num w:numId="32">
-    <w:abstractNumId w:val="32"/>
+    <w:abstractNumId w:val="33"/>
   </w:num>
   <w:num w:numId="33">
+    <w:abstractNumId w:val="31"/>
+  </w:num>
+  <w:num w:numId="34">
     <w:abstractNumId w:val="30"/>
   </w:num>
-  <w:num w:numId="34">
+  <w:num w:numId="35">
     <w:abstractNumId w:val="29"/>
   </w:num>
 </w:numbering>

--- a/calculus.docx
+++ b/calculus.docx
@@ -1231,14 +1231,7 @@
                 <w:rFonts w:ascii="Cambria Math" w:hAnsi="Cambria Math"/>
                 <w:lang w:val="en-US"/>
               </w:rPr>
-              <m:t>ta</m:t>
-            </m:r>
-            <m:r>
-              <w:rPr>
-                <w:rFonts w:ascii="Cambria Math" w:hAnsi="Cambria Math"/>
-                <w:lang w:val="en-US"/>
-              </w:rPr>
-              <m:t>n</m:t>
+              <m:t>tan</m:t>
             </m:r>
             <m:d>
               <m:dPr>
@@ -1990,14 +1983,7 @@
                     <w:rFonts w:ascii="Cambria Math" w:hAnsi="Cambria Math" w:cstheme="minorHAnsi"/>
                     <w:lang w:val="en-US"/>
                   </w:rPr>
-                  <m:t>-i</m:t>
-                </m:r>
-                <m:r>
-                  <w:rPr>
-                    <w:rFonts w:ascii="Cambria Math" w:hAnsi="Cambria Math" w:cstheme="minorHAnsi"/>
-                    <w:lang w:val="en-US"/>
-                  </w:rPr>
-                  <m:t>a</m:t>
+                  <m:t>-ia</m:t>
                 </m:r>
               </m:sup>
             </m:sSup>
@@ -2511,13 +2497,35 @@
             </m:ctrlPr>
           </m:dPr>
           <m:e>
-            <m:r>
-              <w:rPr>
-                <w:rFonts w:ascii="Cambria Math" w:hAnsi="Cambria Math"/>
-                <w:lang w:val="en-US"/>
-              </w:rPr>
-              <m:t>1</m:t>
-            </m:r>
+            <m:sSup>
+              <m:sSupPr>
+                <m:ctrlPr>
+                  <w:rPr>
+                    <w:rFonts w:ascii="Cambria Math" w:hAnsi="Cambria Math"/>
+                    <w:i/>
+                    <w:lang w:val="en-US"/>
+                  </w:rPr>
+                </m:ctrlPr>
+              </m:sSupPr>
+              <m:e>
+                <m:r>
+                  <w:rPr>
+                    <w:rFonts w:ascii="Cambria Math" w:hAnsi="Cambria Math"/>
+                    <w:lang w:val="en-US"/>
+                  </w:rPr>
+                  <m:t>e</m:t>
+                </m:r>
+              </m:e>
+              <m:sup>
+                <m:r>
+                  <w:rPr>
+                    <w:rFonts w:ascii="Cambria Math" w:hAnsi="Cambria Math"/>
+                    <w:lang w:val="en-US"/>
+                  </w:rPr>
+                  <m:t>-at</m:t>
+                </m:r>
+              </m:sup>
+            </m:sSup>
           </m:e>
         </m:d>
         <m:r>
@@ -2552,7 +2560,7 @@
                 <w:rFonts w:ascii="Cambria Math" w:hAnsi="Cambria Math"/>
                 <w:lang w:val="en-US"/>
               </w:rPr>
-              <m:t>s</m:t>
+              <m:t>s + a</m:t>
             </m:r>
           </m:den>
         </m:f>
@@ -11945,14 +11953,7 @@
                             <w:rFonts w:ascii="Cambria Math" w:hAnsi="Cambria Math"/>
                             <w:lang w:val="en-US"/>
                           </w:rPr>
-                          <m:t>∂</m:t>
-                        </m:r>
-                        <m:r>
-                          <w:rPr>
-                            <w:rFonts w:ascii="Cambria Math" w:hAnsi="Cambria Math"/>
-                            <w:lang w:val="en-US"/>
-                          </w:rPr>
-                          <m:t>y</m:t>
+                          <m:t>∂y</m:t>
                         </m:r>
                       </m:den>
                     </m:f>
@@ -12071,6 +12072,26 @@
         </w:rPr>
         <w:t>Bản chất của Gradient cũng chỉ là ma trận Jacobian 1 x m được Transpose</w:t>
       </w:r>
+    </w:p>
+    <w:p>
+      <w:pPr>
+        <w:pStyle w:val="ListParagraph"/>
+        <w:numPr>
+          <w:ilvl w:val="0"/>
+          <w:numId w:val="4"/>
+        </w:numPr>
+        <w:rPr>
+          <w:lang w:val="en-US"/>
+        </w:rPr>
+      </w:pPr>
+      <w:r>
+        <w:rPr>
+          <w:lang w:val="en-US"/>
+        </w:rPr>
+        <w:t>Đây còn gọi là đạo hàm Vector</w:t>
+      </w:r>
+      <w:bookmarkStart w:id="0" w:name="_GoBack"/>
+      <w:bookmarkEnd w:id="0"/>
     </w:p>
     <w:p>
       <w:pPr>
@@ -13904,35 +13925,7 @@
                   <w:rFonts w:ascii="Cambria Math" w:hAnsi="Cambria Math"/>
                   <w:lang w:val="en-US"/>
                 </w:rPr>
-                <m:t>x</m:t>
-              </m:r>
-              <m:r>
-                <w:rPr>
-                  <w:rFonts w:ascii="Cambria Math" w:hAnsi="Cambria Math"/>
-                  <w:lang w:val="en-US"/>
-                </w:rPr>
-                <m:t>,</m:t>
-              </m:r>
-              <m:r>
-                <w:rPr>
-                  <w:rFonts w:ascii="Cambria Math" w:hAnsi="Cambria Math"/>
-                  <w:lang w:val="en-US"/>
-                </w:rPr>
-                <m:t>y</m:t>
-              </m:r>
-              <m:r>
-                <w:rPr>
-                  <w:rFonts w:ascii="Cambria Math" w:hAnsi="Cambria Math"/>
-                  <w:lang w:val="en-US"/>
-                </w:rPr>
-                <m:t>,</m:t>
-              </m:r>
-              <m:r>
-                <w:rPr>
-                  <w:rFonts w:ascii="Cambria Math" w:hAnsi="Cambria Math"/>
-                  <w:lang w:val="en-US"/>
-                </w:rPr>
-                <m:t>z</m:t>
+                <m:t>x,y,z</m:t>
               </m:r>
             </m:e>
           </m:d>
@@ -14375,6 +14368,25 @@
         <w:pStyle w:val="ListParagraph"/>
         <w:numPr>
           <w:ilvl w:val="0"/>
+          <w:numId w:val="4"/>
+        </w:numPr>
+        <w:rPr>
+          <w:lang w:val="en-US"/>
+        </w:rPr>
+      </w:pPr>
+      <w:r>
+        <w:rPr>
+          <w:lang w:val="en-US"/>
+        </w:rPr>
+        <w:lastRenderedPageBreak/>
+        <w:t>1 ví dụ khác, 1 Vector ánh xạ vào chính nó sẽ có ma trận Jacobian là Identity</w:t>
+      </w:r>
+    </w:p>
+    <w:p>
+      <w:pPr>
+        <w:pStyle w:val="ListParagraph"/>
+        <w:numPr>
+          <w:ilvl w:val="0"/>
           <w:numId w:val="25"/>
         </w:numPr>
         <w:rPr>
@@ -14385,7 +14397,6 @@
         <w:rPr>
           <w:lang w:val="en-US"/>
         </w:rPr>
-        <w:lastRenderedPageBreak/>
         <w:t xml:space="preserve">Đạo </w:t>
       </w:r>
       <w:r>
@@ -14519,13 +14530,7 @@
         <w:rPr>
           <w:lang w:val="en-US"/>
         </w:rPr>
-        <w:t xml:space="preserve">, </w:t>
-      </w:r>
-      <w:r>
-        <w:rPr>
-          <w:lang w:val="en-US"/>
-        </w:rPr>
-        <w:t>x</w:t>
+        <w:t>, x</w:t>
       </w:r>
       <w:r>
         <w:rPr>
@@ -14551,13 +14556,7 @@
         <w:rPr>
           <w:lang w:val="en-US"/>
         </w:rPr>
-        <w:t xml:space="preserve">, …, </w:t>
-      </w:r>
-      <w:r>
-        <w:rPr>
-          <w:lang w:val="en-US"/>
-        </w:rPr>
-        <w:t>x</w:t>
+        <w:t>, …, x</w:t>
       </w:r>
       <w:r>
         <w:rPr>
@@ -15865,14 +15864,7 @@
               <w:rFonts w:ascii="Cambria Math" w:hAnsi="Cambria Math"/>
               <w:lang w:val="en-US"/>
             </w:rPr>
-            <m:t>=</m:t>
-          </m:r>
-          <m:r>
-            <w:rPr>
-              <w:rFonts w:ascii="Cambria Math" w:hAnsi="Cambria Math"/>
-              <w:lang w:val="en-US"/>
-            </w:rPr>
-            <m:t>3x</m:t>
+            <m:t>=3x</m:t>
           </m:r>
           <m:sSup>
             <m:sSupPr>
@@ -16260,14 +16252,7 @@
               <w:rFonts w:ascii="Cambria Math" w:hAnsi="Cambria Math"/>
               <w:lang w:val="en-US"/>
             </w:rPr>
-            <m:t>H</m:t>
-          </m:r>
-          <m:r>
-            <w:rPr>
-              <w:rFonts w:ascii="Cambria Math" w:hAnsi="Cambria Math"/>
-              <w:lang w:val="en-US"/>
-            </w:rPr>
-            <m:t>=</m:t>
+            <m:t>H=</m:t>
           </m:r>
           <m:d>
             <m:dPr>
@@ -30849,16 +30834,13 @@
     <w:p>
       <w:pPr>
         <w:pStyle w:val="ListParagraph"/>
-        <w:numPr>
-          <w:ilvl w:val="0"/>
-          <w:numId w:val="2"/>
-        </w:numPr>
         <w:pBdr>
           <w:top w:val="single" w:sz="4" w:space="1" w:color="auto"/>
           <w:left w:val="single" w:sz="4" w:space="4" w:color="auto"/>
           <w:bottom w:val="single" w:sz="4" w:space="1" w:color="auto"/>
           <w:right w:val="single" w:sz="4" w:space="4" w:color="auto"/>
         </w:pBdr>
+        <w:ind w:left="1080"/>
         <w:rPr>
           <w:rFonts w:eastAsiaTheme="minorEastAsia"/>
           <w:lang w:val="en-US"/>
@@ -31080,7 +31062,7 @@
             <w:rFonts w:ascii="Cambria Math" w:eastAsiaTheme="minorEastAsia" w:hAnsi="Cambria Math"/>
             <w:lang w:val="en-US"/>
           </w:rPr>
-          <m:t>f'</m:t>
+          <m:t>f''</m:t>
         </m:r>
         <m:d>
           <m:dPr>
@@ -31236,7 +31218,7 @@
             <w:rFonts w:ascii="Cambria Math" w:eastAsiaTheme="minorEastAsia" w:hAnsi="Cambria Math"/>
             <w:lang w:val="en-US"/>
           </w:rPr>
-          <m:t>f''</m:t>
+          <m:t>f'''</m:t>
         </m:r>
         <m:d>
           <m:dPr>
@@ -31370,240 +31352,249 @@
     <w:p>
       <w:pPr>
         <w:pStyle w:val="ListParagraph"/>
-        <w:numPr>
-          <w:ilvl w:val="0"/>
-          <w:numId w:val="2"/>
-        </w:numPr>
         <w:pBdr>
           <w:top w:val="single" w:sz="4" w:space="1" w:color="auto"/>
           <w:left w:val="single" w:sz="4" w:space="4" w:color="auto"/>
           <w:bottom w:val="single" w:sz="4" w:space="1" w:color="auto"/>
           <w:right w:val="single" w:sz="4" w:space="4" w:color="auto"/>
         </w:pBdr>
-        <w:rPr>
-          <w:rFonts w:eastAsiaTheme="minorEastAsia"/>
-          <w:lang w:val="en-US"/>
-        </w:rPr>
-      </w:pPr>
-      <m:oMath>
-        <m:nary>
-          <m:naryPr>
-            <m:chr m:val="∑"/>
-            <m:limLoc m:val="undOvr"/>
-            <m:ctrlPr>
-              <w:rPr>
-                <w:rFonts w:ascii="Cambria Math" w:eastAsiaTheme="minorEastAsia" w:hAnsi="Cambria Math"/>
-                <w:i/>
-                <w:lang w:val="en-US"/>
-              </w:rPr>
-            </m:ctrlPr>
-          </m:naryPr>
-          <m:sub>
-            <m:r>
-              <w:rPr>
-                <w:rFonts w:ascii="Cambria Math" w:eastAsiaTheme="minorEastAsia" w:hAnsi="Cambria Math"/>
-                <w:lang w:val="en-US"/>
-              </w:rPr>
-              <m:t>n = 0</m:t>
-            </m:r>
-          </m:sub>
-          <m:sup>
-            <m:r>
-              <w:rPr>
-                <w:rFonts w:ascii="Cambria Math" w:eastAsiaTheme="minorEastAsia" w:hAnsi="Cambria Math"/>
-                <w:lang w:val="en-US"/>
-              </w:rPr>
-              <m:t>∞</m:t>
-            </m:r>
-          </m:sup>
-          <m:e>
-            <m:f>
-              <m:fPr>
-                <m:ctrlPr>
-                  <w:rPr>
-                    <w:rFonts w:ascii="Cambria Math" w:eastAsiaTheme="minorEastAsia" w:hAnsi="Cambria Math"/>
-                    <w:i/>
-                    <w:lang w:val="en-US"/>
-                  </w:rPr>
-                </m:ctrlPr>
-              </m:fPr>
-              <m:num>
-                <m:r>
-                  <w:rPr>
-                    <w:rFonts w:ascii="Cambria Math" w:eastAsiaTheme="minorEastAsia" w:hAnsi="Cambria Math"/>
-                    <w:lang w:val="en-US"/>
-                  </w:rPr>
-                  <m:t>1</m:t>
-                </m:r>
-              </m:num>
-              <m:den>
-                <m:r>
-                  <w:rPr>
-                    <w:rFonts w:ascii="Cambria Math" w:eastAsiaTheme="minorEastAsia" w:hAnsi="Cambria Math"/>
-                    <w:lang w:val="en-US"/>
-                  </w:rPr>
-                  <m:t>n!</m:t>
-                </m:r>
-              </m:den>
-            </m:f>
-            <m:sSup>
-              <m:sSupPr>
-                <m:ctrlPr>
-                  <w:rPr>
-                    <w:rFonts w:ascii="Cambria Math" w:eastAsiaTheme="minorEastAsia" w:hAnsi="Cambria Math"/>
-                    <w:i/>
-                    <w:lang w:val="en-US"/>
-                  </w:rPr>
-                </m:ctrlPr>
-              </m:sSupPr>
-              <m:e>
-                <m:r>
-                  <w:rPr>
-                    <w:rFonts w:ascii="Cambria Math" w:eastAsiaTheme="minorEastAsia" w:hAnsi="Cambria Math"/>
-                    <w:lang w:val="en-US"/>
-                  </w:rPr>
-                  <m:t>f</m:t>
-                </m:r>
-              </m:e>
-              <m:sup>
-                <m:d>
-                  <m:dPr>
-                    <m:ctrlPr>
-                      <w:rPr>
-                        <w:rFonts w:ascii="Cambria Math" w:eastAsiaTheme="minorEastAsia" w:hAnsi="Cambria Math"/>
-                        <w:i/>
-                        <w:lang w:val="en-US"/>
-                      </w:rPr>
-                    </m:ctrlPr>
-                  </m:dPr>
-                  <m:e>
-                    <m:r>
-                      <w:rPr>
-                        <w:rFonts w:ascii="Cambria Math" w:eastAsiaTheme="minorEastAsia" w:hAnsi="Cambria Math"/>
-                        <w:lang w:val="en-US"/>
-                      </w:rPr>
-                      <m:t>n</m:t>
-                    </m:r>
-                  </m:e>
-                </m:d>
-              </m:sup>
-            </m:sSup>
-            <m:d>
-              <m:dPr>
-                <m:ctrlPr>
-                  <w:rPr>
-                    <w:rFonts w:ascii="Cambria Math" w:eastAsiaTheme="minorEastAsia" w:hAnsi="Cambria Math"/>
-                    <w:i/>
-                    <w:lang w:val="en-US"/>
-                  </w:rPr>
-                </m:ctrlPr>
-              </m:dPr>
-              <m:e>
-                <m:sSub>
-                  <m:sSubPr>
-                    <m:ctrlPr>
-                      <w:rPr>
-                        <w:rFonts w:ascii="Cambria Math" w:eastAsiaTheme="minorEastAsia" w:hAnsi="Cambria Math"/>
-                        <w:i/>
-                        <w:lang w:val="en-US"/>
-                      </w:rPr>
-                    </m:ctrlPr>
-                  </m:sSubPr>
-                  <m:e>
-                    <m:r>
-                      <w:rPr>
-                        <w:rFonts w:ascii="Cambria Math" w:eastAsiaTheme="minorEastAsia" w:hAnsi="Cambria Math"/>
-                        <w:lang w:val="en-US"/>
-                      </w:rPr>
-                      <m:t>x</m:t>
-                    </m:r>
-                  </m:e>
-                  <m:sub>
-                    <m:r>
-                      <w:rPr>
-                        <w:rFonts w:ascii="Cambria Math" w:eastAsiaTheme="minorEastAsia" w:hAnsi="Cambria Math"/>
-                        <w:lang w:val="en-US"/>
-                      </w:rPr>
-                      <m:t>0</m:t>
-                    </m:r>
-                  </m:sub>
-                </m:sSub>
-              </m:e>
-            </m:d>
-            <m:sSup>
-              <m:sSupPr>
-                <m:ctrlPr>
-                  <w:rPr>
-                    <w:rFonts w:ascii="Cambria Math" w:eastAsiaTheme="minorEastAsia" w:hAnsi="Cambria Math"/>
-                    <w:i/>
-                    <w:lang w:val="en-US"/>
-                  </w:rPr>
-                </m:ctrlPr>
-              </m:sSupPr>
-              <m:e>
-                <m:d>
-                  <m:dPr>
-                    <m:ctrlPr>
-                      <w:rPr>
-                        <w:rFonts w:ascii="Cambria Math" w:eastAsiaTheme="minorEastAsia" w:hAnsi="Cambria Math"/>
-                        <w:i/>
-                        <w:lang w:val="en-US"/>
-                      </w:rPr>
-                    </m:ctrlPr>
-                  </m:dPr>
-                  <m:e>
-                    <m:r>
-                      <w:rPr>
-                        <w:rFonts w:ascii="Cambria Math" w:eastAsiaTheme="minorEastAsia" w:hAnsi="Cambria Math"/>
-                        <w:lang w:val="en-US"/>
-                      </w:rPr>
-                      <m:t>x-</m:t>
-                    </m:r>
-                    <m:sSub>
-                      <m:sSubPr>
-                        <m:ctrlPr>
-                          <w:rPr>
-                            <w:rFonts w:ascii="Cambria Math" w:eastAsiaTheme="minorEastAsia" w:hAnsi="Cambria Math"/>
-                            <w:i/>
-                            <w:lang w:val="en-US"/>
-                          </w:rPr>
-                        </m:ctrlPr>
-                      </m:sSubPr>
-                      <m:e>
-                        <m:r>
-                          <w:rPr>
-                            <w:rFonts w:ascii="Cambria Math" w:eastAsiaTheme="minorEastAsia" w:hAnsi="Cambria Math"/>
-                            <w:lang w:val="en-US"/>
-                          </w:rPr>
-                          <m:t>x</m:t>
-                        </m:r>
-                      </m:e>
-                      <m:sub>
-                        <m:r>
-                          <w:rPr>
-                            <w:rFonts w:ascii="Cambria Math" w:eastAsiaTheme="minorEastAsia" w:hAnsi="Cambria Math"/>
-                            <w:lang w:val="en-US"/>
-                          </w:rPr>
-                          <m:t>0</m:t>
-                        </m:r>
-                      </m:sub>
-                    </m:sSub>
-                  </m:e>
-                </m:d>
-              </m:e>
-              <m:sup>
-                <m:r>
-                  <w:rPr>
-                    <w:rFonts w:ascii="Cambria Math" w:eastAsiaTheme="minorEastAsia" w:hAnsi="Cambria Math"/>
-                    <w:lang w:val="en-US"/>
-                  </w:rPr>
-                  <m:t>n</m:t>
-                </m:r>
-              </m:sup>
-            </m:sSup>
-          </m:e>
-        </m:nary>
-      </m:oMath>
+        <w:ind w:left="1080"/>
+        <w:rPr>
+          <w:rFonts w:eastAsiaTheme="minorEastAsia"/>
+          <w:lang w:val="en-US"/>
+        </w:rPr>
+      </w:pPr>
+      <m:oMathPara>
+        <m:oMathParaPr>
+          <m:jc m:val="left"/>
+        </m:oMathParaPr>
+        <m:oMath>
+          <m:nary>
+            <m:naryPr>
+              <m:chr m:val="∑"/>
+              <m:limLoc m:val="undOvr"/>
+              <m:ctrlPr>
+                <w:rPr>
+                  <w:rFonts w:ascii="Cambria Math" w:eastAsiaTheme="minorEastAsia" w:hAnsi="Cambria Math"/>
+                  <w:i/>
+                  <w:lang w:val="en-US"/>
+                </w:rPr>
+              </m:ctrlPr>
+            </m:naryPr>
+            <m:sub>
+              <m:r>
+                <w:rPr>
+                  <w:rFonts w:ascii="Cambria Math" w:eastAsiaTheme="minorEastAsia" w:hAnsi="Cambria Math"/>
+                  <w:lang w:val="en-US"/>
+                </w:rPr>
+                <m:t>n = 0</m:t>
+              </m:r>
+            </m:sub>
+            <m:sup>
+              <m:r>
+                <w:rPr>
+                  <w:rFonts w:ascii="Cambria Math" w:eastAsiaTheme="minorEastAsia" w:hAnsi="Cambria Math"/>
+                  <w:lang w:val="en-US"/>
+                </w:rPr>
+                <m:t>∞</m:t>
+              </m:r>
+            </m:sup>
+            <m:e>
+              <m:f>
+                <m:fPr>
+                  <m:ctrlPr>
+                    <w:rPr>
+                      <w:rFonts w:ascii="Cambria Math" w:eastAsiaTheme="minorEastAsia" w:hAnsi="Cambria Math"/>
+                      <w:i/>
+                      <w:lang w:val="en-US"/>
+                    </w:rPr>
+                  </m:ctrlPr>
+                </m:fPr>
+                <m:num>
+                  <m:r>
+                    <w:rPr>
+                      <w:rFonts w:ascii="Cambria Math" w:eastAsiaTheme="minorEastAsia" w:hAnsi="Cambria Math"/>
+                      <w:lang w:val="en-US"/>
+                    </w:rPr>
+                    <m:t>1</m:t>
+                  </m:r>
+                </m:num>
+                <m:den>
+                  <m:r>
+                    <w:rPr>
+                      <w:rFonts w:ascii="Cambria Math" w:eastAsiaTheme="minorEastAsia" w:hAnsi="Cambria Math"/>
+                      <w:lang w:val="en-US"/>
+                    </w:rPr>
+                    <m:t>n!</m:t>
+                  </m:r>
+                </m:den>
+              </m:f>
+              <m:sSup>
+                <m:sSupPr>
+                  <m:ctrlPr>
+                    <w:rPr>
+                      <w:rFonts w:ascii="Cambria Math" w:eastAsiaTheme="minorEastAsia" w:hAnsi="Cambria Math"/>
+                      <w:i/>
+                      <w:lang w:val="en-US"/>
+                    </w:rPr>
+                  </m:ctrlPr>
+                </m:sSupPr>
+                <m:e>
+                  <m:r>
+                    <w:rPr>
+                      <w:rFonts w:ascii="Cambria Math" w:eastAsiaTheme="minorEastAsia" w:hAnsi="Cambria Math"/>
+                      <w:lang w:val="en-US"/>
+                    </w:rPr>
+                    <m:t>f</m:t>
+                  </m:r>
+                </m:e>
+                <m:sup>
+                  <m:d>
+                    <m:dPr>
+                      <m:ctrlPr>
+                        <w:rPr>
+                          <w:rFonts w:ascii="Cambria Math" w:eastAsiaTheme="minorEastAsia" w:hAnsi="Cambria Math"/>
+                          <w:i/>
+                          <w:lang w:val="en-US"/>
+                        </w:rPr>
+                      </m:ctrlPr>
+                    </m:dPr>
+                    <m:e>
+                      <m:r>
+                        <w:rPr>
+                          <w:rFonts w:ascii="Cambria Math" w:eastAsiaTheme="minorEastAsia" w:hAnsi="Cambria Math"/>
+                          <w:lang w:val="en-US"/>
+                        </w:rPr>
+                        <m:t>n</m:t>
+                      </m:r>
+                    </m:e>
+                  </m:d>
+                </m:sup>
+              </m:sSup>
+              <m:d>
+                <m:dPr>
+                  <m:ctrlPr>
+                    <w:rPr>
+                      <w:rFonts w:ascii="Cambria Math" w:eastAsiaTheme="minorEastAsia" w:hAnsi="Cambria Math"/>
+                      <w:i/>
+                      <w:lang w:val="en-US"/>
+                    </w:rPr>
+                  </m:ctrlPr>
+                </m:dPr>
+                <m:e>
+                  <m:sSub>
+                    <m:sSubPr>
+                      <m:ctrlPr>
+                        <w:rPr>
+                          <w:rFonts w:ascii="Cambria Math" w:eastAsiaTheme="minorEastAsia" w:hAnsi="Cambria Math"/>
+                          <w:i/>
+                          <w:lang w:val="en-US"/>
+                        </w:rPr>
+                      </m:ctrlPr>
+                    </m:sSubPr>
+                    <m:e>
+                      <m:r>
+                        <w:rPr>
+                          <w:rFonts w:ascii="Cambria Math" w:eastAsiaTheme="minorEastAsia" w:hAnsi="Cambria Math"/>
+                          <w:lang w:val="en-US"/>
+                        </w:rPr>
+                        <m:t>x</m:t>
+                      </m:r>
+                    </m:e>
+                    <m:sub>
+                      <m:r>
+                        <w:rPr>
+                          <w:rFonts w:ascii="Cambria Math" w:eastAsiaTheme="minorEastAsia" w:hAnsi="Cambria Math"/>
+                          <w:lang w:val="en-US"/>
+                        </w:rPr>
+                        <m:t>0</m:t>
+                      </m:r>
+                    </m:sub>
+                  </m:sSub>
+                </m:e>
+              </m:d>
+              <m:sSup>
+                <m:sSupPr>
+                  <m:ctrlPr>
+                    <w:rPr>
+                      <w:rFonts w:ascii="Cambria Math" w:eastAsiaTheme="minorEastAsia" w:hAnsi="Cambria Math"/>
+                      <w:i/>
+                      <w:lang w:val="en-US"/>
+                    </w:rPr>
+                  </m:ctrlPr>
+                </m:sSupPr>
+                <m:e>
+                  <m:d>
+                    <m:dPr>
+                      <m:ctrlPr>
+                        <w:rPr>
+                          <w:rFonts w:ascii="Cambria Math" w:eastAsiaTheme="minorEastAsia" w:hAnsi="Cambria Math"/>
+                          <w:i/>
+                          <w:lang w:val="en-US"/>
+                        </w:rPr>
+                      </m:ctrlPr>
+                    </m:dPr>
+                    <m:e>
+                      <m:r>
+                        <w:rPr>
+                          <w:rFonts w:ascii="Cambria Math" w:eastAsiaTheme="minorEastAsia" w:hAnsi="Cambria Math"/>
+                          <w:lang w:val="en-US"/>
+                        </w:rPr>
+                        <m:t>x-</m:t>
+                      </m:r>
+                      <m:sSub>
+                        <m:sSubPr>
+                          <m:ctrlPr>
+                            <w:rPr>
+                              <w:rFonts w:ascii="Cambria Math" w:eastAsiaTheme="minorEastAsia" w:hAnsi="Cambria Math"/>
+                              <w:i/>
+                              <w:lang w:val="en-US"/>
+                            </w:rPr>
+                          </m:ctrlPr>
+                        </m:sSubPr>
+                        <m:e>
+                          <m:r>
+                            <w:rPr>
+                              <w:rFonts w:ascii="Cambria Math" w:eastAsiaTheme="minorEastAsia" w:hAnsi="Cambria Math"/>
+                              <w:lang w:val="en-US"/>
+                            </w:rPr>
+                            <m:t>x</m:t>
+                          </m:r>
+                        </m:e>
+                        <m:sub>
+                          <m:r>
+                            <w:rPr>
+                              <w:rFonts w:ascii="Cambria Math" w:eastAsiaTheme="minorEastAsia" w:hAnsi="Cambria Math"/>
+                              <w:lang w:val="en-US"/>
+                            </w:rPr>
+                            <m:t>0</m:t>
+                          </m:r>
+                        </m:sub>
+                      </m:sSub>
+                    </m:e>
+                  </m:d>
+                </m:e>
+                <m:sup>
+                  <m:r>
+                    <w:rPr>
+                      <w:rFonts w:ascii="Cambria Math" w:eastAsiaTheme="minorEastAsia" w:hAnsi="Cambria Math"/>
+                      <w:lang w:val="en-US"/>
+                    </w:rPr>
+                    <m:t>n</m:t>
+                  </m:r>
+                </m:sup>
+              </m:sSup>
+            </m:e>
+          </m:nary>
+          <m:r>
+            <w:rPr>
+              <w:rFonts w:ascii="Cambria Math" w:eastAsiaTheme="minorEastAsia" w:hAnsi="Cambria Math"/>
+              <w:lang w:val="en-US"/>
+            </w:rPr>
+            <m:t xml:space="preserve"> </m:t>
+          </m:r>
+        </m:oMath>
+      </m:oMathPara>
     </w:p>
     <w:p>
       <w:pPr>
@@ -31639,6 +31630,665 @@
         </w:rPr>
         <w:t xml:space="preserve"> là điểm trung tâm</w:t>
       </w:r>
+    </w:p>
+    <w:p>
+      <w:pPr>
+        <w:pStyle w:val="ListParagraph"/>
+        <w:numPr>
+          <w:ilvl w:val="0"/>
+          <w:numId w:val="2"/>
+        </w:numPr>
+        <w:rPr>
+          <w:rFonts w:eastAsiaTheme="minorEastAsia"/>
+          <w:lang w:val="en-US"/>
+        </w:rPr>
+      </w:pPr>
+      <w:r>
+        <w:rPr>
+          <w:rFonts w:eastAsiaTheme="minorEastAsia"/>
+          <w:lang w:val="en-US"/>
+        </w:rPr>
+        <w:t>Đặt x = x</w:t>
+      </w:r>
+      <w:r>
+        <w:rPr>
+          <w:rFonts w:eastAsiaTheme="minorEastAsia"/>
+          <w:vertAlign w:val="subscript"/>
+          <w:lang w:val="en-US"/>
+        </w:rPr>
+        <w:t>0</w:t>
+      </w:r>
+      <w:r>
+        <w:rPr>
+          <w:rFonts w:eastAsiaTheme="minorEastAsia"/>
+          <w:lang w:val="en-US"/>
+        </w:rPr>
+        <w:t xml:space="preserve"> + </w:t>
+      </w:r>
+      <w:r>
+        <w:rPr>
+          <w:rFonts w:eastAsiaTheme="minorEastAsia"/>
+          <w:lang w:val="en-US"/>
+        </w:rPr>
+        <w:sym w:font="Symbol" w:char="F044"/>
+      </w:r>
+      <w:r>
+        <w:rPr>
+          <w:rFonts w:eastAsiaTheme="minorEastAsia"/>
+          <w:lang w:val="en-US"/>
+        </w:rPr>
+        <w:t>x, ta có</w:t>
+      </w:r>
+    </w:p>
+    <w:p>
+      <w:pPr>
+        <w:pStyle w:val="ListParagraph"/>
+        <w:pBdr>
+          <w:top w:val="single" w:sz="4" w:space="1" w:color="auto"/>
+          <w:left w:val="single" w:sz="4" w:space="4" w:color="auto"/>
+          <w:bottom w:val="single" w:sz="4" w:space="1" w:color="auto"/>
+          <w:right w:val="single" w:sz="4" w:space="4" w:color="auto"/>
+        </w:pBdr>
+        <w:ind w:left="1080"/>
+        <w:rPr>
+          <w:rFonts w:eastAsiaTheme="minorEastAsia"/>
+          <w:lang w:val="en-US"/>
+        </w:rPr>
+      </w:pPr>
+      <m:oMathPara>
+        <m:oMathParaPr>
+          <m:jc m:val="left"/>
+        </m:oMathParaPr>
+        <m:oMath>
+          <m:r>
+            <w:rPr>
+              <w:rFonts w:ascii="Cambria Math" w:eastAsiaTheme="minorEastAsia" w:hAnsi="Cambria Math"/>
+              <w:lang w:val="en-US"/>
+            </w:rPr>
+            <m:t>f</m:t>
+          </m:r>
+          <m:d>
+            <m:dPr>
+              <m:ctrlPr>
+                <w:rPr>
+                  <w:rFonts w:ascii="Cambria Math" w:eastAsiaTheme="minorEastAsia" w:hAnsi="Cambria Math"/>
+                  <w:i/>
+                  <w:lang w:val="en-US"/>
+                </w:rPr>
+              </m:ctrlPr>
+            </m:dPr>
+            <m:e>
+              <m:sSub>
+                <m:sSubPr>
+                  <m:ctrlPr>
+                    <w:rPr>
+                      <w:rFonts w:ascii="Cambria Math" w:eastAsiaTheme="minorEastAsia" w:hAnsi="Cambria Math"/>
+                      <w:i/>
+                      <w:lang w:val="en-US"/>
+                    </w:rPr>
+                  </m:ctrlPr>
+                </m:sSubPr>
+                <m:e>
+                  <m:r>
+                    <w:rPr>
+                      <w:rFonts w:ascii="Cambria Math" w:eastAsiaTheme="minorEastAsia" w:hAnsi="Cambria Math"/>
+                      <w:lang w:val="en-US"/>
+                    </w:rPr>
+                    <m:t>x</m:t>
+                  </m:r>
+                </m:e>
+                <m:sub>
+                  <m:r>
+                    <w:rPr>
+                      <w:rFonts w:ascii="Cambria Math" w:eastAsiaTheme="minorEastAsia" w:hAnsi="Cambria Math"/>
+                      <w:lang w:val="en-US"/>
+                    </w:rPr>
+                    <m:t>0</m:t>
+                  </m:r>
+                </m:sub>
+              </m:sSub>
+              <m:r>
+                <w:rPr>
+                  <w:rFonts w:ascii="Cambria Math" w:eastAsiaTheme="minorEastAsia" w:hAnsi="Cambria Math"/>
+                  <w:lang w:val="en-US"/>
+                </w:rPr>
+                <m:t>+∆x</m:t>
+              </m:r>
+            </m:e>
+          </m:d>
+          <m:r>
+            <w:rPr>
+              <w:rFonts w:ascii="Cambria Math" w:eastAsiaTheme="minorEastAsia" w:hAnsi="Cambria Math"/>
+              <w:lang w:val="en-US"/>
+            </w:rPr>
+            <m:t>=f</m:t>
+          </m:r>
+          <m:d>
+            <m:dPr>
+              <m:ctrlPr>
+                <w:rPr>
+                  <w:rFonts w:ascii="Cambria Math" w:eastAsiaTheme="minorEastAsia" w:hAnsi="Cambria Math"/>
+                  <w:i/>
+                  <w:lang w:val="en-US"/>
+                </w:rPr>
+              </m:ctrlPr>
+            </m:dPr>
+            <m:e>
+              <m:sSub>
+                <m:sSubPr>
+                  <m:ctrlPr>
+                    <w:rPr>
+                      <w:rFonts w:ascii="Cambria Math" w:eastAsiaTheme="minorEastAsia" w:hAnsi="Cambria Math"/>
+                      <w:i/>
+                      <w:lang w:val="en-US"/>
+                    </w:rPr>
+                  </m:ctrlPr>
+                </m:sSubPr>
+                <m:e>
+                  <m:r>
+                    <w:rPr>
+                      <w:rFonts w:ascii="Cambria Math" w:eastAsiaTheme="minorEastAsia" w:hAnsi="Cambria Math"/>
+                      <w:lang w:val="en-US"/>
+                    </w:rPr>
+                    <m:t>x</m:t>
+                  </m:r>
+                </m:e>
+                <m:sub>
+                  <m:r>
+                    <w:rPr>
+                      <w:rFonts w:ascii="Cambria Math" w:eastAsiaTheme="minorEastAsia" w:hAnsi="Cambria Math"/>
+                      <w:lang w:val="en-US"/>
+                    </w:rPr>
+                    <m:t>0</m:t>
+                  </m:r>
+                </m:sub>
+              </m:sSub>
+            </m:e>
+          </m:d>
+          <m:r>
+            <w:rPr>
+              <w:rFonts w:ascii="Cambria Math" w:eastAsiaTheme="minorEastAsia" w:hAnsi="Cambria Math"/>
+              <w:lang w:val="en-US"/>
+            </w:rPr>
+            <m:t>+∆xf'</m:t>
+          </m:r>
+          <m:d>
+            <m:dPr>
+              <m:ctrlPr>
+                <w:rPr>
+                  <w:rFonts w:ascii="Cambria Math" w:eastAsiaTheme="minorEastAsia" w:hAnsi="Cambria Math"/>
+                  <w:i/>
+                  <w:lang w:val="en-US"/>
+                </w:rPr>
+              </m:ctrlPr>
+            </m:dPr>
+            <m:e>
+              <m:sSub>
+                <m:sSubPr>
+                  <m:ctrlPr>
+                    <w:rPr>
+                      <w:rFonts w:ascii="Cambria Math" w:eastAsiaTheme="minorEastAsia" w:hAnsi="Cambria Math"/>
+                      <w:i/>
+                      <w:lang w:val="en-US"/>
+                    </w:rPr>
+                  </m:ctrlPr>
+                </m:sSubPr>
+                <m:e>
+                  <m:r>
+                    <w:rPr>
+                      <w:rFonts w:ascii="Cambria Math" w:eastAsiaTheme="minorEastAsia" w:hAnsi="Cambria Math"/>
+                      <w:lang w:val="en-US"/>
+                    </w:rPr>
+                    <m:t>x</m:t>
+                  </m:r>
+                </m:e>
+                <m:sub>
+                  <m:r>
+                    <w:rPr>
+                      <w:rFonts w:ascii="Cambria Math" w:eastAsiaTheme="minorEastAsia" w:hAnsi="Cambria Math"/>
+                      <w:lang w:val="en-US"/>
+                    </w:rPr>
+                    <m:t>0</m:t>
+                  </m:r>
+                </m:sub>
+              </m:sSub>
+            </m:e>
+          </m:d>
+          <m:r>
+            <w:rPr>
+              <w:rFonts w:ascii="Cambria Math" w:eastAsiaTheme="minorEastAsia" w:hAnsi="Cambria Math"/>
+              <w:lang w:val="en-US"/>
+            </w:rPr>
+            <m:t>+</m:t>
+          </m:r>
+          <m:f>
+            <m:fPr>
+              <m:ctrlPr>
+                <w:rPr>
+                  <w:rFonts w:ascii="Cambria Math" w:eastAsiaTheme="minorEastAsia" w:hAnsi="Cambria Math"/>
+                  <w:i/>
+                  <w:lang w:val="en-US"/>
+                </w:rPr>
+              </m:ctrlPr>
+            </m:fPr>
+            <m:num>
+              <m:r>
+                <w:rPr>
+                  <w:rFonts w:ascii="Cambria Math" w:eastAsiaTheme="minorEastAsia" w:hAnsi="Cambria Math"/>
+                  <w:lang w:val="en-US"/>
+                </w:rPr>
+                <m:t>1</m:t>
+              </m:r>
+            </m:num>
+            <m:den>
+              <m:r>
+                <w:rPr>
+                  <w:rFonts w:ascii="Cambria Math" w:eastAsiaTheme="minorEastAsia" w:hAnsi="Cambria Math"/>
+                  <w:lang w:val="en-US"/>
+                </w:rPr>
+                <m:t>2!</m:t>
+              </m:r>
+            </m:den>
+          </m:f>
+          <m:sSup>
+            <m:sSupPr>
+              <m:ctrlPr>
+                <w:rPr>
+                  <w:rFonts w:ascii="Cambria Math" w:eastAsiaTheme="minorEastAsia" w:hAnsi="Cambria Math"/>
+                  <w:i/>
+                  <w:lang w:val="en-US"/>
+                </w:rPr>
+              </m:ctrlPr>
+            </m:sSupPr>
+            <m:e>
+              <m:r>
+                <w:rPr>
+                  <w:rFonts w:ascii="Cambria Math" w:eastAsiaTheme="minorEastAsia" w:hAnsi="Cambria Math"/>
+                  <w:lang w:val="en-US"/>
+                </w:rPr>
+                <m:t>∆x</m:t>
+              </m:r>
+            </m:e>
+            <m:sup>
+              <m:r>
+                <w:rPr>
+                  <w:rFonts w:ascii="Cambria Math" w:eastAsiaTheme="minorEastAsia" w:hAnsi="Cambria Math"/>
+                  <w:lang w:val="en-US"/>
+                </w:rPr>
+                <m:t>2</m:t>
+              </m:r>
+            </m:sup>
+          </m:sSup>
+          <m:r>
+            <w:rPr>
+              <w:rFonts w:ascii="Cambria Math" w:eastAsiaTheme="minorEastAsia" w:hAnsi="Cambria Math"/>
+              <w:lang w:val="en-US"/>
+            </w:rPr>
+            <m:t>f''</m:t>
+          </m:r>
+          <m:d>
+            <m:dPr>
+              <m:ctrlPr>
+                <w:rPr>
+                  <w:rFonts w:ascii="Cambria Math" w:eastAsiaTheme="minorEastAsia" w:hAnsi="Cambria Math"/>
+                  <w:i/>
+                  <w:lang w:val="en-US"/>
+                </w:rPr>
+              </m:ctrlPr>
+            </m:dPr>
+            <m:e>
+              <m:sSub>
+                <m:sSubPr>
+                  <m:ctrlPr>
+                    <w:rPr>
+                      <w:rFonts w:ascii="Cambria Math" w:eastAsiaTheme="minorEastAsia" w:hAnsi="Cambria Math"/>
+                      <w:i/>
+                      <w:lang w:val="en-US"/>
+                    </w:rPr>
+                  </m:ctrlPr>
+                </m:sSubPr>
+                <m:e>
+                  <m:r>
+                    <w:rPr>
+                      <w:rFonts w:ascii="Cambria Math" w:eastAsiaTheme="minorEastAsia" w:hAnsi="Cambria Math"/>
+                      <w:lang w:val="en-US"/>
+                    </w:rPr>
+                    <m:t>x</m:t>
+                  </m:r>
+                </m:e>
+                <m:sub>
+                  <m:r>
+                    <w:rPr>
+                      <w:rFonts w:ascii="Cambria Math" w:eastAsiaTheme="minorEastAsia" w:hAnsi="Cambria Math"/>
+                      <w:lang w:val="en-US"/>
+                    </w:rPr>
+                    <m:t>0</m:t>
+                  </m:r>
+                </m:sub>
+              </m:sSub>
+            </m:e>
+          </m:d>
+          <m:r>
+            <w:rPr>
+              <w:rFonts w:ascii="Cambria Math" w:eastAsiaTheme="minorEastAsia" w:hAnsi="Cambria Math"/>
+              <w:lang w:val="en-US"/>
+            </w:rPr>
+            <m:t>+</m:t>
+          </m:r>
+          <m:f>
+            <m:fPr>
+              <m:ctrlPr>
+                <w:rPr>
+                  <w:rFonts w:ascii="Cambria Math" w:eastAsiaTheme="minorEastAsia" w:hAnsi="Cambria Math"/>
+                  <w:i/>
+                  <w:lang w:val="en-US"/>
+                </w:rPr>
+              </m:ctrlPr>
+            </m:fPr>
+            <m:num>
+              <m:r>
+                <w:rPr>
+                  <w:rFonts w:ascii="Cambria Math" w:eastAsiaTheme="minorEastAsia" w:hAnsi="Cambria Math"/>
+                  <w:lang w:val="en-US"/>
+                </w:rPr>
+                <m:t>1</m:t>
+              </m:r>
+            </m:num>
+            <m:den>
+              <m:r>
+                <w:rPr>
+                  <w:rFonts w:ascii="Cambria Math" w:eastAsiaTheme="minorEastAsia" w:hAnsi="Cambria Math"/>
+                  <w:lang w:val="en-US"/>
+                </w:rPr>
+                <m:t>3!</m:t>
+              </m:r>
+            </m:den>
+          </m:f>
+          <m:sSup>
+            <m:sSupPr>
+              <m:ctrlPr>
+                <w:rPr>
+                  <w:rFonts w:ascii="Cambria Math" w:eastAsiaTheme="minorEastAsia" w:hAnsi="Cambria Math"/>
+                  <w:i/>
+                  <w:lang w:val="en-US"/>
+                </w:rPr>
+              </m:ctrlPr>
+            </m:sSupPr>
+            <m:e>
+              <m:r>
+                <w:rPr>
+                  <w:rFonts w:ascii="Cambria Math" w:eastAsiaTheme="minorEastAsia" w:hAnsi="Cambria Math"/>
+                  <w:lang w:val="en-US"/>
+                </w:rPr>
+                <m:t>∆x</m:t>
+              </m:r>
+            </m:e>
+            <m:sup>
+              <m:r>
+                <w:rPr>
+                  <w:rFonts w:ascii="Cambria Math" w:eastAsiaTheme="minorEastAsia" w:hAnsi="Cambria Math"/>
+                  <w:lang w:val="en-US"/>
+                </w:rPr>
+                <m:t>3</m:t>
+              </m:r>
+            </m:sup>
+          </m:sSup>
+          <m:r>
+            <w:rPr>
+              <w:rFonts w:ascii="Cambria Math" w:eastAsiaTheme="minorEastAsia" w:hAnsi="Cambria Math"/>
+              <w:lang w:val="en-US"/>
+            </w:rPr>
+            <m:t>f'''</m:t>
+          </m:r>
+          <m:d>
+            <m:dPr>
+              <m:ctrlPr>
+                <w:rPr>
+                  <w:rFonts w:ascii="Cambria Math" w:eastAsiaTheme="minorEastAsia" w:hAnsi="Cambria Math"/>
+                  <w:i/>
+                  <w:lang w:val="en-US"/>
+                </w:rPr>
+              </m:ctrlPr>
+            </m:dPr>
+            <m:e>
+              <m:sSub>
+                <m:sSubPr>
+                  <m:ctrlPr>
+                    <w:rPr>
+                      <w:rFonts w:ascii="Cambria Math" w:eastAsiaTheme="minorEastAsia" w:hAnsi="Cambria Math"/>
+                      <w:i/>
+                      <w:lang w:val="en-US"/>
+                    </w:rPr>
+                  </m:ctrlPr>
+                </m:sSubPr>
+                <m:e>
+                  <m:r>
+                    <w:rPr>
+                      <w:rFonts w:ascii="Cambria Math" w:eastAsiaTheme="minorEastAsia" w:hAnsi="Cambria Math"/>
+                      <w:lang w:val="en-US"/>
+                    </w:rPr>
+                    <m:t>x</m:t>
+                  </m:r>
+                </m:e>
+                <m:sub>
+                  <m:r>
+                    <w:rPr>
+                      <w:rFonts w:ascii="Cambria Math" w:eastAsiaTheme="minorEastAsia" w:hAnsi="Cambria Math"/>
+                      <w:lang w:val="en-US"/>
+                    </w:rPr>
+                    <m:t>0</m:t>
+                  </m:r>
+                </m:sub>
+              </m:sSub>
+            </m:e>
+          </m:d>
+          <m:r>
+            <w:rPr>
+              <w:rFonts w:ascii="Cambria Math" w:eastAsiaTheme="minorEastAsia" w:hAnsi="Cambria Math"/>
+              <w:lang w:val="en-US"/>
+            </w:rPr>
+            <m:t>+…=</m:t>
+          </m:r>
+        </m:oMath>
+      </m:oMathPara>
+    </w:p>
+    <w:p>
+      <w:pPr>
+        <w:pStyle w:val="ListParagraph"/>
+        <w:pBdr>
+          <w:top w:val="single" w:sz="4" w:space="1" w:color="auto"/>
+          <w:left w:val="single" w:sz="4" w:space="4" w:color="auto"/>
+          <w:bottom w:val="single" w:sz="4" w:space="1" w:color="auto"/>
+          <w:right w:val="single" w:sz="4" w:space="4" w:color="auto"/>
+        </w:pBdr>
+        <w:ind w:left="1080"/>
+        <w:rPr>
+          <w:rFonts w:eastAsiaTheme="minorEastAsia"/>
+          <w:lang w:val="en-US"/>
+        </w:rPr>
+      </w:pPr>
+      <m:oMathPara>
+        <m:oMathParaPr>
+          <m:jc m:val="left"/>
+        </m:oMathParaPr>
+        <m:oMath>
+          <m:nary>
+            <m:naryPr>
+              <m:chr m:val="∑"/>
+              <m:limLoc m:val="undOvr"/>
+              <m:ctrlPr>
+                <w:rPr>
+                  <w:rFonts w:ascii="Cambria Math" w:eastAsiaTheme="minorEastAsia" w:hAnsi="Cambria Math"/>
+                  <w:i/>
+                  <w:lang w:val="en-US"/>
+                </w:rPr>
+              </m:ctrlPr>
+            </m:naryPr>
+            <m:sub>
+              <m:r>
+                <w:rPr>
+                  <w:rFonts w:ascii="Cambria Math" w:eastAsiaTheme="minorEastAsia" w:hAnsi="Cambria Math"/>
+                  <w:lang w:val="en-US"/>
+                </w:rPr>
+                <m:t>n = 0</m:t>
+              </m:r>
+            </m:sub>
+            <m:sup>
+              <m:r>
+                <w:rPr>
+                  <w:rFonts w:ascii="Cambria Math" w:eastAsiaTheme="minorEastAsia" w:hAnsi="Cambria Math"/>
+                  <w:lang w:val="en-US"/>
+                </w:rPr>
+                <m:t>∞</m:t>
+              </m:r>
+            </m:sup>
+            <m:e>
+              <m:f>
+                <m:fPr>
+                  <m:ctrlPr>
+                    <w:rPr>
+                      <w:rFonts w:ascii="Cambria Math" w:eastAsiaTheme="minorEastAsia" w:hAnsi="Cambria Math"/>
+                      <w:i/>
+                      <w:lang w:val="en-US"/>
+                    </w:rPr>
+                  </m:ctrlPr>
+                </m:fPr>
+                <m:num>
+                  <m:r>
+                    <w:rPr>
+                      <w:rFonts w:ascii="Cambria Math" w:eastAsiaTheme="minorEastAsia" w:hAnsi="Cambria Math"/>
+                      <w:lang w:val="en-US"/>
+                    </w:rPr>
+                    <m:t>1</m:t>
+                  </m:r>
+                </m:num>
+                <m:den>
+                  <m:r>
+                    <w:rPr>
+                      <w:rFonts w:ascii="Cambria Math" w:eastAsiaTheme="minorEastAsia" w:hAnsi="Cambria Math"/>
+                      <w:lang w:val="en-US"/>
+                    </w:rPr>
+                    <m:t>n!</m:t>
+                  </m:r>
+                </m:den>
+              </m:f>
+              <m:sSup>
+                <m:sSupPr>
+                  <m:ctrlPr>
+                    <w:rPr>
+                      <w:rFonts w:ascii="Cambria Math" w:eastAsiaTheme="minorEastAsia" w:hAnsi="Cambria Math"/>
+                      <w:i/>
+                      <w:lang w:val="en-US"/>
+                    </w:rPr>
+                  </m:ctrlPr>
+                </m:sSupPr>
+                <m:e>
+                  <m:r>
+                    <w:rPr>
+                      <w:rFonts w:ascii="Cambria Math" w:eastAsiaTheme="minorEastAsia" w:hAnsi="Cambria Math"/>
+                      <w:lang w:val="en-US"/>
+                    </w:rPr>
+                    <m:t>∆x</m:t>
+                  </m:r>
+                </m:e>
+                <m:sup>
+                  <m:r>
+                    <w:rPr>
+                      <w:rFonts w:ascii="Cambria Math" w:eastAsiaTheme="minorEastAsia" w:hAnsi="Cambria Math"/>
+                      <w:lang w:val="en-US"/>
+                    </w:rPr>
+                    <m:t>n</m:t>
+                  </m:r>
+                </m:sup>
+              </m:sSup>
+              <m:sSup>
+                <m:sSupPr>
+                  <m:ctrlPr>
+                    <w:rPr>
+                      <w:rFonts w:ascii="Cambria Math" w:eastAsiaTheme="minorEastAsia" w:hAnsi="Cambria Math"/>
+                      <w:i/>
+                      <w:lang w:val="en-US"/>
+                    </w:rPr>
+                  </m:ctrlPr>
+                </m:sSupPr>
+                <m:e>
+                  <m:r>
+                    <w:rPr>
+                      <w:rFonts w:ascii="Cambria Math" w:eastAsiaTheme="minorEastAsia" w:hAnsi="Cambria Math"/>
+                      <w:lang w:val="en-US"/>
+                    </w:rPr>
+                    <m:t>f</m:t>
+                  </m:r>
+                </m:e>
+                <m:sup>
+                  <m:d>
+                    <m:dPr>
+                      <m:ctrlPr>
+                        <w:rPr>
+                          <w:rFonts w:ascii="Cambria Math" w:eastAsiaTheme="minorEastAsia" w:hAnsi="Cambria Math"/>
+                          <w:i/>
+                          <w:lang w:val="en-US"/>
+                        </w:rPr>
+                      </m:ctrlPr>
+                    </m:dPr>
+                    <m:e>
+                      <m:r>
+                        <w:rPr>
+                          <w:rFonts w:ascii="Cambria Math" w:eastAsiaTheme="minorEastAsia" w:hAnsi="Cambria Math"/>
+                          <w:lang w:val="en-US"/>
+                        </w:rPr>
+                        <m:t>n</m:t>
+                      </m:r>
+                    </m:e>
+                  </m:d>
+                </m:sup>
+              </m:sSup>
+              <m:d>
+                <m:dPr>
+                  <m:ctrlPr>
+                    <w:rPr>
+                      <w:rFonts w:ascii="Cambria Math" w:eastAsiaTheme="minorEastAsia" w:hAnsi="Cambria Math"/>
+                      <w:i/>
+                      <w:lang w:val="en-US"/>
+                    </w:rPr>
+                  </m:ctrlPr>
+                </m:dPr>
+                <m:e>
+                  <m:sSub>
+                    <m:sSubPr>
+                      <m:ctrlPr>
+                        <w:rPr>
+                          <w:rFonts w:ascii="Cambria Math" w:eastAsiaTheme="minorEastAsia" w:hAnsi="Cambria Math"/>
+                          <w:i/>
+                          <w:lang w:val="en-US"/>
+                        </w:rPr>
+                      </m:ctrlPr>
+                    </m:sSubPr>
+                    <m:e>
+                      <m:r>
+                        <w:rPr>
+                          <w:rFonts w:ascii="Cambria Math" w:eastAsiaTheme="minorEastAsia" w:hAnsi="Cambria Math"/>
+                          <w:lang w:val="en-US"/>
+                        </w:rPr>
+                        <m:t>x</m:t>
+                      </m:r>
+                    </m:e>
+                    <m:sub>
+                      <m:r>
+                        <w:rPr>
+                          <w:rFonts w:ascii="Cambria Math" w:eastAsiaTheme="minorEastAsia" w:hAnsi="Cambria Math"/>
+                          <w:lang w:val="en-US"/>
+                        </w:rPr>
+                        <m:t>0</m:t>
+                      </m:r>
+                    </m:sub>
+                  </m:sSub>
+                </m:e>
+              </m:d>
+            </m:e>
+          </m:nary>
+        </m:oMath>
+      </m:oMathPara>
     </w:p>
     <w:p>
       <w:pPr>
@@ -32369,6 +33019,7 @@
               <w:rFonts w:ascii="Cambria Math" w:eastAsiaTheme="minorEastAsia" w:hAnsi="Cambria Math"/>
               <w:lang w:val="en-US"/>
             </w:rPr>
+            <w:lastRenderedPageBreak/>
             <m:t>f</m:t>
           </m:r>
           <m:d>
@@ -32410,14 +33061,7 @@
               <w:rFonts w:ascii="Cambria Math" w:eastAsiaTheme="minorEastAsia" w:hAnsi="Cambria Math"/>
               <w:lang w:val="en-US"/>
             </w:rPr>
-            <m:t>=</m:t>
-          </m:r>
-          <m:r>
-            <w:rPr>
-              <w:rFonts w:ascii="Cambria Math" w:eastAsiaTheme="minorEastAsia" w:hAnsi="Cambria Math"/>
-              <w:lang w:val="en-US"/>
-            </w:rPr>
-            <m:t>f</m:t>
+            <m:t>=f</m:t>
           </m:r>
           <m:d>
             <m:dPr>
@@ -32855,14 +33499,7 @@
           <w:rFonts w:eastAsiaTheme="minorEastAsia"/>
           <w:lang w:val="en-US"/>
         </w:rPr>
-        <w:t xml:space="preserve">H là ma trận Hesse của hàm f tại </w:t>
-      </w:r>
-      <w:r>
-        <w:rPr>
-          <w:rFonts w:eastAsiaTheme="minorEastAsia"/>
-          <w:lang w:val="en-US"/>
-        </w:rPr>
-        <w:t>x</w:t>
+        <w:t>H là ma trận Hesse của hàm f tại x</w:t>
       </w:r>
       <w:r>
         <w:rPr>
@@ -32891,6 +33528,86 @@
           <w:lang w:val="en-US"/>
         </w:rPr>
         <w:t>Lưu ý rất khó để mở rộng thêm chuỗi vì những ma trận đằng sau toàn là Tensor quái vật 3D, 4D, …</w:t>
+      </w:r>
+    </w:p>
+    <w:p>
+      <w:pPr>
+        <w:pStyle w:val="ListParagraph"/>
+        <w:numPr>
+          <w:ilvl w:val="0"/>
+          <w:numId w:val="22"/>
+        </w:numPr>
+        <w:rPr>
+          <w:rFonts w:eastAsiaTheme="minorEastAsia"/>
+          <w:lang w:val="en-US"/>
+        </w:rPr>
+      </w:pPr>
+      <w:r>
+        <w:rPr>
+          <w:rFonts w:eastAsiaTheme="minorEastAsia"/>
+          <w:lang w:val="en-US"/>
+        </w:rPr>
+        <w:t>Sai Số Cắt Xén (Truncation Error) Là Gì?</w:t>
+      </w:r>
+    </w:p>
+    <w:p>
+      <w:pPr>
+        <w:pStyle w:val="ListParagraph"/>
+        <w:numPr>
+          <w:ilvl w:val="0"/>
+          <w:numId w:val="2"/>
+        </w:numPr>
+        <w:rPr>
+          <w:rFonts w:eastAsiaTheme="minorEastAsia"/>
+          <w:lang w:val="en-US"/>
+        </w:rPr>
+      </w:pPr>
+      <w:r>
+        <w:rPr>
+          <w:rFonts w:eastAsiaTheme="minorEastAsia"/>
+          <w:lang w:val="en-US"/>
+        </w:rPr>
+        <w:t>Là chênh lệch giữa giá trị đúng và giá trị ước lượng</w:t>
+      </w:r>
+    </w:p>
+    <w:p>
+      <w:pPr>
+        <w:pStyle w:val="ListParagraph"/>
+        <w:numPr>
+          <w:ilvl w:val="0"/>
+          <w:numId w:val="2"/>
+        </w:numPr>
+        <w:rPr>
+          <w:rFonts w:eastAsiaTheme="minorEastAsia"/>
+          <w:lang w:val="en-US"/>
+        </w:rPr>
+      </w:pPr>
+      <w:r>
+        <w:rPr>
+          <w:rFonts w:eastAsiaTheme="minorEastAsia"/>
+          <w:lang w:val="en-US"/>
+        </w:rPr>
+        <w:t>Ví dụ</w:t>
+      </w:r>
+    </w:p>
+    <w:p>
+      <w:pPr>
+        <w:pStyle w:val="ListParagraph"/>
+        <w:numPr>
+          <w:ilvl w:val="0"/>
+          <w:numId w:val="2"/>
+        </w:numPr>
+        <w:rPr>
+          <w:rFonts w:eastAsiaTheme="minorEastAsia"/>
+          <w:lang w:val="en-US"/>
+        </w:rPr>
+      </w:pPr>
+      <w:r>
+        <w:rPr>
+          <w:rFonts w:eastAsiaTheme="minorEastAsia"/>
+          <w:lang w:val="en-US"/>
+        </w:rPr>
+        <w:t>Cho 1 hàm mượt trên R, ta biểu diễn nó = chuỗi Taylor, nhưng chỉ lấy đến 5 số hạng đầu tiên, khi đó tổng những số hạng còn lại chính là sai số cắt xén</w:t>
       </w:r>
     </w:p>
     <w:p>
@@ -34626,6 +35343,7 @@
           <w:rFonts w:eastAsiaTheme="minorEastAsia"/>
           <w:lang w:val="en-US"/>
         </w:rPr>
+        <w:lastRenderedPageBreak/>
         <w:t xml:space="preserve">Dễ thấy </w:t>
       </w:r>
       <w:r>
@@ -35576,7 +36294,6 @@
               <w:rFonts w:ascii="Cambria Math" w:eastAsiaTheme="minorEastAsia" w:hAnsi="Cambria Math"/>
               <w:lang w:val="en-US"/>
             </w:rPr>
-            <w:lastRenderedPageBreak/>
             <m:t>Β</m:t>
           </m:r>
           <m:d>
@@ -36884,6 +37601,7 @@
           <w:rFonts w:eastAsiaTheme="minorEastAsia"/>
           <w:lang w:val="en-US"/>
         </w:rPr>
+        <w:lastRenderedPageBreak/>
         <w:t>Limit – Giới Hạn:</w:t>
       </w:r>
     </w:p>
@@ -37503,7 +38221,6 @@
           <w:rFonts w:eastAsiaTheme="minorEastAsia"/>
           <w:lang w:val="en-US"/>
         </w:rPr>
-        <w:lastRenderedPageBreak/>
         <w:t xml:space="preserve">Newton’s Method – Phương </w:t>
       </w:r>
       <w:r>
@@ -37527,8 +38244,6 @@
         </w:rPr>
         <w:t>:</w:t>
       </w:r>
-      <w:bookmarkStart w:id="0" w:name="_GoBack"/>
-      <w:bookmarkEnd w:id="0"/>
     </w:p>
     <w:p>
       <w:pPr>
@@ -39193,6 +39908,7 @@
             <w:rFonts w:ascii="Cambria Math" w:eastAsiaTheme="minorEastAsia" w:hAnsi="Cambria Math"/>
             <w:lang w:val="en-US"/>
           </w:rPr>
+          <w:lastRenderedPageBreak/>
           <m:t>J=</m:t>
         </m:r>
         <m:d>
@@ -40398,6 +41114,433 @@
     </w:p>
     <w:p>
       <w:pPr>
+        <w:pStyle w:val="ListParagraph"/>
+        <w:numPr>
+          <w:ilvl w:val="0"/>
+          <w:numId w:val="18"/>
+        </w:numPr>
+        <w:rPr>
+          <w:rFonts w:eastAsiaTheme="minorEastAsia"/>
+          <w:lang w:val="en-US"/>
+        </w:rPr>
+      </w:pPr>
+      <w:r>
+        <w:rPr>
+          <w:rFonts w:eastAsiaTheme="minorEastAsia"/>
+          <w:lang w:val="en-US"/>
+        </w:rPr>
+        <w:t>Phương Pháp Euler?</w:t>
+      </w:r>
+    </w:p>
+    <w:p>
+      <w:pPr>
+        <w:pStyle w:val="ListParagraph"/>
+        <w:numPr>
+          <w:ilvl w:val="0"/>
+          <w:numId w:val="2"/>
+        </w:numPr>
+        <w:rPr>
+          <w:rFonts w:eastAsiaTheme="minorEastAsia"/>
+          <w:lang w:val="en-US"/>
+        </w:rPr>
+      </w:pPr>
+      <w:r>
+        <w:rPr>
+          <w:rFonts w:eastAsiaTheme="minorEastAsia"/>
+          <w:lang w:val="en-US"/>
+        </w:rPr>
+        <w:t>Phương pháp vẽ đồ thị hàm số từ phương trình vi phân chỉ cần biết điều kiện ban đầu mà không cần giải, tuy nhiên sẽ có sai số tùy vào độ phân giải</w:t>
+      </w:r>
+    </w:p>
+    <w:p>
+      <w:pPr>
+        <w:pStyle w:val="ListParagraph"/>
+        <w:numPr>
+          <w:ilvl w:val="0"/>
+          <w:numId w:val="2"/>
+        </w:numPr>
+        <w:rPr>
+          <w:rFonts w:eastAsiaTheme="minorEastAsia"/>
+          <w:lang w:val="en-US"/>
+        </w:rPr>
+      </w:pPr>
+      <w:r>
+        <w:rPr>
+          <w:rFonts w:eastAsiaTheme="minorEastAsia"/>
+          <w:lang w:val="en-US"/>
+        </w:rPr>
+        <w:t>Giả sử bạn đang ở điểm ban đầu, dựa vào điều kiện ban đầu để xác định tiếp tuyến tại điểm này, đi theo tiếp tuyến, cập nhập tọa độ, rồi tính tiếp tuyến tại điểm mới, rồi lại đi theo tiếp tuyến, cứ lặp đi lặp lại như vậy, càng đi xa thì sai số càng lớn</w:t>
+      </w:r>
+    </w:p>
+    <w:p>
+      <w:pPr>
+        <w:pStyle w:val="ListParagraph"/>
+        <w:pBdr>
+          <w:top w:val="single" w:sz="4" w:space="1" w:color="auto"/>
+          <w:left w:val="single" w:sz="4" w:space="4" w:color="auto"/>
+          <w:bottom w:val="single" w:sz="4" w:space="1" w:color="auto"/>
+          <w:right w:val="single" w:sz="4" w:space="4" w:color="auto"/>
+        </w:pBdr>
+        <w:ind w:left="1080"/>
+        <w:rPr>
+          <w:rFonts w:ascii="Cambria Math" w:eastAsiaTheme="minorEastAsia" w:hAnsi="Cambria Math"/>
+          <w:lang w:val="en-US"/>
+          <w:oMath/>
+        </w:rPr>
+      </w:pPr>
+      <m:oMathPara>
+        <m:oMathParaPr>
+          <m:jc m:val="left"/>
+        </m:oMathParaPr>
+        <m:oMath>
+          <m:r>
+            <w:rPr>
+              <w:rFonts w:ascii="Cambria Math" w:eastAsiaTheme="minorEastAsia" w:hAnsi="Cambria Math"/>
+              <w:lang w:val="en-US"/>
+            </w:rPr>
+            <m:t>f</m:t>
+          </m:r>
+          <m:d>
+            <m:dPr>
+              <m:ctrlPr>
+                <w:rPr>
+                  <w:rFonts w:ascii="Cambria Math" w:eastAsiaTheme="minorEastAsia" w:hAnsi="Cambria Math"/>
+                  <w:i/>
+                  <w:lang w:val="en-US"/>
+                </w:rPr>
+              </m:ctrlPr>
+            </m:dPr>
+            <m:e>
+              <m:r>
+                <w:rPr>
+                  <w:rFonts w:ascii="Cambria Math" w:eastAsiaTheme="minorEastAsia" w:hAnsi="Cambria Math"/>
+                  <w:lang w:val="en-US"/>
+                </w:rPr>
+                <m:t>x+∆x</m:t>
+              </m:r>
+            </m:e>
+          </m:d>
+          <m:r>
+            <w:rPr>
+              <w:rFonts w:ascii="Cambria Math" w:eastAsiaTheme="minorEastAsia" w:hAnsi="Cambria Math"/>
+              <w:lang w:val="en-US"/>
+            </w:rPr>
+            <m:t>=f</m:t>
+          </m:r>
+          <m:d>
+            <m:dPr>
+              <m:ctrlPr>
+                <w:rPr>
+                  <w:rFonts w:ascii="Cambria Math" w:eastAsiaTheme="minorEastAsia" w:hAnsi="Cambria Math"/>
+                  <w:i/>
+                  <w:lang w:val="en-US"/>
+                </w:rPr>
+              </m:ctrlPr>
+            </m:dPr>
+            <m:e>
+              <m:r>
+                <w:rPr>
+                  <w:rFonts w:ascii="Cambria Math" w:eastAsiaTheme="minorEastAsia" w:hAnsi="Cambria Math"/>
+                  <w:lang w:val="en-US"/>
+                </w:rPr>
+                <m:t>x</m:t>
+              </m:r>
+            </m:e>
+          </m:d>
+          <m:r>
+            <w:rPr>
+              <w:rFonts w:ascii="Cambria Math" w:eastAsiaTheme="minorEastAsia" w:hAnsi="Cambria Math"/>
+              <w:lang w:val="en-US"/>
+            </w:rPr>
+            <m:t xml:space="preserve"> +∆xf'</m:t>
+          </m:r>
+          <m:d>
+            <m:dPr>
+              <m:ctrlPr>
+                <w:rPr>
+                  <w:rFonts w:ascii="Cambria Math" w:eastAsiaTheme="minorEastAsia" w:hAnsi="Cambria Math"/>
+                  <w:i/>
+                  <w:lang w:val="en-US"/>
+                </w:rPr>
+              </m:ctrlPr>
+            </m:dPr>
+            <m:e>
+              <m:r>
+                <w:rPr>
+                  <w:rFonts w:ascii="Cambria Math" w:eastAsiaTheme="minorEastAsia" w:hAnsi="Cambria Math"/>
+                  <w:lang w:val="en-US"/>
+                </w:rPr>
+                <m:t>x</m:t>
+              </m:r>
+            </m:e>
+          </m:d>
+        </m:oMath>
+      </m:oMathPara>
+    </w:p>
+    <w:p>
+      <w:pPr>
+        <w:pStyle w:val="ListParagraph"/>
+        <w:numPr>
+          <w:ilvl w:val="0"/>
+          <w:numId w:val="18"/>
+        </w:numPr>
+        <w:rPr>
+          <w:rFonts w:eastAsiaTheme="minorEastAsia"/>
+          <w:lang w:val="en-US"/>
+        </w:rPr>
+      </w:pPr>
+      <w:r>
+        <w:rPr>
+          <w:rFonts w:eastAsiaTheme="minorEastAsia"/>
+          <w:lang w:val="en-US"/>
+        </w:rPr>
+        <w:t xml:space="preserve">Phương </w:t>
+      </w:r>
+      <w:r>
+        <w:rPr>
+          <w:rFonts w:eastAsiaTheme="minorEastAsia"/>
+          <w:lang w:val="en-US"/>
+        </w:rPr>
+        <w:t>Pháp Runge Kutta?</w:t>
+      </w:r>
+    </w:p>
+    <w:p>
+      <w:pPr>
+        <w:pStyle w:val="ListParagraph"/>
+        <w:numPr>
+          <w:ilvl w:val="0"/>
+          <w:numId w:val="2"/>
+        </w:numPr>
+        <w:rPr>
+          <w:rFonts w:eastAsiaTheme="minorEastAsia"/>
+          <w:lang w:val="en-US"/>
+        </w:rPr>
+      </w:pPr>
+      <w:r>
+        <w:rPr>
+          <w:rFonts w:eastAsiaTheme="minorEastAsia"/>
+          <w:lang w:val="en-US"/>
+        </w:rPr>
+        <w:t>Giống phương pháp Euler, nhưng hướng đi mỗi bước sẽ có sự thay đổi để khít với hàm thật hơn</w:t>
+      </w:r>
+    </w:p>
+    <w:p>
+      <w:pPr>
+        <w:pStyle w:val="ListParagraph"/>
+        <w:numPr>
+          <w:ilvl w:val="0"/>
+          <w:numId w:val="2"/>
+        </w:numPr>
+        <w:rPr>
+          <w:rFonts w:eastAsiaTheme="minorEastAsia"/>
+          <w:lang w:val="en-US"/>
+        </w:rPr>
+      </w:pPr>
+      <w:r>
+        <w:rPr>
+          <w:rFonts w:eastAsiaTheme="minorEastAsia"/>
+          <w:lang w:val="en-US"/>
+        </w:rPr>
+        <w:t>Tưởng tượng phương trình vi phân của ta là 1 trường Vector, khi đó nếu ta bắt đầu từ 1 điểm nào đó, ta sẽ trôi theo dòng Vector tạo thành 1 quỹ đạo độc nhất, khi này, các Vector gần quỹ đạo sẽ gần giống Vector trên quỹ đạo</w:t>
+      </w:r>
+    </w:p>
+    <w:p>
+      <w:pPr>
+        <w:pStyle w:val="ListParagraph"/>
+        <w:numPr>
+          <w:ilvl w:val="0"/>
+          <w:numId w:val="2"/>
+        </w:numPr>
+        <w:rPr>
+          <w:rFonts w:eastAsiaTheme="minorEastAsia"/>
+          <w:lang w:val="en-US"/>
+        </w:rPr>
+      </w:pPr>
+      <w:r>
+        <w:rPr>
+          <w:rFonts w:eastAsiaTheme="minorEastAsia"/>
+          <w:lang w:val="en-US"/>
+        </w:rPr>
+        <w:t xml:space="preserve">Giả sử ta bắt đầu từ điểm A trên đồ thị, </w:t>
+      </w:r>
+      <w:r>
+        <w:rPr>
+          <w:rFonts w:eastAsiaTheme="minorEastAsia"/>
+          <w:lang w:val="en-US"/>
+        </w:rPr>
+        <w:t>ta muốn đi tới điểm B trên đồ thị, nếu dùng phương pháp Euler, thì rất khó để đi chính xác đến B, giả sử đồ thị cong keo vãi, thay vào đó, ta ước lượng Vector AB để đi 1 phát từ A tới B, và như ta đã biết, Vector AB có hệ số góc = đạo hàm trung bình từ A tới B</w:t>
+      </w:r>
+      <w:r>
+        <w:rPr>
+          <w:rFonts w:eastAsiaTheme="minorEastAsia"/>
+          <w:lang w:val="en-US"/>
+        </w:rPr>
+        <w:t>, nhưng ta không có cách nào để tính được giá trị trung bình này, thay vào đó, ta ước lượng nó</w:t>
+      </w:r>
+    </w:p>
+    <w:p>
+      <w:pPr>
+        <w:pStyle w:val="ListParagraph"/>
+        <w:numPr>
+          <w:ilvl w:val="0"/>
+          <w:numId w:val="2"/>
+        </w:numPr>
+        <w:rPr>
+          <w:rFonts w:eastAsiaTheme="minorEastAsia"/>
+          <w:lang w:val="en-US"/>
+        </w:rPr>
+      </w:pPr>
+      <w:r>
+        <w:rPr>
+          <w:rFonts w:eastAsiaTheme="minorEastAsia"/>
+          <w:lang w:val="en-US"/>
+        </w:rPr>
+        <w:t xml:space="preserve">Có vô số cách ước lượng khác nhau, nhưng cách thông dụng nhất là </w:t>
+      </w:r>
+      <w:r>
+        <w:rPr>
+          <w:rFonts w:eastAsiaTheme="minorEastAsia"/>
+          <w:lang w:val="en-US"/>
+        </w:rPr>
+        <w:t xml:space="preserve">Runge Kutta </w:t>
+      </w:r>
+      <w:r>
+        <w:rPr>
+          <w:rFonts w:eastAsiaTheme="minorEastAsia"/>
+          <w:lang w:val="en-US"/>
+        </w:rPr>
+        <w:t xml:space="preserve">bậc 4, </w:t>
+      </w:r>
+      <w:r>
+        <w:rPr>
+          <w:rFonts w:eastAsiaTheme="minorEastAsia"/>
+          <w:lang w:val="en-US"/>
+        </w:rPr>
+        <w:t>lưu ý đạo hàm sắp nói tới đã nhân với độ dài bước đi, đầu tiên, tính đạo hàm tại A, gọi là k</w:t>
+      </w:r>
+      <w:r>
+        <w:rPr>
+          <w:rFonts w:eastAsiaTheme="minorEastAsia"/>
+          <w:vertAlign w:val="subscript"/>
+          <w:lang w:val="en-US"/>
+        </w:rPr>
+        <w:t>1</w:t>
+      </w:r>
+      <w:r>
+        <w:rPr>
+          <w:rFonts w:eastAsiaTheme="minorEastAsia"/>
+          <w:lang w:val="en-US"/>
+        </w:rPr>
+        <w:t>, lấy trọng số 1 / 6, đi theo k</w:t>
+      </w:r>
+      <w:r>
+        <w:rPr>
+          <w:rFonts w:eastAsiaTheme="minorEastAsia"/>
+          <w:vertAlign w:val="subscript"/>
+          <w:lang w:val="en-US"/>
+        </w:rPr>
+        <w:t>1</w:t>
+      </w:r>
+      <w:r>
+        <w:rPr>
+          <w:rFonts w:eastAsiaTheme="minorEastAsia"/>
+          <w:lang w:val="en-US"/>
+        </w:rPr>
+        <w:t xml:space="preserve"> 1 nửa chặng đường, tính đạo hàm tại điểm mới, gọi là k</w:t>
+      </w:r>
+      <w:r>
+        <w:rPr>
+          <w:rFonts w:eastAsiaTheme="minorEastAsia"/>
+          <w:vertAlign w:val="subscript"/>
+          <w:lang w:val="en-US"/>
+        </w:rPr>
+        <w:t>2</w:t>
+      </w:r>
+      <w:r>
+        <w:rPr>
+          <w:rFonts w:eastAsiaTheme="minorEastAsia"/>
+          <w:lang w:val="en-US"/>
+        </w:rPr>
+        <w:t>, trọng số 1 / 3, đi từ A theo k</w:t>
+      </w:r>
+      <w:r>
+        <w:rPr>
+          <w:rFonts w:eastAsiaTheme="minorEastAsia"/>
+          <w:vertAlign w:val="subscript"/>
+          <w:lang w:val="en-US"/>
+        </w:rPr>
+        <w:t>2</w:t>
+      </w:r>
+      <w:r>
+        <w:rPr>
+          <w:rFonts w:eastAsiaTheme="minorEastAsia"/>
+          <w:lang w:val="en-US"/>
+        </w:rPr>
+        <w:t xml:space="preserve"> 1 nửa chặng đường, tính đạo hàm tại điểm mới , gọi là k</w:t>
+      </w:r>
+      <w:r>
+        <w:rPr>
+          <w:rFonts w:eastAsiaTheme="minorEastAsia"/>
+          <w:vertAlign w:val="subscript"/>
+          <w:lang w:val="en-US"/>
+        </w:rPr>
+        <w:t>3</w:t>
+      </w:r>
+      <w:r>
+        <w:rPr>
+          <w:rFonts w:eastAsiaTheme="minorEastAsia"/>
+          <w:lang w:val="en-US"/>
+        </w:rPr>
+        <w:t>, trọng số 1 / 3, đi từ A theo k</w:t>
+      </w:r>
+      <w:r>
+        <w:rPr>
+          <w:rFonts w:eastAsiaTheme="minorEastAsia"/>
+          <w:vertAlign w:val="subscript"/>
+          <w:lang w:val="en-US"/>
+        </w:rPr>
+        <w:t>3</w:t>
+      </w:r>
+      <w:r>
+        <w:rPr>
+          <w:rFonts w:eastAsiaTheme="minorEastAsia"/>
+          <w:lang w:val="en-US"/>
+        </w:rPr>
+        <w:t xml:space="preserve"> hết </w:t>
+      </w:r>
+      <w:r>
+        <w:rPr>
+          <w:rFonts w:eastAsiaTheme="minorEastAsia"/>
+          <w:lang w:val="en-US"/>
+        </w:rPr>
+        <w:lastRenderedPageBreak/>
+        <w:t>chặng đường, tính đạo hàm tại điểm mới, được k</w:t>
+      </w:r>
+      <w:r>
+        <w:rPr>
+          <w:rFonts w:eastAsiaTheme="minorEastAsia"/>
+          <w:vertAlign w:val="subscript"/>
+          <w:lang w:val="en-US"/>
+        </w:rPr>
+        <w:t>4</w:t>
+      </w:r>
+      <w:r>
+        <w:rPr>
+          <w:rFonts w:eastAsiaTheme="minorEastAsia"/>
+          <w:lang w:val="en-US"/>
+        </w:rPr>
+        <w:t xml:space="preserve">, trọng số 1 / 6, sau khi tính trung bình các đạo hàm này, </w:t>
+      </w:r>
+      <w:r>
+        <w:rPr>
+          <w:rFonts w:eastAsiaTheme="minorEastAsia"/>
+          <w:lang w:val="en-US"/>
+        </w:rPr>
+        <w:t>tiến hành bước</w:t>
+      </w:r>
+    </w:p>
+    <w:p>
+      <w:pPr>
         <w:rPr>
           <w:rFonts w:eastAsiaTheme="minorEastAsia"/>
           <w:lang w:val="en-US"/>
@@ -41245,15 +42388,7 @@
           <w:rFonts w:eastAsiaTheme="minorEastAsia"/>
           <w:lang w:val="en-US"/>
         </w:rPr>
-        <w:t xml:space="preserve">Tương tự tích chập 1D, gọi 2 hàm là f(x, y) và g(x, y), tích chập của f(x, y) và g(x, y) là 1 hàm số h(t, w) khác thỏa mãn tính chất đó là giá trị của h(t, w) tại điểm t = a, w = b được tính bằng cách Flip đồ thị g(x, y) qua trục hoành và trục tung, </w:t>
-      </w:r>
-      <w:r>
-        <w:rPr>
-          <w:rFonts w:eastAsiaTheme="minorEastAsia"/>
-          <w:lang w:val="en-US"/>
-        </w:rPr>
-        <w:lastRenderedPageBreak/>
-        <w:t>tương đương quay đồ thị g(x, y) 180 độ quanh trục cao, rồi  tịnh tiến theo Vector (a, b) được g’(x, y), rồi lấy tích phân trên toàn miền không gian 2D của f(x, y)g’(x, y)</w:t>
+        <w:t>Tương tự tích chập 1D, gọi 2 hàm là f(x, y) và g(x, y), tích chập của f(x, y) và g(x, y) là 1 hàm số h(t, w) khác thỏa mãn tính chất đó là giá trị của h(t, w) tại điểm t = a, w = b được tính bằng cách Flip đồ thị g(x, y) qua trục hoành và trục tung, tương đương quay đồ thị g(x, y) 180 độ quanh trục cao, rồi  tịnh tiến theo Vector (a, b) được g’(x, y), rồi lấy tích phân trên toàn miền không gian 2D của f(x, y)g’(x, y)</w:t>
       </w:r>
     </w:p>
     <w:p>
@@ -41577,6 +42712,7 @@
           <w:rFonts w:eastAsiaTheme="minorEastAsia"/>
           <w:lang w:val="en-US"/>
         </w:rPr>
+        <w:lastRenderedPageBreak/>
         <w:t>Cũng giống tích chập 1D, giả sử f(x, y) và g(x, y) đều là 2 PDF của 2 biến ngẫu nhiên là F và G, F và G đều là tọa độ 2D, bài toán đặt ra là hãy vẽ ra 1 PDF mới của biến ngẫu nhiên F + G, và tích chập 2D của f(x, y) và g(x, y) chính là PDF cần tìm</w:t>
       </w:r>
     </w:p>

--- a/calculus.docx
+++ b/calculus.docx
@@ -12,7 +12,7 @@
         <w:rPr>
           <w:lang w:val="en-US"/>
         </w:rPr>
-        <w:t>Lingos – Thuật Ngữ:</w:t>
+        <w:t>Boolean Operator – Toán Tử Logic:</w:t>
       </w:r>
     </w:p>
     <w:p>
@@ -20,7 +20,7 @@
         <w:pStyle w:val="ListParagraph"/>
         <w:numPr>
           <w:ilvl w:val="0"/>
-          <w:numId w:val="16"/>
+          <w:numId w:val="36"/>
         </w:numPr>
         <w:rPr>
           <w:lang w:val="en-US"/>
@@ -30,7 +30,39 @@
         <w:rPr>
           <w:lang w:val="en-US"/>
         </w:rPr>
-        <w:t>Absolutely Integrable Function – Hàm Có Tích Phân Tuyệt Đối:</w:t>
+        <w:t xml:space="preserve">Dùng </w:t>
+      </w:r>
+      <w:r>
+        <w:rPr>
+          <w:lang w:val="en-US"/>
+        </w:rPr>
+        <w:t>Dấu “</w:t>
+      </w:r>
+      <w:r>
+        <w:rPr>
+          <w:rFonts w:ascii="Cambria Math" w:eastAsiaTheme="minorEastAsia" w:hAnsi="Cambria Math" w:cs="Cambria Math"/>
+          <w:lang w:val="en-US"/>
+        </w:rPr>
+        <w:t>⇒</w:t>
+      </w:r>
+      <w:r>
+        <w:rPr>
+          <w:lang w:val="en-US"/>
+        </w:rPr>
+        <w:t>” Và “</w:t>
+      </w:r>
+      <w:r>
+        <w:rPr>
+          <w:rFonts w:ascii="Cambria Math" w:eastAsiaTheme="minorEastAsia" w:hAnsi="Cambria Math" w:cs="Cambria Math"/>
+          <w:lang w:val="en-US"/>
+        </w:rPr>
+        <w:t>⇔</w:t>
+      </w:r>
+      <w:r>
+        <w:rPr>
+          <w:lang w:val="en-US"/>
+        </w:rPr>
+        <w:t>” Khi Nào?</w:t>
       </w:r>
     </w:p>
     <w:p>
@@ -38,7 +70,7 @@
         <w:pStyle w:val="ListParagraph"/>
         <w:numPr>
           <w:ilvl w:val="0"/>
-          <w:numId w:val="17"/>
+          <w:numId w:val="37"/>
         </w:numPr>
         <w:rPr>
           <w:lang w:val="en-US"/>
@@ -48,44 +80,349 @@
         <w:rPr>
           <w:lang w:val="en-US"/>
         </w:rPr>
-        <w:t>Hàm</w:t>
-      </w:r>
-      <w:r>
-        <w:rPr>
-          <w:lang w:val="en-US"/>
-        </w:rPr>
-        <w:t xml:space="preserve"> f(x)</w:t>
-      </w:r>
-      <w:r>
-        <w:rPr>
-          <w:lang w:val="en-US"/>
-        </w:rPr>
-        <w:t xml:space="preserve"> có giá trị hữu hạ</w:t>
-      </w:r>
-      <w:r>
-        <w:rPr>
-          <w:lang w:val="en-US"/>
-        </w:rPr>
-        <w:t>n trên R và</w:t>
-      </w:r>
-      <w:r>
-        <w:rPr>
-          <w:lang w:val="en-US"/>
-        </w:rPr>
-        <w:t xml:space="preserve"> tích phân</w:t>
-      </w:r>
-      <w:r>
-        <w:rPr>
-          <w:lang w:val="en-US"/>
-        </w:rPr>
-        <w:t xml:space="preserve"> của </w:t>
-      </w:r>
-      <w:r>
-        <w:rPr>
-          <w:lang w:val="en-US"/>
-        </w:rPr>
-        <w:t>|f(x)| cũng hữu hạn trên R</w:t>
-      </w:r>
+        <w:t>Cho 2 mệnh đề</w:t>
+      </w:r>
+      <w:r>
+        <w:rPr>
+          <w:lang w:val="en-US"/>
+        </w:rPr>
+        <w:t xml:space="preserve"> P và Q, chúng có thể là phương trình hay bất kì sự kiện gì</w:t>
+      </w:r>
+    </w:p>
+    <w:p>
+      <w:pPr>
+        <w:pStyle w:val="ListParagraph"/>
+        <w:numPr>
+          <w:ilvl w:val="0"/>
+          <w:numId w:val="37"/>
+        </w:numPr>
+        <w:rPr>
+          <w:lang w:val="en-US"/>
+        </w:rPr>
+      </w:pPr>
+      <w:r>
+        <w:rPr>
+          <w:lang w:val="en-US"/>
+        </w:rPr>
+        <w:t>Dùng dấu “</w:t>
+      </w:r>
+      <w:r>
+        <w:rPr>
+          <w:rFonts w:ascii="Cambria Math" w:eastAsiaTheme="minorEastAsia" w:hAnsi="Cambria Math" w:cs="Cambria Math"/>
+          <w:lang w:val="en-US"/>
+        </w:rPr>
+        <w:t>⇒</w:t>
+      </w:r>
+      <w:r>
+        <w:rPr>
+          <w:rFonts w:ascii="Cambria Math" w:eastAsiaTheme="minorEastAsia" w:hAnsi="Cambria Math" w:cs="Cambria Math"/>
+          <w:lang w:val="en-US"/>
+        </w:rPr>
+        <w:t>”</w:t>
+      </w:r>
+      <w:r>
+        <w:rPr>
+          <w:lang w:val="en-US"/>
+        </w:rPr>
+        <w:t xml:space="preserve"> khi mà P xảy ra thì kiểu đéo gì Q cũng xảy ra, nhưng Q xảy ra thì chưa chắc P sẽ xảy ra</w:t>
+      </w:r>
+    </w:p>
+    <w:p>
+      <w:pPr>
+        <w:pStyle w:val="ListParagraph"/>
+        <w:pBdr>
+          <w:top w:val="single" w:sz="4" w:space="1" w:color="auto"/>
+          <w:left w:val="single" w:sz="4" w:space="4" w:color="auto"/>
+          <w:bottom w:val="single" w:sz="4" w:space="1" w:color="auto"/>
+          <w:right w:val="single" w:sz="4" w:space="4" w:color="auto"/>
+        </w:pBdr>
+        <w:ind w:left="1080"/>
+        <w:rPr>
+          <w:lang w:val="en-US"/>
+        </w:rPr>
+      </w:pPr>
+      <w:r>
+        <w:rPr>
+          <w:lang w:val="en-US"/>
+        </w:rPr>
+        <w:t xml:space="preserve">P </w:t>
+      </w:r>
+      <w:r>
+        <w:rPr>
+          <w:rFonts w:ascii="Cambria Math" w:eastAsiaTheme="minorEastAsia" w:hAnsi="Cambria Math" w:cs="Cambria Math"/>
+          <w:lang w:val="en-US"/>
+        </w:rPr>
+        <w:t>⇒</w:t>
+      </w:r>
+      <w:r>
+        <w:rPr>
+          <w:lang w:val="en-US"/>
+        </w:rPr>
+        <w:t xml:space="preserve"> Q</w:t>
+      </w:r>
+    </w:p>
+    <w:p>
+      <w:pPr>
+        <w:pStyle w:val="ListParagraph"/>
+        <w:numPr>
+          <w:ilvl w:val="0"/>
+          <w:numId w:val="37"/>
+        </w:numPr>
+        <w:rPr>
+          <w:lang w:val="en-US"/>
+        </w:rPr>
+      </w:pPr>
+      <w:r>
+        <w:rPr>
+          <w:lang w:val="en-US"/>
+        </w:rPr>
+        <w:t>Ví dụ</w:t>
+      </w:r>
+    </w:p>
+    <w:p>
+      <w:pPr>
+        <w:pStyle w:val="ListParagraph"/>
+        <w:pBdr>
+          <w:top w:val="single" w:sz="4" w:space="1" w:color="auto"/>
+          <w:left w:val="single" w:sz="4" w:space="4" w:color="auto"/>
+          <w:bottom w:val="single" w:sz="4" w:space="1" w:color="auto"/>
+          <w:right w:val="single" w:sz="4" w:space="4" w:color="auto"/>
+        </w:pBdr>
+        <w:ind w:left="1080"/>
+        <w:rPr>
+          <w:rFonts w:ascii="Cambria Math" w:hAnsi="Cambria Math"/>
+          <w:lang w:val="en-US"/>
+          <w:oMath/>
+        </w:rPr>
+      </w:pPr>
+      <m:oMathPara>
+        <m:oMathParaPr>
+          <m:jc m:val="left"/>
+        </m:oMathParaPr>
+        <m:oMath>
+          <m:r>
+            <w:rPr>
+              <w:rFonts w:ascii="Cambria Math" w:hAnsi="Cambria Math"/>
+              <w:lang w:val="en-US"/>
+            </w:rPr>
+            <m:t>x</m:t>
+          </m:r>
+          <m:r>
+            <w:rPr>
+              <w:rFonts w:ascii="Cambria Math" w:hAnsi="Cambria Math"/>
+              <w:lang w:val="en-US"/>
+            </w:rPr>
+            <m:t>=1</m:t>
+          </m:r>
+          <m:r>
+            <w:rPr>
+              <w:rFonts w:ascii="Cambria Math" w:eastAsiaTheme="minorEastAsia" w:hAnsi="Cambria Math"/>
+              <w:lang w:val="en-US"/>
+            </w:rPr>
+            <m:t>⇒</m:t>
+          </m:r>
+          <m:sSup>
+            <m:sSupPr>
+              <m:ctrlPr>
+                <w:rPr>
+                  <w:rFonts w:ascii="Cambria Math" w:eastAsiaTheme="minorEastAsia" w:hAnsi="Cambria Math"/>
+                  <w:i/>
+                  <w:lang w:val="en-US"/>
+                </w:rPr>
+              </m:ctrlPr>
+            </m:sSupPr>
+            <m:e>
+              <m:r>
+                <w:rPr>
+                  <w:rFonts w:ascii="Cambria Math" w:eastAsiaTheme="minorEastAsia" w:hAnsi="Cambria Math"/>
+                  <w:lang w:val="en-US"/>
+                </w:rPr>
+                <m:t>x</m:t>
+              </m:r>
+            </m:e>
+            <m:sup>
+              <m:r>
+                <w:rPr>
+                  <w:rFonts w:ascii="Cambria Math" w:eastAsiaTheme="minorEastAsia" w:hAnsi="Cambria Math"/>
+                  <w:lang w:val="en-US"/>
+                </w:rPr>
+                <m:t>2</m:t>
+              </m:r>
+            </m:sup>
+          </m:sSup>
+          <m:r>
+            <w:rPr>
+              <w:rFonts w:ascii="Cambria Math" w:hAnsi="Cambria Math"/>
+              <w:lang w:val="en-US"/>
+            </w:rPr>
+            <m:t>=1</m:t>
+          </m:r>
+        </m:oMath>
+      </m:oMathPara>
+    </w:p>
+    <w:p>
+      <w:pPr>
+        <w:pStyle w:val="ListParagraph"/>
+        <w:numPr>
+          <w:ilvl w:val="0"/>
+          <w:numId w:val="37"/>
+        </w:numPr>
+        <w:rPr>
+          <w:rFonts w:ascii="Cambria Math" w:hAnsi="Cambria Math"/>
+          <w:lang w:val="en-US"/>
+          <w:oMath/>
+        </w:rPr>
+      </w:pPr>
+      <w:r>
+        <w:rPr>
+          <w:rFonts w:eastAsiaTheme="minorEastAsia"/>
+          <w:lang w:val="en-US"/>
+        </w:rPr>
+        <w:t xml:space="preserve">Dùng dấu </w:t>
+      </w:r>
+      <w:r>
+        <w:rPr>
+          <w:lang w:val="en-US"/>
+        </w:rPr>
+        <w:t>“</w:t>
+      </w:r>
+      <w:r>
+        <w:rPr>
+          <w:rFonts w:ascii="Cambria Math" w:eastAsiaTheme="minorEastAsia" w:hAnsi="Cambria Math" w:cs="Cambria Math"/>
+          <w:lang w:val="en-US"/>
+        </w:rPr>
+        <w:t>⇔</w:t>
+      </w:r>
+      <w:r>
+        <w:rPr>
+          <w:lang w:val="en-US"/>
+        </w:rPr>
+        <w:t>”</w:t>
+      </w:r>
+      <w:r>
+        <w:rPr>
+          <w:lang w:val="en-US"/>
+        </w:rPr>
+        <w:t xml:space="preserve"> khi mà P xảy ra thì kiểu đéo gì Q cũng xảy ra, và nếu Q xảy ra thì kiểu đéo gì P cũng xảy ra</w:t>
+      </w:r>
+    </w:p>
+    <w:p>
+      <w:pPr>
+        <w:pStyle w:val="ListParagraph"/>
+        <w:pBdr>
+          <w:top w:val="single" w:sz="4" w:space="1" w:color="auto"/>
+          <w:left w:val="single" w:sz="4" w:space="4" w:color="auto"/>
+          <w:bottom w:val="single" w:sz="4" w:space="1" w:color="auto"/>
+          <w:right w:val="single" w:sz="4" w:space="4" w:color="auto"/>
+        </w:pBdr>
+        <w:ind w:left="1080"/>
+        <w:rPr>
+          <w:rFonts w:ascii="Cambria Math" w:hAnsi="Cambria Math"/>
+          <w:lang w:val="en-US"/>
+          <w:oMath/>
+        </w:rPr>
+      </w:pPr>
+      <w:r>
+        <w:rPr>
+          <w:lang w:val="en-US"/>
+        </w:rPr>
+        <w:t xml:space="preserve">P </w:t>
+      </w:r>
+      <w:r>
+        <w:rPr>
+          <w:rFonts w:ascii="Cambria Math" w:eastAsiaTheme="minorEastAsia" w:hAnsi="Cambria Math" w:cs="Cambria Math"/>
+          <w:lang w:val="en-US"/>
+        </w:rPr>
+        <w:t>⇔</w:t>
+      </w:r>
+      <w:r>
+        <w:rPr>
+          <w:rFonts w:eastAsiaTheme="minorEastAsia" w:cstheme="minorHAnsi"/>
+          <w:lang w:val="en-US"/>
+        </w:rPr>
+        <w:t xml:space="preserve"> </w:t>
+      </w:r>
+      <w:r>
+        <w:rPr>
+          <w:lang w:val="en-US"/>
+        </w:rPr>
+        <w:t>Q</w:t>
+      </w:r>
+    </w:p>
+    <w:p>
+      <w:pPr>
+        <w:pStyle w:val="ListParagraph"/>
+        <w:numPr>
+          <w:ilvl w:val="0"/>
+          <w:numId w:val="37"/>
+        </w:numPr>
+        <w:rPr>
+          <w:rFonts w:ascii="Cambria Math" w:hAnsi="Cambria Math"/>
+          <w:lang w:val="en-US"/>
+          <w:oMath/>
+        </w:rPr>
+      </w:pPr>
+      <w:r>
+        <w:rPr>
+          <w:rFonts w:eastAsiaTheme="minorEastAsia"/>
+          <w:lang w:val="en-US"/>
+        </w:rPr>
+        <w:t>Ví dụ</w:t>
+      </w:r>
+      <w:bookmarkStart w:id="0" w:name="_GoBack"/>
+      <w:bookmarkEnd w:id="0"/>
+    </w:p>
+    <w:p>
+      <w:pPr>
+        <w:pStyle w:val="ListParagraph"/>
+        <w:pBdr>
+          <w:top w:val="single" w:sz="4" w:space="1" w:color="auto"/>
+          <w:left w:val="single" w:sz="4" w:space="4" w:color="auto"/>
+          <w:bottom w:val="single" w:sz="4" w:space="1" w:color="auto"/>
+          <w:right w:val="single" w:sz="4" w:space="4" w:color="auto"/>
+        </w:pBdr>
+        <w:ind w:left="1080"/>
+        <w:rPr>
+          <w:rFonts w:ascii="Cambria Math" w:hAnsi="Cambria Math"/>
+          <w:lang w:val="en-US"/>
+          <w:oMath/>
+        </w:rPr>
+      </w:pPr>
+      <m:oMathPara>
+        <m:oMathParaPr>
+          <m:jc m:val="left"/>
+        </m:oMathParaPr>
+        <m:oMath>
+          <m:r>
+            <w:rPr>
+              <w:rFonts w:ascii="Cambria Math" w:hAnsi="Cambria Math"/>
+              <w:lang w:val="en-US"/>
+            </w:rPr>
+            <m:t>x</m:t>
+          </m:r>
+          <m:r>
+            <w:rPr>
+              <w:rFonts w:ascii="Cambria Math" w:hAnsi="Cambria Math"/>
+              <w:lang w:val="en-US"/>
+            </w:rPr>
+            <m:t>=1</m:t>
+          </m:r>
+          <m:r>
+            <w:rPr>
+              <w:rFonts w:ascii="Cambria Math" w:eastAsiaTheme="minorEastAsia" w:hAnsi="Cambria Math"/>
+              <w:lang w:val="en-US"/>
+            </w:rPr>
+            <m:t>⇔x+1</m:t>
+          </m:r>
+          <m:r>
+            <w:rPr>
+              <w:rFonts w:ascii="Cambria Math" w:hAnsi="Cambria Math"/>
+              <w:lang w:val="en-US"/>
+            </w:rPr>
+            <m:t>=2</m:t>
+          </m:r>
+        </m:oMath>
+      </m:oMathPara>
     </w:p>
     <w:p>
       <w:pPr>
@@ -583,7 +920,14 @@
             <w:rFonts w:ascii="Cambria Math" w:hAnsi="Cambria Math"/>
             <w:lang w:val="en-US"/>
           </w:rPr>
-          <m:t>arctan</m:t>
+          <m:t>arcta</m:t>
+        </m:r>
+        <m:r>
+          <w:rPr>
+            <w:rFonts w:ascii="Cambria Math" w:hAnsi="Cambria Math"/>
+            <w:lang w:val="en-US"/>
+          </w:rPr>
+          <m:t>n</m:t>
         </m:r>
         <m:d>
           <m:dPr>
@@ -2454,6 +2798,7 @@
         <w:rPr>
           <w:lang w:val="en-US"/>
         </w:rPr>
+        <w:lastRenderedPageBreak/>
         <w:t>Laplace Transform Table – Bảng Biến Đổi Laplace:</w:t>
       </w:r>
     </w:p>
@@ -5526,6 +5871,7 @@
         <w:rPr>
           <w:lang w:val="en-US"/>
         </w:rPr>
+        <w:lastRenderedPageBreak/>
         <w:t>Coi t</w:t>
       </w:r>
       <w:r>
@@ -5882,7 +6228,6 @@
         <w:rPr>
           <w:lang w:val="en-US"/>
         </w:rPr>
-        <w:lastRenderedPageBreak/>
         <w:t xml:space="preserve">3D Integral – Tích </w:t>
       </w:r>
       <w:r>
@@ -8401,6 +8746,7 @@
         <w:rPr>
           <w:lang w:val="en-US"/>
         </w:rPr>
+        <w:lastRenderedPageBreak/>
         <w:t xml:space="preserve">Khi ta tăng r thêm dr, </w:t>
       </w:r>
       <w:r>
@@ -9256,7 +9602,6 @@
           <w:rFonts w:eastAsiaTheme="minorEastAsia"/>
           <w:lang w:val="en-US"/>
         </w:rPr>
-        <w:lastRenderedPageBreak/>
         <w:t>J</w:t>
       </w:r>
       <w:r>
@@ -10171,6 +10516,7 @@
         <w:rPr>
           <w:lang w:val="en-US"/>
         </w:rPr>
+        <w:lastRenderedPageBreak/>
         <w:t>Trong 1 trường Vector mà coi nó như 1 dòng chảy, Divergence tại 1 điểm là mức độ dòng chạy tỏa ra mọi hướng tại điểm đó</w:t>
       </w:r>
     </w:p>
@@ -10689,7 +11035,6 @@
         <w:rPr>
           <w:lang w:val="en-US"/>
         </w:rPr>
-        <w:lastRenderedPageBreak/>
         <w:t>Trong 1 trường Vector mà coi nó như 1 dòng chảy, Curl tại 1 điểm là mức độ xoáy của dòng chảy tại điểm đó</w:t>
       </w:r>
     </w:p>
@@ -12090,8 +12435,6 @@
         </w:rPr>
         <w:t>Đây còn gọi là đạo hàm Vector</w:t>
       </w:r>
-      <w:bookmarkStart w:id="0" w:name="_GoBack"/>
-      <w:bookmarkEnd w:id="0"/>
     </w:p>
     <w:p>
       <w:pPr>
@@ -12810,6 +13153,7 @@
               <w:rFonts w:ascii="Cambria Math" w:eastAsiaTheme="minorEastAsia" w:hAnsi="Cambria Math"/>
               <w:lang w:val="en-US"/>
             </w:rPr>
+            <w:lastRenderedPageBreak/>
             <m:t>J</m:t>
           </m:r>
           <m:d>
@@ -14378,7 +14722,6 @@
         <w:rPr>
           <w:lang w:val="en-US"/>
         </w:rPr>
-        <w:lastRenderedPageBreak/>
         <w:t>1 ví dụ khác, 1 Vector ánh xạ vào chính nó sẽ có ma trận Jacobian là Identity</w:t>
       </w:r>
     </w:p>
@@ -16459,6 +16802,7 @@
         <w:rPr>
           <w:lang w:val="en-US"/>
         </w:rPr>
+        <w:lastRenderedPageBreak/>
         <w:t>Độ Cong Là Gì?</w:t>
       </w:r>
     </w:p>
@@ -17009,7 +17353,6 @@
             <w:rFonts w:ascii="Cambria Math" w:hAnsi="Cambria Math"/>
             <w:lang w:val="en-US"/>
           </w:rPr>
-          <w:lastRenderedPageBreak/>
           <m:t>Κ</m:t>
         </m:r>
         <m:r>
@@ -21854,7 +22197,6 @@
           <w:rFonts w:eastAsiaTheme="minorEastAsia"/>
           <w:lang w:val="en-US"/>
         </w:rPr>
-        <w:lastRenderedPageBreak/>
         <w:t>Biến đổi Fourier dùng để làm gì?</w:t>
       </w:r>
     </w:p>
@@ -24245,6 +24587,7 @@
               <w:rFonts w:ascii="Cambria Math" w:eastAsiaTheme="minorEastAsia" w:hAnsi="Cambria Math"/>
               <w:lang w:val="en-US"/>
             </w:rPr>
+            <w:lastRenderedPageBreak/>
             <m:t>⇒f</m:t>
           </m:r>
           <m:d>
@@ -24630,6 +24973,42 @@
           <w:numId w:val="5"/>
         </w:numPr>
         <w:rPr>
+          <w:lang w:val="en-US"/>
+        </w:rPr>
+      </w:pPr>
+      <w:r>
+        <w:rPr>
+          <w:lang w:val="en-US"/>
+        </w:rPr>
+        <w:t>Hàm Có Tích Phân Tuyệt Đối (Absolutely Integrable Function) Là Gì?</w:t>
+      </w:r>
+    </w:p>
+    <w:p>
+      <w:pPr>
+        <w:pStyle w:val="ListParagraph"/>
+        <w:numPr>
+          <w:ilvl w:val="0"/>
+          <w:numId w:val="2"/>
+        </w:numPr>
+        <w:rPr>
+          <w:lang w:val="en-US"/>
+        </w:rPr>
+      </w:pPr>
+      <w:r>
+        <w:rPr>
+          <w:lang w:val="en-US"/>
+        </w:rPr>
+        <w:t>Cho hàm f(x), khi đó f(x) được gọi là hàm có tích phân tuyệt đối chỉ khi |f(x)| có tích phân hữu hạn trên toàn miền xác định của nó</w:t>
+      </w:r>
+    </w:p>
+    <w:p>
+      <w:pPr>
+        <w:pStyle w:val="ListParagraph"/>
+        <w:numPr>
+          <w:ilvl w:val="0"/>
+          <w:numId w:val="5"/>
+        </w:numPr>
+        <w:rPr>
           <w:rFonts w:ascii="Cambria Math" w:hAnsi="Cambria Math"/>
           <w:lang w:val="en-US"/>
           <w:oMath/>
@@ -24711,7 +25090,6 @@
               <w:rFonts w:ascii="Cambria Math" w:eastAsiaTheme="minorEastAsia" w:hAnsi="Cambria Math"/>
               <w:lang w:val="en-US"/>
             </w:rPr>
-            <w:lastRenderedPageBreak/>
             <m:t>F</m:t>
           </m:r>
           <m:d>
@@ -24823,7 +25201,14 @@
                       <w:rFonts w:ascii="Cambria Math" w:eastAsiaTheme="minorEastAsia" w:hAnsi="Cambria Math"/>
                       <w:lang w:val="en-US"/>
                     </w:rPr>
-                    <m:t>-iωt</m:t>
+                    <m:t>-i</m:t>
+                  </m:r>
+                  <m:r>
+                    <w:rPr>
+                      <w:rFonts w:ascii="Cambria Math" w:eastAsiaTheme="minorEastAsia" w:hAnsi="Cambria Math"/>
+                      <w:lang w:val="en-US"/>
+                    </w:rPr>
+                    <m:t>ωt</m:t>
                   </m:r>
                 </m:sup>
               </m:sSup>
@@ -27192,7 +27577,14 @@
                       <w:rFonts w:ascii="Cambria Math" w:eastAsiaTheme="minorEastAsia" w:hAnsi="Cambria Math"/>
                       <w:lang w:val="en-US"/>
                     </w:rPr>
-                    <m:t>iωT</m:t>
+                    <m:t>i</m:t>
+                  </m:r>
+                  <m:r>
+                    <w:rPr>
+                      <w:rFonts w:ascii="Cambria Math" w:eastAsiaTheme="minorEastAsia" w:hAnsi="Cambria Math"/>
+                      <w:lang w:val="en-US"/>
+                    </w:rPr>
+                    <m:t>ωT</m:t>
                   </m:r>
                 </m:sup>
               </m:sSup>
@@ -28449,7 +28841,6 @@
           <w:rFonts w:eastAsiaTheme="minorEastAsia"/>
           <w:lang w:val="en-US"/>
         </w:rPr>
-        <w:lastRenderedPageBreak/>
         <w:t>Để tìm C, tích phân cả 2 vế từ 0 đến T, dễ thấy các hàm Sin và Cos sẽ có tích phân = 0, còn lại C</w:t>
       </w:r>
     </w:p>
@@ -29910,6 +30301,7 @@
           <w:rFonts w:eastAsiaTheme="minorEastAsia"/>
           <w:lang w:val="en-US"/>
         </w:rPr>
+        <w:lastRenderedPageBreak/>
         <w:t>s</w:t>
       </w:r>
       <w:r>
@@ -30134,7 +30526,6 @@
           <w:rFonts w:eastAsiaTheme="minorEastAsia"/>
           <w:lang w:val="en-US"/>
         </w:rPr>
-        <w:lastRenderedPageBreak/>
         <w:t>Đúng</w:t>
       </w:r>
     </w:p>
@@ -32543,7 +32934,14 @@
                         <w:rFonts w:ascii="Cambria Math" w:eastAsiaTheme="minorEastAsia" w:hAnsi="Cambria Math"/>
                         <w:lang w:val="en-US"/>
                       </w:rPr>
-                      <m:t>tx</m:t>
+                      <m:t>t</m:t>
+                    </m:r>
+                    <m:r>
+                      <w:rPr>
+                        <w:rFonts w:ascii="Cambria Math" w:eastAsiaTheme="minorEastAsia" w:hAnsi="Cambria Math"/>
+                        <w:lang w:val="en-US"/>
+                      </w:rPr>
+                      <m:t>x</m:t>
                     </m:r>
                   </m:e>
                 </m:d>
@@ -33019,7 +33417,6 @@
               <w:rFonts w:ascii="Cambria Math" w:eastAsiaTheme="minorEastAsia" w:hAnsi="Cambria Math"/>
               <w:lang w:val="en-US"/>
             </w:rPr>
-            <w:lastRenderedPageBreak/>
             <m:t>f</m:t>
           </m:r>
           <m:d>
@@ -34203,6 +34600,7 @@
           <w:rFonts w:eastAsiaTheme="minorEastAsia"/>
           <w:lang w:val="en-US"/>
         </w:rPr>
+        <w:lastRenderedPageBreak/>
         <w:t>Ví dụ</w:t>
       </w:r>
     </w:p>
@@ -35343,7 +35741,6 @@
           <w:rFonts w:eastAsiaTheme="minorEastAsia"/>
           <w:lang w:val="en-US"/>
         </w:rPr>
-        <w:lastRenderedPageBreak/>
         <w:t xml:space="preserve">Dễ thấy </w:t>
       </w:r>
       <w:r>
@@ -36890,6 +37287,7 @@
           <w:rFonts w:eastAsiaTheme="minorEastAsia"/>
           <w:lang w:val="en-US"/>
         </w:rPr>
+        <w:lastRenderedPageBreak/>
         <w:t>Đạo hàm của f(x) và đạo hàm của f</w:t>
       </w:r>
       <w:r>
@@ -37601,7 +37999,6 @@
           <w:rFonts w:eastAsiaTheme="minorEastAsia"/>
           <w:lang w:val="en-US"/>
         </w:rPr>
-        <w:lastRenderedPageBreak/>
         <w:t>Limit – Giới Hạn:</w:t>
       </w:r>
     </w:p>
@@ -38490,7 +38887,15 @@
           <w:rFonts w:eastAsiaTheme="minorEastAsia"/>
           <w:lang w:val="en-US"/>
         </w:rPr>
-        <w:t xml:space="preserve"> ta sẽ có được vị trí mới của M,  cứ lặp đi lặp lại như vậy thì sớm hay muộn cũng sẽ hội tụ tại điểm nghiệm</w:t>
+        <w:t xml:space="preserve"> ta </w:t>
+      </w:r>
+      <w:r>
+        <w:rPr>
+          <w:rFonts w:eastAsiaTheme="minorEastAsia"/>
+          <w:lang w:val="en-US"/>
+        </w:rPr>
+        <w:lastRenderedPageBreak/>
+        <w:t>sẽ có được vị trí mới của M,  cứ lặp đi lặp lại như vậy thì sớm hay muộn cũng sẽ hội tụ tại điểm nghiệm</w:t>
       </w:r>
     </w:p>
     <w:p>
@@ -39908,7 +40313,6 @@
             <w:rFonts w:ascii="Cambria Math" w:eastAsiaTheme="minorEastAsia" w:hAnsi="Cambria Math"/>
             <w:lang w:val="en-US"/>
           </w:rPr>
-          <w:lastRenderedPageBreak/>
           <m:t>J=</m:t>
         </m:r>
         <m:d>
@@ -41169,7 +41573,15 @@
           <w:rFonts w:eastAsiaTheme="minorEastAsia"/>
           <w:lang w:val="en-US"/>
         </w:rPr>
-        <w:t>Giả sử bạn đang ở điểm ban đầu, dựa vào điều kiện ban đầu để xác định tiếp tuyến tại điểm này, đi theo tiếp tuyến, cập nhập tọa độ, rồi tính tiếp tuyến tại điểm mới, rồi lại đi theo tiếp tuyến, cứ lặp đi lặp lại như vậy, càng đi xa thì sai số càng lớn</w:t>
+        <w:t xml:space="preserve">Giả sử bạn đang ở điểm ban đầu, dựa vào điều kiện ban đầu để xác định tiếp tuyến tại điểm này, đi theo tiếp tuyến, cập nhập tọa độ, rồi tính tiếp tuyến tại điểm </w:t>
+      </w:r>
+      <w:r>
+        <w:rPr>
+          <w:rFonts w:eastAsiaTheme="minorEastAsia"/>
+          <w:lang w:val="en-US"/>
+        </w:rPr>
+        <w:lastRenderedPageBreak/>
+        <w:t>mới, rồi lại đi theo tiếp tuyến, cứ lặp đi lặp lại như vậy, càng đi xa thì sai số càng lớn</w:t>
       </w:r>
     </w:p>
     <w:p>
@@ -41506,15 +41918,7 @@
           <w:rFonts w:eastAsiaTheme="minorEastAsia"/>
           <w:lang w:val="en-US"/>
         </w:rPr>
-        <w:t xml:space="preserve"> hết </w:t>
-      </w:r>
-      <w:r>
-        <w:rPr>
-          <w:rFonts w:eastAsiaTheme="minorEastAsia"/>
-          <w:lang w:val="en-US"/>
-        </w:rPr>
-        <w:lastRenderedPageBreak/>
-        <w:t>chặng đường, tính đạo hàm tại điểm mới, được k</w:t>
+        <w:t xml:space="preserve"> hết chặng đường, tính đạo hàm tại điểm mới, được k</w:t>
       </w:r>
       <w:r>
         <w:rPr>
@@ -42152,6 +42556,7 @@
               <w:rFonts w:ascii="Cambria Math" w:eastAsiaTheme="minorEastAsia" w:hAnsi="Cambria Math"/>
               <w:lang w:val="en-US"/>
             </w:rPr>
+            <w:lastRenderedPageBreak/>
             <m:t>f(0)g(5)dx+f(0+dx)g(5-dx)dx+…=</m:t>
           </m:r>
           <m:nary>
@@ -42712,7 +43117,6 @@
           <w:rFonts w:eastAsiaTheme="minorEastAsia"/>
           <w:lang w:val="en-US"/>
         </w:rPr>
-        <w:lastRenderedPageBreak/>
         <w:t>Cũng giống tích chập 1D, giả sử f(x, y) và g(x, y) đều là 2 PDF của 2 biến ngẫu nhiên là F và G, F và G đều là tọa độ 2D, bài toán đặt ra là hãy vẽ ra 1 PDF mới của biến ngẫu nhiên F + G, và tích chập 2D của f(x, y) và g(x, y) chính là PDF cần tìm</w:t>
       </w:r>
     </w:p>
@@ -44475,10 +44879,10 @@
     </w:lvl>
   </w:abstractNum>
   <w:abstractNum w:abstractNumId="17">
-    <w:nsid w:val="3CE15337"/>
+    <w:nsid w:val="3B027B95"/>
     <w:multiLevelType w:val="hybridMultilevel"/>
-    <w:tmpl w:val="53264FA2"/>
-    <w:lvl w:ilvl="0" w:tplc="33022F62">
+    <w:tmpl w:val="5E4AD576"/>
+    <w:lvl w:ilvl="0" w:tplc="973A1DFA">
       <w:start w:val="1"/>
       <w:numFmt w:val="bullet"/>
       <w:lvlText w:val=""/>
@@ -44588,10 +44992,10 @@
     </w:lvl>
   </w:abstractNum>
   <w:abstractNum w:abstractNumId="18">
-    <w:nsid w:val="3D412D44"/>
+    <w:nsid w:val="3CE15337"/>
     <w:multiLevelType w:val="hybridMultilevel"/>
-    <w:tmpl w:val="3BB043AE"/>
-    <w:lvl w:ilvl="0" w:tplc="9820ACF2">
+    <w:tmpl w:val="53264FA2"/>
+    <w:lvl w:ilvl="0" w:tplc="33022F62">
       <w:start w:val="1"/>
       <w:numFmt w:val="bullet"/>
       <w:lvlText w:val=""/>
@@ -44701,6 +45105,119 @@
     </w:lvl>
   </w:abstractNum>
   <w:abstractNum w:abstractNumId="19">
+    <w:nsid w:val="3D412D44"/>
+    <w:multiLevelType w:val="hybridMultilevel"/>
+    <w:tmpl w:val="3BB043AE"/>
+    <w:lvl w:ilvl="0" w:tplc="9820ACF2">
+      <w:start w:val="1"/>
+      <w:numFmt w:val="bullet"/>
+      <w:lvlText w:val=""/>
+      <w:lvlJc w:val="left"/>
+      <w:pPr>
+        <w:ind w:left="1080" w:hanging="360"/>
+      </w:pPr>
+      <w:rPr>
+        <w:rFonts w:ascii="Wingdings" w:eastAsiaTheme="minorHAnsi" w:hAnsi="Wingdings" w:cstheme="minorBidi" w:hint="default"/>
+      </w:rPr>
+    </w:lvl>
+    <w:lvl w:ilvl="1" w:tplc="042A0003" w:tentative="1">
+      <w:start w:val="1"/>
+      <w:numFmt w:val="bullet"/>
+      <w:lvlText w:val="o"/>
+      <w:lvlJc w:val="left"/>
+      <w:pPr>
+        <w:ind w:left="1800" w:hanging="360"/>
+      </w:pPr>
+      <w:rPr>
+        <w:rFonts w:ascii="Courier New" w:hAnsi="Courier New" w:cs="Courier New" w:hint="default"/>
+      </w:rPr>
+    </w:lvl>
+    <w:lvl w:ilvl="2" w:tplc="042A0005" w:tentative="1">
+      <w:start w:val="1"/>
+      <w:numFmt w:val="bullet"/>
+      <w:lvlText w:val=""/>
+      <w:lvlJc w:val="left"/>
+      <w:pPr>
+        <w:ind w:left="2520" w:hanging="360"/>
+      </w:pPr>
+      <w:rPr>
+        <w:rFonts w:ascii="Wingdings" w:hAnsi="Wingdings" w:hint="default"/>
+      </w:rPr>
+    </w:lvl>
+    <w:lvl w:ilvl="3" w:tplc="042A0001" w:tentative="1">
+      <w:start w:val="1"/>
+      <w:numFmt w:val="bullet"/>
+      <w:lvlText w:val=""/>
+      <w:lvlJc w:val="left"/>
+      <w:pPr>
+        <w:ind w:left="3240" w:hanging="360"/>
+      </w:pPr>
+      <w:rPr>
+        <w:rFonts w:ascii="Symbol" w:hAnsi="Symbol" w:hint="default"/>
+      </w:rPr>
+    </w:lvl>
+    <w:lvl w:ilvl="4" w:tplc="042A0003" w:tentative="1">
+      <w:start w:val="1"/>
+      <w:numFmt w:val="bullet"/>
+      <w:lvlText w:val="o"/>
+      <w:lvlJc w:val="left"/>
+      <w:pPr>
+        <w:ind w:left="3960" w:hanging="360"/>
+      </w:pPr>
+      <w:rPr>
+        <w:rFonts w:ascii="Courier New" w:hAnsi="Courier New" w:cs="Courier New" w:hint="default"/>
+      </w:rPr>
+    </w:lvl>
+    <w:lvl w:ilvl="5" w:tplc="042A0005" w:tentative="1">
+      <w:start w:val="1"/>
+      <w:numFmt w:val="bullet"/>
+      <w:lvlText w:val=""/>
+      <w:lvlJc w:val="left"/>
+      <w:pPr>
+        <w:ind w:left="4680" w:hanging="360"/>
+      </w:pPr>
+      <w:rPr>
+        <w:rFonts w:ascii="Wingdings" w:hAnsi="Wingdings" w:hint="default"/>
+      </w:rPr>
+    </w:lvl>
+    <w:lvl w:ilvl="6" w:tplc="042A0001" w:tentative="1">
+      <w:start w:val="1"/>
+      <w:numFmt w:val="bullet"/>
+      <w:lvlText w:val=""/>
+      <w:lvlJc w:val="left"/>
+      <w:pPr>
+        <w:ind w:left="5400" w:hanging="360"/>
+      </w:pPr>
+      <w:rPr>
+        <w:rFonts w:ascii="Symbol" w:hAnsi="Symbol" w:hint="default"/>
+      </w:rPr>
+    </w:lvl>
+    <w:lvl w:ilvl="7" w:tplc="042A0003" w:tentative="1">
+      <w:start w:val="1"/>
+      <w:numFmt w:val="bullet"/>
+      <w:lvlText w:val="o"/>
+      <w:lvlJc w:val="left"/>
+      <w:pPr>
+        <w:ind w:left="6120" w:hanging="360"/>
+      </w:pPr>
+      <w:rPr>
+        <w:rFonts w:ascii="Courier New" w:hAnsi="Courier New" w:cs="Courier New" w:hint="default"/>
+      </w:rPr>
+    </w:lvl>
+    <w:lvl w:ilvl="8" w:tplc="042A0005" w:tentative="1">
+      <w:start w:val="1"/>
+      <w:numFmt w:val="bullet"/>
+      <w:lvlText w:val=""/>
+      <w:lvlJc w:val="left"/>
+      <w:pPr>
+        <w:ind w:left="6840" w:hanging="360"/>
+      </w:pPr>
+      <w:rPr>
+        <w:rFonts w:ascii="Wingdings" w:hAnsi="Wingdings" w:hint="default"/>
+      </w:rPr>
+    </w:lvl>
+  </w:abstractNum>
+  <w:abstractNum w:abstractNumId="20">
     <w:nsid w:val="401E0505"/>
     <w:multiLevelType w:val="hybridMultilevel"/>
     <w:tmpl w:val="A5EE4F64"/>
@@ -44789,7 +45306,7 @@
       </w:pPr>
     </w:lvl>
   </w:abstractNum>
-  <w:abstractNum w:abstractNumId="20">
+  <w:abstractNum w:abstractNumId="21">
     <w:nsid w:val="45261798"/>
     <w:multiLevelType w:val="hybridMultilevel"/>
     <w:tmpl w:val="0C8248EE"/>
@@ -44878,7 +45395,7 @@
       </w:pPr>
     </w:lvl>
   </w:abstractNum>
-  <w:abstractNum w:abstractNumId="21">
+  <w:abstractNum w:abstractNumId="22">
     <w:nsid w:val="46C11327"/>
     <w:multiLevelType w:val="hybridMultilevel"/>
     <w:tmpl w:val="8B4E9BEE"/>
@@ -44967,7 +45484,7 @@
       </w:pPr>
     </w:lvl>
   </w:abstractNum>
-  <w:abstractNum w:abstractNumId="22">
+  <w:abstractNum w:abstractNumId="23">
     <w:nsid w:val="47A07C5A"/>
     <w:multiLevelType w:val="hybridMultilevel"/>
     <w:tmpl w:val="72EE8148"/>
@@ -45082,7 +45599,7 @@
       </w:rPr>
     </w:lvl>
   </w:abstractNum>
-  <w:abstractNum w:abstractNumId="23">
+  <w:abstractNum w:abstractNumId="24">
     <w:nsid w:val="4D6C607F"/>
     <w:multiLevelType w:val="hybridMultilevel"/>
     <w:tmpl w:val="90F69C22"/>
@@ -45171,7 +45688,7 @@
       </w:pPr>
     </w:lvl>
   </w:abstractNum>
-  <w:abstractNum w:abstractNumId="24">
+  <w:abstractNum w:abstractNumId="25">
     <w:nsid w:val="59B53F1D"/>
     <w:multiLevelType w:val="hybridMultilevel"/>
     <w:tmpl w:val="23F26A0E"/>
@@ -45260,7 +45777,7 @@
       </w:pPr>
     </w:lvl>
   </w:abstractNum>
-  <w:abstractNum w:abstractNumId="25">
+  <w:abstractNum w:abstractNumId="26">
     <w:nsid w:val="5B755E82"/>
     <w:multiLevelType w:val="hybridMultilevel"/>
     <w:tmpl w:val="B29237E4"/>
@@ -45373,7 +45890,7 @@
       </w:rPr>
     </w:lvl>
   </w:abstractNum>
-  <w:abstractNum w:abstractNumId="26">
+  <w:abstractNum w:abstractNumId="27">
     <w:nsid w:val="5CA5676F"/>
     <w:multiLevelType w:val="hybridMultilevel"/>
     <w:tmpl w:val="14E851B2"/>
@@ -45463,7 +45980,7 @@
       </w:pPr>
     </w:lvl>
   </w:abstractNum>
-  <w:abstractNum w:abstractNumId="27">
+  <w:abstractNum w:abstractNumId="28">
     <w:nsid w:val="5E484CDA"/>
     <w:multiLevelType w:val="hybridMultilevel"/>
     <w:tmpl w:val="BA90960C"/>
@@ -45552,7 +46069,7 @@
       </w:pPr>
     </w:lvl>
   </w:abstractNum>
-  <w:abstractNum w:abstractNumId="28">
+  <w:abstractNum w:abstractNumId="29">
     <w:nsid w:val="62331572"/>
     <w:multiLevelType w:val="hybridMultilevel"/>
     <w:tmpl w:val="2D86DCCE"/>
@@ -45641,7 +46158,7 @@
       </w:pPr>
     </w:lvl>
   </w:abstractNum>
-  <w:abstractNum w:abstractNumId="29">
+  <w:abstractNum w:abstractNumId="30">
     <w:nsid w:val="68612170"/>
     <w:multiLevelType w:val="hybridMultilevel"/>
     <w:tmpl w:val="18FE12A0"/>
@@ -45730,11 +46247,11 @@
       </w:pPr>
     </w:lvl>
   </w:abstractNum>
-  <w:abstractNum w:abstractNumId="30">
-    <w:nsid w:val="6B3406FC"/>
+  <w:abstractNum w:abstractNumId="31">
+    <w:nsid w:val="6AD24F1B"/>
     <w:multiLevelType w:val="hybridMultilevel"/>
-    <w:tmpl w:val="E098C40E"/>
-    <w:lvl w:ilvl="0" w:tplc="4F3E9502">
+    <w:tmpl w:val="EAD22944"/>
+    <w:lvl w:ilvl="0" w:tplc="8116B03E">
       <w:start w:val="1"/>
       <w:numFmt w:val="decimal"/>
       <w:lvlText w:val="%1."/>
@@ -45819,7 +46336,96 @@
       </w:pPr>
     </w:lvl>
   </w:abstractNum>
-  <w:abstractNum w:abstractNumId="31">
+  <w:abstractNum w:abstractNumId="32">
+    <w:nsid w:val="6B3406FC"/>
+    <w:multiLevelType w:val="hybridMultilevel"/>
+    <w:tmpl w:val="E098C40E"/>
+    <w:lvl w:ilvl="0" w:tplc="4F3E9502">
+      <w:start w:val="1"/>
+      <w:numFmt w:val="decimal"/>
+      <w:lvlText w:val="%1."/>
+      <w:lvlJc w:val="left"/>
+      <w:pPr>
+        <w:ind w:left="1080" w:hanging="360"/>
+      </w:pPr>
+      <w:rPr>
+        <w:rFonts w:hint="default"/>
+      </w:rPr>
+    </w:lvl>
+    <w:lvl w:ilvl="1" w:tplc="042A0019" w:tentative="1">
+      <w:start w:val="1"/>
+      <w:numFmt w:val="lowerLetter"/>
+      <w:lvlText w:val="%2."/>
+      <w:lvlJc w:val="left"/>
+      <w:pPr>
+        <w:ind w:left="1800" w:hanging="360"/>
+      </w:pPr>
+    </w:lvl>
+    <w:lvl w:ilvl="2" w:tplc="042A001B" w:tentative="1">
+      <w:start w:val="1"/>
+      <w:numFmt w:val="lowerRoman"/>
+      <w:lvlText w:val="%3."/>
+      <w:lvlJc w:val="right"/>
+      <w:pPr>
+        <w:ind w:left="2520" w:hanging="180"/>
+      </w:pPr>
+    </w:lvl>
+    <w:lvl w:ilvl="3" w:tplc="042A000F" w:tentative="1">
+      <w:start w:val="1"/>
+      <w:numFmt w:val="decimal"/>
+      <w:lvlText w:val="%4."/>
+      <w:lvlJc w:val="left"/>
+      <w:pPr>
+        <w:ind w:left="3240" w:hanging="360"/>
+      </w:pPr>
+    </w:lvl>
+    <w:lvl w:ilvl="4" w:tplc="042A0019" w:tentative="1">
+      <w:start w:val="1"/>
+      <w:numFmt w:val="lowerLetter"/>
+      <w:lvlText w:val="%5."/>
+      <w:lvlJc w:val="left"/>
+      <w:pPr>
+        <w:ind w:left="3960" w:hanging="360"/>
+      </w:pPr>
+    </w:lvl>
+    <w:lvl w:ilvl="5" w:tplc="042A001B" w:tentative="1">
+      <w:start w:val="1"/>
+      <w:numFmt w:val="lowerRoman"/>
+      <w:lvlText w:val="%6."/>
+      <w:lvlJc w:val="right"/>
+      <w:pPr>
+        <w:ind w:left="4680" w:hanging="180"/>
+      </w:pPr>
+    </w:lvl>
+    <w:lvl w:ilvl="6" w:tplc="042A000F" w:tentative="1">
+      <w:start w:val="1"/>
+      <w:numFmt w:val="decimal"/>
+      <w:lvlText w:val="%7."/>
+      <w:lvlJc w:val="left"/>
+      <w:pPr>
+        <w:ind w:left="5400" w:hanging="360"/>
+      </w:pPr>
+    </w:lvl>
+    <w:lvl w:ilvl="7" w:tplc="042A0019" w:tentative="1">
+      <w:start w:val="1"/>
+      <w:numFmt w:val="lowerLetter"/>
+      <w:lvlText w:val="%8."/>
+      <w:lvlJc w:val="left"/>
+      <w:pPr>
+        <w:ind w:left="6120" w:hanging="360"/>
+      </w:pPr>
+    </w:lvl>
+    <w:lvl w:ilvl="8" w:tplc="042A001B" w:tentative="1">
+      <w:start w:val="1"/>
+      <w:numFmt w:val="lowerRoman"/>
+      <w:lvlText w:val="%9."/>
+      <w:lvlJc w:val="right"/>
+      <w:pPr>
+        <w:ind w:left="6840" w:hanging="180"/>
+      </w:pPr>
+    </w:lvl>
+  </w:abstractNum>
+  <w:abstractNum w:abstractNumId="33">
     <w:nsid w:val="70B80565"/>
     <w:multiLevelType w:val="hybridMultilevel"/>
     <w:tmpl w:val="3EA255DA"/>
@@ -45909,7 +46515,7 @@
       </w:pPr>
     </w:lvl>
   </w:abstractNum>
-  <w:abstractNum w:abstractNumId="32">
+  <w:abstractNum w:abstractNumId="34">
     <w:nsid w:val="783858A8"/>
     <w:multiLevelType w:val="hybridMultilevel"/>
     <w:tmpl w:val="FC2268E2"/>
@@ -45998,7 +46604,7 @@
       </w:pPr>
     </w:lvl>
   </w:abstractNum>
-  <w:abstractNum w:abstractNumId="33">
+  <w:abstractNum w:abstractNumId="35">
     <w:nsid w:val="7BBE72C2"/>
     <w:multiLevelType w:val="hybridMultilevel"/>
     <w:tmpl w:val="BBE85346"/>
@@ -46111,7 +46717,7 @@
       </w:rPr>
     </w:lvl>
   </w:abstractNum>
-  <w:abstractNum w:abstractNumId="34">
+  <w:abstractNum w:abstractNumId="36">
     <w:nsid w:val="7D62671B"/>
     <w:multiLevelType w:val="hybridMultilevel"/>
     <w:tmpl w:val="C9EAA49C"/>
@@ -46202,19 +46808,19 @@
     </w:lvl>
   </w:abstractNum>
   <w:num w:numId="1">
-    <w:abstractNumId w:val="26"/>
+    <w:abstractNumId w:val="27"/>
   </w:num>
   <w:num w:numId="2">
-    <w:abstractNumId w:val="22"/>
+    <w:abstractNumId w:val="23"/>
   </w:num>
   <w:num w:numId="3">
     <w:abstractNumId w:val="8"/>
   </w:num>
   <w:num w:numId="4">
-    <w:abstractNumId w:val="18"/>
+    <w:abstractNumId w:val="19"/>
   </w:num>
   <w:num w:numId="5">
-    <w:abstractNumId w:val="34"/>
+    <w:abstractNumId w:val="36"/>
   </w:num>
   <w:num w:numId="6">
     <w:abstractNumId w:val="9"/>
@@ -46223,19 +46829,19 @@
     <w:abstractNumId w:val="5"/>
   </w:num>
   <w:num w:numId="8">
-    <w:abstractNumId w:val="21"/>
+    <w:abstractNumId w:val="22"/>
   </w:num>
   <w:num w:numId="9">
     <w:abstractNumId w:val="0"/>
   </w:num>
   <w:num w:numId="10">
-    <w:abstractNumId w:val="23"/>
+    <w:abstractNumId w:val="24"/>
   </w:num>
   <w:num w:numId="11">
-    <w:abstractNumId w:val="28"/>
+    <w:abstractNumId w:val="29"/>
   </w:num>
   <w:num w:numId="12">
-    <w:abstractNumId w:val="19"/>
+    <w:abstractNumId w:val="20"/>
   </w:num>
   <w:num w:numId="13">
     <w:abstractNumId w:val="1"/>
@@ -46250,10 +46856,10 @@
     <w:abstractNumId w:val="4"/>
   </w:num>
   <w:num w:numId="17">
-    <w:abstractNumId w:val="25"/>
+    <w:abstractNumId w:val="26"/>
   </w:num>
   <w:num w:numId="18">
-    <w:abstractNumId w:val="27"/>
+    <w:abstractNumId w:val="28"/>
   </w:num>
   <w:num w:numId="19">
     <w:abstractNumId w:val="3"/>
@@ -46265,19 +46871,19 @@
     <w:abstractNumId w:val="12"/>
   </w:num>
   <w:num w:numId="22">
-    <w:abstractNumId w:val="32"/>
+    <w:abstractNumId w:val="34"/>
   </w:num>
   <w:num w:numId="23">
     <w:abstractNumId w:val="7"/>
   </w:num>
   <w:num w:numId="24">
-    <w:abstractNumId w:val="20"/>
+    <w:abstractNumId w:val="21"/>
   </w:num>
   <w:num w:numId="25">
     <w:abstractNumId w:val="13"/>
   </w:num>
   <w:num w:numId="26">
-    <w:abstractNumId w:val="17"/>
+    <w:abstractNumId w:val="18"/>
   </w:num>
   <w:num w:numId="27">
     <w:abstractNumId w:val="6"/>
@@ -46289,22 +46895,28 @@
     <w:abstractNumId w:val="14"/>
   </w:num>
   <w:num w:numId="30">
-    <w:abstractNumId w:val="24"/>
+    <w:abstractNumId w:val="25"/>
   </w:num>
   <w:num w:numId="31">
     <w:abstractNumId w:val="16"/>
   </w:num>
   <w:num w:numId="32">
+    <w:abstractNumId w:val="35"/>
+  </w:num>
+  <w:num w:numId="33">
     <w:abstractNumId w:val="33"/>
   </w:num>
-  <w:num w:numId="33">
+  <w:num w:numId="34">
+    <w:abstractNumId w:val="32"/>
+  </w:num>
+  <w:num w:numId="35">
+    <w:abstractNumId w:val="30"/>
+  </w:num>
+  <w:num w:numId="36">
     <w:abstractNumId w:val="31"/>
   </w:num>
-  <w:num w:numId="34">
-    <w:abstractNumId w:val="30"/>
-  </w:num>
-  <w:num w:numId="35">
-    <w:abstractNumId w:val="29"/>
+  <w:num w:numId="37">
+    <w:abstractNumId w:val="17"/>
   </w:num>
 </w:numbering>
 </file>

--- a/calculus.docx
+++ b/calculus.docx
@@ -205,14 +205,7 @@
               <w:rFonts w:ascii="Cambria Math" w:hAnsi="Cambria Math"/>
               <w:lang w:val="en-US"/>
             </w:rPr>
-            <m:t>x</m:t>
-          </m:r>
-          <m:r>
-            <w:rPr>
-              <w:rFonts w:ascii="Cambria Math" w:hAnsi="Cambria Math"/>
-              <w:lang w:val="en-US"/>
-            </w:rPr>
-            <m:t>=1</m:t>
+            <m:t>x=1</m:t>
           </m:r>
           <m:r>
             <w:rPr>
@@ -297,13 +290,7 @@
         <w:rPr>
           <w:lang w:val="en-US"/>
         </w:rPr>
-        <w:t>”</w:t>
-      </w:r>
-      <w:r>
-        <w:rPr>
-          <w:lang w:val="en-US"/>
-        </w:rPr>
-        <w:t xml:space="preserve"> khi mà P xảy ra thì kiểu đéo gì Q cũng xảy ra, và nếu Q xảy ra thì kiểu đéo gì P cũng xảy ra</w:t>
+        <w:t>” khi mà P xảy ra thì kiểu đéo gì Q cũng xảy ra, và nếu Q xảy ra thì kiểu đéo gì P cũng xảy ra</w:t>
       </w:r>
     </w:p>
     <w:p>
@@ -369,8 +356,6 @@
         </w:rPr>
         <w:t>Ví dụ</w:t>
       </w:r>
-      <w:bookmarkStart w:id="0" w:name="_GoBack"/>
-      <w:bookmarkEnd w:id="0"/>
     </w:p>
     <w:p>
       <w:pPr>
@@ -398,14 +383,7 @@
               <w:rFonts w:ascii="Cambria Math" w:hAnsi="Cambria Math"/>
               <w:lang w:val="en-US"/>
             </w:rPr>
-            <m:t>x</m:t>
-          </m:r>
-          <m:r>
-            <w:rPr>
-              <w:rFonts w:ascii="Cambria Math" w:hAnsi="Cambria Math"/>
-              <w:lang w:val="en-US"/>
-            </w:rPr>
-            <m:t>=1</m:t>
+            <m:t>x=1</m:t>
           </m:r>
           <m:r>
             <w:rPr>
@@ -920,14 +898,7 @@
             <w:rFonts w:ascii="Cambria Math" w:hAnsi="Cambria Math"/>
             <w:lang w:val="en-US"/>
           </w:rPr>
-          <m:t>arcta</m:t>
-        </m:r>
-        <m:r>
-          <w:rPr>
-            <w:rFonts w:ascii="Cambria Math" w:hAnsi="Cambria Math"/>
-            <w:lang w:val="en-US"/>
-          </w:rPr>
-          <m:t>n</m:t>
+          <m:t>arctan</m:t>
         </m:r>
         <m:d>
           <m:dPr>
@@ -9715,6 +9686,407 @@
     </w:p>
     <w:p>
       <w:pPr>
+        <w:pStyle w:val="ListParagraph"/>
+        <w:numPr>
+          <w:ilvl w:val="0"/>
+          <w:numId w:val="20"/>
+        </w:numPr>
+        <w:rPr>
+          <w:lang w:val="en-US"/>
+        </w:rPr>
+      </w:pPr>
+      <w:r>
+        <w:rPr>
+          <w:lang w:val="en-US"/>
+        </w:rPr>
+        <w:t xml:space="preserve">Tính </w:t>
+      </w:r>
+      <w:r>
+        <w:rPr>
+          <w:lang w:val="en-US"/>
+        </w:rPr>
+        <w:t>Thể Tích Khối Tròn Xoay Khi Quay Đồ Thị Quanh Trục Hoành</w:t>
+      </w:r>
+      <w:r>
+        <w:rPr>
+          <w:lang w:val="en-US"/>
+        </w:rPr>
+        <w:t xml:space="preserve"> Và Trục Tung</w:t>
+      </w:r>
+      <w:r>
+        <w:rPr>
+          <w:lang w:val="en-US"/>
+        </w:rPr>
+        <w:t>?</w:t>
+      </w:r>
+    </w:p>
+    <w:p>
+      <w:pPr>
+        <w:pStyle w:val="ListParagraph"/>
+        <w:numPr>
+          <w:ilvl w:val="0"/>
+          <w:numId w:val="4"/>
+        </w:numPr>
+        <w:rPr>
+          <w:lang w:val="en-US"/>
+        </w:rPr>
+      </w:pPr>
+      <w:r>
+        <w:rPr>
+          <w:lang w:val="en-US"/>
+        </w:rPr>
+        <w:t>Quay quanh trục hoành</w:t>
+      </w:r>
+    </w:p>
+    <w:p>
+      <w:pPr>
+        <w:pStyle w:val="ListParagraph"/>
+        <w:pBdr>
+          <w:top w:val="single" w:sz="4" w:space="1" w:color="auto"/>
+          <w:left w:val="single" w:sz="4" w:space="4" w:color="auto"/>
+          <w:bottom w:val="single" w:sz="4" w:space="1" w:color="auto"/>
+          <w:right w:val="single" w:sz="4" w:space="4" w:color="auto"/>
+        </w:pBdr>
+        <w:ind w:left="1080"/>
+        <w:rPr>
+          <w:rFonts w:ascii="Cambria Math" w:hAnsi="Cambria Math"/>
+          <w:lang w:val="en-US"/>
+          <w:oMath/>
+        </w:rPr>
+      </w:pPr>
+      <m:oMathPara>
+        <m:oMathParaPr>
+          <m:jc m:val="left"/>
+        </m:oMathParaPr>
+        <m:oMath>
+          <m:r>
+            <w:rPr>
+              <w:rFonts w:ascii="Cambria Math" w:hAnsi="Cambria Math"/>
+              <w:lang w:val="en-US"/>
+            </w:rPr>
+            <m:t>V=π</m:t>
+          </m:r>
+          <m:nary>
+            <m:naryPr>
+              <m:limLoc m:val="subSup"/>
+              <m:ctrlPr>
+                <w:rPr>
+                  <w:rFonts w:ascii="Cambria Math" w:hAnsi="Cambria Math"/>
+                  <w:i/>
+                  <w:lang w:val="en-US"/>
+                </w:rPr>
+              </m:ctrlPr>
+            </m:naryPr>
+            <m:sub>
+              <m:r>
+                <w:rPr>
+                  <w:rFonts w:ascii="Cambria Math" w:hAnsi="Cambria Math"/>
+                  <w:lang w:val="en-US"/>
+                </w:rPr>
+                <m:t>a</m:t>
+              </m:r>
+            </m:sub>
+            <m:sup>
+              <m:r>
+                <w:rPr>
+                  <w:rFonts w:ascii="Cambria Math" w:hAnsi="Cambria Math"/>
+                  <w:lang w:val="en-US"/>
+                </w:rPr>
+                <m:t>b</m:t>
+              </m:r>
+            </m:sup>
+            <m:e>
+              <m:sSup>
+                <m:sSupPr>
+                  <m:ctrlPr>
+                    <w:rPr>
+                      <w:rFonts w:ascii="Cambria Math" w:hAnsi="Cambria Math"/>
+                      <w:i/>
+                      <w:lang w:val="en-US"/>
+                    </w:rPr>
+                  </m:ctrlPr>
+                </m:sSupPr>
+                <m:e>
+                  <m:r>
+                    <w:rPr>
+                      <w:rFonts w:ascii="Cambria Math" w:hAnsi="Cambria Math"/>
+                      <w:lang w:val="en-US"/>
+                    </w:rPr>
+                    <m:t>f</m:t>
+                  </m:r>
+                </m:e>
+                <m:sup>
+                  <m:r>
+                    <w:rPr>
+                      <w:rFonts w:ascii="Cambria Math" w:hAnsi="Cambria Math"/>
+                      <w:lang w:val="en-US"/>
+                    </w:rPr>
+                    <m:t>2</m:t>
+                  </m:r>
+                </m:sup>
+              </m:sSup>
+              <m:d>
+                <m:dPr>
+                  <m:ctrlPr>
+                    <w:rPr>
+                      <w:rFonts w:ascii="Cambria Math" w:hAnsi="Cambria Math"/>
+                      <w:i/>
+                      <w:lang w:val="en-US"/>
+                    </w:rPr>
+                  </m:ctrlPr>
+                </m:dPr>
+                <m:e>
+                  <m:r>
+                    <w:rPr>
+                      <w:rFonts w:ascii="Cambria Math" w:hAnsi="Cambria Math"/>
+                      <w:lang w:val="en-US"/>
+                    </w:rPr>
+                    <m:t>x</m:t>
+                  </m:r>
+                </m:e>
+              </m:d>
+              <m:r>
+                <w:rPr>
+                  <w:rFonts w:ascii="Cambria Math" w:hAnsi="Cambria Math"/>
+                  <w:lang w:val="en-US"/>
+                </w:rPr>
+                <m:t>dx</m:t>
+              </m:r>
+            </m:e>
+          </m:nary>
+        </m:oMath>
+      </m:oMathPara>
+    </w:p>
+    <w:p>
+      <w:pPr>
+        <w:pStyle w:val="ListParagraph"/>
+        <w:numPr>
+          <w:ilvl w:val="0"/>
+          <w:numId w:val="4"/>
+        </w:numPr>
+        <w:rPr>
+          <w:rFonts w:ascii="Cambria Math" w:hAnsi="Cambria Math"/>
+          <w:lang w:val="en-US"/>
+          <w:oMath/>
+        </w:rPr>
+      </w:pPr>
+      <w:r>
+        <w:rPr>
+          <w:rFonts w:eastAsiaTheme="minorEastAsia"/>
+          <w:lang w:val="en-US"/>
+        </w:rPr>
+        <w:t>Lưu ý, phần tô đen là phần qu</w:t>
+      </w:r>
+      <w:r>
+        <w:rPr>
+          <w:rFonts w:eastAsiaTheme="minorEastAsia"/>
+          <w:lang w:val="en-US"/>
+        </w:rPr>
+        <w:t>ay</w:t>
+      </w:r>
+    </w:p>
+    <w:p>
+      <w:pPr>
+        <w:pStyle w:val="ListParagraph"/>
+        <w:numPr>
+          <w:ilvl w:val="0"/>
+          <w:numId w:val="4"/>
+        </w:numPr>
+        <w:rPr>
+          <w:rFonts w:ascii="Cambria Math" w:hAnsi="Cambria Math"/>
+          <w:lang w:val="en-US"/>
+          <w:oMath/>
+        </w:rPr>
+      </w:pPr>
+      <w:r>
+        <w:rPr>
+          <w:rFonts w:eastAsiaTheme="minorEastAsia"/>
+          <w:noProof/>
+          <w:lang w:eastAsia="vi-VN"/>
+        </w:rPr>
+        <w:drawing>
+          <wp:inline distT="0" distB="0" distL="0" distR="0">
+            <wp:extent cx="4295775" cy="4295775"/>
+            <wp:effectExtent l="0" t="0" r="9525" b="9525"/>
+            <wp:docPr id="1" name="Picture 1"/>
+            <wp:cNvGraphicFramePr>
+              <a:graphicFrameLocks xmlns:a="http://schemas.openxmlformats.org/drawingml/2006/main" noChangeAspect="1"/>
+            </wp:cNvGraphicFramePr>
+            <a:graphic xmlns:a="http://schemas.openxmlformats.org/drawingml/2006/main">
+              <a:graphicData uri="http://schemas.openxmlformats.org/drawingml/2006/picture">
+                <pic:pic xmlns:pic="http://schemas.openxmlformats.org/drawingml/2006/picture">
+                  <pic:nvPicPr>
+                    <pic:cNvPr id="0" name="Untitlaed-2.jpg"/>
+                    <pic:cNvPicPr/>
+                  </pic:nvPicPr>
+                  <pic:blipFill>
+                    <a:blip r:embed="rId6" cstate="print">
+                      <a:extLst>
+                        <a:ext uri="{28A0092B-C50C-407E-A947-70E740481C1C}">
+                          <a14:useLocalDpi xmlns:a14="http://schemas.microsoft.com/office/drawing/2010/main" val="0"/>
+                        </a:ext>
+                      </a:extLst>
+                    </a:blip>
+                    <a:stretch>
+                      <a:fillRect/>
+                    </a:stretch>
+                  </pic:blipFill>
+                  <pic:spPr>
+                    <a:xfrm>
+                      <a:off x="0" y="0"/>
+                      <a:ext cx="4293871" cy="4293871"/>
+                    </a:xfrm>
+                    <a:prstGeom prst="rect">
+                      <a:avLst/>
+                    </a:prstGeom>
+                  </pic:spPr>
+                </pic:pic>
+              </a:graphicData>
+            </a:graphic>
+          </wp:inline>
+        </w:drawing>
+      </w:r>
+    </w:p>
+    <w:p>
+      <w:pPr>
+        <w:pStyle w:val="ListParagraph"/>
+        <w:numPr>
+          <w:ilvl w:val="0"/>
+          <w:numId w:val="4"/>
+        </w:numPr>
+        <w:rPr>
+          <w:lang w:val="en-US"/>
+        </w:rPr>
+      </w:pPr>
+      <w:r>
+        <w:rPr>
+          <w:lang w:val="en-US"/>
+        </w:rPr>
+        <w:t>Cũng dùng phần tô đen này, quay quanh trục tung</w:t>
+      </w:r>
+    </w:p>
+    <w:p>
+      <w:pPr>
+        <w:pStyle w:val="ListParagraph"/>
+        <w:pBdr>
+          <w:top w:val="single" w:sz="4" w:space="1" w:color="auto"/>
+          <w:left w:val="single" w:sz="4" w:space="4" w:color="auto"/>
+          <w:bottom w:val="single" w:sz="4" w:space="1" w:color="auto"/>
+          <w:right w:val="single" w:sz="4" w:space="4" w:color="auto"/>
+        </w:pBdr>
+        <w:ind w:left="1080"/>
+        <w:rPr>
+          <w:rFonts w:ascii="Cambria Math" w:hAnsi="Cambria Math"/>
+          <w:lang w:val="en-US"/>
+          <w:oMath/>
+        </w:rPr>
+      </w:pPr>
+      <m:oMathPara>
+        <m:oMathParaPr>
+          <m:jc m:val="left"/>
+        </m:oMathParaPr>
+        <m:oMath>
+          <m:r>
+            <w:rPr>
+              <w:rFonts w:ascii="Cambria Math" w:hAnsi="Cambria Math"/>
+              <w:lang w:val="en-US"/>
+            </w:rPr>
+            <w:lastRenderedPageBreak/>
+            <m:t>V=2π</m:t>
+          </m:r>
+          <m:nary>
+            <m:naryPr>
+              <m:limLoc m:val="subSup"/>
+              <m:ctrlPr>
+                <w:rPr>
+                  <w:rFonts w:ascii="Cambria Math" w:hAnsi="Cambria Math"/>
+                  <w:i/>
+                  <w:lang w:val="en-US"/>
+                </w:rPr>
+              </m:ctrlPr>
+            </m:naryPr>
+            <m:sub>
+              <m:r>
+                <w:rPr>
+                  <w:rFonts w:ascii="Cambria Math" w:hAnsi="Cambria Math"/>
+                  <w:lang w:val="en-US"/>
+                </w:rPr>
+                <m:t>a</m:t>
+              </m:r>
+            </m:sub>
+            <m:sup>
+              <m:r>
+                <w:rPr>
+                  <w:rFonts w:ascii="Cambria Math" w:hAnsi="Cambria Math"/>
+                  <w:lang w:val="en-US"/>
+                </w:rPr>
+                <m:t>b</m:t>
+              </m:r>
+            </m:sup>
+            <m:e>
+              <m:r>
+                <w:rPr>
+                  <w:rFonts w:ascii="Cambria Math" w:hAnsi="Cambria Math"/>
+                  <w:lang w:val="en-US"/>
+                </w:rPr>
+                <m:t>x</m:t>
+              </m:r>
+              <m:d>
+                <m:dPr>
+                  <m:begChr m:val="|"/>
+                  <m:endChr m:val="|"/>
+                  <m:ctrlPr>
+                    <w:rPr>
+                      <w:rFonts w:ascii="Cambria Math" w:hAnsi="Cambria Math"/>
+                      <w:i/>
+                      <w:lang w:val="en-US"/>
+                    </w:rPr>
+                  </m:ctrlPr>
+                </m:dPr>
+                <m:e>
+                  <m:r>
+                    <w:rPr>
+                      <w:rFonts w:ascii="Cambria Math" w:hAnsi="Cambria Math"/>
+                      <w:lang w:val="en-US"/>
+                    </w:rPr>
+                    <m:t>f</m:t>
+                  </m:r>
+                  <m:d>
+                    <m:dPr>
+                      <m:ctrlPr>
+                        <w:rPr>
+                          <w:rFonts w:ascii="Cambria Math" w:hAnsi="Cambria Math"/>
+                          <w:i/>
+                          <w:lang w:val="en-US"/>
+                        </w:rPr>
+                      </m:ctrlPr>
+                    </m:dPr>
+                    <m:e>
+                      <m:r>
+                        <w:rPr>
+                          <w:rFonts w:ascii="Cambria Math" w:hAnsi="Cambria Math"/>
+                          <w:lang w:val="en-US"/>
+                        </w:rPr>
+                        <m:t>x</m:t>
+                      </m:r>
+                    </m:e>
+                  </m:d>
+                </m:e>
+              </m:d>
+              <m:r>
+                <w:rPr>
+                  <w:rFonts w:ascii="Cambria Math" w:hAnsi="Cambria Math"/>
+                  <w:lang w:val="en-US"/>
+                </w:rPr>
+                <m:t>dx</m:t>
+              </m:r>
+            </m:e>
+          </m:nary>
+        </m:oMath>
+      </m:oMathPara>
+    </w:p>
+    <w:p>
+      <w:pPr>
         <w:rPr>
           <w:lang w:val="en-US"/>
         </w:rPr>
@@ -10516,7 +10888,6 @@
         <w:rPr>
           <w:lang w:val="en-US"/>
         </w:rPr>
-        <w:lastRenderedPageBreak/>
         <w:t>Trong 1 trường Vector mà coi nó như 1 dòng chảy, Divergence tại 1 điểm là mức độ dòng chạy tỏa ra mọi hướng tại điểm đó</w:t>
       </w:r>
     </w:p>
@@ -11083,6 +11454,7 @@
               <w:rFonts w:ascii="Cambria Math" w:hAnsi="Cambria Math"/>
               <w:lang w:val="en-US"/>
             </w:rPr>
+            <w:lastRenderedPageBreak/>
             <m:t>∇×</m:t>
           </m:r>
           <m:acc>
@@ -13153,7 +13525,6 @@
               <w:rFonts w:ascii="Cambria Math" w:eastAsiaTheme="minorEastAsia" w:hAnsi="Cambria Math"/>
               <w:lang w:val="en-US"/>
             </w:rPr>
-            <w:lastRenderedPageBreak/>
             <m:t>J</m:t>
           </m:r>
           <m:d>
@@ -14788,6 +15159,7 @@
         <w:rPr>
           <w:lang w:val="en-US"/>
         </w:rPr>
+        <w:lastRenderedPageBreak/>
         <w:t>Tương tự như ma trận Jacobian, ma trận Hesse mới là đạo hàm cấp 2 tổng quát cho hàm đa biến có giá trị vô hướng</w:t>
       </w:r>
       <w:r>
@@ -16802,7 +17174,6 @@
         <w:rPr>
           <w:lang w:val="en-US"/>
         </w:rPr>
-        <w:lastRenderedPageBreak/>
         <w:t>Độ Cong Là Gì?</w:t>
       </w:r>
     </w:p>
@@ -17353,6 +17724,7 @@
             <w:rFonts w:ascii="Cambria Math" w:hAnsi="Cambria Math"/>
             <w:lang w:val="en-US"/>
           </w:rPr>
+          <w:lastRenderedPageBreak/>
           <m:t>Κ</m:t>
         </m:r>
         <m:r>
@@ -18915,166 +19287,417 @@
     <w:p>
       <w:pPr>
         <w:pStyle w:val="ListParagraph"/>
-        <w:numPr>
-          <w:ilvl w:val="0"/>
-          <w:numId w:val="2"/>
-        </w:numPr>
         <w:pBdr>
           <w:top w:val="single" w:sz="4" w:space="1" w:color="auto"/>
           <w:left w:val="single" w:sz="4" w:space="4" w:color="auto"/>
           <w:bottom w:val="single" w:sz="4" w:space="1" w:color="auto"/>
           <w:right w:val="single" w:sz="4" w:space="4" w:color="auto"/>
         </w:pBdr>
+        <w:ind w:left="1080"/>
         <w:rPr>
           <w:rFonts w:ascii="Cambria Math" w:hAnsi="Cambria Math"/>
           <w:lang w:val="en-US"/>
           <w:oMath/>
         </w:rPr>
       </w:pPr>
-      <m:oMath>
-        <m:r>
-          <m:rPr>
-            <m:sty m:val="p"/>
-          </m:rPr>
-          <w:rPr>
-            <w:rFonts w:ascii="Cambria Math" w:hAnsi="Cambria Math"/>
-            <w:lang w:val="en-US"/>
-          </w:rPr>
-          <m:t>s</m:t>
-        </m:r>
-        <m:r>
-          <w:rPr>
-            <w:rFonts w:ascii="Cambria Math" w:hAnsi="Cambria Math"/>
-            <w:lang w:val="en-US"/>
-          </w:rPr>
-          <m:t>=</m:t>
-        </m:r>
-        <m:nary>
-          <m:naryPr>
-            <m:limLoc m:val="subSup"/>
-            <m:ctrlPr>
-              <w:rPr>
-                <w:rFonts w:ascii="Cambria Math" w:hAnsi="Cambria Math"/>
-                <w:i/>
-                <w:lang w:val="en-US"/>
-              </w:rPr>
-            </m:ctrlPr>
-          </m:naryPr>
-          <m:sub>
-            <m:r>
-              <w:rPr>
-                <w:rFonts w:ascii="Cambria Math" w:hAnsi="Cambria Math"/>
-                <w:lang w:val="en-US"/>
-              </w:rPr>
-              <m:t>a</m:t>
-            </m:r>
-          </m:sub>
-          <m:sup>
-            <m:r>
-              <w:rPr>
-                <w:rFonts w:ascii="Cambria Math" w:hAnsi="Cambria Math"/>
-                <w:lang w:val="en-US"/>
-              </w:rPr>
-              <m:t>b</m:t>
-            </m:r>
-          </m:sup>
-          <m:e>
-            <m:rad>
-              <m:radPr>
-                <m:degHide m:val="1"/>
-                <m:ctrlPr>
-                  <w:rPr>
-                    <w:rFonts w:ascii="Cambria Math" w:hAnsi="Cambria Math"/>
-                    <w:i/>
-                    <w:lang w:val="en-US"/>
-                  </w:rPr>
-                </m:ctrlPr>
-              </m:radPr>
-              <m:deg/>
-              <m:e>
-                <m:sSup>
-                  <m:sSupPr>
-                    <m:ctrlPr>
-                      <w:rPr>
-                        <w:rFonts w:ascii="Cambria Math" w:hAnsi="Cambria Math"/>
-                        <w:i/>
-                        <w:lang w:val="en-US"/>
-                      </w:rPr>
-                    </m:ctrlPr>
-                  </m:sSupPr>
-                  <m:e>
-                    <m:d>
-                      <m:dPr>
-                        <m:ctrlPr>
-                          <w:rPr>
-                            <w:rFonts w:ascii="Cambria Math" w:hAnsi="Cambria Math"/>
-                            <w:i/>
-                            <w:lang w:val="en-US"/>
-                          </w:rPr>
-                        </m:ctrlPr>
-                      </m:dPr>
-                      <m:e>
-                        <m:f>
-                          <m:fPr>
-                            <m:ctrlPr>
-                              <w:rPr>
-                                <w:rFonts w:ascii="Cambria Math" w:hAnsi="Cambria Math"/>
-                                <w:i/>
-                                <w:lang w:val="en-US"/>
-                              </w:rPr>
-                            </m:ctrlPr>
-                          </m:fPr>
-                          <m:num>
-                            <m:r>
-                              <w:rPr>
-                                <w:rFonts w:ascii="Cambria Math" w:hAnsi="Cambria Math"/>
-                                <w:lang w:val="en-US"/>
-                              </w:rPr>
-                              <m:t>dy</m:t>
-                            </m:r>
-                          </m:num>
-                          <m:den>
-                            <m:r>
-                              <w:rPr>
-                                <w:rFonts w:ascii="Cambria Math" w:hAnsi="Cambria Math"/>
-                                <w:lang w:val="en-US"/>
-                              </w:rPr>
-                              <m:t>dx</m:t>
-                            </m:r>
-                          </m:den>
-                        </m:f>
-                      </m:e>
-                    </m:d>
-                  </m:e>
-                  <m:sup>
-                    <m:r>
-                      <w:rPr>
-                        <w:rFonts w:ascii="Cambria Math" w:hAnsi="Cambria Math"/>
-                        <w:lang w:val="en-US"/>
-                      </w:rPr>
-                      <m:t>2</m:t>
-                    </m:r>
-                  </m:sup>
-                </m:sSup>
-                <m:r>
-                  <w:rPr>
-                    <w:rFonts w:ascii="Cambria Math" w:hAnsi="Cambria Math"/>
-                    <w:lang w:val="en-US"/>
-                  </w:rPr>
-                  <m:t>+1</m:t>
-                </m:r>
-              </m:e>
-            </m:rad>
-          </m:e>
-        </m:nary>
-        <m:r>
-          <w:rPr>
-            <w:rFonts w:ascii="Cambria Math" w:eastAsiaTheme="minorEastAsia" w:hAnsi="Cambria Math"/>
-            <w:lang w:val="en-US"/>
-          </w:rPr>
-          <m:t>dx</m:t>
-        </m:r>
-      </m:oMath>
+      <m:oMathPara>
+        <m:oMathParaPr>
+          <m:jc m:val="left"/>
+        </m:oMathParaPr>
+        <m:oMath>
+          <m:r>
+            <m:rPr>
+              <m:sty m:val="p"/>
+            </m:rPr>
+            <w:rPr>
+              <w:rFonts w:ascii="Cambria Math" w:hAnsi="Cambria Math"/>
+              <w:lang w:val="en-US"/>
+            </w:rPr>
+            <m:t>s</m:t>
+          </m:r>
+          <m:r>
+            <w:rPr>
+              <w:rFonts w:ascii="Cambria Math" w:hAnsi="Cambria Math"/>
+              <w:lang w:val="en-US"/>
+            </w:rPr>
+            <m:t>=</m:t>
+          </m:r>
+          <m:nary>
+            <m:naryPr>
+              <m:limLoc m:val="subSup"/>
+              <m:ctrlPr>
+                <w:rPr>
+                  <w:rFonts w:ascii="Cambria Math" w:hAnsi="Cambria Math"/>
+                  <w:i/>
+                  <w:lang w:val="en-US"/>
+                </w:rPr>
+              </m:ctrlPr>
+            </m:naryPr>
+            <m:sub>
+              <m:r>
+                <w:rPr>
+                  <w:rFonts w:ascii="Cambria Math" w:hAnsi="Cambria Math"/>
+                  <w:lang w:val="en-US"/>
+                </w:rPr>
+                <m:t>a</m:t>
+              </m:r>
+            </m:sub>
+            <m:sup>
+              <m:r>
+                <w:rPr>
+                  <w:rFonts w:ascii="Cambria Math" w:hAnsi="Cambria Math"/>
+                  <w:lang w:val="en-US"/>
+                </w:rPr>
+                <m:t>b</m:t>
+              </m:r>
+            </m:sup>
+            <m:e>
+              <m:rad>
+                <m:radPr>
+                  <m:degHide m:val="1"/>
+                  <m:ctrlPr>
+                    <w:rPr>
+                      <w:rFonts w:ascii="Cambria Math" w:hAnsi="Cambria Math"/>
+                      <w:i/>
+                      <w:lang w:val="en-US"/>
+                    </w:rPr>
+                  </m:ctrlPr>
+                </m:radPr>
+                <m:deg/>
+                <m:e>
+                  <m:sSup>
+                    <m:sSupPr>
+                      <m:ctrlPr>
+                        <w:rPr>
+                          <w:rFonts w:ascii="Cambria Math" w:hAnsi="Cambria Math"/>
+                          <w:i/>
+                          <w:lang w:val="en-US"/>
+                        </w:rPr>
+                      </m:ctrlPr>
+                    </m:sSupPr>
+                    <m:e>
+                      <m:d>
+                        <m:dPr>
+                          <m:ctrlPr>
+                            <w:rPr>
+                              <w:rFonts w:ascii="Cambria Math" w:hAnsi="Cambria Math"/>
+                              <w:i/>
+                              <w:lang w:val="en-US"/>
+                            </w:rPr>
+                          </m:ctrlPr>
+                        </m:dPr>
+                        <m:e>
+                          <m:f>
+                            <m:fPr>
+                              <m:ctrlPr>
+                                <w:rPr>
+                                  <w:rFonts w:ascii="Cambria Math" w:hAnsi="Cambria Math"/>
+                                  <w:i/>
+                                  <w:lang w:val="en-US"/>
+                                </w:rPr>
+                              </m:ctrlPr>
+                            </m:fPr>
+                            <m:num>
+                              <m:r>
+                                <w:rPr>
+                                  <w:rFonts w:ascii="Cambria Math" w:hAnsi="Cambria Math"/>
+                                  <w:lang w:val="en-US"/>
+                                </w:rPr>
+                                <m:t>dy</m:t>
+                              </m:r>
+                            </m:num>
+                            <m:den>
+                              <m:r>
+                                <w:rPr>
+                                  <w:rFonts w:ascii="Cambria Math" w:hAnsi="Cambria Math"/>
+                                  <w:lang w:val="en-US"/>
+                                </w:rPr>
+                                <m:t>dx</m:t>
+                              </m:r>
+                            </m:den>
+                          </m:f>
+                        </m:e>
+                      </m:d>
+                    </m:e>
+                    <m:sup>
+                      <m:r>
+                        <w:rPr>
+                          <w:rFonts w:ascii="Cambria Math" w:hAnsi="Cambria Math"/>
+                          <w:lang w:val="en-US"/>
+                        </w:rPr>
+                        <m:t>2</m:t>
+                      </m:r>
+                    </m:sup>
+                  </m:sSup>
+                  <m:r>
+                    <w:rPr>
+                      <w:rFonts w:ascii="Cambria Math" w:hAnsi="Cambria Math"/>
+                      <w:lang w:val="en-US"/>
+                    </w:rPr>
+                    <m:t>+1</m:t>
+                  </m:r>
+                </m:e>
+              </m:rad>
+            </m:e>
+          </m:nary>
+          <m:r>
+            <w:rPr>
+              <w:rFonts w:ascii="Cambria Math" w:eastAsiaTheme="minorEastAsia" w:hAnsi="Cambria Math"/>
+              <w:lang w:val="en-US"/>
+            </w:rPr>
+            <m:t>dx</m:t>
+          </m:r>
+        </m:oMath>
+      </m:oMathPara>
+    </w:p>
+    <w:p>
+      <w:pPr>
+        <w:pStyle w:val="ListParagraph"/>
+        <w:numPr>
+          <w:ilvl w:val="0"/>
+          <w:numId w:val="2"/>
+        </w:numPr>
+        <w:rPr>
+          <w:rFonts w:eastAsiaTheme="minorEastAsia"/>
+          <w:lang w:val="en-US"/>
+        </w:rPr>
+      </w:pPr>
+      <w:r>
+        <w:rPr>
+          <w:rFonts w:eastAsiaTheme="minorEastAsia"/>
+          <w:lang w:val="en-US"/>
+        </w:rPr>
+        <w:t>Xét đường cong có phương trình tham số x = f(t), y = g(t), độ dài đường cong trong khoảng từ t = a đến t = b là</w:t>
+      </w:r>
+    </w:p>
+    <w:p>
+      <w:pPr>
+        <w:pStyle w:val="ListParagraph"/>
+        <w:pBdr>
+          <w:top w:val="single" w:sz="4" w:space="1" w:color="auto"/>
+          <w:left w:val="single" w:sz="4" w:space="4" w:color="auto"/>
+          <w:bottom w:val="single" w:sz="4" w:space="1" w:color="auto"/>
+          <w:right w:val="single" w:sz="4" w:space="4" w:color="auto"/>
+        </w:pBdr>
+        <w:ind w:left="1080"/>
+        <w:rPr>
+          <w:rFonts w:eastAsiaTheme="minorEastAsia"/>
+          <w:lang w:val="en-US"/>
+        </w:rPr>
+      </w:pPr>
+      <m:oMathPara>
+        <m:oMathParaPr>
+          <m:jc m:val="left"/>
+        </m:oMathParaPr>
+        <m:oMath>
+          <m:r>
+            <m:rPr>
+              <m:sty m:val="p"/>
+            </m:rPr>
+            <w:rPr>
+              <w:rFonts w:ascii="Cambria Math" w:hAnsi="Cambria Math"/>
+              <w:lang w:val="en-US"/>
+            </w:rPr>
+            <m:t>s</m:t>
+          </m:r>
+          <m:r>
+            <w:rPr>
+              <w:rFonts w:ascii="Cambria Math" w:hAnsi="Cambria Math"/>
+              <w:lang w:val="en-US"/>
+            </w:rPr>
+            <m:t>=</m:t>
+          </m:r>
+          <m:nary>
+            <m:naryPr>
+              <m:limLoc m:val="subSup"/>
+              <m:ctrlPr>
+                <w:rPr>
+                  <w:rFonts w:ascii="Cambria Math" w:hAnsi="Cambria Math"/>
+                  <w:i/>
+                  <w:lang w:val="en-US"/>
+                </w:rPr>
+              </m:ctrlPr>
+            </m:naryPr>
+            <m:sub>
+              <m:r>
+                <w:rPr>
+                  <w:rFonts w:ascii="Cambria Math" w:hAnsi="Cambria Math"/>
+                  <w:lang w:val="en-US"/>
+                </w:rPr>
+                <m:t>a</m:t>
+              </m:r>
+            </m:sub>
+            <m:sup>
+              <m:r>
+                <w:rPr>
+                  <w:rFonts w:ascii="Cambria Math" w:hAnsi="Cambria Math"/>
+                  <w:lang w:val="en-US"/>
+                </w:rPr>
+                <m:t>b</m:t>
+              </m:r>
+            </m:sup>
+            <m:e>
+              <m:rad>
+                <m:radPr>
+                  <m:degHide m:val="1"/>
+                  <m:ctrlPr>
+                    <w:rPr>
+                      <w:rFonts w:ascii="Cambria Math" w:hAnsi="Cambria Math"/>
+                      <w:i/>
+                      <w:lang w:val="en-US"/>
+                    </w:rPr>
+                  </m:ctrlPr>
+                </m:radPr>
+                <m:deg/>
+                <m:e>
+                  <m:sSup>
+                    <m:sSupPr>
+                      <m:ctrlPr>
+                        <w:rPr>
+                          <w:rFonts w:ascii="Cambria Math" w:hAnsi="Cambria Math"/>
+                          <w:i/>
+                          <w:lang w:val="en-US"/>
+                        </w:rPr>
+                      </m:ctrlPr>
+                    </m:sSupPr>
+                    <m:e>
+                      <m:d>
+                        <m:dPr>
+                          <m:ctrlPr>
+                            <w:rPr>
+                              <w:rFonts w:ascii="Cambria Math" w:hAnsi="Cambria Math"/>
+                              <w:i/>
+                              <w:lang w:val="en-US"/>
+                            </w:rPr>
+                          </m:ctrlPr>
+                        </m:dPr>
+                        <m:e>
+                          <m:f>
+                            <m:fPr>
+                              <m:ctrlPr>
+                                <w:rPr>
+                                  <w:rFonts w:ascii="Cambria Math" w:hAnsi="Cambria Math"/>
+                                  <w:i/>
+                                  <w:lang w:val="en-US"/>
+                                </w:rPr>
+                              </m:ctrlPr>
+                            </m:fPr>
+                            <m:num>
+                              <m:r>
+                                <w:rPr>
+                                  <w:rFonts w:ascii="Cambria Math" w:hAnsi="Cambria Math"/>
+                                  <w:lang w:val="en-US"/>
+                                </w:rPr>
+                                <m:t>dy</m:t>
+                              </m:r>
+                            </m:num>
+                            <m:den>
+                              <m:r>
+                                <w:rPr>
+                                  <w:rFonts w:ascii="Cambria Math" w:hAnsi="Cambria Math"/>
+                                  <w:lang w:val="en-US"/>
+                                </w:rPr>
+                                <m:t>dt</m:t>
+                              </m:r>
+                            </m:den>
+                          </m:f>
+                        </m:e>
+                      </m:d>
+                    </m:e>
+                    <m:sup>
+                      <m:r>
+                        <w:rPr>
+                          <w:rFonts w:ascii="Cambria Math" w:hAnsi="Cambria Math"/>
+                          <w:lang w:val="en-US"/>
+                        </w:rPr>
+                        <m:t>2</m:t>
+                      </m:r>
+                    </m:sup>
+                  </m:sSup>
+                  <m:r>
+                    <w:rPr>
+                      <w:rFonts w:ascii="Cambria Math" w:hAnsi="Cambria Math"/>
+                      <w:lang w:val="en-US"/>
+                    </w:rPr>
+                    <m:t>+</m:t>
+                  </m:r>
+                  <m:sSup>
+                    <m:sSupPr>
+                      <m:ctrlPr>
+                        <w:rPr>
+                          <w:rFonts w:ascii="Cambria Math" w:hAnsi="Cambria Math"/>
+                          <w:i/>
+                          <w:lang w:val="en-US"/>
+                        </w:rPr>
+                      </m:ctrlPr>
+                    </m:sSupPr>
+                    <m:e>
+                      <m:d>
+                        <m:dPr>
+                          <m:ctrlPr>
+                            <w:rPr>
+                              <w:rFonts w:ascii="Cambria Math" w:hAnsi="Cambria Math"/>
+                              <w:i/>
+                              <w:lang w:val="en-US"/>
+                            </w:rPr>
+                          </m:ctrlPr>
+                        </m:dPr>
+                        <m:e>
+                          <m:f>
+                            <m:fPr>
+                              <m:ctrlPr>
+                                <w:rPr>
+                                  <w:rFonts w:ascii="Cambria Math" w:hAnsi="Cambria Math"/>
+                                  <w:i/>
+                                  <w:lang w:val="en-US"/>
+                                </w:rPr>
+                              </m:ctrlPr>
+                            </m:fPr>
+                            <m:num>
+                              <m:r>
+                                <w:rPr>
+                                  <w:rFonts w:ascii="Cambria Math" w:hAnsi="Cambria Math"/>
+                                  <w:lang w:val="en-US"/>
+                                </w:rPr>
+                                <m:t>dx</m:t>
+                              </m:r>
+                            </m:num>
+                            <m:den>
+                              <m:r>
+                                <w:rPr>
+                                  <w:rFonts w:ascii="Cambria Math" w:hAnsi="Cambria Math"/>
+                                  <w:lang w:val="en-US"/>
+                                </w:rPr>
+                                <m:t>dt</m:t>
+                              </m:r>
+                            </m:den>
+                          </m:f>
+                        </m:e>
+                      </m:d>
+                    </m:e>
+                    <m:sup>
+                      <m:r>
+                        <w:rPr>
+                          <w:rFonts w:ascii="Cambria Math" w:hAnsi="Cambria Math"/>
+                          <w:lang w:val="en-US"/>
+                        </w:rPr>
+                        <m:t>2</m:t>
+                      </m:r>
+                    </m:sup>
+                  </m:sSup>
+                </m:e>
+              </m:rad>
+            </m:e>
+          </m:nary>
+          <m:r>
+            <w:rPr>
+              <w:rFonts w:ascii="Cambria Math" w:eastAsiaTheme="minorEastAsia" w:hAnsi="Cambria Math"/>
+              <w:lang w:val="en-US"/>
+            </w:rPr>
+            <m:t>dt</m:t>
+          </m:r>
+        </m:oMath>
+      </m:oMathPara>
     </w:p>
     <w:p>
       <w:pPr>
@@ -22140,6 +22763,7 @@
           <w:rFonts w:eastAsiaTheme="minorEastAsia"/>
           <w:lang w:val="en-US"/>
         </w:rPr>
+        <w:lastRenderedPageBreak/>
         <w:t>Tại vị trí kích xung của Dirac Delta, dễ thấy tích phân ở vị trí đó = 1 = hiệu 1 – 0 là 2 cận của hàm bước, giả sử 2 cận đó tiến sát đến vô cùng</w:t>
       </w:r>
       <w:r>
@@ -24587,7 +25211,6 @@
               <w:rFonts w:ascii="Cambria Math" w:eastAsiaTheme="minorEastAsia" w:hAnsi="Cambria Math"/>
               <w:lang w:val="en-US"/>
             </w:rPr>
-            <w:lastRenderedPageBreak/>
             <m:t>⇒f</m:t>
           </m:r>
           <m:d>
@@ -24980,6 +25603,7 @@
         <w:rPr>
           <w:lang w:val="en-US"/>
         </w:rPr>
+        <w:lastRenderedPageBreak/>
         <w:t>Hàm Có Tích Phân Tuyệt Đối (Absolutely Integrable Function) Là Gì?</w:t>
       </w:r>
     </w:p>
@@ -25201,14 +25825,7 @@
                       <w:rFonts w:ascii="Cambria Math" w:eastAsiaTheme="minorEastAsia" w:hAnsi="Cambria Math"/>
                       <w:lang w:val="en-US"/>
                     </w:rPr>
-                    <m:t>-i</m:t>
-                  </m:r>
-                  <m:r>
-                    <w:rPr>
-                      <w:rFonts w:ascii="Cambria Math" w:eastAsiaTheme="minorEastAsia" w:hAnsi="Cambria Math"/>
-                      <w:lang w:val="en-US"/>
-                    </w:rPr>
-                    <m:t>ωt</m:t>
+                    <m:t>-iωt</m:t>
                   </m:r>
                 </m:sup>
               </m:sSup>
@@ -27577,14 +28194,7 @@
                       <w:rFonts w:ascii="Cambria Math" w:eastAsiaTheme="minorEastAsia" w:hAnsi="Cambria Math"/>
                       <w:lang w:val="en-US"/>
                     </w:rPr>
-                    <m:t>i</m:t>
-                  </m:r>
-                  <m:r>
-                    <w:rPr>
-                      <w:rFonts w:ascii="Cambria Math" w:eastAsiaTheme="minorEastAsia" w:hAnsi="Cambria Math"/>
-                      <w:lang w:val="en-US"/>
-                    </w:rPr>
-                    <m:t>ωT</m:t>
+                    <m:t>iωT</m:t>
                   </m:r>
                 </m:sup>
               </m:sSup>
@@ -28406,6 +29016,7 @@
           <w:rFonts w:eastAsiaTheme="minorEastAsia"/>
           <w:lang w:val="en-US"/>
         </w:rPr>
+        <w:lastRenderedPageBreak/>
         <w:t>Cách Tìm Chuỗi Fourier?</w:t>
       </w:r>
     </w:p>
@@ -30301,7 +30912,6 @@
           <w:rFonts w:eastAsiaTheme="minorEastAsia"/>
           <w:lang w:val="en-US"/>
         </w:rPr>
-        <w:lastRenderedPageBreak/>
         <w:t>s</w:t>
       </w:r>
       <w:r>
@@ -30458,7 +31068,15 @@
           <w:rFonts w:eastAsiaTheme="minorEastAsia"/>
           <w:lang w:val="en-US"/>
         </w:rPr>
-        <w:t>aplace sẽ trả về giá trị là 1 số phức khác, trong không gian 3 chiều, đặt trục hoành và trục tung biểu diễn số phức s, trục hoành thực, trục tung ảo, còn trục cao biểu diễn Module của giá trị trả về, khi đó nếu giá trị trục cao càng lớn thì mức độ đóng góp của thành phần mũ và thành phần hình Sin ứng với hệ số mũ và tần số góc tương ứng càng lớn, nếu lấy 1 mặt phẳng có hoành độ cố định = a cắt qua đồ thị, thì giao tuyến chính là độ thị tần số góc – độ lớn của biến đổi Fourier của hàm f(t)e</w:t>
+        <w:t xml:space="preserve">aplace sẽ trả về giá trị là 1 số phức khác, trong không gian 3 chiều, đặt trục hoành và trục tung biểu diễn số phức s, trục hoành thực, trục tung ảo, còn trục </w:t>
+      </w:r>
+      <w:r>
+        <w:rPr>
+          <w:rFonts w:eastAsiaTheme="minorEastAsia"/>
+          <w:lang w:val="en-US"/>
+        </w:rPr>
+        <w:lastRenderedPageBreak/>
+        <w:t>cao biểu diễn Module của giá trị trả về, khi đó nếu giá trị trục cao càng lớn thì mức độ đóng góp của thành phần mũ và thành phần hình Sin ứng với hệ số mũ và tần số góc tương ứng càng lớn, nếu lấy 1 mặt phẳng có hoành độ cố định = a cắt qua đồ thị, thì giao tuyến chính là độ thị tần số góc – độ lớn của biến đổi Fourier của hàm f(t)e</w:t>
       </w:r>
       <w:r>
         <w:rPr>
@@ -30853,7 +31471,7 @@
           <w:rFonts w:eastAsiaTheme="minorEastAsia"/>
           <w:lang w:val="en-US"/>
         </w:rPr>
-        <w:t xml:space="preserve">Taylor Series – </w:t>
+        <w:t xml:space="preserve">Series – </w:t>
       </w:r>
       <w:r>
         <w:rPr>
@@ -30867,7 +31485,7 @@
           <w:rFonts w:eastAsiaTheme="minorEastAsia"/>
           <w:lang w:val="en-US"/>
         </w:rPr>
-        <w:t xml:space="preserve"> Taylor:</w:t>
+        <w:t>:</w:t>
       </w:r>
     </w:p>
     <w:p>
@@ -31061,21 +31679,7 @@
           <w:rFonts w:eastAsiaTheme="minorEastAsia"/>
           <w:lang w:val="en-US"/>
         </w:rPr>
-        <w:t>Chuỗi</w:t>
-      </w:r>
-      <w:r>
-        <w:rPr>
-          <w:rFonts w:eastAsiaTheme="minorEastAsia"/>
-          <w:lang w:val="en-US"/>
-        </w:rPr>
-        <w:t xml:space="preserve"> Taylor </w:t>
-      </w:r>
-      <w:r>
-        <w:rPr>
-          <w:rFonts w:eastAsiaTheme="minorEastAsia"/>
-          <w:lang w:val="en-US"/>
-        </w:rPr>
-        <w:t>Là Gì?</w:t>
+        <w:t>Chuỗi Lũy Thừa (Power Series)?</w:t>
       </w:r>
     </w:p>
     <w:p>
@@ -31095,131 +31699,7 @@
           <w:rFonts w:eastAsiaTheme="minorEastAsia"/>
           <w:lang w:val="en-US"/>
         </w:rPr>
-        <w:t>Chuỗi</w:t>
-      </w:r>
-      <w:r>
-        <w:rPr>
-          <w:rFonts w:eastAsiaTheme="minorEastAsia"/>
-          <w:lang w:val="en-US"/>
-        </w:rPr>
-        <w:t xml:space="preserve"> </w:t>
-      </w:r>
-      <w:r>
-        <w:rPr>
-          <w:rFonts w:eastAsiaTheme="minorEastAsia"/>
-          <w:lang w:val="en-US"/>
-        </w:rPr>
-        <w:t>Taylor</w:t>
-      </w:r>
-      <w:r>
-        <w:rPr>
-          <w:rFonts w:eastAsiaTheme="minorEastAsia"/>
-          <w:lang w:val="en-US"/>
-        </w:rPr>
-        <w:t xml:space="preserve"> của 1 hàm số tại 1 điểm là 1 hàm đa thức mở rộng đến vô tận khít nhất với hàm số tại điểm đó</w:t>
-      </w:r>
-      <w:r>
-        <w:rPr>
-          <w:rFonts w:eastAsiaTheme="minorEastAsia"/>
-          <w:lang w:val="en-US"/>
-        </w:rPr>
-        <w:t>, điểm này gọi là điểm trung tâm</w:t>
-      </w:r>
-    </w:p>
-    <w:p>
-      <w:pPr>
-        <w:pStyle w:val="ListParagraph"/>
-        <w:numPr>
-          <w:ilvl w:val="0"/>
-          <w:numId w:val="2"/>
-        </w:numPr>
-        <w:rPr>
-          <w:rFonts w:eastAsiaTheme="minorEastAsia"/>
-          <w:lang w:val="en-US"/>
-        </w:rPr>
-      </w:pPr>
-      <w:r>
-        <w:rPr>
-          <w:rFonts w:eastAsiaTheme="minorEastAsia"/>
-          <w:lang w:val="en-US"/>
-        </w:rPr>
-        <w:t>Chuỗi</w:t>
-      </w:r>
-      <w:r>
-        <w:rPr>
-          <w:rFonts w:eastAsiaTheme="minorEastAsia"/>
-          <w:lang w:val="en-US"/>
-        </w:rPr>
-        <w:t xml:space="preserve"> </w:t>
-      </w:r>
-      <w:r>
-        <w:rPr>
-          <w:rFonts w:eastAsiaTheme="minorEastAsia"/>
-          <w:lang w:val="en-US"/>
-        </w:rPr>
-        <w:t>Taylor</w:t>
-      </w:r>
-      <w:r>
-        <w:rPr>
-          <w:rFonts w:eastAsiaTheme="minorEastAsia"/>
-          <w:lang w:val="en-US"/>
-        </w:rPr>
-        <w:t xml:space="preserve"> có đạo hàm tại điểm </w:t>
-      </w:r>
-      <w:r>
-        <w:rPr>
-          <w:rFonts w:eastAsiaTheme="minorEastAsia"/>
-          <w:lang w:val="en-US"/>
-        </w:rPr>
-        <w:t>điểm trung tâm</w:t>
-      </w:r>
-      <w:r>
-        <w:rPr>
-          <w:rFonts w:eastAsiaTheme="minorEastAsia"/>
-          <w:lang w:val="en-US"/>
-        </w:rPr>
-        <w:t xml:space="preserve"> = đạo hàm của hàm số ở mọi bậc</w:t>
-      </w:r>
-    </w:p>
-    <w:p>
-      <w:pPr>
-        <w:pStyle w:val="ListParagraph"/>
-        <w:numPr>
-          <w:ilvl w:val="0"/>
-          <w:numId w:val="22"/>
-        </w:numPr>
-        <w:rPr>
-          <w:rFonts w:eastAsiaTheme="minorEastAsia"/>
-          <w:lang w:val="en-US"/>
-        </w:rPr>
-      </w:pPr>
-      <w:r>
-        <w:rPr>
-          <w:rFonts w:eastAsiaTheme="minorEastAsia"/>
-          <w:lang w:val="en-US"/>
-        </w:rPr>
-        <w:t xml:space="preserve">Công </w:t>
-      </w:r>
-      <w:r>
-        <w:rPr>
-          <w:rFonts w:eastAsiaTheme="minorEastAsia"/>
-          <w:lang w:val="en-US"/>
-        </w:rPr>
-        <w:t xml:space="preserve">Thức </w:t>
-      </w:r>
-      <w:r>
-        <w:rPr>
-          <w:rFonts w:eastAsiaTheme="minorEastAsia"/>
-          <w:lang w:val="en-US"/>
-        </w:rPr>
-        <w:t>Chuỗi</w:t>
-      </w:r>
-      <w:r>
-        <w:rPr>
-          <w:rFonts w:eastAsiaTheme="minorEastAsia"/>
-          <w:lang w:val="en-US"/>
-        </w:rPr>
-        <w:t xml:space="preserve"> Taylor?</w:t>
+        <w:t>Là chuỗi có dạng</w:t>
       </w:r>
     </w:p>
     <w:p>
@@ -31237,12 +31717,603 @@
           <w:lang w:val="en-US"/>
         </w:rPr>
       </w:pPr>
+      <m:oMathPara>
+        <m:oMathParaPr>
+          <m:jc m:val="left"/>
+        </m:oMathParaPr>
+        <m:oMath>
+          <m:nary>
+            <m:naryPr>
+              <m:chr m:val="∑"/>
+              <m:limLoc m:val="undOvr"/>
+              <m:ctrlPr>
+                <w:rPr>
+                  <w:rFonts w:ascii="Cambria Math" w:eastAsiaTheme="minorEastAsia" w:hAnsi="Cambria Math"/>
+                  <w:i/>
+                  <w:lang w:val="en-US"/>
+                </w:rPr>
+              </m:ctrlPr>
+            </m:naryPr>
+            <m:sub>
+              <m:r>
+                <w:rPr>
+                  <w:rFonts w:ascii="Cambria Math" w:eastAsiaTheme="minorEastAsia" w:hAnsi="Cambria Math"/>
+                  <w:lang w:val="en-US"/>
+                </w:rPr>
+                <m:t>n=0</m:t>
+              </m:r>
+            </m:sub>
+            <m:sup>
+              <m:r>
+                <w:rPr>
+                  <w:rFonts w:ascii="Cambria Math" w:eastAsiaTheme="minorEastAsia" w:hAnsi="Cambria Math"/>
+                  <w:lang w:val="en-US"/>
+                </w:rPr>
+                <m:t>∞</m:t>
+              </m:r>
+            </m:sup>
+            <m:e>
+              <m:sSub>
+                <m:sSubPr>
+                  <m:ctrlPr>
+                    <w:rPr>
+                      <w:rFonts w:ascii="Cambria Math" w:eastAsiaTheme="minorEastAsia" w:hAnsi="Cambria Math"/>
+                      <w:i/>
+                      <w:lang w:val="en-US"/>
+                    </w:rPr>
+                  </m:ctrlPr>
+                </m:sSubPr>
+                <m:e>
+                  <m:r>
+                    <w:rPr>
+                      <w:rFonts w:ascii="Cambria Math" w:eastAsiaTheme="minorEastAsia" w:hAnsi="Cambria Math"/>
+                      <w:lang w:val="en-US"/>
+                    </w:rPr>
+                    <m:t>a</m:t>
+                  </m:r>
+                </m:e>
+                <m:sub>
+                  <m:r>
+                    <w:rPr>
+                      <w:rFonts w:ascii="Cambria Math" w:eastAsiaTheme="minorEastAsia" w:hAnsi="Cambria Math"/>
+                      <w:lang w:val="en-US"/>
+                    </w:rPr>
+                    <m:t>n</m:t>
+                  </m:r>
+                </m:sub>
+              </m:sSub>
+              <m:sSup>
+                <m:sSupPr>
+                  <m:ctrlPr>
+                    <w:rPr>
+                      <w:rFonts w:ascii="Cambria Math" w:eastAsiaTheme="minorEastAsia" w:hAnsi="Cambria Math"/>
+                      <w:i/>
+                      <w:lang w:val="en-US"/>
+                    </w:rPr>
+                  </m:ctrlPr>
+                </m:sSupPr>
+                <m:e>
+                  <m:d>
+                    <m:dPr>
+                      <m:ctrlPr>
+                        <w:rPr>
+                          <w:rFonts w:ascii="Cambria Math" w:eastAsiaTheme="minorEastAsia" w:hAnsi="Cambria Math"/>
+                          <w:i/>
+                          <w:lang w:val="en-US"/>
+                        </w:rPr>
+                      </m:ctrlPr>
+                    </m:dPr>
+                    <m:e>
+                      <m:r>
+                        <w:rPr>
+                          <w:rFonts w:ascii="Cambria Math" w:eastAsiaTheme="minorEastAsia" w:hAnsi="Cambria Math"/>
+                          <w:lang w:val="en-US"/>
+                        </w:rPr>
+                        <m:t>x-c</m:t>
+                      </m:r>
+                    </m:e>
+                  </m:d>
+                </m:e>
+                <m:sup>
+                  <m:r>
+                    <w:rPr>
+                      <w:rFonts w:ascii="Cambria Math" w:eastAsiaTheme="minorEastAsia" w:hAnsi="Cambria Math"/>
+                      <w:lang w:val="en-US"/>
+                    </w:rPr>
+                    <m:t>n</m:t>
+                  </m:r>
+                </m:sup>
+              </m:sSup>
+            </m:e>
+          </m:nary>
+          <m:r>
+            <w:rPr>
+              <w:rFonts w:ascii="Cambria Math" w:eastAsiaTheme="minorEastAsia" w:hAnsi="Cambria Math"/>
+              <w:lang w:val="en-US"/>
+            </w:rPr>
+            <m:t xml:space="preserve"> </m:t>
+          </m:r>
+        </m:oMath>
+      </m:oMathPara>
+    </w:p>
+    <w:p>
+      <w:pPr>
+        <w:pStyle w:val="ListParagraph"/>
+        <w:numPr>
+          <w:ilvl w:val="0"/>
+          <w:numId w:val="2"/>
+        </w:numPr>
+        <w:rPr>
+          <w:rFonts w:eastAsiaTheme="minorEastAsia"/>
+          <w:lang w:val="en-US"/>
+        </w:rPr>
+      </w:pPr>
+      <w:r>
+        <w:rPr>
+          <w:rFonts w:eastAsiaTheme="minorEastAsia"/>
+          <w:lang w:val="en-US"/>
+        </w:rPr>
+        <w:t>a</w:t>
+      </w:r>
+      <w:r>
+        <w:rPr>
+          <w:rFonts w:eastAsiaTheme="minorEastAsia"/>
+          <w:vertAlign w:val="subscript"/>
+          <w:lang w:val="en-US"/>
+        </w:rPr>
+        <w:t>n</w:t>
+      </w:r>
+      <w:r>
+        <w:rPr>
+          <w:rFonts w:eastAsiaTheme="minorEastAsia"/>
+          <w:lang w:val="en-US"/>
+        </w:rPr>
+        <w:t xml:space="preserve"> là hệ số của số hạng thứ n</w:t>
+      </w:r>
+    </w:p>
+    <w:p>
+      <w:pPr>
+        <w:pStyle w:val="ListParagraph"/>
+        <w:numPr>
+          <w:ilvl w:val="0"/>
+          <w:numId w:val="2"/>
+        </w:numPr>
+        <w:rPr>
+          <w:rFonts w:eastAsiaTheme="minorEastAsia"/>
+          <w:lang w:val="en-US"/>
+        </w:rPr>
+      </w:pPr>
+      <w:r>
+        <w:rPr>
+          <w:rFonts w:eastAsiaTheme="minorEastAsia"/>
+          <w:lang w:val="en-US"/>
+        </w:rPr>
+        <w:t xml:space="preserve">c gọi là điểm trung tâm </w:t>
+      </w:r>
+    </w:p>
+    <w:p>
+      <w:pPr>
+        <w:pStyle w:val="ListParagraph"/>
+        <w:numPr>
+          <w:ilvl w:val="0"/>
+          <w:numId w:val="22"/>
+        </w:numPr>
+        <w:rPr>
+          <w:rFonts w:eastAsiaTheme="minorEastAsia"/>
+          <w:lang w:val="en-US"/>
+        </w:rPr>
+      </w:pPr>
+      <w:r>
+        <w:rPr>
+          <w:rFonts w:eastAsiaTheme="minorEastAsia"/>
+          <w:lang w:val="en-US"/>
+        </w:rPr>
+        <w:t>Chuỗi Hình Học (Geometric Series)?</w:t>
+      </w:r>
+    </w:p>
+    <w:p>
+      <w:pPr>
+        <w:pStyle w:val="ListParagraph"/>
+        <w:numPr>
+          <w:ilvl w:val="0"/>
+          <w:numId w:val="2"/>
+        </w:numPr>
+        <w:rPr>
+          <w:rFonts w:eastAsiaTheme="minorEastAsia"/>
+          <w:lang w:val="en-US"/>
+        </w:rPr>
+      </w:pPr>
+      <w:r>
+        <w:rPr>
+          <w:rFonts w:eastAsiaTheme="minorEastAsia"/>
+          <w:lang w:val="en-US"/>
+        </w:rPr>
+        <w:t>Là chuỗi lũy thừa mà tất cả hệ số đều = nhau và đ</w:t>
+      </w:r>
+      <w:r>
+        <w:rPr>
+          <w:rFonts w:eastAsiaTheme="minorEastAsia"/>
+          <w:lang w:val="en-US"/>
+        </w:rPr>
+        <w:t>iểm trung tâm = 0</w:t>
+      </w:r>
+    </w:p>
+    <w:p>
+      <w:pPr>
+        <w:pStyle w:val="ListParagraph"/>
+        <w:pBdr>
+          <w:top w:val="single" w:sz="4" w:space="1" w:color="auto"/>
+          <w:left w:val="single" w:sz="4" w:space="4" w:color="auto"/>
+          <w:bottom w:val="single" w:sz="4" w:space="1" w:color="auto"/>
+          <w:right w:val="single" w:sz="4" w:space="4" w:color="auto"/>
+        </w:pBdr>
+        <w:ind w:left="1080"/>
+        <w:rPr>
+          <w:rFonts w:eastAsiaTheme="minorEastAsia"/>
+          <w:lang w:val="en-US"/>
+        </w:rPr>
+      </w:pPr>
+      <m:oMathPara>
+        <m:oMathParaPr>
+          <m:jc m:val="left"/>
+        </m:oMathParaPr>
+        <m:oMath>
+          <m:nary>
+            <m:naryPr>
+              <m:chr m:val="∑"/>
+              <m:limLoc m:val="undOvr"/>
+              <m:ctrlPr>
+                <w:rPr>
+                  <w:rFonts w:ascii="Cambria Math" w:eastAsiaTheme="minorEastAsia" w:hAnsi="Cambria Math"/>
+                  <w:i/>
+                  <w:lang w:val="en-US"/>
+                </w:rPr>
+              </m:ctrlPr>
+            </m:naryPr>
+            <m:sub>
+              <m:r>
+                <w:rPr>
+                  <w:rFonts w:ascii="Cambria Math" w:eastAsiaTheme="minorEastAsia" w:hAnsi="Cambria Math"/>
+                  <w:lang w:val="en-US"/>
+                </w:rPr>
+                <m:t>n=0</m:t>
+              </m:r>
+            </m:sub>
+            <m:sup>
+              <m:r>
+                <w:rPr>
+                  <w:rFonts w:ascii="Cambria Math" w:eastAsiaTheme="minorEastAsia" w:hAnsi="Cambria Math"/>
+                  <w:lang w:val="en-US"/>
+                </w:rPr>
+                <m:t>∞</m:t>
+              </m:r>
+            </m:sup>
+            <m:e>
+              <m:r>
+                <w:rPr>
+                  <w:rFonts w:ascii="Cambria Math" w:eastAsiaTheme="minorEastAsia" w:hAnsi="Cambria Math"/>
+                  <w:lang w:val="en-US"/>
+                </w:rPr>
+                <m:t>a</m:t>
+              </m:r>
+              <m:sSup>
+                <m:sSupPr>
+                  <m:ctrlPr>
+                    <w:rPr>
+                      <w:rFonts w:ascii="Cambria Math" w:eastAsiaTheme="minorEastAsia" w:hAnsi="Cambria Math"/>
+                      <w:i/>
+                      <w:lang w:val="en-US"/>
+                    </w:rPr>
+                  </m:ctrlPr>
+                </m:sSupPr>
+                <m:e>
+                  <m:r>
+                    <w:rPr>
+                      <w:rFonts w:ascii="Cambria Math" w:eastAsiaTheme="minorEastAsia" w:hAnsi="Cambria Math"/>
+                      <w:lang w:val="en-US"/>
+                    </w:rPr>
+                    <m:t>x</m:t>
+                  </m:r>
+                </m:e>
+                <m:sup>
+                  <m:r>
+                    <w:rPr>
+                      <w:rFonts w:ascii="Cambria Math" w:eastAsiaTheme="minorEastAsia" w:hAnsi="Cambria Math"/>
+                      <w:lang w:val="en-US"/>
+                    </w:rPr>
+                    <m:t>n</m:t>
+                  </m:r>
+                </m:sup>
+              </m:sSup>
+            </m:e>
+          </m:nary>
+          <m:r>
+            <w:rPr>
+              <w:rFonts w:ascii="Cambria Math" w:eastAsiaTheme="minorEastAsia" w:hAnsi="Cambria Math"/>
+              <w:lang w:val="en-US"/>
+            </w:rPr>
+            <m:t>=</m:t>
+          </m:r>
+          <m:f>
+            <m:fPr>
+              <m:ctrlPr>
+                <w:rPr>
+                  <w:rFonts w:ascii="Cambria Math" w:eastAsiaTheme="minorEastAsia" w:hAnsi="Cambria Math"/>
+                  <w:i/>
+                  <w:lang w:val="en-US"/>
+                </w:rPr>
+              </m:ctrlPr>
+            </m:fPr>
+            <m:num>
+              <m:r>
+                <w:rPr>
+                  <w:rFonts w:ascii="Cambria Math" w:eastAsiaTheme="minorEastAsia" w:hAnsi="Cambria Math"/>
+                  <w:lang w:val="en-US"/>
+                </w:rPr>
+                <m:t>a</m:t>
+              </m:r>
+            </m:num>
+            <m:den>
+              <m:r>
+                <w:rPr>
+                  <w:rFonts w:ascii="Cambria Math" w:eastAsiaTheme="minorEastAsia" w:hAnsi="Cambria Math"/>
+                  <w:lang w:val="en-US"/>
+                </w:rPr>
+                <m:t>1-x</m:t>
+              </m:r>
+            </m:den>
+          </m:f>
+        </m:oMath>
+      </m:oMathPara>
+    </w:p>
+    <w:p>
+      <w:pPr>
+        <w:pStyle w:val="ListParagraph"/>
+        <w:numPr>
+          <w:ilvl w:val="0"/>
+          <w:numId w:val="22"/>
+        </w:numPr>
+        <w:rPr>
+          <w:rFonts w:eastAsiaTheme="minorEastAsia"/>
+          <w:lang w:val="en-US"/>
+        </w:rPr>
+      </w:pPr>
+      <w:r>
+        <w:rPr>
+          <w:rFonts w:eastAsiaTheme="minorEastAsia"/>
+          <w:lang w:val="en-US"/>
+        </w:rPr>
+        <w:t>Chuỗi</w:t>
+      </w:r>
+      <w:r>
+        <w:rPr>
+          <w:rFonts w:eastAsiaTheme="minorEastAsia"/>
+          <w:lang w:val="en-US"/>
+        </w:rPr>
+        <w:t xml:space="preserve"> Taylor</w:t>
+      </w:r>
+      <w:r>
+        <w:rPr>
+          <w:rFonts w:eastAsiaTheme="minorEastAsia"/>
+          <w:lang w:val="en-US"/>
+        </w:rPr>
+        <w:t>?</w:t>
+      </w:r>
+    </w:p>
+    <w:p>
+      <w:pPr>
+        <w:pStyle w:val="ListParagraph"/>
+        <w:numPr>
+          <w:ilvl w:val="0"/>
+          <w:numId w:val="2"/>
+        </w:numPr>
+        <w:rPr>
+          <w:rFonts w:eastAsiaTheme="minorEastAsia"/>
+          <w:lang w:val="en-US"/>
+        </w:rPr>
+      </w:pPr>
+      <w:r>
+        <w:rPr>
+          <w:rFonts w:eastAsiaTheme="minorEastAsia"/>
+          <w:lang w:val="en-US"/>
+        </w:rPr>
+        <w:t>Chuỗi</w:t>
+      </w:r>
+      <w:r>
+        <w:rPr>
+          <w:rFonts w:eastAsiaTheme="minorEastAsia"/>
+          <w:lang w:val="en-US"/>
+        </w:rPr>
+        <w:t xml:space="preserve"> </w:t>
+      </w:r>
+      <w:r>
+        <w:rPr>
+          <w:rFonts w:eastAsiaTheme="minorEastAsia"/>
+          <w:lang w:val="en-US"/>
+        </w:rPr>
+        <w:t>Taylor</w:t>
+      </w:r>
+      <w:r>
+        <w:rPr>
+          <w:rFonts w:eastAsiaTheme="minorEastAsia"/>
+          <w:lang w:val="en-US"/>
+        </w:rPr>
+        <w:t xml:space="preserve"> của 1 hàm số tại 1 điểm là 1 </w:t>
+      </w:r>
+      <w:r>
+        <w:rPr>
+          <w:rFonts w:eastAsiaTheme="minorEastAsia"/>
+          <w:lang w:val="en-US"/>
+        </w:rPr>
+        <w:t>chuỗi lũy thừa</w:t>
+      </w:r>
+      <w:r>
+        <w:rPr>
+          <w:rFonts w:eastAsiaTheme="minorEastAsia"/>
+          <w:lang w:val="en-US"/>
+        </w:rPr>
+        <w:t xml:space="preserve"> khít nhất với hàm số tại điểm đó</w:t>
+      </w:r>
+      <w:r>
+        <w:rPr>
+          <w:rFonts w:eastAsiaTheme="minorEastAsia"/>
+          <w:lang w:val="en-US"/>
+        </w:rPr>
+        <w:t>, điể</w:t>
+      </w:r>
+      <w:r>
+        <w:rPr>
+          <w:rFonts w:eastAsiaTheme="minorEastAsia"/>
+          <w:lang w:val="en-US"/>
+        </w:rPr>
+        <w:t>m này chính</w:t>
+      </w:r>
+      <w:r>
+        <w:rPr>
+          <w:rFonts w:eastAsiaTheme="minorEastAsia"/>
+          <w:lang w:val="en-US"/>
+        </w:rPr>
+        <w:t xml:space="preserve"> là điểm trung tâm</w:t>
+      </w:r>
+    </w:p>
+    <w:p>
+      <w:pPr>
+        <w:pStyle w:val="ListParagraph"/>
+        <w:numPr>
+          <w:ilvl w:val="0"/>
+          <w:numId w:val="2"/>
+        </w:numPr>
+        <w:rPr>
+          <w:rFonts w:eastAsiaTheme="minorEastAsia"/>
+          <w:lang w:val="en-US"/>
+        </w:rPr>
+      </w:pPr>
+      <w:r>
+        <w:rPr>
+          <w:rFonts w:eastAsiaTheme="minorEastAsia"/>
+          <w:lang w:val="en-US"/>
+        </w:rPr>
+        <w:t>Chuỗi</w:t>
+      </w:r>
+      <w:r>
+        <w:rPr>
+          <w:rFonts w:eastAsiaTheme="minorEastAsia"/>
+          <w:lang w:val="en-US"/>
+        </w:rPr>
+        <w:t xml:space="preserve"> </w:t>
+      </w:r>
+      <w:r>
+        <w:rPr>
+          <w:rFonts w:eastAsiaTheme="minorEastAsia"/>
+          <w:lang w:val="en-US"/>
+        </w:rPr>
+        <w:t>Taylor</w:t>
+      </w:r>
+      <w:r>
+        <w:rPr>
+          <w:rFonts w:eastAsiaTheme="minorEastAsia"/>
+          <w:lang w:val="en-US"/>
+        </w:rPr>
+        <w:t xml:space="preserve"> có đạo hàm tại điểm </w:t>
+      </w:r>
+      <w:r>
+        <w:rPr>
+          <w:rFonts w:eastAsiaTheme="minorEastAsia"/>
+          <w:lang w:val="en-US"/>
+        </w:rPr>
+        <w:t>điểm trung tâm</w:t>
+      </w:r>
+      <w:r>
+        <w:rPr>
+          <w:rFonts w:eastAsiaTheme="minorEastAsia"/>
+          <w:lang w:val="en-US"/>
+        </w:rPr>
+        <w:t xml:space="preserve"> = đạo hàm của hàm số ở mọi bậc</w:t>
+      </w:r>
+    </w:p>
+    <w:p>
+      <w:pPr>
+        <w:pStyle w:val="ListParagraph"/>
+        <w:numPr>
+          <w:ilvl w:val="0"/>
+          <w:numId w:val="2"/>
+        </w:numPr>
+        <w:rPr>
+          <w:rFonts w:eastAsiaTheme="minorEastAsia"/>
+          <w:lang w:val="en-US"/>
+        </w:rPr>
+      </w:pPr>
+      <w:r>
+        <w:rPr>
+          <w:rFonts w:eastAsiaTheme="minorEastAsia"/>
+          <w:lang w:val="en-US"/>
+        </w:rPr>
+        <w:t>Theo lý thuyết, mọi chuỗi lũy thừa đều là chuỗi Taylor của 1 hàm số mượt nào đó</w:t>
+      </w:r>
+    </w:p>
+    <w:p>
+      <w:pPr>
+        <w:pStyle w:val="ListParagraph"/>
+        <w:numPr>
+          <w:ilvl w:val="0"/>
+          <w:numId w:val="22"/>
+        </w:numPr>
+        <w:rPr>
+          <w:rFonts w:eastAsiaTheme="minorEastAsia"/>
+          <w:lang w:val="en-US"/>
+        </w:rPr>
+      </w:pPr>
+      <w:r>
+        <w:rPr>
+          <w:rFonts w:eastAsiaTheme="minorEastAsia"/>
+          <w:lang w:val="en-US"/>
+        </w:rPr>
+        <w:t xml:space="preserve">Công </w:t>
+      </w:r>
+      <w:r>
+        <w:rPr>
+          <w:rFonts w:eastAsiaTheme="minorEastAsia"/>
+          <w:lang w:val="en-US"/>
+        </w:rPr>
+        <w:t xml:space="preserve">Thức </w:t>
+      </w:r>
+      <w:r>
+        <w:rPr>
+          <w:rFonts w:eastAsiaTheme="minorEastAsia"/>
+          <w:lang w:val="en-US"/>
+        </w:rPr>
+        <w:t>Chuỗi</w:t>
+      </w:r>
+      <w:r>
+        <w:rPr>
+          <w:rFonts w:eastAsiaTheme="minorEastAsia"/>
+          <w:lang w:val="en-US"/>
+        </w:rPr>
+        <w:t xml:space="preserve"> Taylor?</w:t>
+      </w:r>
+    </w:p>
+    <w:p>
+      <w:pPr>
+        <w:pStyle w:val="ListParagraph"/>
+        <w:pBdr>
+          <w:top w:val="single" w:sz="4" w:space="1" w:color="auto"/>
+          <w:left w:val="single" w:sz="4" w:space="4" w:color="auto"/>
+          <w:bottom w:val="single" w:sz="4" w:space="1" w:color="auto"/>
+          <w:right w:val="single" w:sz="4" w:space="4" w:color="auto"/>
+        </w:pBdr>
+        <w:ind w:left="1080"/>
+        <w:rPr>
+          <w:rFonts w:eastAsiaTheme="minorEastAsia"/>
+          <w:lang w:val="en-US"/>
+        </w:rPr>
+      </w:pPr>
       <m:oMath>
         <m:r>
           <w:rPr>
             <w:rFonts w:ascii="Cambria Math" w:eastAsiaTheme="minorEastAsia" w:hAnsi="Cambria Math"/>
             <w:lang w:val="en-US"/>
           </w:rPr>
+          <w:lastRenderedPageBreak/>
           <m:t>f</m:t>
         </m:r>
         <m:d>
@@ -32934,14 +34005,7 @@
                         <w:rFonts w:ascii="Cambria Math" w:eastAsiaTheme="minorEastAsia" w:hAnsi="Cambria Math"/>
                         <w:lang w:val="en-US"/>
                       </w:rPr>
-                      <m:t>t</m:t>
-                    </m:r>
-                    <m:r>
-                      <w:rPr>
-                        <w:rFonts w:ascii="Cambria Math" w:eastAsiaTheme="minorEastAsia" w:hAnsi="Cambria Math"/>
-                        <w:lang w:val="en-US"/>
-                      </w:rPr>
-                      <m:t>x</m:t>
+                      <m:t>tx</m:t>
                     </m:r>
                   </m:e>
                 </m:d>
@@ -33374,6 +34438,258 @@
     <w:p>
       <w:pPr>
         <w:pStyle w:val="ListParagraph"/>
+        <w:pBdr>
+          <w:top w:val="single" w:sz="4" w:space="1" w:color="auto"/>
+          <w:left w:val="single" w:sz="4" w:space="4" w:color="auto"/>
+          <w:bottom w:val="single" w:sz="4" w:space="1" w:color="auto"/>
+          <w:right w:val="single" w:sz="4" w:space="4" w:color="auto"/>
+        </w:pBdr>
+        <w:ind w:left="1080"/>
+        <w:rPr>
+          <w:rFonts w:eastAsiaTheme="minorEastAsia"/>
+          <w:lang w:val="en-US"/>
+        </w:rPr>
+      </w:pPr>
+      <m:oMathPara>
+        <m:oMathParaPr>
+          <m:jc m:val="left"/>
+        </m:oMathParaPr>
+        <m:oMath>
+          <m:r>
+            <w:rPr>
+              <w:rFonts w:ascii="Cambria Math" w:eastAsiaTheme="minorEastAsia" w:hAnsi="Cambria Math"/>
+              <w:lang w:val="en-US"/>
+            </w:rPr>
+            <m:t>arctan</m:t>
+          </m:r>
+          <m:d>
+            <m:dPr>
+              <m:ctrlPr>
+                <w:rPr>
+                  <w:rFonts w:ascii="Cambria Math" w:eastAsiaTheme="minorEastAsia" w:hAnsi="Cambria Math"/>
+                  <w:i/>
+                  <w:lang w:val="en-US"/>
+                </w:rPr>
+              </m:ctrlPr>
+            </m:dPr>
+            <m:e>
+              <m:r>
+                <w:rPr>
+                  <w:rFonts w:ascii="Cambria Math" w:eastAsiaTheme="minorEastAsia" w:hAnsi="Cambria Math"/>
+                  <w:lang w:val="en-US"/>
+                </w:rPr>
+                <m:t>x</m:t>
+              </m:r>
+            </m:e>
+          </m:d>
+          <m:r>
+            <w:rPr>
+              <w:rFonts w:ascii="Cambria Math" w:eastAsiaTheme="minorEastAsia" w:hAnsi="Cambria Math"/>
+              <w:lang w:val="en-US"/>
+            </w:rPr>
+            <m:t>=x-</m:t>
+          </m:r>
+          <m:f>
+            <m:fPr>
+              <m:ctrlPr>
+                <w:rPr>
+                  <w:rFonts w:ascii="Cambria Math" w:eastAsiaTheme="minorEastAsia" w:hAnsi="Cambria Math"/>
+                  <w:i/>
+                  <w:lang w:val="en-US"/>
+                </w:rPr>
+              </m:ctrlPr>
+            </m:fPr>
+            <m:num>
+              <m:r>
+                <w:rPr>
+                  <w:rFonts w:ascii="Cambria Math" w:eastAsiaTheme="minorEastAsia" w:hAnsi="Cambria Math"/>
+                  <w:lang w:val="en-US"/>
+                </w:rPr>
+                <m:t>1</m:t>
+              </m:r>
+            </m:num>
+            <m:den>
+              <m:r>
+                <w:rPr>
+                  <w:rFonts w:ascii="Cambria Math" w:eastAsiaTheme="minorEastAsia" w:hAnsi="Cambria Math"/>
+                  <w:lang w:val="en-US"/>
+                </w:rPr>
+                <m:t>3</m:t>
+              </m:r>
+            </m:den>
+          </m:f>
+          <m:sSup>
+            <m:sSupPr>
+              <m:ctrlPr>
+                <w:rPr>
+                  <w:rFonts w:ascii="Cambria Math" w:eastAsiaTheme="minorEastAsia" w:hAnsi="Cambria Math"/>
+                  <w:i/>
+                  <w:lang w:val="en-US"/>
+                </w:rPr>
+              </m:ctrlPr>
+            </m:sSupPr>
+            <m:e>
+              <m:r>
+                <w:rPr>
+                  <w:rFonts w:ascii="Cambria Math" w:eastAsiaTheme="minorEastAsia" w:hAnsi="Cambria Math"/>
+                  <w:lang w:val="en-US"/>
+                </w:rPr>
+                <m:t>x</m:t>
+              </m:r>
+            </m:e>
+            <m:sup>
+              <m:r>
+                <w:rPr>
+                  <w:rFonts w:ascii="Cambria Math" w:eastAsiaTheme="minorEastAsia" w:hAnsi="Cambria Math"/>
+                  <w:lang w:val="en-US"/>
+                </w:rPr>
+                <m:t>3</m:t>
+              </m:r>
+            </m:sup>
+          </m:sSup>
+          <m:r>
+            <w:rPr>
+              <w:rFonts w:ascii="Cambria Math" w:eastAsiaTheme="minorEastAsia" w:hAnsi="Cambria Math"/>
+              <w:lang w:val="en-US"/>
+            </w:rPr>
+            <m:t>+</m:t>
+          </m:r>
+          <m:f>
+            <m:fPr>
+              <m:ctrlPr>
+                <w:rPr>
+                  <w:rFonts w:ascii="Cambria Math" w:eastAsiaTheme="minorEastAsia" w:hAnsi="Cambria Math"/>
+                  <w:i/>
+                  <w:lang w:val="en-US"/>
+                </w:rPr>
+              </m:ctrlPr>
+            </m:fPr>
+            <m:num>
+              <m:r>
+                <w:rPr>
+                  <w:rFonts w:ascii="Cambria Math" w:eastAsiaTheme="minorEastAsia" w:hAnsi="Cambria Math"/>
+                  <w:lang w:val="en-US"/>
+                </w:rPr>
+                <m:t>1</m:t>
+              </m:r>
+            </m:num>
+            <m:den>
+              <m:r>
+                <w:rPr>
+                  <w:rFonts w:ascii="Cambria Math" w:eastAsiaTheme="minorEastAsia" w:hAnsi="Cambria Math"/>
+                  <w:lang w:val="en-US"/>
+                </w:rPr>
+                <m:t>5</m:t>
+              </m:r>
+            </m:den>
+          </m:f>
+          <m:sSup>
+            <m:sSupPr>
+              <m:ctrlPr>
+                <w:rPr>
+                  <w:rFonts w:ascii="Cambria Math" w:eastAsiaTheme="minorEastAsia" w:hAnsi="Cambria Math"/>
+                  <w:i/>
+                  <w:lang w:val="en-US"/>
+                </w:rPr>
+              </m:ctrlPr>
+            </m:sSupPr>
+            <m:e>
+              <m:r>
+                <w:rPr>
+                  <w:rFonts w:ascii="Cambria Math" w:eastAsiaTheme="minorEastAsia" w:hAnsi="Cambria Math"/>
+                  <w:lang w:val="en-US"/>
+                </w:rPr>
+                <m:t>x</m:t>
+              </m:r>
+            </m:e>
+            <m:sup>
+              <m:r>
+                <w:rPr>
+                  <w:rFonts w:ascii="Cambria Math" w:eastAsiaTheme="minorEastAsia" w:hAnsi="Cambria Math"/>
+                  <w:lang w:val="en-US"/>
+                </w:rPr>
+                <m:t>5</m:t>
+              </m:r>
+            </m:sup>
+          </m:sSup>
+          <m:r>
+            <w:rPr>
+              <w:rFonts w:ascii="Cambria Math" w:eastAsiaTheme="minorEastAsia" w:hAnsi="Cambria Math"/>
+              <w:lang w:val="en-US"/>
+            </w:rPr>
+            <m:t>-</m:t>
+          </m:r>
+          <m:f>
+            <m:fPr>
+              <m:ctrlPr>
+                <w:rPr>
+                  <w:rFonts w:ascii="Cambria Math" w:eastAsiaTheme="minorEastAsia" w:hAnsi="Cambria Math"/>
+                  <w:i/>
+                  <w:lang w:val="en-US"/>
+                </w:rPr>
+              </m:ctrlPr>
+            </m:fPr>
+            <m:num>
+              <m:r>
+                <w:rPr>
+                  <w:rFonts w:ascii="Cambria Math" w:eastAsiaTheme="minorEastAsia" w:hAnsi="Cambria Math"/>
+                  <w:lang w:val="en-US"/>
+                </w:rPr>
+                <m:t>1</m:t>
+              </m:r>
+            </m:num>
+            <m:den>
+              <m:r>
+                <w:rPr>
+                  <w:rFonts w:ascii="Cambria Math" w:eastAsiaTheme="minorEastAsia" w:hAnsi="Cambria Math"/>
+                  <w:lang w:val="en-US"/>
+                </w:rPr>
+                <m:t>7</m:t>
+              </m:r>
+            </m:den>
+          </m:f>
+          <m:sSup>
+            <m:sSupPr>
+              <m:ctrlPr>
+                <w:rPr>
+                  <w:rFonts w:ascii="Cambria Math" w:eastAsiaTheme="minorEastAsia" w:hAnsi="Cambria Math"/>
+                  <w:i/>
+                  <w:lang w:val="en-US"/>
+                </w:rPr>
+              </m:ctrlPr>
+            </m:sSupPr>
+            <m:e>
+              <m:r>
+                <w:rPr>
+                  <w:rFonts w:ascii="Cambria Math" w:eastAsiaTheme="minorEastAsia" w:hAnsi="Cambria Math"/>
+                  <w:lang w:val="en-US"/>
+                </w:rPr>
+                <m:t>x</m:t>
+              </m:r>
+            </m:e>
+            <m:sup>
+              <m:r>
+                <w:rPr>
+                  <w:rFonts w:ascii="Cambria Math" w:eastAsiaTheme="minorEastAsia" w:hAnsi="Cambria Math"/>
+                  <w:lang w:val="en-US"/>
+                </w:rPr>
+                <m:t>7</m:t>
+              </m:r>
+            </m:sup>
+          </m:sSup>
+          <m:r>
+            <w:rPr>
+              <w:rFonts w:ascii="Cambria Math" w:eastAsiaTheme="minorEastAsia" w:hAnsi="Cambria Math"/>
+              <w:lang w:val="en-US"/>
+            </w:rPr>
+            <m:t>+…</m:t>
+          </m:r>
+        </m:oMath>
+      </m:oMathPara>
+    </w:p>
+    <w:p>
+      <w:pPr>
+        <w:pStyle w:val="ListParagraph"/>
         <w:numPr>
           <w:ilvl w:val="0"/>
           <w:numId w:val="22"/>
@@ -33944,6 +35260,46 @@
           <w:rFonts w:eastAsiaTheme="minorEastAsia"/>
           <w:lang w:val="en-US"/>
         </w:rPr>
+        <w:t>Chuỗi Maclaurin?</w:t>
+      </w:r>
+    </w:p>
+    <w:p>
+      <w:pPr>
+        <w:pStyle w:val="ListParagraph"/>
+        <w:numPr>
+          <w:ilvl w:val="0"/>
+          <w:numId w:val="2"/>
+        </w:numPr>
+        <w:rPr>
+          <w:rFonts w:eastAsiaTheme="minorEastAsia"/>
+          <w:lang w:val="en-US"/>
+        </w:rPr>
+      </w:pPr>
+      <w:r>
+        <w:rPr>
+          <w:rFonts w:eastAsiaTheme="minorEastAsia"/>
+          <w:lang w:val="en-US"/>
+        </w:rPr>
+        <w:t>Là chuỗi Taylor với điểm trung tâm = 0</w:t>
+      </w:r>
+    </w:p>
+    <w:p>
+      <w:pPr>
+        <w:pStyle w:val="ListParagraph"/>
+        <w:numPr>
+          <w:ilvl w:val="0"/>
+          <w:numId w:val="22"/>
+        </w:numPr>
+        <w:rPr>
+          <w:rFonts w:eastAsiaTheme="minorEastAsia"/>
+          <w:lang w:val="en-US"/>
+        </w:rPr>
+      </w:pPr>
+      <w:r>
+        <w:rPr>
+          <w:rFonts w:eastAsiaTheme="minorEastAsia"/>
+          <w:lang w:val="en-US"/>
+        </w:rPr>
         <w:t>Sai Số Cắt Xén (Truncation Error) Là Gì?</w:t>
       </w:r>
     </w:p>
@@ -34600,7 +35956,6 @@
           <w:rFonts w:eastAsiaTheme="minorEastAsia"/>
           <w:lang w:val="en-US"/>
         </w:rPr>
-        <w:lastRenderedPageBreak/>
         <w:t>Ví dụ</w:t>
       </w:r>
     </w:p>
@@ -37287,7 +38642,6 @@
           <w:rFonts w:eastAsiaTheme="minorEastAsia"/>
           <w:lang w:val="en-US"/>
         </w:rPr>
-        <w:lastRenderedPageBreak/>
         <w:t>Đạo hàm của f(x) và đạo hàm của f</w:t>
       </w:r>
       <w:r>
@@ -37856,6 +39210,631 @@
           <w:rFonts w:eastAsiaTheme="minorEastAsia"/>
           <w:lang w:val="en-US"/>
         </w:rPr>
+        <w:t>Logistic:</w:t>
+      </w:r>
+    </w:p>
+    <w:p>
+      <w:pPr>
+        <w:pStyle w:val="ListParagraph"/>
+        <w:numPr>
+          <w:ilvl w:val="0"/>
+          <w:numId w:val="38"/>
+        </w:numPr>
+        <w:rPr>
+          <w:rFonts w:eastAsiaTheme="minorEastAsia"/>
+          <w:lang w:val="en-US"/>
+        </w:rPr>
+      </w:pPr>
+      <w:r>
+        <w:rPr>
+          <w:rFonts w:eastAsiaTheme="minorEastAsia"/>
+          <w:lang w:val="en-US"/>
+        </w:rPr>
+        <w:t>Hàm Logistic?</w:t>
+      </w:r>
+    </w:p>
+    <w:p>
+      <w:pPr>
+        <w:pStyle w:val="ListParagraph"/>
+        <w:pBdr>
+          <w:top w:val="single" w:sz="4" w:space="1" w:color="auto"/>
+          <w:left w:val="single" w:sz="4" w:space="4" w:color="auto"/>
+          <w:bottom w:val="single" w:sz="4" w:space="1" w:color="auto"/>
+          <w:right w:val="single" w:sz="4" w:space="4" w:color="auto"/>
+        </w:pBdr>
+        <w:ind w:left="1080"/>
+        <w:rPr>
+          <w:rFonts w:ascii="Cambria Math" w:eastAsiaTheme="minorEastAsia" w:hAnsi="Cambria Math"/>
+          <w:lang w:val="en-US"/>
+          <w:oMath/>
+        </w:rPr>
+      </w:pPr>
+      <m:oMathPara>
+        <m:oMathParaPr>
+          <m:jc m:val="left"/>
+        </m:oMathParaPr>
+        <m:oMath>
+          <m:r>
+            <w:rPr>
+              <w:rFonts w:ascii="Cambria Math" w:eastAsiaTheme="minorEastAsia" w:hAnsi="Cambria Math"/>
+              <w:lang w:val="en-US"/>
+            </w:rPr>
+            <m:t>f</m:t>
+          </m:r>
+          <m:d>
+            <m:dPr>
+              <m:ctrlPr>
+                <w:rPr>
+                  <w:rFonts w:ascii="Cambria Math" w:eastAsiaTheme="minorEastAsia" w:hAnsi="Cambria Math"/>
+                  <w:i/>
+                  <w:lang w:val="en-US"/>
+                </w:rPr>
+              </m:ctrlPr>
+            </m:dPr>
+            <m:e>
+              <m:r>
+                <w:rPr>
+                  <w:rFonts w:ascii="Cambria Math" w:eastAsiaTheme="minorEastAsia" w:hAnsi="Cambria Math"/>
+                  <w:lang w:val="en-US"/>
+                </w:rPr>
+                <m:t>x</m:t>
+              </m:r>
+            </m:e>
+          </m:d>
+          <m:r>
+            <w:rPr>
+              <w:rFonts w:ascii="Cambria Math" w:eastAsiaTheme="minorEastAsia" w:hAnsi="Cambria Math"/>
+              <w:lang w:val="en-US"/>
+            </w:rPr>
+            <m:t>=</m:t>
+          </m:r>
+          <m:f>
+            <m:fPr>
+              <m:ctrlPr>
+                <w:rPr>
+                  <w:rFonts w:ascii="Cambria Math" w:eastAsiaTheme="minorEastAsia" w:hAnsi="Cambria Math"/>
+                  <w:i/>
+                  <w:lang w:val="en-US"/>
+                </w:rPr>
+              </m:ctrlPr>
+            </m:fPr>
+            <m:num>
+              <m:r>
+                <w:rPr>
+                  <w:rFonts w:ascii="Cambria Math" w:eastAsiaTheme="minorEastAsia" w:hAnsi="Cambria Math"/>
+                  <w:lang w:val="en-US"/>
+                </w:rPr>
+                <m:t>L</m:t>
+              </m:r>
+            </m:num>
+            <m:den>
+              <m:r>
+                <w:rPr>
+                  <w:rFonts w:ascii="Cambria Math" w:eastAsiaTheme="minorEastAsia" w:hAnsi="Cambria Math"/>
+                  <w:lang w:val="en-US"/>
+                </w:rPr>
+                <m:t>1+</m:t>
+              </m:r>
+              <m:sSup>
+                <m:sSupPr>
+                  <m:ctrlPr>
+                    <w:rPr>
+                      <w:rFonts w:ascii="Cambria Math" w:eastAsiaTheme="minorEastAsia" w:hAnsi="Cambria Math"/>
+                      <w:i/>
+                      <w:lang w:val="en-US"/>
+                    </w:rPr>
+                  </m:ctrlPr>
+                </m:sSupPr>
+                <m:e>
+                  <m:r>
+                    <w:rPr>
+                      <w:rFonts w:ascii="Cambria Math" w:eastAsiaTheme="minorEastAsia" w:hAnsi="Cambria Math"/>
+                      <w:lang w:val="en-US"/>
+                    </w:rPr>
+                    <m:t>e</m:t>
+                  </m:r>
+                </m:e>
+                <m:sup>
+                  <m:r>
+                    <w:rPr>
+                      <w:rFonts w:ascii="Cambria Math" w:eastAsiaTheme="minorEastAsia" w:hAnsi="Cambria Math"/>
+                      <w:lang w:val="en-US"/>
+                    </w:rPr>
+                    <m:t>-k</m:t>
+                  </m:r>
+                  <m:d>
+                    <m:dPr>
+                      <m:ctrlPr>
+                        <w:rPr>
+                          <w:rFonts w:ascii="Cambria Math" w:eastAsiaTheme="minorEastAsia" w:hAnsi="Cambria Math"/>
+                          <w:i/>
+                          <w:lang w:val="en-US"/>
+                        </w:rPr>
+                      </m:ctrlPr>
+                    </m:dPr>
+                    <m:e>
+                      <m:r>
+                        <w:rPr>
+                          <w:rFonts w:ascii="Cambria Math" w:eastAsiaTheme="minorEastAsia" w:hAnsi="Cambria Math"/>
+                          <w:lang w:val="en-US"/>
+                        </w:rPr>
+                        <m:t>x-</m:t>
+                      </m:r>
+                      <m:sSub>
+                        <m:sSubPr>
+                          <m:ctrlPr>
+                            <w:rPr>
+                              <w:rFonts w:ascii="Cambria Math" w:eastAsiaTheme="minorEastAsia" w:hAnsi="Cambria Math"/>
+                              <w:i/>
+                              <w:lang w:val="en-US"/>
+                            </w:rPr>
+                          </m:ctrlPr>
+                        </m:sSubPr>
+                        <m:e>
+                          <m:r>
+                            <w:rPr>
+                              <w:rFonts w:ascii="Cambria Math" w:eastAsiaTheme="minorEastAsia" w:hAnsi="Cambria Math"/>
+                              <w:lang w:val="en-US"/>
+                            </w:rPr>
+                            <m:t>x</m:t>
+                          </m:r>
+                        </m:e>
+                        <m:sub>
+                          <m:r>
+                            <w:rPr>
+                              <w:rFonts w:ascii="Cambria Math" w:eastAsiaTheme="minorEastAsia" w:hAnsi="Cambria Math"/>
+                              <w:lang w:val="en-US"/>
+                            </w:rPr>
+                            <m:t>0</m:t>
+                          </m:r>
+                        </m:sub>
+                      </m:sSub>
+                    </m:e>
+                  </m:d>
+                </m:sup>
+              </m:sSup>
+            </m:den>
+          </m:f>
+          <m:r>
+            <w:rPr>
+              <w:rFonts w:ascii="Cambria Math" w:eastAsiaTheme="minorEastAsia" w:hAnsi="Cambria Math"/>
+              <w:lang w:val="en-US"/>
+            </w:rPr>
+            <m:t xml:space="preserve"> </m:t>
+          </m:r>
+        </m:oMath>
+      </m:oMathPara>
+    </w:p>
+    <w:p>
+      <w:pPr>
+        <w:pStyle w:val="ListParagraph"/>
+        <w:numPr>
+          <w:ilvl w:val="0"/>
+          <w:numId w:val="2"/>
+        </w:numPr>
+        <w:rPr>
+          <w:rFonts w:ascii="Cambria Math" w:eastAsiaTheme="minorEastAsia" w:hAnsi="Cambria Math"/>
+          <w:lang w:val="en-US"/>
+          <w:oMath/>
+        </w:rPr>
+      </w:pPr>
+      <w:r>
+        <w:rPr>
+          <w:rFonts w:eastAsiaTheme="minorEastAsia"/>
+          <w:lang w:val="en-US"/>
+        </w:rPr>
+        <w:t>Hàm này đối xứng qua tâm x</w:t>
+      </w:r>
+      <w:r>
+        <w:rPr>
+          <w:rFonts w:eastAsiaTheme="minorEastAsia"/>
+          <w:vertAlign w:val="subscript"/>
+          <w:lang w:val="en-US"/>
+        </w:rPr>
+        <w:t>0</w:t>
+      </w:r>
+    </w:p>
+    <w:p>
+      <w:pPr>
+        <w:pStyle w:val="ListParagraph"/>
+        <w:numPr>
+          <w:ilvl w:val="0"/>
+          <w:numId w:val="2"/>
+        </w:numPr>
+        <w:rPr>
+          <w:rFonts w:ascii="Cambria Math" w:eastAsiaTheme="minorEastAsia" w:hAnsi="Cambria Math"/>
+          <w:lang w:val="en-US"/>
+          <w:oMath/>
+        </w:rPr>
+      </w:pPr>
+      <w:r>
+        <w:rPr>
+          <w:rFonts w:eastAsiaTheme="minorEastAsia"/>
+          <w:lang w:val="en-US"/>
+        </w:rPr>
+        <w:t>Có giá trị trong khoảng (0, L), luôn tăng</w:t>
+      </w:r>
+    </w:p>
+    <w:p>
+      <w:pPr>
+        <w:pStyle w:val="ListParagraph"/>
+        <w:numPr>
+          <w:ilvl w:val="0"/>
+          <w:numId w:val="2"/>
+        </w:numPr>
+        <w:rPr>
+          <w:rFonts w:ascii="Cambria Math" w:eastAsiaTheme="minorEastAsia" w:hAnsi="Cambria Math" w:cstheme="minorHAnsi"/>
+          <w:lang w:val="en-US"/>
+          <w:oMath/>
+        </w:rPr>
+      </w:pPr>
+      <w:r>
+        <w:rPr>
+          <w:rFonts w:eastAsiaTheme="minorEastAsia"/>
+          <w:lang w:val="en-US"/>
+        </w:rPr>
+        <w:t>k là tốc độ tăng, càng lớn thì đồ thị càng dốc</w:t>
+      </w:r>
+    </w:p>
+    <w:p>
+      <w:pPr>
+        <w:pStyle w:val="ListParagraph"/>
+        <w:numPr>
+          <w:ilvl w:val="0"/>
+          <w:numId w:val="2"/>
+        </w:numPr>
+        <w:rPr>
+          <w:rFonts w:ascii="Cambria Math" w:eastAsiaTheme="minorEastAsia" w:hAnsi="Cambria Math" w:cstheme="minorHAnsi"/>
+          <w:lang w:val="en-US"/>
+          <w:oMath/>
+        </w:rPr>
+      </w:pPr>
+      <w:r>
+        <w:rPr>
+          <w:rFonts w:eastAsiaTheme="minorEastAsia"/>
+          <w:lang w:val="en-US"/>
+        </w:rPr>
+        <w:t xml:space="preserve">Nếu L = k = 1, </w:t>
+      </w:r>
+      <w:r>
+        <w:rPr>
+          <w:rFonts w:eastAsiaTheme="minorEastAsia"/>
+          <w:lang w:val="en-US"/>
+        </w:rPr>
+        <w:t>x</w:t>
+      </w:r>
+      <w:r>
+        <w:rPr>
+          <w:rFonts w:eastAsiaTheme="minorEastAsia"/>
+          <w:vertAlign w:val="subscript"/>
+          <w:lang w:val="en-US"/>
+        </w:rPr>
+        <w:t>0</w:t>
+      </w:r>
+      <w:r>
+        <w:rPr>
+          <w:rFonts w:eastAsiaTheme="minorEastAsia"/>
+          <w:lang w:val="en-US"/>
+        </w:rPr>
+        <w:t xml:space="preserve"> = 0, thì hàm này t</w:t>
+      </w:r>
+      <w:bookmarkStart w:id="0" w:name="_GoBack"/>
+      <w:bookmarkEnd w:id="0"/>
+      <w:r>
+        <w:rPr>
+          <w:rFonts w:eastAsiaTheme="minorEastAsia"/>
+          <w:lang w:val="en-US"/>
+        </w:rPr>
+        <w:t>rở thành hàm Sigmoid</w:t>
+      </w:r>
+    </w:p>
+    <w:p>
+      <w:pPr>
+        <w:pStyle w:val="ListParagraph"/>
+        <w:numPr>
+          <w:ilvl w:val="0"/>
+          <w:numId w:val="38"/>
+        </w:numPr>
+        <w:rPr>
+          <w:rFonts w:ascii="Cambria Math" w:eastAsiaTheme="minorEastAsia" w:hAnsi="Cambria Math"/>
+          <w:lang w:val="en-US"/>
+          <w:oMath/>
+        </w:rPr>
+      </w:pPr>
+      <w:r>
+        <w:rPr>
+          <w:rFonts w:eastAsiaTheme="minorEastAsia"/>
+          <w:lang w:val="en-US"/>
+        </w:rPr>
+        <w:t>Phương Trình Vi Phân Logistic?</w:t>
+      </w:r>
+    </w:p>
+    <w:p>
+      <w:pPr>
+        <w:pStyle w:val="ListParagraph"/>
+        <w:pBdr>
+          <w:top w:val="single" w:sz="4" w:space="1" w:color="auto"/>
+          <w:left w:val="single" w:sz="4" w:space="4" w:color="auto"/>
+          <w:bottom w:val="single" w:sz="4" w:space="1" w:color="auto"/>
+          <w:right w:val="single" w:sz="4" w:space="4" w:color="auto"/>
+        </w:pBdr>
+        <w:ind w:left="1080"/>
+        <w:rPr>
+          <w:rFonts w:ascii="Cambria Math" w:eastAsiaTheme="minorEastAsia" w:hAnsi="Cambria Math"/>
+          <w:lang w:val="en-US"/>
+          <w:oMath/>
+        </w:rPr>
+      </w:pPr>
+      <m:oMathPara>
+        <m:oMathParaPr>
+          <m:jc m:val="left"/>
+        </m:oMathParaPr>
+        <m:oMath>
+          <m:f>
+            <m:fPr>
+              <m:ctrlPr>
+                <w:rPr>
+                  <w:rFonts w:ascii="Cambria Math" w:eastAsiaTheme="minorEastAsia" w:hAnsi="Cambria Math"/>
+                  <w:i/>
+                  <w:lang w:val="en-US"/>
+                </w:rPr>
+              </m:ctrlPr>
+            </m:fPr>
+            <m:num>
+              <m:r>
+                <w:rPr>
+                  <w:rFonts w:ascii="Cambria Math" w:eastAsiaTheme="minorEastAsia" w:hAnsi="Cambria Math"/>
+                  <w:lang w:val="en-US"/>
+                </w:rPr>
+                <m:t>dy</m:t>
+              </m:r>
+            </m:num>
+            <m:den>
+              <m:r>
+                <w:rPr>
+                  <w:rFonts w:ascii="Cambria Math" w:eastAsiaTheme="minorEastAsia" w:hAnsi="Cambria Math"/>
+                  <w:lang w:val="en-US"/>
+                </w:rPr>
+                <m:t>dx</m:t>
+              </m:r>
+            </m:den>
+          </m:f>
+          <m:r>
+            <w:rPr>
+              <w:rFonts w:ascii="Cambria Math" w:eastAsiaTheme="minorEastAsia" w:hAnsi="Cambria Math"/>
+              <w:lang w:val="en-US"/>
+            </w:rPr>
+            <m:t>=ky</m:t>
+          </m:r>
+          <m:d>
+            <m:dPr>
+              <m:ctrlPr>
+                <w:rPr>
+                  <w:rFonts w:ascii="Cambria Math" w:eastAsiaTheme="minorEastAsia" w:hAnsi="Cambria Math"/>
+                  <w:i/>
+                  <w:lang w:val="en-US"/>
+                </w:rPr>
+              </m:ctrlPr>
+            </m:dPr>
+            <m:e>
+              <m:r>
+                <w:rPr>
+                  <w:rFonts w:ascii="Cambria Math" w:eastAsiaTheme="minorEastAsia" w:hAnsi="Cambria Math"/>
+                  <w:lang w:val="en-US"/>
+                </w:rPr>
+                <m:t>1-</m:t>
+              </m:r>
+              <m:f>
+                <m:fPr>
+                  <m:ctrlPr>
+                    <w:rPr>
+                      <w:rFonts w:ascii="Cambria Math" w:eastAsiaTheme="minorEastAsia" w:hAnsi="Cambria Math"/>
+                      <w:i/>
+                      <w:lang w:val="en-US"/>
+                    </w:rPr>
+                  </m:ctrlPr>
+                </m:fPr>
+                <m:num>
+                  <m:r>
+                    <w:rPr>
+                      <w:rFonts w:ascii="Cambria Math" w:eastAsiaTheme="minorEastAsia" w:hAnsi="Cambria Math"/>
+                      <w:lang w:val="en-US"/>
+                    </w:rPr>
+                    <m:t>y</m:t>
+                  </m:r>
+                </m:num>
+                <m:den>
+                  <m:r>
+                    <w:rPr>
+                      <w:rFonts w:ascii="Cambria Math" w:eastAsiaTheme="minorEastAsia" w:hAnsi="Cambria Math"/>
+                      <w:lang w:val="en-US"/>
+                    </w:rPr>
+                    <m:t>L</m:t>
+                  </m:r>
+                </m:den>
+              </m:f>
+            </m:e>
+          </m:d>
+          <m:r>
+            <w:rPr>
+              <w:rFonts w:ascii="Cambria Math" w:eastAsiaTheme="minorEastAsia" w:hAnsi="Cambria Math"/>
+              <w:lang w:val="en-US"/>
+            </w:rPr>
+            <m:t>⇒</m:t>
+          </m:r>
+          <m:r>
+            <w:rPr>
+              <w:rFonts w:ascii="Cambria Math" w:eastAsiaTheme="minorEastAsia" w:hAnsi="Cambria Math"/>
+              <w:lang w:val="en-US"/>
+            </w:rPr>
+            <m:t>y=</m:t>
+          </m:r>
+          <m:f>
+            <m:fPr>
+              <m:ctrlPr>
+                <w:rPr>
+                  <w:rFonts w:ascii="Cambria Math" w:eastAsiaTheme="minorEastAsia" w:hAnsi="Cambria Math"/>
+                  <w:i/>
+                  <w:lang w:val="en-US"/>
+                </w:rPr>
+              </m:ctrlPr>
+            </m:fPr>
+            <m:num>
+              <m:r>
+                <w:rPr>
+                  <w:rFonts w:ascii="Cambria Math" w:eastAsiaTheme="minorEastAsia" w:hAnsi="Cambria Math"/>
+                  <w:lang w:val="en-US"/>
+                </w:rPr>
+                <m:t>L</m:t>
+              </m:r>
+            </m:num>
+            <m:den>
+              <m:r>
+                <w:rPr>
+                  <w:rFonts w:ascii="Cambria Math" w:eastAsiaTheme="minorEastAsia" w:hAnsi="Cambria Math"/>
+                  <w:lang w:val="en-US"/>
+                </w:rPr>
+                <m:t>1+</m:t>
+              </m:r>
+              <m:sSup>
+                <m:sSupPr>
+                  <m:ctrlPr>
+                    <w:rPr>
+                      <w:rFonts w:ascii="Cambria Math" w:eastAsiaTheme="minorEastAsia" w:hAnsi="Cambria Math"/>
+                      <w:i/>
+                      <w:lang w:val="en-US"/>
+                    </w:rPr>
+                  </m:ctrlPr>
+                </m:sSupPr>
+                <m:e>
+                  <m:r>
+                    <w:rPr>
+                      <w:rFonts w:ascii="Cambria Math" w:eastAsiaTheme="minorEastAsia" w:hAnsi="Cambria Math"/>
+                      <w:lang w:val="en-US"/>
+                    </w:rPr>
+                    <m:t>e</m:t>
+                  </m:r>
+                </m:e>
+                <m:sup>
+                  <m:r>
+                    <w:rPr>
+                      <w:rFonts w:ascii="Cambria Math" w:eastAsiaTheme="minorEastAsia" w:hAnsi="Cambria Math"/>
+                      <w:lang w:val="en-US"/>
+                    </w:rPr>
+                    <m:t>-k</m:t>
+                  </m:r>
+                  <m:d>
+                    <m:dPr>
+                      <m:ctrlPr>
+                        <w:rPr>
+                          <w:rFonts w:ascii="Cambria Math" w:eastAsiaTheme="minorEastAsia" w:hAnsi="Cambria Math"/>
+                          <w:i/>
+                          <w:lang w:val="en-US"/>
+                        </w:rPr>
+                      </m:ctrlPr>
+                    </m:dPr>
+                    <m:e>
+                      <m:r>
+                        <w:rPr>
+                          <w:rFonts w:ascii="Cambria Math" w:eastAsiaTheme="minorEastAsia" w:hAnsi="Cambria Math"/>
+                          <w:lang w:val="en-US"/>
+                        </w:rPr>
+                        <m:t>x-</m:t>
+                      </m:r>
+                      <m:sSub>
+                        <m:sSubPr>
+                          <m:ctrlPr>
+                            <w:rPr>
+                              <w:rFonts w:ascii="Cambria Math" w:eastAsiaTheme="minorEastAsia" w:hAnsi="Cambria Math"/>
+                              <w:i/>
+                              <w:lang w:val="en-US"/>
+                            </w:rPr>
+                          </m:ctrlPr>
+                        </m:sSubPr>
+                        <m:e>
+                          <m:r>
+                            <w:rPr>
+                              <w:rFonts w:ascii="Cambria Math" w:eastAsiaTheme="minorEastAsia" w:hAnsi="Cambria Math"/>
+                              <w:lang w:val="en-US"/>
+                            </w:rPr>
+                            <m:t>x</m:t>
+                          </m:r>
+                        </m:e>
+                        <m:sub>
+                          <m:r>
+                            <w:rPr>
+                              <w:rFonts w:ascii="Cambria Math" w:eastAsiaTheme="minorEastAsia" w:hAnsi="Cambria Math"/>
+                              <w:lang w:val="en-US"/>
+                            </w:rPr>
+                            <m:t>0</m:t>
+                          </m:r>
+                        </m:sub>
+                      </m:sSub>
+                    </m:e>
+                  </m:d>
+                </m:sup>
+              </m:sSup>
+            </m:den>
+          </m:f>
+        </m:oMath>
+      </m:oMathPara>
+    </w:p>
+    <w:p>
+      <w:pPr>
+        <w:pStyle w:val="ListParagraph"/>
+        <w:numPr>
+          <w:ilvl w:val="0"/>
+          <w:numId w:val="2"/>
+        </w:numPr>
+        <w:rPr>
+          <w:rFonts w:ascii="Cambria Math" w:eastAsiaTheme="minorEastAsia" w:hAnsi="Cambria Math"/>
+          <w:lang w:val="en-US"/>
+          <w:oMath/>
+        </w:rPr>
+      </w:pPr>
+      <w:r>
+        <w:rPr>
+          <w:rFonts w:eastAsiaTheme="minorEastAsia"/>
+          <w:lang w:val="en-US"/>
+        </w:rPr>
+        <w:t>Ở đây, tùy vào điểm khởi đầu mà x</w:t>
+      </w:r>
+      <w:r>
+        <w:rPr>
+          <w:rFonts w:eastAsiaTheme="minorEastAsia"/>
+          <w:vertAlign w:val="subscript"/>
+          <w:lang w:val="en-US"/>
+        </w:rPr>
+        <w:t>0</w:t>
+      </w:r>
+      <w:r>
+        <w:rPr>
+          <w:rFonts w:eastAsiaTheme="minorEastAsia"/>
+          <w:lang w:val="en-US"/>
+        </w:rPr>
+        <w:t xml:space="preserve"> sẽ khác nhau</w:t>
+      </w:r>
+    </w:p>
+    <w:p>
+      <w:pPr>
+        <w:rPr>
+          <w:rFonts w:eastAsiaTheme="minorEastAsia"/>
+          <w:lang w:val="en-US"/>
+        </w:rPr>
+      </w:pPr>
+    </w:p>
+    <w:p>
+      <w:pPr>
+        <w:rPr>
+          <w:rFonts w:eastAsiaTheme="minorEastAsia"/>
+          <w:lang w:val="en-US"/>
+        </w:rPr>
+      </w:pPr>
+      <w:r>
+        <w:rPr>
+          <w:rFonts w:eastAsiaTheme="minorEastAsia"/>
+          <w:lang w:val="en-US"/>
+        </w:rPr>
         <w:t>Complex Number – Số Ảo:</w:t>
       </w:r>
     </w:p>
@@ -38100,196 +40079,198 @@
     <w:p>
       <w:pPr>
         <w:pStyle w:val="ListParagraph"/>
-        <w:numPr>
-          <w:ilvl w:val="0"/>
-          <w:numId w:val="2"/>
-        </w:numPr>
         <w:pBdr>
           <w:top w:val="single" w:sz="4" w:space="1" w:color="auto"/>
           <w:left w:val="single" w:sz="4" w:space="4" w:color="auto"/>
           <w:bottom w:val="single" w:sz="4" w:space="1" w:color="auto"/>
           <w:right w:val="single" w:sz="4" w:space="4" w:color="auto"/>
         </w:pBdr>
-        <w:rPr>
-          <w:rFonts w:eastAsiaTheme="minorEastAsia"/>
-          <w:lang w:val="en-US"/>
-        </w:rPr>
-      </w:pPr>
-      <m:oMath>
-        <m:f>
-          <m:fPr>
-            <m:ctrlPr>
-              <w:rPr>
-                <w:rFonts w:ascii="Cambria Math" w:eastAsiaTheme="minorEastAsia" w:hAnsi="Cambria Math"/>
-                <w:i/>
-                <w:lang w:val="en-US"/>
-              </w:rPr>
-            </m:ctrlPr>
-          </m:fPr>
-          <m:num>
-            <m:r>
-              <w:rPr>
-                <w:rFonts w:ascii="Cambria Math" w:eastAsiaTheme="minorEastAsia" w:hAnsi="Cambria Math"/>
-                <w:lang w:val="en-US"/>
-              </w:rPr>
-              <m:t>0</m:t>
-            </m:r>
-          </m:num>
-          <m:den>
-            <m:r>
-              <w:rPr>
-                <w:rFonts w:ascii="Cambria Math" w:eastAsiaTheme="minorEastAsia" w:hAnsi="Cambria Math"/>
-                <w:lang w:val="en-US"/>
-              </w:rPr>
-              <m:t>0</m:t>
-            </m:r>
-          </m:den>
-        </m:f>
-        <m:r>
-          <w:rPr>
-            <w:rFonts w:ascii="Cambria Math" w:eastAsiaTheme="minorEastAsia" w:hAnsi="Cambria Math"/>
-            <w:lang w:val="en-US"/>
-          </w:rPr>
-          <m:t>,</m:t>
-        </m:r>
-        <m:f>
-          <m:fPr>
-            <m:ctrlPr>
-              <w:rPr>
-                <w:rFonts w:ascii="Cambria Math" w:eastAsiaTheme="minorEastAsia" w:hAnsi="Cambria Math"/>
-                <w:i/>
-                <w:lang w:val="en-US"/>
-              </w:rPr>
-            </m:ctrlPr>
-          </m:fPr>
-          <m:num>
-            <m:r>
-              <w:rPr>
-                <w:rFonts w:ascii="Cambria Math" w:eastAsiaTheme="minorEastAsia" w:hAnsi="Cambria Math"/>
-                <w:lang w:val="en-US"/>
-              </w:rPr>
-              <m:t>∞</m:t>
-            </m:r>
-          </m:num>
-          <m:den>
-            <m:r>
-              <w:rPr>
-                <w:rFonts w:ascii="Cambria Math" w:eastAsiaTheme="minorEastAsia" w:hAnsi="Cambria Math"/>
-                <w:lang w:val="en-US"/>
-              </w:rPr>
-              <m:t>∞</m:t>
-            </m:r>
-          </m:den>
-        </m:f>
-        <m:r>
-          <w:rPr>
-            <w:rFonts w:ascii="Cambria Math" w:eastAsiaTheme="minorEastAsia" w:hAnsi="Cambria Math"/>
-            <w:lang w:val="en-US"/>
-          </w:rPr>
-          <m:t>,</m:t>
-        </m:r>
-        <m:sSup>
-          <m:sSupPr>
-            <m:ctrlPr>
-              <w:rPr>
-                <w:rFonts w:ascii="Cambria Math" w:eastAsiaTheme="minorEastAsia" w:hAnsi="Cambria Math"/>
-                <w:i/>
-                <w:lang w:val="en-US"/>
-              </w:rPr>
-            </m:ctrlPr>
-          </m:sSupPr>
-          <m:e>
-            <m:r>
-              <w:rPr>
-                <w:rFonts w:ascii="Cambria Math" w:eastAsiaTheme="minorEastAsia" w:hAnsi="Cambria Math"/>
-                <w:lang w:val="en-US"/>
-              </w:rPr>
-              <m:t>0</m:t>
-            </m:r>
-          </m:e>
-          <m:sup>
-            <m:r>
-              <w:rPr>
-                <w:rFonts w:ascii="Cambria Math" w:eastAsiaTheme="minorEastAsia" w:hAnsi="Cambria Math"/>
-                <w:lang w:val="en-US"/>
-              </w:rPr>
-              <m:t>0</m:t>
-            </m:r>
-          </m:sup>
-        </m:sSup>
-        <m:r>
-          <w:rPr>
-            <w:rFonts w:ascii="Cambria Math" w:eastAsiaTheme="minorEastAsia" w:hAnsi="Cambria Math"/>
-            <w:lang w:val="en-US"/>
-          </w:rPr>
-          <m:t>,</m:t>
-        </m:r>
-        <m:sSup>
-          <m:sSupPr>
-            <m:ctrlPr>
-              <w:rPr>
-                <w:rFonts w:ascii="Cambria Math" w:eastAsiaTheme="minorEastAsia" w:hAnsi="Cambria Math"/>
-                <w:i/>
-                <w:lang w:val="en-US"/>
-              </w:rPr>
-            </m:ctrlPr>
-          </m:sSupPr>
-          <m:e>
-            <m:r>
-              <w:rPr>
-                <w:rFonts w:ascii="Cambria Math" w:eastAsiaTheme="minorEastAsia" w:hAnsi="Cambria Math"/>
-                <w:lang w:val="en-US"/>
-              </w:rPr>
-              <m:t>1</m:t>
-            </m:r>
-          </m:e>
-          <m:sup>
-            <m:r>
-              <w:rPr>
-                <w:rFonts w:ascii="Cambria Math" w:eastAsiaTheme="minorEastAsia" w:hAnsi="Cambria Math"/>
-                <w:lang w:val="en-US"/>
-              </w:rPr>
-              <m:t>∞</m:t>
-            </m:r>
-          </m:sup>
-        </m:sSup>
-        <m:r>
-          <w:rPr>
-            <w:rFonts w:ascii="Cambria Math" w:eastAsiaTheme="minorEastAsia" w:hAnsi="Cambria Math"/>
-            <w:lang w:val="en-US"/>
-          </w:rPr>
-          <m:t>,0∞,</m:t>
-        </m:r>
-        <m:sSup>
-          <m:sSupPr>
-            <m:ctrlPr>
-              <w:rPr>
-                <w:rFonts w:ascii="Cambria Math" w:eastAsiaTheme="minorEastAsia" w:hAnsi="Cambria Math"/>
-                <w:i/>
-                <w:lang w:val="en-US"/>
-              </w:rPr>
-            </m:ctrlPr>
-          </m:sSupPr>
-          <m:e>
-            <m:r>
-              <w:rPr>
-                <w:rFonts w:ascii="Cambria Math" w:eastAsiaTheme="minorEastAsia" w:hAnsi="Cambria Math"/>
-                <w:lang w:val="en-US"/>
-              </w:rPr>
-              <m:t>∞</m:t>
-            </m:r>
-          </m:e>
-          <m:sup>
-            <m:r>
-              <w:rPr>
-                <w:rFonts w:ascii="Cambria Math" w:eastAsiaTheme="minorEastAsia" w:hAnsi="Cambria Math"/>
-                <w:lang w:val="en-US"/>
-              </w:rPr>
-              <m:t>0</m:t>
-            </m:r>
-          </m:sup>
-        </m:sSup>
-      </m:oMath>
+        <w:ind w:left="1080"/>
+        <w:rPr>
+          <w:rFonts w:eastAsiaTheme="minorEastAsia"/>
+          <w:lang w:val="en-US"/>
+        </w:rPr>
+      </w:pPr>
+      <m:oMathPara>
+        <m:oMathParaPr>
+          <m:jc m:val="left"/>
+        </m:oMathParaPr>
+        <m:oMath>
+          <m:f>
+            <m:fPr>
+              <m:ctrlPr>
+                <w:rPr>
+                  <w:rFonts w:ascii="Cambria Math" w:eastAsiaTheme="minorEastAsia" w:hAnsi="Cambria Math"/>
+                  <w:i/>
+                  <w:lang w:val="en-US"/>
+                </w:rPr>
+              </m:ctrlPr>
+            </m:fPr>
+            <m:num>
+              <m:r>
+                <w:rPr>
+                  <w:rFonts w:ascii="Cambria Math" w:eastAsiaTheme="minorEastAsia" w:hAnsi="Cambria Math"/>
+                  <w:lang w:val="en-US"/>
+                </w:rPr>
+                <m:t>0</m:t>
+              </m:r>
+            </m:num>
+            <m:den>
+              <m:r>
+                <w:rPr>
+                  <w:rFonts w:ascii="Cambria Math" w:eastAsiaTheme="minorEastAsia" w:hAnsi="Cambria Math"/>
+                  <w:lang w:val="en-US"/>
+                </w:rPr>
+                <m:t>0</m:t>
+              </m:r>
+            </m:den>
+          </m:f>
+          <m:r>
+            <w:rPr>
+              <w:rFonts w:ascii="Cambria Math" w:eastAsiaTheme="minorEastAsia" w:hAnsi="Cambria Math"/>
+              <w:lang w:val="en-US"/>
+            </w:rPr>
+            <m:t>,</m:t>
+          </m:r>
+          <m:f>
+            <m:fPr>
+              <m:ctrlPr>
+                <w:rPr>
+                  <w:rFonts w:ascii="Cambria Math" w:eastAsiaTheme="minorEastAsia" w:hAnsi="Cambria Math"/>
+                  <w:i/>
+                  <w:lang w:val="en-US"/>
+                </w:rPr>
+              </m:ctrlPr>
+            </m:fPr>
+            <m:num>
+              <m:r>
+                <w:rPr>
+                  <w:rFonts w:ascii="Cambria Math" w:eastAsiaTheme="minorEastAsia" w:hAnsi="Cambria Math"/>
+                  <w:lang w:val="en-US"/>
+                </w:rPr>
+                <m:t>∞</m:t>
+              </m:r>
+            </m:num>
+            <m:den>
+              <m:r>
+                <w:rPr>
+                  <w:rFonts w:ascii="Cambria Math" w:eastAsiaTheme="minorEastAsia" w:hAnsi="Cambria Math"/>
+                  <w:lang w:val="en-US"/>
+                </w:rPr>
+                <m:t>∞</m:t>
+              </m:r>
+            </m:den>
+          </m:f>
+          <m:r>
+            <w:rPr>
+              <w:rFonts w:ascii="Cambria Math" w:eastAsiaTheme="minorEastAsia" w:hAnsi="Cambria Math"/>
+              <w:lang w:val="en-US"/>
+            </w:rPr>
+            <m:t>,</m:t>
+          </m:r>
+          <m:sSup>
+            <m:sSupPr>
+              <m:ctrlPr>
+                <w:rPr>
+                  <w:rFonts w:ascii="Cambria Math" w:eastAsiaTheme="minorEastAsia" w:hAnsi="Cambria Math"/>
+                  <w:i/>
+                  <w:lang w:val="en-US"/>
+                </w:rPr>
+              </m:ctrlPr>
+            </m:sSupPr>
+            <m:e>
+              <m:r>
+                <w:rPr>
+                  <w:rFonts w:ascii="Cambria Math" w:eastAsiaTheme="minorEastAsia" w:hAnsi="Cambria Math"/>
+                  <w:lang w:val="en-US"/>
+                </w:rPr>
+                <m:t>0</m:t>
+              </m:r>
+            </m:e>
+            <m:sup>
+              <m:r>
+                <w:rPr>
+                  <w:rFonts w:ascii="Cambria Math" w:eastAsiaTheme="minorEastAsia" w:hAnsi="Cambria Math"/>
+                  <w:lang w:val="en-US"/>
+                </w:rPr>
+                <m:t>0</m:t>
+              </m:r>
+            </m:sup>
+          </m:sSup>
+          <m:r>
+            <w:rPr>
+              <w:rFonts w:ascii="Cambria Math" w:eastAsiaTheme="minorEastAsia" w:hAnsi="Cambria Math"/>
+              <w:lang w:val="en-US"/>
+            </w:rPr>
+            <m:t>,</m:t>
+          </m:r>
+          <m:sSup>
+            <m:sSupPr>
+              <m:ctrlPr>
+                <w:rPr>
+                  <w:rFonts w:ascii="Cambria Math" w:eastAsiaTheme="minorEastAsia" w:hAnsi="Cambria Math"/>
+                  <w:i/>
+                  <w:lang w:val="en-US"/>
+                </w:rPr>
+              </m:ctrlPr>
+            </m:sSupPr>
+            <m:e>
+              <m:r>
+                <w:rPr>
+                  <w:rFonts w:ascii="Cambria Math" w:eastAsiaTheme="minorEastAsia" w:hAnsi="Cambria Math"/>
+                  <w:lang w:val="en-US"/>
+                </w:rPr>
+                <m:t>1</m:t>
+              </m:r>
+            </m:e>
+            <m:sup>
+              <m:r>
+                <w:rPr>
+                  <w:rFonts w:ascii="Cambria Math" w:eastAsiaTheme="minorEastAsia" w:hAnsi="Cambria Math"/>
+                  <w:lang w:val="en-US"/>
+                </w:rPr>
+                <m:t>∞</m:t>
+              </m:r>
+            </m:sup>
+          </m:sSup>
+          <m:r>
+            <w:rPr>
+              <w:rFonts w:ascii="Cambria Math" w:eastAsiaTheme="minorEastAsia" w:hAnsi="Cambria Math"/>
+              <w:lang w:val="en-US"/>
+            </w:rPr>
+            <m:t>,0∞,</m:t>
+          </m:r>
+          <m:sSup>
+            <m:sSupPr>
+              <m:ctrlPr>
+                <w:rPr>
+                  <w:rFonts w:ascii="Cambria Math" w:eastAsiaTheme="minorEastAsia" w:hAnsi="Cambria Math"/>
+                  <w:i/>
+                  <w:lang w:val="en-US"/>
+                </w:rPr>
+              </m:ctrlPr>
+            </m:sSupPr>
+            <m:e>
+              <m:r>
+                <w:rPr>
+                  <w:rFonts w:ascii="Cambria Math" w:eastAsiaTheme="minorEastAsia" w:hAnsi="Cambria Math"/>
+                  <w:lang w:val="en-US"/>
+                </w:rPr>
+                <m:t>∞</m:t>
+              </m:r>
+            </m:e>
+            <m:sup>
+              <m:r>
+                <w:rPr>
+                  <w:rFonts w:ascii="Cambria Math" w:eastAsiaTheme="minorEastAsia" w:hAnsi="Cambria Math"/>
+                  <w:lang w:val="en-US"/>
+                </w:rPr>
+                <m:t>0</m:t>
+              </m:r>
+            </m:sup>
+          </m:sSup>
+        </m:oMath>
+      </m:oMathPara>
     </w:p>
     <w:p>
       <w:pPr>
@@ -38314,262 +40295,264 @@
     <w:p>
       <w:pPr>
         <w:pStyle w:val="ListParagraph"/>
-        <w:numPr>
-          <w:ilvl w:val="0"/>
-          <w:numId w:val="2"/>
-        </w:numPr>
         <w:pBdr>
           <w:top w:val="single" w:sz="4" w:space="1" w:color="auto"/>
           <w:left w:val="single" w:sz="4" w:space="4" w:color="auto"/>
           <w:bottom w:val="single" w:sz="4" w:space="1" w:color="auto"/>
           <w:right w:val="single" w:sz="4" w:space="4" w:color="auto"/>
         </w:pBdr>
-        <w:rPr>
-          <w:rFonts w:eastAsiaTheme="minorEastAsia"/>
-          <w:lang w:val="en-US"/>
-        </w:rPr>
-      </w:pPr>
-      <m:oMath>
-        <m:func>
-          <m:funcPr>
-            <m:ctrlPr>
-              <w:rPr>
-                <w:rFonts w:ascii="Cambria Math" w:eastAsiaTheme="minorEastAsia" w:hAnsi="Cambria Math"/>
-                <w:i/>
-                <w:lang w:val="en-US"/>
-              </w:rPr>
-            </m:ctrlPr>
-          </m:funcPr>
-          <m:fName>
-            <m:limLow>
-              <m:limLowPr>
-                <m:ctrlPr>
-                  <w:rPr>
-                    <w:rFonts w:ascii="Cambria Math" w:eastAsiaTheme="minorEastAsia" w:hAnsi="Cambria Math"/>
-                    <w:i/>
-                    <w:lang w:val="en-US"/>
-                  </w:rPr>
-                </m:ctrlPr>
-              </m:limLowPr>
-              <m:e>
-                <m:r>
-                  <m:rPr>
-                    <m:sty m:val="p"/>
-                  </m:rPr>
-                  <w:rPr>
-                    <w:rFonts w:ascii="Cambria Math" w:hAnsi="Cambria Math"/>
-                    <w:lang w:val="en-US"/>
-                  </w:rPr>
-                  <m:t>lim</m:t>
-                </m:r>
-              </m:e>
-              <m:lim>
-                <m:r>
-                  <w:rPr>
-                    <w:rFonts w:ascii="Cambria Math" w:hAnsi="Cambria Math"/>
-                    <w:lang w:val="en-US"/>
-                  </w:rPr>
-                  <m:t>x → a</m:t>
-                </m:r>
-              </m:lim>
-            </m:limLow>
-          </m:fName>
-          <m:e>
-            <m:f>
-              <m:fPr>
-                <m:ctrlPr>
-                  <w:rPr>
-                    <w:rFonts w:ascii="Cambria Math" w:eastAsiaTheme="minorEastAsia" w:hAnsi="Cambria Math"/>
-                    <w:i/>
-                    <w:lang w:val="en-US"/>
-                  </w:rPr>
-                </m:ctrlPr>
-              </m:fPr>
-              <m:num>
-                <m:r>
-                  <w:rPr>
-                    <w:rFonts w:ascii="Cambria Math" w:eastAsiaTheme="minorEastAsia" w:hAnsi="Cambria Math"/>
-                    <w:lang w:val="en-US"/>
-                  </w:rPr>
-                  <m:t>f</m:t>
-                </m:r>
-                <m:d>
-                  <m:dPr>
-                    <m:ctrlPr>
-                      <w:rPr>
-                        <w:rFonts w:ascii="Cambria Math" w:eastAsiaTheme="minorEastAsia" w:hAnsi="Cambria Math"/>
-                        <w:i/>
-                        <w:lang w:val="en-US"/>
-                      </w:rPr>
-                    </m:ctrlPr>
-                  </m:dPr>
-                  <m:e>
-                    <m:r>
-                      <w:rPr>
-                        <w:rFonts w:ascii="Cambria Math" w:eastAsiaTheme="minorEastAsia" w:hAnsi="Cambria Math"/>
-                        <w:lang w:val="en-US"/>
-                      </w:rPr>
-                      <m:t>x</m:t>
-                    </m:r>
-                  </m:e>
-                </m:d>
-              </m:num>
-              <m:den>
-                <m:r>
-                  <w:rPr>
-                    <w:rFonts w:ascii="Cambria Math" w:eastAsiaTheme="minorEastAsia" w:hAnsi="Cambria Math"/>
-                    <w:lang w:val="en-US"/>
-                  </w:rPr>
-                  <m:t>g</m:t>
-                </m:r>
-                <m:d>
-                  <m:dPr>
-                    <m:ctrlPr>
-                      <w:rPr>
-                        <w:rFonts w:ascii="Cambria Math" w:eastAsiaTheme="minorEastAsia" w:hAnsi="Cambria Math"/>
-                        <w:i/>
-                        <w:lang w:val="en-US"/>
-                      </w:rPr>
-                    </m:ctrlPr>
-                  </m:dPr>
-                  <m:e>
-                    <m:r>
-                      <w:rPr>
-                        <w:rFonts w:ascii="Cambria Math" w:eastAsiaTheme="minorEastAsia" w:hAnsi="Cambria Math"/>
-                        <w:lang w:val="en-US"/>
-                      </w:rPr>
-                      <m:t>x</m:t>
-                    </m:r>
-                  </m:e>
-                </m:d>
-              </m:den>
-            </m:f>
-          </m:e>
-        </m:func>
-        <m:r>
-          <w:rPr>
-            <w:rFonts w:ascii="Cambria Math" w:eastAsiaTheme="minorEastAsia" w:hAnsi="Cambria Math"/>
-            <w:lang w:val="en-US"/>
-          </w:rPr>
-          <m:t>=</m:t>
-        </m:r>
-        <m:func>
-          <m:funcPr>
-            <m:ctrlPr>
-              <w:rPr>
-                <w:rFonts w:ascii="Cambria Math" w:eastAsiaTheme="minorEastAsia" w:hAnsi="Cambria Math"/>
-                <w:i/>
-                <w:lang w:val="en-US"/>
-              </w:rPr>
-            </m:ctrlPr>
-          </m:funcPr>
-          <m:fName>
-            <m:limLow>
-              <m:limLowPr>
-                <m:ctrlPr>
-                  <w:rPr>
-                    <w:rFonts w:ascii="Cambria Math" w:eastAsiaTheme="minorEastAsia" w:hAnsi="Cambria Math"/>
-                    <w:i/>
-                    <w:lang w:val="en-US"/>
-                  </w:rPr>
-                </m:ctrlPr>
-              </m:limLowPr>
-              <m:e>
-                <m:r>
-                  <m:rPr>
-                    <m:sty m:val="p"/>
-                  </m:rPr>
-                  <w:rPr>
-                    <w:rFonts w:ascii="Cambria Math" w:hAnsi="Cambria Math"/>
-                    <w:lang w:val="en-US"/>
-                  </w:rPr>
-                  <m:t>lim</m:t>
-                </m:r>
-              </m:e>
-              <m:lim>
-                <m:r>
-                  <w:rPr>
-                    <w:rFonts w:ascii="Cambria Math" w:hAnsi="Cambria Math"/>
-                    <w:lang w:val="en-US"/>
-                  </w:rPr>
-                  <m:t>x → a</m:t>
-                </m:r>
-              </m:lim>
-            </m:limLow>
-          </m:fName>
-          <m:e>
-            <m:f>
-              <m:fPr>
-                <m:ctrlPr>
-                  <w:rPr>
-                    <w:rFonts w:ascii="Cambria Math" w:eastAsiaTheme="minorEastAsia" w:hAnsi="Cambria Math"/>
-                    <w:i/>
-                    <w:lang w:val="en-US"/>
-                  </w:rPr>
-                </m:ctrlPr>
-              </m:fPr>
-              <m:num>
-                <m:r>
-                  <w:rPr>
-                    <w:rFonts w:ascii="Cambria Math" w:eastAsiaTheme="minorEastAsia" w:hAnsi="Cambria Math"/>
-                    <w:lang w:val="en-US"/>
-                  </w:rPr>
-                  <m:t>f'</m:t>
-                </m:r>
-                <m:d>
-                  <m:dPr>
-                    <m:ctrlPr>
-                      <w:rPr>
-                        <w:rFonts w:ascii="Cambria Math" w:eastAsiaTheme="minorEastAsia" w:hAnsi="Cambria Math"/>
-                        <w:i/>
-                        <w:lang w:val="en-US"/>
-                      </w:rPr>
-                    </m:ctrlPr>
-                  </m:dPr>
-                  <m:e>
-                    <m:r>
-                      <w:rPr>
-                        <w:rFonts w:ascii="Cambria Math" w:eastAsiaTheme="minorEastAsia" w:hAnsi="Cambria Math"/>
-                        <w:lang w:val="en-US"/>
-                      </w:rPr>
-                      <m:t>x</m:t>
-                    </m:r>
-                  </m:e>
-                </m:d>
-              </m:num>
-              <m:den>
-                <m:r>
-                  <w:rPr>
-                    <w:rFonts w:ascii="Cambria Math" w:eastAsiaTheme="minorEastAsia" w:hAnsi="Cambria Math"/>
-                    <w:lang w:val="en-US"/>
-                  </w:rPr>
-                  <m:t>g'</m:t>
-                </m:r>
-                <m:d>
-                  <m:dPr>
-                    <m:ctrlPr>
-                      <w:rPr>
-                        <w:rFonts w:ascii="Cambria Math" w:eastAsiaTheme="minorEastAsia" w:hAnsi="Cambria Math"/>
-                        <w:i/>
-                        <w:lang w:val="en-US"/>
-                      </w:rPr>
-                    </m:ctrlPr>
-                  </m:dPr>
-                  <m:e>
-                    <m:r>
-                      <w:rPr>
-                        <w:rFonts w:ascii="Cambria Math" w:eastAsiaTheme="minorEastAsia" w:hAnsi="Cambria Math"/>
-                        <w:lang w:val="en-US"/>
-                      </w:rPr>
-                      <m:t>x</m:t>
-                    </m:r>
-                  </m:e>
-                </m:d>
-              </m:den>
-            </m:f>
-          </m:e>
-        </m:func>
-      </m:oMath>
+        <w:ind w:left="1080"/>
+        <w:rPr>
+          <w:rFonts w:eastAsiaTheme="minorEastAsia"/>
+          <w:lang w:val="en-US"/>
+        </w:rPr>
+      </w:pPr>
+      <m:oMathPara>
+        <m:oMathParaPr>
+          <m:jc m:val="left"/>
+        </m:oMathParaPr>
+        <m:oMath>
+          <m:func>
+            <m:funcPr>
+              <m:ctrlPr>
+                <w:rPr>
+                  <w:rFonts w:ascii="Cambria Math" w:eastAsiaTheme="minorEastAsia" w:hAnsi="Cambria Math"/>
+                  <w:i/>
+                  <w:lang w:val="en-US"/>
+                </w:rPr>
+              </m:ctrlPr>
+            </m:funcPr>
+            <m:fName>
+              <m:limLow>
+                <m:limLowPr>
+                  <m:ctrlPr>
+                    <w:rPr>
+                      <w:rFonts w:ascii="Cambria Math" w:eastAsiaTheme="minorEastAsia" w:hAnsi="Cambria Math"/>
+                      <w:i/>
+                      <w:lang w:val="en-US"/>
+                    </w:rPr>
+                  </m:ctrlPr>
+                </m:limLowPr>
+                <m:e>
+                  <m:r>
+                    <m:rPr>
+                      <m:sty m:val="p"/>
+                    </m:rPr>
+                    <w:rPr>
+                      <w:rFonts w:ascii="Cambria Math" w:hAnsi="Cambria Math"/>
+                      <w:lang w:val="en-US"/>
+                    </w:rPr>
+                    <m:t>lim</m:t>
+                  </m:r>
+                </m:e>
+                <m:lim>
+                  <m:r>
+                    <w:rPr>
+                      <w:rFonts w:ascii="Cambria Math" w:hAnsi="Cambria Math"/>
+                      <w:lang w:val="en-US"/>
+                    </w:rPr>
+                    <m:t>x → a</m:t>
+                  </m:r>
+                </m:lim>
+              </m:limLow>
+            </m:fName>
+            <m:e>
+              <m:f>
+                <m:fPr>
+                  <m:ctrlPr>
+                    <w:rPr>
+                      <w:rFonts w:ascii="Cambria Math" w:eastAsiaTheme="minorEastAsia" w:hAnsi="Cambria Math"/>
+                      <w:i/>
+                      <w:lang w:val="en-US"/>
+                    </w:rPr>
+                  </m:ctrlPr>
+                </m:fPr>
+                <m:num>
+                  <m:r>
+                    <w:rPr>
+                      <w:rFonts w:ascii="Cambria Math" w:eastAsiaTheme="minorEastAsia" w:hAnsi="Cambria Math"/>
+                      <w:lang w:val="en-US"/>
+                    </w:rPr>
+                    <m:t>f</m:t>
+                  </m:r>
+                  <m:d>
+                    <m:dPr>
+                      <m:ctrlPr>
+                        <w:rPr>
+                          <w:rFonts w:ascii="Cambria Math" w:eastAsiaTheme="minorEastAsia" w:hAnsi="Cambria Math"/>
+                          <w:i/>
+                          <w:lang w:val="en-US"/>
+                        </w:rPr>
+                      </m:ctrlPr>
+                    </m:dPr>
+                    <m:e>
+                      <m:r>
+                        <w:rPr>
+                          <w:rFonts w:ascii="Cambria Math" w:eastAsiaTheme="minorEastAsia" w:hAnsi="Cambria Math"/>
+                          <w:lang w:val="en-US"/>
+                        </w:rPr>
+                        <m:t>x</m:t>
+                      </m:r>
+                    </m:e>
+                  </m:d>
+                </m:num>
+                <m:den>
+                  <m:r>
+                    <w:rPr>
+                      <w:rFonts w:ascii="Cambria Math" w:eastAsiaTheme="minorEastAsia" w:hAnsi="Cambria Math"/>
+                      <w:lang w:val="en-US"/>
+                    </w:rPr>
+                    <m:t>g</m:t>
+                  </m:r>
+                  <m:d>
+                    <m:dPr>
+                      <m:ctrlPr>
+                        <w:rPr>
+                          <w:rFonts w:ascii="Cambria Math" w:eastAsiaTheme="minorEastAsia" w:hAnsi="Cambria Math"/>
+                          <w:i/>
+                          <w:lang w:val="en-US"/>
+                        </w:rPr>
+                      </m:ctrlPr>
+                    </m:dPr>
+                    <m:e>
+                      <m:r>
+                        <w:rPr>
+                          <w:rFonts w:ascii="Cambria Math" w:eastAsiaTheme="minorEastAsia" w:hAnsi="Cambria Math"/>
+                          <w:lang w:val="en-US"/>
+                        </w:rPr>
+                        <m:t>x</m:t>
+                      </m:r>
+                    </m:e>
+                  </m:d>
+                </m:den>
+              </m:f>
+            </m:e>
+          </m:func>
+          <m:r>
+            <w:rPr>
+              <w:rFonts w:ascii="Cambria Math" w:eastAsiaTheme="minorEastAsia" w:hAnsi="Cambria Math"/>
+              <w:lang w:val="en-US"/>
+            </w:rPr>
+            <m:t>=</m:t>
+          </m:r>
+          <m:func>
+            <m:funcPr>
+              <m:ctrlPr>
+                <w:rPr>
+                  <w:rFonts w:ascii="Cambria Math" w:eastAsiaTheme="minorEastAsia" w:hAnsi="Cambria Math"/>
+                  <w:i/>
+                  <w:lang w:val="en-US"/>
+                </w:rPr>
+              </m:ctrlPr>
+            </m:funcPr>
+            <m:fName>
+              <m:limLow>
+                <m:limLowPr>
+                  <m:ctrlPr>
+                    <w:rPr>
+                      <w:rFonts w:ascii="Cambria Math" w:eastAsiaTheme="minorEastAsia" w:hAnsi="Cambria Math"/>
+                      <w:i/>
+                      <w:lang w:val="en-US"/>
+                    </w:rPr>
+                  </m:ctrlPr>
+                </m:limLowPr>
+                <m:e>
+                  <m:r>
+                    <m:rPr>
+                      <m:sty m:val="p"/>
+                    </m:rPr>
+                    <w:rPr>
+                      <w:rFonts w:ascii="Cambria Math" w:hAnsi="Cambria Math"/>
+                      <w:lang w:val="en-US"/>
+                    </w:rPr>
+                    <m:t>lim</m:t>
+                  </m:r>
+                </m:e>
+                <m:lim>
+                  <m:r>
+                    <w:rPr>
+                      <w:rFonts w:ascii="Cambria Math" w:hAnsi="Cambria Math"/>
+                      <w:lang w:val="en-US"/>
+                    </w:rPr>
+                    <m:t>x → a</m:t>
+                  </m:r>
+                </m:lim>
+              </m:limLow>
+            </m:fName>
+            <m:e>
+              <m:f>
+                <m:fPr>
+                  <m:ctrlPr>
+                    <w:rPr>
+                      <w:rFonts w:ascii="Cambria Math" w:eastAsiaTheme="minorEastAsia" w:hAnsi="Cambria Math"/>
+                      <w:i/>
+                      <w:lang w:val="en-US"/>
+                    </w:rPr>
+                  </m:ctrlPr>
+                </m:fPr>
+                <m:num>
+                  <m:r>
+                    <w:rPr>
+                      <w:rFonts w:ascii="Cambria Math" w:eastAsiaTheme="minorEastAsia" w:hAnsi="Cambria Math"/>
+                      <w:lang w:val="en-US"/>
+                    </w:rPr>
+                    <m:t>f'</m:t>
+                  </m:r>
+                  <m:d>
+                    <m:dPr>
+                      <m:ctrlPr>
+                        <w:rPr>
+                          <w:rFonts w:ascii="Cambria Math" w:eastAsiaTheme="minorEastAsia" w:hAnsi="Cambria Math"/>
+                          <w:i/>
+                          <w:lang w:val="en-US"/>
+                        </w:rPr>
+                      </m:ctrlPr>
+                    </m:dPr>
+                    <m:e>
+                      <m:r>
+                        <w:rPr>
+                          <w:rFonts w:ascii="Cambria Math" w:eastAsiaTheme="minorEastAsia" w:hAnsi="Cambria Math"/>
+                          <w:lang w:val="en-US"/>
+                        </w:rPr>
+                        <m:t>x</m:t>
+                      </m:r>
+                    </m:e>
+                  </m:d>
+                </m:num>
+                <m:den>
+                  <m:r>
+                    <w:rPr>
+                      <w:rFonts w:ascii="Cambria Math" w:eastAsiaTheme="minorEastAsia" w:hAnsi="Cambria Math"/>
+                      <w:lang w:val="en-US"/>
+                    </w:rPr>
+                    <m:t>g'</m:t>
+                  </m:r>
+                  <m:d>
+                    <m:dPr>
+                      <m:ctrlPr>
+                        <w:rPr>
+                          <w:rFonts w:ascii="Cambria Math" w:eastAsiaTheme="minorEastAsia" w:hAnsi="Cambria Math"/>
+                          <w:i/>
+                          <w:lang w:val="en-US"/>
+                        </w:rPr>
+                      </m:ctrlPr>
+                    </m:dPr>
+                    <m:e>
+                      <m:r>
+                        <w:rPr>
+                          <w:rFonts w:ascii="Cambria Math" w:eastAsiaTheme="minorEastAsia" w:hAnsi="Cambria Math"/>
+                          <w:lang w:val="en-US"/>
+                        </w:rPr>
+                        <m:t>x</m:t>
+                      </m:r>
+                    </m:e>
+                  </m:d>
+                </m:den>
+              </m:f>
+            </m:e>
+          </m:func>
+        </m:oMath>
+      </m:oMathPara>
     </w:p>
     <w:p>
       <w:pPr>
@@ -38887,15 +40870,7 @@
           <w:rFonts w:eastAsiaTheme="minorEastAsia"/>
           <w:lang w:val="en-US"/>
         </w:rPr>
-        <w:t xml:space="preserve"> ta </w:t>
-      </w:r>
-      <w:r>
-        <w:rPr>
-          <w:rFonts w:eastAsiaTheme="minorEastAsia"/>
-          <w:lang w:val="en-US"/>
-        </w:rPr>
-        <w:lastRenderedPageBreak/>
-        <w:t>sẽ có được vị trí mới của M,  cứ lặp đi lặp lại như vậy thì sớm hay muộn cũng sẽ hội tụ tại điểm nghiệm</w:t>
+        <w:t xml:space="preserve"> ta sẽ có được vị trí mới của M,  cứ lặp đi lặp lại như vậy thì sớm hay muộn cũng sẽ hội tụ tại điểm nghiệm</w:t>
       </w:r>
     </w:p>
     <w:p>
@@ -41573,15 +43548,7 @@
           <w:rFonts w:eastAsiaTheme="minorEastAsia"/>
           <w:lang w:val="en-US"/>
         </w:rPr>
-        <w:t xml:space="preserve">Giả sử bạn đang ở điểm ban đầu, dựa vào điều kiện ban đầu để xác định tiếp tuyến tại điểm này, đi theo tiếp tuyến, cập nhập tọa độ, rồi tính tiếp tuyến tại điểm </w:t>
-      </w:r>
-      <w:r>
-        <w:rPr>
-          <w:rFonts w:eastAsiaTheme="minorEastAsia"/>
-          <w:lang w:val="en-US"/>
-        </w:rPr>
-        <w:lastRenderedPageBreak/>
-        <w:t>mới, rồi lại đi theo tiếp tuyến, cứ lặp đi lặp lại như vậy, càng đi xa thì sai số càng lớn</w:t>
+        <w:t>Giả sử bạn đang ở điểm ban đầu, dựa vào điều kiện ban đầu để xác định tiếp tuyến tại điểm này, đi theo tiếp tuyến, cập nhập tọa độ, rồi tính tiếp tuyến tại điểm mới, rồi lại đi theo tiếp tuyến, cứ lặp đi lặp lại như vậy, càng đi xa thì sai số càng lớn</w:t>
       </w:r>
     </w:p>
     <w:p>
@@ -41983,6 +43950,7 @@
           <w:rFonts w:eastAsiaTheme="minorEastAsia"/>
           <w:lang w:val="en-US"/>
         </w:rPr>
+        <w:lastRenderedPageBreak/>
         <w:t>Khi Thế X Bằng 1 Biểu Thức Tuyến Tính, Đồ Thị Thay Đổi Thế Nào?</w:t>
       </w:r>
     </w:p>
@@ -42556,7 +44524,6 @@
               <w:rFonts w:ascii="Cambria Math" w:eastAsiaTheme="minorEastAsia" w:hAnsi="Cambria Math"/>
               <w:lang w:val="en-US"/>
             </w:rPr>
-            <w:lastRenderedPageBreak/>
             <m:t>f(0)g(5)dx+f(0+dx)g(5-dx)dx+…=</m:t>
           </m:r>
           <m:nary>
@@ -43184,6 +45151,7 @@
           <w:rFonts w:eastAsiaTheme="minorEastAsia"/>
           <w:lang w:val="en-US"/>
         </w:rPr>
+        <w:lastRenderedPageBreak/>
         <w:t xml:space="preserve">Công </w:t>
       </w:r>
       <w:r>
@@ -43719,544 +45687,10 @@
     </w:lvl>
   </w:abstractNum>
   <w:abstractNum w:abstractNumId="4">
-    <w:nsid w:val="14FF2BBB"/>
+    <w:nsid w:val="11BB58FB"/>
     <w:multiLevelType w:val="hybridMultilevel"/>
-    <w:tmpl w:val="10A26FEE"/>
-    <w:lvl w:ilvl="0" w:tplc="E94A4FF0">
-      <w:start w:val="1"/>
-      <w:numFmt w:val="decimal"/>
-      <w:lvlText w:val="%1."/>
-      <w:lvlJc w:val="left"/>
-      <w:pPr>
-        <w:ind w:left="1080" w:hanging="360"/>
-      </w:pPr>
-      <w:rPr>
-        <w:rFonts w:hint="default"/>
-      </w:rPr>
-    </w:lvl>
-    <w:lvl w:ilvl="1" w:tplc="042A0019" w:tentative="1">
-      <w:start w:val="1"/>
-      <w:numFmt w:val="lowerLetter"/>
-      <w:lvlText w:val="%2."/>
-      <w:lvlJc w:val="left"/>
-      <w:pPr>
-        <w:ind w:left="1800" w:hanging="360"/>
-      </w:pPr>
-    </w:lvl>
-    <w:lvl w:ilvl="2" w:tplc="042A001B" w:tentative="1">
-      <w:start w:val="1"/>
-      <w:numFmt w:val="lowerRoman"/>
-      <w:lvlText w:val="%3."/>
-      <w:lvlJc w:val="right"/>
-      <w:pPr>
-        <w:ind w:left="2520" w:hanging="180"/>
-      </w:pPr>
-    </w:lvl>
-    <w:lvl w:ilvl="3" w:tplc="042A000F" w:tentative="1">
-      <w:start w:val="1"/>
-      <w:numFmt w:val="decimal"/>
-      <w:lvlText w:val="%4."/>
-      <w:lvlJc w:val="left"/>
-      <w:pPr>
-        <w:ind w:left="3240" w:hanging="360"/>
-      </w:pPr>
-    </w:lvl>
-    <w:lvl w:ilvl="4" w:tplc="042A0019" w:tentative="1">
-      <w:start w:val="1"/>
-      <w:numFmt w:val="lowerLetter"/>
-      <w:lvlText w:val="%5."/>
-      <w:lvlJc w:val="left"/>
-      <w:pPr>
-        <w:ind w:left="3960" w:hanging="360"/>
-      </w:pPr>
-    </w:lvl>
-    <w:lvl w:ilvl="5" w:tplc="042A001B" w:tentative="1">
-      <w:start w:val="1"/>
-      <w:numFmt w:val="lowerRoman"/>
-      <w:lvlText w:val="%6."/>
-      <w:lvlJc w:val="right"/>
-      <w:pPr>
-        <w:ind w:left="4680" w:hanging="180"/>
-      </w:pPr>
-    </w:lvl>
-    <w:lvl w:ilvl="6" w:tplc="042A000F" w:tentative="1">
-      <w:start w:val="1"/>
-      <w:numFmt w:val="decimal"/>
-      <w:lvlText w:val="%7."/>
-      <w:lvlJc w:val="left"/>
-      <w:pPr>
-        <w:ind w:left="5400" w:hanging="360"/>
-      </w:pPr>
-    </w:lvl>
-    <w:lvl w:ilvl="7" w:tplc="042A0019" w:tentative="1">
-      <w:start w:val="1"/>
-      <w:numFmt w:val="lowerLetter"/>
-      <w:lvlText w:val="%8."/>
-      <w:lvlJc w:val="left"/>
-      <w:pPr>
-        <w:ind w:left="6120" w:hanging="360"/>
-      </w:pPr>
-    </w:lvl>
-    <w:lvl w:ilvl="8" w:tplc="042A001B" w:tentative="1">
-      <w:start w:val="1"/>
-      <w:numFmt w:val="lowerRoman"/>
-      <w:lvlText w:val="%9."/>
-      <w:lvlJc w:val="right"/>
-      <w:pPr>
-        <w:ind w:left="6840" w:hanging="180"/>
-      </w:pPr>
-    </w:lvl>
-  </w:abstractNum>
-  <w:abstractNum w:abstractNumId="5">
-    <w:nsid w:val="18425DB3"/>
-    <w:multiLevelType w:val="hybridMultilevel"/>
-    <w:tmpl w:val="12BE84D0"/>
-    <w:lvl w:ilvl="0" w:tplc="042A000F">
-      <w:start w:val="1"/>
-      <w:numFmt w:val="decimal"/>
-      <w:lvlText w:val="%1."/>
-      <w:lvlJc w:val="left"/>
-      <w:pPr>
-        <w:ind w:left="720" w:hanging="360"/>
-      </w:pPr>
-      <w:rPr>
-        <w:rFonts w:hint="default"/>
-      </w:rPr>
-    </w:lvl>
-    <w:lvl w:ilvl="1" w:tplc="042A0019" w:tentative="1">
-      <w:start w:val="1"/>
-      <w:numFmt w:val="lowerLetter"/>
-      <w:lvlText w:val="%2."/>
-      <w:lvlJc w:val="left"/>
-      <w:pPr>
-        <w:ind w:left="1440" w:hanging="360"/>
-      </w:pPr>
-    </w:lvl>
-    <w:lvl w:ilvl="2" w:tplc="042A001B" w:tentative="1">
-      <w:start w:val="1"/>
-      <w:numFmt w:val="lowerRoman"/>
-      <w:lvlText w:val="%3."/>
-      <w:lvlJc w:val="right"/>
-      <w:pPr>
-        <w:ind w:left="2160" w:hanging="180"/>
-      </w:pPr>
-    </w:lvl>
-    <w:lvl w:ilvl="3" w:tplc="042A000F" w:tentative="1">
-      <w:start w:val="1"/>
-      <w:numFmt w:val="decimal"/>
-      <w:lvlText w:val="%4."/>
-      <w:lvlJc w:val="left"/>
-      <w:pPr>
-        <w:ind w:left="2880" w:hanging="360"/>
-      </w:pPr>
-    </w:lvl>
-    <w:lvl w:ilvl="4" w:tplc="042A0019" w:tentative="1">
-      <w:start w:val="1"/>
-      <w:numFmt w:val="lowerLetter"/>
-      <w:lvlText w:val="%5."/>
-      <w:lvlJc w:val="left"/>
-      <w:pPr>
-        <w:ind w:left="3600" w:hanging="360"/>
-      </w:pPr>
-    </w:lvl>
-    <w:lvl w:ilvl="5" w:tplc="042A001B" w:tentative="1">
-      <w:start w:val="1"/>
-      <w:numFmt w:val="lowerRoman"/>
-      <w:lvlText w:val="%6."/>
-      <w:lvlJc w:val="right"/>
-      <w:pPr>
-        <w:ind w:left="4320" w:hanging="180"/>
-      </w:pPr>
-    </w:lvl>
-    <w:lvl w:ilvl="6" w:tplc="042A000F" w:tentative="1">
-      <w:start w:val="1"/>
-      <w:numFmt w:val="decimal"/>
-      <w:lvlText w:val="%7."/>
-      <w:lvlJc w:val="left"/>
-      <w:pPr>
-        <w:ind w:left="5040" w:hanging="360"/>
-      </w:pPr>
-    </w:lvl>
-    <w:lvl w:ilvl="7" w:tplc="042A0019" w:tentative="1">
-      <w:start w:val="1"/>
-      <w:numFmt w:val="lowerLetter"/>
-      <w:lvlText w:val="%8."/>
-      <w:lvlJc w:val="left"/>
-      <w:pPr>
-        <w:ind w:left="5760" w:hanging="360"/>
-      </w:pPr>
-    </w:lvl>
-    <w:lvl w:ilvl="8" w:tplc="042A001B" w:tentative="1">
-      <w:start w:val="1"/>
-      <w:numFmt w:val="lowerRoman"/>
-      <w:lvlText w:val="%9."/>
-      <w:lvlJc w:val="right"/>
-      <w:pPr>
-        <w:ind w:left="6480" w:hanging="180"/>
-      </w:pPr>
-    </w:lvl>
-  </w:abstractNum>
-  <w:abstractNum w:abstractNumId="6">
-    <w:nsid w:val="1953398C"/>
-    <w:multiLevelType w:val="hybridMultilevel"/>
-    <w:tmpl w:val="6A68740C"/>
-    <w:lvl w:ilvl="0" w:tplc="EAF8E3BE">
-      <w:start w:val="1"/>
-      <w:numFmt w:val="decimal"/>
-      <w:lvlText w:val="%1."/>
-      <w:lvlJc w:val="left"/>
-      <w:pPr>
-        <w:ind w:left="1080" w:hanging="360"/>
-      </w:pPr>
-      <w:rPr>
-        <w:rFonts w:hint="default"/>
-      </w:rPr>
-    </w:lvl>
-    <w:lvl w:ilvl="1" w:tplc="042A0019" w:tentative="1">
-      <w:start w:val="1"/>
-      <w:numFmt w:val="lowerLetter"/>
-      <w:lvlText w:val="%2."/>
-      <w:lvlJc w:val="left"/>
-      <w:pPr>
-        <w:ind w:left="1800" w:hanging="360"/>
-      </w:pPr>
-    </w:lvl>
-    <w:lvl w:ilvl="2" w:tplc="042A001B" w:tentative="1">
-      <w:start w:val="1"/>
-      <w:numFmt w:val="lowerRoman"/>
-      <w:lvlText w:val="%3."/>
-      <w:lvlJc w:val="right"/>
-      <w:pPr>
-        <w:ind w:left="2520" w:hanging="180"/>
-      </w:pPr>
-    </w:lvl>
-    <w:lvl w:ilvl="3" w:tplc="042A000F" w:tentative="1">
-      <w:start w:val="1"/>
-      <w:numFmt w:val="decimal"/>
-      <w:lvlText w:val="%4."/>
-      <w:lvlJc w:val="left"/>
-      <w:pPr>
-        <w:ind w:left="3240" w:hanging="360"/>
-      </w:pPr>
-    </w:lvl>
-    <w:lvl w:ilvl="4" w:tplc="042A0019" w:tentative="1">
-      <w:start w:val="1"/>
-      <w:numFmt w:val="lowerLetter"/>
-      <w:lvlText w:val="%5."/>
-      <w:lvlJc w:val="left"/>
-      <w:pPr>
-        <w:ind w:left="3960" w:hanging="360"/>
-      </w:pPr>
-    </w:lvl>
-    <w:lvl w:ilvl="5" w:tplc="042A001B" w:tentative="1">
-      <w:start w:val="1"/>
-      <w:numFmt w:val="lowerRoman"/>
-      <w:lvlText w:val="%6."/>
-      <w:lvlJc w:val="right"/>
-      <w:pPr>
-        <w:ind w:left="4680" w:hanging="180"/>
-      </w:pPr>
-    </w:lvl>
-    <w:lvl w:ilvl="6" w:tplc="042A000F" w:tentative="1">
-      <w:start w:val="1"/>
-      <w:numFmt w:val="decimal"/>
-      <w:lvlText w:val="%7."/>
-      <w:lvlJc w:val="left"/>
-      <w:pPr>
-        <w:ind w:left="5400" w:hanging="360"/>
-      </w:pPr>
-    </w:lvl>
-    <w:lvl w:ilvl="7" w:tplc="042A0019" w:tentative="1">
-      <w:start w:val="1"/>
-      <w:numFmt w:val="lowerLetter"/>
-      <w:lvlText w:val="%8."/>
-      <w:lvlJc w:val="left"/>
-      <w:pPr>
-        <w:ind w:left="6120" w:hanging="360"/>
-      </w:pPr>
-    </w:lvl>
-    <w:lvl w:ilvl="8" w:tplc="042A001B" w:tentative="1">
-      <w:start w:val="1"/>
-      <w:numFmt w:val="lowerRoman"/>
-      <w:lvlText w:val="%9."/>
-      <w:lvlJc w:val="right"/>
-      <w:pPr>
-        <w:ind w:left="6840" w:hanging="180"/>
-      </w:pPr>
-    </w:lvl>
-  </w:abstractNum>
-  <w:abstractNum w:abstractNumId="7">
-    <w:nsid w:val="1BEE376A"/>
-    <w:multiLevelType w:val="hybridMultilevel"/>
-    <w:tmpl w:val="88A6C83C"/>
-    <w:lvl w:ilvl="0" w:tplc="9FF64522">
-      <w:start w:val="1"/>
-      <w:numFmt w:val="decimal"/>
-      <w:lvlText w:val="%1."/>
-      <w:lvlJc w:val="left"/>
-      <w:pPr>
-        <w:ind w:left="1080" w:hanging="360"/>
-      </w:pPr>
-      <w:rPr>
-        <w:rFonts w:hint="default"/>
-      </w:rPr>
-    </w:lvl>
-    <w:lvl w:ilvl="1" w:tplc="042A0019" w:tentative="1">
-      <w:start w:val="1"/>
-      <w:numFmt w:val="lowerLetter"/>
-      <w:lvlText w:val="%2."/>
-      <w:lvlJc w:val="left"/>
-      <w:pPr>
-        <w:ind w:left="1800" w:hanging="360"/>
-      </w:pPr>
-    </w:lvl>
-    <w:lvl w:ilvl="2" w:tplc="042A001B" w:tentative="1">
-      <w:start w:val="1"/>
-      <w:numFmt w:val="lowerRoman"/>
-      <w:lvlText w:val="%3."/>
-      <w:lvlJc w:val="right"/>
-      <w:pPr>
-        <w:ind w:left="2520" w:hanging="180"/>
-      </w:pPr>
-    </w:lvl>
-    <w:lvl w:ilvl="3" w:tplc="042A000F" w:tentative="1">
-      <w:start w:val="1"/>
-      <w:numFmt w:val="decimal"/>
-      <w:lvlText w:val="%4."/>
-      <w:lvlJc w:val="left"/>
-      <w:pPr>
-        <w:ind w:left="3240" w:hanging="360"/>
-      </w:pPr>
-    </w:lvl>
-    <w:lvl w:ilvl="4" w:tplc="042A0019" w:tentative="1">
-      <w:start w:val="1"/>
-      <w:numFmt w:val="lowerLetter"/>
-      <w:lvlText w:val="%5."/>
-      <w:lvlJc w:val="left"/>
-      <w:pPr>
-        <w:ind w:left="3960" w:hanging="360"/>
-      </w:pPr>
-    </w:lvl>
-    <w:lvl w:ilvl="5" w:tplc="042A001B" w:tentative="1">
-      <w:start w:val="1"/>
-      <w:numFmt w:val="lowerRoman"/>
-      <w:lvlText w:val="%6."/>
-      <w:lvlJc w:val="right"/>
-      <w:pPr>
-        <w:ind w:left="4680" w:hanging="180"/>
-      </w:pPr>
-    </w:lvl>
-    <w:lvl w:ilvl="6" w:tplc="042A000F" w:tentative="1">
-      <w:start w:val="1"/>
-      <w:numFmt w:val="decimal"/>
-      <w:lvlText w:val="%7."/>
-      <w:lvlJc w:val="left"/>
-      <w:pPr>
-        <w:ind w:left="5400" w:hanging="360"/>
-      </w:pPr>
-    </w:lvl>
-    <w:lvl w:ilvl="7" w:tplc="042A0019" w:tentative="1">
-      <w:start w:val="1"/>
-      <w:numFmt w:val="lowerLetter"/>
-      <w:lvlText w:val="%8."/>
-      <w:lvlJc w:val="left"/>
-      <w:pPr>
-        <w:ind w:left="6120" w:hanging="360"/>
-      </w:pPr>
-    </w:lvl>
-    <w:lvl w:ilvl="8" w:tplc="042A001B" w:tentative="1">
-      <w:start w:val="1"/>
-      <w:numFmt w:val="lowerRoman"/>
-      <w:lvlText w:val="%9."/>
-      <w:lvlJc w:val="right"/>
-      <w:pPr>
-        <w:ind w:left="6840" w:hanging="180"/>
-      </w:pPr>
-    </w:lvl>
-  </w:abstractNum>
-  <w:abstractNum w:abstractNumId="8">
-    <w:nsid w:val="21C662CF"/>
-    <w:multiLevelType w:val="hybridMultilevel"/>
-    <w:tmpl w:val="EC483B86"/>
-    <w:lvl w:ilvl="0" w:tplc="35BCBF6A">
-      <w:start w:val="1"/>
-      <w:numFmt w:val="decimal"/>
-      <w:lvlText w:val="%1."/>
-      <w:lvlJc w:val="left"/>
-      <w:pPr>
-        <w:ind w:left="1080" w:hanging="360"/>
-      </w:pPr>
-      <w:rPr>
-        <w:rFonts w:hint="default"/>
-      </w:rPr>
-    </w:lvl>
-    <w:lvl w:ilvl="1" w:tplc="042A0019" w:tentative="1">
-      <w:start w:val="1"/>
-      <w:numFmt w:val="lowerLetter"/>
-      <w:lvlText w:val="%2."/>
-      <w:lvlJc w:val="left"/>
-      <w:pPr>
-        <w:ind w:left="1800" w:hanging="360"/>
-      </w:pPr>
-    </w:lvl>
-    <w:lvl w:ilvl="2" w:tplc="042A001B" w:tentative="1">
-      <w:start w:val="1"/>
-      <w:numFmt w:val="lowerRoman"/>
-      <w:lvlText w:val="%3."/>
-      <w:lvlJc w:val="right"/>
-      <w:pPr>
-        <w:ind w:left="2520" w:hanging="180"/>
-      </w:pPr>
-    </w:lvl>
-    <w:lvl w:ilvl="3" w:tplc="042A000F" w:tentative="1">
-      <w:start w:val="1"/>
-      <w:numFmt w:val="decimal"/>
-      <w:lvlText w:val="%4."/>
-      <w:lvlJc w:val="left"/>
-      <w:pPr>
-        <w:ind w:left="3240" w:hanging="360"/>
-      </w:pPr>
-    </w:lvl>
-    <w:lvl w:ilvl="4" w:tplc="042A0019" w:tentative="1">
-      <w:start w:val="1"/>
-      <w:numFmt w:val="lowerLetter"/>
-      <w:lvlText w:val="%5."/>
-      <w:lvlJc w:val="left"/>
-      <w:pPr>
-        <w:ind w:left="3960" w:hanging="360"/>
-      </w:pPr>
-    </w:lvl>
-    <w:lvl w:ilvl="5" w:tplc="042A001B" w:tentative="1">
-      <w:start w:val="1"/>
-      <w:numFmt w:val="lowerRoman"/>
-      <w:lvlText w:val="%6."/>
-      <w:lvlJc w:val="right"/>
-      <w:pPr>
-        <w:ind w:left="4680" w:hanging="180"/>
-      </w:pPr>
-    </w:lvl>
-    <w:lvl w:ilvl="6" w:tplc="042A000F" w:tentative="1">
-      <w:start w:val="1"/>
-      <w:numFmt w:val="decimal"/>
-      <w:lvlText w:val="%7."/>
-      <w:lvlJc w:val="left"/>
-      <w:pPr>
-        <w:ind w:left="5400" w:hanging="360"/>
-      </w:pPr>
-    </w:lvl>
-    <w:lvl w:ilvl="7" w:tplc="042A0019" w:tentative="1">
-      <w:start w:val="1"/>
-      <w:numFmt w:val="lowerLetter"/>
-      <w:lvlText w:val="%8."/>
-      <w:lvlJc w:val="left"/>
-      <w:pPr>
-        <w:ind w:left="6120" w:hanging="360"/>
-      </w:pPr>
-    </w:lvl>
-    <w:lvl w:ilvl="8" w:tplc="042A001B" w:tentative="1">
-      <w:start w:val="1"/>
-      <w:numFmt w:val="lowerRoman"/>
-      <w:lvlText w:val="%9."/>
-      <w:lvlJc w:val="right"/>
-      <w:pPr>
-        <w:ind w:left="6840" w:hanging="180"/>
-      </w:pPr>
-    </w:lvl>
-  </w:abstractNum>
-  <w:abstractNum w:abstractNumId="9">
-    <w:nsid w:val="25A84D14"/>
-    <w:multiLevelType w:val="hybridMultilevel"/>
-    <w:tmpl w:val="047209FC"/>
-    <w:lvl w:ilvl="0" w:tplc="C04CDDDC">
-      <w:start w:val="1"/>
-      <w:numFmt w:val="decimal"/>
-      <w:lvlText w:val="%1."/>
-      <w:lvlJc w:val="left"/>
-      <w:pPr>
-        <w:ind w:left="720" w:hanging="360"/>
-      </w:pPr>
-      <w:rPr>
-        <w:rFonts w:asciiTheme="minorHAnsi" w:eastAsiaTheme="minorEastAsia" w:hAnsiTheme="minorHAnsi" w:hint="default"/>
-      </w:rPr>
-    </w:lvl>
-    <w:lvl w:ilvl="1" w:tplc="042A0019" w:tentative="1">
-      <w:start w:val="1"/>
-      <w:numFmt w:val="lowerLetter"/>
-      <w:lvlText w:val="%2."/>
-      <w:lvlJc w:val="left"/>
-      <w:pPr>
-        <w:ind w:left="1440" w:hanging="360"/>
-      </w:pPr>
-    </w:lvl>
-    <w:lvl w:ilvl="2" w:tplc="042A001B" w:tentative="1">
-      <w:start w:val="1"/>
-      <w:numFmt w:val="lowerRoman"/>
-      <w:lvlText w:val="%3."/>
-      <w:lvlJc w:val="right"/>
-      <w:pPr>
-        <w:ind w:left="2160" w:hanging="180"/>
-      </w:pPr>
-    </w:lvl>
-    <w:lvl w:ilvl="3" w:tplc="042A000F" w:tentative="1">
-      <w:start w:val="1"/>
-      <w:numFmt w:val="decimal"/>
-      <w:lvlText w:val="%4."/>
-      <w:lvlJc w:val="left"/>
-      <w:pPr>
-        <w:ind w:left="2880" w:hanging="360"/>
-      </w:pPr>
-    </w:lvl>
-    <w:lvl w:ilvl="4" w:tplc="042A0019" w:tentative="1">
-      <w:start w:val="1"/>
-      <w:numFmt w:val="lowerLetter"/>
-      <w:lvlText w:val="%5."/>
-      <w:lvlJc w:val="left"/>
-      <w:pPr>
-        <w:ind w:left="3600" w:hanging="360"/>
-      </w:pPr>
-    </w:lvl>
-    <w:lvl w:ilvl="5" w:tplc="042A001B" w:tentative="1">
-      <w:start w:val="1"/>
-      <w:numFmt w:val="lowerRoman"/>
-      <w:lvlText w:val="%6."/>
-      <w:lvlJc w:val="right"/>
-      <w:pPr>
-        <w:ind w:left="4320" w:hanging="180"/>
-      </w:pPr>
-    </w:lvl>
-    <w:lvl w:ilvl="6" w:tplc="042A000F" w:tentative="1">
-      <w:start w:val="1"/>
-      <w:numFmt w:val="decimal"/>
-      <w:lvlText w:val="%7."/>
-      <w:lvlJc w:val="left"/>
-      <w:pPr>
-        <w:ind w:left="5040" w:hanging="360"/>
-      </w:pPr>
-    </w:lvl>
-    <w:lvl w:ilvl="7" w:tplc="042A0019" w:tentative="1">
-      <w:start w:val="1"/>
-      <w:numFmt w:val="lowerLetter"/>
-      <w:lvlText w:val="%8."/>
-      <w:lvlJc w:val="left"/>
-      <w:pPr>
-        <w:ind w:left="5760" w:hanging="360"/>
-      </w:pPr>
-    </w:lvl>
-    <w:lvl w:ilvl="8" w:tplc="042A001B" w:tentative="1">
-      <w:start w:val="1"/>
-      <w:numFmt w:val="lowerRoman"/>
-      <w:lvlText w:val="%9."/>
-      <w:lvlJc w:val="right"/>
-      <w:pPr>
-        <w:ind w:left="6480" w:hanging="180"/>
-      </w:pPr>
-    </w:lvl>
-  </w:abstractNum>
-  <w:abstractNum w:abstractNumId="10">
-    <w:nsid w:val="266D6108"/>
-    <w:multiLevelType w:val="hybridMultilevel"/>
-    <w:tmpl w:val="EA7C2E62"/>
-    <w:lvl w:ilvl="0" w:tplc="F578A456">
+    <w:tmpl w:val="F8B855CE"/>
+    <w:lvl w:ilvl="0" w:tplc="28F823D2">
       <w:start w:val="1"/>
       <w:numFmt w:val="decimal"/>
       <w:lvlText w:val="%1."/>
@@ -44342,11 +45776,11 @@
       </w:pPr>
     </w:lvl>
   </w:abstractNum>
-  <w:abstractNum w:abstractNumId="11">
-    <w:nsid w:val="26AC4DCB"/>
+  <w:abstractNum w:abstractNumId="5">
+    <w:nsid w:val="14FF2BBB"/>
     <w:multiLevelType w:val="hybridMultilevel"/>
-    <w:tmpl w:val="9ECA2E98"/>
-    <w:lvl w:ilvl="0" w:tplc="5DD40060">
+    <w:tmpl w:val="10A26FEE"/>
+    <w:lvl w:ilvl="0" w:tplc="E94A4FF0">
       <w:start w:val="1"/>
       <w:numFmt w:val="decimal"/>
       <w:lvlText w:val="%1."/>
@@ -44431,7 +45865,631 @@
       </w:pPr>
     </w:lvl>
   </w:abstractNum>
+  <w:abstractNum w:abstractNumId="6">
+    <w:nsid w:val="18425DB3"/>
+    <w:multiLevelType w:val="hybridMultilevel"/>
+    <w:tmpl w:val="12BE84D0"/>
+    <w:lvl w:ilvl="0" w:tplc="042A000F">
+      <w:start w:val="1"/>
+      <w:numFmt w:val="decimal"/>
+      <w:lvlText w:val="%1."/>
+      <w:lvlJc w:val="left"/>
+      <w:pPr>
+        <w:ind w:left="720" w:hanging="360"/>
+      </w:pPr>
+      <w:rPr>
+        <w:rFonts w:hint="default"/>
+      </w:rPr>
+    </w:lvl>
+    <w:lvl w:ilvl="1" w:tplc="042A0019" w:tentative="1">
+      <w:start w:val="1"/>
+      <w:numFmt w:val="lowerLetter"/>
+      <w:lvlText w:val="%2."/>
+      <w:lvlJc w:val="left"/>
+      <w:pPr>
+        <w:ind w:left="1440" w:hanging="360"/>
+      </w:pPr>
+    </w:lvl>
+    <w:lvl w:ilvl="2" w:tplc="042A001B" w:tentative="1">
+      <w:start w:val="1"/>
+      <w:numFmt w:val="lowerRoman"/>
+      <w:lvlText w:val="%3."/>
+      <w:lvlJc w:val="right"/>
+      <w:pPr>
+        <w:ind w:left="2160" w:hanging="180"/>
+      </w:pPr>
+    </w:lvl>
+    <w:lvl w:ilvl="3" w:tplc="042A000F" w:tentative="1">
+      <w:start w:val="1"/>
+      <w:numFmt w:val="decimal"/>
+      <w:lvlText w:val="%4."/>
+      <w:lvlJc w:val="left"/>
+      <w:pPr>
+        <w:ind w:left="2880" w:hanging="360"/>
+      </w:pPr>
+    </w:lvl>
+    <w:lvl w:ilvl="4" w:tplc="042A0019" w:tentative="1">
+      <w:start w:val="1"/>
+      <w:numFmt w:val="lowerLetter"/>
+      <w:lvlText w:val="%5."/>
+      <w:lvlJc w:val="left"/>
+      <w:pPr>
+        <w:ind w:left="3600" w:hanging="360"/>
+      </w:pPr>
+    </w:lvl>
+    <w:lvl w:ilvl="5" w:tplc="042A001B" w:tentative="1">
+      <w:start w:val="1"/>
+      <w:numFmt w:val="lowerRoman"/>
+      <w:lvlText w:val="%6."/>
+      <w:lvlJc w:val="right"/>
+      <w:pPr>
+        <w:ind w:left="4320" w:hanging="180"/>
+      </w:pPr>
+    </w:lvl>
+    <w:lvl w:ilvl="6" w:tplc="042A000F" w:tentative="1">
+      <w:start w:val="1"/>
+      <w:numFmt w:val="decimal"/>
+      <w:lvlText w:val="%7."/>
+      <w:lvlJc w:val="left"/>
+      <w:pPr>
+        <w:ind w:left="5040" w:hanging="360"/>
+      </w:pPr>
+    </w:lvl>
+    <w:lvl w:ilvl="7" w:tplc="042A0019" w:tentative="1">
+      <w:start w:val="1"/>
+      <w:numFmt w:val="lowerLetter"/>
+      <w:lvlText w:val="%8."/>
+      <w:lvlJc w:val="left"/>
+      <w:pPr>
+        <w:ind w:left="5760" w:hanging="360"/>
+      </w:pPr>
+    </w:lvl>
+    <w:lvl w:ilvl="8" w:tplc="042A001B" w:tentative="1">
+      <w:start w:val="1"/>
+      <w:numFmt w:val="lowerRoman"/>
+      <w:lvlText w:val="%9."/>
+      <w:lvlJc w:val="right"/>
+      <w:pPr>
+        <w:ind w:left="6480" w:hanging="180"/>
+      </w:pPr>
+    </w:lvl>
+  </w:abstractNum>
+  <w:abstractNum w:abstractNumId="7">
+    <w:nsid w:val="1953398C"/>
+    <w:multiLevelType w:val="hybridMultilevel"/>
+    <w:tmpl w:val="6A68740C"/>
+    <w:lvl w:ilvl="0" w:tplc="EAF8E3BE">
+      <w:start w:val="1"/>
+      <w:numFmt w:val="decimal"/>
+      <w:lvlText w:val="%1."/>
+      <w:lvlJc w:val="left"/>
+      <w:pPr>
+        <w:ind w:left="1080" w:hanging="360"/>
+      </w:pPr>
+      <w:rPr>
+        <w:rFonts w:hint="default"/>
+      </w:rPr>
+    </w:lvl>
+    <w:lvl w:ilvl="1" w:tplc="042A0019" w:tentative="1">
+      <w:start w:val="1"/>
+      <w:numFmt w:val="lowerLetter"/>
+      <w:lvlText w:val="%2."/>
+      <w:lvlJc w:val="left"/>
+      <w:pPr>
+        <w:ind w:left="1800" w:hanging="360"/>
+      </w:pPr>
+    </w:lvl>
+    <w:lvl w:ilvl="2" w:tplc="042A001B" w:tentative="1">
+      <w:start w:val="1"/>
+      <w:numFmt w:val="lowerRoman"/>
+      <w:lvlText w:val="%3."/>
+      <w:lvlJc w:val="right"/>
+      <w:pPr>
+        <w:ind w:left="2520" w:hanging="180"/>
+      </w:pPr>
+    </w:lvl>
+    <w:lvl w:ilvl="3" w:tplc="042A000F" w:tentative="1">
+      <w:start w:val="1"/>
+      <w:numFmt w:val="decimal"/>
+      <w:lvlText w:val="%4."/>
+      <w:lvlJc w:val="left"/>
+      <w:pPr>
+        <w:ind w:left="3240" w:hanging="360"/>
+      </w:pPr>
+    </w:lvl>
+    <w:lvl w:ilvl="4" w:tplc="042A0019" w:tentative="1">
+      <w:start w:val="1"/>
+      <w:numFmt w:val="lowerLetter"/>
+      <w:lvlText w:val="%5."/>
+      <w:lvlJc w:val="left"/>
+      <w:pPr>
+        <w:ind w:left="3960" w:hanging="360"/>
+      </w:pPr>
+    </w:lvl>
+    <w:lvl w:ilvl="5" w:tplc="042A001B" w:tentative="1">
+      <w:start w:val="1"/>
+      <w:numFmt w:val="lowerRoman"/>
+      <w:lvlText w:val="%6."/>
+      <w:lvlJc w:val="right"/>
+      <w:pPr>
+        <w:ind w:left="4680" w:hanging="180"/>
+      </w:pPr>
+    </w:lvl>
+    <w:lvl w:ilvl="6" w:tplc="042A000F" w:tentative="1">
+      <w:start w:val="1"/>
+      <w:numFmt w:val="decimal"/>
+      <w:lvlText w:val="%7."/>
+      <w:lvlJc w:val="left"/>
+      <w:pPr>
+        <w:ind w:left="5400" w:hanging="360"/>
+      </w:pPr>
+    </w:lvl>
+    <w:lvl w:ilvl="7" w:tplc="042A0019" w:tentative="1">
+      <w:start w:val="1"/>
+      <w:numFmt w:val="lowerLetter"/>
+      <w:lvlText w:val="%8."/>
+      <w:lvlJc w:val="left"/>
+      <w:pPr>
+        <w:ind w:left="6120" w:hanging="360"/>
+      </w:pPr>
+    </w:lvl>
+    <w:lvl w:ilvl="8" w:tplc="042A001B" w:tentative="1">
+      <w:start w:val="1"/>
+      <w:numFmt w:val="lowerRoman"/>
+      <w:lvlText w:val="%9."/>
+      <w:lvlJc w:val="right"/>
+      <w:pPr>
+        <w:ind w:left="6840" w:hanging="180"/>
+      </w:pPr>
+    </w:lvl>
+  </w:abstractNum>
+  <w:abstractNum w:abstractNumId="8">
+    <w:nsid w:val="1BEE376A"/>
+    <w:multiLevelType w:val="hybridMultilevel"/>
+    <w:tmpl w:val="88A6C83C"/>
+    <w:lvl w:ilvl="0" w:tplc="9FF64522">
+      <w:start w:val="1"/>
+      <w:numFmt w:val="decimal"/>
+      <w:lvlText w:val="%1."/>
+      <w:lvlJc w:val="left"/>
+      <w:pPr>
+        <w:ind w:left="1080" w:hanging="360"/>
+      </w:pPr>
+      <w:rPr>
+        <w:rFonts w:hint="default"/>
+      </w:rPr>
+    </w:lvl>
+    <w:lvl w:ilvl="1" w:tplc="042A0019" w:tentative="1">
+      <w:start w:val="1"/>
+      <w:numFmt w:val="lowerLetter"/>
+      <w:lvlText w:val="%2."/>
+      <w:lvlJc w:val="left"/>
+      <w:pPr>
+        <w:ind w:left="1800" w:hanging="360"/>
+      </w:pPr>
+    </w:lvl>
+    <w:lvl w:ilvl="2" w:tplc="042A001B" w:tentative="1">
+      <w:start w:val="1"/>
+      <w:numFmt w:val="lowerRoman"/>
+      <w:lvlText w:val="%3."/>
+      <w:lvlJc w:val="right"/>
+      <w:pPr>
+        <w:ind w:left="2520" w:hanging="180"/>
+      </w:pPr>
+    </w:lvl>
+    <w:lvl w:ilvl="3" w:tplc="042A000F" w:tentative="1">
+      <w:start w:val="1"/>
+      <w:numFmt w:val="decimal"/>
+      <w:lvlText w:val="%4."/>
+      <w:lvlJc w:val="left"/>
+      <w:pPr>
+        <w:ind w:left="3240" w:hanging="360"/>
+      </w:pPr>
+    </w:lvl>
+    <w:lvl w:ilvl="4" w:tplc="042A0019" w:tentative="1">
+      <w:start w:val="1"/>
+      <w:numFmt w:val="lowerLetter"/>
+      <w:lvlText w:val="%5."/>
+      <w:lvlJc w:val="left"/>
+      <w:pPr>
+        <w:ind w:left="3960" w:hanging="360"/>
+      </w:pPr>
+    </w:lvl>
+    <w:lvl w:ilvl="5" w:tplc="042A001B" w:tentative="1">
+      <w:start w:val="1"/>
+      <w:numFmt w:val="lowerRoman"/>
+      <w:lvlText w:val="%6."/>
+      <w:lvlJc w:val="right"/>
+      <w:pPr>
+        <w:ind w:left="4680" w:hanging="180"/>
+      </w:pPr>
+    </w:lvl>
+    <w:lvl w:ilvl="6" w:tplc="042A000F" w:tentative="1">
+      <w:start w:val="1"/>
+      <w:numFmt w:val="decimal"/>
+      <w:lvlText w:val="%7."/>
+      <w:lvlJc w:val="left"/>
+      <w:pPr>
+        <w:ind w:left="5400" w:hanging="360"/>
+      </w:pPr>
+    </w:lvl>
+    <w:lvl w:ilvl="7" w:tplc="042A0019" w:tentative="1">
+      <w:start w:val="1"/>
+      <w:numFmt w:val="lowerLetter"/>
+      <w:lvlText w:val="%8."/>
+      <w:lvlJc w:val="left"/>
+      <w:pPr>
+        <w:ind w:left="6120" w:hanging="360"/>
+      </w:pPr>
+    </w:lvl>
+    <w:lvl w:ilvl="8" w:tplc="042A001B" w:tentative="1">
+      <w:start w:val="1"/>
+      <w:numFmt w:val="lowerRoman"/>
+      <w:lvlText w:val="%9."/>
+      <w:lvlJc w:val="right"/>
+      <w:pPr>
+        <w:ind w:left="6840" w:hanging="180"/>
+      </w:pPr>
+    </w:lvl>
+  </w:abstractNum>
+  <w:abstractNum w:abstractNumId="9">
+    <w:nsid w:val="21C662CF"/>
+    <w:multiLevelType w:val="hybridMultilevel"/>
+    <w:tmpl w:val="EC483B86"/>
+    <w:lvl w:ilvl="0" w:tplc="35BCBF6A">
+      <w:start w:val="1"/>
+      <w:numFmt w:val="decimal"/>
+      <w:lvlText w:val="%1."/>
+      <w:lvlJc w:val="left"/>
+      <w:pPr>
+        <w:ind w:left="1080" w:hanging="360"/>
+      </w:pPr>
+      <w:rPr>
+        <w:rFonts w:hint="default"/>
+      </w:rPr>
+    </w:lvl>
+    <w:lvl w:ilvl="1" w:tplc="042A0019" w:tentative="1">
+      <w:start w:val="1"/>
+      <w:numFmt w:val="lowerLetter"/>
+      <w:lvlText w:val="%2."/>
+      <w:lvlJc w:val="left"/>
+      <w:pPr>
+        <w:ind w:left="1800" w:hanging="360"/>
+      </w:pPr>
+    </w:lvl>
+    <w:lvl w:ilvl="2" w:tplc="042A001B" w:tentative="1">
+      <w:start w:val="1"/>
+      <w:numFmt w:val="lowerRoman"/>
+      <w:lvlText w:val="%3."/>
+      <w:lvlJc w:val="right"/>
+      <w:pPr>
+        <w:ind w:left="2520" w:hanging="180"/>
+      </w:pPr>
+    </w:lvl>
+    <w:lvl w:ilvl="3" w:tplc="042A000F" w:tentative="1">
+      <w:start w:val="1"/>
+      <w:numFmt w:val="decimal"/>
+      <w:lvlText w:val="%4."/>
+      <w:lvlJc w:val="left"/>
+      <w:pPr>
+        <w:ind w:left="3240" w:hanging="360"/>
+      </w:pPr>
+    </w:lvl>
+    <w:lvl w:ilvl="4" w:tplc="042A0019" w:tentative="1">
+      <w:start w:val="1"/>
+      <w:numFmt w:val="lowerLetter"/>
+      <w:lvlText w:val="%5."/>
+      <w:lvlJc w:val="left"/>
+      <w:pPr>
+        <w:ind w:left="3960" w:hanging="360"/>
+      </w:pPr>
+    </w:lvl>
+    <w:lvl w:ilvl="5" w:tplc="042A001B" w:tentative="1">
+      <w:start w:val="1"/>
+      <w:numFmt w:val="lowerRoman"/>
+      <w:lvlText w:val="%6."/>
+      <w:lvlJc w:val="right"/>
+      <w:pPr>
+        <w:ind w:left="4680" w:hanging="180"/>
+      </w:pPr>
+    </w:lvl>
+    <w:lvl w:ilvl="6" w:tplc="042A000F" w:tentative="1">
+      <w:start w:val="1"/>
+      <w:numFmt w:val="decimal"/>
+      <w:lvlText w:val="%7."/>
+      <w:lvlJc w:val="left"/>
+      <w:pPr>
+        <w:ind w:left="5400" w:hanging="360"/>
+      </w:pPr>
+    </w:lvl>
+    <w:lvl w:ilvl="7" w:tplc="042A0019" w:tentative="1">
+      <w:start w:val="1"/>
+      <w:numFmt w:val="lowerLetter"/>
+      <w:lvlText w:val="%8."/>
+      <w:lvlJc w:val="left"/>
+      <w:pPr>
+        <w:ind w:left="6120" w:hanging="360"/>
+      </w:pPr>
+    </w:lvl>
+    <w:lvl w:ilvl="8" w:tplc="042A001B" w:tentative="1">
+      <w:start w:val="1"/>
+      <w:numFmt w:val="lowerRoman"/>
+      <w:lvlText w:val="%9."/>
+      <w:lvlJc w:val="right"/>
+      <w:pPr>
+        <w:ind w:left="6840" w:hanging="180"/>
+      </w:pPr>
+    </w:lvl>
+  </w:abstractNum>
+  <w:abstractNum w:abstractNumId="10">
+    <w:nsid w:val="25A84D14"/>
+    <w:multiLevelType w:val="hybridMultilevel"/>
+    <w:tmpl w:val="047209FC"/>
+    <w:lvl w:ilvl="0" w:tplc="C04CDDDC">
+      <w:start w:val="1"/>
+      <w:numFmt w:val="decimal"/>
+      <w:lvlText w:val="%1."/>
+      <w:lvlJc w:val="left"/>
+      <w:pPr>
+        <w:ind w:left="720" w:hanging="360"/>
+      </w:pPr>
+      <w:rPr>
+        <w:rFonts w:asciiTheme="minorHAnsi" w:eastAsiaTheme="minorEastAsia" w:hAnsiTheme="minorHAnsi" w:hint="default"/>
+      </w:rPr>
+    </w:lvl>
+    <w:lvl w:ilvl="1" w:tplc="042A0019" w:tentative="1">
+      <w:start w:val="1"/>
+      <w:numFmt w:val="lowerLetter"/>
+      <w:lvlText w:val="%2."/>
+      <w:lvlJc w:val="left"/>
+      <w:pPr>
+        <w:ind w:left="1440" w:hanging="360"/>
+      </w:pPr>
+    </w:lvl>
+    <w:lvl w:ilvl="2" w:tplc="042A001B" w:tentative="1">
+      <w:start w:val="1"/>
+      <w:numFmt w:val="lowerRoman"/>
+      <w:lvlText w:val="%3."/>
+      <w:lvlJc w:val="right"/>
+      <w:pPr>
+        <w:ind w:left="2160" w:hanging="180"/>
+      </w:pPr>
+    </w:lvl>
+    <w:lvl w:ilvl="3" w:tplc="042A000F" w:tentative="1">
+      <w:start w:val="1"/>
+      <w:numFmt w:val="decimal"/>
+      <w:lvlText w:val="%4."/>
+      <w:lvlJc w:val="left"/>
+      <w:pPr>
+        <w:ind w:left="2880" w:hanging="360"/>
+      </w:pPr>
+    </w:lvl>
+    <w:lvl w:ilvl="4" w:tplc="042A0019" w:tentative="1">
+      <w:start w:val="1"/>
+      <w:numFmt w:val="lowerLetter"/>
+      <w:lvlText w:val="%5."/>
+      <w:lvlJc w:val="left"/>
+      <w:pPr>
+        <w:ind w:left="3600" w:hanging="360"/>
+      </w:pPr>
+    </w:lvl>
+    <w:lvl w:ilvl="5" w:tplc="042A001B" w:tentative="1">
+      <w:start w:val="1"/>
+      <w:numFmt w:val="lowerRoman"/>
+      <w:lvlText w:val="%6."/>
+      <w:lvlJc w:val="right"/>
+      <w:pPr>
+        <w:ind w:left="4320" w:hanging="180"/>
+      </w:pPr>
+    </w:lvl>
+    <w:lvl w:ilvl="6" w:tplc="042A000F" w:tentative="1">
+      <w:start w:val="1"/>
+      <w:numFmt w:val="decimal"/>
+      <w:lvlText w:val="%7."/>
+      <w:lvlJc w:val="left"/>
+      <w:pPr>
+        <w:ind w:left="5040" w:hanging="360"/>
+      </w:pPr>
+    </w:lvl>
+    <w:lvl w:ilvl="7" w:tplc="042A0019" w:tentative="1">
+      <w:start w:val="1"/>
+      <w:numFmt w:val="lowerLetter"/>
+      <w:lvlText w:val="%8."/>
+      <w:lvlJc w:val="left"/>
+      <w:pPr>
+        <w:ind w:left="5760" w:hanging="360"/>
+      </w:pPr>
+    </w:lvl>
+    <w:lvl w:ilvl="8" w:tplc="042A001B" w:tentative="1">
+      <w:start w:val="1"/>
+      <w:numFmt w:val="lowerRoman"/>
+      <w:lvlText w:val="%9."/>
+      <w:lvlJc w:val="right"/>
+      <w:pPr>
+        <w:ind w:left="6480" w:hanging="180"/>
+      </w:pPr>
+    </w:lvl>
+  </w:abstractNum>
+  <w:abstractNum w:abstractNumId="11">
+    <w:nsid w:val="266D6108"/>
+    <w:multiLevelType w:val="hybridMultilevel"/>
+    <w:tmpl w:val="EA7C2E62"/>
+    <w:lvl w:ilvl="0" w:tplc="F578A456">
+      <w:start w:val="1"/>
+      <w:numFmt w:val="decimal"/>
+      <w:lvlText w:val="%1."/>
+      <w:lvlJc w:val="left"/>
+      <w:pPr>
+        <w:ind w:left="1080" w:hanging="360"/>
+      </w:pPr>
+      <w:rPr>
+        <w:rFonts w:asciiTheme="minorHAnsi" w:hAnsiTheme="minorHAnsi" w:cstheme="minorHAnsi" w:hint="default"/>
+        <w:i w:val="0"/>
+      </w:rPr>
+    </w:lvl>
+    <w:lvl w:ilvl="1" w:tplc="042A0019" w:tentative="1">
+      <w:start w:val="1"/>
+      <w:numFmt w:val="lowerLetter"/>
+      <w:lvlText w:val="%2."/>
+      <w:lvlJc w:val="left"/>
+      <w:pPr>
+        <w:ind w:left="1800" w:hanging="360"/>
+      </w:pPr>
+    </w:lvl>
+    <w:lvl w:ilvl="2" w:tplc="042A001B" w:tentative="1">
+      <w:start w:val="1"/>
+      <w:numFmt w:val="lowerRoman"/>
+      <w:lvlText w:val="%3."/>
+      <w:lvlJc w:val="right"/>
+      <w:pPr>
+        <w:ind w:left="2520" w:hanging="180"/>
+      </w:pPr>
+    </w:lvl>
+    <w:lvl w:ilvl="3" w:tplc="042A000F" w:tentative="1">
+      <w:start w:val="1"/>
+      <w:numFmt w:val="decimal"/>
+      <w:lvlText w:val="%4."/>
+      <w:lvlJc w:val="left"/>
+      <w:pPr>
+        <w:ind w:left="3240" w:hanging="360"/>
+      </w:pPr>
+    </w:lvl>
+    <w:lvl w:ilvl="4" w:tplc="042A0019" w:tentative="1">
+      <w:start w:val="1"/>
+      <w:numFmt w:val="lowerLetter"/>
+      <w:lvlText w:val="%5."/>
+      <w:lvlJc w:val="left"/>
+      <w:pPr>
+        <w:ind w:left="3960" w:hanging="360"/>
+      </w:pPr>
+    </w:lvl>
+    <w:lvl w:ilvl="5" w:tplc="042A001B" w:tentative="1">
+      <w:start w:val="1"/>
+      <w:numFmt w:val="lowerRoman"/>
+      <w:lvlText w:val="%6."/>
+      <w:lvlJc w:val="right"/>
+      <w:pPr>
+        <w:ind w:left="4680" w:hanging="180"/>
+      </w:pPr>
+    </w:lvl>
+    <w:lvl w:ilvl="6" w:tplc="042A000F" w:tentative="1">
+      <w:start w:val="1"/>
+      <w:numFmt w:val="decimal"/>
+      <w:lvlText w:val="%7."/>
+      <w:lvlJc w:val="left"/>
+      <w:pPr>
+        <w:ind w:left="5400" w:hanging="360"/>
+      </w:pPr>
+    </w:lvl>
+    <w:lvl w:ilvl="7" w:tplc="042A0019" w:tentative="1">
+      <w:start w:val="1"/>
+      <w:numFmt w:val="lowerLetter"/>
+      <w:lvlText w:val="%8."/>
+      <w:lvlJc w:val="left"/>
+      <w:pPr>
+        <w:ind w:left="6120" w:hanging="360"/>
+      </w:pPr>
+    </w:lvl>
+    <w:lvl w:ilvl="8" w:tplc="042A001B" w:tentative="1">
+      <w:start w:val="1"/>
+      <w:numFmt w:val="lowerRoman"/>
+      <w:lvlText w:val="%9."/>
+      <w:lvlJc w:val="right"/>
+      <w:pPr>
+        <w:ind w:left="6840" w:hanging="180"/>
+      </w:pPr>
+    </w:lvl>
+  </w:abstractNum>
   <w:abstractNum w:abstractNumId="12">
+    <w:nsid w:val="26AC4DCB"/>
+    <w:multiLevelType w:val="hybridMultilevel"/>
+    <w:tmpl w:val="9ECA2E98"/>
+    <w:lvl w:ilvl="0" w:tplc="5DD40060">
+      <w:start w:val="1"/>
+      <w:numFmt w:val="decimal"/>
+      <w:lvlText w:val="%1."/>
+      <w:lvlJc w:val="left"/>
+      <w:pPr>
+        <w:ind w:left="1080" w:hanging="360"/>
+      </w:pPr>
+      <w:rPr>
+        <w:rFonts w:hint="default"/>
+      </w:rPr>
+    </w:lvl>
+    <w:lvl w:ilvl="1" w:tplc="042A0019" w:tentative="1">
+      <w:start w:val="1"/>
+      <w:numFmt w:val="lowerLetter"/>
+      <w:lvlText w:val="%2."/>
+      <w:lvlJc w:val="left"/>
+      <w:pPr>
+        <w:ind w:left="1800" w:hanging="360"/>
+      </w:pPr>
+    </w:lvl>
+    <w:lvl w:ilvl="2" w:tplc="042A001B" w:tentative="1">
+      <w:start w:val="1"/>
+      <w:numFmt w:val="lowerRoman"/>
+      <w:lvlText w:val="%3."/>
+      <w:lvlJc w:val="right"/>
+      <w:pPr>
+        <w:ind w:left="2520" w:hanging="180"/>
+      </w:pPr>
+    </w:lvl>
+    <w:lvl w:ilvl="3" w:tplc="042A000F" w:tentative="1">
+      <w:start w:val="1"/>
+      <w:numFmt w:val="decimal"/>
+      <w:lvlText w:val="%4."/>
+      <w:lvlJc w:val="left"/>
+      <w:pPr>
+        <w:ind w:left="3240" w:hanging="360"/>
+      </w:pPr>
+    </w:lvl>
+    <w:lvl w:ilvl="4" w:tplc="042A0019" w:tentative="1">
+      <w:start w:val="1"/>
+      <w:numFmt w:val="lowerLetter"/>
+      <w:lvlText w:val="%5."/>
+      <w:lvlJc w:val="left"/>
+      <w:pPr>
+        <w:ind w:left="3960" w:hanging="360"/>
+      </w:pPr>
+    </w:lvl>
+    <w:lvl w:ilvl="5" w:tplc="042A001B" w:tentative="1">
+      <w:start w:val="1"/>
+      <w:numFmt w:val="lowerRoman"/>
+      <w:lvlText w:val="%6."/>
+      <w:lvlJc w:val="right"/>
+      <w:pPr>
+        <w:ind w:left="4680" w:hanging="180"/>
+      </w:pPr>
+    </w:lvl>
+    <w:lvl w:ilvl="6" w:tplc="042A000F" w:tentative="1">
+      <w:start w:val="1"/>
+      <w:numFmt w:val="decimal"/>
+      <w:lvlText w:val="%7."/>
+      <w:lvlJc w:val="left"/>
+      <w:pPr>
+        <w:ind w:left="5400" w:hanging="360"/>
+      </w:pPr>
+    </w:lvl>
+    <w:lvl w:ilvl="7" w:tplc="042A0019" w:tentative="1">
+      <w:start w:val="1"/>
+      <w:numFmt w:val="lowerLetter"/>
+      <w:lvlText w:val="%8."/>
+      <w:lvlJc w:val="left"/>
+      <w:pPr>
+        <w:ind w:left="6120" w:hanging="360"/>
+      </w:pPr>
+    </w:lvl>
+    <w:lvl w:ilvl="8" w:tplc="042A001B" w:tentative="1">
+      <w:start w:val="1"/>
+      <w:numFmt w:val="lowerRoman"/>
+      <w:lvlText w:val="%9."/>
+      <w:lvlJc w:val="right"/>
+      <w:pPr>
+        <w:ind w:left="6840" w:hanging="180"/>
+      </w:pPr>
+    </w:lvl>
+  </w:abstractNum>
+  <w:abstractNum w:abstractNumId="13">
     <w:nsid w:val="2A9E2733"/>
     <w:multiLevelType w:val="hybridMultilevel"/>
     <w:tmpl w:val="BCF8F330"/>
@@ -44522,7 +46580,7 @@
       </w:pPr>
     </w:lvl>
   </w:abstractNum>
-  <w:abstractNum w:abstractNumId="13">
+  <w:abstractNum w:abstractNumId="14">
     <w:nsid w:val="2AD315C2"/>
     <w:multiLevelType w:val="hybridMultilevel"/>
     <w:tmpl w:val="3182C344"/>
@@ -44611,7 +46669,7 @@
       </w:pPr>
     </w:lvl>
   </w:abstractNum>
-  <w:abstractNum w:abstractNumId="14">
+  <w:abstractNum w:abstractNumId="15">
     <w:nsid w:val="2B784572"/>
     <w:multiLevelType w:val="hybridMultilevel"/>
     <w:tmpl w:val="1FC8BB30"/>
@@ -44700,7 +46758,7 @@
       </w:pPr>
     </w:lvl>
   </w:abstractNum>
-  <w:abstractNum w:abstractNumId="15">
+  <w:abstractNum w:abstractNumId="16">
     <w:nsid w:val="2C3D499D"/>
     <w:multiLevelType w:val="hybridMultilevel"/>
     <w:tmpl w:val="8A7E8996"/>
@@ -44789,7 +46847,7 @@
       </w:pPr>
     </w:lvl>
   </w:abstractNum>
-  <w:abstractNum w:abstractNumId="16">
+  <w:abstractNum w:abstractNumId="17">
     <w:nsid w:val="32077FE9"/>
     <w:multiLevelType w:val="hybridMultilevel"/>
     <w:tmpl w:val="FD508338"/>
@@ -44878,7 +46936,7 @@
       </w:pPr>
     </w:lvl>
   </w:abstractNum>
-  <w:abstractNum w:abstractNumId="17">
+  <w:abstractNum w:abstractNumId="18">
     <w:nsid w:val="3B027B95"/>
     <w:multiLevelType w:val="hybridMultilevel"/>
     <w:tmpl w:val="5E4AD576"/>
@@ -44991,7 +47049,7 @@
       </w:rPr>
     </w:lvl>
   </w:abstractNum>
-  <w:abstractNum w:abstractNumId="18">
+  <w:abstractNum w:abstractNumId="19">
     <w:nsid w:val="3CE15337"/>
     <w:multiLevelType w:val="hybridMultilevel"/>
     <w:tmpl w:val="53264FA2"/>
@@ -45104,7 +47162,7 @@
       </w:rPr>
     </w:lvl>
   </w:abstractNum>
-  <w:abstractNum w:abstractNumId="19">
+  <w:abstractNum w:abstractNumId="20">
     <w:nsid w:val="3D412D44"/>
     <w:multiLevelType w:val="hybridMultilevel"/>
     <w:tmpl w:val="3BB043AE"/>
@@ -45217,7 +47275,7 @@
       </w:rPr>
     </w:lvl>
   </w:abstractNum>
-  <w:abstractNum w:abstractNumId="20">
+  <w:abstractNum w:abstractNumId="21">
     <w:nsid w:val="401E0505"/>
     <w:multiLevelType w:val="hybridMultilevel"/>
     <w:tmpl w:val="A5EE4F64"/>
@@ -45306,7 +47364,7 @@
       </w:pPr>
     </w:lvl>
   </w:abstractNum>
-  <w:abstractNum w:abstractNumId="21">
+  <w:abstractNum w:abstractNumId="22">
     <w:nsid w:val="45261798"/>
     <w:multiLevelType w:val="hybridMultilevel"/>
     <w:tmpl w:val="0C8248EE"/>
@@ -45395,7 +47453,7 @@
       </w:pPr>
     </w:lvl>
   </w:abstractNum>
-  <w:abstractNum w:abstractNumId="22">
+  <w:abstractNum w:abstractNumId="23">
     <w:nsid w:val="46C11327"/>
     <w:multiLevelType w:val="hybridMultilevel"/>
     <w:tmpl w:val="8B4E9BEE"/>
@@ -45484,7 +47542,7 @@
       </w:pPr>
     </w:lvl>
   </w:abstractNum>
-  <w:abstractNum w:abstractNumId="23">
+  <w:abstractNum w:abstractNumId="24">
     <w:nsid w:val="47A07C5A"/>
     <w:multiLevelType w:val="hybridMultilevel"/>
     <w:tmpl w:val="72EE8148"/>
@@ -45599,7 +47657,7 @@
       </w:rPr>
     </w:lvl>
   </w:abstractNum>
-  <w:abstractNum w:abstractNumId="24">
+  <w:abstractNum w:abstractNumId="25">
     <w:nsid w:val="4D6C607F"/>
     <w:multiLevelType w:val="hybridMultilevel"/>
     <w:tmpl w:val="90F69C22"/>
@@ -45688,7 +47746,7 @@
       </w:pPr>
     </w:lvl>
   </w:abstractNum>
-  <w:abstractNum w:abstractNumId="25">
+  <w:abstractNum w:abstractNumId="26">
     <w:nsid w:val="59B53F1D"/>
     <w:multiLevelType w:val="hybridMultilevel"/>
     <w:tmpl w:val="23F26A0E"/>
@@ -45777,7 +47835,7 @@
       </w:pPr>
     </w:lvl>
   </w:abstractNum>
-  <w:abstractNum w:abstractNumId="26">
+  <w:abstractNum w:abstractNumId="27">
     <w:nsid w:val="5B755E82"/>
     <w:multiLevelType w:val="hybridMultilevel"/>
     <w:tmpl w:val="B29237E4"/>
@@ -45890,7 +47948,7 @@
       </w:rPr>
     </w:lvl>
   </w:abstractNum>
-  <w:abstractNum w:abstractNumId="27">
+  <w:abstractNum w:abstractNumId="28">
     <w:nsid w:val="5CA5676F"/>
     <w:multiLevelType w:val="hybridMultilevel"/>
     <w:tmpl w:val="14E851B2"/>
@@ -45980,7 +48038,7 @@
       </w:pPr>
     </w:lvl>
   </w:abstractNum>
-  <w:abstractNum w:abstractNumId="28">
+  <w:abstractNum w:abstractNumId="29">
     <w:nsid w:val="5E484CDA"/>
     <w:multiLevelType w:val="hybridMultilevel"/>
     <w:tmpl w:val="BA90960C"/>
@@ -46069,7 +48127,7 @@
       </w:pPr>
     </w:lvl>
   </w:abstractNum>
-  <w:abstractNum w:abstractNumId="29">
+  <w:abstractNum w:abstractNumId="30">
     <w:nsid w:val="62331572"/>
     <w:multiLevelType w:val="hybridMultilevel"/>
     <w:tmpl w:val="2D86DCCE"/>
@@ -46158,7 +48216,7 @@
       </w:pPr>
     </w:lvl>
   </w:abstractNum>
-  <w:abstractNum w:abstractNumId="30">
+  <w:abstractNum w:abstractNumId="31">
     <w:nsid w:val="68612170"/>
     <w:multiLevelType w:val="hybridMultilevel"/>
     <w:tmpl w:val="18FE12A0"/>
@@ -46247,7 +48305,7 @@
       </w:pPr>
     </w:lvl>
   </w:abstractNum>
-  <w:abstractNum w:abstractNumId="31">
+  <w:abstractNum w:abstractNumId="32">
     <w:nsid w:val="6AD24F1B"/>
     <w:multiLevelType w:val="hybridMultilevel"/>
     <w:tmpl w:val="EAD22944"/>
@@ -46336,7 +48394,7 @@
       </w:pPr>
     </w:lvl>
   </w:abstractNum>
-  <w:abstractNum w:abstractNumId="32">
+  <w:abstractNum w:abstractNumId="33">
     <w:nsid w:val="6B3406FC"/>
     <w:multiLevelType w:val="hybridMultilevel"/>
     <w:tmpl w:val="E098C40E"/>
@@ -46425,7 +48483,7 @@
       </w:pPr>
     </w:lvl>
   </w:abstractNum>
-  <w:abstractNum w:abstractNumId="33">
+  <w:abstractNum w:abstractNumId="34">
     <w:nsid w:val="70B80565"/>
     <w:multiLevelType w:val="hybridMultilevel"/>
     <w:tmpl w:val="3EA255DA"/>
@@ -46515,7 +48573,7 @@
       </w:pPr>
     </w:lvl>
   </w:abstractNum>
-  <w:abstractNum w:abstractNumId="34">
+  <w:abstractNum w:abstractNumId="35">
     <w:nsid w:val="783858A8"/>
     <w:multiLevelType w:val="hybridMultilevel"/>
     <w:tmpl w:val="FC2268E2"/>
@@ -46604,7 +48662,7 @@
       </w:pPr>
     </w:lvl>
   </w:abstractNum>
-  <w:abstractNum w:abstractNumId="35">
+  <w:abstractNum w:abstractNumId="36">
     <w:nsid w:val="7BBE72C2"/>
     <w:multiLevelType w:val="hybridMultilevel"/>
     <w:tmpl w:val="BBE85346"/>
@@ -46717,7 +48775,7 @@
       </w:rPr>
     </w:lvl>
   </w:abstractNum>
-  <w:abstractNum w:abstractNumId="36">
+  <w:abstractNum w:abstractNumId="37">
     <w:nsid w:val="7D62671B"/>
     <w:multiLevelType w:val="hybridMultilevel"/>
     <w:tmpl w:val="C9EAA49C"/>
@@ -46808,115 +48866,118 @@
     </w:lvl>
   </w:abstractNum>
   <w:num w:numId="1">
-    <w:abstractNumId w:val="27"/>
+    <w:abstractNumId w:val="28"/>
   </w:num>
   <w:num w:numId="2">
-    <w:abstractNumId w:val="23"/>
+    <w:abstractNumId w:val="24"/>
   </w:num>
   <w:num w:numId="3">
-    <w:abstractNumId w:val="8"/>
+    <w:abstractNumId w:val="9"/>
   </w:num>
   <w:num w:numId="4">
-    <w:abstractNumId w:val="19"/>
+    <w:abstractNumId w:val="20"/>
   </w:num>
   <w:num w:numId="5">
-    <w:abstractNumId w:val="36"/>
+    <w:abstractNumId w:val="37"/>
   </w:num>
   <w:num w:numId="6">
-    <w:abstractNumId w:val="9"/>
+    <w:abstractNumId w:val="10"/>
   </w:num>
   <w:num w:numId="7">
-    <w:abstractNumId w:val="5"/>
+    <w:abstractNumId w:val="6"/>
   </w:num>
   <w:num w:numId="8">
-    <w:abstractNumId w:val="22"/>
+    <w:abstractNumId w:val="23"/>
   </w:num>
   <w:num w:numId="9">
     <w:abstractNumId w:val="0"/>
   </w:num>
   <w:num w:numId="10">
-    <w:abstractNumId w:val="24"/>
+    <w:abstractNumId w:val="25"/>
   </w:num>
   <w:num w:numId="11">
-    <w:abstractNumId w:val="29"/>
+    <w:abstractNumId w:val="30"/>
   </w:num>
   <w:num w:numId="12">
-    <w:abstractNumId w:val="20"/>
+    <w:abstractNumId w:val="21"/>
   </w:num>
   <w:num w:numId="13">
     <w:abstractNumId w:val="1"/>
   </w:num>
   <w:num w:numId="14">
-    <w:abstractNumId w:val="15"/>
+    <w:abstractNumId w:val="16"/>
   </w:num>
   <w:num w:numId="15">
-    <w:abstractNumId w:val="10"/>
+    <w:abstractNumId w:val="11"/>
   </w:num>
   <w:num w:numId="16">
-    <w:abstractNumId w:val="4"/>
+    <w:abstractNumId w:val="5"/>
   </w:num>
   <w:num w:numId="17">
-    <w:abstractNumId w:val="26"/>
+    <w:abstractNumId w:val="27"/>
   </w:num>
   <w:num w:numId="18">
-    <w:abstractNumId w:val="28"/>
+    <w:abstractNumId w:val="29"/>
   </w:num>
   <w:num w:numId="19">
     <w:abstractNumId w:val="3"/>
   </w:num>
   <w:num w:numId="20">
-    <w:abstractNumId w:val="11"/>
+    <w:abstractNumId w:val="12"/>
   </w:num>
   <w:num w:numId="21">
-    <w:abstractNumId w:val="12"/>
+    <w:abstractNumId w:val="13"/>
   </w:num>
   <w:num w:numId="22">
-    <w:abstractNumId w:val="34"/>
+    <w:abstractNumId w:val="35"/>
   </w:num>
   <w:num w:numId="23">
-    <w:abstractNumId w:val="7"/>
+    <w:abstractNumId w:val="8"/>
   </w:num>
   <w:num w:numId="24">
-    <w:abstractNumId w:val="21"/>
+    <w:abstractNumId w:val="22"/>
   </w:num>
   <w:num w:numId="25">
-    <w:abstractNumId w:val="13"/>
+    <w:abstractNumId w:val="14"/>
   </w:num>
   <w:num w:numId="26">
-    <w:abstractNumId w:val="18"/>
+    <w:abstractNumId w:val="19"/>
   </w:num>
   <w:num w:numId="27">
-    <w:abstractNumId w:val="6"/>
+    <w:abstractNumId w:val="7"/>
   </w:num>
   <w:num w:numId="28">
     <w:abstractNumId w:val="2"/>
   </w:num>
   <w:num w:numId="29">
-    <w:abstractNumId w:val="14"/>
+    <w:abstractNumId w:val="15"/>
   </w:num>
   <w:num w:numId="30">
-    <w:abstractNumId w:val="25"/>
+    <w:abstractNumId w:val="26"/>
   </w:num>
   <w:num w:numId="31">
-    <w:abstractNumId w:val="16"/>
+    <w:abstractNumId w:val="17"/>
   </w:num>
   <w:num w:numId="32">
-    <w:abstractNumId w:val="35"/>
+    <w:abstractNumId w:val="36"/>
   </w:num>
   <w:num w:numId="33">
+    <w:abstractNumId w:val="34"/>
+  </w:num>
+  <w:num w:numId="34">
     <w:abstractNumId w:val="33"/>
   </w:num>
-  <w:num w:numId="34">
+  <w:num w:numId="35">
+    <w:abstractNumId w:val="31"/>
+  </w:num>
+  <w:num w:numId="36">
     <w:abstractNumId w:val="32"/>
   </w:num>
-  <w:num w:numId="35">
-    <w:abstractNumId w:val="30"/>
+  <w:num w:numId="37">
+    <w:abstractNumId w:val="18"/>
   </w:num>
-  <w:num w:numId="36">
-    <w:abstractNumId w:val="31"/>
-  </w:num>
-  <w:num w:numId="37">
-    <w:abstractNumId w:val="17"/>
+  <w:num w:numId="38">
+    <w:abstractNumId w:val="4"/>
   </w:num>
 </w:numbering>
 </file>

--- a/calculus.docx
+++ b/calculus.docx
@@ -32071,6 +32071,26 @@
         <w:pStyle w:val="ListParagraph"/>
         <w:numPr>
           <w:ilvl w:val="0"/>
+          <w:numId w:val="2"/>
+        </w:numPr>
+        <w:rPr>
+          <w:rFonts w:eastAsiaTheme="minorEastAsia"/>
+          <w:lang w:val="en-US"/>
+        </w:rPr>
+      </w:pPr>
+      <w:r>
+        <w:rPr>
+          <w:rFonts w:eastAsiaTheme="minorEastAsia"/>
+          <w:lang w:val="en-US"/>
+        </w:rPr>
+        <w:t>|x| &lt; 1 thì chuỗi hội tụ, từ 1 trở lên thì phân kì</w:t>
+      </w:r>
+    </w:p>
+    <w:p>
+      <w:pPr>
+        <w:pStyle w:val="ListParagraph"/>
+        <w:numPr>
+          <w:ilvl w:val="0"/>
           <w:numId w:val="22"/>
         </w:numPr>
         <w:rPr>
@@ -35300,7 +35320,28 @@
           <w:rFonts w:eastAsiaTheme="minorEastAsia"/>
           <w:lang w:val="en-US"/>
         </w:rPr>
-        <w:t>Sai Số Cắt Xén (Truncation Error) Là Gì?</w:t>
+        <w:t xml:space="preserve">Chuỗi </w:t>
+      </w:r>
+      <w:r>
+        <w:rPr>
+          <w:rFonts w:eastAsiaTheme="minorEastAsia"/>
+          <w:lang w:val="en-US"/>
+        </w:rPr>
+        <w:t>Đan Xen (</w:t>
+      </w:r>
+      <w:r>
+        <w:rPr>
+          <w:rFonts w:eastAsiaTheme="minorEastAsia"/>
+          <w:lang w:val="en-US"/>
+        </w:rPr>
+        <w:t>Alternating Series</w:t>
+      </w:r>
+      <w:r>
+        <w:rPr>
+          <w:rFonts w:eastAsiaTheme="minorEastAsia"/>
+          <w:lang w:val="en-US"/>
+        </w:rPr>
+        <w:t>)?</w:t>
       </w:r>
     </w:p>
     <w:p>
@@ -35320,7 +35361,282 @@
           <w:rFonts w:eastAsiaTheme="minorEastAsia"/>
           <w:lang w:val="en-US"/>
         </w:rPr>
-        <w:t>Là chênh lệch giữa giá trị đúng và giá trị ước lượng</w:t>
+        <w:t>Là chuỗi đan xen giữa cộng và trừ, có dạng</w:t>
+      </w:r>
+    </w:p>
+    <w:p>
+      <w:pPr>
+        <w:pStyle w:val="ListParagraph"/>
+        <w:pBdr>
+          <w:top w:val="single" w:sz="4" w:space="1" w:color="auto"/>
+          <w:left w:val="single" w:sz="4" w:space="4" w:color="auto"/>
+          <w:bottom w:val="single" w:sz="4" w:space="1" w:color="auto"/>
+          <w:right w:val="single" w:sz="4" w:space="4" w:color="auto"/>
+        </w:pBdr>
+        <w:ind w:left="1080"/>
+        <w:rPr>
+          <w:rFonts w:eastAsiaTheme="minorEastAsia"/>
+          <w:lang w:val="en-US"/>
+        </w:rPr>
+      </w:pPr>
+      <m:oMathPara>
+        <m:oMathParaPr>
+          <m:jc m:val="left"/>
+        </m:oMathParaPr>
+        <m:oMath>
+          <m:r>
+            <w:rPr>
+              <w:rFonts w:ascii="Cambria Math" w:eastAsiaTheme="minorEastAsia" w:hAnsi="Cambria Math"/>
+              <w:lang w:val="en-US"/>
+            </w:rPr>
+            <m:t>A=</m:t>
+          </m:r>
+          <m:nary>
+            <m:naryPr>
+              <m:chr m:val="∑"/>
+              <m:limLoc m:val="undOvr"/>
+              <m:ctrlPr>
+                <w:rPr>
+                  <w:rFonts w:ascii="Cambria Math" w:eastAsiaTheme="minorEastAsia" w:hAnsi="Cambria Math"/>
+                  <w:i/>
+                  <w:lang w:val="en-US"/>
+                </w:rPr>
+              </m:ctrlPr>
+            </m:naryPr>
+            <m:sub>
+              <m:r>
+                <w:rPr>
+                  <w:rFonts w:ascii="Cambria Math" w:eastAsiaTheme="minorEastAsia" w:hAnsi="Cambria Math"/>
+                  <w:lang w:val="en-US"/>
+                </w:rPr>
+                <m:t>n</m:t>
+              </m:r>
+              <m:r>
+                <w:rPr>
+                  <w:rFonts w:ascii="Cambria Math" w:eastAsiaTheme="minorEastAsia" w:hAnsi="Cambria Math"/>
+                  <w:lang w:val="en-US"/>
+                </w:rPr>
+                <m:t xml:space="preserve"> </m:t>
+              </m:r>
+              <m:r>
+                <w:rPr>
+                  <w:rFonts w:ascii="Cambria Math" w:eastAsiaTheme="minorEastAsia" w:hAnsi="Cambria Math"/>
+                  <w:lang w:val="en-US"/>
+                </w:rPr>
+                <m:t>=</m:t>
+              </m:r>
+              <m:r>
+                <w:rPr>
+                  <w:rFonts w:ascii="Cambria Math" w:eastAsiaTheme="minorEastAsia" w:hAnsi="Cambria Math"/>
+                  <w:lang w:val="en-US"/>
+                </w:rPr>
+                <m:t xml:space="preserve"> </m:t>
+              </m:r>
+              <m:r>
+                <w:rPr>
+                  <w:rFonts w:ascii="Cambria Math" w:eastAsiaTheme="minorEastAsia" w:hAnsi="Cambria Math"/>
+                  <w:lang w:val="en-US"/>
+                </w:rPr>
+                <m:t>0</m:t>
+              </m:r>
+            </m:sub>
+            <m:sup>
+              <m:r>
+                <w:rPr>
+                  <w:rFonts w:ascii="Cambria Math" w:eastAsiaTheme="minorEastAsia" w:hAnsi="Cambria Math"/>
+                  <w:lang w:val="en-US"/>
+                </w:rPr>
+                <m:t>∞</m:t>
+              </m:r>
+            </m:sup>
+            <m:e>
+              <m:sSup>
+                <m:sSupPr>
+                  <m:ctrlPr>
+                    <w:rPr>
+                      <w:rFonts w:ascii="Cambria Math" w:eastAsiaTheme="minorEastAsia" w:hAnsi="Cambria Math"/>
+                      <w:i/>
+                      <w:lang w:val="en-US"/>
+                    </w:rPr>
+                  </m:ctrlPr>
+                </m:sSupPr>
+                <m:e>
+                  <m:d>
+                    <m:dPr>
+                      <m:ctrlPr>
+                        <w:rPr>
+                          <w:rFonts w:ascii="Cambria Math" w:eastAsiaTheme="minorEastAsia" w:hAnsi="Cambria Math"/>
+                          <w:i/>
+                          <w:lang w:val="en-US"/>
+                        </w:rPr>
+                      </m:ctrlPr>
+                    </m:dPr>
+                    <m:e>
+                      <m:r>
+                        <w:rPr>
+                          <w:rFonts w:ascii="Cambria Math" w:eastAsiaTheme="minorEastAsia" w:hAnsi="Cambria Math"/>
+                          <w:lang w:val="en-US"/>
+                        </w:rPr>
+                        <m:t>-1</m:t>
+                      </m:r>
+                    </m:e>
+                  </m:d>
+                </m:e>
+                <m:sup>
+                  <m:r>
+                    <w:rPr>
+                      <w:rFonts w:ascii="Cambria Math" w:eastAsiaTheme="minorEastAsia" w:hAnsi="Cambria Math"/>
+                      <w:lang w:val="en-US"/>
+                    </w:rPr>
+                    <m:t>n</m:t>
+                  </m:r>
+                </m:sup>
+              </m:sSup>
+              <m:sSub>
+                <m:sSubPr>
+                  <m:ctrlPr>
+                    <w:rPr>
+                      <w:rFonts w:ascii="Cambria Math" w:eastAsiaTheme="minorEastAsia" w:hAnsi="Cambria Math"/>
+                      <w:i/>
+                      <w:lang w:val="en-US"/>
+                    </w:rPr>
+                  </m:ctrlPr>
+                </m:sSubPr>
+                <m:e>
+                  <m:r>
+                    <w:rPr>
+                      <w:rFonts w:ascii="Cambria Math" w:eastAsiaTheme="minorEastAsia" w:hAnsi="Cambria Math"/>
+                      <w:lang w:val="en-US"/>
+                    </w:rPr>
+                    <m:t>a</m:t>
+                  </m:r>
+                </m:e>
+                <m:sub>
+                  <m:r>
+                    <w:rPr>
+                      <w:rFonts w:ascii="Cambria Math" w:eastAsiaTheme="minorEastAsia" w:hAnsi="Cambria Math"/>
+                      <w:lang w:val="en-US"/>
+                    </w:rPr>
+                    <m:t>n</m:t>
+                  </m:r>
+                </m:sub>
+              </m:sSub>
+            </m:e>
+          </m:nary>
+          <m:r>
+            <w:rPr>
+              <w:rFonts w:ascii="Cambria Math" w:eastAsiaTheme="minorEastAsia" w:hAnsi="Cambria Math"/>
+              <w:lang w:val="en-US"/>
+            </w:rPr>
+            <m:t>,</m:t>
+          </m:r>
+          <m:sSub>
+            <m:sSubPr>
+              <m:ctrlPr>
+                <w:rPr>
+                  <w:rFonts w:ascii="Cambria Math" w:eastAsiaTheme="minorEastAsia" w:hAnsi="Cambria Math"/>
+                  <w:i/>
+                  <w:lang w:val="en-US"/>
+                </w:rPr>
+              </m:ctrlPr>
+            </m:sSubPr>
+            <m:e>
+              <m:r>
+                <w:rPr>
+                  <w:rFonts w:ascii="Cambria Math" w:eastAsiaTheme="minorEastAsia" w:hAnsi="Cambria Math"/>
+                  <w:lang w:val="en-US"/>
+                </w:rPr>
+                <m:t>a</m:t>
+              </m:r>
+            </m:e>
+            <m:sub>
+              <m:r>
+                <w:rPr>
+                  <w:rFonts w:ascii="Cambria Math" w:eastAsiaTheme="minorEastAsia" w:hAnsi="Cambria Math"/>
+                  <w:lang w:val="en-US"/>
+                </w:rPr>
+                <m:t>n</m:t>
+              </m:r>
+            </m:sub>
+          </m:sSub>
+          <m:r>
+            <w:rPr>
+              <w:rFonts w:ascii="Cambria Math" w:eastAsiaTheme="minorEastAsia" w:hAnsi="Cambria Math"/>
+              <w:lang w:val="en-US"/>
+            </w:rPr>
+            <m:t xml:space="preserve">&gt;0,∀n or </m:t>
+          </m:r>
+          <m:sSub>
+            <m:sSubPr>
+              <m:ctrlPr>
+                <w:rPr>
+                  <w:rFonts w:ascii="Cambria Math" w:eastAsiaTheme="minorEastAsia" w:hAnsi="Cambria Math"/>
+                  <w:i/>
+                  <w:lang w:val="en-US"/>
+                </w:rPr>
+              </m:ctrlPr>
+            </m:sSubPr>
+            <m:e>
+              <m:r>
+                <w:rPr>
+                  <w:rFonts w:ascii="Cambria Math" w:eastAsiaTheme="minorEastAsia" w:hAnsi="Cambria Math"/>
+                  <w:lang w:val="en-US"/>
+                </w:rPr>
+                <m:t>a</m:t>
+              </m:r>
+            </m:e>
+            <m:sub>
+              <m:r>
+                <w:rPr>
+                  <w:rFonts w:ascii="Cambria Math" w:eastAsiaTheme="minorEastAsia" w:hAnsi="Cambria Math"/>
+                  <w:lang w:val="en-US"/>
+                </w:rPr>
+                <m:t>n</m:t>
+              </m:r>
+            </m:sub>
+          </m:sSub>
+          <m:r>
+            <w:rPr>
+              <w:rFonts w:ascii="Cambria Math" w:eastAsiaTheme="minorEastAsia" w:hAnsi="Cambria Math"/>
+              <w:lang w:val="en-US"/>
+            </w:rPr>
+            <m:t>&lt;</m:t>
+          </m:r>
+          <m:r>
+            <w:rPr>
+              <w:rFonts w:ascii="Cambria Math" w:eastAsiaTheme="minorEastAsia" w:hAnsi="Cambria Math"/>
+              <w:lang w:val="en-US"/>
+            </w:rPr>
+            <m:t>0,∀n</m:t>
+          </m:r>
+          <m:r>
+            <w:rPr>
+              <w:rFonts w:ascii="Cambria Math" w:eastAsiaTheme="minorEastAsia" w:hAnsi="Cambria Math"/>
+              <w:lang w:val="en-US"/>
+            </w:rPr>
+            <m:t xml:space="preserve"> </m:t>
+          </m:r>
+        </m:oMath>
+      </m:oMathPara>
+    </w:p>
+    <w:p>
+      <w:pPr>
+        <w:pStyle w:val="ListParagraph"/>
+        <w:numPr>
+          <w:ilvl w:val="0"/>
+          <w:numId w:val="22"/>
+        </w:numPr>
+        <w:rPr>
+          <w:rFonts w:eastAsiaTheme="minorEastAsia"/>
+          <w:lang w:val="en-US"/>
+        </w:rPr>
+      </w:pPr>
+      <w:r>
+        <w:rPr>
+          <w:rFonts w:eastAsiaTheme="minorEastAsia"/>
+          <w:lang w:val="en-US"/>
+        </w:rPr>
+        <w:t>Chuỗi P (P Series)?</w:t>
       </w:r>
     </w:p>
     <w:p>
@@ -35340,8 +35656,166 @@
           <w:rFonts w:eastAsiaTheme="minorEastAsia"/>
           <w:lang w:val="en-US"/>
         </w:rPr>
-        <w:t>Ví dụ</w:t>
-      </w:r>
+        <w:t>Là dạng tổng quát của hàm Riemann Zeta</w:t>
+      </w:r>
+    </w:p>
+    <w:p>
+      <w:pPr>
+        <w:pStyle w:val="ListParagraph"/>
+        <w:pBdr>
+          <w:top w:val="single" w:sz="4" w:space="1" w:color="auto"/>
+          <w:left w:val="single" w:sz="4" w:space="4" w:color="auto"/>
+          <w:bottom w:val="single" w:sz="4" w:space="1" w:color="auto"/>
+          <w:right w:val="single" w:sz="4" w:space="4" w:color="auto"/>
+        </w:pBdr>
+        <w:ind w:left="1080"/>
+        <w:rPr>
+          <w:rFonts w:ascii="Cambria Math" w:eastAsiaTheme="minorEastAsia" w:hAnsi="Cambria Math"/>
+          <w:lang w:val="en-US"/>
+          <w:oMath/>
+        </w:rPr>
+      </w:pPr>
+      <m:oMathPara>
+        <m:oMathParaPr>
+          <m:jc m:val="left"/>
+        </m:oMathParaPr>
+        <m:oMath>
+          <m:r>
+            <w:rPr>
+              <w:rFonts w:ascii="Cambria Math" w:eastAsiaTheme="minorEastAsia" w:hAnsi="Cambria Math"/>
+              <w:lang w:val="en-US"/>
+            </w:rPr>
+            <m:t>A=</m:t>
+          </m:r>
+          <m:nary>
+            <m:naryPr>
+              <m:chr m:val="∑"/>
+              <m:limLoc m:val="undOvr"/>
+              <m:ctrlPr>
+                <w:rPr>
+                  <w:rFonts w:ascii="Cambria Math" w:eastAsiaTheme="minorEastAsia" w:hAnsi="Cambria Math"/>
+                  <w:i/>
+                  <w:lang w:val="en-US"/>
+                </w:rPr>
+              </m:ctrlPr>
+            </m:naryPr>
+            <m:sub>
+              <m:r>
+                <w:rPr>
+                  <w:rFonts w:ascii="Cambria Math" w:eastAsiaTheme="minorEastAsia" w:hAnsi="Cambria Math"/>
+                  <w:lang w:val="en-US"/>
+                </w:rPr>
+                <m:t xml:space="preserve">n = </m:t>
+              </m:r>
+              <m:r>
+                <w:rPr>
+                  <w:rFonts w:ascii="Cambria Math" w:eastAsiaTheme="minorEastAsia" w:hAnsi="Cambria Math"/>
+                  <w:lang w:val="en-US"/>
+                </w:rPr>
+                <m:t>k</m:t>
+              </m:r>
+            </m:sub>
+            <m:sup>
+              <m:r>
+                <w:rPr>
+                  <w:rFonts w:ascii="Cambria Math" w:eastAsiaTheme="minorEastAsia" w:hAnsi="Cambria Math"/>
+                  <w:lang w:val="en-US"/>
+                </w:rPr>
+                <m:t>∞</m:t>
+              </m:r>
+            </m:sup>
+            <m:e>
+              <m:f>
+                <m:fPr>
+                  <m:ctrlPr>
+                    <w:rPr>
+                      <w:rFonts w:ascii="Cambria Math" w:eastAsiaTheme="minorEastAsia" w:hAnsi="Cambria Math"/>
+                      <w:i/>
+                      <w:lang w:val="en-US"/>
+                    </w:rPr>
+                  </m:ctrlPr>
+                </m:fPr>
+                <m:num>
+                  <m:r>
+                    <w:rPr>
+                      <w:rFonts w:ascii="Cambria Math" w:eastAsiaTheme="minorEastAsia" w:hAnsi="Cambria Math"/>
+                      <w:lang w:val="en-US"/>
+                    </w:rPr>
+                    <m:t>1</m:t>
+                  </m:r>
+                </m:num>
+                <m:den>
+                  <m:sSup>
+                    <m:sSupPr>
+                      <m:ctrlPr>
+                        <w:rPr>
+                          <w:rFonts w:ascii="Cambria Math" w:eastAsiaTheme="minorEastAsia" w:hAnsi="Cambria Math"/>
+                          <w:i/>
+                          <w:lang w:val="en-US"/>
+                        </w:rPr>
+                      </m:ctrlPr>
+                    </m:sSupPr>
+                    <m:e>
+                      <m:r>
+                        <w:rPr>
+                          <w:rFonts w:ascii="Cambria Math" w:eastAsiaTheme="minorEastAsia" w:hAnsi="Cambria Math"/>
+                          <w:lang w:val="en-US"/>
+                        </w:rPr>
+                        <m:t>n</m:t>
+                      </m:r>
+                    </m:e>
+                    <m:sup>
+                      <m:r>
+                        <w:rPr>
+                          <w:rFonts w:ascii="Cambria Math" w:eastAsiaTheme="minorEastAsia" w:hAnsi="Cambria Math"/>
+                          <w:lang w:val="en-US"/>
+                        </w:rPr>
+                        <m:t>p</m:t>
+                      </m:r>
+                    </m:sup>
+                  </m:sSup>
+                </m:den>
+              </m:f>
+            </m:e>
+          </m:nary>
+          <m:r>
+            <w:rPr>
+              <w:rFonts w:ascii="Cambria Math" w:eastAsiaTheme="minorEastAsia" w:hAnsi="Cambria Math"/>
+              <w:lang w:val="en-US"/>
+            </w:rPr>
+            <m:t>,k∈</m:t>
+          </m:r>
+          <m:sSup>
+            <m:sSupPr>
+              <m:ctrlPr>
+                <w:rPr>
+                  <w:rFonts w:ascii="Cambria Math" w:eastAsiaTheme="minorEastAsia" w:hAnsi="Cambria Math"/>
+                  <w:i/>
+                  <w:lang w:val="en-US"/>
+                </w:rPr>
+              </m:ctrlPr>
+            </m:sSupPr>
+            <m:e>
+              <m:r>
+                <w:rPr>
+                  <w:rFonts w:ascii="Cambria Math" w:eastAsiaTheme="minorEastAsia" w:hAnsi="Cambria Math"/>
+                  <w:lang w:val="en-US"/>
+                </w:rPr>
+                <m:t>N</m:t>
+              </m:r>
+            </m:e>
+            <m:sup>
+              <m:r>
+                <w:rPr>
+                  <w:rFonts w:ascii="Cambria Math" w:eastAsiaTheme="minorEastAsia" w:hAnsi="Cambria Math"/>
+                  <w:lang w:val="en-US"/>
+                </w:rPr>
+                <m:t>*</m:t>
+              </m:r>
+            </m:sup>
+          </m:sSup>
+        </m:oMath>
+      </m:oMathPara>
     </w:p>
     <w:p>
       <w:pPr>
@@ -35351,25 +35825,39 @@
           <w:numId w:val="2"/>
         </w:numPr>
         <w:rPr>
-          <w:rFonts w:eastAsiaTheme="minorEastAsia"/>
-          <w:lang w:val="en-US"/>
-        </w:rPr>
-      </w:pPr>
-      <w:r>
-        <w:rPr>
-          <w:rFonts w:eastAsiaTheme="minorEastAsia"/>
-          <w:lang w:val="en-US"/>
-        </w:rPr>
-        <w:t>Cho 1 hàm mượt trên R, ta biểu diễn nó = chuỗi Taylor, nhưng chỉ lấy đến 5 số hạng đầu tiên, khi đó tổng những số hạng còn lại chính là sai số cắt xén</w:t>
+          <w:rFonts w:ascii="Cambria Math" w:eastAsiaTheme="minorEastAsia" w:hAnsi="Cambria Math"/>
+          <w:lang w:val="en-US"/>
+          <w:oMath/>
+        </w:rPr>
+      </w:pPr>
+      <w:r>
+        <w:rPr>
+          <w:rFonts w:eastAsiaTheme="minorEastAsia"/>
+          <w:lang w:val="en-US"/>
+        </w:rPr>
+        <w:t>Nếu k = 1, thì A tương đương hàm Riemann Zeta</w:t>
       </w:r>
     </w:p>
     <w:p>
       <w:pPr>
-        <w:rPr>
-          <w:rFonts w:eastAsiaTheme="minorEastAsia"/>
-          <w:lang w:val="en-US"/>
-        </w:rPr>
-      </w:pPr>
+        <w:pStyle w:val="ListParagraph"/>
+        <w:numPr>
+          <w:ilvl w:val="0"/>
+          <w:numId w:val="2"/>
+        </w:numPr>
+        <w:rPr>
+          <w:rFonts w:ascii="Cambria Math" w:eastAsiaTheme="minorEastAsia" w:hAnsi="Cambria Math"/>
+          <w:lang w:val="en-US"/>
+          <w:oMath/>
+        </w:rPr>
+      </w:pPr>
+      <w:r>
+        <w:rPr>
+          <w:rFonts w:eastAsiaTheme="minorEastAsia"/>
+          <w:lang w:val="en-US"/>
+        </w:rPr>
+        <w:t>Nếu p &gt; 1, thì A hội tụ</w:t>
+      </w:r>
     </w:p>
     <w:p>
       <w:pPr>
@@ -35378,11 +35866,4934 @@
           <w:lang w:val="en-US"/>
         </w:rPr>
       </w:pPr>
-      <w:r>
-        <w:rPr>
-          <w:rFonts w:eastAsiaTheme="minorEastAsia"/>
-          <w:lang w:val="en-US"/>
-        </w:rPr>
+    </w:p>
+    <w:p>
+      <w:pPr>
+        <w:rPr>
+          <w:rFonts w:eastAsiaTheme="minorEastAsia"/>
+          <w:lang w:val="en-US"/>
+        </w:rPr>
+      </w:pPr>
+      <w:r>
+        <w:rPr>
+          <w:rFonts w:eastAsiaTheme="minorEastAsia"/>
+          <w:lang w:val="en-US"/>
+        </w:rPr>
+        <w:t>Series Test – Kiểm Tra Chuỗi:</w:t>
+      </w:r>
+    </w:p>
+    <w:p>
+      <w:pPr>
+        <w:pStyle w:val="ListParagraph"/>
+        <w:numPr>
+          <w:ilvl w:val="0"/>
+          <w:numId w:val="39"/>
+        </w:numPr>
+        <w:rPr>
+          <w:rFonts w:eastAsiaTheme="minorEastAsia"/>
+          <w:lang w:val="en-US"/>
+        </w:rPr>
+      </w:pPr>
+      <w:r>
+        <w:rPr>
+          <w:rFonts w:eastAsiaTheme="minorEastAsia"/>
+          <w:lang w:val="en-US"/>
+        </w:rPr>
+        <w:t>Kiểm Tra Chuỗi Là Kiểm Tra Cái Gì?</w:t>
+      </w:r>
+    </w:p>
+    <w:p>
+      <w:pPr>
+        <w:pStyle w:val="ListParagraph"/>
+        <w:numPr>
+          <w:ilvl w:val="0"/>
+          <w:numId w:val="2"/>
+        </w:numPr>
+        <w:rPr>
+          <w:rFonts w:eastAsiaTheme="minorEastAsia"/>
+          <w:lang w:val="en-US"/>
+        </w:rPr>
+      </w:pPr>
+      <w:r>
+        <w:rPr>
+          <w:rFonts w:eastAsiaTheme="minorEastAsia"/>
+          <w:lang w:val="en-US"/>
+        </w:rPr>
+        <w:lastRenderedPageBreak/>
+        <w:t>Là kiểm tra xem chuỗi hội tụ hay phân kì</w:t>
+      </w:r>
+    </w:p>
+    <w:p>
+      <w:pPr>
+        <w:pStyle w:val="ListParagraph"/>
+        <w:numPr>
+          <w:ilvl w:val="0"/>
+          <w:numId w:val="39"/>
+        </w:numPr>
+        <w:rPr>
+          <w:rFonts w:eastAsiaTheme="minorEastAsia"/>
+          <w:lang w:val="en-US"/>
+        </w:rPr>
+      </w:pPr>
+      <w:r>
+        <w:rPr>
+          <w:rFonts w:eastAsiaTheme="minorEastAsia"/>
+          <w:lang w:val="en-US"/>
+        </w:rPr>
+        <w:t>Kiểm Tra = Chuỗi Hình Học</w:t>
+      </w:r>
+      <w:r>
+        <w:rPr>
+          <w:rFonts w:eastAsiaTheme="minorEastAsia"/>
+          <w:lang w:val="en-US"/>
+        </w:rPr>
+        <w:t xml:space="preserve"> (Geometric Series Test)</w:t>
+      </w:r>
+      <w:r>
+        <w:rPr>
+          <w:rFonts w:eastAsiaTheme="minorEastAsia"/>
+          <w:lang w:val="en-US"/>
+        </w:rPr>
+        <w:t>?</w:t>
+      </w:r>
+    </w:p>
+    <w:p>
+      <w:pPr>
+        <w:pStyle w:val="ListParagraph"/>
+        <w:numPr>
+          <w:ilvl w:val="0"/>
+          <w:numId w:val="2"/>
+        </w:numPr>
+        <w:rPr>
+          <w:rFonts w:eastAsiaTheme="minorEastAsia"/>
+          <w:lang w:val="en-US"/>
+        </w:rPr>
+      </w:pPr>
+      <w:r>
+        <w:rPr>
+          <w:rFonts w:eastAsiaTheme="minorEastAsia"/>
+          <w:lang w:val="en-US"/>
+        </w:rPr>
+        <w:t>Ví dụ</w:t>
+      </w:r>
+    </w:p>
+    <w:p>
+      <w:pPr>
+        <w:pStyle w:val="ListParagraph"/>
+        <w:pBdr>
+          <w:top w:val="single" w:sz="4" w:space="1" w:color="auto"/>
+          <w:left w:val="single" w:sz="4" w:space="4" w:color="auto"/>
+          <w:bottom w:val="single" w:sz="4" w:space="1" w:color="auto"/>
+          <w:right w:val="single" w:sz="4" w:space="4" w:color="auto"/>
+        </w:pBdr>
+        <w:ind w:left="1080"/>
+        <w:rPr>
+          <w:rFonts w:eastAsiaTheme="minorEastAsia"/>
+          <w:lang w:val="en-US"/>
+        </w:rPr>
+      </w:pPr>
+      <m:oMathPara>
+        <m:oMathParaPr>
+          <m:jc m:val="left"/>
+        </m:oMathParaPr>
+        <m:oMath>
+          <m:r>
+            <w:rPr>
+              <w:rFonts w:ascii="Cambria Math" w:eastAsiaTheme="minorEastAsia" w:hAnsi="Cambria Math"/>
+              <w:lang w:val="en-US"/>
+            </w:rPr>
+            <m:t>A=</m:t>
+          </m:r>
+          <m:nary>
+            <m:naryPr>
+              <m:chr m:val="∑"/>
+              <m:limLoc m:val="undOvr"/>
+              <m:ctrlPr>
+                <w:rPr>
+                  <w:rFonts w:ascii="Cambria Math" w:eastAsiaTheme="minorEastAsia" w:hAnsi="Cambria Math"/>
+                  <w:i/>
+                  <w:lang w:val="en-US"/>
+                </w:rPr>
+              </m:ctrlPr>
+            </m:naryPr>
+            <m:sub>
+              <m:r>
+                <w:rPr>
+                  <w:rFonts w:ascii="Cambria Math" w:eastAsiaTheme="minorEastAsia" w:hAnsi="Cambria Math"/>
+                  <w:lang w:val="en-US"/>
+                </w:rPr>
+                <m:t>n = 1</m:t>
+              </m:r>
+            </m:sub>
+            <m:sup>
+              <m:r>
+                <w:rPr>
+                  <w:rFonts w:ascii="Cambria Math" w:eastAsiaTheme="minorEastAsia" w:hAnsi="Cambria Math"/>
+                  <w:lang w:val="en-US"/>
+                </w:rPr>
+                <m:t>∞</m:t>
+              </m:r>
+            </m:sup>
+            <m:e>
+              <m:f>
+                <m:fPr>
+                  <m:ctrlPr>
+                    <w:rPr>
+                      <w:rFonts w:ascii="Cambria Math" w:eastAsiaTheme="minorEastAsia" w:hAnsi="Cambria Math"/>
+                      <w:i/>
+                      <w:lang w:val="en-US"/>
+                    </w:rPr>
+                  </m:ctrlPr>
+                </m:fPr>
+                <m:num>
+                  <m:sSup>
+                    <m:sSupPr>
+                      <m:ctrlPr>
+                        <w:rPr>
+                          <w:rFonts w:ascii="Cambria Math" w:eastAsiaTheme="minorEastAsia" w:hAnsi="Cambria Math"/>
+                          <w:i/>
+                          <w:lang w:val="en-US"/>
+                        </w:rPr>
+                      </m:ctrlPr>
+                    </m:sSupPr>
+                    <m:e>
+                      <m:r>
+                        <w:rPr>
+                          <w:rFonts w:ascii="Cambria Math" w:eastAsiaTheme="minorEastAsia" w:hAnsi="Cambria Math"/>
+                          <w:lang w:val="en-US"/>
+                        </w:rPr>
+                        <m:t>2</m:t>
+                      </m:r>
+                    </m:e>
+                    <m:sup>
+                      <m:r>
+                        <w:rPr>
+                          <w:rFonts w:ascii="Cambria Math" w:eastAsiaTheme="minorEastAsia" w:hAnsi="Cambria Math"/>
+                          <w:lang w:val="en-US"/>
+                        </w:rPr>
+                        <m:t>n-1</m:t>
+                      </m:r>
+                    </m:sup>
+                  </m:sSup>
+                </m:num>
+                <m:den>
+                  <m:sSup>
+                    <m:sSupPr>
+                      <m:ctrlPr>
+                        <w:rPr>
+                          <w:rFonts w:ascii="Cambria Math" w:eastAsiaTheme="minorEastAsia" w:hAnsi="Cambria Math"/>
+                          <w:i/>
+                          <w:lang w:val="en-US"/>
+                        </w:rPr>
+                      </m:ctrlPr>
+                    </m:sSupPr>
+                    <m:e>
+                      <m:r>
+                        <w:rPr>
+                          <w:rFonts w:ascii="Cambria Math" w:eastAsiaTheme="minorEastAsia" w:hAnsi="Cambria Math"/>
+                          <w:lang w:val="en-US"/>
+                        </w:rPr>
+                        <m:t>5</m:t>
+                      </m:r>
+                    </m:e>
+                    <m:sup>
+                      <m:r>
+                        <w:rPr>
+                          <w:rFonts w:ascii="Cambria Math" w:eastAsiaTheme="minorEastAsia" w:hAnsi="Cambria Math"/>
+                          <w:lang w:val="en-US"/>
+                        </w:rPr>
+                        <m:t>n+1</m:t>
+                      </m:r>
+                    </m:sup>
+                  </m:sSup>
+                </m:den>
+              </m:f>
+            </m:e>
+          </m:nary>
+          <m:r>
+            <w:rPr>
+              <w:rFonts w:ascii="Cambria Math" w:eastAsiaTheme="minorEastAsia" w:hAnsi="Cambria Math"/>
+              <w:lang w:val="en-US"/>
+            </w:rPr>
+            <m:t>=</m:t>
+          </m:r>
+          <m:nary>
+            <m:naryPr>
+              <m:chr m:val="∑"/>
+              <m:limLoc m:val="undOvr"/>
+              <m:ctrlPr>
+                <w:rPr>
+                  <w:rFonts w:ascii="Cambria Math" w:eastAsiaTheme="minorEastAsia" w:hAnsi="Cambria Math"/>
+                  <w:i/>
+                  <w:lang w:val="en-US"/>
+                </w:rPr>
+              </m:ctrlPr>
+            </m:naryPr>
+            <m:sub>
+              <m:r>
+                <w:rPr>
+                  <w:rFonts w:ascii="Cambria Math" w:eastAsiaTheme="minorEastAsia" w:hAnsi="Cambria Math"/>
+                  <w:lang w:val="en-US"/>
+                </w:rPr>
+                <m:t>n = 0</m:t>
+              </m:r>
+            </m:sub>
+            <m:sup>
+              <m:r>
+                <w:rPr>
+                  <w:rFonts w:ascii="Cambria Math" w:eastAsiaTheme="minorEastAsia" w:hAnsi="Cambria Math"/>
+                  <w:lang w:val="en-US"/>
+                </w:rPr>
+                <m:t>∞</m:t>
+              </m:r>
+            </m:sup>
+            <m:e>
+              <m:f>
+                <m:fPr>
+                  <m:ctrlPr>
+                    <w:rPr>
+                      <w:rFonts w:ascii="Cambria Math" w:eastAsiaTheme="minorEastAsia" w:hAnsi="Cambria Math"/>
+                      <w:i/>
+                      <w:lang w:val="en-US"/>
+                    </w:rPr>
+                  </m:ctrlPr>
+                </m:fPr>
+                <m:num>
+                  <m:r>
+                    <w:rPr>
+                      <w:rFonts w:ascii="Cambria Math" w:eastAsiaTheme="minorEastAsia" w:hAnsi="Cambria Math"/>
+                      <w:lang w:val="en-US"/>
+                    </w:rPr>
+                    <m:t>1</m:t>
+                  </m:r>
+                </m:num>
+                <m:den>
+                  <m:r>
+                    <w:rPr>
+                      <w:rFonts w:ascii="Cambria Math" w:eastAsiaTheme="minorEastAsia" w:hAnsi="Cambria Math"/>
+                      <w:lang w:val="en-US"/>
+                    </w:rPr>
+                    <m:t>25</m:t>
+                  </m:r>
+                </m:den>
+              </m:f>
+              <m:sSup>
+                <m:sSupPr>
+                  <m:ctrlPr>
+                    <w:rPr>
+                      <w:rFonts w:ascii="Cambria Math" w:eastAsiaTheme="minorEastAsia" w:hAnsi="Cambria Math"/>
+                      <w:i/>
+                      <w:lang w:val="en-US"/>
+                    </w:rPr>
+                  </m:ctrlPr>
+                </m:sSupPr>
+                <m:e>
+                  <m:d>
+                    <m:dPr>
+                      <m:ctrlPr>
+                        <w:rPr>
+                          <w:rFonts w:ascii="Cambria Math" w:eastAsiaTheme="minorEastAsia" w:hAnsi="Cambria Math"/>
+                          <w:i/>
+                          <w:lang w:val="en-US"/>
+                        </w:rPr>
+                      </m:ctrlPr>
+                    </m:dPr>
+                    <m:e>
+                      <m:f>
+                        <m:fPr>
+                          <m:ctrlPr>
+                            <w:rPr>
+                              <w:rFonts w:ascii="Cambria Math" w:eastAsiaTheme="minorEastAsia" w:hAnsi="Cambria Math"/>
+                              <w:i/>
+                              <w:lang w:val="en-US"/>
+                            </w:rPr>
+                          </m:ctrlPr>
+                        </m:fPr>
+                        <m:num>
+                          <m:r>
+                            <w:rPr>
+                              <w:rFonts w:ascii="Cambria Math" w:eastAsiaTheme="minorEastAsia" w:hAnsi="Cambria Math"/>
+                              <w:lang w:val="en-US"/>
+                            </w:rPr>
+                            <m:t>2</m:t>
+                          </m:r>
+                        </m:num>
+                        <m:den>
+                          <m:r>
+                            <w:rPr>
+                              <w:rFonts w:ascii="Cambria Math" w:eastAsiaTheme="minorEastAsia" w:hAnsi="Cambria Math"/>
+                              <w:lang w:val="en-US"/>
+                            </w:rPr>
+                            <m:t>5</m:t>
+                          </m:r>
+                        </m:den>
+                      </m:f>
+                    </m:e>
+                  </m:d>
+                </m:e>
+                <m:sup>
+                  <m:r>
+                    <w:rPr>
+                      <w:rFonts w:ascii="Cambria Math" w:eastAsiaTheme="minorEastAsia" w:hAnsi="Cambria Math"/>
+                      <w:lang w:val="en-US"/>
+                    </w:rPr>
+                    <m:t>n</m:t>
+                  </m:r>
+                </m:sup>
+              </m:sSup>
+            </m:e>
+          </m:nary>
+        </m:oMath>
+      </m:oMathPara>
+    </w:p>
+    <w:p>
+      <w:pPr>
+        <w:pStyle w:val="ListParagraph"/>
+        <w:numPr>
+          <w:ilvl w:val="0"/>
+          <w:numId w:val="2"/>
+        </w:numPr>
+        <w:rPr>
+          <w:rFonts w:eastAsiaTheme="minorEastAsia"/>
+          <w:lang w:val="en-US"/>
+        </w:rPr>
+      </w:pPr>
+      <w:r>
+        <w:rPr>
+          <w:rFonts w:eastAsiaTheme="minorEastAsia"/>
+          <w:lang w:val="en-US"/>
+        </w:rPr>
+        <w:t>Dễ thấy A hội tụ vì 2 / 5 &lt; 1</w:t>
+      </w:r>
+    </w:p>
+    <w:p>
+      <w:pPr>
+        <w:pStyle w:val="ListParagraph"/>
+        <w:numPr>
+          <w:ilvl w:val="0"/>
+          <w:numId w:val="39"/>
+        </w:numPr>
+        <w:rPr>
+          <w:rFonts w:eastAsiaTheme="minorEastAsia"/>
+          <w:lang w:val="en-US"/>
+        </w:rPr>
+      </w:pPr>
+      <w:r>
+        <w:rPr>
+          <w:rFonts w:eastAsiaTheme="minorEastAsia"/>
+          <w:lang w:val="en-US"/>
+        </w:rPr>
+        <w:t xml:space="preserve">Kiểm </w:t>
+      </w:r>
+      <w:r>
+        <w:rPr>
+          <w:rFonts w:eastAsiaTheme="minorEastAsia"/>
+          <w:lang w:val="en-US"/>
+        </w:rPr>
+        <w:t xml:space="preserve">Tra </w:t>
+      </w:r>
+      <w:r>
+        <w:rPr>
+          <w:rFonts w:eastAsiaTheme="minorEastAsia"/>
+          <w:lang w:val="en-US"/>
+        </w:rPr>
+        <w:t xml:space="preserve">= </w:t>
+      </w:r>
+      <w:r>
+        <w:rPr>
+          <w:rFonts w:eastAsiaTheme="minorEastAsia"/>
+          <w:lang w:val="en-US"/>
+        </w:rPr>
+        <w:t>Tích Phân (Integral Test)?</w:t>
+      </w:r>
+    </w:p>
+    <w:p>
+      <w:pPr>
+        <w:pStyle w:val="ListParagraph"/>
+        <w:numPr>
+          <w:ilvl w:val="0"/>
+          <w:numId w:val="2"/>
+        </w:numPr>
+        <w:rPr>
+          <w:rFonts w:eastAsiaTheme="minorEastAsia"/>
+          <w:lang w:val="en-US"/>
+        </w:rPr>
+      </w:pPr>
+      <w:r>
+        <w:rPr>
+          <w:rFonts w:eastAsiaTheme="minorEastAsia"/>
+          <w:lang w:val="en-US"/>
+        </w:rPr>
+        <w:t>Cho chuỗi A là 1 chuỗi có các số hạng giảm dần</w:t>
+      </w:r>
+    </w:p>
+    <w:p>
+      <w:pPr>
+        <w:pStyle w:val="ListParagraph"/>
+        <w:pBdr>
+          <w:top w:val="single" w:sz="4" w:space="1" w:color="auto"/>
+          <w:left w:val="single" w:sz="4" w:space="4" w:color="auto"/>
+          <w:bottom w:val="single" w:sz="4" w:space="1" w:color="auto"/>
+          <w:right w:val="single" w:sz="4" w:space="4" w:color="auto"/>
+        </w:pBdr>
+        <w:ind w:left="1080"/>
+        <w:rPr>
+          <w:rFonts w:ascii="Cambria Math" w:eastAsiaTheme="minorEastAsia" w:hAnsi="Cambria Math"/>
+          <w:lang w:val="en-US"/>
+          <w:oMath/>
+        </w:rPr>
+      </w:pPr>
+      <m:oMathPara>
+        <m:oMathParaPr>
+          <m:jc m:val="left"/>
+        </m:oMathParaPr>
+        <m:oMath>
+          <m:r>
+            <w:rPr>
+              <w:rFonts w:ascii="Cambria Math" w:eastAsiaTheme="minorEastAsia" w:hAnsi="Cambria Math"/>
+              <w:lang w:val="en-US"/>
+            </w:rPr>
+            <m:t>A=</m:t>
+          </m:r>
+          <m:nary>
+            <m:naryPr>
+              <m:chr m:val="∑"/>
+              <m:limLoc m:val="undOvr"/>
+              <m:ctrlPr>
+                <w:rPr>
+                  <w:rFonts w:ascii="Cambria Math" w:eastAsiaTheme="minorEastAsia" w:hAnsi="Cambria Math"/>
+                  <w:i/>
+                  <w:lang w:val="en-US"/>
+                </w:rPr>
+              </m:ctrlPr>
+            </m:naryPr>
+            <m:sub>
+              <m:r>
+                <w:rPr>
+                  <w:rFonts w:ascii="Cambria Math" w:eastAsiaTheme="minorEastAsia" w:hAnsi="Cambria Math"/>
+                  <w:lang w:val="en-US"/>
+                </w:rPr>
+                <m:t>n</m:t>
+              </m:r>
+              <m:r>
+                <w:rPr>
+                  <w:rFonts w:ascii="Cambria Math" w:eastAsiaTheme="minorEastAsia" w:hAnsi="Cambria Math"/>
+                  <w:lang w:val="en-US"/>
+                </w:rPr>
+                <m:t xml:space="preserve"> = 1</m:t>
+              </m:r>
+            </m:sub>
+            <m:sup>
+              <m:r>
+                <w:rPr>
+                  <w:rFonts w:ascii="Cambria Math" w:eastAsiaTheme="minorEastAsia" w:hAnsi="Cambria Math"/>
+                  <w:lang w:val="en-US"/>
+                </w:rPr>
+                <m:t>∞</m:t>
+              </m:r>
+            </m:sup>
+            <m:e>
+              <m:sSub>
+                <m:sSubPr>
+                  <m:ctrlPr>
+                    <w:rPr>
+                      <w:rFonts w:ascii="Cambria Math" w:eastAsiaTheme="minorEastAsia" w:hAnsi="Cambria Math"/>
+                      <w:i/>
+                      <w:lang w:val="en-US"/>
+                    </w:rPr>
+                  </m:ctrlPr>
+                </m:sSubPr>
+                <m:e>
+                  <m:r>
+                    <w:rPr>
+                      <w:rFonts w:ascii="Cambria Math" w:eastAsiaTheme="minorEastAsia" w:hAnsi="Cambria Math"/>
+                      <w:lang w:val="en-US"/>
+                    </w:rPr>
+                    <m:t>a</m:t>
+                  </m:r>
+                </m:e>
+                <m:sub>
+                  <m:r>
+                    <w:rPr>
+                      <w:rFonts w:ascii="Cambria Math" w:eastAsiaTheme="minorEastAsia" w:hAnsi="Cambria Math"/>
+                      <w:lang w:val="en-US"/>
+                    </w:rPr>
+                    <m:t>n</m:t>
+                  </m:r>
+                </m:sub>
+              </m:sSub>
+            </m:e>
+          </m:nary>
+        </m:oMath>
+      </m:oMathPara>
+    </w:p>
+    <w:p>
+      <w:pPr>
+        <w:pStyle w:val="ListParagraph"/>
+        <w:numPr>
+          <w:ilvl w:val="0"/>
+          <w:numId w:val="2"/>
+        </w:numPr>
+        <w:rPr>
+          <w:rFonts w:eastAsiaTheme="minorEastAsia"/>
+          <w:lang w:val="en-US"/>
+        </w:rPr>
+      </w:pPr>
+      <w:r>
+        <w:rPr>
+          <w:rFonts w:eastAsiaTheme="minorEastAsia"/>
+          <w:lang w:val="en-US"/>
+        </w:rPr>
+        <w:t>C</w:t>
+      </w:r>
+      <w:r>
+        <w:rPr>
+          <w:rFonts w:eastAsiaTheme="minorEastAsia"/>
+          <w:lang w:val="en-US"/>
+        </w:rPr>
+        <w:t>họn hàm f(x)</w:t>
+      </w:r>
+      <w:r>
+        <w:rPr>
+          <w:rFonts w:eastAsiaTheme="minorEastAsia"/>
+          <w:lang w:val="en-US"/>
+        </w:rPr>
+        <w:t xml:space="preserve"> nghịch biến trên khoảng (1, </w:t>
+      </w:r>
+      <w:r>
+        <w:rPr>
+          <w:rFonts w:eastAsiaTheme="minorEastAsia"/>
+          <w:lang w:val="en-US"/>
+        </w:rPr>
+        <w:sym w:font="Symbol" w:char="F0A5"/>
+      </w:r>
+      <w:r>
+        <w:rPr>
+          <w:rFonts w:eastAsiaTheme="minorEastAsia"/>
+          <w:lang w:val="en-US"/>
+        </w:rPr>
+        <w:t>)</w:t>
+      </w:r>
+      <w:r>
+        <w:rPr>
+          <w:rFonts w:eastAsiaTheme="minorEastAsia"/>
+          <w:lang w:val="en-US"/>
+        </w:rPr>
+        <w:t xml:space="preserve"> sao cho a</w:t>
+      </w:r>
+      <w:r>
+        <w:rPr>
+          <w:rFonts w:eastAsiaTheme="minorEastAsia"/>
+          <w:vertAlign w:val="subscript"/>
+          <w:lang w:val="en-US"/>
+        </w:rPr>
+        <w:t>x</w:t>
+      </w:r>
+      <w:r>
+        <w:rPr>
+          <w:rFonts w:eastAsiaTheme="minorEastAsia"/>
+          <w:lang w:val="en-US"/>
+        </w:rPr>
+        <w:t xml:space="preserve"> = f(x), khi đó, nếu tích phân từ 1 đến </w:t>
+      </w:r>
+      <w:r>
+        <w:rPr>
+          <w:rFonts w:eastAsiaTheme="minorEastAsia"/>
+          <w:lang w:val="en-US"/>
+        </w:rPr>
+        <w:sym w:font="Symbol" w:char="F0A5"/>
+      </w:r>
+      <w:r>
+        <w:rPr>
+          <w:rFonts w:eastAsiaTheme="minorEastAsia"/>
+          <w:lang w:val="en-US"/>
+        </w:rPr>
+        <w:t xml:space="preserve"> của f(x) hội tụ thì A hội tụ</w:t>
+      </w:r>
+    </w:p>
+    <w:p>
+      <w:pPr>
+        <w:pStyle w:val="ListParagraph"/>
+        <w:numPr>
+          <w:ilvl w:val="0"/>
+          <w:numId w:val="2"/>
+        </w:numPr>
+        <w:rPr>
+          <w:rFonts w:eastAsiaTheme="minorEastAsia"/>
+          <w:lang w:val="en-US"/>
+        </w:rPr>
+      </w:pPr>
+      <w:r>
+        <w:rPr>
+          <w:rFonts w:eastAsiaTheme="minorEastAsia"/>
+          <w:lang w:val="en-US"/>
+        </w:rPr>
+        <w:t>Ví dụ</w:t>
+      </w:r>
+    </w:p>
+    <w:p>
+      <w:pPr>
+        <w:pStyle w:val="ListParagraph"/>
+        <w:pBdr>
+          <w:top w:val="single" w:sz="4" w:space="1" w:color="auto"/>
+          <w:left w:val="single" w:sz="4" w:space="4" w:color="auto"/>
+          <w:bottom w:val="single" w:sz="4" w:space="1" w:color="auto"/>
+          <w:right w:val="single" w:sz="4" w:space="4" w:color="auto"/>
+        </w:pBdr>
+        <w:ind w:left="1080"/>
+        <w:rPr>
+          <w:rFonts w:ascii="Cambria Math" w:eastAsiaTheme="minorEastAsia" w:hAnsi="Cambria Math"/>
+          <w:lang w:val="en-US"/>
+          <w:oMath/>
+        </w:rPr>
+      </w:pPr>
+      <m:oMathPara>
+        <m:oMathParaPr>
+          <m:jc m:val="left"/>
+        </m:oMathParaPr>
+        <m:oMath>
+          <m:r>
+            <w:rPr>
+              <w:rFonts w:ascii="Cambria Math" w:eastAsiaTheme="minorEastAsia" w:hAnsi="Cambria Math"/>
+              <w:lang w:val="en-US"/>
+            </w:rPr>
+            <m:t>A=</m:t>
+          </m:r>
+          <m:nary>
+            <m:naryPr>
+              <m:chr m:val="∑"/>
+              <m:limLoc m:val="undOvr"/>
+              <m:ctrlPr>
+                <w:rPr>
+                  <w:rFonts w:ascii="Cambria Math" w:eastAsiaTheme="minorEastAsia" w:hAnsi="Cambria Math"/>
+                  <w:i/>
+                  <w:lang w:val="en-US"/>
+                </w:rPr>
+              </m:ctrlPr>
+            </m:naryPr>
+            <m:sub>
+              <m:r>
+                <w:rPr>
+                  <w:rFonts w:ascii="Cambria Math" w:eastAsiaTheme="minorEastAsia" w:hAnsi="Cambria Math"/>
+                  <w:lang w:val="en-US"/>
+                </w:rPr>
+                <m:t>n</m:t>
+              </m:r>
+              <m:r>
+                <w:rPr>
+                  <w:rFonts w:ascii="Cambria Math" w:eastAsiaTheme="minorEastAsia" w:hAnsi="Cambria Math"/>
+                  <w:lang w:val="en-US"/>
+                </w:rPr>
+                <m:t xml:space="preserve"> = 1</m:t>
+              </m:r>
+            </m:sub>
+            <m:sup>
+              <m:r>
+                <w:rPr>
+                  <w:rFonts w:ascii="Cambria Math" w:eastAsiaTheme="minorEastAsia" w:hAnsi="Cambria Math"/>
+                  <w:lang w:val="en-US"/>
+                </w:rPr>
+                <m:t>∞</m:t>
+              </m:r>
+            </m:sup>
+            <m:e>
+              <m:r>
+                <w:rPr>
+                  <w:rFonts w:ascii="Cambria Math" w:eastAsiaTheme="minorEastAsia" w:hAnsi="Cambria Math"/>
+                  <w:lang w:val="en-US"/>
+                </w:rPr>
+                <m:t>n</m:t>
+              </m:r>
+              <m:sSup>
+                <m:sSupPr>
+                  <m:ctrlPr>
+                    <w:rPr>
+                      <w:rFonts w:ascii="Cambria Math" w:eastAsiaTheme="minorEastAsia" w:hAnsi="Cambria Math"/>
+                      <w:i/>
+                      <w:lang w:val="en-US"/>
+                    </w:rPr>
+                  </m:ctrlPr>
+                </m:sSupPr>
+                <m:e>
+                  <m:r>
+                    <w:rPr>
+                      <w:rFonts w:ascii="Cambria Math" w:eastAsiaTheme="minorEastAsia" w:hAnsi="Cambria Math"/>
+                      <w:lang w:val="en-US"/>
+                    </w:rPr>
+                    <m:t>e</m:t>
+                  </m:r>
+                </m:e>
+                <m:sup>
+                  <m:r>
+                    <w:rPr>
+                      <w:rFonts w:ascii="Cambria Math" w:eastAsiaTheme="minorEastAsia" w:hAnsi="Cambria Math"/>
+                      <w:lang w:val="en-US"/>
+                    </w:rPr>
+                    <m:t>-</m:t>
+                  </m:r>
+                  <m:sSup>
+                    <m:sSupPr>
+                      <m:ctrlPr>
+                        <w:rPr>
+                          <w:rFonts w:ascii="Cambria Math" w:eastAsiaTheme="minorEastAsia" w:hAnsi="Cambria Math"/>
+                          <w:i/>
+                          <w:lang w:val="en-US"/>
+                        </w:rPr>
+                      </m:ctrlPr>
+                    </m:sSupPr>
+                    <m:e>
+                      <m:r>
+                        <w:rPr>
+                          <w:rFonts w:ascii="Cambria Math" w:eastAsiaTheme="minorEastAsia" w:hAnsi="Cambria Math"/>
+                          <w:lang w:val="en-US"/>
+                        </w:rPr>
+                        <m:t>n</m:t>
+                      </m:r>
+                    </m:e>
+                    <m:sup>
+                      <m:r>
+                        <w:rPr>
+                          <w:rFonts w:ascii="Cambria Math" w:eastAsiaTheme="minorEastAsia" w:hAnsi="Cambria Math"/>
+                          <w:lang w:val="en-US"/>
+                        </w:rPr>
+                        <m:t>2</m:t>
+                      </m:r>
+                    </m:sup>
+                  </m:sSup>
+                </m:sup>
+              </m:sSup>
+            </m:e>
+          </m:nary>
+          <m:r>
+            <m:rPr>
+              <m:sty m:val="p"/>
+            </m:rPr>
+            <w:rPr>
+              <w:rFonts w:ascii="Cambria Math" w:eastAsiaTheme="minorEastAsia" w:hAnsi="Cambria Math"/>
+              <w:lang w:val="en-US"/>
+            </w:rPr>
+            <m:t>⇒</m:t>
+          </m:r>
+          <m:r>
+            <w:rPr>
+              <w:rFonts w:ascii="Cambria Math" w:eastAsiaTheme="minorEastAsia" w:hAnsi="Cambria Math"/>
+              <w:lang w:val="en-US"/>
+            </w:rPr>
+            <m:t>f</m:t>
+          </m:r>
+          <m:d>
+            <m:dPr>
+              <m:ctrlPr>
+                <w:rPr>
+                  <w:rFonts w:ascii="Cambria Math" w:eastAsiaTheme="minorEastAsia" w:hAnsi="Cambria Math"/>
+                  <w:i/>
+                  <w:lang w:val="en-US"/>
+                </w:rPr>
+              </m:ctrlPr>
+            </m:dPr>
+            <m:e>
+              <m:r>
+                <w:rPr>
+                  <w:rFonts w:ascii="Cambria Math" w:eastAsiaTheme="minorEastAsia" w:hAnsi="Cambria Math"/>
+                  <w:lang w:val="en-US"/>
+                </w:rPr>
+                <m:t>x</m:t>
+              </m:r>
+            </m:e>
+          </m:d>
+          <m:r>
+            <w:rPr>
+              <w:rFonts w:ascii="Cambria Math" w:eastAsiaTheme="minorEastAsia" w:hAnsi="Cambria Math"/>
+              <w:lang w:val="en-US"/>
+            </w:rPr>
+            <m:t>=</m:t>
+          </m:r>
+          <m:nary>
+            <m:naryPr>
+              <m:limLoc m:val="subSup"/>
+              <m:ctrlPr>
+                <w:rPr>
+                  <w:rFonts w:ascii="Cambria Math" w:eastAsiaTheme="minorEastAsia" w:hAnsi="Cambria Math"/>
+                  <w:lang w:val="en-US"/>
+                </w:rPr>
+              </m:ctrlPr>
+            </m:naryPr>
+            <m:sub>
+              <m:r>
+                <w:rPr>
+                  <w:rFonts w:ascii="Cambria Math" w:eastAsiaTheme="minorEastAsia" w:hAnsi="Cambria Math"/>
+                  <w:lang w:val="en-US"/>
+                </w:rPr>
+                <m:t>1</m:t>
+              </m:r>
+            </m:sub>
+            <m:sup>
+              <m:r>
+                <w:rPr>
+                  <w:rFonts w:ascii="Cambria Math" w:eastAsiaTheme="minorEastAsia" w:hAnsi="Cambria Math"/>
+                  <w:lang w:val="en-US"/>
+                </w:rPr>
+                <m:t>∞</m:t>
+              </m:r>
+            </m:sup>
+            <m:e>
+              <m:r>
+                <w:rPr>
+                  <w:rFonts w:ascii="Cambria Math" w:eastAsiaTheme="minorEastAsia" w:hAnsi="Cambria Math"/>
+                  <w:lang w:val="en-US"/>
+                </w:rPr>
+                <m:t>x</m:t>
+              </m:r>
+              <m:sSup>
+                <m:sSupPr>
+                  <m:ctrlPr>
+                    <w:rPr>
+                      <w:rFonts w:ascii="Cambria Math" w:eastAsiaTheme="minorEastAsia" w:hAnsi="Cambria Math"/>
+                      <w:i/>
+                      <w:lang w:val="en-US"/>
+                    </w:rPr>
+                  </m:ctrlPr>
+                </m:sSupPr>
+                <m:e>
+                  <m:r>
+                    <w:rPr>
+                      <w:rFonts w:ascii="Cambria Math" w:eastAsiaTheme="minorEastAsia" w:hAnsi="Cambria Math"/>
+                      <w:lang w:val="en-US"/>
+                    </w:rPr>
+                    <m:t>e</m:t>
+                  </m:r>
+                </m:e>
+                <m:sup>
+                  <m:r>
+                    <w:rPr>
+                      <w:rFonts w:ascii="Cambria Math" w:eastAsiaTheme="minorEastAsia" w:hAnsi="Cambria Math"/>
+                      <w:lang w:val="en-US"/>
+                    </w:rPr>
+                    <m:t>-</m:t>
+                  </m:r>
+                  <m:sSup>
+                    <m:sSupPr>
+                      <m:ctrlPr>
+                        <w:rPr>
+                          <w:rFonts w:ascii="Cambria Math" w:eastAsiaTheme="minorEastAsia" w:hAnsi="Cambria Math"/>
+                          <w:i/>
+                          <w:lang w:val="en-US"/>
+                        </w:rPr>
+                      </m:ctrlPr>
+                    </m:sSupPr>
+                    <m:e>
+                      <m:r>
+                        <w:rPr>
+                          <w:rFonts w:ascii="Cambria Math" w:eastAsiaTheme="minorEastAsia" w:hAnsi="Cambria Math"/>
+                          <w:lang w:val="en-US"/>
+                        </w:rPr>
+                        <m:t>x</m:t>
+                      </m:r>
+                    </m:e>
+                    <m:sup>
+                      <m:r>
+                        <w:rPr>
+                          <w:rFonts w:ascii="Cambria Math" w:eastAsiaTheme="minorEastAsia" w:hAnsi="Cambria Math"/>
+                          <w:lang w:val="en-US"/>
+                        </w:rPr>
+                        <m:t>2</m:t>
+                      </m:r>
+                    </m:sup>
+                  </m:sSup>
+                </m:sup>
+              </m:sSup>
+              <m:r>
+                <w:rPr>
+                  <w:rFonts w:ascii="Cambria Math" w:eastAsiaTheme="minorEastAsia" w:hAnsi="Cambria Math"/>
+                  <w:lang w:val="en-US"/>
+                </w:rPr>
+                <m:t>dx</m:t>
+              </m:r>
+            </m:e>
+          </m:nary>
+          <m:r>
+            <m:rPr>
+              <m:sty m:val="p"/>
+            </m:rPr>
+            <w:rPr>
+              <w:rFonts w:ascii="Cambria Math" w:eastAsiaTheme="minorEastAsia" w:hAnsi="Cambria Math"/>
+              <w:lang w:val="en-US"/>
+            </w:rPr>
+            <m:t>=</m:t>
+          </m:r>
+          <m:f>
+            <m:fPr>
+              <m:ctrlPr>
+                <w:rPr>
+                  <w:rFonts w:ascii="Cambria Math" w:eastAsiaTheme="minorEastAsia" w:hAnsi="Cambria Math"/>
+                  <w:lang w:val="en-US"/>
+                </w:rPr>
+              </m:ctrlPr>
+            </m:fPr>
+            <m:num>
+              <m:r>
+                <w:rPr>
+                  <w:rFonts w:ascii="Cambria Math" w:eastAsiaTheme="minorEastAsia" w:hAnsi="Cambria Math"/>
+                  <w:lang w:val="en-US"/>
+                </w:rPr>
+                <m:t>1</m:t>
+              </m:r>
+            </m:num>
+            <m:den>
+              <m:r>
+                <w:rPr>
+                  <w:rFonts w:ascii="Cambria Math" w:eastAsiaTheme="minorEastAsia" w:hAnsi="Cambria Math"/>
+                  <w:lang w:val="en-US"/>
+                </w:rPr>
+                <m:t>2e</m:t>
+              </m:r>
+            </m:den>
+          </m:f>
+        </m:oMath>
+      </m:oMathPara>
+    </w:p>
+    <w:p>
+      <w:pPr>
+        <w:pStyle w:val="ListParagraph"/>
+        <w:numPr>
+          <w:ilvl w:val="0"/>
+          <w:numId w:val="2"/>
+        </w:numPr>
+        <w:rPr>
+          <w:rFonts w:eastAsiaTheme="minorEastAsia"/>
+          <w:lang w:val="en-US"/>
+        </w:rPr>
+      </w:pPr>
+      <w:r>
+        <w:rPr>
+          <w:rFonts w:eastAsiaTheme="minorEastAsia"/>
+          <w:lang w:val="en-US"/>
+        </w:rPr>
+        <w:t>f(x) hội tụ, nên A hội tụ</w:t>
+      </w:r>
+    </w:p>
+    <w:p>
+      <w:pPr>
+        <w:pStyle w:val="ListParagraph"/>
+        <w:numPr>
+          <w:ilvl w:val="0"/>
+          <w:numId w:val="2"/>
+        </w:numPr>
+        <w:rPr>
+          <w:rFonts w:eastAsiaTheme="minorEastAsia"/>
+          <w:lang w:val="en-US"/>
+        </w:rPr>
+      </w:pPr>
+      <w:r>
+        <w:rPr>
+          <w:rFonts w:eastAsiaTheme="minorEastAsia"/>
+          <w:lang w:val="en-US"/>
+        </w:rPr>
+        <w:t>Tổng n số hạng đầu tiên</w:t>
+      </w:r>
+      <w:r>
+        <w:rPr>
+          <w:rFonts w:eastAsiaTheme="minorEastAsia"/>
+          <w:lang w:val="en-US"/>
+        </w:rPr>
+        <w:t xml:space="preserve"> của A</w:t>
+      </w:r>
+      <w:r>
+        <w:rPr>
+          <w:rFonts w:eastAsiaTheme="minorEastAsia"/>
+          <w:lang w:val="en-US"/>
+        </w:rPr>
+        <w:t xml:space="preserve"> kí hiệu là S</w:t>
+      </w:r>
+      <w:r>
+        <w:rPr>
+          <w:rFonts w:eastAsiaTheme="minorEastAsia"/>
+          <w:vertAlign w:val="subscript"/>
+          <w:lang w:val="en-US"/>
+        </w:rPr>
+        <w:t>n</w:t>
+      </w:r>
+      <w:r>
+        <w:rPr>
+          <w:rFonts w:eastAsiaTheme="minorEastAsia"/>
+          <w:lang w:val="en-US"/>
+        </w:rPr>
+        <w:t>, gọi là phần tổng thứ n (Partial Sum), tổng các số hạng còn lại kí hiệu là R</w:t>
+      </w:r>
+      <w:r>
+        <w:rPr>
+          <w:rFonts w:eastAsiaTheme="minorEastAsia"/>
+          <w:vertAlign w:val="subscript"/>
+          <w:lang w:val="en-US"/>
+        </w:rPr>
+        <w:t>n</w:t>
+      </w:r>
+      <w:r>
+        <w:rPr>
+          <w:rFonts w:eastAsiaTheme="minorEastAsia"/>
+          <w:lang w:val="en-US"/>
+        </w:rPr>
+        <w:t>, gọi là sai số cắt xén (Truncation Error)</w:t>
+      </w:r>
+    </w:p>
+    <w:p>
+      <w:pPr>
+        <w:pStyle w:val="ListParagraph"/>
+        <w:numPr>
+          <w:ilvl w:val="0"/>
+          <w:numId w:val="2"/>
+        </w:numPr>
+        <w:rPr>
+          <w:rFonts w:eastAsiaTheme="minorEastAsia"/>
+          <w:lang w:val="en-US"/>
+        </w:rPr>
+      </w:pPr>
+      <w:r>
+        <w:rPr>
+          <w:rFonts w:eastAsiaTheme="minorEastAsia"/>
+          <w:lang w:val="en-US"/>
+        </w:rPr>
+        <w:t>T</w:t>
+      </w:r>
+      <w:r>
+        <w:rPr>
+          <w:rFonts w:eastAsiaTheme="minorEastAsia"/>
+          <w:lang w:val="en-US"/>
+        </w:rPr>
+        <w:t>a luôn có bất đẳng thức sau</w:t>
+      </w:r>
+    </w:p>
+    <w:p>
+      <w:pPr>
+        <w:pStyle w:val="ListParagraph"/>
+        <w:pBdr>
+          <w:top w:val="single" w:sz="4" w:space="1" w:color="auto"/>
+          <w:left w:val="single" w:sz="4" w:space="4" w:color="auto"/>
+          <w:bottom w:val="single" w:sz="4" w:space="1" w:color="auto"/>
+          <w:right w:val="single" w:sz="4" w:space="4" w:color="auto"/>
+        </w:pBdr>
+        <w:ind w:left="1080"/>
+        <w:rPr>
+          <w:rFonts w:eastAsiaTheme="minorEastAsia"/>
+          <w:lang w:val="en-US"/>
+        </w:rPr>
+      </w:pPr>
+      <m:oMathPara>
+        <m:oMathParaPr>
+          <m:jc m:val="left"/>
+        </m:oMathParaPr>
+        <m:oMath>
+          <m:nary>
+            <m:naryPr>
+              <m:limLoc m:val="subSup"/>
+              <m:ctrlPr>
+                <w:rPr>
+                  <w:rFonts w:ascii="Cambria Math" w:eastAsiaTheme="minorEastAsia" w:hAnsi="Cambria Math"/>
+                  <w:i/>
+                  <w:lang w:val="en-US"/>
+                </w:rPr>
+              </m:ctrlPr>
+            </m:naryPr>
+            <m:sub>
+              <m:r>
+                <w:rPr>
+                  <w:rFonts w:ascii="Cambria Math" w:eastAsiaTheme="minorEastAsia" w:hAnsi="Cambria Math"/>
+                  <w:lang w:val="en-US"/>
+                </w:rPr>
+                <m:t>n + 1</m:t>
+              </m:r>
+            </m:sub>
+            <m:sup>
+              <m:r>
+                <w:rPr>
+                  <w:rFonts w:ascii="Cambria Math" w:eastAsiaTheme="minorEastAsia" w:hAnsi="Cambria Math"/>
+                  <w:lang w:val="en-US"/>
+                </w:rPr>
+                <m:t>∞</m:t>
+              </m:r>
+            </m:sup>
+            <m:e>
+              <m:r>
+                <w:rPr>
+                  <w:rFonts w:ascii="Cambria Math" w:eastAsiaTheme="minorEastAsia" w:hAnsi="Cambria Math"/>
+                  <w:lang w:val="en-US"/>
+                </w:rPr>
+                <m:t>f</m:t>
+              </m:r>
+              <m:d>
+                <m:dPr>
+                  <m:ctrlPr>
+                    <w:rPr>
+                      <w:rFonts w:ascii="Cambria Math" w:eastAsiaTheme="minorEastAsia" w:hAnsi="Cambria Math"/>
+                      <w:i/>
+                      <w:lang w:val="en-US"/>
+                    </w:rPr>
+                  </m:ctrlPr>
+                </m:dPr>
+                <m:e>
+                  <m:r>
+                    <w:rPr>
+                      <w:rFonts w:ascii="Cambria Math" w:eastAsiaTheme="minorEastAsia" w:hAnsi="Cambria Math"/>
+                      <w:lang w:val="en-US"/>
+                    </w:rPr>
+                    <m:t>x</m:t>
+                  </m:r>
+                </m:e>
+              </m:d>
+              <m:r>
+                <w:rPr>
+                  <w:rFonts w:ascii="Cambria Math" w:eastAsiaTheme="minorEastAsia" w:hAnsi="Cambria Math"/>
+                  <w:lang w:val="en-US"/>
+                </w:rPr>
+                <m:t>dx</m:t>
+              </m:r>
+            </m:e>
+          </m:nary>
+          <m:r>
+            <w:rPr>
+              <w:rFonts w:ascii="Cambria Math" w:eastAsiaTheme="minorEastAsia" w:hAnsi="Cambria Math"/>
+              <w:lang w:val="en-US"/>
+            </w:rPr>
+            <m:t>≤</m:t>
+          </m:r>
+          <m:sSub>
+            <m:sSubPr>
+              <m:ctrlPr>
+                <w:rPr>
+                  <w:rFonts w:ascii="Cambria Math" w:eastAsiaTheme="minorEastAsia" w:hAnsi="Cambria Math"/>
+                  <w:i/>
+                  <w:lang w:val="en-US"/>
+                </w:rPr>
+              </m:ctrlPr>
+            </m:sSubPr>
+            <m:e>
+              <m:r>
+                <w:rPr>
+                  <w:rFonts w:ascii="Cambria Math" w:eastAsiaTheme="minorEastAsia" w:hAnsi="Cambria Math"/>
+                  <w:lang w:val="en-US"/>
+                </w:rPr>
+                <m:t>R</m:t>
+              </m:r>
+            </m:e>
+            <m:sub>
+              <m:r>
+                <w:rPr>
+                  <w:rFonts w:ascii="Cambria Math" w:eastAsiaTheme="minorEastAsia" w:hAnsi="Cambria Math"/>
+                  <w:lang w:val="en-US"/>
+                </w:rPr>
+                <m:t>n</m:t>
+              </m:r>
+            </m:sub>
+          </m:sSub>
+          <m:r>
+            <w:rPr>
+              <w:rFonts w:ascii="Cambria Math" w:eastAsiaTheme="minorEastAsia" w:hAnsi="Cambria Math"/>
+              <w:lang w:val="en-US"/>
+            </w:rPr>
+            <m:t>≤</m:t>
+          </m:r>
+          <m:nary>
+            <m:naryPr>
+              <m:limLoc m:val="subSup"/>
+              <m:ctrlPr>
+                <w:rPr>
+                  <w:rFonts w:ascii="Cambria Math" w:eastAsiaTheme="minorEastAsia" w:hAnsi="Cambria Math"/>
+                  <w:i/>
+                  <w:lang w:val="en-US"/>
+                </w:rPr>
+              </m:ctrlPr>
+            </m:naryPr>
+            <m:sub>
+              <m:r>
+                <w:rPr>
+                  <w:rFonts w:ascii="Cambria Math" w:eastAsiaTheme="minorEastAsia" w:hAnsi="Cambria Math"/>
+                  <w:lang w:val="en-US"/>
+                </w:rPr>
+                <m:t>n</m:t>
+              </m:r>
+            </m:sub>
+            <m:sup>
+              <m:r>
+                <w:rPr>
+                  <w:rFonts w:ascii="Cambria Math" w:eastAsiaTheme="minorEastAsia" w:hAnsi="Cambria Math"/>
+                  <w:lang w:val="en-US"/>
+                </w:rPr>
+                <m:t>∞</m:t>
+              </m:r>
+            </m:sup>
+            <m:e>
+              <m:r>
+                <w:rPr>
+                  <w:rFonts w:ascii="Cambria Math" w:eastAsiaTheme="minorEastAsia" w:hAnsi="Cambria Math"/>
+                  <w:lang w:val="en-US"/>
+                </w:rPr>
+                <m:t>f</m:t>
+              </m:r>
+              <m:d>
+                <m:dPr>
+                  <m:ctrlPr>
+                    <w:rPr>
+                      <w:rFonts w:ascii="Cambria Math" w:eastAsiaTheme="minorEastAsia" w:hAnsi="Cambria Math"/>
+                      <w:i/>
+                      <w:lang w:val="en-US"/>
+                    </w:rPr>
+                  </m:ctrlPr>
+                </m:dPr>
+                <m:e>
+                  <m:r>
+                    <w:rPr>
+                      <w:rFonts w:ascii="Cambria Math" w:eastAsiaTheme="minorEastAsia" w:hAnsi="Cambria Math"/>
+                      <w:lang w:val="en-US"/>
+                    </w:rPr>
+                    <m:t>x</m:t>
+                  </m:r>
+                </m:e>
+              </m:d>
+              <m:r>
+                <w:rPr>
+                  <w:rFonts w:ascii="Cambria Math" w:eastAsiaTheme="minorEastAsia" w:hAnsi="Cambria Math"/>
+                  <w:lang w:val="en-US"/>
+                </w:rPr>
+                <m:t>dx</m:t>
+              </m:r>
+            </m:e>
+          </m:nary>
+        </m:oMath>
+      </m:oMathPara>
+    </w:p>
+    <w:p>
+      <w:pPr>
+        <w:pStyle w:val="ListParagraph"/>
+        <w:numPr>
+          <w:ilvl w:val="0"/>
+          <w:numId w:val="2"/>
+        </w:numPr>
+        <w:rPr>
+          <w:rFonts w:eastAsiaTheme="minorEastAsia"/>
+          <w:lang w:val="en-US"/>
+        </w:rPr>
+      </w:pPr>
+      <w:r>
+        <w:rPr>
+          <w:rFonts w:eastAsiaTheme="minorEastAsia"/>
+          <w:lang w:val="en-US"/>
+        </w:rPr>
+        <w:t>Giá trị tích phân bên phải gọi là cận trên, bên trái gọi là cận dưới của R</w:t>
+      </w:r>
+      <w:r>
+        <w:rPr>
+          <w:rFonts w:eastAsiaTheme="minorEastAsia"/>
+          <w:vertAlign w:val="subscript"/>
+          <w:lang w:val="en-US"/>
+        </w:rPr>
+        <w:t>n</w:t>
+      </w:r>
+    </w:p>
+    <w:p>
+      <w:pPr>
+        <w:pStyle w:val="ListParagraph"/>
+        <w:numPr>
+          <w:ilvl w:val="0"/>
+          <w:numId w:val="39"/>
+        </w:numPr>
+        <w:rPr>
+          <w:rFonts w:eastAsiaTheme="minorEastAsia"/>
+          <w:lang w:val="en-US"/>
+        </w:rPr>
+      </w:pPr>
+      <w:r>
+        <w:rPr>
+          <w:rFonts w:eastAsiaTheme="minorEastAsia"/>
+          <w:lang w:val="en-US"/>
+        </w:rPr>
+        <w:t xml:space="preserve">Kiểm </w:t>
+      </w:r>
+      <w:r>
+        <w:rPr>
+          <w:rFonts w:eastAsiaTheme="minorEastAsia"/>
+          <w:lang w:val="en-US"/>
+        </w:rPr>
+        <w:t>Tra = Chuỗi Đan Xen (</w:t>
+      </w:r>
+      <w:r>
+        <w:rPr>
+          <w:rFonts w:eastAsiaTheme="minorEastAsia"/>
+          <w:lang w:val="en-US"/>
+        </w:rPr>
+        <w:t>Alternating Series Test</w:t>
+      </w:r>
+      <w:r>
+        <w:rPr>
+          <w:rFonts w:eastAsiaTheme="minorEastAsia"/>
+          <w:lang w:val="en-US"/>
+        </w:rPr>
+        <w:t>)?</w:t>
+      </w:r>
+    </w:p>
+    <w:p>
+      <w:pPr>
+        <w:pStyle w:val="ListParagraph"/>
+        <w:numPr>
+          <w:ilvl w:val="0"/>
+          <w:numId w:val="2"/>
+        </w:numPr>
+        <w:rPr>
+          <w:rFonts w:eastAsiaTheme="minorEastAsia"/>
+          <w:lang w:val="en-US"/>
+        </w:rPr>
+      </w:pPr>
+      <w:r>
+        <w:rPr>
+          <w:rFonts w:eastAsiaTheme="minorEastAsia"/>
+          <w:lang w:val="en-US"/>
+        </w:rPr>
+        <w:t>Cho A là 1 chuỗi đan xen, A hội tụ chỉ khi độ lớn các số hạng luôn giảm và độ lớn của số hạng tại vô cực = 0</w:t>
+      </w:r>
+    </w:p>
+    <w:p>
+      <w:pPr>
+        <w:pStyle w:val="ListParagraph"/>
+        <w:numPr>
+          <w:ilvl w:val="0"/>
+          <w:numId w:val="2"/>
+        </w:numPr>
+        <w:rPr>
+          <w:rFonts w:eastAsiaTheme="minorEastAsia"/>
+          <w:lang w:val="en-US"/>
+        </w:rPr>
+      </w:pPr>
+      <w:r>
+        <w:rPr>
+          <w:rFonts w:eastAsiaTheme="minorEastAsia"/>
+          <w:lang w:val="en-US"/>
+        </w:rPr>
+        <w:t>Ví dụ</w:t>
+      </w:r>
+    </w:p>
+    <w:p>
+      <w:pPr>
+        <w:pStyle w:val="ListParagraph"/>
+        <w:pBdr>
+          <w:top w:val="single" w:sz="4" w:space="1" w:color="auto"/>
+          <w:left w:val="single" w:sz="4" w:space="4" w:color="auto"/>
+          <w:bottom w:val="single" w:sz="4" w:space="1" w:color="auto"/>
+          <w:right w:val="single" w:sz="4" w:space="4" w:color="auto"/>
+        </w:pBdr>
+        <w:ind w:left="1080"/>
+        <w:rPr>
+          <w:rFonts w:eastAsiaTheme="minorEastAsia"/>
+          <w:lang w:val="en-US"/>
+        </w:rPr>
+      </w:pPr>
+      <m:oMathPara>
+        <m:oMathParaPr>
+          <m:jc m:val="left"/>
+        </m:oMathParaPr>
+        <m:oMath>
+          <m:r>
+            <w:rPr>
+              <w:rFonts w:ascii="Cambria Math" w:eastAsiaTheme="minorEastAsia" w:hAnsi="Cambria Math"/>
+              <w:lang w:val="en-US"/>
+            </w:rPr>
+            <m:t>A</m:t>
+          </m:r>
+          <m:r>
+            <w:rPr>
+              <w:rFonts w:ascii="Cambria Math" w:eastAsiaTheme="minorEastAsia" w:hAnsi="Cambria Math"/>
+              <w:lang w:val="en-US"/>
+            </w:rPr>
+            <m:t>=</m:t>
+          </m:r>
+          <m:nary>
+            <m:naryPr>
+              <m:chr m:val="∑"/>
+              <m:limLoc m:val="undOvr"/>
+              <m:ctrlPr>
+                <w:rPr>
+                  <w:rFonts w:ascii="Cambria Math" w:eastAsiaTheme="minorEastAsia" w:hAnsi="Cambria Math"/>
+                  <w:i/>
+                  <w:lang w:val="en-US"/>
+                </w:rPr>
+              </m:ctrlPr>
+            </m:naryPr>
+            <m:sub>
+              <m:r>
+                <w:rPr>
+                  <w:rFonts w:ascii="Cambria Math" w:eastAsiaTheme="minorEastAsia" w:hAnsi="Cambria Math"/>
+                  <w:lang w:val="en-US"/>
+                </w:rPr>
+                <m:t>n = 1</m:t>
+              </m:r>
+            </m:sub>
+            <m:sup>
+              <m:r>
+                <w:rPr>
+                  <w:rFonts w:ascii="Cambria Math" w:eastAsiaTheme="minorEastAsia" w:hAnsi="Cambria Math"/>
+                  <w:lang w:val="en-US"/>
+                </w:rPr>
+                <m:t>∞</m:t>
+              </m:r>
+            </m:sup>
+            <m:e>
+              <m:sSup>
+                <m:sSupPr>
+                  <m:ctrlPr>
+                    <w:rPr>
+                      <w:rFonts w:ascii="Cambria Math" w:eastAsiaTheme="minorEastAsia" w:hAnsi="Cambria Math"/>
+                      <w:i/>
+                      <w:lang w:val="en-US"/>
+                    </w:rPr>
+                  </m:ctrlPr>
+                </m:sSupPr>
+                <m:e>
+                  <m:d>
+                    <m:dPr>
+                      <m:ctrlPr>
+                        <w:rPr>
+                          <w:rFonts w:ascii="Cambria Math" w:eastAsiaTheme="minorEastAsia" w:hAnsi="Cambria Math"/>
+                          <w:i/>
+                          <w:lang w:val="en-US"/>
+                        </w:rPr>
+                      </m:ctrlPr>
+                    </m:dPr>
+                    <m:e>
+                      <m:r>
+                        <w:rPr>
+                          <w:rFonts w:ascii="Cambria Math" w:eastAsiaTheme="minorEastAsia" w:hAnsi="Cambria Math"/>
+                          <w:lang w:val="en-US"/>
+                        </w:rPr>
+                        <m:t>-1</m:t>
+                      </m:r>
+                    </m:e>
+                  </m:d>
+                </m:e>
+                <m:sup>
+                  <m:r>
+                    <w:rPr>
+                      <w:rFonts w:ascii="Cambria Math" w:eastAsiaTheme="minorEastAsia" w:hAnsi="Cambria Math"/>
+                      <w:lang w:val="en-US"/>
+                    </w:rPr>
+                    <m:t>n</m:t>
+                  </m:r>
+                </m:sup>
+              </m:sSup>
+              <m:sSub>
+                <m:sSubPr>
+                  <m:ctrlPr>
+                    <w:rPr>
+                      <w:rFonts w:ascii="Cambria Math" w:eastAsiaTheme="minorEastAsia" w:hAnsi="Cambria Math"/>
+                      <w:i/>
+                      <w:lang w:val="en-US"/>
+                    </w:rPr>
+                  </m:ctrlPr>
+                </m:sSubPr>
+                <m:e>
+                  <m:r>
+                    <w:rPr>
+                      <w:rFonts w:ascii="Cambria Math" w:eastAsiaTheme="minorEastAsia" w:hAnsi="Cambria Math"/>
+                      <w:lang w:val="en-US"/>
+                    </w:rPr>
+                    <m:t>a</m:t>
+                  </m:r>
+                </m:e>
+                <m:sub>
+                  <m:r>
+                    <w:rPr>
+                      <w:rFonts w:ascii="Cambria Math" w:eastAsiaTheme="minorEastAsia" w:hAnsi="Cambria Math"/>
+                      <w:lang w:val="en-US"/>
+                    </w:rPr>
+                    <m:t>n</m:t>
+                  </m:r>
+                </m:sub>
+              </m:sSub>
+            </m:e>
+          </m:nary>
+          <m:r>
+            <w:rPr>
+              <w:rFonts w:ascii="Cambria Math" w:eastAsiaTheme="minorEastAsia" w:hAnsi="Cambria Math"/>
+              <w:lang w:val="en-US"/>
+            </w:rPr>
+            <m:t>=</m:t>
+          </m:r>
+          <m:nary>
+            <m:naryPr>
+              <m:chr m:val="∑"/>
+              <m:limLoc m:val="undOvr"/>
+              <m:ctrlPr>
+                <w:rPr>
+                  <w:rFonts w:ascii="Cambria Math" w:eastAsiaTheme="minorEastAsia" w:hAnsi="Cambria Math"/>
+                  <w:i/>
+                  <w:lang w:val="en-US"/>
+                </w:rPr>
+              </m:ctrlPr>
+            </m:naryPr>
+            <m:sub>
+              <m:r>
+                <w:rPr>
+                  <w:rFonts w:ascii="Cambria Math" w:eastAsiaTheme="minorEastAsia" w:hAnsi="Cambria Math"/>
+                  <w:lang w:val="en-US"/>
+                </w:rPr>
+                <m:t>n</m:t>
+              </m:r>
+              <m:r>
+                <w:rPr>
+                  <w:rFonts w:ascii="Cambria Math" w:eastAsiaTheme="minorEastAsia" w:hAnsi="Cambria Math"/>
+                  <w:lang w:val="en-US"/>
+                </w:rPr>
+                <m:t xml:space="preserve"> = 1</m:t>
+              </m:r>
+            </m:sub>
+            <m:sup>
+              <m:r>
+                <w:rPr>
+                  <w:rFonts w:ascii="Cambria Math" w:eastAsiaTheme="minorEastAsia" w:hAnsi="Cambria Math"/>
+                  <w:lang w:val="en-US"/>
+                </w:rPr>
+                <m:t>∞</m:t>
+              </m:r>
+            </m:sup>
+            <m:e>
+              <m:f>
+                <m:fPr>
+                  <m:ctrlPr>
+                    <w:rPr>
+                      <w:rFonts w:ascii="Cambria Math" w:eastAsiaTheme="minorEastAsia" w:hAnsi="Cambria Math"/>
+                      <w:i/>
+                      <w:lang w:val="en-US"/>
+                    </w:rPr>
+                  </m:ctrlPr>
+                </m:fPr>
+                <m:num>
+                  <m:sSup>
+                    <m:sSupPr>
+                      <m:ctrlPr>
+                        <w:rPr>
+                          <w:rFonts w:ascii="Cambria Math" w:eastAsiaTheme="minorEastAsia" w:hAnsi="Cambria Math"/>
+                          <w:i/>
+                          <w:lang w:val="en-US"/>
+                        </w:rPr>
+                      </m:ctrlPr>
+                    </m:sSupPr>
+                    <m:e>
+                      <m:d>
+                        <m:dPr>
+                          <m:ctrlPr>
+                            <w:rPr>
+                              <w:rFonts w:ascii="Cambria Math" w:eastAsiaTheme="minorEastAsia" w:hAnsi="Cambria Math"/>
+                              <w:i/>
+                              <w:lang w:val="en-US"/>
+                            </w:rPr>
+                          </m:ctrlPr>
+                        </m:dPr>
+                        <m:e>
+                          <m:r>
+                            <w:rPr>
+                              <w:rFonts w:ascii="Cambria Math" w:eastAsiaTheme="minorEastAsia" w:hAnsi="Cambria Math"/>
+                              <w:lang w:val="en-US"/>
+                            </w:rPr>
+                            <m:t>-1</m:t>
+                          </m:r>
+                        </m:e>
+                      </m:d>
+                    </m:e>
+                    <m:sup>
+                      <m:r>
+                        <w:rPr>
+                          <w:rFonts w:ascii="Cambria Math" w:eastAsiaTheme="minorEastAsia" w:hAnsi="Cambria Math"/>
+                          <w:lang w:val="en-US"/>
+                        </w:rPr>
+                        <m:t>n</m:t>
+                      </m:r>
+                    </m:sup>
+                  </m:sSup>
+                </m:num>
+                <m:den>
+                  <m:rad>
+                    <m:radPr>
+                      <m:degHide m:val="1"/>
+                      <m:ctrlPr>
+                        <w:rPr>
+                          <w:rFonts w:ascii="Cambria Math" w:eastAsiaTheme="minorEastAsia" w:hAnsi="Cambria Math"/>
+                          <w:i/>
+                          <w:lang w:val="en-US"/>
+                        </w:rPr>
+                      </m:ctrlPr>
+                    </m:radPr>
+                    <m:deg/>
+                    <m:e>
+                      <m:r>
+                        <w:rPr>
+                          <w:rFonts w:ascii="Cambria Math" w:eastAsiaTheme="minorEastAsia" w:hAnsi="Cambria Math"/>
+                          <w:lang w:val="en-US"/>
+                        </w:rPr>
+                        <m:t>n</m:t>
+                      </m:r>
+                    </m:e>
+                  </m:rad>
+                </m:den>
+              </m:f>
+            </m:e>
+          </m:nary>
+        </m:oMath>
+      </m:oMathPara>
+    </w:p>
+    <w:p>
+      <w:pPr>
+        <w:pStyle w:val="ListParagraph"/>
+        <w:numPr>
+          <w:ilvl w:val="0"/>
+          <w:numId w:val="2"/>
+        </w:numPr>
+        <w:rPr>
+          <w:rFonts w:eastAsiaTheme="minorEastAsia"/>
+          <w:lang w:val="en-US"/>
+        </w:rPr>
+      </w:pPr>
+      <w:r>
+        <w:rPr>
+          <w:rFonts w:eastAsiaTheme="minorEastAsia"/>
+          <w:lang w:val="en-US"/>
+        </w:rPr>
+        <w:t xml:space="preserve">Dễ thấy khi n tăng thì </w:t>
+      </w:r>
+      <w:r>
+        <w:rPr>
+          <w:rFonts w:eastAsiaTheme="minorEastAsia"/>
+          <w:lang w:val="en-US"/>
+        </w:rPr>
+        <w:t>a</w:t>
+      </w:r>
+      <w:r>
+        <w:rPr>
+          <w:rFonts w:eastAsiaTheme="minorEastAsia"/>
+          <w:vertAlign w:val="subscript"/>
+          <w:lang w:val="en-US"/>
+        </w:rPr>
+        <w:t>n</w:t>
+      </w:r>
+      <w:r>
+        <w:rPr>
+          <w:rFonts w:eastAsiaTheme="minorEastAsia"/>
+          <w:lang w:val="en-US"/>
+        </w:rPr>
+        <w:t xml:space="preserve"> giảm, đồng thời a</w:t>
+      </w:r>
+      <w:r>
+        <w:rPr>
+          <w:rFonts w:eastAsiaTheme="minorEastAsia"/>
+          <w:vertAlign w:val="subscript"/>
+          <w:lang w:val="en-US"/>
+        </w:rPr>
+        <w:sym w:font="Symbol" w:char="F0A5"/>
+      </w:r>
+      <w:r>
+        <w:rPr>
+          <w:rFonts w:eastAsiaTheme="minorEastAsia"/>
+          <w:lang w:val="en-US"/>
+        </w:rPr>
+        <w:t xml:space="preserve"> = 0, vậy A hội tụ</w:t>
+      </w:r>
+    </w:p>
+    <w:p>
+      <w:pPr>
+        <w:pStyle w:val="ListParagraph"/>
+        <w:numPr>
+          <w:ilvl w:val="0"/>
+          <w:numId w:val="39"/>
+        </w:numPr>
+        <w:rPr>
+          <w:rFonts w:eastAsiaTheme="minorEastAsia"/>
+          <w:lang w:val="en-US"/>
+        </w:rPr>
+      </w:pPr>
+      <w:r>
+        <w:rPr>
+          <w:rFonts w:eastAsiaTheme="minorEastAsia"/>
+          <w:lang w:val="en-US"/>
+        </w:rPr>
+        <w:t>Kiểm Tra Phân Kì (Divergence Test)?</w:t>
+      </w:r>
+    </w:p>
+    <w:p>
+      <w:pPr>
+        <w:pStyle w:val="ListParagraph"/>
+        <w:numPr>
+          <w:ilvl w:val="0"/>
+          <w:numId w:val="2"/>
+        </w:numPr>
+        <w:rPr>
+          <w:rFonts w:eastAsiaTheme="minorEastAsia"/>
+          <w:lang w:val="en-US"/>
+        </w:rPr>
+      </w:pPr>
+      <w:r>
+        <w:rPr>
+          <w:rFonts w:eastAsiaTheme="minorEastAsia"/>
+          <w:lang w:val="en-US"/>
+        </w:rPr>
+        <w:t>Cho A là chuỗi nào đó, nếu số hạng tại vô cực khác 0 thì A phân kì</w:t>
+      </w:r>
+    </w:p>
+    <w:p>
+      <w:pPr>
+        <w:pStyle w:val="ListParagraph"/>
+        <w:numPr>
+          <w:ilvl w:val="0"/>
+          <w:numId w:val="2"/>
+        </w:numPr>
+        <w:rPr>
+          <w:rFonts w:eastAsiaTheme="minorEastAsia"/>
+          <w:lang w:val="en-US"/>
+        </w:rPr>
+      </w:pPr>
+      <w:r>
+        <w:rPr>
+          <w:rFonts w:eastAsiaTheme="minorEastAsia"/>
+          <w:lang w:val="en-US"/>
+        </w:rPr>
+        <w:t>Ví dụ</w:t>
+      </w:r>
+    </w:p>
+    <w:p>
+      <w:pPr>
+        <w:pStyle w:val="ListParagraph"/>
+        <w:pBdr>
+          <w:top w:val="single" w:sz="4" w:space="1" w:color="auto"/>
+          <w:left w:val="single" w:sz="4" w:space="4" w:color="auto"/>
+          <w:bottom w:val="single" w:sz="4" w:space="1" w:color="auto"/>
+          <w:right w:val="single" w:sz="4" w:space="4" w:color="auto"/>
+        </w:pBdr>
+        <w:ind w:left="1080"/>
+        <w:rPr>
+          <w:rFonts w:eastAsiaTheme="minorEastAsia"/>
+          <w:lang w:val="en-US"/>
+        </w:rPr>
+      </w:pPr>
+      <m:oMathPara>
+        <m:oMathParaPr>
+          <m:jc m:val="left"/>
+        </m:oMathParaPr>
+        <m:oMath>
+          <m:r>
+            <w:rPr>
+              <w:rFonts w:ascii="Cambria Math" w:eastAsiaTheme="minorEastAsia" w:hAnsi="Cambria Math"/>
+              <w:lang w:val="en-US"/>
+            </w:rPr>
+            <m:t>A=</m:t>
+          </m:r>
+          <m:nary>
+            <m:naryPr>
+              <m:chr m:val="∑"/>
+              <m:limLoc m:val="undOvr"/>
+              <m:ctrlPr>
+                <w:rPr>
+                  <w:rFonts w:ascii="Cambria Math" w:eastAsiaTheme="minorEastAsia" w:hAnsi="Cambria Math"/>
+                  <w:i/>
+                  <w:lang w:val="en-US"/>
+                </w:rPr>
+              </m:ctrlPr>
+            </m:naryPr>
+            <m:sub>
+              <m:r>
+                <w:rPr>
+                  <w:rFonts w:ascii="Cambria Math" w:eastAsiaTheme="minorEastAsia" w:hAnsi="Cambria Math"/>
+                  <w:lang w:val="en-US"/>
+                </w:rPr>
+                <m:t>n = 1</m:t>
+              </m:r>
+            </m:sub>
+            <m:sup>
+              <m:r>
+                <w:rPr>
+                  <w:rFonts w:ascii="Cambria Math" w:eastAsiaTheme="minorEastAsia" w:hAnsi="Cambria Math"/>
+                  <w:lang w:val="en-US"/>
+                </w:rPr>
+                <m:t>∞</m:t>
+              </m:r>
+            </m:sup>
+            <m:e>
+              <m:sSup>
+                <m:sSupPr>
+                  <m:ctrlPr>
+                    <w:rPr>
+                      <w:rFonts w:ascii="Cambria Math" w:eastAsiaTheme="minorEastAsia" w:hAnsi="Cambria Math"/>
+                      <w:i/>
+                      <w:lang w:val="en-US"/>
+                    </w:rPr>
+                  </m:ctrlPr>
+                </m:sSupPr>
+                <m:e>
+                  <m:d>
+                    <m:dPr>
+                      <m:ctrlPr>
+                        <w:rPr>
+                          <w:rFonts w:ascii="Cambria Math" w:eastAsiaTheme="minorEastAsia" w:hAnsi="Cambria Math"/>
+                          <w:i/>
+                          <w:lang w:val="en-US"/>
+                        </w:rPr>
+                      </m:ctrlPr>
+                    </m:dPr>
+                    <m:e>
+                      <m:r>
+                        <w:rPr>
+                          <w:rFonts w:ascii="Cambria Math" w:eastAsiaTheme="minorEastAsia" w:hAnsi="Cambria Math"/>
+                          <w:lang w:val="en-US"/>
+                        </w:rPr>
+                        <m:t>-1</m:t>
+                      </m:r>
+                    </m:e>
+                  </m:d>
+                </m:e>
+                <m:sup>
+                  <m:r>
+                    <w:rPr>
+                      <w:rFonts w:ascii="Cambria Math" w:eastAsiaTheme="minorEastAsia" w:hAnsi="Cambria Math"/>
+                      <w:lang w:val="en-US"/>
+                    </w:rPr>
+                    <m:t>n</m:t>
+                  </m:r>
+                </m:sup>
+              </m:sSup>
+              <m:sSub>
+                <m:sSubPr>
+                  <m:ctrlPr>
+                    <w:rPr>
+                      <w:rFonts w:ascii="Cambria Math" w:eastAsiaTheme="minorEastAsia" w:hAnsi="Cambria Math"/>
+                      <w:i/>
+                      <w:lang w:val="en-US"/>
+                    </w:rPr>
+                  </m:ctrlPr>
+                </m:sSubPr>
+                <m:e>
+                  <m:r>
+                    <w:rPr>
+                      <w:rFonts w:ascii="Cambria Math" w:eastAsiaTheme="minorEastAsia" w:hAnsi="Cambria Math"/>
+                      <w:lang w:val="en-US"/>
+                    </w:rPr>
+                    <m:t>a</m:t>
+                  </m:r>
+                </m:e>
+                <m:sub>
+                  <m:r>
+                    <w:rPr>
+                      <w:rFonts w:ascii="Cambria Math" w:eastAsiaTheme="minorEastAsia" w:hAnsi="Cambria Math"/>
+                      <w:lang w:val="en-US"/>
+                    </w:rPr>
+                    <m:t>n</m:t>
+                  </m:r>
+                </m:sub>
+              </m:sSub>
+            </m:e>
+          </m:nary>
+          <m:r>
+            <w:rPr>
+              <w:rFonts w:ascii="Cambria Math" w:eastAsiaTheme="minorEastAsia" w:hAnsi="Cambria Math"/>
+              <w:lang w:val="en-US"/>
+            </w:rPr>
+            <m:t>=</m:t>
+          </m:r>
+          <m:nary>
+            <m:naryPr>
+              <m:chr m:val="∑"/>
+              <m:limLoc m:val="undOvr"/>
+              <m:ctrlPr>
+                <w:rPr>
+                  <w:rFonts w:ascii="Cambria Math" w:eastAsiaTheme="minorEastAsia" w:hAnsi="Cambria Math"/>
+                  <w:i/>
+                  <w:lang w:val="en-US"/>
+                </w:rPr>
+              </m:ctrlPr>
+            </m:naryPr>
+            <m:sub>
+              <m:r>
+                <w:rPr>
+                  <w:rFonts w:ascii="Cambria Math" w:eastAsiaTheme="minorEastAsia" w:hAnsi="Cambria Math"/>
+                  <w:lang w:val="en-US"/>
+                </w:rPr>
+                <m:t>n = 1</m:t>
+              </m:r>
+            </m:sub>
+            <m:sup>
+              <m:r>
+                <w:rPr>
+                  <w:rFonts w:ascii="Cambria Math" w:eastAsiaTheme="minorEastAsia" w:hAnsi="Cambria Math"/>
+                  <w:lang w:val="en-US"/>
+                </w:rPr>
+                <m:t>∞</m:t>
+              </m:r>
+            </m:sup>
+            <m:e>
+              <m:sSup>
+                <m:sSupPr>
+                  <m:ctrlPr>
+                    <w:rPr>
+                      <w:rFonts w:ascii="Cambria Math" w:eastAsiaTheme="minorEastAsia" w:hAnsi="Cambria Math"/>
+                      <w:i/>
+                      <w:lang w:val="en-US"/>
+                    </w:rPr>
+                  </m:ctrlPr>
+                </m:sSupPr>
+                <m:e>
+                  <m:d>
+                    <m:dPr>
+                      <m:ctrlPr>
+                        <w:rPr>
+                          <w:rFonts w:ascii="Cambria Math" w:eastAsiaTheme="minorEastAsia" w:hAnsi="Cambria Math"/>
+                          <w:i/>
+                          <w:lang w:val="en-US"/>
+                        </w:rPr>
+                      </m:ctrlPr>
+                    </m:dPr>
+                    <m:e>
+                      <m:r>
+                        <w:rPr>
+                          <w:rFonts w:ascii="Cambria Math" w:eastAsiaTheme="minorEastAsia" w:hAnsi="Cambria Math"/>
+                          <w:lang w:val="en-US"/>
+                        </w:rPr>
+                        <m:t>-1</m:t>
+                      </m:r>
+                    </m:e>
+                  </m:d>
+                </m:e>
+                <m:sup>
+                  <m:r>
+                    <w:rPr>
+                      <w:rFonts w:ascii="Cambria Math" w:eastAsiaTheme="minorEastAsia" w:hAnsi="Cambria Math"/>
+                      <w:lang w:val="en-US"/>
+                    </w:rPr>
+                    <m:t>n</m:t>
+                  </m:r>
+                </m:sup>
+              </m:sSup>
+              <m:r>
+                <w:rPr>
+                  <w:rFonts w:ascii="Cambria Math" w:eastAsiaTheme="minorEastAsia" w:hAnsi="Cambria Math"/>
+                  <w:lang w:val="en-US"/>
+                </w:rPr>
+                <m:t>ln</m:t>
+              </m:r>
+              <m:d>
+                <m:dPr>
+                  <m:ctrlPr>
+                    <w:rPr>
+                      <w:rFonts w:ascii="Cambria Math" w:eastAsiaTheme="minorEastAsia" w:hAnsi="Cambria Math"/>
+                      <w:i/>
+                      <w:lang w:val="en-US"/>
+                    </w:rPr>
+                  </m:ctrlPr>
+                </m:dPr>
+                <m:e>
+                  <m:r>
+                    <w:rPr>
+                      <w:rFonts w:ascii="Cambria Math" w:eastAsiaTheme="minorEastAsia" w:hAnsi="Cambria Math"/>
+                      <w:lang w:val="en-US"/>
+                    </w:rPr>
+                    <m:t>n</m:t>
+                  </m:r>
+                </m:e>
+              </m:d>
+            </m:e>
+          </m:nary>
+        </m:oMath>
+      </m:oMathPara>
+    </w:p>
+    <w:p>
+      <w:pPr>
+        <w:pStyle w:val="ListParagraph"/>
+        <w:numPr>
+          <w:ilvl w:val="0"/>
+          <w:numId w:val="2"/>
+        </w:numPr>
+        <w:rPr>
+          <w:rFonts w:eastAsiaTheme="minorEastAsia"/>
+          <w:lang w:val="en-US"/>
+        </w:rPr>
+      </w:pPr>
+      <w:r>
+        <w:rPr>
+          <w:rFonts w:eastAsiaTheme="minorEastAsia"/>
+          <w:lang w:val="en-US"/>
+        </w:rPr>
+        <w:t xml:space="preserve">Dễ thấy </w:t>
+      </w:r>
+      <w:r>
+        <w:rPr>
+          <w:rFonts w:eastAsiaTheme="minorEastAsia"/>
+          <w:lang w:val="en-US"/>
+        </w:rPr>
+        <w:t>a</w:t>
+      </w:r>
+      <w:r>
+        <w:rPr>
+          <w:rFonts w:eastAsiaTheme="minorEastAsia"/>
+          <w:vertAlign w:val="subscript"/>
+          <w:lang w:val="en-US"/>
+        </w:rPr>
+        <w:sym w:font="Symbol" w:char="F0A5"/>
+      </w:r>
+      <w:r>
+        <w:rPr>
+          <w:rFonts w:eastAsiaTheme="minorEastAsia"/>
+          <w:lang w:val="en-US"/>
+        </w:rPr>
+        <w:t xml:space="preserve"> là 1 số nào đó rất lớn và nó khác 0, vậy A phân kì</w:t>
+      </w:r>
+    </w:p>
+    <w:p>
+      <w:pPr>
+        <w:pStyle w:val="ListParagraph"/>
+        <w:numPr>
+          <w:ilvl w:val="0"/>
+          <w:numId w:val="39"/>
+        </w:numPr>
+        <w:rPr>
+          <w:rFonts w:eastAsiaTheme="minorEastAsia"/>
+          <w:lang w:val="en-US"/>
+        </w:rPr>
+      </w:pPr>
+      <w:r>
+        <w:rPr>
+          <w:rFonts w:eastAsiaTheme="minorEastAsia"/>
+          <w:lang w:val="en-US"/>
+        </w:rPr>
+        <w:t>Kiểm Tra So Sánh Trực Tiếp (Direct Comparison Test)?</w:t>
+      </w:r>
+    </w:p>
+    <w:p>
+      <w:pPr>
+        <w:pStyle w:val="ListParagraph"/>
+        <w:numPr>
+          <w:ilvl w:val="0"/>
+          <w:numId w:val="2"/>
+        </w:numPr>
+        <w:rPr>
+          <w:rFonts w:eastAsiaTheme="minorEastAsia"/>
+          <w:lang w:val="en-US"/>
+        </w:rPr>
+      </w:pPr>
+      <w:r>
+        <w:rPr>
+          <w:rFonts w:eastAsiaTheme="minorEastAsia"/>
+          <w:lang w:val="en-US"/>
+        </w:rPr>
+        <w:t>Cho B là 1 chuỗi nào đó hội tụ, A là 1 chuỗi nào đó, N là 1 số tương đối lớn, a</w:t>
+      </w:r>
+      <w:r>
+        <w:rPr>
+          <w:rFonts w:eastAsiaTheme="minorEastAsia"/>
+          <w:vertAlign w:val="subscript"/>
+          <w:lang w:val="en-US"/>
+        </w:rPr>
+        <w:t>n</w:t>
+      </w:r>
+      <w:r>
+        <w:rPr>
+          <w:rFonts w:eastAsiaTheme="minorEastAsia"/>
+          <w:lang w:val="en-US"/>
+        </w:rPr>
+        <w:t xml:space="preserve"> và b</w:t>
+      </w:r>
+      <w:r>
+        <w:rPr>
+          <w:rFonts w:eastAsiaTheme="minorEastAsia"/>
+          <w:vertAlign w:val="subscript"/>
+          <w:lang w:val="en-US"/>
+        </w:rPr>
+        <w:t>n</w:t>
+      </w:r>
+      <w:r>
+        <w:rPr>
+          <w:rFonts w:eastAsiaTheme="minorEastAsia"/>
+          <w:lang w:val="en-US"/>
+        </w:rPr>
+        <w:t xml:space="preserve"> lần lượt là số hạng thứ n củ</w:t>
+      </w:r>
+      <w:r>
+        <w:rPr>
+          <w:rFonts w:eastAsiaTheme="minorEastAsia"/>
+          <w:lang w:val="en-US"/>
+        </w:rPr>
+        <w:t>a A và B</w:t>
+      </w:r>
+      <w:r>
+        <w:rPr>
+          <w:rFonts w:eastAsiaTheme="minorEastAsia"/>
+          <w:lang w:val="en-US"/>
+        </w:rPr>
+        <w:t>, xét bất đẳng thức sau</w:t>
+      </w:r>
+    </w:p>
+    <w:p>
+      <w:pPr>
+        <w:pStyle w:val="ListParagraph"/>
+        <w:pBdr>
+          <w:top w:val="single" w:sz="4" w:space="1" w:color="auto"/>
+          <w:left w:val="single" w:sz="4" w:space="4" w:color="auto"/>
+          <w:bottom w:val="single" w:sz="4" w:space="1" w:color="auto"/>
+          <w:right w:val="single" w:sz="4" w:space="4" w:color="auto"/>
+        </w:pBdr>
+        <w:ind w:left="1080"/>
+        <w:rPr>
+          <w:rFonts w:eastAsiaTheme="minorEastAsia"/>
+          <w:lang w:val="en-US"/>
+        </w:rPr>
+      </w:pPr>
+      <m:oMathPara>
+        <m:oMathParaPr>
+          <m:jc m:val="left"/>
+        </m:oMathParaPr>
+        <m:oMath>
+          <m:r>
+            <w:rPr>
+              <w:rFonts w:ascii="Cambria Math" w:eastAsiaTheme="minorEastAsia" w:hAnsi="Cambria Math"/>
+              <w:lang w:val="en-US"/>
+            </w:rPr>
+            <m:t>0≤</m:t>
+          </m:r>
+          <m:sSub>
+            <m:sSubPr>
+              <m:ctrlPr>
+                <w:rPr>
+                  <w:rFonts w:ascii="Cambria Math" w:eastAsiaTheme="minorEastAsia" w:hAnsi="Cambria Math"/>
+                  <w:i/>
+                  <w:lang w:val="en-US"/>
+                </w:rPr>
+              </m:ctrlPr>
+            </m:sSubPr>
+            <m:e>
+              <m:r>
+                <w:rPr>
+                  <w:rFonts w:ascii="Cambria Math" w:eastAsiaTheme="minorEastAsia" w:hAnsi="Cambria Math"/>
+                  <w:lang w:val="en-US"/>
+                </w:rPr>
+                <m:t>a</m:t>
+              </m:r>
+            </m:e>
+            <m:sub>
+              <m:r>
+                <w:rPr>
+                  <w:rFonts w:ascii="Cambria Math" w:eastAsiaTheme="minorEastAsia" w:hAnsi="Cambria Math"/>
+                  <w:lang w:val="en-US"/>
+                </w:rPr>
+                <m:t>n</m:t>
+              </m:r>
+            </m:sub>
+          </m:sSub>
+          <m:r>
+            <w:rPr>
+              <w:rFonts w:ascii="Cambria Math" w:eastAsiaTheme="minorEastAsia" w:hAnsi="Cambria Math"/>
+              <w:lang w:val="en-US"/>
+            </w:rPr>
+            <m:t>≤</m:t>
+          </m:r>
+          <m:sSub>
+            <m:sSubPr>
+              <m:ctrlPr>
+                <w:rPr>
+                  <w:rFonts w:ascii="Cambria Math" w:eastAsiaTheme="minorEastAsia" w:hAnsi="Cambria Math"/>
+                  <w:i/>
+                  <w:lang w:val="en-US"/>
+                </w:rPr>
+              </m:ctrlPr>
+            </m:sSubPr>
+            <m:e>
+              <m:r>
+                <w:rPr>
+                  <w:rFonts w:ascii="Cambria Math" w:eastAsiaTheme="minorEastAsia" w:hAnsi="Cambria Math"/>
+                  <w:lang w:val="en-US"/>
+                </w:rPr>
+                <m:t>b</m:t>
+              </m:r>
+            </m:e>
+            <m:sub>
+              <m:r>
+                <w:rPr>
+                  <w:rFonts w:ascii="Cambria Math" w:eastAsiaTheme="minorEastAsia" w:hAnsi="Cambria Math"/>
+                  <w:lang w:val="en-US"/>
+                </w:rPr>
+                <m:t>n</m:t>
+              </m:r>
+            </m:sub>
+          </m:sSub>
+          <m:r>
+            <w:rPr>
+              <w:rFonts w:ascii="Cambria Math" w:eastAsiaTheme="minorEastAsia" w:hAnsi="Cambria Math"/>
+              <w:lang w:val="en-US"/>
+            </w:rPr>
+            <m:t>,∀n&gt;N</m:t>
+          </m:r>
+        </m:oMath>
+      </m:oMathPara>
+    </w:p>
+    <w:p>
+      <w:pPr>
+        <w:pStyle w:val="ListParagraph"/>
+        <w:numPr>
+          <w:ilvl w:val="0"/>
+          <w:numId w:val="2"/>
+        </w:numPr>
+        <w:rPr>
+          <w:rFonts w:eastAsiaTheme="minorEastAsia"/>
+          <w:lang w:val="en-US"/>
+        </w:rPr>
+      </w:pPr>
+      <w:r>
+        <w:rPr>
+          <w:rFonts w:eastAsiaTheme="minorEastAsia"/>
+          <w:lang w:val="en-US"/>
+        </w:rPr>
+        <w:t>Nếu bất đẳng thức trên đúng thì A hội tụ</w:t>
+      </w:r>
+    </w:p>
+    <w:p>
+      <w:pPr>
+        <w:pStyle w:val="ListParagraph"/>
+        <w:numPr>
+          <w:ilvl w:val="0"/>
+          <w:numId w:val="2"/>
+        </w:numPr>
+        <w:rPr>
+          <w:rFonts w:eastAsiaTheme="minorEastAsia"/>
+          <w:lang w:val="en-US"/>
+        </w:rPr>
+      </w:pPr>
+      <w:r>
+        <w:rPr>
+          <w:rFonts w:eastAsiaTheme="minorEastAsia"/>
+          <w:lang w:val="en-US"/>
+        </w:rPr>
+        <w:t>Trường hợp B phân kì, xét bất đẳng thức sau</w:t>
+      </w:r>
+    </w:p>
+    <w:p>
+      <w:pPr>
+        <w:pStyle w:val="ListParagraph"/>
+        <w:pBdr>
+          <w:top w:val="single" w:sz="4" w:space="1" w:color="auto"/>
+          <w:left w:val="single" w:sz="4" w:space="4" w:color="auto"/>
+          <w:bottom w:val="single" w:sz="4" w:space="1" w:color="auto"/>
+          <w:right w:val="single" w:sz="4" w:space="4" w:color="auto"/>
+        </w:pBdr>
+        <w:ind w:left="1080"/>
+        <w:rPr>
+          <w:rFonts w:eastAsiaTheme="minorEastAsia"/>
+          <w:lang w:val="en-US"/>
+        </w:rPr>
+      </w:pPr>
+      <m:oMathPara>
+        <m:oMathParaPr>
+          <m:jc m:val="left"/>
+        </m:oMathParaPr>
+        <m:oMath>
+          <m:r>
+            <w:rPr>
+              <w:rFonts w:ascii="Cambria Math" w:eastAsiaTheme="minorEastAsia" w:hAnsi="Cambria Math"/>
+              <w:lang w:val="en-US"/>
+            </w:rPr>
+            <m:t>0≤</m:t>
+          </m:r>
+          <m:sSub>
+            <m:sSubPr>
+              <m:ctrlPr>
+                <w:rPr>
+                  <w:rFonts w:ascii="Cambria Math" w:eastAsiaTheme="minorEastAsia" w:hAnsi="Cambria Math"/>
+                  <w:i/>
+                  <w:lang w:val="en-US"/>
+                </w:rPr>
+              </m:ctrlPr>
+            </m:sSubPr>
+            <m:e>
+              <m:r>
+                <w:rPr>
+                  <w:rFonts w:ascii="Cambria Math" w:eastAsiaTheme="minorEastAsia" w:hAnsi="Cambria Math"/>
+                  <w:lang w:val="en-US"/>
+                </w:rPr>
+                <m:t>b</m:t>
+              </m:r>
+            </m:e>
+            <m:sub>
+              <m:r>
+                <w:rPr>
+                  <w:rFonts w:ascii="Cambria Math" w:eastAsiaTheme="minorEastAsia" w:hAnsi="Cambria Math"/>
+                  <w:lang w:val="en-US"/>
+                </w:rPr>
+                <m:t>n</m:t>
+              </m:r>
+            </m:sub>
+          </m:sSub>
+          <m:r>
+            <w:rPr>
+              <w:rFonts w:ascii="Cambria Math" w:eastAsiaTheme="minorEastAsia" w:hAnsi="Cambria Math"/>
+              <w:lang w:val="en-US"/>
+            </w:rPr>
+            <m:t>≤</m:t>
+          </m:r>
+          <m:sSub>
+            <m:sSubPr>
+              <m:ctrlPr>
+                <w:rPr>
+                  <w:rFonts w:ascii="Cambria Math" w:eastAsiaTheme="minorEastAsia" w:hAnsi="Cambria Math"/>
+                  <w:i/>
+                  <w:lang w:val="en-US"/>
+                </w:rPr>
+              </m:ctrlPr>
+            </m:sSubPr>
+            <m:e>
+              <m:r>
+                <w:rPr>
+                  <w:rFonts w:ascii="Cambria Math" w:eastAsiaTheme="minorEastAsia" w:hAnsi="Cambria Math"/>
+                  <w:lang w:val="en-US"/>
+                </w:rPr>
+                <m:t>a</m:t>
+              </m:r>
+            </m:e>
+            <m:sub>
+              <m:r>
+                <w:rPr>
+                  <w:rFonts w:ascii="Cambria Math" w:eastAsiaTheme="minorEastAsia" w:hAnsi="Cambria Math"/>
+                  <w:lang w:val="en-US"/>
+                </w:rPr>
+                <m:t>n</m:t>
+              </m:r>
+            </m:sub>
+          </m:sSub>
+          <m:r>
+            <w:rPr>
+              <w:rFonts w:ascii="Cambria Math" w:eastAsiaTheme="minorEastAsia" w:hAnsi="Cambria Math"/>
+              <w:lang w:val="en-US"/>
+            </w:rPr>
+            <m:t>,∀n&gt;</m:t>
+          </m:r>
+          <m:r>
+            <w:rPr>
+              <w:rFonts w:ascii="Cambria Math" w:eastAsiaTheme="minorEastAsia" w:hAnsi="Cambria Math"/>
+              <w:lang w:val="en-US"/>
+            </w:rPr>
+            <m:t>N</m:t>
+          </m:r>
+        </m:oMath>
+      </m:oMathPara>
+    </w:p>
+    <w:p>
+      <w:pPr>
+        <w:pStyle w:val="ListParagraph"/>
+        <w:numPr>
+          <w:ilvl w:val="0"/>
+          <w:numId w:val="2"/>
+        </w:numPr>
+        <w:rPr>
+          <w:rFonts w:eastAsiaTheme="minorEastAsia"/>
+          <w:lang w:val="en-US"/>
+        </w:rPr>
+      </w:pPr>
+      <w:r>
+        <w:rPr>
+          <w:rFonts w:eastAsiaTheme="minorEastAsia"/>
+          <w:lang w:val="en-US"/>
+        </w:rPr>
+        <w:t>Nếu bất đẳng thức trên đúng thì A phân kì</w:t>
+      </w:r>
+    </w:p>
+    <w:p>
+      <w:pPr>
+        <w:pStyle w:val="ListParagraph"/>
+        <w:numPr>
+          <w:ilvl w:val="0"/>
+          <w:numId w:val="2"/>
+        </w:numPr>
+        <w:rPr>
+          <w:rFonts w:eastAsiaTheme="minorEastAsia"/>
+          <w:lang w:val="en-US"/>
+        </w:rPr>
+      </w:pPr>
+      <w:r>
+        <w:rPr>
+          <w:rFonts w:eastAsiaTheme="minorEastAsia"/>
+          <w:lang w:val="en-US"/>
+        </w:rPr>
+        <w:lastRenderedPageBreak/>
+        <w:t>Ví dụ</w:t>
+      </w:r>
+    </w:p>
+    <w:p>
+      <w:pPr>
+        <w:pStyle w:val="ListParagraph"/>
+        <w:pBdr>
+          <w:top w:val="single" w:sz="4" w:space="1" w:color="auto"/>
+          <w:left w:val="single" w:sz="4" w:space="4" w:color="auto"/>
+          <w:bottom w:val="single" w:sz="4" w:space="1" w:color="auto"/>
+          <w:right w:val="single" w:sz="4" w:space="4" w:color="auto"/>
+        </w:pBdr>
+        <w:ind w:left="1080"/>
+        <w:rPr>
+          <w:rFonts w:eastAsiaTheme="minorEastAsia"/>
+          <w:lang w:val="en-US"/>
+        </w:rPr>
+      </w:pPr>
+      <m:oMathPara>
+        <m:oMathParaPr>
+          <m:jc m:val="left"/>
+        </m:oMathParaPr>
+        <m:oMath>
+          <m:r>
+            <w:rPr>
+              <w:rFonts w:ascii="Cambria Math" w:eastAsiaTheme="minorEastAsia" w:hAnsi="Cambria Math"/>
+              <w:lang w:val="en-US"/>
+            </w:rPr>
+            <m:t>A=</m:t>
+          </m:r>
+          <m:nary>
+            <m:naryPr>
+              <m:chr m:val="∑"/>
+              <m:limLoc m:val="undOvr"/>
+              <m:ctrlPr>
+                <w:rPr>
+                  <w:rFonts w:ascii="Cambria Math" w:eastAsiaTheme="minorEastAsia" w:hAnsi="Cambria Math"/>
+                  <w:i/>
+                  <w:lang w:val="en-US"/>
+                </w:rPr>
+              </m:ctrlPr>
+            </m:naryPr>
+            <m:sub>
+              <m:r>
+                <w:rPr>
+                  <w:rFonts w:ascii="Cambria Math" w:eastAsiaTheme="minorEastAsia" w:hAnsi="Cambria Math"/>
+                  <w:lang w:val="en-US"/>
+                </w:rPr>
+                <m:t>n = 1</m:t>
+              </m:r>
+            </m:sub>
+            <m:sup>
+              <m:r>
+                <w:rPr>
+                  <w:rFonts w:ascii="Cambria Math" w:eastAsiaTheme="minorEastAsia" w:hAnsi="Cambria Math"/>
+                  <w:lang w:val="en-US"/>
+                </w:rPr>
+                <m:t>∞</m:t>
+              </m:r>
+            </m:sup>
+            <m:e>
+              <m:f>
+                <m:fPr>
+                  <m:ctrlPr>
+                    <w:rPr>
+                      <w:rFonts w:ascii="Cambria Math" w:eastAsiaTheme="minorEastAsia" w:hAnsi="Cambria Math"/>
+                      <w:i/>
+                      <w:lang w:val="en-US"/>
+                    </w:rPr>
+                  </m:ctrlPr>
+                </m:fPr>
+                <m:num>
+                  <m:r>
+                    <w:rPr>
+                      <w:rFonts w:ascii="Cambria Math" w:eastAsiaTheme="minorEastAsia" w:hAnsi="Cambria Math"/>
+                      <w:lang w:val="en-US"/>
+                    </w:rPr>
+                    <m:t>n</m:t>
+                  </m:r>
+                </m:num>
+                <m:den>
+                  <m:sSup>
+                    <m:sSupPr>
+                      <m:ctrlPr>
+                        <w:rPr>
+                          <w:rFonts w:ascii="Cambria Math" w:eastAsiaTheme="minorEastAsia" w:hAnsi="Cambria Math"/>
+                          <w:i/>
+                          <w:lang w:val="en-US"/>
+                        </w:rPr>
+                      </m:ctrlPr>
+                    </m:sSupPr>
+                    <m:e>
+                      <m:r>
+                        <w:rPr>
+                          <w:rFonts w:ascii="Cambria Math" w:eastAsiaTheme="minorEastAsia" w:hAnsi="Cambria Math"/>
+                          <w:lang w:val="en-US"/>
+                        </w:rPr>
+                        <m:t>n</m:t>
+                      </m:r>
+                    </m:e>
+                    <m:sup>
+                      <m:r>
+                        <w:rPr>
+                          <w:rFonts w:ascii="Cambria Math" w:eastAsiaTheme="minorEastAsia" w:hAnsi="Cambria Math"/>
+                          <w:lang w:val="en-US"/>
+                        </w:rPr>
+                        <m:t>3</m:t>
+                      </m:r>
+                    </m:sup>
+                  </m:sSup>
+                  <m:r>
+                    <w:rPr>
+                      <w:rFonts w:ascii="Cambria Math" w:eastAsiaTheme="minorEastAsia" w:hAnsi="Cambria Math"/>
+                      <w:lang w:val="en-US"/>
+                    </w:rPr>
+                    <m:t>+1</m:t>
+                  </m:r>
+                </m:den>
+              </m:f>
+            </m:e>
+          </m:nary>
+          <m:r>
+            <w:rPr>
+              <w:rFonts w:ascii="Cambria Math" w:eastAsiaTheme="minorEastAsia" w:hAnsi="Cambria Math"/>
+              <w:lang w:val="en-US"/>
+            </w:rPr>
+            <m:t>,B=</m:t>
+          </m:r>
+          <m:nary>
+            <m:naryPr>
+              <m:chr m:val="∑"/>
+              <m:limLoc m:val="undOvr"/>
+              <m:ctrlPr>
+                <w:rPr>
+                  <w:rFonts w:ascii="Cambria Math" w:eastAsiaTheme="minorEastAsia" w:hAnsi="Cambria Math"/>
+                  <w:i/>
+                  <w:lang w:val="en-US"/>
+                </w:rPr>
+              </m:ctrlPr>
+            </m:naryPr>
+            <m:sub>
+              <m:r>
+                <w:rPr>
+                  <w:rFonts w:ascii="Cambria Math" w:eastAsiaTheme="minorEastAsia" w:hAnsi="Cambria Math"/>
+                  <w:lang w:val="en-US"/>
+                </w:rPr>
+                <m:t>n = 1</m:t>
+              </m:r>
+            </m:sub>
+            <m:sup>
+              <m:r>
+                <w:rPr>
+                  <w:rFonts w:ascii="Cambria Math" w:eastAsiaTheme="minorEastAsia" w:hAnsi="Cambria Math"/>
+                  <w:lang w:val="en-US"/>
+                </w:rPr>
+                <m:t>∞</m:t>
+              </m:r>
+            </m:sup>
+            <m:e>
+              <m:f>
+                <m:fPr>
+                  <m:ctrlPr>
+                    <w:rPr>
+                      <w:rFonts w:ascii="Cambria Math" w:eastAsiaTheme="minorEastAsia" w:hAnsi="Cambria Math"/>
+                      <w:i/>
+                      <w:lang w:val="en-US"/>
+                    </w:rPr>
+                  </m:ctrlPr>
+                </m:fPr>
+                <m:num>
+                  <m:r>
+                    <w:rPr>
+                      <w:rFonts w:ascii="Cambria Math" w:eastAsiaTheme="minorEastAsia" w:hAnsi="Cambria Math"/>
+                      <w:lang w:val="en-US"/>
+                    </w:rPr>
+                    <m:t>1</m:t>
+                  </m:r>
+                </m:num>
+                <m:den>
+                  <m:sSup>
+                    <m:sSupPr>
+                      <m:ctrlPr>
+                        <w:rPr>
+                          <w:rFonts w:ascii="Cambria Math" w:eastAsiaTheme="minorEastAsia" w:hAnsi="Cambria Math"/>
+                          <w:i/>
+                          <w:lang w:val="en-US"/>
+                        </w:rPr>
+                      </m:ctrlPr>
+                    </m:sSupPr>
+                    <m:e>
+                      <m:r>
+                        <w:rPr>
+                          <w:rFonts w:ascii="Cambria Math" w:eastAsiaTheme="minorEastAsia" w:hAnsi="Cambria Math"/>
+                          <w:lang w:val="en-US"/>
+                        </w:rPr>
+                        <m:t>n</m:t>
+                      </m:r>
+                    </m:e>
+                    <m:sup>
+                      <m:r>
+                        <w:rPr>
+                          <w:rFonts w:ascii="Cambria Math" w:eastAsiaTheme="minorEastAsia" w:hAnsi="Cambria Math"/>
+                          <w:lang w:val="en-US"/>
+                        </w:rPr>
+                        <m:t>2</m:t>
+                      </m:r>
+                    </m:sup>
+                  </m:sSup>
+                </m:den>
+              </m:f>
+            </m:e>
+          </m:nary>
+        </m:oMath>
+      </m:oMathPara>
+    </w:p>
+    <w:p>
+      <w:pPr>
+        <w:pStyle w:val="ListParagraph"/>
+        <w:numPr>
+          <w:ilvl w:val="0"/>
+          <w:numId w:val="2"/>
+        </w:numPr>
+        <w:rPr>
+          <w:rFonts w:eastAsiaTheme="minorEastAsia"/>
+          <w:lang w:val="en-US"/>
+        </w:rPr>
+      </w:pPr>
+      <w:r>
+        <w:rPr>
+          <w:rFonts w:eastAsiaTheme="minorEastAsia"/>
+          <w:lang w:val="en-US"/>
+        </w:rPr>
+        <w:t>Dễ thấy mọi số hạng thứ n của A đều</w:t>
+      </w:r>
+      <w:r>
+        <w:rPr>
+          <w:rFonts w:eastAsiaTheme="minorEastAsia"/>
+          <w:lang w:val="en-US"/>
+        </w:rPr>
+        <w:t xml:space="preserve"> &gt; 0 và</w:t>
+      </w:r>
+      <w:r>
+        <w:rPr>
+          <w:rFonts w:eastAsiaTheme="minorEastAsia"/>
+          <w:lang w:val="en-US"/>
+        </w:rPr>
+        <w:t xml:space="preserve"> &lt; số hạng thứ n của B, mà B</w:t>
+      </w:r>
+      <w:r>
+        <w:rPr>
+          <w:rFonts w:eastAsiaTheme="minorEastAsia"/>
+          <w:lang w:val="en-US"/>
+        </w:rPr>
+        <w:t xml:space="preserve"> hội tụ, do đó A hội tụ</w:t>
+      </w:r>
+    </w:p>
+    <w:p>
+      <w:pPr>
+        <w:pStyle w:val="ListParagraph"/>
+        <w:numPr>
+          <w:ilvl w:val="0"/>
+          <w:numId w:val="39"/>
+        </w:numPr>
+        <w:rPr>
+          <w:rFonts w:eastAsiaTheme="minorEastAsia"/>
+          <w:lang w:val="en-US"/>
+        </w:rPr>
+      </w:pPr>
+      <w:r>
+        <w:rPr>
+          <w:rFonts w:eastAsiaTheme="minorEastAsia"/>
+          <w:lang w:val="en-US"/>
+        </w:rPr>
+        <w:t>Kiểm Tra So Sánh Giới Hạn (Limit Comparision Test)?</w:t>
+      </w:r>
+    </w:p>
+    <w:p>
+      <w:pPr>
+        <w:pStyle w:val="ListParagraph"/>
+        <w:numPr>
+          <w:ilvl w:val="0"/>
+          <w:numId w:val="2"/>
+        </w:numPr>
+        <w:rPr>
+          <w:rFonts w:eastAsiaTheme="minorEastAsia"/>
+          <w:lang w:val="en-US"/>
+        </w:rPr>
+      </w:pPr>
+      <w:r>
+        <w:rPr>
+          <w:rFonts w:eastAsiaTheme="minorEastAsia"/>
+          <w:lang w:val="en-US"/>
+        </w:rPr>
+        <w:t xml:space="preserve">Cho A và B là 2 chuỗi nào đó, </w:t>
+      </w:r>
+      <w:r>
+        <w:rPr>
+          <w:rFonts w:eastAsiaTheme="minorEastAsia"/>
+          <w:lang w:val="en-US"/>
+        </w:rPr>
+        <w:t>a</w:t>
+      </w:r>
+      <w:r>
+        <w:rPr>
+          <w:rFonts w:eastAsiaTheme="minorEastAsia"/>
+          <w:vertAlign w:val="subscript"/>
+          <w:lang w:val="en-US"/>
+        </w:rPr>
+        <w:t>n</w:t>
+      </w:r>
+      <w:r>
+        <w:rPr>
+          <w:rFonts w:eastAsiaTheme="minorEastAsia"/>
+          <w:lang w:val="en-US"/>
+        </w:rPr>
+        <w:t xml:space="preserve"> và b</w:t>
+      </w:r>
+      <w:r>
+        <w:rPr>
+          <w:rFonts w:eastAsiaTheme="minorEastAsia"/>
+          <w:vertAlign w:val="subscript"/>
+          <w:lang w:val="en-US"/>
+        </w:rPr>
+        <w:t>n</w:t>
+      </w:r>
+      <w:r>
+        <w:rPr>
+          <w:rFonts w:eastAsiaTheme="minorEastAsia"/>
+          <w:lang w:val="en-US"/>
+        </w:rPr>
+        <w:t xml:space="preserve"> lần lượt là số hạng thứ n củ</w:t>
+      </w:r>
+      <w:r>
+        <w:rPr>
+          <w:rFonts w:eastAsiaTheme="minorEastAsia"/>
+          <w:lang w:val="en-US"/>
+        </w:rPr>
+        <w:t xml:space="preserve">a A và B, khi đó nếu </w:t>
+      </w:r>
+      <w:r>
+        <w:rPr>
+          <w:rFonts w:eastAsiaTheme="minorEastAsia"/>
+          <w:lang w:val="en-US"/>
+        </w:rPr>
+        <w:t>a</w:t>
+      </w:r>
+      <w:r>
+        <w:rPr>
+          <w:rFonts w:eastAsiaTheme="minorEastAsia"/>
+          <w:vertAlign w:val="subscript"/>
+          <w:lang w:val="en-US"/>
+        </w:rPr>
+        <w:t>n</w:t>
+      </w:r>
+      <w:r>
+        <w:rPr>
+          <w:rFonts w:eastAsiaTheme="minorEastAsia"/>
+          <w:lang w:val="en-US"/>
+        </w:rPr>
+        <w:t xml:space="preserve"> / </w:t>
+      </w:r>
+      <w:r>
+        <w:rPr>
+          <w:rFonts w:eastAsiaTheme="minorEastAsia"/>
+          <w:lang w:val="en-US"/>
+        </w:rPr>
+        <w:t>b</w:t>
+      </w:r>
+      <w:r>
+        <w:rPr>
+          <w:rFonts w:eastAsiaTheme="minorEastAsia"/>
+          <w:vertAlign w:val="subscript"/>
+          <w:lang w:val="en-US"/>
+        </w:rPr>
+        <w:t>n</w:t>
+      </w:r>
+      <w:r>
+        <w:rPr>
+          <w:rFonts w:eastAsiaTheme="minorEastAsia"/>
+          <w:lang w:val="en-US"/>
+        </w:rPr>
+        <w:t xml:space="preserve"> là</w:t>
+      </w:r>
+      <w:r>
+        <w:rPr>
+          <w:rFonts w:eastAsiaTheme="minorEastAsia"/>
+          <w:lang w:val="en-US"/>
+        </w:rPr>
+        <w:t xml:space="preserve"> 1 số hữu hạn khác 0 tại n = vô cực thì chỉ có 2 trường hợp, A và B cùng hội tụ, hoặc A và B cùng phân kì</w:t>
+      </w:r>
+    </w:p>
+    <w:p>
+      <w:pPr>
+        <w:pStyle w:val="ListParagraph"/>
+        <w:numPr>
+          <w:ilvl w:val="0"/>
+          <w:numId w:val="2"/>
+        </w:numPr>
+        <w:rPr>
+          <w:rFonts w:eastAsiaTheme="minorEastAsia"/>
+          <w:lang w:val="en-US"/>
+        </w:rPr>
+      </w:pPr>
+      <w:r>
+        <w:rPr>
+          <w:rFonts w:eastAsiaTheme="minorEastAsia"/>
+          <w:lang w:val="en-US"/>
+        </w:rPr>
+        <w:t>Ví dụ</w:t>
+      </w:r>
+    </w:p>
+    <w:p>
+      <w:pPr>
+        <w:pStyle w:val="ListParagraph"/>
+        <w:pBdr>
+          <w:top w:val="single" w:sz="4" w:space="1" w:color="auto"/>
+          <w:left w:val="single" w:sz="4" w:space="4" w:color="auto"/>
+          <w:bottom w:val="single" w:sz="4" w:space="1" w:color="auto"/>
+          <w:right w:val="single" w:sz="4" w:space="4" w:color="auto"/>
+        </w:pBdr>
+        <w:ind w:left="1080"/>
+        <w:rPr>
+          <w:rFonts w:ascii="Cambria Math" w:eastAsiaTheme="minorEastAsia" w:hAnsi="Cambria Math"/>
+          <w:lang w:val="en-US"/>
+          <w:oMath/>
+        </w:rPr>
+      </w:pPr>
+      <m:oMathPara>
+        <m:oMathParaPr>
+          <m:jc m:val="left"/>
+        </m:oMathParaPr>
+        <m:oMath>
+          <m:r>
+            <w:rPr>
+              <w:rFonts w:ascii="Cambria Math" w:eastAsiaTheme="minorEastAsia" w:hAnsi="Cambria Math"/>
+              <w:lang w:val="en-US"/>
+            </w:rPr>
+            <m:t>A=</m:t>
+          </m:r>
+          <m:nary>
+            <m:naryPr>
+              <m:chr m:val="∑"/>
+              <m:limLoc m:val="undOvr"/>
+              <m:ctrlPr>
+                <w:rPr>
+                  <w:rFonts w:ascii="Cambria Math" w:eastAsiaTheme="minorEastAsia" w:hAnsi="Cambria Math"/>
+                  <w:i/>
+                  <w:lang w:val="en-US"/>
+                </w:rPr>
+              </m:ctrlPr>
+            </m:naryPr>
+            <m:sub>
+              <m:r>
+                <w:rPr>
+                  <w:rFonts w:ascii="Cambria Math" w:eastAsiaTheme="minorEastAsia" w:hAnsi="Cambria Math"/>
+                  <w:lang w:val="en-US"/>
+                </w:rPr>
+                <m:t>n = 1</m:t>
+              </m:r>
+            </m:sub>
+            <m:sup>
+              <m:r>
+                <w:rPr>
+                  <w:rFonts w:ascii="Cambria Math" w:eastAsiaTheme="minorEastAsia" w:hAnsi="Cambria Math"/>
+                  <w:lang w:val="en-US"/>
+                </w:rPr>
+                <m:t>∞</m:t>
+              </m:r>
+            </m:sup>
+            <m:e>
+              <m:f>
+                <m:fPr>
+                  <m:ctrlPr>
+                    <w:rPr>
+                      <w:rFonts w:ascii="Cambria Math" w:eastAsiaTheme="minorEastAsia" w:hAnsi="Cambria Math"/>
+                      <w:i/>
+                      <w:lang w:val="en-US"/>
+                    </w:rPr>
+                  </m:ctrlPr>
+                </m:fPr>
+                <m:num>
+                  <m:rad>
+                    <m:radPr>
+                      <m:degHide m:val="1"/>
+                      <m:ctrlPr>
+                        <w:rPr>
+                          <w:rFonts w:ascii="Cambria Math" w:eastAsiaTheme="minorEastAsia" w:hAnsi="Cambria Math"/>
+                          <w:i/>
+                          <w:lang w:val="en-US"/>
+                        </w:rPr>
+                      </m:ctrlPr>
+                    </m:radPr>
+                    <m:deg/>
+                    <m:e>
+                      <m:sSup>
+                        <m:sSupPr>
+                          <m:ctrlPr>
+                            <w:rPr>
+                              <w:rFonts w:ascii="Cambria Math" w:eastAsiaTheme="minorEastAsia" w:hAnsi="Cambria Math"/>
+                              <w:i/>
+                              <w:lang w:val="en-US"/>
+                            </w:rPr>
+                          </m:ctrlPr>
+                        </m:sSupPr>
+                        <m:e>
+                          <m:r>
+                            <w:rPr>
+                              <w:rFonts w:ascii="Cambria Math" w:eastAsiaTheme="minorEastAsia" w:hAnsi="Cambria Math"/>
+                              <w:lang w:val="en-US"/>
+                            </w:rPr>
+                            <m:t>n</m:t>
+                          </m:r>
+                        </m:e>
+                        <m:sup>
+                          <m:r>
+                            <w:rPr>
+                              <w:rFonts w:ascii="Cambria Math" w:eastAsiaTheme="minorEastAsia" w:hAnsi="Cambria Math"/>
+                              <w:lang w:val="en-US"/>
+                            </w:rPr>
+                            <m:t>3</m:t>
+                          </m:r>
+                        </m:sup>
+                      </m:sSup>
+                      <m:r>
+                        <w:rPr>
+                          <w:rFonts w:ascii="Cambria Math" w:eastAsiaTheme="minorEastAsia" w:hAnsi="Cambria Math"/>
+                          <w:lang w:val="en-US"/>
+                        </w:rPr>
+                        <m:t>+n</m:t>
+                      </m:r>
+                    </m:e>
+                  </m:rad>
+                </m:num>
+                <m:den>
+                  <m:sSup>
+                    <m:sSupPr>
+                      <m:ctrlPr>
+                        <w:rPr>
+                          <w:rFonts w:ascii="Cambria Math" w:eastAsiaTheme="minorEastAsia" w:hAnsi="Cambria Math"/>
+                          <w:i/>
+                          <w:lang w:val="en-US"/>
+                        </w:rPr>
+                      </m:ctrlPr>
+                    </m:sSupPr>
+                    <m:e>
+                      <m:r>
+                        <w:rPr>
+                          <w:rFonts w:ascii="Cambria Math" w:eastAsiaTheme="minorEastAsia" w:hAnsi="Cambria Math"/>
+                          <w:lang w:val="en-US"/>
+                        </w:rPr>
+                        <m:t>n</m:t>
+                      </m:r>
+                    </m:e>
+                    <m:sup>
+                      <m:r>
+                        <w:rPr>
+                          <w:rFonts w:ascii="Cambria Math" w:eastAsiaTheme="minorEastAsia" w:hAnsi="Cambria Math"/>
+                          <w:lang w:val="en-US"/>
+                        </w:rPr>
+                        <m:t>4</m:t>
+                      </m:r>
+                    </m:sup>
+                  </m:sSup>
+                  <m:r>
+                    <w:rPr>
+                      <w:rFonts w:ascii="Cambria Math" w:eastAsiaTheme="minorEastAsia" w:hAnsi="Cambria Math"/>
+                      <w:lang w:val="en-US"/>
+                    </w:rPr>
+                    <m:t>-</m:t>
+                  </m:r>
+                  <m:sSup>
+                    <m:sSupPr>
+                      <m:ctrlPr>
+                        <w:rPr>
+                          <w:rFonts w:ascii="Cambria Math" w:eastAsiaTheme="minorEastAsia" w:hAnsi="Cambria Math"/>
+                          <w:i/>
+                          <w:lang w:val="en-US"/>
+                        </w:rPr>
+                      </m:ctrlPr>
+                    </m:sSupPr>
+                    <m:e>
+                      <m:r>
+                        <w:rPr>
+                          <w:rFonts w:ascii="Cambria Math" w:eastAsiaTheme="minorEastAsia" w:hAnsi="Cambria Math"/>
+                          <w:lang w:val="en-US"/>
+                        </w:rPr>
+                        <m:t>n</m:t>
+                      </m:r>
+                    </m:e>
+                    <m:sup>
+                      <m:r>
+                        <w:rPr>
+                          <w:rFonts w:ascii="Cambria Math" w:eastAsiaTheme="minorEastAsia" w:hAnsi="Cambria Math"/>
+                          <w:lang w:val="en-US"/>
+                        </w:rPr>
+                        <m:t>2</m:t>
+                      </m:r>
+                    </m:sup>
+                  </m:sSup>
+                </m:den>
+              </m:f>
+            </m:e>
+          </m:nary>
+          <m:r>
+            <w:rPr>
+              <w:rFonts w:ascii="Cambria Math" w:eastAsiaTheme="minorEastAsia" w:hAnsi="Cambria Math"/>
+              <w:lang w:val="en-US"/>
+            </w:rPr>
+            <m:t>,B=</m:t>
+          </m:r>
+          <m:nary>
+            <m:naryPr>
+              <m:chr m:val="∑"/>
+              <m:limLoc m:val="undOvr"/>
+              <m:ctrlPr>
+                <w:rPr>
+                  <w:rFonts w:ascii="Cambria Math" w:eastAsiaTheme="minorEastAsia" w:hAnsi="Cambria Math"/>
+                  <w:i/>
+                  <w:lang w:val="en-US"/>
+                </w:rPr>
+              </m:ctrlPr>
+            </m:naryPr>
+            <m:sub>
+              <m:r>
+                <w:rPr>
+                  <w:rFonts w:ascii="Cambria Math" w:eastAsiaTheme="minorEastAsia" w:hAnsi="Cambria Math"/>
+                  <w:lang w:val="en-US"/>
+                </w:rPr>
+                <m:t>n = 1</m:t>
+              </m:r>
+            </m:sub>
+            <m:sup>
+              <m:r>
+                <w:rPr>
+                  <w:rFonts w:ascii="Cambria Math" w:eastAsiaTheme="minorEastAsia" w:hAnsi="Cambria Math"/>
+                  <w:lang w:val="en-US"/>
+                </w:rPr>
+                <m:t>∞</m:t>
+              </m:r>
+            </m:sup>
+            <m:e>
+              <m:f>
+                <m:fPr>
+                  <m:ctrlPr>
+                    <w:rPr>
+                      <w:rFonts w:ascii="Cambria Math" w:eastAsiaTheme="minorEastAsia" w:hAnsi="Cambria Math"/>
+                      <w:i/>
+                      <w:lang w:val="en-US"/>
+                    </w:rPr>
+                  </m:ctrlPr>
+                </m:fPr>
+                <m:num>
+                  <m:r>
+                    <w:rPr>
+                      <w:rFonts w:ascii="Cambria Math" w:eastAsiaTheme="minorEastAsia" w:hAnsi="Cambria Math"/>
+                      <w:lang w:val="en-US"/>
+                    </w:rPr>
+                    <m:t>1</m:t>
+                  </m:r>
+                </m:num>
+                <m:den>
+                  <m:sSup>
+                    <m:sSupPr>
+                      <m:ctrlPr>
+                        <w:rPr>
+                          <w:rFonts w:ascii="Cambria Math" w:eastAsiaTheme="minorEastAsia" w:hAnsi="Cambria Math"/>
+                          <w:i/>
+                          <w:lang w:val="en-US"/>
+                        </w:rPr>
+                      </m:ctrlPr>
+                    </m:sSupPr>
+                    <m:e>
+                      <m:r>
+                        <w:rPr>
+                          <w:rFonts w:ascii="Cambria Math" w:eastAsiaTheme="minorEastAsia" w:hAnsi="Cambria Math"/>
+                          <w:lang w:val="en-US"/>
+                        </w:rPr>
+                        <m:t>n</m:t>
+                      </m:r>
+                    </m:e>
+                    <m:sup>
+                      <m:r>
+                        <w:rPr>
+                          <w:rFonts w:ascii="Cambria Math" w:eastAsiaTheme="minorEastAsia" w:hAnsi="Cambria Math"/>
+                          <w:lang w:val="en-US"/>
+                        </w:rPr>
+                        <m:t>2.5</m:t>
+                      </m:r>
+                    </m:sup>
+                  </m:sSup>
+                </m:den>
+              </m:f>
+            </m:e>
+          </m:nary>
+        </m:oMath>
+      </m:oMathPara>
+    </w:p>
+    <w:p>
+      <w:pPr>
+        <w:pStyle w:val="ListParagraph"/>
+        <w:numPr>
+          <w:ilvl w:val="0"/>
+          <w:numId w:val="2"/>
+        </w:numPr>
+        <w:rPr>
+          <w:rFonts w:ascii="Cambria Math" w:eastAsiaTheme="minorEastAsia" w:hAnsi="Cambria Math"/>
+          <w:lang w:val="en-US"/>
+          <w:oMath/>
+        </w:rPr>
+      </w:pPr>
+      <w:r>
+        <w:rPr>
+          <w:rFonts w:eastAsiaTheme="minorEastAsia"/>
+          <w:lang w:val="en-US"/>
+        </w:rPr>
+        <w:t>Ta có</w:t>
+      </w:r>
+    </w:p>
+    <w:p>
+      <w:pPr>
+        <w:pStyle w:val="ListParagraph"/>
+        <w:pBdr>
+          <w:top w:val="single" w:sz="4" w:space="1" w:color="auto"/>
+          <w:left w:val="single" w:sz="4" w:space="4" w:color="auto"/>
+          <w:bottom w:val="single" w:sz="4" w:space="1" w:color="auto"/>
+          <w:right w:val="single" w:sz="4" w:space="4" w:color="auto"/>
+        </w:pBdr>
+        <w:ind w:left="1080"/>
+        <w:rPr>
+          <w:rFonts w:ascii="Cambria Math" w:eastAsiaTheme="minorEastAsia" w:hAnsi="Cambria Math"/>
+          <w:lang w:val="en-US"/>
+          <w:oMath/>
+        </w:rPr>
+      </w:pPr>
+      <m:oMathPara>
+        <m:oMathParaPr>
+          <m:jc m:val="left"/>
+        </m:oMathParaPr>
+        <m:oMath>
+          <m:func>
+            <m:funcPr>
+              <m:ctrlPr>
+                <w:rPr>
+                  <w:rFonts w:ascii="Cambria Math" w:eastAsiaTheme="minorEastAsia" w:hAnsi="Cambria Math"/>
+                  <w:i/>
+                  <w:lang w:val="en-US"/>
+                </w:rPr>
+              </m:ctrlPr>
+            </m:funcPr>
+            <m:fName>
+              <m:limLow>
+                <m:limLowPr>
+                  <m:ctrlPr>
+                    <w:rPr>
+                      <w:rFonts w:ascii="Cambria Math" w:eastAsiaTheme="minorEastAsia" w:hAnsi="Cambria Math"/>
+                      <w:i/>
+                      <w:lang w:val="en-US"/>
+                    </w:rPr>
+                  </m:ctrlPr>
+                </m:limLowPr>
+                <m:e>
+                  <m:r>
+                    <m:rPr>
+                      <m:sty m:val="p"/>
+                    </m:rPr>
+                    <w:rPr>
+                      <w:rFonts w:ascii="Cambria Math" w:hAnsi="Cambria Math"/>
+                      <w:lang w:val="en-US"/>
+                    </w:rPr>
+                    <m:t>lim</m:t>
+                  </m:r>
+                </m:e>
+                <m:lim>
+                  <m:r>
+                    <w:rPr>
+                      <w:rFonts w:ascii="Cambria Math" w:hAnsi="Cambria Math"/>
+                      <w:lang w:val="en-US"/>
+                    </w:rPr>
+                    <m:t>n</m:t>
+                  </m:r>
+                  <m:r>
+                    <w:rPr>
+                      <w:rFonts w:ascii="Cambria Math" w:hAnsi="Cambria Math"/>
+                      <w:lang w:val="en-US"/>
+                    </w:rPr>
+                    <m:t xml:space="preserve"> </m:t>
+                  </m:r>
+                  <m:r>
+                    <w:rPr>
+                      <w:rFonts w:ascii="Cambria Math" w:hAnsi="Cambria Math"/>
+                      <w:lang w:val="en-US"/>
+                    </w:rPr>
+                    <m:t>→</m:t>
+                  </m:r>
+                  <m:r>
+                    <w:rPr>
+                      <w:rFonts w:ascii="Cambria Math" w:hAnsi="Cambria Math"/>
+                      <w:lang w:val="en-US"/>
+                    </w:rPr>
+                    <m:t xml:space="preserve"> </m:t>
+                  </m:r>
+                  <m:r>
+                    <w:rPr>
+                      <w:rFonts w:ascii="Cambria Math" w:hAnsi="Cambria Math"/>
+                      <w:lang w:val="en-US"/>
+                    </w:rPr>
+                    <m:t>∞</m:t>
+                  </m:r>
+                </m:lim>
+              </m:limLow>
+            </m:fName>
+            <m:e>
+              <m:f>
+                <m:fPr>
+                  <m:ctrlPr>
+                    <w:rPr>
+                      <w:rFonts w:ascii="Cambria Math" w:eastAsiaTheme="minorEastAsia" w:hAnsi="Cambria Math"/>
+                      <w:i/>
+                      <w:lang w:val="en-US"/>
+                    </w:rPr>
+                  </m:ctrlPr>
+                </m:fPr>
+                <m:num>
+                  <m:f>
+                    <m:fPr>
+                      <m:ctrlPr>
+                        <w:rPr>
+                          <w:rFonts w:ascii="Cambria Math" w:eastAsiaTheme="minorEastAsia" w:hAnsi="Cambria Math"/>
+                          <w:i/>
+                          <w:lang w:val="en-US"/>
+                        </w:rPr>
+                      </m:ctrlPr>
+                    </m:fPr>
+                    <m:num>
+                      <m:rad>
+                        <m:radPr>
+                          <m:degHide m:val="1"/>
+                          <m:ctrlPr>
+                            <w:rPr>
+                              <w:rFonts w:ascii="Cambria Math" w:eastAsiaTheme="minorEastAsia" w:hAnsi="Cambria Math"/>
+                              <w:i/>
+                              <w:lang w:val="en-US"/>
+                            </w:rPr>
+                          </m:ctrlPr>
+                        </m:radPr>
+                        <m:deg/>
+                        <m:e>
+                          <m:sSup>
+                            <m:sSupPr>
+                              <m:ctrlPr>
+                                <w:rPr>
+                                  <w:rFonts w:ascii="Cambria Math" w:eastAsiaTheme="minorEastAsia" w:hAnsi="Cambria Math"/>
+                                  <w:i/>
+                                  <w:lang w:val="en-US"/>
+                                </w:rPr>
+                              </m:ctrlPr>
+                            </m:sSupPr>
+                            <m:e>
+                              <m:r>
+                                <w:rPr>
+                                  <w:rFonts w:ascii="Cambria Math" w:eastAsiaTheme="minorEastAsia" w:hAnsi="Cambria Math"/>
+                                  <w:lang w:val="en-US"/>
+                                </w:rPr>
+                                <m:t>n</m:t>
+                              </m:r>
+                            </m:e>
+                            <m:sup>
+                              <m:r>
+                                <w:rPr>
+                                  <w:rFonts w:ascii="Cambria Math" w:eastAsiaTheme="minorEastAsia" w:hAnsi="Cambria Math"/>
+                                  <w:lang w:val="en-US"/>
+                                </w:rPr>
+                                <m:t>3</m:t>
+                              </m:r>
+                            </m:sup>
+                          </m:sSup>
+                          <m:r>
+                            <w:rPr>
+                              <w:rFonts w:ascii="Cambria Math" w:eastAsiaTheme="minorEastAsia" w:hAnsi="Cambria Math"/>
+                              <w:lang w:val="en-US"/>
+                            </w:rPr>
+                            <m:t>+n</m:t>
+                          </m:r>
+                        </m:e>
+                      </m:rad>
+                    </m:num>
+                    <m:den>
+                      <m:sSup>
+                        <m:sSupPr>
+                          <m:ctrlPr>
+                            <w:rPr>
+                              <w:rFonts w:ascii="Cambria Math" w:eastAsiaTheme="minorEastAsia" w:hAnsi="Cambria Math"/>
+                              <w:i/>
+                              <w:lang w:val="en-US"/>
+                            </w:rPr>
+                          </m:ctrlPr>
+                        </m:sSupPr>
+                        <m:e>
+                          <m:r>
+                            <w:rPr>
+                              <w:rFonts w:ascii="Cambria Math" w:eastAsiaTheme="minorEastAsia" w:hAnsi="Cambria Math"/>
+                              <w:lang w:val="en-US"/>
+                            </w:rPr>
+                            <m:t>n</m:t>
+                          </m:r>
+                        </m:e>
+                        <m:sup>
+                          <m:r>
+                            <w:rPr>
+                              <w:rFonts w:ascii="Cambria Math" w:eastAsiaTheme="minorEastAsia" w:hAnsi="Cambria Math"/>
+                              <w:lang w:val="en-US"/>
+                            </w:rPr>
+                            <m:t>4</m:t>
+                          </m:r>
+                        </m:sup>
+                      </m:sSup>
+                      <m:r>
+                        <w:rPr>
+                          <w:rFonts w:ascii="Cambria Math" w:eastAsiaTheme="minorEastAsia" w:hAnsi="Cambria Math"/>
+                          <w:lang w:val="en-US"/>
+                        </w:rPr>
+                        <m:t>-</m:t>
+                      </m:r>
+                      <m:sSup>
+                        <m:sSupPr>
+                          <m:ctrlPr>
+                            <w:rPr>
+                              <w:rFonts w:ascii="Cambria Math" w:eastAsiaTheme="minorEastAsia" w:hAnsi="Cambria Math"/>
+                              <w:i/>
+                              <w:lang w:val="en-US"/>
+                            </w:rPr>
+                          </m:ctrlPr>
+                        </m:sSupPr>
+                        <m:e>
+                          <m:r>
+                            <w:rPr>
+                              <w:rFonts w:ascii="Cambria Math" w:eastAsiaTheme="minorEastAsia" w:hAnsi="Cambria Math"/>
+                              <w:lang w:val="en-US"/>
+                            </w:rPr>
+                            <m:t>n</m:t>
+                          </m:r>
+                        </m:e>
+                        <m:sup>
+                          <m:r>
+                            <w:rPr>
+                              <w:rFonts w:ascii="Cambria Math" w:eastAsiaTheme="minorEastAsia" w:hAnsi="Cambria Math"/>
+                              <w:lang w:val="en-US"/>
+                            </w:rPr>
+                            <m:t>2</m:t>
+                          </m:r>
+                        </m:sup>
+                      </m:sSup>
+                    </m:den>
+                  </m:f>
+                </m:num>
+                <m:den>
+                  <m:f>
+                    <m:fPr>
+                      <m:ctrlPr>
+                        <w:rPr>
+                          <w:rFonts w:ascii="Cambria Math" w:eastAsiaTheme="minorEastAsia" w:hAnsi="Cambria Math"/>
+                          <w:i/>
+                          <w:lang w:val="en-US"/>
+                        </w:rPr>
+                      </m:ctrlPr>
+                    </m:fPr>
+                    <m:num>
+                      <m:r>
+                        <w:rPr>
+                          <w:rFonts w:ascii="Cambria Math" w:eastAsiaTheme="minorEastAsia" w:hAnsi="Cambria Math"/>
+                          <w:lang w:val="en-US"/>
+                        </w:rPr>
+                        <m:t>1</m:t>
+                      </m:r>
+                    </m:num>
+                    <m:den>
+                      <m:sSup>
+                        <m:sSupPr>
+                          <m:ctrlPr>
+                            <w:rPr>
+                              <w:rFonts w:ascii="Cambria Math" w:eastAsiaTheme="minorEastAsia" w:hAnsi="Cambria Math"/>
+                              <w:i/>
+                              <w:lang w:val="en-US"/>
+                            </w:rPr>
+                          </m:ctrlPr>
+                        </m:sSupPr>
+                        <m:e>
+                          <m:r>
+                            <w:rPr>
+                              <w:rFonts w:ascii="Cambria Math" w:eastAsiaTheme="minorEastAsia" w:hAnsi="Cambria Math"/>
+                              <w:lang w:val="en-US"/>
+                            </w:rPr>
+                            <m:t>n</m:t>
+                          </m:r>
+                        </m:e>
+                        <m:sup>
+                          <m:r>
+                            <w:rPr>
+                              <w:rFonts w:ascii="Cambria Math" w:eastAsiaTheme="minorEastAsia" w:hAnsi="Cambria Math"/>
+                              <w:lang w:val="en-US"/>
+                            </w:rPr>
+                            <m:t>2.5</m:t>
+                          </m:r>
+                        </m:sup>
+                      </m:sSup>
+                    </m:den>
+                  </m:f>
+                </m:den>
+              </m:f>
+            </m:e>
+          </m:func>
+          <m:r>
+            <w:rPr>
+              <w:rFonts w:ascii="Cambria Math" w:eastAsiaTheme="minorEastAsia" w:hAnsi="Cambria Math"/>
+              <w:lang w:val="en-US"/>
+            </w:rPr>
+            <m:t>=</m:t>
+          </m:r>
+          <m:func>
+            <m:funcPr>
+              <m:ctrlPr>
+                <w:rPr>
+                  <w:rFonts w:ascii="Cambria Math" w:eastAsiaTheme="minorEastAsia" w:hAnsi="Cambria Math"/>
+                  <w:i/>
+                  <w:lang w:val="en-US"/>
+                </w:rPr>
+              </m:ctrlPr>
+            </m:funcPr>
+            <m:fName>
+              <m:limLow>
+                <m:limLowPr>
+                  <m:ctrlPr>
+                    <w:rPr>
+                      <w:rFonts w:ascii="Cambria Math" w:eastAsiaTheme="minorEastAsia" w:hAnsi="Cambria Math"/>
+                      <w:i/>
+                      <w:lang w:val="en-US"/>
+                    </w:rPr>
+                  </m:ctrlPr>
+                </m:limLowPr>
+                <m:e>
+                  <m:r>
+                    <m:rPr>
+                      <m:sty m:val="p"/>
+                    </m:rPr>
+                    <w:rPr>
+                      <w:rFonts w:ascii="Cambria Math" w:hAnsi="Cambria Math"/>
+                      <w:lang w:val="en-US"/>
+                    </w:rPr>
+                    <m:t>lim</m:t>
+                  </m:r>
+                </m:e>
+                <m:lim>
+                  <m:r>
+                    <w:rPr>
+                      <w:rFonts w:ascii="Cambria Math" w:hAnsi="Cambria Math"/>
+                      <w:lang w:val="en-US"/>
+                    </w:rPr>
+                    <m:t>n</m:t>
+                  </m:r>
+                  <m:r>
+                    <w:rPr>
+                      <w:rFonts w:ascii="Cambria Math" w:hAnsi="Cambria Math"/>
+                      <w:lang w:val="en-US"/>
+                    </w:rPr>
+                    <m:t xml:space="preserve"> </m:t>
+                  </m:r>
+                  <m:r>
+                    <w:rPr>
+                      <w:rFonts w:ascii="Cambria Math" w:hAnsi="Cambria Math"/>
+                      <w:lang w:val="en-US"/>
+                    </w:rPr>
+                    <m:t>→</m:t>
+                  </m:r>
+                  <m:r>
+                    <w:rPr>
+                      <w:rFonts w:ascii="Cambria Math" w:hAnsi="Cambria Math"/>
+                      <w:lang w:val="en-US"/>
+                    </w:rPr>
+                    <m:t xml:space="preserve"> </m:t>
+                  </m:r>
+                  <m:r>
+                    <w:rPr>
+                      <w:rFonts w:ascii="Cambria Math" w:hAnsi="Cambria Math"/>
+                      <w:lang w:val="en-US"/>
+                    </w:rPr>
+                    <m:t>∞</m:t>
+                  </m:r>
+                </m:lim>
+              </m:limLow>
+            </m:fName>
+            <m:e>
+              <m:f>
+                <m:fPr>
+                  <m:ctrlPr>
+                    <w:rPr>
+                      <w:rFonts w:ascii="Cambria Math" w:eastAsiaTheme="minorEastAsia" w:hAnsi="Cambria Math"/>
+                      <w:i/>
+                      <w:lang w:val="en-US"/>
+                    </w:rPr>
+                  </m:ctrlPr>
+                </m:fPr>
+                <m:num>
+                  <m:rad>
+                    <m:radPr>
+                      <m:degHide m:val="1"/>
+                      <m:ctrlPr>
+                        <w:rPr>
+                          <w:rFonts w:ascii="Cambria Math" w:eastAsiaTheme="minorEastAsia" w:hAnsi="Cambria Math"/>
+                          <w:i/>
+                          <w:lang w:val="en-US"/>
+                        </w:rPr>
+                      </m:ctrlPr>
+                    </m:radPr>
+                    <m:deg/>
+                    <m:e>
+                      <m:r>
+                        <w:rPr>
+                          <w:rFonts w:ascii="Cambria Math" w:eastAsiaTheme="minorEastAsia" w:hAnsi="Cambria Math"/>
+                          <w:lang w:val="en-US"/>
+                        </w:rPr>
+                        <m:t>1+</m:t>
+                      </m:r>
+                      <m:f>
+                        <m:fPr>
+                          <m:ctrlPr>
+                            <w:rPr>
+                              <w:rFonts w:ascii="Cambria Math" w:eastAsiaTheme="minorEastAsia" w:hAnsi="Cambria Math"/>
+                              <w:i/>
+                              <w:lang w:val="en-US"/>
+                            </w:rPr>
+                          </m:ctrlPr>
+                        </m:fPr>
+                        <m:num>
+                          <m:r>
+                            <w:rPr>
+                              <w:rFonts w:ascii="Cambria Math" w:eastAsiaTheme="minorEastAsia" w:hAnsi="Cambria Math"/>
+                              <w:lang w:val="en-US"/>
+                            </w:rPr>
+                            <m:t>1</m:t>
+                          </m:r>
+                        </m:num>
+                        <m:den>
+                          <m:sSup>
+                            <m:sSupPr>
+                              <m:ctrlPr>
+                                <w:rPr>
+                                  <w:rFonts w:ascii="Cambria Math" w:eastAsiaTheme="minorEastAsia" w:hAnsi="Cambria Math"/>
+                                  <w:i/>
+                                  <w:lang w:val="en-US"/>
+                                </w:rPr>
+                              </m:ctrlPr>
+                            </m:sSupPr>
+                            <m:e>
+                              <m:r>
+                                <w:rPr>
+                                  <w:rFonts w:ascii="Cambria Math" w:eastAsiaTheme="minorEastAsia" w:hAnsi="Cambria Math"/>
+                                  <w:lang w:val="en-US"/>
+                                </w:rPr>
+                                <m:t>n</m:t>
+                              </m:r>
+                            </m:e>
+                            <m:sup>
+                              <m:r>
+                                <w:rPr>
+                                  <w:rFonts w:ascii="Cambria Math" w:eastAsiaTheme="minorEastAsia" w:hAnsi="Cambria Math"/>
+                                  <w:lang w:val="en-US"/>
+                                </w:rPr>
+                                <m:t>2</m:t>
+                              </m:r>
+                            </m:sup>
+                          </m:sSup>
+                        </m:den>
+                      </m:f>
+                    </m:e>
+                  </m:rad>
+                </m:num>
+                <m:den>
+                  <m:r>
+                    <w:rPr>
+                      <w:rFonts w:ascii="Cambria Math" w:eastAsiaTheme="minorEastAsia" w:hAnsi="Cambria Math"/>
+                      <w:lang w:val="en-US"/>
+                    </w:rPr>
+                    <m:t>1-</m:t>
+                  </m:r>
+                  <m:f>
+                    <m:fPr>
+                      <m:ctrlPr>
+                        <w:rPr>
+                          <w:rFonts w:ascii="Cambria Math" w:eastAsiaTheme="minorEastAsia" w:hAnsi="Cambria Math"/>
+                          <w:i/>
+                          <w:lang w:val="en-US"/>
+                        </w:rPr>
+                      </m:ctrlPr>
+                    </m:fPr>
+                    <m:num>
+                      <m:r>
+                        <w:rPr>
+                          <w:rFonts w:ascii="Cambria Math" w:eastAsiaTheme="minorEastAsia" w:hAnsi="Cambria Math"/>
+                          <w:lang w:val="en-US"/>
+                        </w:rPr>
+                        <m:t>1</m:t>
+                      </m:r>
+                    </m:num>
+                    <m:den>
+                      <m:sSup>
+                        <m:sSupPr>
+                          <m:ctrlPr>
+                            <w:rPr>
+                              <w:rFonts w:ascii="Cambria Math" w:eastAsiaTheme="minorEastAsia" w:hAnsi="Cambria Math"/>
+                              <w:i/>
+                              <w:lang w:val="en-US"/>
+                            </w:rPr>
+                          </m:ctrlPr>
+                        </m:sSupPr>
+                        <m:e>
+                          <m:r>
+                            <w:rPr>
+                              <w:rFonts w:ascii="Cambria Math" w:eastAsiaTheme="minorEastAsia" w:hAnsi="Cambria Math"/>
+                              <w:lang w:val="en-US"/>
+                            </w:rPr>
+                            <m:t>n</m:t>
+                          </m:r>
+                        </m:e>
+                        <m:sup>
+                          <m:r>
+                            <w:rPr>
+                              <w:rFonts w:ascii="Cambria Math" w:eastAsiaTheme="minorEastAsia" w:hAnsi="Cambria Math"/>
+                              <w:lang w:val="en-US"/>
+                            </w:rPr>
+                            <m:t>2</m:t>
+                          </m:r>
+                        </m:sup>
+                      </m:sSup>
+                    </m:den>
+                  </m:f>
+                </m:den>
+              </m:f>
+            </m:e>
+          </m:func>
+          <m:r>
+            <w:rPr>
+              <w:rFonts w:ascii="Cambria Math" w:eastAsiaTheme="minorEastAsia" w:hAnsi="Cambria Math"/>
+              <w:lang w:val="en-US"/>
+            </w:rPr>
+            <m:t>=1</m:t>
+          </m:r>
+        </m:oMath>
+      </m:oMathPara>
+    </w:p>
+    <w:p>
+      <w:pPr>
+        <w:pStyle w:val="ListParagraph"/>
+        <w:numPr>
+          <w:ilvl w:val="0"/>
+          <w:numId w:val="2"/>
+        </w:numPr>
+        <w:rPr>
+          <w:rFonts w:ascii="Cambria Math" w:eastAsiaTheme="minorEastAsia" w:hAnsi="Cambria Math" w:cstheme="minorHAnsi"/>
+          <w:lang w:val="en-US"/>
+          <w:oMath/>
+        </w:rPr>
+      </w:pPr>
+      <w:r>
+        <w:rPr>
+          <w:rFonts w:eastAsiaTheme="minorEastAsia"/>
+          <w:lang w:val="en-US"/>
+        </w:rPr>
+        <w:t>1 là số hữu hạn khác 0 do đó A và B cùng hội tụ hoặc cùng phân kì, mà dễ thấy B hội tụ</w:t>
+      </w:r>
+      <w:r>
+        <w:rPr>
+          <w:rFonts w:eastAsiaTheme="minorEastAsia"/>
+          <w:lang w:val="en-US"/>
+        </w:rPr>
+        <w:t xml:space="preserve"> nên A cũng hội tụ</w:t>
+      </w:r>
+    </w:p>
+    <w:p>
+      <w:pPr>
+        <w:pStyle w:val="ListParagraph"/>
+        <w:numPr>
+          <w:ilvl w:val="0"/>
+          <w:numId w:val="39"/>
+        </w:numPr>
+        <w:rPr>
+          <w:rFonts w:ascii="Cambria Math" w:eastAsiaTheme="minorEastAsia" w:hAnsi="Cambria Math"/>
+          <w:lang w:val="en-US"/>
+          <w:oMath/>
+        </w:rPr>
+      </w:pPr>
+      <w:r>
+        <w:rPr>
+          <w:rFonts w:eastAsiaTheme="minorEastAsia"/>
+          <w:lang w:val="en-US"/>
+        </w:rPr>
+        <w:t>Kiểm Tra Căn (Root Test)?</w:t>
+      </w:r>
+    </w:p>
+    <w:p>
+      <w:pPr>
+        <w:pStyle w:val="ListParagraph"/>
+        <w:numPr>
+          <w:ilvl w:val="0"/>
+          <w:numId w:val="2"/>
+        </w:numPr>
+        <w:rPr>
+          <w:rFonts w:ascii="Cambria Math" w:eastAsiaTheme="minorEastAsia" w:hAnsi="Cambria Math"/>
+          <w:lang w:val="en-US"/>
+          <w:oMath/>
+        </w:rPr>
+      </w:pPr>
+      <w:r>
+        <w:rPr>
+          <w:rFonts w:eastAsiaTheme="minorEastAsia"/>
+          <w:lang w:val="en-US"/>
+        </w:rPr>
+        <w:t xml:space="preserve">Cho A là 1 chuỗi nào đó, </w:t>
+      </w:r>
+      <w:r>
+        <w:rPr>
+          <w:rFonts w:eastAsiaTheme="minorEastAsia"/>
+          <w:lang w:val="en-US"/>
+        </w:rPr>
+        <w:t>a</w:t>
+      </w:r>
+      <w:r>
+        <w:rPr>
+          <w:rFonts w:eastAsiaTheme="minorEastAsia"/>
+          <w:vertAlign w:val="subscript"/>
+          <w:lang w:val="en-US"/>
+        </w:rPr>
+        <w:t>n</w:t>
+      </w:r>
+      <w:r>
+        <w:rPr>
+          <w:rFonts w:eastAsiaTheme="minorEastAsia"/>
+          <w:lang w:val="en-US"/>
+        </w:rPr>
+        <w:t xml:space="preserve"> là số hạng thứ n của A</w:t>
+      </w:r>
+      <w:r>
+        <w:rPr>
+          <w:rFonts w:eastAsiaTheme="minorEastAsia"/>
+          <w:lang w:val="en-US"/>
+        </w:rPr>
+        <w:t xml:space="preserve">, gọi c là căn bậc n của </w:t>
+      </w:r>
+      <w:r>
+        <w:rPr>
+          <w:rFonts w:eastAsiaTheme="minorEastAsia"/>
+          <w:lang w:val="en-US"/>
+        </w:rPr>
+        <w:t>a</w:t>
+      </w:r>
+      <w:r>
+        <w:rPr>
+          <w:rFonts w:eastAsiaTheme="minorEastAsia"/>
+          <w:vertAlign w:val="subscript"/>
+          <w:lang w:val="en-US"/>
+        </w:rPr>
+        <w:t>n</w:t>
+      </w:r>
+      <w:r>
+        <w:rPr>
+          <w:rFonts w:eastAsiaTheme="minorEastAsia"/>
+          <w:lang w:val="en-US"/>
+        </w:rPr>
+        <w:t xml:space="preserve"> khi n ở vô cực, nếu c &lt; 1 thì A hội tụ, nếu c &gt; 1 thì A phân kì</w:t>
+      </w:r>
+    </w:p>
+    <w:p>
+      <w:pPr>
+        <w:pStyle w:val="ListParagraph"/>
+        <w:numPr>
+          <w:ilvl w:val="0"/>
+          <w:numId w:val="2"/>
+        </w:numPr>
+        <w:rPr>
+          <w:rFonts w:ascii="Cambria Math" w:eastAsiaTheme="minorEastAsia" w:hAnsi="Cambria Math"/>
+          <w:lang w:val="en-US"/>
+          <w:oMath/>
+        </w:rPr>
+      </w:pPr>
+      <w:r>
+        <w:rPr>
+          <w:rFonts w:eastAsiaTheme="minorEastAsia"/>
+          <w:lang w:val="en-US"/>
+        </w:rPr>
+        <w:t>Ví dụ</w:t>
+      </w:r>
+    </w:p>
+    <w:p>
+      <w:pPr>
+        <w:pStyle w:val="ListParagraph"/>
+        <w:pBdr>
+          <w:top w:val="single" w:sz="4" w:space="1" w:color="auto"/>
+          <w:left w:val="single" w:sz="4" w:space="4" w:color="auto"/>
+          <w:bottom w:val="single" w:sz="4" w:space="1" w:color="auto"/>
+          <w:right w:val="single" w:sz="4" w:space="4" w:color="auto"/>
+        </w:pBdr>
+        <w:ind w:left="1080"/>
+        <w:rPr>
+          <w:rFonts w:ascii="Cambria Math" w:eastAsiaTheme="minorEastAsia" w:hAnsi="Cambria Math"/>
+          <w:lang w:val="en-US"/>
+          <w:oMath/>
+        </w:rPr>
+      </w:pPr>
+      <m:oMathPara>
+        <m:oMathParaPr>
+          <m:jc m:val="left"/>
+        </m:oMathParaPr>
+        <m:oMath>
+          <m:r>
+            <w:rPr>
+              <w:rFonts w:ascii="Cambria Math" w:eastAsiaTheme="minorEastAsia" w:hAnsi="Cambria Math"/>
+              <w:lang w:val="en-US"/>
+            </w:rPr>
+            <m:t>A=</m:t>
+          </m:r>
+          <m:nary>
+            <m:naryPr>
+              <m:chr m:val="∑"/>
+              <m:limLoc m:val="undOvr"/>
+              <m:ctrlPr>
+                <w:rPr>
+                  <w:rFonts w:ascii="Cambria Math" w:eastAsiaTheme="minorEastAsia" w:hAnsi="Cambria Math"/>
+                  <w:i/>
+                  <w:lang w:val="en-US"/>
+                </w:rPr>
+              </m:ctrlPr>
+            </m:naryPr>
+            <m:sub>
+              <m:r>
+                <w:rPr>
+                  <w:rFonts w:ascii="Cambria Math" w:eastAsiaTheme="minorEastAsia" w:hAnsi="Cambria Math"/>
+                  <w:lang w:val="en-US"/>
+                </w:rPr>
+                <m:t>n = 1</m:t>
+              </m:r>
+            </m:sub>
+            <m:sup>
+              <m:r>
+                <w:rPr>
+                  <w:rFonts w:ascii="Cambria Math" w:eastAsiaTheme="minorEastAsia" w:hAnsi="Cambria Math"/>
+                  <w:lang w:val="en-US"/>
+                </w:rPr>
+                <m:t>∞</m:t>
+              </m:r>
+            </m:sup>
+            <m:e>
+              <m:sSup>
+                <m:sSupPr>
+                  <m:ctrlPr>
+                    <w:rPr>
+                      <w:rFonts w:ascii="Cambria Math" w:eastAsiaTheme="minorEastAsia" w:hAnsi="Cambria Math"/>
+                      <w:i/>
+                      <w:lang w:val="en-US"/>
+                    </w:rPr>
+                  </m:ctrlPr>
+                </m:sSupPr>
+                <m:e>
+                  <m:d>
+                    <m:dPr>
+                      <m:ctrlPr>
+                        <w:rPr>
+                          <w:rFonts w:ascii="Cambria Math" w:eastAsiaTheme="minorEastAsia" w:hAnsi="Cambria Math"/>
+                          <w:i/>
+                          <w:lang w:val="en-US"/>
+                        </w:rPr>
+                      </m:ctrlPr>
+                    </m:dPr>
+                    <m:e>
+                      <m:f>
+                        <m:fPr>
+                          <m:ctrlPr>
+                            <w:rPr>
+                              <w:rFonts w:ascii="Cambria Math" w:eastAsiaTheme="minorEastAsia" w:hAnsi="Cambria Math"/>
+                              <w:i/>
+                              <w:lang w:val="en-US"/>
+                            </w:rPr>
+                          </m:ctrlPr>
+                        </m:fPr>
+                        <m:num>
+                          <m:r>
+                            <w:rPr>
+                              <w:rFonts w:ascii="Cambria Math" w:eastAsiaTheme="minorEastAsia" w:hAnsi="Cambria Math"/>
+                              <w:lang w:val="en-US"/>
+                            </w:rPr>
+                            <m:t>3n+1</m:t>
+                          </m:r>
+                        </m:num>
+                        <m:den>
+                          <m:r>
+                            <w:rPr>
+                              <w:rFonts w:ascii="Cambria Math" w:eastAsiaTheme="minorEastAsia" w:hAnsi="Cambria Math"/>
+                              <w:lang w:val="en-US"/>
+                            </w:rPr>
+                            <m:t>2n</m:t>
+                          </m:r>
+                        </m:den>
+                      </m:f>
+                    </m:e>
+                  </m:d>
+                </m:e>
+                <m:sup>
+                  <m:r>
+                    <w:rPr>
+                      <w:rFonts w:ascii="Cambria Math" w:eastAsiaTheme="minorEastAsia" w:hAnsi="Cambria Math"/>
+                      <w:lang w:val="en-US"/>
+                    </w:rPr>
+                    <m:t>n</m:t>
+                  </m:r>
+                </m:sup>
+              </m:sSup>
+            </m:e>
+          </m:nary>
+        </m:oMath>
+      </m:oMathPara>
+    </w:p>
+    <w:p>
+      <w:pPr>
+        <w:pStyle w:val="ListParagraph"/>
+        <w:numPr>
+          <w:ilvl w:val="0"/>
+          <w:numId w:val="2"/>
+        </w:numPr>
+        <w:rPr>
+          <w:rFonts w:ascii="Cambria Math" w:eastAsiaTheme="minorEastAsia" w:hAnsi="Cambria Math"/>
+          <w:lang w:val="en-US"/>
+          <w:oMath/>
+        </w:rPr>
+      </w:pPr>
+      <w:r>
+        <w:rPr>
+          <w:rFonts w:eastAsiaTheme="minorEastAsia"/>
+          <w:lang w:val="en-US"/>
+        </w:rPr>
+        <w:t>Ta có</w:t>
+      </w:r>
+    </w:p>
+    <w:p>
+      <w:pPr>
+        <w:pStyle w:val="ListParagraph"/>
+        <w:pBdr>
+          <w:top w:val="single" w:sz="4" w:space="1" w:color="auto"/>
+          <w:left w:val="single" w:sz="4" w:space="4" w:color="auto"/>
+          <w:bottom w:val="single" w:sz="4" w:space="1" w:color="auto"/>
+          <w:right w:val="single" w:sz="4" w:space="4" w:color="auto"/>
+        </w:pBdr>
+        <w:ind w:left="1080"/>
+        <w:rPr>
+          <w:rFonts w:ascii="Cambria Math" w:eastAsiaTheme="minorEastAsia" w:hAnsi="Cambria Math"/>
+          <w:lang w:val="en-US"/>
+          <w:oMath/>
+        </w:rPr>
+      </w:pPr>
+      <m:oMathPara>
+        <m:oMathParaPr>
+          <m:jc m:val="left"/>
+        </m:oMathParaPr>
+        <m:oMath>
+          <m:func>
+            <m:funcPr>
+              <m:ctrlPr>
+                <w:rPr>
+                  <w:rFonts w:ascii="Cambria Math" w:eastAsiaTheme="minorEastAsia" w:hAnsi="Cambria Math"/>
+                  <w:i/>
+                  <w:lang w:val="en-US"/>
+                </w:rPr>
+              </m:ctrlPr>
+            </m:funcPr>
+            <m:fName>
+              <m:limLow>
+                <m:limLowPr>
+                  <m:ctrlPr>
+                    <w:rPr>
+                      <w:rFonts w:ascii="Cambria Math" w:eastAsiaTheme="minorEastAsia" w:hAnsi="Cambria Math"/>
+                      <w:i/>
+                      <w:lang w:val="en-US"/>
+                    </w:rPr>
+                  </m:ctrlPr>
+                </m:limLowPr>
+                <m:e>
+                  <m:r>
+                    <m:rPr>
+                      <m:sty m:val="p"/>
+                    </m:rPr>
+                    <w:rPr>
+                      <w:rFonts w:ascii="Cambria Math" w:hAnsi="Cambria Math"/>
+                      <w:lang w:val="en-US"/>
+                    </w:rPr>
+                    <m:t>lim</m:t>
+                  </m:r>
+                </m:e>
+                <m:lim>
+                  <m:r>
+                    <w:rPr>
+                      <w:rFonts w:ascii="Cambria Math" w:hAnsi="Cambria Math"/>
+                      <w:lang w:val="en-US"/>
+                    </w:rPr>
+                    <m:t>n</m:t>
+                  </m:r>
+                  <m:r>
+                    <w:rPr>
+                      <w:rFonts w:ascii="Cambria Math" w:hAnsi="Cambria Math"/>
+                      <w:lang w:val="en-US"/>
+                    </w:rPr>
+                    <m:t xml:space="preserve"> </m:t>
+                  </m:r>
+                  <m:r>
+                    <w:rPr>
+                      <w:rFonts w:ascii="Cambria Math" w:hAnsi="Cambria Math"/>
+                      <w:lang w:val="en-US"/>
+                    </w:rPr>
+                    <m:t>→</m:t>
+                  </m:r>
+                  <m:r>
+                    <w:rPr>
+                      <w:rFonts w:ascii="Cambria Math" w:hAnsi="Cambria Math"/>
+                      <w:lang w:val="en-US"/>
+                    </w:rPr>
+                    <m:t xml:space="preserve"> </m:t>
+                  </m:r>
+                  <m:r>
+                    <w:rPr>
+                      <w:rFonts w:ascii="Cambria Math" w:hAnsi="Cambria Math"/>
+                      <w:lang w:val="en-US"/>
+                    </w:rPr>
+                    <m:t>∞</m:t>
+                  </m:r>
+                </m:lim>
+              </m:limLow>
+            </m:fName>
+            <m:e>
+              <m:rad>
+                <m:radPr>
+                  <m:ctrlPr>
+                    <w:rPr>
+                      <w:rFonts w:ascii="Cambria Math" w:eastAsiaTheme="minorEastAsia" w:hAnsi="Cambria Math"/>
+                      <w:i/>
+                      <w:lang w:val="en-US"/>
+                    </w:rPr>
+                  </m:ctrlPr>
+                </m:radPr>
+                <m:deg>
+                  <m:r>
+                    <w:rPr>
+                      <w:rFonts w:ascii="Cambria Math" w:eastAsiaTheme="minorEastAsia" w:hAnsi="Cambria Math"/>
+                      <w:lang w:val="en-US"/>
+                    </w:rPr>
+                    <m:t>n</m:t>
+                  </m:r>
+                </m:deg>
+                <m:e>
+                  <m:sSup>
+                    <m:sSupPr>
+                      <m:ctrlPr>
+                        <w:rPr>
+                          <w:rFonts w:ascii="Cambria Math" w:eastAsiaTheme="minorEastAsia" w:hAnsi="Cambria Math"/>
+                          <w:i/>
+                          <w:lang w:val="en-US"/>
+                        </w:rPr>
+                      </m:ctrlPr>
+                    </m:sSupPr>
+                    <m:e>
+                      <m:d>
+                        <m:dPr>
+                          <m:ctrlPr>
+                            <w:rPr>
+                              <w:rFonts w:ascii="Cambria Math" w:eastAsiaTheme="minorEastAsia" w:hAnsi="Cambria Math"/>
+                              <w:i/>
+                              <w:lang w:val="en-US"/>
+                            </w:rPr>
+                          </m:ctrlPr>
+                        </m:dPr>
+                        <m:e>
+                          <m:f>
+                            <m:fPr>
+                              <m:ctrlPr>
+                                <w:rPr>
+                                  <w:rFonts w:ascii="Cambria Math" w:eastAsiaTheme="minorEastAsia" w:hAnsi="Cambria Math"/>
+                                  <w:i/>
+                                  <w:lang w:val="en-US"/>
+                                </w:rPr>
+                              </m:ctrlPr>
+                            </m:fPr>
+                            <m:num>
+                              <m:r>
+                                <w:rPr>
+                                  <w:rFonts w:ascii="Cambria Math" w:eastAsiaTheme="minorEastAsia" w:hAnsi="Cambria Math"/>
+                                  <w:lang w:val="en-US"/>
+                                </w:rPr>
+                                <m:t>3n+1</m:t>
+                              </m:r>
+                            </m:num>
+                            <m:den>
+                              <m:r>
+                                <w:rPr>
+                                  <w:rFonts w:ascii="Cambria Math" w:eastAsiaTheme="minorEastAsia" w:hAnsi="Cambria Math"/>
+                                  <w:lang w:val="en-US"/>
+                                </w:rPr>
+                                <m:t>2n</m:t>
+                              </m:r>
+                            </m:den>
+                          </m:f>
+                        </m:e>
+                      </m:d>
+                    </m:e>
+                    <m:sup>
+                      <m:r>
+                        <w:rPr>
+                          <w:rFonts w:ascii="Cambria Math" w:eastAsiaTheme="minorEastAsia" w:hAnsi="Cambria Math"/>
+                          <w:lang w:val="en-US"/>
+                        </w:rPr>
+                        <m:t>n</m:t>
+                      </m:r>
+                    </m:sup>
+                  </m:sSup>
+                </m:e>
+              </m:rad>
+            </m:e>
+          </m:func>
+          <m:r>
+            <w:rPr>
+              <w:rFonts w:ascii="Cambria Math" w:eastAsiaTheme="minorEastAsia" w:hAnsi="Cambria Math"/>
+              <w:lang w:val="en-US"/>
+            </w:rPr>
+            <m:t>=</m:t>
+          </m:r>
+          <m:func>
+            <m:funcPr>
+              <m:ctrlPr>
+                <w:rPr>
+                  <w:rFonts w:ascii="Cambria Math" w:eastAsiaTheme="minorEastAsia" w:hAnsi="Cambria Math"/>
+                  <w:i/>
+                  <w:lang w:val="en-US"/>
+                </w:rPr>
+              </m:ctrlPr>
+            </m:funcPr>
+            <m:fName>
+              <m:limLow>
+                <m:limLowPr>
+                  <m:ctrlPr>
+                    <w:rPr>
+                      <w:rFonts w:ascii="Cambria Math" w:eastAsiaTheme="minorEastAsia" w:hAnsi="Cambria Math"/>
+                      <w:i/>
+                      <w:lang w:val="en-US"/>
+                    </w:rPr>
+                  </m:ctrlPr>
+                </m:limLowPr>
+                <m:e>
+                  <m:r>
+                    <m:rPr>
+                      <m:sty m:val="p"/>
+                    </m:rPr>
+                    <w:rPr>
+                      <w:rFonts w:ascii="Cambria Math" w:hAnsi="Cambria Math"/>
+                      <w:lang w:val="en-US"/>
+                    </w:rPr>
+                    <m:t>lim</m:t>
+                  </m:r>
+                </m:e>
+                <m:lim>
+                  <m:r>
+                    <w:rPr>
+                      <w:rFonts w:ascii="Cambria Math" w:hAnsi="Cambria Math"/>
+                      <w:lang w:val="en-US"/>
+                    </w:rPr>
+                    <m:t>n</m:t>
+                  </m:r>
+                  <m:r>
+                    <w:rPr>
+                      <w:rFonts w:ascii="Cambria Math" w:hAnsi="Cambria Math"/>
+                      <w:lang w:val="en-US"/>
+                    </w:rPr>
+                    <m:t xml:space="preserve"> </m:t>
+                  </m:r>
+                  <m:r>
+                    <w:rPr>
+                      <w:rFonts w:ascii="Cambria Math" w:hAnsi="Cambria Math"/>
+                      <w:lang w:val="en-US"/>
+                    </w:rPr>
+                    <m:t>→</m:t>
+                  </m:r>
+                  <m:r>
+                    <w:rPr>
+                      <w:rFonts w:ascii="Cambria Math" w:hAnsi="Cambria Math"/>
+                      <w:lang w:val="en-US"/>
+                    </w:rPr>
+                    <m:t xml:space="preserve"> </m:t>
+                  </m:r>
+                  <m:r>
+                    <w:rPr>
+                      <w:rFonts w:ascii="Cambria Math" w:hAnsi="Cambria Math"/>
+                      <w:lang w:val="en-US"/>
+                    </w:rPr>
+                    <m:t>∞</m:t>
+                  </m:r>
+                </m:lim>
+              </m:limLow>
+            </m:fName>
+            <m:e>
+              <m:f>
+                <m:fPr>
+                  <m:ctrlPr>
+                    <w:rPr>
+                      <w:rFonts w:ascii="Cambria Math" w:eastAsiaTheme="minorEastAsia" w:hAnsi="Cambria Math"/>
+                      <w:i/>
+                      <w:lang w:val="en-US"/>
+                    </w:rPr>
+                  </m:ctrlPr>
+                </m:fPr>
+                <m:num>
+                  <m:r>
+                    <w:rPr>
+                      <w:rFonts w:ascii="Cambria Math" w:eastAsiaTheme="minorEastAsia" w:hAnsi="Cambria Math"/>
+                      <w:lang w:val="en-US"/>
+                    </w:rPr>
+                    <m:t>3n+1</m:t>
+                  </m:r>
+                </m:num>
+                <m:den>
+                  <m:r>
+                    <w:rPr>
+                      <w:rFonts w:ascii="Cambria Math" w:eastAsiaTheme="minorEastAsia" w:hAnsi="Cambria Math"/>
+                      <w:lang w:val="en-US"/>
+                    </w:rPr>
+                    <m:t>2n</m:t>
+                  </m:r>
+                </m:den>
+              </m:f>
+            </m:e>
+          </m:func>
+          <m:r>
+            <w:rPr>
+              <w:rFonts w:ascii="Cambria Math" w:eastAsiaTheme="minorEastAsia" w:hAnsi="Cambria Math"/>
+              <w:lang w:val="en-US"/>
+            </w:rPr>
+            <m:t>=1.5</m:t>
+          </m:r>
+        </m:oMath>
+      </m:oMathPara>
+    </w:p>
+    <w:p>
+      <w:pPr>
+        <w:pStyle w:val="ListParagraph"/>
+        <w:numPr>
+          <w:ilvl w:val="0"/>
+          <w:numId w:val="2"/>
+        </w:numPr>
+        <w:rPr>
+          <w:rFonts w:ascii="Cambria Math" w:eastAsiaTheme="minorEastAsia" w:hAnsi="Cambria Math"/>
+          <w:lang w:val="en-US"/>
+          <w:oMath/>
+        </w:rPr>
+      </w:pPr>
+      <w:r>
+        <w:rPr>
+          <w:rFonts w:eastAsiaTheme="minorEastAsia"/>
+          <w:lang w:val="en-US"/>
+        </w:rPr>
+        <w:t>Vì 1.5 &gt; 1 nên A phân kì</w:t>
+      </w:r>
+    </w:p>
+    <w:p>
+      <w:pPr>
+        <w:pStyle w:val="ListParagraph"/>
+        <w:numPr>
+          <w:ilvl w:val="0"/>
+          <w:numId w:val="39"/>
+        </w:numPr>
+        <w:rPr>
+          <w:rFonts w:ascii="Cambria Math" w:eastAsiaTheme="minorEastAsia" w:hAnsi="Cambria Math"/>
+          <w:lang w:val="en-US"/>
+          <w:oMath/>
+        </w:rPr>
+      </w:pPr>
+      <w:r>
+        <w:rPr>
+          <w:rFonts w:eastAsiaTheme="minorEastAsia"/>
+          <w:lang w:val="en-US"/>
+        </w:rPr>
+        <w:t>Kiểm Tra Tỉ Lệ (Ratio Test)?</w:t>
+      </w:r>
+    </w:p>
+    <w:p>
+      <w:pPr>
+        <w:pStyle w:val="ListParagraph"/>
+        <w:numPr>
+          <w:ilvl w:val="0"/>
+          <w:numId w:val="2"/>
+        </w:numPr>
+        <w:rPr>
+          <w:rFonts w:ascii="Cambria Math" w:eastAsiaTheme="minorEastAsia" w:hAnsi="Cambria Math"/>
+          <w:lang w:val="en-US"/>
+          <w:oMath/>
+        </w:rPr>
+      </w:pPr>
+      <w:r>
+        <w:rPr>
+          <w:rFonts w:eastAsiaTheme="minorEastAsia"/>
+          <w:lang w:val="en-US"/>
+        </w:rPr>
+        <w:t>Cho A là 1 chuỗi nào đó, khi đó nếu tỉ lệ giữa 2 số hạng liên tiếp ở vô tận, lấy số sau chia số trước, &lt; 1 thì A hội tụ, &gt; 1 thì</w:t>
+      </w:r>
+      <w:bookmarkStart w:id="0" w:name="_GoBack"/>
+      <w:bookmarkEnd w:id="0"/>
+      <w:r>
+        <w:rPr>
+          <w:rFonts w:eastAsiaTheme="minorEastAsia"/>
+          <w:lang w:val="en-US"/>
+        </w:rPr>
+        <w:t xml:space="preserve"> A phân kì</w:t>
+      </w:r>
+    </w:p>
+    <w:p>
+      <w:pPr>
+        <w:pStyle w:val="ListParagraph"/>
+        <w:numPr>
+          <w:ilvl w:val="0"/>
+          <w:numId w:val="2"/>
+        </w:numPr>
+        <w:rPr>
+          <w:rFonts w:ascii="Cambria Math" w:eastAsiaTheme="minorEastAsia" w:hAnsi="Cambria Math"/>
+          <w:lang w:val="en-US"/>
+          <w:oMath/>
+        </w:rPr>
+      </w:pPr>
+      <w:r>
+        <w:rPr>
+          <w:rFonts w:eastAsiaTheme="minorEastAsia"/>
+          <w:lang w:val="en-US"/>
+        </w:rPr>
+        <w:t>Ví dụ</w:t>
+      </w:r>
+    </w:p>
+    <w:p>
+      <w:pPr>
+        <w:pStyle w:val="ListParagraph"/>
+        <w:pBdr>
+          <w:top w:val="single" w:sz="4" w:space="1" w:color="auto"/>
+          <w:left w:val="single" w:sz="4" w:space="4" w:color="auto"/>
+          <w:bottom w:val="single" w:sz="4" w:space="1" w:color="auto"/>
+          <w:right w:val="single" w:sz="4" w:space="4" w:color="auto"/>
+        </w:pBdr>
+        <w:ind w:left="1080"/>
+        <w:rPr>
+          <w:rFonts w:ascii="Cambria Math" w:eastAsiaTheme="minorEastAsia" w:hAnsi="Cambria Math"/>
+          <w:lang w:val="en-US"/>
+          <w:oMath/>
+        </w:rPr>
+      </w:pPr>
+      <m:oMathPara>
+        <m:oMathParaPr>
+          <m:jc m:val="left"/>
+        </m:oMathParaPr>
+        <m:oMath>
+          <m:r>
+            <w:rPr>
+              <w:rFonts w:ascii="Cambria Math" w:eastAsiaTheme="minorEastAsia" w:hAnsi="Cambria Math"/>
+              <w:lang w:val="en-US"/>
+            </w:rPr>
+            <m:t>A=</m:t>
+          </m:r>
+          <m:nary>
+            <m:naryPr>
+              <m:chr m:val="∑"/>
+              <m:limLoc m:val="undOvr"/>
+              <m:ctrlPr>
+                <w:rPr>
+                  <w:rFonts w:ascii="Cambria Math" w:eastAsiaTheme="minorEastAsia" w:hAnsi="Cambria Math"/>
+                  <w:i/>
+                  <w:lang w:val="en-US"/>
+                </w:rPr>
+              </m:ctrlPr>
+            </m:naryPr>
+            <m:sub>
+              <m:r>
+                <w:rPr>
+                  <w:rFonts w:ascii="Cambria Math" w:eastAsiaTheme="minorEastAsia" w:hAnsi="Cambria Math"/>
+                  <w:lang w:val="en-US"/>
+                </w:rPr>
+                <m:t>n = 1</m:t>
+              </m:r>
+            </m:sub>
+            <m:sup>
+              <m:r>
+                <w:rPr>
+                  <w:rFonts w:ascii="Cambria Math" w:eastAsiaTheme="minorEastAsia" w:hAnsi="Cambria Math"/>
+                  <w:lang w:val="en-US"/>
+                </w:rPr>
+                <m:t>∞</m:t>
+              </m:r>
+            </m:sup>
+            <m:e>
+              <m:f>
+                <m:fPr>
+                  <m:ctrlPr>
+                    <w:rPr>
+                      <w:rFonts w:ascii="Cambria Math" w:eastAsiaTheme="minorEastAsia" w:hAnsi="Cambria Math"/>
+                      <w:i/>
+                      <w:lang w:val="en-US"/>
+                    </w:rPr>
+                  </m:ctrlPr>
+                </m:fPr>
+                <m:num>
+                  <m:sSup>
+                    <m:sSupPr>
+                      <m:ctrlPr>
+                        <w:rPr>
+                          <w:rFonts w:ascii="Cambria Math" w:eastAsiaTheme="minorEastAsia" w:hAnsi="Cambria Math"/>
+                          <w:i/>
+                          <w:lang w:val="en-US"/>
+                        </w:rPr>
+                      </m:ctrlPr>
+                    </m:sSupPr>
+                    <m:e>
+                      <m:r>
+                        <w:rPr>
+                          <w:rFonts w:ascii="Cambria Math" w:eastAsiaTheme="minorEastAsia" w:hAnsi="Cambria Math"/>
+                          <w:lang w:val="en-US"/>
+                        </w:rPr>
+                        <m:t>3</m:t>
+                      </m:r>
+                    </m:e>
+                    <m:sup>
+                      <m:r>
+                        <w:rPr>
+                          <w:rFonts w:ascii="Cambria Math" w:eastAsiaTheme="minorEastAsia" w:hAnsi="Cambria Math"/>
+                          <w:lang w:val="en-US"/>
+                        </w:rPr>
+                        <m:t>n</m:t>
+                      </m:r>
+                    </m:sup>
+                  </m:sSup>
+                </m:num>
+                <m:den>
+                  <m:r>
+                    <w:rPr>
+                      <w:rFonts w:ascii="Cambria Math" w:eastAsiaTheme="minorEastAsia" w:hAnsi="Cambria Math"/>
+                      <w:lang w:val="en-US"/>
+                    </w:rPr>
+                    <m:t>n!</m:t>
+                  </m:r>
+                </m:den>
+              </m:f>
+            </m:e>
+          </m:nary>
+        </m:oMath>
+      </m:oMathPara>
+    </w:p>
+    <w:p>
+      <w:pPr>
+        <w:pStyle w:val="ListParagraph"/>
+        <w:numPr>
+          <w:ilvl w:val="0"/>
+          <w:numId w:val="2"/>
+        </w:numPr>
+        <w:rPr>
+          <w:rFonts w:ascii="Cambria Math" w:eastAsiaTheme="minorEastAsia" w:hAnsi="Cambria Math"/>
+          <w:lang w:val="en-US"/>
+          <w:oMath/>
+        </w:rPr>
+      </w:pPr>
+      <w:r>
+        <w:rPr>
+          <w:rFonts w:eastAsiaTheme="minorEastAsia"/>
+          <w:lang w:val="en-US"/>
+        </w:rPr>
+        <w:t>Ta có</w:t>
+      </w:r>
+    </w:p>
+    <w:p>
+      <w:pPr>
+        <w:pStyle w:val="ListParagraph"/>
+        <w:pBdr>
+          <w:top w:val="single" w:sz="4" w:space="1" w:color="auto"/>
+          <w:left w:val="single" w:sz="4" w:space="4" w:color="auto"/>
+          <w:bottom w:val="single" w:sz="4" w:space="1" w:color="auto"/>
+          <w:right w:val="single" w:sz="4" w:space="4" w:color="auto"/>
+        </w:pBdr>
+        <w:ind w:left="1080"/>
+        <w:rPr>
+          <w:rFonts w:ascii="Cambria Math" w:eastAsiaTheme="minorEastAsia" w:hAnsi="Cambria Math"/>
+          <w:lang w:val="en-US"/>
+          <w:oMath/>
+        </w:rPr>
+      </w:pPr>
+      <m:oMathPara>
+        <m:oMathParaPr>
+          <m:jc m:val="left"/>
+        </m:oMathParaPr>
+        <m:oMath>
+          <m:func>
+            <m:funcPr>
+              <m:ctrlPr>
+                <w:rPr>
+                  <w:rFonts w:ascii="Cambria Math" w:eastAsiaTheme="minorEastAsia" w:hAnsi="Cambria Math"/>
+                  <w:i/>
+                  <w:lang w:val="en-US"/>
+                </w:rPr>
+              </m:ctrlPr>
+            </m:funcPr>
+            <m:fName>
+              <m:limLow>
+                <m:limLowPr>
+                  <m:ctrlPr>
+                    <w:rPr>
+                      <w:rFonts w:ascii="Cambria Math" w:eastAsiaTheme="minorEastAsia" w:hAnsi="Cambria Math"/>
+                      <w:i/>
+                      <w:lang w:val="en-US"/>
+                    </w:rPr>
+                  </m:ctrlPr>
+                </m:limLowPr>
+                <m:e>
+                  <m:r>
+                    <m:rPr>
+                      <m:sty m:val="p"/>
+                    </m:rPr>
+                    <w:rPr>
+                      <w:rFonts w:ascii="Cambria Math" w:hAnsi="Cambria Math"/>
+                      <w:lang w:val="en-US"/>
+                    </w:rPr>
+                    <m:t>lim</m:t>
+                  </m:r>
+                </m:e>
+                <m:lim>
+                  <m:r>
+                    <w:rPr>
+                      <w:rFonts w:ascii="Cambria Math" w:hAnsi="Cambria Math"/>
+                      <w:lang w:val="en-US"/>
+                    </w:rPr>
+                    <m:t>n</m:t>
+                  </m:r>
+                  <m:r>
+                    <w:rPr>
+                      <w:rFonts w:ascii="Cambria Math" w:hAnsi="Cambria Math"/>
+                      <w:lang w:val="en-US"/>
+                    </w:rPr>
+                    <m:t xml:space="preserve"> </m:t>
+                  </m:r>
+                  <m:r>
+                    <w:rPr>
+                      <w:rFonts w:ascii="Cambria Math" w:hAnsi="Cambria Math"/>
+                      <w:lang w:val="en-US"/>
+                    </w:rPr>
+                    <m:t>→</m:t>
+                  </m:r>
+                  <m:r>
+                    <w:rPr>
+                      <w:rFonts w:ascii="Cambria Math" w:hAnsi="Cambria Math"/>
+                      <w:lang w:val="en-US"/>
+                    </w:rPr>
+                    <m:t xml:space="preserve"> </m:t>
+                  </m:r>
+                  <m:r>
+                    <w:rPr>
+                      <w:rFonts w:ascii="Cambria Math" w:hAnsi="Cambria Math"/>
+                      <w:lang w:val="en-US"/>
+                    </w:rPr>
+                    <m:t>∞</m:t>
+                  </m:r>
+                </m:lim>
+              </m:limLow>
+            </m:fName>
+            <m:e>
+              <m:f>
+                <m:fPr>
+                  <m:ctrlPr>
+                    <w:rPr>
+                      <w:rFonts w:ascii="Cambria Math" w:eastAsiaTheme="minorEastAsia" w:hAnsi="Cambria Math"/>
+                      <w:i/>
+                      <w:lang w:val="en-US"/>
+                    </w:rPr>
+                  </m:ctrlPr>
+                </m:fPr>
+                <m:num>
+                  <m:f>
+                    <m:fPr>
+                      <m:ctrlPr>
+                        <w:rPr>
+                          <w:rFonts w:ascii="Cambria Math" w:eastAsiaTheme="minorEastAsia" w:hAnsi="Cambria Math"/>
+                          <w:i/>
+                          <w:lang w:val="en-US"/>
+                        </w:rPr>
+                      </m:ctrlPr>
+                    </m:fPr>
+                    <m:num>
+                      <m:sSup>
+                        <m:sSupPr>
+                          <m:ctrlPr>
+                            <w:rPr>
+                              <w:rFonts w:ascii="Cambria Math" w:eastAsiaTheme="minorEastAsia" w:hAnsi="Cambria Math"/>
+                              <w:i/>
+                              <w:lang w:val="en-US"/>
+                            </w:rPr>
+                          </m:ctrlPr>
+                        </m:sSupPr>
+                        <m:e>
+                          <m:r>
+                            <w:rPr>
+                              <w:rFonts w:ascii="Cambria Math" w:eastAsiaTheme="minorEastAsia" w:hAnsi="Cambria Math"/>
+                              <w:lang w:val="en-US"/>
+                            </w:rPr>
+                            <m:t>3</m:t>
+                          </m:r>
+                        </m:e>
+                        <m:sup>
+                          <m:r>
+                            <w:rPr>
+                              <w:rFonts w:ascii="Cambria Math" w:eastAsiaTheme="minorEastAsia" w:hAnsi="Cambria Math"/>
+                              <w:lang w:val="en-US"/>
+                            </w:rPr>
+                            <m:t>n</m:t>
+                          </m:r>
+                          <m:r>
+                            <w:rPr>
+                              <w:rFonts w:ascii="Cambria Math" w:eastAsiaTheme="minorEastAsia" w:hAnsi="Cambria Math"/>
+                              <w:lang w:val="en-US"/>
+                            </w:rPr>
+                            <m:t>+1</m:t>
+                          </m:r>
+                        </m:sup>
+                      </m:sSup>
+                    </m:num>
+                    <m:den>
+                      <m:d>
+                        <m:dPr>
+                          <m:ctrlPr>
+                            <w:rPr>
+                              <w:rFonts w:ascii="Cambria Math" w:eastAsiaTheme="minorEastAsia" w:hAnsi="Cambria Math"/>
+                              <w:i/>
+                              <w:lang w:val="en-US"/>
+                            </w:rPr>
+                          </m:ctrlPr>
+                        </m:dPr>
+                        <m:e>
+                          <m:r>
+                            <w:rPr>
+                              <w:rFonts w:ascii="Cambria Math" w:eastAsiaTheme="minorEastAsia" w:hAnsi="Cambria Math"/>
+                              <w:lang w:val="en-US"/>
+                            </w:rPr>
+                            <m:t>n</m:t>
+                          </m:r>
+                          <m:r>
+                            <w:rPr>
+                              <w:rFonts w:ascii="Cambria Math" w:eastAsiaTheme="minorEastAsia" w:hAnsi="Cambria Math"/>
+                              <w:lang w:val="en-US"/>
+                            </w:rPr>
+                            <m:t>+1</m:t>
+                          </m:r>
+                        </m:e>
+                      </m:d>
+                      <m:r>
+                        <w:rPr>
+                          <w:rFonts w:ascii="Cambria Math" w:eastAsiaTheme="minorEastAsia" w:hAnsi="Cambria Math"/>
+                          <w:lang w:val="en-US"/>
+                        </w:rPr>
+                        <m:t>!</m:t>
+                      </m:r>
+                    </m:den>
+                  </m:f>
+                </m:num>
+                <m:den>
+                  <m:f>
+                    <m:fPr>
+                      <m:ctrlPr>
+                        <w:rPr>
+                          <w:rFonts w:ascii="Cambria Math" w:eastAsiaTheme="minorEastAsia" w:hAnsi="Cambria Math"/>
+                          <w:i/>
+                          <w:lang w:val="en-US"/>
+                        </w:rPr>
+                      </m:ctrlPr>
+                    </m:fPr>
+                    <m:num>
+                      <m:sSup>
+                        <m:sSupPr>
+                          <m:ctrlPr>
+                            <w:rPr>
+                              <w:rFonts w:ascii="Cambria Math" w:eastAsiaTheme="minorEastAsia" w:hAnsi="Cambria Math"/>
+                              <w:i/>
+                              <w:lang w:val="en-US"/>
+                            </w:rPr>
+                          </m:ctrlPr>
+                        </m:sSupPr>
+                        <m:e>
+                          <m:r>
+                            <w:rPr>
+                              <w:rFonts w:ascii="Cambria Math" w:eastAsiaTheme="minorEastAsia" w:hAnsi="Cambria Math"/>
+                              <w:lang w:val="en-US"/>
+                            </w:rPr>
+                            <m:t>3</m:t>
+                          </m:r>
+                        </m:e>
+                        <m:sup>
+                          <m:r>
+                            <w:rPr>
+                              <w:rFonts w:ascii="Cambria Math" w:eastAsiaTheme="minorEastAsia" w:hAnsi="Cambria Math"/>
+                              <w:lang w:val="en-US"/>
+                            </w:rPr>
+                            <m:t>n</m:t>
+                          </m:r>
+                        </m:sup>
+                      </m:sSup>
+                    </m:num>
+                    <m:den>
+                      <m:r>
+                        <w:rPr>
+                          <w:rFonts w:ascii="Cambria Math" w:eastAsiaTheme="minorEastAsia" w:hAnsi="Cambria Math"/>
+                          <w:lang w:val="en-US"/>
+                        </w:rPr>
+                        <m:t>n!</m:t>
+                      </m:r>
+                    </m:den>
+                  </m:f>
+                </m:den>
+              </m:f>
+            </m:e>
+          </m:func>
+          <m:r>
+            <w:rPr>
+              <w:rFonts w:ascii="Cambria Math" w:eastAsiaTheme="minorEastAsia" w:hAnsi="Cambria Math"/>
+              <w:lang w:val="en-US"/>
+            </w:rPr>
+            <m:t>=</m:t>
+          </m:r>
+          <m:func>
+            <m:funcPr>
+              <m:ctrlPr>
+                <w:rPr>
+                  <w:rFonts w:ascii="Cambria Math" w:eastAsiaTheme="minorEastAsia" w:hAnsi="Cambria Math"/>
+                  <w:i/>
+                  <w:lang w:val="en-US"/>
+                </w:rPr>
+              </m:ctrlPr>
+            </m:funcPr>
+            <m:fName>
+              <m:limLow>
+                <m:limLowPr>
+                  <m:ctrlPr>
+                    <w:rPr>
+                      <w:rFonts w:ascii="Cambria Math" w:eastAsiaTheme="minorEastAsia" w:hAnsi="Cambria Math"/>
+                      <w:i/>
+                      <w:lang w:val="en-US"/>
+                    </w:rPr>
+                  </m:ctrlPr>
+                </m:limLowPr>
+                <m:e>
+                  <m:r>
+                    <m:rPr>
+                      <m:sty m:val="p"/>
+                    </m:rPr>
+                    <w:rPr>
+                      <w:rFonts w:ascii="Cambria Math" w:hAnsi="Cambria Math"/>
+                      <w:lang w:val="en-US"/>
+                    </w:rPr>
+                    <m:t>lim</m:t>
+                  </m:r>
+                </m:e>
+                <m:lim>
+                  <m:r>
+                    <w:rPr>
+                      <w:rFonts w:ascii="Cambria Math" w:hAnsi="Cambria Math"/>
+                      <w:lang w:val="en-US"/>
+                    </w:rPr>
+                    <m:t>n</m:t>
+                  </m:r>
+                  <m:r>
+                    <w:rPr>
+                      <w:rFonts w:ascii="Cambria Math" w:hAnsi="Cambria Math"/>
+                      <w:lang w:val="en-US"/>
+                    </w:rPr>
+                    <m:t xml:space="preserve"> </m:t>
+                  </m:r>
+                  <m:r>
+                    <w:rPr>
+                      <w:rFonts w:ascii="Cambria Math" w:hAnsi="Cambria Math"/>
+                      <w:lang w:val="en-US"/>
+                    </w:rPr>
+                    <m:t>→</m:t>
+                  </m:r>
+                  <m:r>
+                    <w:rPr>
+                      <w:rFonts w:ascii="Cambria Math" w:hAnsi="Cambria Math"/>
+                      <w:lang w:val="en-US"/>
+                    </w:rPr>
+                    <m:t xml:space="preserve"> </m:t>
+                  </m:r>
+                  <m:r>
+                    <w:rPr>
+                      <w:rFonts w:ascii="Cambria Math" w:hAnsi="Cambria Math"/>
+                      <w:lang w:val="en-US"/>
+                    </w:rPr>
+                    <m:t>∞</m:t>
+                  </m:r>
+                </m:lim>
+              </m:limLow>
+            </m:fName>
+            <m:e>
+              <m:f>
+                <m:fPr>
+                  <m:ctrlPr>
+                    <w:rPr>
+                      <w:rFonts w:ascii="Cambria Math" w:eastAsiaTheme="minorEastAsia" w:hAnsi="Cambria Math"/>
+                      <w:i/>
+                      <w:lang w:val="en-US"/>
+                    </w:rPr>
+                  </m:ctrlPr>
+                </m:fPr>
+                <m:num>
+                  <m:r>
+                    <w:rPr>
+                      <w:rFonts w:ascii="Cambria Math" w:eastAsiaTheme="minorEastAsia" w:hAnsi="Cambria Math"/>
+                      <w:lang w:val="en-US"/>
+                    </w:rPr>
+                    <m:t>3</m:t>
+                  </m:r>
+                </m:num>
+                <m:den>
+                  <m:r>
+                    <w:rPr>
+                      <w:rFonts w:ascii="Cambria Math" w:eastAsiaTheme="minorEastAsia" w:hAnsi="Cambria Math"/>
+                      <w:lang w:val="en-US"/>
+                    </w:rPr>
+                    <m:t>n+1</m:t>
+                  </m:r>
+                </m:den>
+              </m:f>
+            </m:e>
+          </m:func>
+          <m:r>
+            <w:rPr>
+              <w:rFonts w:ascii="Cambria Math" w:eastAsiaTheme="minorEastAsia" w:hAnsi="Cambria Math"/>
+              <w:lang w:val="en-US"/>
+            </w:rPr>
+            <m:t>=0</m:t>
+          </m:r>
+        </m:oMath>
+      </m:oMathPara>
+    </w:p>
+    <w:p>
+      <w:pPr>
+        <w:pStyle w:val="ListParagraph"/>
+        <w:numPr>
+          <w:ilvl w:val="0"/>
+          <w:numId w:val="2"/>
+        </w:numPr>
+        <w:rPr>
+          <w:rFonts w:ascii="Cambria Math" w:eastAsiaTheme="minorEastAsia" w:hAnsi="Cambria Math"/>
+          <w:lang w:val="en-US"/>
+          <w:oMath/>
+        </w:rPr>
+      </w:pPr>
+      <w:r>
+        <w:rPr>
+          <w:rFonts w:eastAsiaTheme="minorEastAsia"/>
+          <w:lang w:val="en-US"/>
+        </w:rPr>
+        <w:t>Vì 0 &lt; 1 nên A hội tụ</w:t>
+      </w:r>
+    </w:p>
+    <w:p>
+      <w:pPr>
+        <w:rPr>
+          <w:rFonts w:eastAsiaTheme="minorEastAsia"/>
+          <w:lang w:val="en-US"/>
+        </w:rPr>
+      </w:pPr>
+    </w:p>
+    <w:p>
+      <w:pPr>
+        <w:rPr>
+          <w:rFonts w:eastAsiaTheme="minorEastAsia"/>
+          <w:lang w:val="en-US"/>
+        </w:rPr>
+      </w:pPr>
+      <w:r>
+        <w:rPr>
+          <w:rFonts w:eastAsiaTheme="minorEastAsia"/>
+          <w:lang w:val="en-US"/>
+        </w:rPr>
+        <w:lastRenderedPageBreak/>
         <w:t>Harmonic Series – Chuỗi Điều Hòa:</w:t>
       </w:r>
     </w:p>
@@ -38046,6 +43457,7 @@
               <w:rFonts w:ascii="Cambria Math" w:eastAsiaTheme="minorEastAsia" w:hAnsi="Cambria Math"/>
               <w:lang w:val="en-US"/>
             </w:rPr>
+            <w:lastRenderedPageBreak/>
             <m:t>Β</m:t>
           </m:r>
           <m:d>
@@ -39494,14 +44906,7 @@
           <w:rFonts w:eastAsiaTheme="minorEastAsia"/>
           <w:lang w:val="en-US"/>
         </w:rPr>
-        <w:t xml:space="preserve">Nếu L = k = 1, </w:t>
-      </w:r>
-      <w:r>
-        <w:rPr>
-          <w:rFonts w:eastAsiaTheme="minorEastAsia"/>
-          <w:lang w:val="en-US"/>
-        </w:rPr>
-        <w:t>x</w:t>
+        <w:t>Nếu L = k = 1, x</w:t>
       </w:r>
       <w:r>
         <w:rPr>
@@ -39516,16 +44921,7 @@
           <w:rFonts w:eastAsiaTheme="minorEastAsia"/>
           <w:lang w:val="en-US"/>
         </w:rPr>
-        <w:t xml:space="preserve"> = 0, thì hàm này t</w:t>
-      </w:r>
-      <w:bookmarkStart w:id="0" w:name="_GoBack"/>
-      <w:bookmarkEnd w:id="0"/>
-      <w:r>
-        <w:rPr>
-          <w:rFonts w:eastAsiaTheme="minorEastAsia"/>
-          <w:lang w:val="en-US"/>
-        </w:rPr>
-        <w:t>rở thành hàm Sigmoid</w:t>
+        <w:t xml:space="preserve"> = 0, thì hàm này trở thành hàm Sigmoid</w:t>
       </w:r>
     </w:p>
     <w:p>
@@ -39660,14 +45056,7 @@
               <w:rFonts w:ascii="Cambria Math" w:eastAsiaTheme="minorEastAsia" w:hAnsi="Cambria Math"/>
               <w:lang w:val="en-US"/>
             </w:rPr>
-            <m:t>⇒</m:t>
-          </m:r>
-          <m:r>
-            <w:rPr>
-              <w:rFonts w:ascii="Cambria Math" w:eastAsiaTheme="minorEastAsia" w:hAnsi="Cambria Math"/>
-              <w:lang w:val="en-US"/>
-            </w:rPr>
-            <m:t>y=</m:t>
+            <m:t>⇒y=</m:t>
           </m:r>
           <m:f>
             <m:fPr>
@@ -39884,6 +45273,7 @@
               <w:rFonts w:ascii="Cambria Math" w:eastAsiaTheme="minorEastAsia" w:hAnsi="Cambria Math"/>
               <w:lang w:val="en-US"/>
             </w:rPr>
+            <w:lastRenderedPageBreak/>
             <m:t>ln</m:t>
           </m:r>
           <m:d>
@@ -42085,6 +47475,7 @@
           <w:rFonts w:eastAsiaTheme="minorEastAsia"/>
           <w:lang w:val="en-US"/>
         </w:rPr>
+        <w:lastRenderedPageBreak/>
         <w:t>Giải hệ phương trình sau</w:t>
       </w:r>
     </w:p>
@@ -43774,6 +49165,7 @@
           <w:rFonts w:eastAsiaTheme="minorEastAsia"/>
           <w:lang w:val="en-US"/>
         </w:rPr>
+        <w:lastRenderedPageBreak/>
         <w:t xml:space="preserve">Có vô số cách ước lượng khác nhau, nhưng cách thông dụng nhất là </w:t>
       </w:r>
       <w:r>
@@ -43950,7 +49342,6 @@
           <w:rFonts w:eastAsiaTheme="minorEastAsia"/>
           <w:lang w:val="en-US"/>
         </w:rPr>
-        <w:lastRenderedPageBreak/>
         <w:t>Khi Thế X Bằng 1 Biểu Thức Tuyến Tính, Đồ Thị Thay Đổi Thế Nào?</w:t>
       </w:r>
     </w:p>
@@ -44780,6 +50171,7 @@
           <w:rFonts w:eastAsiaTheme="minorEastAsia"/>
           <w:lang w:val="en-US"/>
         </w:rPr>
+        <w:lastRenderedPageBreak/>
         <w:t>Hình dung kiểu g(x, y) quay 180 độ rồi trượ</w:t>
       </w:r>
       <w:r>
@@ -45151,7 +50543,6 @@
           <w:rFonts w:eastAsiaTheme="minorEastAsia"/>
           <w:lang w:val="en-US"/>
         </w:rPr>
-        <w:lastRenderedPageBreak/>
         <w:t xml:space="preserve">Công </w:t>
       </w:r>
       <w:r>
@@ -45687,10 +51078,10 @@
     </w:lvl>
   </w:abstractNum>
   <w:abstractNum w:abstractNumId="4">
-    <w:nsid w:val="11BB58FB"/>
+    <w:nsid w:val="0FDA5BD1"/>
     <w:multiLevelType w:val="hybridMultilevel"/>
-    <w:tmpl w:val="F8B855CE"/>
-    <w:lvl w:ilvl="0" w:tplc="28F823D2">
+    <w:tmpl w:val="2AC88480"/>
+    <w:lvl w:ilvl="0" w:tplc="C832A9EC">
       <w:start w:val="1"/>
       <w:numFmt w:val="decimal"/>
       <w:lvlText w:val="%1."/>
@@ -45777,544 +51168,10 @@
     </w:lvl>
   </w:abstractNum>
   <w:abstractNum w:abstractNumId="5">
-    <w:nsid w:val="14FF2BBB"/>
+    <w:nsid w:val="11BB58FB"/>
     <w:multiLevelType w:val="hybridMultilevel"/>
-    <w:tmpl w:val="10A26FEE"/>
-    <w:lvl w:ilvl="0" w:tplc="E94A4FF0">
-      <w:start w:val="1"/>
-      <w:numFmt w:val="decimal"/>
-      <w:lvlText w:val="%1."/>
-      <w:lvlJc w:val="left"/>
-      <w:pPr>
-        <w:ind w:left="1080" w:hanging="360"/>
-      </w:pPr>
-      <w:rPr>
-        <w:rFonts w:hint="default"/>
-      </w:rPr>
-    </w:lvl>
-    <w:lvl w:ilvl="1" w:tplc="042A0019" w:tentative="1">
-      <w:start w:val="1"/>
-      <w:numFmt w:val="lowerLetter"/>
-      <w:lvlText w:val="%2."/>
-      <w:lvlJc w:val="left"/>
-      <w:pPr>
-        <w:ind w:left="1800" w:hanging="360"/>
-      </w:pPr>
-    </w:lvl>
-    <w:lvl w:ilvl="2" w:tplc="042A001B" w:tentative="1">
-      <w:start w:val="1"/>
-      <w:numFmt w:val="lowerRoman"/>
-      <w:lvlText w:val="%3."/>
-      <w:lvlJc w:val="right"/>
-      <w:pPr>
-        <w:ind w:left="2520" w:hanging="180"/>
-      </w:pPr>
-    </w:lvl>
-    <w:lvl w:ilvl="3" w:tplc="042A000F" w:tentative="1">
-      <w:start w:val="1"/>
-      <w:numFmt w:val="decimal"/>
-      <w:lvlText w:val="%4."/>
-      <w:lvlJc w:val="left"/>
-      <w:pPr>
-        <w:ind w:left="3240" w:hanging="360"/>
-      </w:pPr>
-    </w:lvl>
-    <w:lvl w:ilvl="4" w:tplc="042A0019" w:tentative="1">
-      <w:start w:val="1"/>
-      <w:numFmt w:val="lowerLetter"/>
-      <w:lvlText w:val="%5."/>
-      <w:lvlJc w:val="left"/>
-      <w:pPr>
-        <w:ind w:left="3960" w:hanging="360"/>
-      </w:pPr>
-    </w:lvl>
-    <w:lvl w:ilvl="5" w:tplc="042A001B" w:tentative="1">
-      <w:start w:val="1"/>
-      <w:numFmt w:val="lowerRoman"/>
-      <w:lvlText w:val="%6."/>
-      <w:lvlJc w:val="right"/>
-      <w:pPr>
-        <w:ind w:left="4680" w:hanging="180"/>
-      </w:pPr>
-    </w:lvl>
-    <w:lvl w:ilvl="6" w:tplc="042A000F" w:tentative="1">
-      <w:start w:val="1"/>
-      <w:numFmt w:val="decimal"/>
-      <w:lvlText w:val="%7."/>
-      <w:lvlJc w:val="left"/>
-      <w:pPr>
-        <w:ind w:left="5400" w:hanging="360"/>
-      </w:pPr>
-    </w:lvl>
-    <w:lvl w:ilvl="7" w:tplc="042A0019" w:tentative="1">
-      <w:start w:val="1"/>
-      <w:numFmt w:val="lowerLetter"/>
-      <w:lvlText w:val="%8."/>
-      <w:lvlJc w:val="left"/>
-      <w:pPr>
-        <w:ind w:left="6120" w:hanging="360"/>
-      </w:pPr>
-    </w:lvl>
-    <w:lvl w:ilvl="8" w:tplc="042A001B" w:tentative="1">
-      <w:start w:val="1"/>
-      <w:numFmt w:val="lowerRoman"/>
-      <w:lvlText w:val="%9."/>
-      <w:lvlJc w:val="right"/>
-      <w:pPr>
-        <w:ind w:left="6840" w:hanging="180"/>
-      </w:pPr>
-    </w:lvl>
-  </w:abstractNum>
-  <w:abstractNum w:abstractNumId="6">
-    <w:nsid w:val="18425DB3"/>
-    <w:multiLevelType w:val="hybridMultilevel"/>
-    <w:tmpl w:val="12BE84D0"/>
-    <w:lvl w:ilvl="0" w:tplc="042A000F">
-      <w:start w:val="1"/>
-      <w:numFmt w:val="decimal"/>
-      <w:lvlText w:val="%1."/>
-      <w:lvlJc w:val="left"/>
-      <w:pPr>
-        <w:ind w:left="720" w:hanging="360"/>
-      </w:pPr>
-      <w:rPr>
-        <w:rFonts w:hint="default"/>
-      </w:rPr>
-    </w:lvl>
-    <w:lvl w:ilvl="1" w:tplc="042A0019" w:tentative="1">
-      <w:start w:val="1"/>
-      <w:numFmt w:val="lowerLetter"/>
-      <w:lvlText w:val="%2."/>
-      <w:lvlJc w:val="left"/>
-      <w:pPr>
-        <w:ind w:left="1440" w:hanging="360"/>
-      </w:pPr>
-    </w:lvl>
-    <w:lvl w:ilvl="2" w:tplc="042A001B" w:tentative="1">
-      <w:start w:val="1"/>
-      <w:numFmt w:val="lowerRoman"/>
-      <w:lvlText w:val="%3."/>
-      <w:lvlJc w:val="right"/>
-      <w:pPr>
-        <w:ind w:left="2160" w:hanging="180"/>
-      </w:pPr>
-    </w:lvl>
-    <w:lvl w:ilvl="3" w:tplc="042A000F" w:tentative="1">
-      <w:start w:val="1"/>
-      <w:numFmt w:val="decimal"/>
-      <w:lvlText w:val="%4."/>
-      <w:lvlJc w:val="left"/>
-      <w:pPr>
-        <w:ind w:left="2880" w:hanging="360"/>
-      </w:pPr>
-    </w:lvl>
-    <w:lvl w:ilvl="4" w:tplc="042A0019" w:tentative="1">
-      <w:start w:val="1"/>
-      <w:numFmt w:val="lowerLetter"/>
-      <w:lvlText w:val="%5."/>
-      <w:lvlJc w:val="left"/>
-      <w:pPr>
-        <w:ind w:left="3600" w:hanging="360"/>
-      </w:pPr>
-    </w:lvl>
-    <w:lvl w:ilvl="5" w:tplc="042A001B" w:tentative="1">
-      <w:start w:val="1"/>
-      <w:numFmt w:val="lowerRoman"/>
-      <w:lvlText w:val="%6."/>
-      <w:lvlJc w:val="right"/>
-      <w:pPr>
-        <w:ind w:left="4320" w:hanging="180"/>
-      </w:pPr>
-    </w:lvl>
-    <w:lvl w:ilvl="6" w:tplc="042A000F" w:tentative="1">
-      <w:start w:val="1"/>
-      <w:numFmt w:val="decimal"/>
-      <w:lvlText w:val="%7."/>
-      <w:lvlJc w:val="left"/>
-      <w:pPr>
-        <w:ind w:left="5040" w:hanging="360"/>
-      </w:pPr>
-    </w:lvl>
-    <w:lvl w:ilvl="7" w:tplc="042A0019" w:tentative="1">
-      <w:start w:val="1"/>
-      <w:numFmt w:val="lowerLetter"/>
-      <w:lvlText w:val="%8."/>
-      <w:lvlJc w:val="left"/>
-      <w:pPr>
-        <w:ind w:left="5760" w:hanging="360"/>
-      </w:pPr>
-    </w:lvl>
-    <w:lvl w:ilvl="8" w:tplc="042A001B" w:tentative="1">
-      <w:start w:val="1"/>
-      <w:numFmt w:val="lowerRoman"/>
-      <w:lvlText w:val="%9."/>
-      <w:lvlJc w:val="right"/>
-      <w:pPr>
-        <w:ind w:left="6480" w:hanging="180"/>
-      </w:pPr>
-    </w:lvl>
-  </w:abstractNum>
-  <w:abstractNum w:abstractNumId="7">
-    <w:nsid w:val="1953398C"/>
-    <w:multiLevelType w:val="hybridMultilevel"/>
-    <w:tmpl w:val="6A68740C"/>
-    <w:lvl w:ilvl="0" w:tplc="EAF8E3BE">
-      <w:start w:val="1"/>
-      <w:numFmt w:val="decimal"/>
-      <w:lvlText w:val="%1."/>
-      <w:lvlJc w:val="left"/>
-      <w:pPr>
-        <w:ind w:left="1080" w:hanging="360"/>
-      </w:pPr>
-      <w:rPr>
-        <w:rFonts w:hint="default"/>
-      </w:rPr>
-    </w:lvl>
-    <w:lvl w:ilvl="1" w:tplc="042A0019" w:tentative="1">
-      <w:start w:val="1"/>
-      <w:numFmt w:val="lowerLetter"/>
-      <w:lvlText w:val="%2."/>
-      <w:lvlJc w:val="left"/>
-      <w:pPr>
-        <w:ind w:left="1800" w:hanging="360"/>
-      </w:pPr>
-    </w:lvl>
-    <w:lvl w:ilvl="2" w:tplc="042A001B" w:tentative="1">
-      <w:start w:val="1"/>
-      <w:numFmt w:val="lowerRoman"/>
-      <w:lvlText w:val="%3."/>
-      <w:lvlJc w:val="right"/>
-      <w:pPr>
-        <w:ind w:left="2520" w:hanging="180"/>
-      </w:pPr>
-    </w:lvl>
-    <w:lvl w:ilvl="3" w:tplc="042A000F" w:tentative="1">
-      <w:start w:val="1"/>
-      <w:numFmt w:val="decimal"/>
-      <w:lvlText w:val="%4."/>
-      <w:lvlJc w:val="left"/>
-      <w:pPr>
-        <w:ind w:left="3240" w:hanging="360"/>
-      </w:pPr>
-    </w:lvl>
-    <w:lvl w:ilvl="4" w:tplc="042A0019" w:tentative="1">
-      <w:start w:val="1"/>
-      <w:numFmt w:val="lowerLetter"/>
-      <w:lvlText w:val="%5."/>
-      <w:lvlJc w:val="left"/>
-      <w:pPr>
-        <w:ind w:left="3960" w:hanging="360"/>
-      </w:pPr>
-    </w:lvl>
-    <w:lvl w:ilvl="5" w:tplc="042A001B" w:tentative="1">
-      <w:start w:val="1"/>
-      <w:numFmt w:val="lowerRoman"/>
-      <w:lvlText w:val="%6."/>
-      <w:lvlJc w:val="right"/>
-      <w:pPr>
-        <w:ind w:left="4680" w:hanging="180"/>
-      </w:pPr>
-    </w:lvl>
-    <w:lvl w:ilvl="6" w:tplc="042A000F" w:tentative="1">
-      <w:start w:val="1"/>
-      <w:numFmt w:val="decimal"/>
-      <w:lvlText w:val="%7."/>
-      <w:lvlJc w:val="left"/>
-      <w:pPr>
-        <w:ind w:left="5400" w:hanging="360"/>
-      </w:pPr>
-    </w:lvl>
-    <w:lvl w:ilvl="7" w:tplc="042A0019" w:tentative="1">
-      <w:start w:val="1"/>
-      <w:numFmt w:val="lowerLetter"/>
-      <w:lvlText w:val="%8."/>
-      <w:lvlJc w:val="left"/>
-      <w:pPr>
-        <w:ind w:left="6120" w:hanging="360"/>
-      </w:pPr>
-    </w:lvl>
-    <w:lvl w:ilvl="8" w:tplc="042A001B" w:tentative="1">
-      <w:start w:val="1"/>
-      <w:numFmt w:val="lowerRoman"/>
-      <w:lvlText w:val="%9."/>
-      <w:lvlJc w:val="right"/>
-      <w:pPr>
-        <w:ind w:left="6840" w:hanging="180"/>
-      </w:pPr>
-    </w:lvl>
-  </w:abstractNum>
-  <w:abstractNum w:abstractNumId="8">
-    <w:nsid w:val="1BEE376A"/>
-    <w:multiLevelType w:val="hybridMultilevel"/>
-    <w:tmpl w:val="88A6C83C"/>
-    <w:lvl w:ilvl="0" w:tplc="9FF64522">
-      <w:start w:val="1"/>
-      <w:numFmt w:val="decimal"/>
-      <w:lvlText w:val="%1."/>
-      <w:lvlJc w:val="left"/>
-      <w:pPr>
-        <w:ind w:left="1080" w:hanging="360"/>
-      </w:pPr>
-      <w:rPr>
-        <w:rFonts w:hint="default"/>
-      </w:rPr>
-    </w:lvl>
-    <w:lvl w:ilvl="1" w:tplc="042A0019" w:tentative="1">
-      <w:start w:val="1"/>
-      <w:numFmt w:val="lowerLetter"/>
-      <w:lvlText w:val="%2."/>
-      <w:lvlJc w:val="left"/>
-      <w:pPr>
-        <w:ind w:left="1800" w:hanging="360"/>
-      </w:pPr>
-    </w:lvl>
-    <w:lvl w:ilvl="2" w:tplc="042A001B" w:tentative="1">
-      <w:start w:val="1"/>
-      <w:numFmt w:val="lowerRoman"/>
-      <w:lvlText w:val="%3."/>
-      <w:lvlJc w:val="right"/>
-      <w:pPr>
-        <w:ind w:left="2520" w:hanging="180"/>
-      </w:pPr>
-    </w:lvl>
-    <w:lvl w:ilvl="3" w:tplc="042A000F" w:tentative="1">
-      <w:start w:val="1"/>
-      <w:numFmt w:val="decimal"/>
-      <w:lvlText w:val="%4."/>
-      <w:lvlJc w:val="left"/>
-      <w:pPr>
-        <w:ind w:left="3240" w:hanging="360"/>
-      </w:pPr>
-    </w:lvl>
-    <w:lvl w:ilvl="4" w:tplc="042A0019" w:tentative="1">
-      <w:start w:val="1"/>
-      <w:numFmt w:val="lowerLetter"/>
-      <w:lvlText w:val="%5."/>
-      <w:lvlJc w:val="left"/>
-      <w:pPr>
-        <w:ind w:left="3960" w:hanging="360"/>
-      </w:pPr>
-    </w:lvl>
-    <w:lvl w:ilvl="5" w:tplc="042A001B" w:tentative="1">
-      <w:start w:val="1"/>
-      <w:numFmt w:val="lowerRoman"/>
-      <w:lvlText w:val="%6."/>
-      <w:lvlJc w:val="right"/>
-      <w:pPr>
-        <w:ind w:left="4680" w:hanging="180"/>
-      </w:pPr>
-    </w:lvl>
-    <w:lvl w:ilvl="6" w:tplc="042A000F" w:tentative="1">
-      <w:start w:val="1"/>
-      <w:numFmt w:val="decimal"/>
-      <w:lvlText w:val="%7."/>
-      <w:lvlJc w:val="left"/>
-      <w:pPr>
-        <w:ind w:left="5400" w:hanging="360"/>
-      </w:pPr>
-    </w:lvl>
-    <w:lvl w:ilvl="7" w:tplc="042A0019" w:tentative="1">
-      <w:start w:val="1"/>
-      <w:numFmt w:val="lowerLetter"/>
-      <w:lvlText w:val="%8."/>
-      <w:lvlJc w:val="left"/>
-      <w:pPr>
-        <w:ind w:left="6120" w:hanging="360"/>
-      </w:pPr>
-    </w:lvl>
-    <w:lvl w:ilvl="8" w:tplc="042A001B" w:tentative="1">
-      <w:start w:val="1"/>
-      <w:numFmt w:val="lowerRoman"/>
-      <w:lvlText w:val="%9."/>
-      <w:lvlJc w:val="right"/>
-      <w:pPr>
-        <w:ind w:left="6840" w:hanging="180"/>
-      </w:pPr>
-    </w:lvl>
-  </w:abstractNum>
-  <w:abstractNum w:abstractNumId="9">
-    <w:nsid w:val="21C662CF"/>
-    <w:multiLevelType w:val="hybridMultilevel"/>
-    <w:tmpl w:val="EC483B86"/>
-    <w:lvl w:ilvl="0" w:tplc="35BCBF6A">
-      <w:start w:val="1"/>
-      <w:numFmt w:val="decimal"/>
-      <w:lvlText w:val="%1."/>
-      <w:lvlJc w:val="left"/>
-      <w:pPr>
-        <w:ind w:left="1080" w:hanging="360"/>
-      </w:pPr>
-      <w:rPr>
-        <w:rFonts w:hint="default"/>
-      </w:rPr>
-    </w:lvl>
-    <w:lvl w:ilvl="1" w:tplc="042A0019" w:tentative="1">
-      <w:start w:val="1"/>
-      <w:numFmt w:val="lowerLetter"/>
-      <w:lvlText w:val="%2."/>
-      <w:lvlJc w:val="left"/>
-      <w:pPr>
-        <w:ind w:left="1800" w:hanging="360"/>
-      </w:pPr>
-    </w:lvl>
-    <w:lvl w:ilvl="2" w:tplc="042A001B" w:tentative="1">
-      <w:start w:val="1"/>
-      <w:numFmt w:val="lowerRoman"/>
-      <w:lvlText w:val="%3."/>
-      <w:lvlJc w:val="right"/>
-      <w:pPr>
-        <w:ind w:left="2520" w:hanging="180"/>
-      </w:pPr>
-    </w:lvl>
-    <w:lvl w:ilvl="3" w:tplc="042A000F" w:tentative="1">
-      <w:start w:val="1"/>
-      <w:numFmt w:val="decimal"/>
-      <w:lvlText w:val="%4."/>
-      <w:lvlJc w:val="left"/>
-      <w:pPr>
-        <w:ind w:left="3240" w:hanging="360"/>
-      </w:pPr>
-    </w:lvl>
-    <w:lvl w:ilvl="4" w:tplc="042A0019" w:tentative="1">
-      <w:start w:val="1"/>
-      <w:numFmt w:val="lowerLetter"/>
-      <w:lvlText w:val="%5."/>
-      <w:lvlJc w:val="left"/>
-      <w:pPr>
-        <w:ind w:left="3960" w:hanging="360"/>
-      </w:pPr>
-    </w:lvl>
-    <w:lvl w:ilvl="5" w:tplc="042A001B" w:tentative="1">
-      <w:start w:val="1"/>
-      <w:numFmt w:val="lowerRoman"/>
-      <w:lvlText w:val="%6."/>
-      <w:lvlJc w:val="right"/>
-      <w:pPr>
-        <w:ind w:left="4680" w:hanging="180"/>
-      </w:pPr>
-    </w:lvl>
-    <w:lvl w:ilvl="6" w:tplc="042A000F" w:tentative="1">
-      <w:start w:val="1"/>
-      <w:numFmt w:val="decimal"/>
-      <w:lvlText w:val="%7."/>
-      <w:lvlJc w:val="left"/>
-      <w:pPr>
-        <w:ind w:left="5400" w:hanging="360"/>
-      </w:pPr>
-    </w:lvl>
-    <w:lvl w:ilvl="7" w:tplc="042A0019" w:tentative="1">
-      <w:start w:val="1"/>
-      <w:numFmt w:val="lowerLetter"/>
-      <w:lvlText w:val="%8."/>
-      <w:lvlJc w:val="left"/>
-      <w:pPr>
-        <w:ind w:left="6120" w:hanging="360"/>
-      </w:pPr>
-    </w:lvl>
-    <w:lvl w:ilvl="8" w:tplc="042A001B" w:tentative="1">
-      <w:start w:val="1"/>
-      <w:numFmt w:val="lowerRoman"/>
-      <w:lvlText w:val="%9."/>
-      <w:lvlJc w:val="right"/>
-      <w:pPr>
-        <w:ind w:left="6840" w:hanging="180"/>
-      </w:pPr>
-    </w:lvl>
-  </w:abstractNum>
-  <w:abstractNum w:abstractNumId="10">
-    <w:nsid w:val="25A84D14"/>
-    <w:multiLevelType w:val="hybridMultilevel"/>
-    <w:tmpl w:val="047209FC"/>
-    <w:lvl w:ilvl="0" w:tplc="C04CDDDC">
-      <w:start w:val="1"/>
-      <w:numFmt w:val="decimal"/>
-      <w:lvlText w:val="%1."/>
-      <w:lvlJc w:val="left"/>
-      <w:pPr>
-        <w:ind w:left="720" w:hanging="360"/>
-      </w:pPr>
-      <w:rPr>
-        <w:rFonts w:asciiTheme="minorHAnsi" w:eastAsiaTheme="minorEastAsia" w:hAnsiTheme="minorHAnsi" w:hint="default"/>
-      </w:rPr>
-    </w:lvl>
-    <w:lvl w:ilvl="1" w:tplc="042A0019" w:tentative="1">
-      <w:start w:val="1"/>
-      <w:numFmt w:val="lowerLetter"/>
-      <w:lvlText w:val="%2."/>
-      <w:lvlJc w:val="left"/>
-      <w:pPr>
-        <w:ind w:left="1440" w:hanging="360"/>
-      </w:pPr>
-    </w:lvl>
-    <w:lvl w:ilvl="2" w:tplc="042A001B" w:tentative="1">
-      <w:start w:val="1"/>
-      <w:numFmt w:val="lowerRoman"/>
-      <w:lvlText w:val="%3."/>
-      <w:lvlJc w:val="right"/>
-      <w:pPr>
-        <w:ind w:left="2160" w:hanging="180"/>
-      </w:pPr>
-    </w:lvl>
-    <w:lvl w:ilvl="3" w:tplc="042A000F" w:tentative="1">
-      <w:start w:val="1"/>
-      <w:numFmt w:val="decimal"/>
-      <w:lvlText w:val="%4."/>
-      <w:lvlJc w:val="left"/>
-      <w:pPr>
-        <w:ind w:left="2880" w:hanging="360"/>
-      </w:pPr>
-    </w:lvl>
-    <w:lvl w:ilvl="4" w:tplc="042A0019" w:tentative="1">
-      <w:start w:val="1"/>
-      <w:numFmt w:val="lowerLetter"/>
-      <w:lvlText w:val="%5."/>
-      <w:lvlJc w:val="left"/>
-      <w:pPr>
-        <w:ind w:left="3600" w:hanging="360"/>
-      </w:pPr>
-    </w:lvl>
-    <w:lvl w:ilvl="5" w:tplc="042A001B" w:tentative="1">
-      <w:start w:val="1"/>
-      <w:numFmt w:val="lowerRoman"/>
-      <w:lvlText w:val="%6."/>
-      <w:lvlJc w:val="right"/>
-      <w:pPr>
-        <w:ind w:left="4320" w:hanging="180"/>
-      </w:pPr>
-    </w:lvl>
-    <w:lvl w:ilvl="6" w:tplc="042A000F" w:tentative="1">
-      <w:start w:val="1"/>
-      <w:numFmt w:val="decimal"/>
-      <w:lvlText w:val="%7."/>
-      <w:lvlJc w:val="left"/>
-      <w:pPr>
-        <w:ind w:left="5040" w:hanging="360"/>
-      </w:pPr>
-    </w:lvl>
-    <w:lvl w:ilvl="7" w:tplc="042A0019" w:tentative="1">
-      <w:start w:val="1"/>
-      <w:numFmt w:val="lowerLetter"/>
-      <w:lvlText w:val="%8."/>
-      <w:lvlJc w:val="left"/>
-      <w:pPr>
-        <w:ind w:left="5760" w:hanging="360"/>
-      </w:pPr>
-    </w:lvl>
-    <w:lvl w:ilvl="8" w:tplc="042A001B" w:tentative="1">
-      <w:start w:val="1"/>
-      <w:numFmt w:val="lowerRoman"/>
-      <w:lvlText w:val="%9."/>
-      <w:lvlJc w:val="right"/>
-      <w:pPr>
-        <w:ind w:left="6480" w:hanging="180"/>
-      </w:pPr>
-    </w:lvl>
-  </w:abstractNum>
-  <w:abstractNum w:abstractNumId="11">
-    <w:nsid w:val="266D6108"/>
-    <w:multiLevelType w:val="hybridMultilevel"/>
-    <w:tmpl w:val="EA7C2E62"/>
-    <w:lvl w:ilvl="0" w:tplc="F578A456">
+    <w:tmpl w:val="F8B855CE"/>
+    <w:lvl w:ilvl="0" w:tplc="28F823D2">
       <w:start w:val="1"/>
       <w:numFmt w:val="decimal"/>
       <w:lvlText w:val="%1."/>
@@ -46400,11 +51257,11 @@
       </w:pPr>
     </w:lvl>
   </w:abstractNum>
-  <w:abstractNum w:abstractNumId="12">
-    <w:nsid w:val="26AC4DCB"/>
+  <w:abstractNum w:abstractNumId="6">
+    <w:nsid w:val="14FF2BBB"/>
     <w:multiLevelType w:val="hybridMultilevel"/>
-    <w:tmpl w:val="9ECA2E98"/>
-    <w:lvl w:ilvl="0" w:tplc="5DD40060">
+    <w:tmpl w:val="10A26FEE"/>
+    <w:lvl w:ilvl="0" w:tplc="E94A4FF0">
       <w:start w:val="1"/>
       <w:numFmt w:val="decimal"/>
       <w:lvlText w:val="%1."/>
@@ -46489,7 +51346,631 @@
       </w:pPr>
     </w:lvl>
   </w:abstractNum>
+  <w:abstractNum w:abstractNumId="7">
+    <w:nsid w:val="18425DB3"/>
+    <w:multiLevelType w:val="hybridMultilevel"/>
+    <w:tmpl w:val="12BE84D0"/>
+    <w:lvl w:ilvl="0" w:tplc="042A000F">
+      <w:start w:val="1"/>
+      <w:numFmt w:val="decimal"/>
+      <w:lvlText w:val="%1."/>
+      <w:lvlJc w:val="left"/>
+      <w:pPr>
+        <w:ind w:left="720" w:hanging="360"/>
+      </w:pPr>
+      <w:rPr>
+        <w:rFonts w:hint="default"/>
+      </w:rPr>
+    </w:lvl>
+    <w:lvl w:ilvl="1" w:tplc="042A0019" w:tentative="1">
+      <w:start w:val="1"/>
+      <w:numFmt w:val="lowerLetter"/>
+      <w:lvlText w:val="%2."/>
+      <w:lvlJc w:val="left"/>
+      <w:pPr>
+        <w:ind w:left="1440" w:hanging="360"/>
+      </w:pPr>
+    </w:lvl>
+    <w:lvl w:ilvl="2" w:tplc="042A001B" w:tentative="1">
+      <w:start w:val="1"/>
+      <w:numFmt w:val="lowerRoman"/>
+      <w:lvlText w:val="%3."/>
+      <w:lvlJc w:val="right"/>
+      <w:pPr>
+        <w:ind w:left="2160" w:hanging="180"/>
+      </w:pPr>
+    </w:lvl>
+    <w:lvl w:ilvl="3" w:tplc="042A000F" w:tentative="1">
+      <w:start w:val="1"/>
+      <w:numFmt w:val="decimal"/>
+      <w:lvlText w:val="%4."/>
+      <w:lvlJc w:val="left"/>
+      <w:pPr>
+        <w:ind w:left="2880" w:hanging="360"/>
+      </w:pPr>
+    </w:lvl>
+    <w:lvl w:ilvl="4" w:tplc="042A0019" w:tentative="1">
+      <w:start w:val="1"/>
+      <w:numFmt w:val="lowerLetter"/>
+      <w:lvlText w:val="%5."/>
+      <w:lvlJc w:val="left"/>
+      <w:pPr>
+        <w:ind w:left="3600" w:hanging="360"/>
+      </w:pPr>
+    </w:lvl>
+    <w:lvl w:ilvl="5" w:tplc="042A001B" w:tentative="1">
+      <w:start w:val="1"/>
+      <w:numFmt w:val="lowerRoman"/>
+      <w:lvlText w:val="%6."/>
+      <w:lvlJc w:val="right"/>
+      <w:pPr>
+        <w:ind w:left="4320" w:hanging="180"/>
+      </w:pPr>
+    </w:lvl>
+    <w:lvl w:ilvl="6" w:tplc="042A000F" w:tentative="1">
+      <w:start w:val="1"/>
+      <w:numFmt w:val="decimal"/>
+      <w:lvlText w:val="%7."/>
+      <w:lvlJc w:val="left"/>
+      <w:pPr>
+        <w:ind w:left="5040" w:hanging="360"/>
+      </w:pPr>
+    </w:lvl>
+    <w:lvl w:ilvl="7" w:tplc="042A0019" w:tentative="1">
+      <w:start w:val="1"/>
+      <w:numFmt w:val="lowerLetter"/>
+      <w:lvlText w:val="%8."/>
+      <w:lvlJc w:val="left"/>
+      <w:pPr>
+        <w:ind w:left="5760" w:hanging="360"/>
+      </w:pPr>
+    </w:lvl>
+    <w:lvl w:ilvl="8" w:tplc="042A001B" w:tentative="1">
+      <w:start w:val="1"/>
+      <w:numFmt w:val="lowerRoman"/>
+      <w:lvlText w:val="%9."/>
+      <w:lvlJc w:val="right"/>
+      <w:pPr>
+        <w:ind w:left="6480" w:hanging="180"/>
+      </w:pPr>
+    </w:lvl>
+  </w:abstractNum>
+  <w:abstractNum w:abstractNumId="8">
+    <w:nsid w:val="1953398C"/>
+    <w:multiLevelType w:val="hybridMultilevel"/>
+    <w:tmpl w:val="6A68740C"/>
+    <w:lvl w:ilvl="0" w:tplc="EAF8E3BE">
+      <w:start w:val="1"/>
+      <w:numFmt w:val="decimal"/>
+      <w:lvlText w:val="%1."/>
+      <w:lvlJc w:val="left"/>
+      <w:pPr>
+        <w:ind w:left="1080" w:hanging="360"/>
+      </w:pPr>
+      <w:rPr>
+        <w:rFonts w:hint="default"/>
+      </w:rPr>
+    </w:lvl>
+    <w:lvl w:ilvl="1" w:tplc="042A0019" w:tentative="1">
+      <w:start w:val="1"/>
+      <w:numFmt w:val="lowerLetter"/>
+      <w:lvlText w:val="%2."/>
+      <w:lvlJc w:val="left"/>
+      <w:pPr>
+        <w:ind w:left="1800" w:hanging="360"/>
+      </w:pPr>
+    </w:lvl>
+    <w:lvl w:ilvl="2" w:tplc="042A001B" w:tentative="1">
+      <w:start w:val="1"/>
+      <w:numFmt w:val="lowerRoman"/>
+      <w:lvlText w:val="%3."/>
+      <w:lvlJc w:val="right"/>
+      <w:pPr>
+        <w:ind w:left="2520" w:hanging="180"/>
+      </w:pPr>
+    </w:lvl>
+    <w:lvl w:ilvl="3" w:tplc="042A000F" w:tentative="1">
+      <w:start w:val="1"/>
+      <w:numFmt w:val="decimal"/>
+      <w:lvlText w:val="%4."/>
+      <w:lvlJc w:val="left"/>
+      <w:pPr>
+        <w:ind w:left="3240" w:hanging="360"/>
+      </w:pPr>
+    </w:lvl>
+    <w:lvl w:ilvl="4" w:tplc="042A0019" w:tentative="1">
+      <w:start w:val="1"/>
+      <w:numFmt w:val="lowerLetter"/>
+      <w:lvlText w:val="%5."/>
+      <w:lvlJc w:val="left"/>
+      <w:pPr>
+        <w:ind w:left="3960" w:hanging="360"/>
+      </w:pPr>
+    </w:lvl>
+    <w:lvl w:ilvl="5" w:tplc="042A001B" w:tentative="1">
+      <w:start w:val="1"/>
+      <w:numFmt w:val="lowerRoman"/>
+      <w:lvlText w:val="%6."/>
+      <w:lvlJc w:val="right"/>
+      <w:pPr>
+        <w:ind w:left="4680" w:hanging="180"/>
+      </w:pPr>
+    </w:lvl>
+    <w:lvl w:ilvl="6" w:tplc="042A000F" w:tentative="1">
+      <w:start w:val="1"/>
+      <w:numFmt w:val="decimal"/>
+      <w:lvlText w:val="%7."/>
+      <w:lvlJc w:val="left"/>
+      <w:pPr>
+        <w:ind w:left="5400" w:hanging="360"/>
+      </w:pPr>
+    </w:lvl>
+    <w:lvl w:ilvl="7" w:tplc="042A0019" w:tentative="1">
+      <w:start w:val="1"/>
+      <w:numFmt w:val="lowerLetter"/>
+      <w:lvlText w:val="%8."/>
+      <w:lvlJc w:val="left"/>
+      <w:pPr>
+        <w:ind w:left="6120" w:hanging="360"/>
+      </w:pPr>
+    </w:lvl>
+    <w:lvl w:ilvl="8" w:tplc="042A001B" w:tentative="1">
+      <w:start w:val="1"/>
+      <w:numFmt w:val="lowerRoman"/>
+      <w:lvlText w:val="%9."/>
+      <w:lvlJc w:val="right"/>
+      <w:pPr>
+        <w:ind w:left="6840" w:hanging="180"/>
+      </w:pPr>
+    </w:lvl>
+  </w:abstractNum>
+  <w:abstractNum w:abstractNumId="9">
+    <w:nsid w:val="1BEE376A"/>
+    <w:multiLevelType w:val="hybridMultilevel"/>
+    <w:tmpl w:val="88A6C83C"/>
+    <w:lvl w:ilvl="0" w:tplc="9FF64522">
+      <w:start w:val="1"/>
+      <w:numFmt w:val="decimal"/>
+      <w:lvlText w:val="%1."/>
+      <w:lvlJc w:val="left"/>
+      <w:pPr>
+        <w:ind w:left="1080" w:hanging="360"/>
+      </w:pPr>
+      <w:rPr>
+        <w:rFonts w:hint="default"/>
+      </w:rPr>
+    </w:lvl>
+    <w:lvl w:ilvl="1" w:tplc="042A0019" w:tentative="1">
+      <w:start w:val="1"/>
+      <w:numFmt w:val="lowerLetter"/>
+      <w:lvlText w:val="%2."/>
+      <w:lvlJc w:val="left"/>
+      <w:pPr>
+        <w:ind w:left="1800" w:hanging="360"/>
+      </w:pPr>
+    </w:lvl>
+    <w:lvl w:ilvl="2" w:tplc="042A001B" w:tentative="1">
+      <w:start w:val="1"/>
+      <w:numFmt w:val="lowerRoman"/>
+      <w:lvlText w:val="%3."/>
+      <w:lvlJc w:val="right"/>
+      <w:pPr>
+        <w:ind w:left="2520" w:hanging="180"/>
+      </w:pPr>
+    </w:lvl>
+    <w:lvl w:ilvl="3" w:tplc="042A000F" w:tentative="1">
+      <w:start w:val="1"/>
+      <w:numFmt w:val="decimal"/>
+      <w:lvlText w:val="%4."/>
+      <w:lvlJc w:val="left"/>
+      <w:pPr>
+        <w:ind w:left="3240" w:hanging="360"/>
+      </w:pPr>
+    </w:lvl>
+    <w:lvl w:ilvl="4" w:tplc="042A0019" w:tentative="1">
+      <w:start w:val="1"/>
+      <w:numFmt w:val="lowerLetter"/>
+      <w:lvlText w:val="%5."/>
+      <w:lvlJc w:val="left"/>
+      <w:pPr>
+        <w:ind w:left="3960" w:hanging="360"/>
+      </w:pPr>
+    </w:lvl>
+    <w:lvl w:ilvl="5" w:tplc="042A001B" w:tentative="1">
+      <w:start w:val="1"/>
+      <w:numFmt w:val="lowerRoman"/>
+      <w:lvlText w:val="%6."/>
+      <w:lvlJc w:val="right"/>
+      <w:pPr>
+        <w:ind w:left="4680" w:hanging="180"/>
+      </w:pPr>
+    </w:lvl>
+    <w:lvl w:ilvl="6" w:tplc="042A000F" w:tentative="1">
+      <w:start w:val="1"/>
+      <w:numFmt w:val="decimal"/>
+      <w:lvlText w:val="%7."/>
+      <w:lvlJc w:val="left"/>
+      <w:pPr>
+        <w:ind w:left="5400" w:hanging="360"/>
+      </w:pPr>
+    </w:lvl>
+    <w:lvl w:ilvl="7" w:tplc="042A0019" w:tentative="1">
+      <w:start w:val="1"/>
+      <w:numFmt w:val="lowerLetter"/>
+      <w:lvlText w:val="%8."/>
+      <w:lvlJc w:val="left"/>
+      <w:pPr>
+        <w:ind w:left="6120" w:hanging="360"/>
+      </w:pPr>
+    </w:lvl>
+    <w:lvl w:ilvl="8" w:tplc="042A001B" w:tentative="1">
+      <w:start w:val="1"/>
+      <w:numFmt w:val="lowerRoman"/>
+      <w:lvlText w:val="%9."/>
+      <w:lvlJc w:val="right"/>
+      <w:pPr>
+        <w:ind w:left="6840" w:hanging="180"/>
+      </w:pPr>
+    </w:lvl>
+  </w:abstractNum>
+  <w:abstractNum w:abstractNumId="10">
+    <w:nsid w:val="21C662CF"/>
+    <w:multiLevelType w:val="hybridMultilevel"/>
+    <w:tmpl w:val="EC483B86"/>
+    <w:lvl w:ilvl="0" w:tplc="35BCBF6A">
+      <w:start w:val="1"/>
+      <w:numFmt w:val="decimal"/>
+      <w:lvlText w:val="%1."/>
+      <w:lvlJc w:val="left"/>
+      <w:pPr>
+        <w:ind w:left="1080" w:hanging="360"/>
+      </w:pPr>
+      <w:rPr>
+        <w:rFonts w:hint="default"/>
+      </w:rPr>
+    </w:lvl>
+    <w:lvl w:ilvl="1" w:tplc="042A0019" w:tentative="1">
+      <w:start w:val="1"/>
+      <w:numFmt w:val="lowerLetter"/>
+      <w:lvlText w:val="%2."/>
+      <w:lvlJc w:val="left"/>
+      <w:pPr>
+        <w:ind w:left="1800" w:hanging="360"/>
+      </w:pPr>
+    </w:lvl>
+    <w:lvl w:ilvl="2" w:tplc="042A001B" w:tentative="1">
+      <w:start w:val="1"/>
+      <w:numFmt w:val="lowerRoman"/>
+      <w:lvlText w:val="%3."/>
+      <w:lvlJc w:val="right"/>
+      <w:pPr>
+        <w:ind w:left="2520" w:hanging="180"/>
+      </w:pPr>
+    </w:lvl>
+    <w:lvl w:ilvl="3" w:tplc="042A000F" w:tentative="1">
+      <w:start w:val="1"/>
+      <w:numFmt w:val="decimal"/>
+      <w:lvlText w:val="%4."/>
+      <w:lvlJc w:val="left"/>
+      <w:pPr>
+        <w:ind w:left="3240" w:hanging="360"/>
+      </w:pPr>
+    </w:lvl>
+    <w:lvl w:ilvl="4" w:tplc="042A0019" w:tentative="1">
+      <w:start w:val="1"/>
+      <w:numFmt w:val="lowerLetter"/>
+      <w:lvlText w:val="%5."/>
+      <w:lvlJc w:val="left"/>
+      <w:pPr>
+        <w:ind w:left="3960" w:hanging="360"/>
+      </w:pPr>
+    </w:lvl>
+    <w:lvl w:ilvl="5" w:tplc="042A001B" w:tentative="1">
+      <w:start w:val="1"/>
+      <w:numFmt w:val="lowerRoman"/>
+      <w:lvlText w:val="%6."/>
+      <w:lvlJc w:val="right"/>
+      <w:pPr>
+        <w:ind w:left="4680" w:hanging="180"/>
+      </w:pPr>
+    </w:lvl>
+    <w:lvl w:ilvl="6" w:tplc="042A000F" w:tentative="1">
+      <w:start w:val="1"/>
+      <w:numFmt w:val="decimal"/>
+      <w:lvlText w:val="%7."/>
+      <w:lvlJc w:val="left"/>
+      <w:pPr>
+        <w:ind w:left="5400" w:hanging="360"/>
+      </w:pPr>
+    </w:lvl>
+    <w:lvl w:ilvl="7" w:tplc="042A0019" w:tentative="1">
+      <w:start w:val="1"/>
+      <w:numFmt w:val="lowerLetter"/>
+      <w:lvlText w:val="%8."/>
+      <w:lvlJc w:val="left"/>
+      <w:pPr>
+        <w:ind w:left="6120" w:hanging="360"/>
+      </w:pPr>
+    </w:lvl>
+    <w:lvl w:ilvl="8" w:tplc="042A001B" w:tentative="1">
+      <w:start w:val="1"/>
+      <w:numFmt w:val="lowerRoman"/>
+      <w:lvlText w:val="%9."/>
+      <w:lvlJc w:val="right"/>
+      <w:pPr>
+        <w:ind w:left="6840" w:hanging="180"/>
+      </w:pPr>
+    </w:lvl>
+  </w:abstractNum>
+  <w:abstractNum w:abstractNumId="11">
+    <w:nsid w:val="25A84D14"/>
+    <w:multiLevelType w:val="hybridMultilevel"/>
+    <w:tmpl w:val="047209FC"/>
+    <w:lvl w:ilvl="0" w:tplc="C04CDDDC">
+      <w:start w:val="1"/>
+      <w:numFmt w:val="decimal"/>
+      <w:lvlText w:val="%1."/>
+      <w:lvlJc w:val="left"/>
+      <w:pPr>
+        <w:ind w:left="720" w:hanging="360"/>
+      </w:pPr>
+      <w:rPr>
+        <w:rFonts w:asciiTheme="minorHAnsi" w:eastAsiaTheme="minorEastAsia" w:hAnsiTheme="minorHAnsi" w:hint="default"/>
+      </w:rPr>
+    </w:lvl>
+    <w:lvl w:ilvl="1" w:tplc="042A0019" w:tentative="1">
+      <w:start w:val="1"/>
+      <w:numFmt w:val="lowerLetter"/>
+      <w:lvlText w:val="%2."/>
+      <w:lvlJc w:val="left"/>
+      <w:pPr>
+        <w:ind w:left="1440" w:hanging="360"/>
+      </w:pPr>
+    </w:lvl>
+    <w:lvl w:ilvl="2" w:tplc="042A001B" w:tentative="1">
+      <w:start w:val="1"/>
+      <w:numFmt w:val="lowerRoman"/>
+      <w:lvlText w:val="%3."/>
+      <w:lvlJc w:val="right"/>
+      <w:pPr>
+        <w:ind w:left="2160" w:hanging="180"/>
+      </w:pPr>
+    </w:lvl>
+    <w:lvl w:ilvl="3" w:tplc="042A000F" w:tentative="1">
+      <w:start w:val="1"/>
+      <w:numFmt w:val="decimal"/>
+      <w:lvlText w:val="%4."/>
+      <w:lvlJc w:val="left"/>
+      <w:pPr>
+        <w:ind w:left="2880" w:hanging="360"/>
+      </w:pPr>
+    </w:lvl>
+    <w:lvl w:ilvl="4" w:tplc="042A0019" w:tentative="1">
+      <w:start w:val="1"/>
+      <w:numFmt w:val="lowerLetter"/>
+      <w:lvlText w:val="%5."/>
+      <w:lvlJc w:val="left"/>
+      <w:pPr>
+        <w:ind w:left="3600" w:hanging="360"/>
+      </w:pPr>
+    </w:lvl>
+    <w:lvl w:ilvl="5" w:tplc="042A001B" w:tentative="1">
+      <w:start w:val="1"/>
+      <w:numFmt w:val="lowerRoman"/>
+      <w:lvlText w:val="%6."/>
+      <w:lvlJc w:val="right"/>
+      <w:pPr>
+        <w:ind w:left="4320" w:hanging="180"/>
+      </w:pPr>
+    </w:lvl>
+    <w:lvl w:ilvl="6" w:tplc="042A000F" w:tentative="1">
+      <w:start w:val="1"/>
+      <w:numFmt w:val="decimal"/>
+      <w:lvlText w:val="%7."/>
+      <w:lvlJc w:val="left"/>
+      <w:pPr>
+        <w:ind w:left="5040" w:hanging="360"/>
+      </w:pPr>
+    </w:lvl>
+    <w:lvl w:ilvl="7" w:tplc="042A0019" w:tentative="1">
+      <w:start w:val="1"/>
+      <w:numFmt w:val="lowerLetter"/>
+      <w:lvlText w:val="%8."/>
+      <w:lvlJc w:val="left"/>
+      <w:pPr>
+        <w:ind w:left="5760" w:hanging="360"/>
+      </w:pPr>
+    </w:lvl>
+    <w:lvl w:ilvl="8" w:tplc="042A001B" w:tentative="1">
+      <w:start w:val="1"/>
+      <w:numFmt w:val="lowerRoman"/>
+      <w:lvlText w:val="%9."/>
+      <w:lvlJc w:val="right"/>
+      <w:pPr>
+        <w:ind w:left="6480" w:hanging="180"/>
+      </w:pPr>
+    </w:lvl>
+  </w:abstractNum>
+  <w:abstractNum w:abstractNumId="12">
+    <w:nsid w:val="266D6108"/>
+    <w:multiLevelType w:val="hybridMultilevel"/>
+    <w:tmpl w:val="EA7C2E62"/>
+    <w:lvl w:ilvl="0" w:tplc="F578A456">
+      <w:start w:val="1"/>
+      <w:numFmt w:val="decimal"/>
+      <w:lvlText w:val="%1."/>
+      <w:lvlJc w:val="left"/>
+      <w:pPr>
+        <w:ind w:left="1080" w:hanging="360"/>
+      </w:pPr>
+      <w:rPr>
+        <w:rFonts w:asciiTheme="minorHAnsi" w:hAnsiTheme="minorHAnsi" w:cstheme="minorHAnsi" w:hint="default"/>
+        <w:i w:val="0"/>
+      </w:rPr>
+    </w:lvl>
+    <w:lvl w:ilvl="1" w:tplc="042A0019" w:tentative="1">
+      <w:start w:val="1"/>
+      <w:numFmt w:val="lowerLetter"/>
+      <w:lvlText w:val="%2."/>
+      <w:lvlJc w:val="left"/>
+      <w:pPr>
+        <w:ind w:left="1800" w:hanging="360"/>
+      </w:pPr>
+    </w:lvl>
+    <w:lvl w:ilvl="2" w:tplc="042A001B" w:tentative="1">
+      <w:start w:val="1"/>
+      <w:numFmt w:val="lowerRoman"/>
+      <w:lvlText w:val="%3."/>
+      <w:lvlJc w:val="right"/>
+      <w:pPr>
+        <w:ind w:left="2520" w:hanging="180"/>
+      </w:pPr>
+    </w:lvl>
+    <w:lvl w:ilvl="3" w:tplc="042A000F" w:tentative="1">
+      <w:start w:val="1"/>
+      <w:numFmt w:val="decimal"/>
+      <w:lvlText w:val="%4."/>
+      <w:lvlJc w:val="left"/>
+      <w:pPr>
+        <w:ind w:left="3240" w:hanging="360"/>
+      </w:pPr>
+    </w:lvl>
+    <w:lvl w:ilvl="4" w:tplc="042A0019" w:tentative="1">
+      <w:start w:val="1"/>
+      <w:numFmt w:val="lowerLetter"/>
+      <w:lvlText w:val="%5."/>
+      <w:lvlJc w:val="left"/>
+      <w:pPr>
+        <w:ind w:left="3960" w:hanging="360"/>
+      </w:pPr>
+    </w:lvl>
+    <w:lvl w:ilvl="5" w:tplc="042A001B" w:tentative="1">
+      <w:start w:val="1"/>
+      <w:numFmt w:val="lowerRoman"/>
+      <w:lvlText w:val="%6."/>
+      <w:lvlJc w:val="right"/>
+      <w:pPr>
+        <w:ind w:left="4680" w:hanging="180"/>
+      </w:pPr>
+    </w:lvl>
+    <w:lvl w:ilvl="6" w:tplc="042A000F" w:tentative="1">
+      <w:start w:val="1"/>
+      <w:numFmt w:val="decimal"/>
+      <w:lvlText w:val="%7."/>
+      <w:lvlJc w:val="left"/>
+      <w:pPr>
+        <w:ind w:left="5400" w:hanging="360"/>
+      </w:pPr>
+    </w:lvl>
+    <w:lvl w:ilvl="7" w:tplc="042A0019" w:tentative="1">
+      <w:start w:val="1"/>
+      <w:numFmt w:val="lowerLetter"/>
+      <w:lvlText w:val="%8."/>
+      <w:lvlJc w:val="left"/>
+      <w:pPr>
+        <w:ind w:left="6120" w:hanging="360"/>
+      </w:pPr>
+    </w:lvl>
+    <w:lvl w:ilvl="8" w:tplc="042A001B" w:tentative="1">
+      <w:start w:val="1"/>
+      <w:numFmt w:val="lowerRoman"/>
+      <w:lvlText w:val="%9."/>
+      <w:lvlJc w:val="right"/>
+      <w:pPr>
+        <w:ind w:left="6840" w:hanging="180"/>
+      </w:pPr>
+    </w:lvl>
+  </w:abstractNum>
   <w:abstractNum w:abstractNumId="13">
+    <w:nsid w:val="26AC4DCB"/>
+    <w:multiLevelType w:val="hybridMultilevel"/>
+    <w:tmpl w:val="9ECA2E98"/>
+    <w:lvl w:ilvl="0" w:tplc="5DD40060">
+      <w:start w:val="1"/>
+      <w:numFmt w:val="decimal"/>
+      <w:lvlText w:val="%1."/>
+      <w:lvlJc w:val="left"/>
+      <w:pPr>
+        <w:ind w:left="1080" w:hanging="360"/>
+      </w:pPr>
+      <w:rPr>
+        <w:rFonts w:hint="default"/>
+      </w:rPr>
+    </w:lvl>
+    <w:lvl w:ilvl="1" w:tplc="042A0019" w:tentative="1">
+      <w:start w:val="1"/>
+      <w:numFmt w:val="lowerLetter"/>
+      <w:lvlText w:val="%2."/>
+      <w:lvlJc w:val="left"/>
+      <w:pPr>
+        <w:ind w:left="1800" w:hanging="360"/>
+      </w:pPr>
+    </w:lvl>
+    <w:lvl w:ilvl="2" w:tplc="042A001B" w:tentative="1">
+      <w:start w:val="1"/>
+      <w:numFmt w:val="lowerRoman"/>
+      <w:lvlText w:val="%3."/>
+      <w:lvlJc w:val="right"/>
+      <w:pPr>
+        <w:ind w:left="2520" w:hanging="180"/>
+      </w:pPr>
+    </w:lvl>
+    <w:lvl w:ilvl="3" w:tplc="042A000F" w:tentative="1">
+      <w:start w:val="1"/>
+      <w:numFmt w:val="decimal"/>
+      <w:lvlText w:val="%4."/>
+      <w:lvlJc w:val="left"/>
+      <w:pPr>
+        <w:ind w:left="3240" w:hanging="360"/>
+      </w:pPr>
+    </w:lvl>
+    <w:lvl w:ilvl="4" w:tplc="042A0019" w:tentative="1">
+      <w:start w:val="1"/>
+      <w:numFmt w:val="lowerLetter"/>
+      <w:lvlText w:val="%5."/>
+      <w:lvlJc w:val="left"/>
+      <w:pPr>
+        <w:ind w:left="3960" w:hanging="360"/>
+      </w:pPr>
+    </w:lvl>
+    <w:lvl w:ilvl="5" w:tplc="042A001B" w:tentative="1">
+      <w:start w:val="1"/>
+      <w:numFmt w:val="lowerRoman"/>
+      <w:lvlText w:val="%6."/>
+      <w:lvlJc w:val="right"/>
+      <w:pPr>
+        <w:ind w:left="4680" w:hanging="180"/>
+      </w:pPr>
+    </w:lvl>
+    <w:lvl w:ilvl="6" w:tplc="042A000F" w:tentative="1">
+      <w:start w:val="1"/>
+      <w:numFmt w:val="decimal"/>
+      <w:lvlText w:val="%7."/>
+      <w:lvlJc w:val="left"/>
+      <w:pPr>
+        <w:ind w:left="5400" w:hanging="360"/>
+      </w:pPr>
+    </w:lvl>
+    <w:lvl w:ilvl="7" w:tplc="042A0019" w:tentative="1">
+      <w:start w:val="1"/>
+      <w:numFmt w:val="lowerLetter"/>
+      <w:lvlText w:val="%8."/>
+      <w:lvlJc w:val="left"/>
+      <w:pPr>
+        <w:ind w:left="6120" w:hanging="360"/>
+      </w:pPr>
+    </w:lvl>
+    <w:lvl w:ilvl="8" w:tplc="042A001B" w:tentative="1">
+      <w:start w:val="1"/>
+      <w:numFmt w:val="lowerRoman"/>
+      <w:lvlText w:val="%9."/>
+      <w:lvlJc w:val="right"/>
+      <w:pPr>
+        <w:ind w:left="6840" w:hanging="180"/>
+      </w:pPr>
+    </w:lvl>
+  </w:abstractNum>
+  <w:abstractNum w:abstractNumId="14">
     <w:nsid w:val="2A9E2733"/>
     <w:multiLevelType w:val="hybridMultilevel"/>
     <w:tmpl w:val="BCF8F330"/>
@@ -46580,7 +52061,7 @@
       </w:pPr>
     </w:lvl>
   </w:abstractNum>
-  <w:abstractNum w:abstractNumId="14">
+  <w:abstractNum w:abstractNumId="15">
     <w:nsid w:val="2AD315C2"/>
     <w:multiLevelType w:val="hybridMultilevel"/>
     <w:tmpl w:val="3182C344"/>
@@ -46669,7 +52150,7 @@
       </w:pPr>
     </w:lvl>
   </w:abstractNum>
-  <w:abstractNum w:abstractNumId="15">
+  <w:abstractNum w:abstractNumId="16">
     <w:nsid w:val="2B784572"/>
     <w:multiLevelType w:val="hybridMultilevel"/>
     <w:tmpl w:val="1FC8BB30"/>
@@ -46758,7 +52239,7 @@
       </w:pPr>
     </w:lvl>
   </w:abstractNum>
-  <w:abstractNum w:abstractNumId="16">
+  <w:abstractNum w:abstractNumId="17">
     <w:nsid w:val="2C3D499D"/>
     <w:multiLevelType w:val="hybridMultilevel"/>
     <w:tmpl w:val="8A7E8996"/>
@@ -46847,7 +52328,7 @@
       </w:pPr>
     </w:lvl>
   </w:abstractNum>
-  <w:abstractNum w:abstractNumId="17">
+  <w:abstractNum w:abstractNumId="18">
     <w:nsid w:val="32077FE9"/>
     <w:multiLevelType w:val="hybridMultilevel"/>
     <w:tmpl w:val="FD508338"/>
@@ -46936,7 +52417,7 @@
       </w:pPr>
     </w:lvl>
   </w:abstractNum>
-  <w:abstractNum w:abstractNumId="18">
+  <w:abstractNum w:abstractNumId="19">
     <w:nsid w:val="3B027B95"/>
     <w:multiLevelType w:val="hybridMultilevel"/>
     <w:tmpl w:val="5E4AD576"/>
@@ -47049,7 +52530,7 @@
       </w:rPr>
     </w:lvl>
   </w:abstractNum>
-  <w:abstractNum w:abstractNumId="19">
+  <w:abstractNum w:abstractNumId="20">
     <w:nsid w:val="3CE15337"/>
     <w:multiLevelType w:val="hybridMultilevel"/>
     <w:tmpl w:val="53264FA2"/>
@@ -47162,7 +52643,7 @@
       </w:rPr>
     </w:lvl>
   </w:abstractNum>
-  <w:abstractNum w:abstractNumId="20">
+  <w:abstractNum w:abstractNumId="21">
     <w:nsid w:val="3D412D44"/>
     <w:multiLevelType w:val="hybridMultilevel"/>
     <w:tmpl w:val="3BB043AE"/>
@@ -47275,7 +52756,7 @@
       </w:rPr>
     </w:lvl>
   </w:abstractNum>
-  <w:abstractNum w:abstractNumId="21">
+  <w:abstractNum w:abstractNumId="22">
     <w:nsid w:val="401E0505"/>
     <w:multiLevelType w:val="hybridMultilevel"/>
     <w:tmpl w:val="A5EE4F64"/>
@@ -47364,7 +52845,7 @@
       </w:pPr>
     </w:lvl>
   </w:abstractNum>
-  <w:abstractNum w:abstractNumId="22">
+  <w:abstractNum w:abstractNumId="23">
     <w:nsid w:val="45261798"/>
     <w:multiLevelType w:val="hybridMultilevel"/>
     <w:tmpl w:val="0C8248EE"/>
@@ -47453,7 +52934,7 @@
       </w:pPr>
     </w:lvl>
   </w:abstractNum>
-  <w:abstractNum w:abstractNumId="23">
+  <w:abstractNum w:abstractNumId="24">
     <w:nsid w:val="46C11327"/>
     <w:multiLevelType w:val="hybridMultilevel"/>
     <w:tmpl w:val="8B4E9BEE"/>
@@ -47542,7 +53023,7 @@
       </w:pPr>
     </w:lvl>
   </w:abstractNum>
-  <w:abstractNum w:abstractNumId="24">
+  <w:abstractNum w:abstractNumId="25">
     <w:nsid w:val="47A07C5A"/>
     <w:multiLevelType w:val="hybridMultilevel"/>
     <w:tmpl w:val="72EE8148"/>
@@ -47657,7 +53138,7 @@
       </w:rPr>
     </w:lvl>
   </w:abstractNum>
-  <w:abstractNum w:abstractNumId="25">
+  <w:abstractNum w:abstractNumId="26">
     <w:nsid w:val="4D6C607F"/>
     <w:multiLevelType w:val="hybridMultilevel"/>
     <w:tmpl w:val="90F69C22"/>
@@ -47746,7 +53227,7 @@
       </w:pPr>
     </w:lvl>
   </w:abstractNum>
-  <w:abstractNum w:abstractNumId="26">
+  <w:abstractNum w:abstractNumId="27">
     <w:nsid w:val="59B53F1D"/>
     <w:multiLevelType w:val="hybridMultilevel"/>
     <w:tmpl w:val="23F26A0E"/>
@@ -47835,7 +53316,7 @@
       </w:pPr>
     </w:lvl>
   </w:abstractNum>
-  <w:abstractNum w:abstractNumId="27">
+  <w:abstractNum w:abstractNumId="28">
     <w:nsid w:val="5B755E82"/>
     <w:multiLevelType w:val="hybridMultilevel"/>
     <w:tmpl w:val="B29237E4"/>
@@ -47948,7 +53429,7 @@
       </w:rPr>
     </w:lvl>
   </w:abstractNum>
-  <w:abstractNum w:abstractNumId="28">
+  <w:abstractNum w:abstractNumId="29">
     <w:nsid w:val="5CA5676F"/>
     <w:multiLevelType w:val="hybridMultilevel"/>
     <w:tmpl w:val="14E851B2"/>
@@ -48038,7 +53519,7 @@
       </w:pPr>
     </w:lvl>
   </w:abstractNum>
-  <w:abstractNum w:abstractNumId="29">
+  <w:abstractNum w:abstractNumId="30">
     <w:nsid w:val="5E484CDA"/>
     <w:multiLevelType w:val="hybridMultilevel"/>
     <w:tmpl w:val="BA90960C"/>
@@ -48127,7 +53608,7 @@
       </w:pPr>
     </w:lvl>
   </w:abstractNum>
-  <w:abstractNum w:abstractNumId="30">
+  <w:abstractNum w:abstractNumId="31">
     <w:nsid w:val="62331572"/>
     <w:multiLevelType w:val="hybridMultilevel"/>
     <w:tmpl w:val="2D86DCCE"/>
@@ -48216,7 +53697,7 @@
       </w:pPr>
     </w:lvl>
   </w:abstractNum>
-  <w:abstractNum w:abstractNumId="31">
+  <w:abstractNum w:abstractNumId="32">
     <w:nsid w:val="68612170"/>
     <w:multiLevelType w:val="hybridMultilevel"/>
     <w:tmpl w:val="18FE12A0"/>
@@ -48305,7 +53786,7 @@
       </w:pPr>
     </w:lvl>
   </w:abstractNum>
-  <w:abstractNum w:abstractNumId="32">
+  <w:abstractNum w:abstractNumId="33">
     <w:nsid w:val="6AD24F1B"/>
     <w:multiLevelType w:val="hybridMultilevel"/>
     <w:tmpl w:val="EAD22944"/>
@@ -48394,7 +53875,7 @@
       </w:pPr>
     </w:lvl>
   </w:abstractNum>
-  <w:abstractNum w:abstractNumId="33">
+  <w:abstractNum w:abstractNumId="34">
     <w:nsid w:val="6B3406FC"/>
     <w:multiLevelType w:val="hybridMultilevel"/>
     <w:tmpl w:val="E098C40E"/>
@@ -48483,7 +53964,7 @@
       </w:pPr>
     </w:lvl>
   </w:abstractNum>
-  <w:abstractNum w:abstractNumId="34">
+  <w:abstractNum w:abstractNumId="35">
     <w:nsid w:val="70B80565"/>
     <w:multiLevelType w:val="hybridMultilevel"/>
     <w:tmpl w:val="3EA255DA"/>
@@ -48573,7 +54054,7 @@
       </w:pPr>
     </w:lvl>
   </w:abstractNum>
-  <w:abstractNum w:abstractNumId="35">
+  <w:abstractNum w:abstractNumId="36">
     <w:nsid w:val="783858A8"/>
     <w:multiLevelType w:val="hybridMultilevel"/>
     <w:tmpl w:val="FC2268E2"/>
@@ -48662,7 +54143,7 @@
       </w:pPr>
     </w:lvl>
   </w:abstractNum>
-  <w:abstractNum w:abstractNumId="36">
+  <w:abstractNum w:abstractNumId="37">
     <w:nsid w:val="7BBE72C2"/>
     <w:multiLevelType w:val="hybridMultilevel"/>
     <w:tmpl w:val="BBE85346"/>
@@ -48775,7 +54256,7 @@
       </w:rPr>
     </w:lvl>
   </w:abstractNum>
-  <w:abstractNum w:abstractNumId="37">
+  <w:abstractNum w:abstractNumId="38">
     <w:nsid w:val="7D62671B"/>
     <w:multiLevelType w:val="hybridMultilevel"/>
     <w:tmpl w:val="C9EAA49C"/>
@@ -48866,117 +54347,120 @@
     </w:lvl>
   </w:abstractNum>
   <w:num w:numId="1">
-    <w:abstractNumId w:val="28"/>
+    <w:abstractNumId w:val="29"/>
   </w:num>
   <w:num w:numId="2">
-    <w:abstractNumId w:val="24"/>
+    <w:abstractNumId w:val="25"/>
   </w:num>
   <w:num w:numId="3">
-    <w:abstractNumId w:val="9"/>
+    <w:abstractNumId w:val="10"/>
   </w:num>
   <w:num w:numId="4">
-    <w:abstractNumId w:val="20"/>
+    <w:abstractNumId w:val="21"/>
   </w:num>
   <w:num w:numId="5">
-    <w:abstractNumId w:val="37"/>
+    <w:abstractNumId w:val="38"/>
   </w:num>
   <w:num w:numId="6">
-    <w:abstractNumId w:val="10"/>
+    <w:abstractNumId w:val="11"/>
   </w:num>
   <w:num w:numId="7">
-    <w:abstractNumId w:val="6"/>
+    <w:abstractNumId w:val="7"/>
   </w:num>
   <w:num w:numId="8">
-    <w:abstractNumId w:val="23"/>
+    <w:abstractNumId w:val="24"/>
   </w:num>
   <w:num w:numId="9">
     <w:abstractNumId w:val="0"/>
   </w:num>
   <w:num w:numId="10">
-    <w:abstractNumId w:val="25"/>
+    <w:abstractNumId w:val="26"/>
   </w:num>
   <w:num w:numId="11">
-    <w:abstractNumId w:val="30"/>
+    <w:abstractNumId w:val="31"/>
   </w:num>
   <w:num w:numId="12">
-    <w:abstractNumId w:val="21"/>
+    <w:abstractNumId w:val="22"/>
   </w:num>
   <w:num w:numId="13">
     <w:abstractNumId w:val="1"/>
   </w:num>
   <w:num w:numId="14">
-    <w:abstractNumId w:val="16"/>
+    <w:abstractNumId w:val="17"/>
   </w:num>
   <w:num w:numId="15">
-    <w:abstractNumId w:val="11"/>
+    <w:abstractNumId w:val="12"/>
   </w:num>
   <w:num w:numId="16">
-    <w:abstractNumId w:val="5"/>
+    <w:abstractNumId w:val="6"/>
   </w:num>
   <w:num w:numId="17">
-    <w:abstractNumId w:val="27"/>
+    <w:abstractNumId w:val="28"/>
   </w:num>
   <w:num w:numId="18">
-    <w:abstractNumId w:val="29"/>
+    <w:abstractNumId w:val="30"/>
   </w:num>
   <w:num w:numId="19">
     <w:abstractNumId w:val="3"/>
   </w:num>
   <w:num w:numId="20">
-    <w:abstractNumId w:val="12"/>
+    <w:abstractNumId w:val="13"/>
   </w:num>
   <w:num w:numId="21">
-    <w:abstractNumId w:val="13"/>
+    <w:abstractNumId w:val="14"/>
   </w:num>
   <w:num w:numId="22">
-    <w:abstractNumId w:val="35"/>
+    <w:abstractNumId w:val="36"/>
   </w:num>
   <w:num w:numId="23">
-    <w:abstractNumId w:val="8"/>
+    <w:abstractNumId w:val="9"/>
   </w:num>
   <w:num w:numId="24">
-    <w:abstractNumId w:val="22"/>
+    <w:abstractNumId w:val="23"/>
   </w:num>
   <w:num w:numId="25">
-    <w:abstractNumId w:val="14"/>
+    <w:abstractNumId w:val="15"/>
   </w:num>
   <w:num w:numId="26">
-    <w:abstractNumId w:val="19"/>
+    <w:abstractNumId w:val="20"/>
   </w:num>
   <w:num w:numId="27">
-    <w:abstractNumId w:val="7"/>
+    <w:abstractNumId w:val="8"/>
   </w:num>
   <w:num w:numId="28">
     <w:abstractNumId w:val="2"/>
   </w:num>
   <w:num w:numId="29">
-    <w:abstractNumId w:val="15"/>
+    <w:abstractNumId w:val="16"/>
   </w:num>
   <w:num w:numId="30">
-    <w:abstractNumId w:val="26"/>
+    <w:abstractNumId w:val="27"/>
   </w:num>
   <w:num w:numId="31">
-    <w:abstractNumId w:val="17"/>
+    <w:abstractNumId w:val="18"/>
   </w:num>
   <w:num w:numId="32">
-    <w:abstractNumId w:val="36"/>
+    <w:abstractNumId w:val="37"/>
   </w:num>
   <w:num w:numId="33">
+    <w:abstractNumId w:val="35"/>
+  </w:num>
+  <w:num w:numId="34">
     <w:abstractNumId w:val="34"/>
   </w:num>
-  <w:num w:numId="34">
+  <w:num w:numId="35">
+    <w:abstractNumId w:val="32"/>
+  </w:num>
+  <w:num w:numId="36">
     <w:abstractNumId w:val="33"/>
   </w:num>
-  <w:num w:numId="35">
-    <w:abstractNumId w:val="31"/>
-  </w:num>
-  <w:num w:numId="36">
-    <w:abstractNumId w:val="32"/>
-  </w:num>
   <w:num w:numId="37">
-    <w:abstractNumId w:val="18"/>
+    <w:abstractNumId w:val="19"/>
   </w:num>
   <w:num w:numId="38">
+    <w:abstractNumId w:val="5"/>
+  </w:num>
+  <w:num w:numId="39">
     <w:abstractNumId w:val="4"/>
   </w:num>
 </w:numbering>

--- a/calculus.docx
+++ b/calculus.docx
@@ -35409,35 +35409,7 @@
                   <w:rFonts w:ascii="Cambria Math" w:eastAsiaTheme="minorEastAsia" w:hAnsi="Cambria Math"/>
                   <w:lang w:val="en-US"/>
                 </w:rPr>
-                <m:t>n</m:t>
-              </m:r>
-              <m:r>
-                <w:rPr>
-                  <w:rFonts w:ascii="Cambria Math" w:eastAsiaTheme="minorEastAsia" w:hAnsi="Cambria Math"/>
-                  <w:lang w:val="en-US"/>
-                </w:rPr>
-                <m:t xml:space="preserve"> </m:t>
-              </m:r>
-              <m:r>
-                <w:rPr>
-                  <w:rFonts w:ascii="Cambria Math" w:eastAsiaTheme="minorEastAsia" w:hAnsi="Cambria Math"/>
-                  <w:lang w:val="en-US"/>
-                </w:rPr>
-                <m:t>=</m:t>
-              </m:r>
-              <m:r>
-                <w:rPr>
-                  <w:rFonts w:ascii="Cambria Math" w:eastAsiaTheme="minorEastAsia" w:hAnsi="Cambria Math"/>
-                  <w:lang w:val="en-US"/>
-                </w:rPr>
-                <m:t xml:space="preserve"> </m:t>
-              </m:r>
-              <m:r>
-                <w:rPr>
-                  <w:rFonts w:ascii="Cambria Math" w:eastAsiaTheme="minorEastAsia" w:hAnsi="Cambria Math"/>
-                  <w:lang w:val="en-US"/>
-                </w:rPr>
-                <m:t>0</m:t>
+                <m:t>n = 0</m:t>
               </m:r>
             </m:sub>
             <m:sup>
@@ -35600,21 +35572,7 @@
               <w:rFonts w:ascii="Cambria Math" w:eastAsiaTheme="minorEastAsia" w:hAnsi="Cambria Math"/>
               <w:lang w:val="en-US"/>
             </w:rPr>
-            <m:t>&lt;</m:t>
-          </m:r>
-          <m:r>
-            <w:rPr>
-              <w:rFonts w:ascii="Cambria Math" w:eastAsiaTheme="minorEastAsia" w:hAnsi="Cambria Math"/>
-              <w:lang w:val="en-US"/>
-            </w:rPr>
-            <m:t>0,∀n</m:t>
-          </m:r>
-          <m:r>
-            <w:rPr>
-              <w:rFonts w:ascii="Cambria Math" w:eastAsiaTheme="minorEastAsia" w:hAnsi="Cambria Math"/>
-              <w:lang w:val="en-US"/>
-            </w:rPr>
-            <m:t xml:space="preserve"> </m:t>
+            <m:t xml:space="preserve">&lt;0,∀n </m:t>
           </m:r>
         </m:oMath>
       </m:oMathPara>
@@ -35705,14 +35663,7 @@
                   <w:rFonts w:ascii="Cambria Math" w:eastAsiaTheme="minorEastAsia" w:hAnsi="Cambria Math"/>
                   <w:lang w:val="en-US"/>
                 </w:rPr>
-                <m:t xml:space="preserve">n = </m:t>
-              </m:r>
-              <m:r>
-                <w:rPr>
-                  <w:rFonts w:ascii="Cambria Math" w:eastAsiaTheme="minorEastAsia" w:hAnsi="Cambria Math"/>
-                  <w:lang w:val="en-US"/>
-                </w:rPr>
-                <m:t>k</m:t>
+                <m:t>n = k</m:t>
               </m:r>
             </m:sub>
             <m:sup>
@@ -36373,14 +36324,7 @@
                   <w:rFonts w:ascii="Cambria Math" w:eastAsiaTheme="minorEastAsia" w:hAnsi="Cambria Math"/>
                   <w:lang w:val="en-US"/>
                 </w:rPr>
-                <m:t>n</m:t>
-              </m:r>
-              <m:r>
-                <w:rPr>
-                  <w:rFonts w:ascii="Cambria Math" w:eastAsiaTheme="minorEastAsia" w:hAnsi="Cambria Math"/>
-                  <w:lang w:val="en-US"/>
-                </w:rPr>
-                <m:t xml:space="preserve"> = 1</m:t>
+                <m:t>n = 1</m:t>
               </m:r>
             </m:sub>
             <m:sup>
@@ -36444,21 +36388,7 @@
           <w:rFonts w:eastAsiaTheme="minorEastAsia"/>
           <w:lang w:val="en-US"/>
         </w:rPr>
-        <w:t>C</w:t>
-      </w:r>
-      <w:r>
-        <w:rPr>
-          <w:rFonts w:eastAsiaTheme="minorEastAsia"/>
-          <w:lang w:val="en-US"/>
-        </w:rPr>
-        <w:t>họn hàm f(x)</w:t>
-      </w:r>
-      <w:r>
-        <w:rPr>
-          <w:rFonts w:eastAsiaTheme="minorEastAsia"/>
-          <w:lang w:val="en-US"/>
-        </w:rPr>
-        <w:t xml:space="preserve"> nghịch biến trên khoảng (1, </w:t>
+        <w:t xml:space="preserve">Chọn hàm f(x) nghịch biến trên khoảng (1, </w:t>
       </w:r>
       <w:r>
         <w:rPr>
@@ -36472,14 +36402,7 @@
           <w:rFonts w:eastAsiaTheme="minorEastAsia"/>
           <w:lang w:val="en-US"/>
         </w:rPr>
-        <w:t>)</w:t>
-      </w:r>
-      <w:r>
-        <w:rPr>
-          <w:rFonts w:eastAsiaTheme="minorEastAsia"/>
-          <w:lang w:val="en-US"/>
-        </w:rPr>
-        <w:t xml:space="preserve"> sao cho a</w:t>
+        <w:t>) sao cho a</w:t>
       </w:r>
       <w:r>
         <w:rPr>
@@ -36577,14 +36500,7 @@
                   <w:rFonts w:ascii="Cambria Math" w:eastAsiaTheme="minorEastAsia" w:hAnsi="Cambria Math"/>
                   <w:lang w:val="en-US"/>
                 </w:rPr>
-                <m:t>n</m:t>
-              </m:r>
-              <m:r>
-                <w:rPr>
-                  <w:rFonts w:ascii="Cambria Math" w:eastAsiaTheme="minorEastAsia" w:hAnsi="Cambria Math"/>
-                  <w:lang w:val="en-US"/>
-                </w:rPr>
-                <m:t xml:space="preserve"> = 1</m:t>
+                <m:t>n = 1</m:t>
               </m:r>
             </m:sub>
             <m:sup>
@@ -36889,21 +36805,7 @@
           <w:rFonts w:eastAsiaTheme="minorEastAsia"/>
           <w:lang w:val="en-US"/>
         </w:rPr>
-        <w:t>Tổng n số hạng đầu tiên</w:t>
-      </w:r>
-      <w:r>
-        <w:rPr>
-          <w:rFonts w:eastAsiaTheme="minorEastAsia"/>
-          <w:lang w:val="en-US"/>
-        </w:rPr>
-        <w:t xml:space="preserve"> của A</w:t>
-      </w:r>
-      <w:r>
-        <w:rPr>
-          <w:rFonts w:eastAsiaTheme="minorEastAsia"/>
-          <w:lang w:val="en-US"/>
-        </w:rPr>
-        <w:t xml:space="preserve"> kí hiệu là S</w:t>
+        <w:t>Tổng n số hạng đầu tiên của A kí hiệu là S</w:t>
       </w:r>
       <w:r>
         <w:rPr>
@@ -36953,14 +36855,7 @@
           <w:rFonts w:eastAsiaTheme="minorEastAsia"/>
           <w:lang w:val="en-US"/>
         </w:rPr>
-        <w:t>T</w:t>
-      </w:r>
-      <w:r>
-        <w:rPr>
-          <w:rFonts w:eastAsiaTheme="minorEastAsia"/>
-          <w:lang w:val="en-US"/>
-        </w:rPr>
-        <w:t>a luôn có bất đẳng thức sau</w:t>
+        <w:t>Ta luôn có bất đẳng thức sau</w:t>
       </w:r>
     </w:p>
     <w:p>
@@ -37247,7 +37142,30 @@
           <w:rFonts w:eastAsiaTheme="minorEastAsia"/>
           <w:lang w:val="en-US"/>
         </w:rPr>
-        <w:t>Cho A là 1 chuỗi đan xen, A hội tụ chỉ khi độ lớn các số hạng luôn giảm và độ lớn của số hạng tại vô cực = 0</w:t>
+        <w:t>Cho A là 1 chuỗi đan xen, A hội tụ chỉ khi độ lớn các số hạ</w:t>
+      </w:r>
+      <w:r>
+        <w:rPr>
+          <w:rFonts w:eastAsiaTheme="minorEastAsia"/>
+          <w:lang w:val="en-US"/>
+        </w:rPr>
+        <w:t xml:space="preserve">ng có xu hướng </w:t>
+      </w:r>
+      <w:r>
+        <w:rPr>
+          <w:rFonts w:eastAsiaTheme="minorEastAsia"/>
+          <w:lang w:val="en-US"/>
+        </w:rPr>
+        <w:t>giảm</w:t>
+      </w:r>
+      <w:bookmarkStart w:id="0" w:name="_GoBack"/>
+      <w:bookmarkEnd w:id="0"/>
+      <w:r>
+        <w:rPr>
+          <w:rFonts w:eastAsiaTheme="minorEastAsia"/>
+          <w:lang w:val="en-US"/>
+        </w:rPr>
+        <w:t xml:space="preserve"> và độ lớn của số hạng tại vô cực = 0</w:t>
       </w:r>
     </w:p>
     <w:p>
@@ -37295,14 +37213,7 @@
               <w:rFonts w:ascii="Cambria Math" w:eastAsiaTheme="minorEastAsia" w:hAnsi="Cambria Math"/>
               <w:lang w:val="en-US"/>
             </w:rPr>
-            <m:t>A</m:t>
-          </m:r>
-          <m:r>
-            <w:rPr>
-              <w:rFonts w:ascii="Cambria Math" w:eastAsiaTheme="minorEastAsia" w:hAnsi="Cambria Math"/>
-              <w:lang w:val="en-US"/>
-            </w:rPr>
-            <m:t>=</m:t>
+            <m:t>A=</m:t>
           </m:r>
           <m:nary>
             <m:naryPr>
@@ -37433,14 +37344,7 @@
                   <w:rFonts w:ascii="Cambria Math" w:eastAsiaTheme="minorEastAsia" w:hAnsi="Cambria Math"/>
                   <w:lang w:val="en-US"/>
                 </w:rPr>
-                <m:t>n</m:t>
-              </m:r>
-              <m:r>
-                <w:rPr>
-                  <w:rFonts w:ascii="Cambria Math" w:eastAsiaTheme="minorEastAsia" w:hAnsi="Cambria Math"/>
-                  <w:lang w:val="en-US"/>
-                </w:rPr>
-                <m:t xml:space="preserve"> = 1</m:t>
+                <m:t>n = 1</m:t>
               </m:r>
             </m:sub>
             <m:sup>
@@ -37914,14 +37818,7 @@
           <w:rFonts w:eastAsiaTheme="minorEastAsia"/>
           <w:lang w:val="en-US"/>
         </w:rPr>
-        <w:t xml:space="preserve">Dễ thấy </w:t>
-      </w:r>
-      <w:r>
-        <w:rPr>
-          <w:rFonts w:eastAsiaTheme="minorEastAsia"/>
-          <w:lang w:val="en-US"/>
-        </w:rPr>
-        <w:t>a</w:t>
+        <w:t>Dễ thấy a</w:t>
       </w:r>
       <w:r>
         <w:rPr>
@@ -38262,14 +38159,7 @@
               <w:rFonts w:ascii="Cambria Math" w:eastAsiaTheme="minorEastAsia" w:hAnsi="Cambria Math"/>
               <w:lang w:val="en-US"/>
             </w:rPr>
-            <m:t>,∀n&gt;</m:t>
-          </m:r>
-          <m:r>
-            <w:rPr>
-              <w:rFonts w:ascii="Cambria Math" w:eastAsiaTheme="minorEastAsia" w:hAnsi="Cambria Math"/>
-              <w:lang w:val="en-US"/>
-            </w:rPr>
-            <m:t>N</m:t>
+            <m:t>,∀n&gt;N</m:t>
           </m:r>
         </m:oMath>
       </m:oMathPara>
@@ -38605,14 +38495,7 @@
           <w:rFonts w:eastAsiaTheme="minorEastAsia"/>
           <w:lang w:val="en-US"/>
         </w:rPr>
-        <w:t xml:space="preserve">Cho A và B là 2 chuỗi nào đó, </w:t>
-      </w:r>
-      <w:r>
-        <w:rPr>
-          <w:rFonts w:eastAsiaTheme="minorEastAsia"/>
-          <w:lang w:val="en-US"/>
-        </w:rPr>
-        <w:t>a</w:t>
+        <w:t>Cho A và B là 2 chuỗi nào đó, a</w:t>
       </w:r>
       <w:r>
         <w:rPr>
@@ -38642,21 +38525,7 @@
           <w:rFonts w:eastAsiaTheme="minorEastAsia"/>
           <w:lang w:val="en-US"/>
         </w:rPr>
-        <w:t xml:space="preserve"> lần lượt là số hạng thứ n củ</w:t>
-      </w:r>
-      <w:r>
-        <w:rPr>
-          <w:rFonts w:eastAsiaTheme="minorEastAsia"/>
-          <w:lang w:val="en-US"/>
-        </w:rPr>
-        <w:t xml:space="preserve">a A và B, khi đó nếu </w:t>
-      </w:r>
-      <w:r>
-        <w:rPr>
-          <w:rFonts w:eastAsiaTheme="minorEastAsia"/>
-          <w:lang w:val="en-US"/>
-        </w:rPr>
-        <w:t>a</w:t>
+        <w:t xml:space="preserve"> lần lượt là số hạng thứ n của A và B, khi đó nếu a</w:t>
       </w:r>
       <w:r>
         <w:rPr>
@@ -38671,14 +38540,7 @@
           <w:rFonts w:eastAsiaTheme="minorEastAsia"/>
           <w:lang w:val="en-US"/>
         </w:rPr>
-        <w:t xml:space="preserve"> / </w:t>
-      </w:r>
-      <w:r>
-        <w:rPr>
-          <w:rFonts w:eastAsiaTheme="minorEastAsia"/>
-          <w:lang w:val="en-US"/>
-        </w:rPr>
-        <w:t>b</w:t>
+        <w:t xml:space="preserve"> / b</w:t>
       </w:r>
       <w:r>
         <w:rPr>
@@ -39090,35 +38952,7 @@
                       <w:rFonts w:ascii="Cambria Math" w:hAnsi="Cambria Math"/>
                       <w:lang w:val="en-US"/>
                     </w:rPr>
-                    <m:t>n</m:t>
-                  </m:r>
-                  <m:r>
-                    <w:rPr>
-                      <w:rFonts w:ascii="Cambria Math" w:hAnsi="Cambria Math"/>
-                      <w:lang w:val="en-US"/>
-                    </w:rPr>
-                    <m:t xml:space="preserve"> </m:t>
-                  </m:r>
-                  <m:r>
-                    <w:rPr>
-                      <w:rFonts w:ascii="Cambria Math" w:hAnsi="Cambria Math"/>
-                      <w:lang w:val="en-US"/>
-                    </w:rPr>
-                    <m:t>→</m:t>
-                  </m:r>
-                  <m:r>
-                    <w:rPr>
-                      <w:rFonts w:ascii="Cambria Math" w:hAnsi="Cambria Math"/>
-                      <w:lang w:val="en-US"/>
-                    </w:rPr>
-                    <m:t xml:space="preserve"> </m:t>
-                  </m:r>
-                  <m:r>
-                    <w:rPr>
-                      <w:rFonts w:ascii="Cambria Math" w:hAnsi="Cambria Math"/>
-                      <w:lang w:val="en-US"/>
-                    </w:rPr>
-                    <m:t>∞</m:t>
+                    <m:t>n → ∞</m:t>
                   </m:r>
                 </m:lim>
               </m:limLow>
@@ -39369,35 +39203,7 @@
                       <w:rFonts w:ascii="Cambria Math" w:hAnsi="Cambria Math"/>
                       <w:lang w:val="en-US"/>
                     </w:rPr>
-                    <m:t>n</m:t>
-                  </m:r>
-                  <m:r>
-                    <w:rPr>
-                      <w:rFonts w:ascii="Cambria Math" w:hAnsi="Cambria Math"/>
-                      <w:lang w:val="en-US"/>
-                    </w:rPr>
-                    <m:t xml:space="preserve"> </m:t>
-                  </m:r>
-                  <m:r>
-                    <w:rPr>
-                      <w:rFonts w:ascii="Cambria Math" w:hAnsi="Cambria Math"/>
-                      <w:lang w:val="en-US"/>
-                    </w:rPr>
-                    <m:t>→</m:t>
-                  </m:r>
-                  <m:r>
-                    <w:rPr>
-                      <w:rFonts w:ascii="Cambria Math" w:hAnsi="Cambria Math"/>
-                      <w:lang w:val="en-US"/>
-                    </w:rPr>
-                    <m:t xml:space="preserve"> </m:t>
-                  </m:r>
-                  <m:r>
-                    <w:rPr>
-                      <w:rFonts w:ascii="Cambria Math" w:hAnsi="Cambria Math"/>
-                      <w:lang w:val="en-US"/>
-                    </w:rPr>
-                    <m:t>∞</m:t>
+                    <m:t>n → ∞</m:t>
                   </m:r>
                 </m:lim>
               </m:limLow>
@@ -39628,14 +39434,7 @@
           <w:rFonts w:eastAsiaTheme="minorEastAsia"/>
           <w:lang w:val="en-US"/>
         </w:rPr>
-        <w:t xml:space="preserve">Cho A là 1 chuỗi nào đó, </w:t>
-      </w:r>
-      <w:r>
-        <w:rPr>
-          <w:rFonts w:eastAsiaTheme="minorEastAsia"/>
-          <w:lang w:val="en-US"/>
-        </w:rPr>
-        <w:t>a</w:t>
+        <w:t>Cho A là 1 chuỗi nào đó, a</w:t>
       </w:r>
       <w:r>
         <w:rPr>
@@ -39650,21 +39449,7 @@
           <w:rFonts w:eastAsiaTheme="minorEastAsia"/>
           <w:lang w:val="en-US"/>
         </w:rPr>
-        <w:t xml:space="preserve"> là số hạng thứ n của A</w:t>
-      </w:r>
-      <w:r>
-        <w:rPr>
-          <w:rFonts w:eastAsiaTheme="minorEastAsia"/>
-          <w:lang w:val="en-US"/>
-        </w:rPr>
-        <w:t xml:space="preserve">, gọi c là căn bậc n của </w:t>
-      </w:r>
-      <w:r>
-        <w:rPr>
-          <w:rFonts w:eastAsiaTheme="minorEastAsia"/>
-          <w:lang w:val="en-US"/>
-        </w:rPr>
-        <w:t>a</w:t>
+        <w:t xml:space="preserve"> là số hạng thứ n của A, gọi c là căn bậc n của a</w:t>
       </w:r>
       <w:r>
         <w:rPr>
@@ -39912,35 +39697,7 @@
                       <w:rFonts w:ascii="Cambria Math" w:hAnsi="Cambria Math"/>
                       <w:lang w:val="en-US"/>
                     </w:rPr>
-                    <m:t>n</m:t>
-                  </m:r>
-                  <m:r>
-                    <w:rPr>
-                      <w:rFonts w:ascii="Cambria Math" w:hAnsi="Cambria Math"/>
-                      <w:lang w:val="en-US"/>
-                    </w:rPr>
-                    <m:t xml:space="preserve"> </m:t>
-                  </m:r>
-                  <m:r>
-                    <w:rPr>
-                      <w:rFonts w:ascii="Cambria Math" w:hAnsi="Cambria Math"/>
-                      <w:lang w:val="en-US"/>
-                    </w:rPr>
-                    <m:t>→</m:t>
-                  </m:r>
-                  <m:r>
-                    <w:rPr>
-                      <w:rFonts w:ascii="Cambria Math" w:hAnsi="Cambria Math"/>
-                      <w:lang w:val="en-US"/>
-                    </w:rPr>
-                    <m:t xml:space="preserve"> </m:t>
-                  </m:r>
-                  <m:r>
-                    <w:rPr>
-                      <w:rFonts w:ascii="Cambria Math" w:hAnsi="Cambria Math"/>
-                      <w:lang w:val="en-US"/>
-                    </w:rPr>
-                    <m:t>∞</m:t>
+                    <m:t>n → ∞</m:t>
                   </m:r>
                 </m:lim>
               </m:limLow>
@@ -40080,35 +39837,7 @@
                       <w:rFonts w:ascii="Cambria Math" w:hAnsi="Cambria Math"/>
                       <w:lang w:val="en-US"/>
                     </w:rPr>
-                    <m:t>n</m:t>
-                  </m:r>
-                  <m:r>
-                    <w:rPr>
-                      <w:rFonts w:ascii="Cambria Math" w:hAnsi="Cambria Math"/>
-                      <w:lang w:val="en-US"/>
-                    </w:rPr>
-                    <m:t xml:space="preserve"> </m:t>
-                  </m:r>
-                  <m:r>
-                    <w:rPr>
-                      <w:rFonts w:ascii="Cambria Math" w:hAnsi="Cambria Math"/>
-                      <w:lang w:val="en-US"/>
-                    </w:rPr>
-                    <m:t>→</m:t>
-                  </m:r>
-                  <m:r>
-                    <w:rPr>
-                      <w:rFonts w:ascii="Cambria Math" w:hAnsi="Cambria Math"/>
-                      <w:lang w:val="en-US"/>
-                    </w:rPr>
-                    <m:t xml:space="preserve"> </m:t>
-                  </m:r>
-                  <m:r>
-                    <w:rPr>
-                      <w:rFonts w:ascii="Cambria Math" w:hAnsi="Cambria Math"/>
-                      <w:lang w:val="en-US"/>
-                    </w:rPr>
-                    <m:t>∞</m:t>
+                    <m:t>n → ∞</m:t>
                   </m:r>
                 </m:lim>
               </m:limLow>
@@ -40215,16 +39944,7 @@
           <w:rFonts w:eastAsiaTheme="minorEastAsia"/>
           <w:lang w:val="en-US"/>
         </w:rPr>
-        <w:t>Cho A là 1 chuỗi nào đó, khi đó nếu tỉ lệ giữa 2 số hạng liên tiếp ở vô tận, lấy số sau chia số trước, &lt; 1 thì A hội tụ, &gt; 1 thì</w:t>
-      </w:r>
-      <w:bookmarkStart w:id="0" w:name="_GoBack"/>
-      <w:bookmarkEnd w:id="0"/>
-      <w:r>
-        <w:rPr>
-          <w:rFonts w:eastAsiaTheme="minorEastAsia"/>
-          <w:lang w:val="en-US"/>
-        </w:rPr>
-        <w:t xml:space="preserve"> A phân kì</w:t>
+        <w:t>Cho A là 1 chuỗi nào đó, khi đó nếu tỉ lệ giữa 2 số hạng liên tiếp ở vô tận, lấy số sau chia số trước, &lt; 1 thì A hội tụ, &gt; 1 thì A phân kì</w:t>
       </w:r>
     </w:p>
     <w:p>
@@ -40444,35 +40164,7 @@
                       <w:rFonts w:ascii="Cambria Math" w:hAnsi="Cambria Math"/>
                       <w:lang w:val="en-US"/>
                     </w:rPr>
-                    <m:t>n</m:t>
-                  </m:r>
-                  <m:r>
-                    <w:rPr>
-                      <w:rFonts w:ascii="Cambria Math" w:hAnsi="Cambria Math"/>
-                      <w:lang w:val="en-US"/>
-                    </w:rPr>
-                    <m:t xml:space="preserve"> </m:t>
-                  </m:r>
-                  <m:r>
-                    <w:rPr>
-                      <w:rFonts w:ascii="Cambria Math" w:hAnsi="Cambria Math"/>
-                      <w:lang w:val="en-US"/>
-                    </w:rPr>
-                    <m:t>→</m:t>
-                  </m:r>
-                  <m:r>
-                    <w:rPr>
-                      <w:rFonts w:ascii="Cambria Math" w:hAnsi="Cambria Math"/>
-                      <w:lang w:val="en-US"/>
-                    </w:rPr>
-                    <m:t xml:space="preserve"> </m:t>
-                  </m:r>
-                  <m:r>
-                    <w:rPr>
-                      <w:rFonts w:ascii="Cambria Math" w:hAnsi="Cambria Math"/>
-                      <w:lang w:val="en-US"/>
-                    </w:rPr>
-                    <m:t>∞</m:t>
+                    <m:t>n → ∞</m:t>
                   </m:r>
                 </m:lim>
               </m:limLow>
@@ -40525,14 +40217,7 @@
                               <w:rFonts w:ascii="Cambria Math" w:eastAsiaTheme="minorEastAsia" w:hAnsi="Cambria Math"/>
                               <w:lang w:val="en-US"/>
                             </w:rPr>
-                            <m:t>n</m:t>
-                          </m:r>
-                          <m:r>
-                            <w:rPr>
-                              <w:rFonts w:ascii="Cambria Math" w:eastAsiaTheme="minorEastAsia" w:hAnsi="Cambria Math"/>
-                              <w:lang w:val="en-US"/>
-                            </w:rPr>
-                            <m:t>+1</m:t>
+                            <m:t>n+1</m:t>
                           </m:r>
                         </m:sup>
                       </m:sSup>
@@ -40554,14 +40239,7 @@
                               <w:rFonts w:ascii="Cambria Math" w:eastAsiaTheme="minorEastAsia" w:hAnsi="Cambria Math"/>
                               <w:lang w:val="en-US"/>
                             </w:rPr>
-                            <m:t>n</m:t>
-                          </m:r>
-                          <m:r>
-                            <w:rPr>
-                              <w:rFonts w:ascii="Cambria Math" w:eastAsiaTheme="minorEastAsia" w:hAnsi="Cambria Math"/>
-                              <w:lang w:val="en-US"/>
-                            </w:rPr>
-                            <m:t>+1</m:t>
+                            <m:t>n+1</m:t>
                           </m:r>
                         </m:e>
                       </m:d>
@@ -40677,35 +40355,7 @@
                       <w:rFonts w:ascii="Cambria Math" w:hAnsi="Cambria Math"/>
                       <w:lang w:val="en-US"/>
                     </w:rPr>
-                    <m:t>n</m:t>
-                  </m:r>
-                  <m:r>
-                    <w:rPr>
-                      <w:rFonts w:ascii="Cambria Math" w:hAnsi="Cambria Math"/>
-                      <w:lang w:val="en-US"/>
-                    </w:rPr>
-                    <m:t xml:space="preserve"> </m:t>
-                  </m:r>
-                  <m:r>
-                    <w:rPr>
-                      <w:rFonts w:ascii="Cambria Math" w:hAnsi="Cambria Math"/>
-                      <w:lang w:val="en-US"/>
-                    </w:rPr>
-                    <m:t>→</m:t>
-                  </m:r>
-                  <m:r>
-                    <w:rPr>
-                      <w:rFonts w:ascii="Cambria Math" w:hAnsi="Cambria Math"/>
-                      <w:lang w:val="en-US"/>
-                    </w:rPr>
-                    <m:t xml:space="preserve"> </m:t>
-                  </m:r>
-                  <m:r>
-                    <w:rPr>
-                      <w:rFonts w:ascii="Cambria Math" w:hAnsi="Cambria Math"/>
-                      <w:lang w:val="en-US"/>
-                    </w:rPr>
-                    <m:t>∞</m:t>
+                    <m:t>n → ∞</m:t>
                   </m:r>
                 </m:lim>
               </m:limLow>

--- a/calculus.docx
+++ b/calculus.docx
@@ -3615,6 +3615,528 @@
     <w:p>
       <w:pPr>
         <w:rPr>
+          <w:rFonts w:eastAsiaTheme="minorEastAsia"/>
+          <w:lang w:val="en-US"/>
+        </w:rPr>
+      </w:pPr>
+      <w:r>
+        <w:rPr>
+          <w:rFonts w:eastAsiaTheme="minorEastAsia"/>
+          <w:lang w:val="en-US"/>
+        </w:rPr>
+        <w:t>Vector Identities – Công Thức Vector:</w:t>
+      </w:r>
+    </w:p>
+    <w:p>
+      <w:pPr>
+        <w:pStyle w:val="ListParagraph"/>
+        <w:numPr>
+          <w:ilvl w:val="0"/>
+          <w:numId w:val="40"/>
+        </w:numPr>
+        <w:rPr>
+          <w:rFonts w:eastAsiaTheme="minorEastAsia"/>
+          <w:lang w:val="en-US"/>
+        </w:rPr>
+      </w:pPr>
+      <w:r>
+        <w:rPr>
+          <w:rFonts w:eastAsiaTheme="minorEastAsia"/>
+          <w:lang w:val="en-US"/>
+        </w:rPr>
+        <w:t>Hình Chiếu Của 1 Vector Lên Vector Kia?</w:t>
+      </w:r>
+    </w:p>
+    <w:p>
+      <w:pPr>
+        <w:pStyle w:val="ListParagraph"/>
+        <w:numPr>
+          <w:ilvl w:val="0"/>
+          <w:numId w:val="37"/>
+        </w:numPr>
+        <w:rPr>
+          <w:rFonts w:eastAsiaTheme="minorEastAsia"/>
+          <w:lang w:val="en-US"/>
+        </w:rPr>
+      </w:pPr>
+      <w:r>
+        <w:rPr>
+          <w:rFonts w:eastAsiaTheme="minorEastAsia"/>
+          <w:lang w:val="en-US"/>
+        </w:rPr>
+        <w:t>Giả sử ta muốn tìm hình chiếu của Vector u lên Vector v, gọi hình chiếu là Vector h, ta có</w:t>
+      </w:r>
+    </w:p>
+    <w:p>
+      <w:pPr>
+        <w:pStyle w:val="ListParagraph"/>
+        <w:pBdr>
+          <w:top w:val="single" w:sz="4" w:space="1" w:color="auto"/>
+          <w:left w:val="single" w:sz="4" w:space="4" w:color="auto"/>
+          <w:bottom w:val="single" w:sz="4" w:space="1" w:color="auto"/>
+          <w:right w:val="single" w:sz="4" w:space="4" w:color="auto"/>
+        </w:pBdr>
+        <w:ind w:left="1080"/>
+        <w:rPr>
+          <w:rFonts w:ascii="Cambria Math" w:eastAsiaTheme="minorEastAsia" w:hAnsi="Cambria Math"/>
+          <w:lang w:val="en-US"/>
+          <w:oMath/>
+        </w:rPr>
+      </w:pPr>
+      <m:oMathPara>
+        <m:oMathParaPr>
+          <m:jc m:val="left"/>
+        </m:oMathParaPr>
+        <m:oMath>
+          <m:r>
+            <w:rPr>
+              <w:rFonts w:ascii="Cambria Math" w:eastAsiaTheme="minorEastAsia" w:hAnsi="Cambria Math"/>
+              <w:lang w:val="en-US"/>
+            </w:rPr>
+            <m:t>h=</m:t>
+          </m:r>
+          <m:d>
+            <m:dPr>
+              <m:ctrlPr>
+                <w:rPr>
+                  <w:rFonts w:ascii="Cambria Math" w:eastAsiaTheme="minorEastAsia" w:hAnsi="Cambria Math"/>
+                  <w:i/>
+                  <w:lang w:val="en-US"/>
+                </w:rPr>
+              </m:ctrlPr>
+            </m:dPr>
+            <m:e>
+              <m:acc>
+                <m:accPr>
+                  <m:ctrlPr>
+                    <w:rPr>
+                      <w:rFonts w:ascii="Cambria Math" w:eastAsiaTheme="minorEastAsia" w:hAnsi="Cambria Math"/>
+                      <w:i/>
+                      <w:lang w:val="en-US"/>
+                    </w:rPr>
+                  </m:ctrlPr>
+                </m:accPr>
+                <m:e>
+                  <m:r>
+                    <w:rPr>
+                      <w:rFonts w:ascii="Cambria Math" w:eastAsiaTheme="minorEastAsia" w:hAnsi="Cambria Math"/>
+                      <w:lang w:val="en-US"/>
+                    </w:rPr>
+                    <m:t>v</m:t>
+                  </m:r>
+                </m:e>
+              </m:acc>
+              <m:r>
+                <w:rPr>
+                  <w:rFonts w:ascii="Cambria Math" w:eastAsiaTheme="minorEastAsia" w:hAnsi="Cambria Math"/>
+                  <w:lang w:val="en-US"/>
+                </w:rPr>
+                <m:t>∙u</m:t>
+              </m:r>
+            </m:e>
+          </m:d>
+          <m:acc>
+            <m:accPr>
+              <m:ctrlPr>
+                <w:rPr>
+                  <w:rFonts w:ascii="Cambria Math" w:eastAsiaTheme="minorEastAsia" w:hAnsi="Cambria Math"/>
+                  <w:i/>
+                  <w:lang w:val="en-US"/>
+                </w:rPr>
+              </m:ctrlPr>
+            </m:accPr>
+            <m:e>
+              <m:r>
+                <w:rPr>
+                  <w:rFonts w:ascii="Cambria Math" w:eastAsiaTheme="minorEastAsia" w:hAnsi="Cambria Math"/>
+                  <w:lang w:val="en-US"/>
+                </w:rPr>
+                <m:t>v</m:t>
+              </m:r>
+            </m:e>
+          </m:acc>
+          <m:r>
+            <w:rPr>
+              <w:rFonts w:ascii="Cambria Math" w:eastAsiaTheme="minorEastAsia" w:hAnsi="Cambria Math"/>
+              <w:lang w:val="en-US"/>
+            </w:rPr>
+            <m:t xml:space="preserve"> </m:t>
+          </m:r>
+        </m:oMath>
+      </m:oMathPara>
+    </w:p>
+    <w:p>
+      <w:pPr>
+        <w:pStyle w:val="ListParagraph"/>
+        <w:numPr>
+          <w:ilvl w:val="0"/>
+          <w:numId w:val="40"/>
+        </w:numPr>
+        <w:rPr>
+          <w:rFonts w:eastAsiaTheme="minorEastAsia"/>
+          <w:lang w:val="en-US"/>
+        </w:rPr>
+      </w:pPr>
+      <w:r>
+        <w:rPr>
+          <w:rFonts w:eastAsiaTheme="minorEastAsia"/>
+          <w:lang w:val="en-US"/>
+        </w:rPr>
+        <w:t>Tính Độ Lớn Của Tích Có Hướng Nhưng Không Sử Dụng Tích Có Hướng?</w:t>
+      </w:r>
+    </w:p>
+    <w:p>
+      <w:pPr>
+        <w:pStyle w:val="ListParagraph"/>
+        <w:numPr>
+          <w:ilvl w:val="0"/>
+          <w:numId w:val="37"/>
+        </w:numPr>
+        <w:rPr>
+          <w:rFonts w:eastAsiaTheme="minorEastAsia"/>
+          <w:lang w:val="en-US"/>
+        </w:rPr>
+      </w:pPr>
+      <w:r>
+        <w:rPr>
+          <w:rFonts w:eastAsiaTheme="minorEastAsia"/>
+          <w:lang w:val="en-US"/>
+        </w:rPr>
+        <w:t>Giả sử ta muốn tính độ lớn tích có hướng của u và v, tương đương việc tính diện tích hình bình hành tạo bởi u và v</w:t>
+      </w:r>
+    </w:p>
+    <w:p>
+      <w:pPr>
+        <w:pStyle w:val="ListParagraph"/>
+        <w:pBdr>
+          <w:top w:val="single" w:sz="4" w:space="1" w:color="auto"/>
+          <w:left w:val="single" w:sz="4" w:space="4" w:color="auto"/>
+          <w:bottom w:val="single" w:sz="4" w:space="1" w:color="auto"/>
+          <w:right w:val="single" w:sz="4" w:space="4" w:color="auto"/>
+        </w:pBdr>
+        <w:ind w:left="1080"/>
+        <w:rPr>
+          <w:rFonts w:eastAsiaTheme="minorEastAsia"/>
+          <w:lang w:val="en-US"/>
+        </w:rPr>
+      </w:pPr>
+      <m:oMathPara>
+        <m:oMathParaPr>
+          <m:jc m:val="left"/>
+        </m:oMathParaPr>
+        <m:oMath>
+          <m:d>
+            <m:dPr>
+              <m:begChr m:val="|"/>
+              <m:endChr m:val="|"/>
+              <m:ctrlPr>
+                <w:rPr>
+                  <w:rFonts w:ascii="Cambria Math" w:eastAsiaTheme="minorEastAsia" w:hAnsi="Cambria Math"/>
+                  <w:i/>
+                  <w:lang w:val="en-US"/>
+                </w:rPr>
+              </m:ctrlPr>
+            </m:dPr>
+            <m:e>
+              <m:r>
+                <w:rPr>
+                  <w:rFonts w:ascii="Cambria Math" w:eastAsiaTheme="minorEastAsia" w:hAnsi="Cambria Math"/>
+                  <w:lang w:val="en-US"/>
+                </w:rPr>
+                <m:t>u×v</m:t>
+              </m:r>
+            </m:e>
+          </m:d>
+          <m:r>
+            <w:rPr>
+              <w:rFonts w:ascii="Cambria Math" w:eastAsiaTheme="minorEastAsia" w:hAnsi="Cambria Math"/>
+              <w:lang w:val="en-US"/>
+            </w:rPr>
+            <m:t>=</m:t>
+          </m:r>
+          <m:d>
+            <m:dPr>
+              <m:begChr m:val="|"/>
+              <m:endChr m:val="|"/>
+              <m:ctrlPr>
+                <w:rPr>
+                  <w:rFonts w:ascii="Cambria Math" w:eastAsiaTheme="minorEastAsia" w:hAnsi="Cambria Math"/>
+                  <w:i/>
+                  <w:lang w:val="en-US"/>
+                </w:rPr>
+              </m:ctrlPr>
+            </m:dPr>
+            <m:e>
+              <m:r>
+                <w:rPr>
+                  <w:rFonts w:ascii="Cambria Math" w:eastAsiaTheme="minorEastAsia" w:hAnsi="Cambria Math"/>
+                  <w:lang w:val="en-US"/>
+                </w:rPr>
+                <m:t>v</m:t>
+              </m:r>
+            </m:e>
+          </m:d>
+          <m:d>
+            <m:dPr>
+              <m:begChr m:val="|"/>
+              <m:endChr m:val="|"/>
+              <m:ctrlPr>
+                <w:rPr>
+                  <w:rFonts w:ascii="Cambria Math" w:eastAsiaTheme="minorEastAsia" w:hAnsi="Cambria Math"/>
+                  <w:i/>
+                  <w:lang w:val="en-US"/>
+                </w:rPr>
+              </m:ctrlPr>
+            </m:dPr>
+            <m:e>
+              <m:r>
+                <w:rPr>
+                  <w:rFonts w:ascii="Cambria Math" w:eastAsiaTheme="minorEastAsia" w:hAnsi="Cambria Math"/>
+                  <w:lang w:val="en-US"/>
+                </w:rPr>
+                <m:t>u-h</m:t>
+              </m:r>
+            </m:e>
+          </m:d>
+          <m:r>
+            <w:rPr>
+              <w:rFonts w:ascii="Cambria Math" w:eastAsiaTheme="minorEastAsia" w:hAnsi="Cambria Math"/>
+              <w:lang w:val="en-US"/>
+            </w:rPr>
+            <m:t>,h=</m:t>
+          </m:r>
+          <m:d>
+            <m:dPr>
+              <m:ctrlPr>
+                <w:rPr>
+                  <w:rFonts w:ascii="Cambria Math" w:eastAsiaTheme="minorEastAsia" w:hAnsi="Cambria Math"/>
+                  <w:i/>
+                  <w:lang w:val="en-US"/>
+                </w:rPr>
+              </m:ctrlPr>
+            </m:dPr>
+            <m:e>
+              <m:acc>
+                <m:accPr>
+                  <m:ctrlPr>
+                    <w:rPr>
+                      <w:rFonts w:ascii="Cambria Math" w:eastAsiaTheme="minorEastAsia" w:hAnsi="Cambria Math"/>
+                      <w:i/>
+                      <w:lang w:val="en-US"/>
+                    </w:rPr>
+                  </m:ctrlPr>
+                </m:accPr>
+                <m:e>
+                  <m:r>
+                    <w:rPr>
+                      <w:rFonts w:ascii="Cambria Math" w:eastAsiaTheme="minorEastAsia" w:hAnsi="Cambria Math"/>
+                      <w:lang w:val="en-US"/>
+                    </w:rPr>
+                    <m:t>v</m:t>
+                  </m:r>
+                </m:e>
+              </m:acc>
+              <m:r>
+                <w:rPr>
+                  <w:rFonts w:ascii="Cambria Math" w:eastAsiaTheme="minorEastAsia" w:hAnsi="Cambria Math"/>
+                  <w:lang w:val="en-US"/>
+                </w:rPr>
+                <m:t>∙u</m:t>
+              </m:r>
+            </m:e>
+          </m:d>
+          <m:acc>
+            <m:accPr>
+              <m:ctrlPr>
+                <w:rPr>
+                  <w:rFonts w:ascii="Cambria Math" w:eastAsiaTheme="minorEastAsia" w:hAnsi="Cambria Math"/>
+                  <w:i/>
+                  <w:lang w:val="en-US"/>
+                </w:rPr>
+              </m:ctrlPr>
+            </m:accPr>
+            <m:e>
+              <m:r>
+                <w:rPr>
+                  <w:rFonts w:ascii="Cambria Math" w:eastAsiaTheme="minorEastAsia" w:hAnsi="Cambria Math"/>
+                  <w:lang w:val="en-US"/>
+                </w:rPr>
+                <m:t>v</m:t>
+              </m:r>
+            </m:e>
+          </m:acc>
+        </m:oMath>
+      </m:oMathPara>
+    </w:p>
+    <w:p>
+      <w:pPr>
+        <w:pStyle w:val="ListParagraph"/>
+        <w:numPr>
+          <w:ilvl w:val="0"/>
+          <w:numId w:val="40"/>
+        </w:numPr>
+        <w:rPr>
+          <w:rFonts w:eastAsiaTheme="minorEastAsia"/>
+          <w:lang w:val="en-US"/>
+        </w:rPr>
+      </w:pPr>
+      <w:r>
+        <w:rPr>
+          <w:rFonts w:eastAsiaTheme="minorEastAsia"/>
+          <w:lang w:val="en-US"/>
+        </w:rPr>
+        <w:t>Đạo Hàm Của Chiều Dài Vector Theo Thời Gian?</w:t>
+      </w:r>
+    </w:p>
+    <w:p>
+      <w:pPr>
+        <w:pStyle w:val="ListParagraph"/>
+        <w:pBdr>
+          <w:top w:val="single" w:sz="4" w:space="1" w:color="auto"/>
+          <w:left w:val="single" w:sz="4" w:space="4" w:color="auto"/>
+          <w:bottom w:val="single" w:sz="4" w:space="1" w:color="auto"/>
+          <w:right w:val="single" w:sz="4" w:space="4" w:color="auto"/>
+        </w:pBdr>
+        <w:ind w:left="1080"/>
+        <w:rPr>
+          <w:rFonts w:ascii="Cambria Math" w:eastAsiaTheme="minorEastAsia" w:hAnsi="Cambria Math"/>
+          <w:lang w:val="en-US"/>
+          <w:oMath/>
+        </w:rPr>
+      </w:pPr>
+      <m:oMathPara>
+        <m:oMathParaPr>
+          <m:jc m:val="left"/>
+        </m:oMathParaPr>
+        <m:oMath>
+          <m:f>
+            <m:fPr>
+              <m:ctrlPr>
+                <w:rPr>
+                  <w:rFonts w:ascii="Cambria Math" w:eastAsiaTheme="minorEastAsia" w:hAnsi="Cambria Math"/>
+                  <w:i/>
+                  <w:lang w:val="en-US"/>
+                </w:rPr>
+              </m:ctrlPr>
+            </m:fPr>
+            <m:num>
+              <m:r>
+                <w:rPr>
+                  <w:rFonts w:ascii="Cambria Math" w:eastAsiaTheme="minorEastAsia" w:hAnsi="Cambria Math"/>
+                  <w:lang w:val="en-US"/>
+                </w:rPr>
+                <m:t>d</m:t>
+              </m:r>
+              <m:d>
+                <m:dPr>
+                  <m:begChr m:val="|"/>
+                  <m:endChr m:val="|"/>
+                  <m:ctrlPr>
+                    <w:rPr>
+                      <w:rFonts w:ascii="Cambria Math" w:eastAsiaTheme="minorEastAsia" w:hAnsi="Cambria Math"/>
+                      <w:i/>
+                      <w:lang w:val="en-US"/>
+                    </w:rPr>
+                  </m:ctrlPr>
+                </m:dPr>
+                <m:e>
+                  <m:r>
+                    <w:rPr>
+                      <w:rFonts w:ascii="Cambria Math" w:eastAsiaTheme="minorEastAsia" w:hAnsi="Cambria Math"/>
+                      <w:lang w:val="en-US"/>
+                    </w:rPr>
+                    <m:t>v</m:t>
+                  </m:r>
+                </m:e>
+              </m:d>
+            </m:num>
+            <m:den>
+              <m:r>
+                <w:rPr>
+                  <w:rFonts w:ascii="Cambria Math" w:eastAsiaTheme="minorEastAsia" w:hAnsi="Cambria Math"/>
+                  <w:lang w:val="en-US"/>
+                </w:rPr>
+                <m:t>dt</m:t>
+              </m:r>
+            </m:den>
+          </m:f>
+          <m:r>
+            <w:rPr>
+              <w:rFonts w:ascii="Cambria Math" w:eastAsiaTheme="minorEastAsia" w:hAnsi="Cambria Math"/>
+              <w:lang w:val="en-US"/>
+            </w:rPr>
+            <m:t>=</m:t>
+          </m:r>
+          <m:acc>
+            <m:accPr>
+              <m:ctrlPr>
+                <w:rPr>
+                  <w:rFonts w:ascii="Cambria Math" w:eastAsiaTheme="minorEastAsia" w:hAnsi="Cambria Math"/>
+                  <w:i/>
+                  <w:lang w:val="en-US"/>
+                </w:rPr>
+              </m:ctrlPr>
+            </m:accPr>
+            <m:e>
+              <m:r>
+                <w:rPr>
+                  <w:rFonts w:ascii="Cambria Math" w:eastAsiaTheme="minorEastAsia" w:hAnsi="Cambria Math"/>
+                  <w:lang w:val="en-US"/>
+                </w:rPr>
+                <m:t>v</m:t>
+              </m:r>
+            </m:e>
+          </m:acc>
+          <m:r>
+            <w:rPr>
+              <w:rFonts w:ascii="Cambria Math" w:eastAsiaTheme="minorEastAsia" w:hAnsi="Cambria Math"/>
+              <w:lang w:val="en-US"/>
+            </w:rPr>
+            <m:t>∙</m:t>
+          </m:r>
+          <m:f>
+            <m:fPr>
+              <m:ctrlPr>
+                <w:rPr>
+                  <w:rFonts w:ascii="Cambria Math" w:eastAsiaTheme="minorEastAsia" w:hAnsi="Cambria Math"/>
+                  <w:i/>
+                  <w:lang w:val="en-US"/>
+                </w:rPr>
+              </m:ctrlPr>
+            </m:fPr>
+            <m:num>
+              <m:r>
+                <w:rPr>
+                  <w:rFonts w:ascii="Cambria Math" w:eastAsiaTheme="minorEastAsia" w:hAnsi="Cambria Math"/>
+                  <w:lang w:val="en-US"/>
+                </w:rPr>
+                <m:t>dv</m:t>
+              </m:r>
+            </m:num>
+            <m:den>
+              <m:r>
+                <w:rPr>
+                  <w:rFonts w:ascii="Cambria Math" w:eastAsiaTheme="minorEastAsia" w:hAnsi="Cambria Math"/>
+                  <w:lang w:val="en-US"/>
+                </w:rPr>
+                <m:t>dt</m:t>
+              </m:r>
+            </m:den>
+          </m:f>
+        </m:oMath>
+      </m:oMathPara>
+    </w:p>
+    <w:p>
+      <w:pPr>
+        <w:rPr>
+          <w:rFonts w:eastAsiaTheme="minorEastAsia"/>
+          <w:lang w:val="en-US"/>
+        </w:rPr>
+      </w:pPr>
+    </w:p>
+    <w:p>
+      <w:pPr>
+        <w:rPr>
           <w:lang w:val="en-US"/>
         </w:rPr>
       </w:pPr>
@@ -4887,6 +5409,7 @@
         <w:rPr>
           <w:lang w:val="en-US"/>
         </w:rPr>
+        <w:lastRenderedPageBreak/>
         <w:t>Tách Tích Phân Lồng Nhau?</w:t>
       </w:r>
     </w:p>
@@ -5842,7 +6365,6 @@
         <w:rPr>
           <w:lang w:val="en-US"/>
         </w:rPr>
-        <w:lastRenderedPageBreak/>
         <w:t>Coi t</w:t>
       </w:r>
       <w:r>
@@ -7327,6 +7849,7 @@
         <w:rPr>
           <w:lang w:val="en-US"/>
         </w:rPr>
+        <w:lastRenderedPageBreak/>
         <w:t xml:space="preserve">Nếu </w:t>
       </w:r>
       <w:r>
@@ -8717,7 +9240,6 @@
         <w:rPr>
           <w:lang w:val="en-US"/>
         </w:rPr>
-        <w:lastRenderedPageBreak/>
         <w:t xml:space="preserve">Khi ta tăng r thêm dr, </w:t>
       </w:r>
       <w:r>
@@ -9904,6 +10426,7 @@
           <w:noProof/>
           <w:lang w:eastAsia="vi-VN"/>
         </w:rPr>
+        <w:lastRenderedPageBreak/>
         <w:drawing>
           <wp:inline distT="0" distB="0" distL="0" distR="0">
             <wp:extent cx="4295775" cy="4295775"/>
@@ -9991,7 +10514,6 @@
               <w:rFonts w:ascii="Cambria Math" w:hAnsi="Cambria Math"/>
               <w:lang w:val="en-US"/>
             </w:rPr>
-            <w:lastRenderedPageBreak/>
             <m:t>V=2π</m:t>
           </m:r>
           <m:nary>
@@ -10325,25 +10847,25 @@
         <w:rPr>
           <w:lang w:val="en-US"/>
         </w:rPr>
-        <w:t>Multi Dimension</w:t>
-      </w:r>
-      <w:r>
-        <w:rPr>
-          <w:lang w:val="en-US"/>
-        </w:rPr>
-        <w:t xml:space="preserve"> Derivative – Đạ</w:t>
-      </w:r>
-      <w:r>
-        <w:rPr>
-          <w:lang w:val="en-US"/>
-        </w:rPr>
-        <w:t>o Hàm Đa Chiều</w:t>
-      </w:r>
-      <w:r>
-        <w:rPr>
-          <w:lang w:val="en-US"/>
-        </w:rPr>
-        <w:t>:</w:t>
+        <w:t xml:space="preserve">Multi </w:t>
+      </w:r>
+      <w:r>
+        <w:rPr>
+          <w:lang w:val="en-US"/>
+        </w:rPr>
+        <w:t>Variable Calculus</w:t>
+      </w:r>
+      <w:r>
+        <w:rPr>
+          <w:lang w:val="en-US"/>
+        </w:rPr>
+        <w:t xml:space="preserve"> </w:t>
+      </w:r>
+      <w:r>
+        <w:rPr>
+          <w:lang w:val="en-US"/>
+        </w:rPr>
+        <w:t>– Giải Tích Đa Biến:</w:t>
       </w:r>
     </w:p>
     <w:p>
@@ -10427,6 +10949,7 @@
               <w:rFonts w:ascii="Cambria Math" w:hAnsi="Cambria Math"/>
               <w:lang w:val="en-US"/>
             </w:rPr>
+            <w:lastRenderedPageBreak/>
             <m:t>∇</m:t>
           </m:r>
           <m:r>
@@ -10731,6 +11254,7 @@
               <m:ctrlPr>
                 <w:rPr>
                   <w:rFonts w:ascii="Cambria Math" w:hAnsi="Cambria Math"/>
+                  <w:i/>
                   <w:lang w:val="en-US"/>
                 </w:rPr>
               </m:ctrlPr>
@@ -10748,29 +11272,22 @@
               </m:r>
             </m:e>
             <m:sub>
-              <m:acc>
-                <m:accPr>
-                  <m:chr m:val="⃗"/>
-                  <m:ctrlPr>
-                    <w:rPr>
-                      <w:rFonts w:ascii="Cambria Math" w:hAnsi="Cambria Math"/>
-                      <w:i/>
-                      <w:lang w:val="en-US"/>
-                    </w:rPr>
-                  </m:ctrlPr>
-                </m:accPr>
-                <m:e>
-                  <m:r>
-                    <w:rPr>
-                      <w:rFonts w:ascii="Cambria Math" w:hAnsi="Cambria Math"/>
-                      <w:lang w:val="en-US"/>
-                    </w:rPr>
-                    <m:t>v</m:t>
-                  </m:r>
-                </m:e>
-              </m:acc>
+              <m:r>
+                <w:rPr>
+                  <w:rFonts w:ascii="Cambria Math" w:hAnsi="Cambria Math"/>
+                  <w:lang w:val="en-US"/>
+                </w:rPr>
+                <m:t>v</m:t>
+              </m:r>
             </m:sub>
           </m:sSub>
+          <m:r>
+            <w:rPr>
+              <w:rFonts w:ascii="Cambria Math" w:hAnsi="Cambria Math"/>
+              <w:lang w:val="en-US"/>
+            </w:rPr>
+            <m:t>f=</m:t>
+          </m:r>
           <m:r>
             <m:rPr>
               <m:sty m:val="p"/>
@@ -10779,40 +11296,14 @@
               <w:rFonts w:ascii="Cambria Math" w:hAnsi="Cambria Math"/>
               <w:lang w:val="en-US"/>
             </w:rPr>
-            <m:t>f=</m:t>
+            <m:t>∇</m:t>
           </m:r>
-          <m:acc>
-            <m:accPr>
-              <m:chr m:val="⃗"/>
-              <m:ctrlPr>
-                <w:rPr>
-                  <w:rFonts w:ascii="Cambria Math" w:hAnsi="Cambria Math"/>
-                  <w:lang w:val="en-US"/>
-                </w:rPr>
-              </m:ctrlPr>
-            </m:accPr>
-            <m:e>
-              <m:r>
-                <m:rPr>
-                  <m:sty m:val="p"/>
-                </m:rPr>
-                <w:rPr>
-                  <w:rFonts w:ascii="Cambria Math" w:hAnsi="Cambria Math"/>
-                  <w:lang w:val="en-US"/>
-                </w:rPr>
-                <m:t>v</m:t>
-              </m:r>
-            </m:e>
-          </m:acc>
           <m:r>
-            <m:rPr>
-              <m:sty m:val="p"/>
-            </m:rPr>
             <w:rPr>
               <w:rFonts w:ascii="Cambria Math" w:hAnsi="Cambria Math"/>
               <w:lang w:val="en-US"/>
             </w:rPr>
-            <m:t xml:space="preserve">∙∇f </m:t>
+            <m:t>f ∙v</m:t>
           </m:r>
         </m:oMath>
       </m:oMathPara>
@@ -10938,27 +11429,13 @@
             </w:rPr>
             <m:t>∇∙</m:t>
           </m:r>
-          <m:acc>
-            <m:accPr>
-              <m:chr m:val="⃗"/>
-              <m:ctrlPr>
-                <w:rPr>
-                  <w:rFonts w:ascii="Cambria Math" w:hAnsi="Cambria Math"/>
-                  <w:i/>
-                  <w:lang w:val="en-US"/>
-                </w:rPr>
-              </m:ctrlPr>
-            </m:accPr>
-            <m:e>
-              <m:r>
-                <w:rPr>
-                  <w:rFonts w:ascii="Cambria Math" w:hAnsi="Cambria Math"/>
-                  <w:lang w:val="en-US"/>
-                </w:rPr>
-                <m:t>A</m:t>
-              </m:r>
-            </m:e>
-          </m:acc>
+          <m:r>
+            <w:rPr>
+              <w:rFonts w:ascii="Cambria Math" w:hAnsi="Cambria Math"/>
+              <w:lang w:val="en-US"/>
+            </w:rPr>
+            <m:t>A</m:t>
+          </m:r>
           <m:r>
             <w:rPr>
               <w:rFonts w:ascii="Cambria Math" w:eastAsiaTheme="minorEastAsia" w:hAnsi="Cambria Math"/>
@@ -11141,27 +11618,13 @@
             </w:rPr>
             <m:t>∙</m:t>
           </m:r>
-          <m:acc>
-            <m:accPr>
-              <m:chr m:val="⃗"/>
-              <m:ctrlPr>
-                <w:rPr>
-                  <w:rFonts w:ascii="Cambria Math" w:hAnsi="Cambria Math"/>
-                  <w:i/>
-                  <w:lang w:val="en-US"/>
-                </w:rPr>
-              </m:ctrlPr>
-            </m:accPr>
-            <m:e>
-              <m:r>
-                <w:rPr>
-                  <w:rFonts w:ascii="Cambria Math" w:hAnsi="Cambria Math"/>
-                  <w:lang w:val="en-US"/>
-                </w:rPr>
-                <m:t>A</m:t>
-              </m:r>
-            </m:e>
-          </m:acc>
+          <m:r>
+            <w:rPr>
+              <w:rFonts w:ascii="Cambria Math" w:hAnsi="Cambria Math"/>
+              <w:lang w:val="en-US"/>
+            </w:rPr>
+            <m:t>A</m:t>
+          </m:r>
           <m:r>
             <w:rPr>
               <w:rFonts w:ascii="Cambria Math" w:hAnsi="Cambria Math"/>
@@ -11366,6 +11829,24 @@
           </m:r>
         </m:oMath>
       </m:oMathPara>
+    </w:p>
+    <w:p>
+      <w:pPr>
+        <w:pStyle w:val="ListParagraph"/>
+        <w:numPr>
+          <w:ilvl w:val="0"/>
+          <w:numId w:val="4"/>
+        </w:numPr>
+        <w:rPr>
+          <w:lang w:val="en-US"/>
+        </w:rPr>
+      </w:pPr>
+      <w:r>
+        <w:rPr>
+          <w:lang w:val="en-US"/>
+        </w:rPr>
+        <w:t>A là trường Vector</w:t>
+      </w:r>
     </w:p>
     <w:p>
       <w:pPr>
@@ -11454,30 +11935,15 @@
               <w:rFonts w:ascii="Cambria Math" w:hAnsi="Cambria Math"/>
               <w:lang w:val="en-US"/>
             </w:rPr>
-            <w:lastRenderedPageBreak/>
             <m:t>∇×</m:t>
           </m:r>
-          <m:acc>
-            <m:accPr>
-              <m:chr m:val="⃗"/>
-              <m:ctrlPr>
-                <w:rPr>
-                  <w:rFonts w:ascii="Cambria Math" w:hAnsi="Cambria Math"/>
-                  <w:i/>
-                  <w:lang w:val="en-US"/>
-                </w:rPr>
-              </m:ctrlPr>
-            </m:accPr>
-            <m:e>
-              <m:r>
-                <w:rPr>
-                  <w:rFonts w:ascii="Cambria Math" w:hAnsi="Cambria Math"/>
-                  <w:lang w:val="en-US"/>
-                </w:rPr>
-                <m:t>A</m:t>
-              </m:r>
-            </m:e>
-          </m:acc>
+          <m:r>
+            <w:rPr>
+              <w:rFonts w:ascii="Cambria Math" w:hAnsi="Cambria Math"/>
+              <w:lang w:val="en-US"/>
+            </w:rPr>
+            <m:t>A</m:t>
+          </m:r>
           <m:r>
             <w:rPr>
               <w:rFonts w:ascii="Cambria Math" w:eastAsiaTheme="minorEastAsia" w:hAnsi="Cambria Math"/>
@@ -11660,27 +12126,13 @@
             </w:rPr>
             <m:t>×</m:t>
           </m:r>
-          <m:acc>
-            <m:accPr>
-              <m:chr m:val="⃗"/>
-              <m:ctrlPr>
-                <w:rPr>
-                  <w:rFonts w:ascii="Cambria Math" w:hAnsi="Cambria Math"/>
-                  <w:i/>
-                  <w:lang w:val="en-US"/>
-                </w:rPr>
-              </m:ctrlPr>
-            </m:accPr>
-            <m:e>
-              <m:r>
-                <w:rPr>
-                  <w:rFonts w:ascii="Cambria Math" w:hAnsi="Cambria Math"/>
-                  <w:lang w:val="en-US"/>
-                </w:rPr>
-                <m:t>A</m:t>
-              </m:r>
-            </m:e>
-          </m:acc>
+          <m:r>
+            <w:rPr>
+              <w:rFonts w:ascii="Cambria Math" w:hAnsi="Cambria Math"/>
+              <w:lang w:val="en-US"/>
+            </w:rPr>
+            <m:t>A</m:t>
+          </m:r>
         </m:oMath>
       </m:oMathPara>
     </w:p>
@@ -11732,27 +12184,13 @@
             </w:rPr>
             <m:t>∇×</m:t>
           </m:r>
-          <m:acc>
-            <m:accPr>
-              <m:chr m:val="⃗"/>
-              <m:ctrlPr>
-                <w:rPr>
-                  <w:rFonts w:ascii="Cambria Math" w:hAnsi="Cambria Math"/>
-                  <w:i/>
-                  <w:lang w:val="en-US"/>
-                </w:rPr>
-              </m:ctrlPr>
-            </m:accPr>
-            <m:e>
-              <m:r>
-                <w:rPr>
-                  <w:rFonts w:ascii="Cambria Math" w:hAnsi="Cambria Math"/>
-                  <w:lang w:val="en-US"/>
-                </w:rPr>
-                <m:t>A</m:t>
-              </m:r>
-            </m:e>
-          </m:acc>
+          <m:r>
+            <w:rPr>
+              <w:rFonts w:ascii="Cambria Math" w:hAnsi="Cambria Math"/>
+              <w:lang w:val="en-US"/>
+            </w:rPr>
+            <m:t>A</m:t>
+          </m:r>
           <m:r>
             <w:rPr>
               <w:rFonts w:ascii="Cambria Math" w:eastAsiaTheme="minorEastAsia" w:hAnsi="Cambria Math"/>
@@ -11868,27 +12306,13 @@
             </w:rPr>
             <m:t>×</m:t>
           </m:r>
-          <m:acc>
-            <m:accPr>
-              <m:chr m:val="⃗"/>
-              <m:ctrlPr>
-                <w:rPr>
-                  <w:rFonts w:ascii="Cambria Math" w:hAnsi="Cambria Math"/>
-                  <w:i/>
-                  <w:lang w:val="en-US"/>
-                </w:rPr>
-              </m:ctrlPr>
-            </m:accPr>
-            <m:e>
-              <m:r>
-                <w:rPr>
-                  <w:rFonts w:ascii="Cambria Math" w:hAnsi="Cambria Math"/>
-                  <w:lang w:val="en-US"/>
-                </w:rPr>
-                <m:t>A</m:t>
-              </m:r>
-            </m:e>
-          </m:acc>
+          <m:r>
+            <w:rPr>
+              <w:rFonts w:ascii="Cambria Math" w:hAnsi="Cambria Math"/>
+              <w:lang w:val="en-US"/>
+            </w:rPr>
+            <m:t>A</m:t>
+          </m:r>
           <m:r>
             <w:rPr>
               <w:rFonts w:ascii="Cambria Math" w:eastAsiaTheme="minorEastAsia" w:hAnsi="Cambria Math"/>
@@ -12067,29 +12491,16 @@
               <w:rFonts w:ascii="Cambria Math" w:hAnsi="Cambria Math"/>
               <w:lang w:val="en-US"/>
             </w:rPr>
+            <w:lastRenderedPageBreak/>
             <m:t>∇×</m:t>
           </m:r>
-          <m:acc>
-            <m:accPr>
-              <m:chr m:val="⃗"/>
-              <m:ctrlPr>
-                <w:rPr>
-                  <w:rFonts w:ascii="Cambria Math" w:hAnsi="Cambria Math"/>
-                  <w:i/>
-                  <w:lang w:val="en-US"/>
-                </w:rPr>
-              </m:ctrlPr>
-            </m:accPr>
-            <m:e>
-              <m:r>
-                <w:rPr>
-                  <w:rFonts w:ascii="Cambria Math" w:hAnsi="Cambria Math"/>
-                  <w:lang w:val="en-US"/>
-                </w:rPr>
-                <m:t>A</m:t>
-              </m:r>
-            </m:e>
-          </m:acc>
+          <m:r>
+            <w:rPr>
+              <w:rFonts w:ascii="Cambria Math" w:hAnsi="Cambria Math"/>
+              <w:lang w:val="en-US"/>
+            </w:rPr>
+            <m:t>A</m:t>
+          </m:r>
           <m:r>
             <w:rPr>
               <w:rFonts w:ascii="Cambria Math" w:eastAsiaTheme="minorEastAsia" w:hAnsi="Cambria Math"/>
@@ -12238,27 +12649,13 @@
             </w:rPr>
             <m:t>×</m:t>
           </m:r>
-          <m:acc>
-            <m:accPr>
-              <m:chr m:val="⃗"/>
-              <m:ctrlPr>
-                <w:rPr>
-                  <w:rFonts w:ascii="Cambria Math" w:hAnsi="Cambria Math"/>
-                  <w:i/>
-                  <w:lang w:val="en-US"/>
-                </w:rPr>
-              </m:ctrlPr>
-            </m:accPr>
-            <m:e>
-              <m:r>
-                <w:rPr>
-                  <w:rFonts w:ascii="Cambria Math" w:hAnsi="Cambria Math"/>
-                  <w:lang w:val="en-US"/>
-                </w:rPr>
-                <m:t>A</m:t>
-              </m:r>
-            </m:e>
-          </m:acc>
+          <m:r>
+            <w:rPr>
+              <w:rFonts w:ascii="Cambria Math" w:hAnsi="Cambria Math"/>
+              <w:lang w:val="en-US"/>
+            </w:rPr>
+            <m:t>A</m:t>
+          </m:r>
           <m:r>
             <w:rPr>
               <w:rFonts w:ascii="Cambria Math" w:eastAsiaTheme="minorEastAsia" w:hAnsi="Cambria Math"/>
@@ -12727,7 +13124,13 @@
         <w:rPr>
           <w:lang w:val="en-US"/>
         </w:rPr>
-        <w:t xml:space="preserve">Và Ma Trận </w:t>
+        <w:t>L</w:t>
+      </w:r>
+      <w:r>
+        <w:rPr>
+          <w:lang w:val="en-US"/>
+        </w:rPr>
+        <w:t xml:space="preserve">à Ma Trận </w:t>
       </w:r>
       <w:r>
         <w:rPr>
@@ -12788,24 +13191,6 @@
           <w:lang w:val="en-US"/>
         </w:rPr>
         <w:t>Bản chất của Gradient cũng chỉ là ma trận Jacobian 1 x m được Transpose</w:t>
-      </w:r>
-    </w:p>
-    <w:p>
-      <w:pPr>
-        <w:pStyle w:val="ListParagraph"/>
-        <w:numPr>
-          <w:ilvl w:val="0"/>
-          <w:numId w:val="4"/>
-        </w:numPr>
-        <w:rPr>
-          <w:lang w:val="en-US"/>
-        </w:rPr>
-      </w:pPr>
-      <w:r>
-        <w:rPr>
-          <w:lang w:val="en-US"/>
-        </w:rPr>
-        <w:t>Đây còn gọi là đạo hàm Vector</w:t>
       </w:r>
     </w:p>
     <w:p>
@@ -13525,34 +13910,7 @@
               <w:rFonts w:ascii="Cambria Math" w:eastAsiaTheme="minorEastAsia" w:hAnsi="Cambria Math"/>
               <w:lang w:val="en-US"/>
             </w:rPr>
-            <m:t>J</m:t>
-          </m:r>
-          <m:d>
-            <m:dPr>
-              <m:ctrlPr>
-                <w:rPr>
-                  <w:rFonts w:ascii="Cambria Math" w:eastAsiaTheme="minorEastAsia" w:hAnsi="Cambria Math"/>
-                  <w:i/>
-                  <w:lang w:val="en-US"/>
-                </w:rPr>
-              </m:ctrlPr>
-            </m:dPr>
-            <m:e>
-              <m:r>
-                <w:rPr>
-                  <w:rFonts w:ascii="Cambria Math" w:eastAsiaTheme="minorEastAsia" w:hAnsi="Cambria Math"/>
-                  <w:lang w:val="en-US"/>
-                </w:rPr>
-                <m:t>f</m:t>
-              </m:r>
-            </m:e>
-          </m:d>
-          <m:r>
-            <w:rPr>
-              <w:rFonts w:ascii="Cambria Math" w:eastAsiaTheme="minorEastAsia" w:hAnsi="Cambria Math"/>
-              <w:lang w:val="en-US"/>
-            </w:rPr>
-            <m:t>=</m:t>
+            <m:t>J=</m:t>
           </m:r>
           <m:d>
             <m:dPr>
@@ -14797,34 +15155,7 @@
               <w:rFonts w:ascii="Cambria Math" w:eastAsiaTheme="minorEastAsia" w:hAnsi="Cambria Math"/>
               <w:lang w:val="en-US"/>
             </w:rPr>
-            <m:t>J</m:t>
-          </m:r>
-          <m:d>
-            <m:dPr>
-              <m:ctrlPr>
-                <w:rPr>
-                  <w:rFonts w:ascii="Cambria Math" w:eastAsiaTheme="minorEastAsia" w:hAnsi="Cambria Math"/>
-                  <w:i/>
-                  <w:lang w:val="en-US"/>
-                </w:rPr>
-              </m:ctrlPr>
-            </m:dPr>
-            <m:e>
-              <m:r>
-                <w:rPr>
-                  <w:rFonts w:ascii="Cambria Math" w:eastAsiaTheme="minorEastAsia" w:hAnsi="Cambria Math"/>
-                  <w:lang w:val="en-US"/>
-                </w:rPr>
-                <m:t>f</m:t>
-              </m:r>
-            </m:e>
-          </m:d>
-          <m:r>
-            <w:rPr>
-              <w:rFonts w:ascii="Cambria Math" w:eastAsiaTheme="minorEastAsia" w:hAnsi="Cambria Math"/>
-              <w:lang w:val="en-US"/>
-            </w:rPr>
-            <m:t>=</m:t>
+            <m:t>J=</m:t>
           </m:r>
           <m:d>
             <m:dPr>
@@ -15129,13 +15460,25 @@
         <w:rPr>
           <w:lang w:val="en-US"/>
         </w:rPr>
-        <w:t xml:space="preserve">Tới Đại Lượng Vô Hướng Và Ma Trận </w:t>
-      </w:r>
-      <w:r>
-        <w:rPr>
-          <w:lang w:val="en-US"/>
-        </w:rPr>
-        <w:t>Hesse</w:t>
+        <w:t>Tới Đại Lượng Vô Hướ</w:t>
+      </w:r>
+      <w:r>
+        <w:rPr>
+          <w:lang w:val="en-US"/>
+        </w:rPr>
+        <w:t>ng L</w:t>
+      </w:r>
+      <w:r>
+        <w:rPr>
+          <w:lang w:val="en-US"/>
+        </w:rPr>
+        <w:t xml:space="preserve">à Ma Trận </w:t>
+      </w:r>
+      <w:r>
+        <w:rPr>
+          <w:lang w:val="en-US"/>
+        </w:rPr>
+        <w:t>Hessian</w:t>
       </w:r>
       <w:r>
         <w:rPr>
@@ -15159,8 +15502,19 @@
         <w:rPr>
           <w:lang w:val="en-US"/>
         </w:rPr>
-        <w:lastRenderedPageBreak/>
-        <w:t>Tương tự như ma trận Jacobian, ma trận Hesse mới là đạo hàm cấp 2 tổng quát cho hàm đa biến có giá trị vô hướng</w:t>
+        <w:t xml:space="preserve">Tương tự như ma trận Jacobian, ma trận </w:t>
+      </w:r>
+      <w:r>
+        <w:rPr>
+          <w:lang w:val="en-US"/>
+        </w:rPr>
+        <w:t>Hessian</w:t>
+      </w:r>
+      <w:r>
+        <w:rPr>
+          <w:lang w:val="en-US"/>
+        </w:rPr>
+        <w:t xml:space="preserve"> mới là đạo hàm cấp 2 tổng quát cho hàm đa biến có giá trị vô hướng</w:t>
       </w:r>
       <w:r>
         <w:rPr>
@@ -15184,7 +15538,19 @@
         <w:rPr>
           <w:lang w:val="en-US"/>
         </w:rPr>
-        <w:t>Ma trận Hesse là ma trận vuông m x m</w:t>
+        <w:t xml:space="preserve">Ma trận </w:t>
+      </w:r>
+      <w:r>
+        <w:rPr>
+          <w:lang w:val="en-US"/>
+        </w:rPr>
+        <w:t>Hessian</w:t>
+      </w:r>
+      <w:r>
+        <w:rPr>
+          <w:lang w:val="en-US"/>
+        </w:rPr>
+        <w:t xml:space="preserve"> là ma trận vuông m x m</w:t>
       </w:r>
       <w:r>
         <w:rPr>
@@ -15214,7 +15580,19 @@
         <w:rPr>
           <w:lang w:val="en-US"/>
         </w:rPr>
-        <w:t>Ma trận Hesse đặc trưng cho độ cong của hàm số</w:t>
+        <w:t xml:space="preserve">Ma trận </w:t>
+      </w:r>
+      <w:r>
+        <w:rPr>
+          <w:lang w:val="en-US"/>
+        </w:rPr>
+        <w:t>Hessian</w:t>
+      </w:r>
+      <w:r>
+        <w:rPr>
+          <w:lang w:val="en-US"/>
+        </w:rPr>
+        <w:t xml:space="preserve"> đặc trưng cho độ cong của hàm số</w:t>
       </w:r>
     </w:p>
     <w:p>
@@ -15284,7 +15662,19 @@
         <w:rPr>
           <w:lang w:val="en-US"/>
         </w:rPr>
-        <w:t>), ma trận Hesse của hàm này là</w:t>
+        <w:t xml:space="preserve">), ma trận </w:t>
+      </w:r>
+      <w:r>
+        <w:rPr>
+          <w:lang w:val="en-US"/>
+        </w:rPr>
+        <w:t>Hessian</w:t>
+      </w:r>
+      <w:r>
+        <w:rPr>
+          <w:lang w:val="en-US"/>
+        </w:rPr>
+        <w:t xml:space="preserve"> của hàm này là</w:t>
       </w:r>
     </w:p>
     <w:p>
@@ -15313,34 +15703,7 @@
               <w:rFonts w:ascii="Cambria Math" w:hAnsi="Cambria Math"/>
               <w:lang w:val="en-US"/>
             </w:rPr>
-            <m:t>H</m:t>
-          </m:r>
-          <m:d>
-            <m:dPr>
-              <m:ctrlPr>
-                <w:rPr>
-                  <w:rFonts w:ascii="Cambria Math" w:eastAsiaTheme="minorEastAsia" w:hAnsi="Cambria Math"/>
-                  <w:i/>
-                  <w:lang w:val="en-US"/>
-                </w:rPr>
-              </m:ctrlPr>
-            </m:dPr>
-            <m:e>
-              <m:r>
-                <w:rPr>
-                  <w:rFonts w:ascii="Cambria Math" w:eastAsiaTheme="minorEastAsia" w:hAnsi="Cambria Math"/>
-                  <w:lang w:val="en-US"/>
-                </w:rPr>
-                <m:t>f</m:t>
-              </m:r>
-            </m:e>
-          </m:d>
-          <m:r>
-            <w:rPr>
-              <w:rFonts w:ascii="Cambria Math" w:hAnsi="Cambria Math"/>
-              <w:lang w:val="en-US"/>
-            </w:rPr>
-            <m:t>=</m:t>
+            <m:t>H=</m:t>
           </m:r>
           <m:d>
             <m:dPr>
@@ -16552,6 +16915,7 @@
               <w:rFonts w:ascii="Cambria Math" w:hAnsi="Cambria Math"/>
               <w:lang w:val="en-US"/>
             </w:rPr>
+            <w:lastRenderedPageBreak/>
             <m:t>f</m:t>
           </m:r>
           <m:d>
@@ -16682,34 +17046,7 @@
               <w:rFonts w:ascii="Cambria Math" w:hAnsi="Cambria Math"/>
               <w:lang w:val="en-US"/>
             </w:rPr>
-            <m:t>H</m:t>
-          </m:r>
-          <m:d>
-            <m:dPr>
-              <m:ctrlPr>
-                <w:rPr>
-                  <w:rFonts w:ascii="Cambria Math" w:eastAsiaTheme="minorEastAsia" w:hAnsi="Cambria Math"/>
-                  <w:i/>
-                  <w:lang w:val="en-US"/>
-                </w:rPr>
-              </m:ctrlPr>
-            </m:dPr>
-            <m:e>
-              <m:r>
-                <w:rPr>
-                  <w:rFonts w:ascii="Cambria Math" w:eastAsiaTheme="minorEastAsia" w:hAnsi="Cambria Math"/>
-                  <w:lang w:val="en-US"/>
-                </w:rPr>
-                <m:t>f</m:t>
-              </m:r>
-            </m:e>
-          </m:d>
-          <m:r>
-            <w:rPr>
-              <w:rFonts w:ascii="Cambria Math" w:hAnsi="Cambria Math"/>
-              <w:lang w:val="en-US"/>
-            </w:rPr>
-            <m:t>=</m:t>
+            <m:t>H=</m:t>
           </m:r>
           <m:d>
             <m:dPr>
@@ -17134,29 +17471,45 @@
     <w:p>
       <w:pPr>
         <w:rPr>
-          <w:rFonts w:ascii="Cambria Math" w:hAnsi="Cambria Math"/>
-          <w:lang w:val="en-US"/>
-          <w:oMath/>
-        </w:rPr>
-      </w:pPr>
-    </w:p>
-    <w:p>
-      <w:pPr>
-        <w:rPr>
-          <w:lang w:val="en-US"/>
-        </w:rPr>
-      </w:pPr>
-      <w:r>
-        <w:rPr>
-          <w:lang w:val="en-US"/>
-        </w:rPr>
-        <w:t>Curve – Đường Cong</w:t>
-      </w:r>
-      <w:r>
-        <w:rPr>
-          <w:lang w:val="en-US"/>
-        </w:rPr>
-        <w:t>:</w:t>
+          <w:rFonts w:eastAsiaTheme="minorEastAsia"/>
+          <w:lang w:val="en-US"/>
+        </w:rPr>
+      </w:pPr>
+    </w:p>
+    <w:p>
+      <w:pPr>
+        <w:rPr>
+          <w:rFonts w:eastAsiaTheme="minorEastAsia"/>
+          <w:lang w:val="en-US"/>
+        </w:rPr>
+      </w:pPr>
+      <w:r>
+        <w:rPr>
+          <w:rFonts w:eastAsiaTheme="minorEastAsia"/>
+          <w:lang w:val="en-US"/>
+        </w:rPr>
+        <w:t xml:space="preserve">Line Integral </w:t>
+      </w:r>
+      <w:r>
+        <w:rPr>
+          <w:rFonts w:eastAsiaTheme="minorEastAsia"/>
+          <w:lang w:val="en-US"/>
+        </w:rPr>
+        <w:t xml:space="preserve">– </w:t>
+      </w:r>
+      <w:r>
+        <w:rPr>
+          <w:rFonts w:eastAsiaTheme="minorEastAsia"/>
+          <w:lang w:val="en-US"/>
+        </w:rPr>
+        <w:t xml:space="preserve">Tích </w:t>
+      </w:r>
+      <w:r>
+        <w:rPr>
+          <w:rFonts w:eastAsiaTheme="minorEastAsia"/>
+          <w:lang w:val="en-US"/>
+        </w:rPr>
+        <w:t>Phân Đường:</w:t>
       </w:r>
     </w:p>
     <w:p>
@@ -17164,17 +17517,26 @@
         <w:pStyle w:val="ListParagraph"/>
         <w:numPr>
           <w:ilvl w:val="0"/>
-          <w:numId w:val="1"/>
+          <w:numId w:val="41"/>
         </w:numPr>
         <w:rPr>
-          <w:lang w:val="en-US"/>
-        </w:rPr>
-      </w:pPr>
-      <w:r>
-        <w:rPr>
-          <w:lang w:val="en-US"/>
-        </w:rPr>
-        <w:t>Độ Cong Là Gì?</w:t>
+          <w:rFonts w:eastAsiaTheme="minorEastAsia"/>
+          <w:lang w:val="en-US"/>
+        </w:rPr>
+      </w:pPr>
+      <w:r>
+        <w:rPr>
+          <w:rFonts w:eastAsiaTheme="minorEastAsia"/>
+          <w:lang w:val="en-US"/>
+        </w:rPr>
+        <w:t xml:space="preserve">Định </w:t>
+      </w:r>
+      <w:r>
+        <w:rPr>
+          <w:rFonts w:eastAsiaTheme="minorEastAsia"/>
+          <w:lang w:val="en-US"/>
+        </w:rPr>
+        <w:t>Lí Cơ Bản Tích Phân Đường?</w:t>
       </w:r>
     </w:p>
     <w:p>
@@ -17182,405 +17544,179 @@
         <w:pStyle w:val="ListParagraph"/>
         <w:numPr>
           <w:ilvl w:val="0"/>
-          <w:numId w:val="2"/>
+          <w:numId w:val="4"/>
         </w:numPr>
         <w:rPr>
-          <w:lang w:val="en-US"/>
-        </w:rPr>
-      </w:pPr>
-      <w:r>
-        <w:rPr>
-          <w:lang w:val="en-US"/>
-        </w:rPr>
-        <w:t>Mức độ cong queo của 1 điểm trên đường cong, nếu nó khá bằng phẳng, thì độ cong nhỏ, còn nếu nó uốn lượn, thì độ cong lớn</w:t>
+          <w:rFonts w:eastAsiaTheme="minorEastAsia"/>
+          <w:lang w:val="en-US"/>
+        </w:rPr>
+      </w:pPr>
+      <w:r>
+        <w:rPr>
+          <w:rFonts w:eastAsiaTheme="minorEastAsia"/>
+          <w:lang w:val="en-US"/>
+        </w:rPr>
+        <w:t>Cho 1 chất điểm chuyển động trong không gian theo 1 đường đi nào đó từ A đến B, dưới tác dụng của 1 trường Vector F, thì công mà F tác dụng không phụ thuộc vào hình dạng đường đi mà chỉ phụ thuộc vào vị trí A và B</w:t>
       </w:r>
     </w:p>
     <w:p>
       <w:pPr>
         <w:pStyle w:val="ListParagraph"/>
-        <w:numPr>
-          <w:ilvl w:val="0"/>
-          <w:numId w:val="1"/>
-        </w:numPr>
-        <w:rPr>
-          <w:lang w:val="en-US"/>
-        </w:rPr>
-      </w:pPr>
-      <w:r>
-        <w:rPr>
-          <w:lang w:val="en-US"/>
-        </w:rPr>
-        <w:t>Đường tròn tiếp xúc là gì?</w:t>
-      </w:r>
-    </w:p>
-    <w:p>
-      <w:pPr>
-        <w:pStyle w:val="ListParagraph"/>
-        <w:numPr>
-          <w:ilvl w:val="0"/>
-          <w:numId w:val="2"/>
-        </w:numPr>
-        <w:rPr>
-          <w:lang w:val="en-US"/>
-        </w:rPr>
-      </w:pPr>
-      <w:r>
-        <w:rPr>
-          <w:lang w:val="en-US"/>
-        </w:rPr>
-        <w:t xml:space="preserve">Xét 1 điểm trên đường cong, tìm 1 dường tròn đi qua điểm đó sao cho nó </w:t>
-      </w:r>
-      <w:r>
-        <w:rPr>
-          <w:lang w:val="en-US"/>
-        </w:rPr>
-        <w:t>khít nhất với đường cong, đường tròn này là đường tròn tiếp xúc</w:t>
-      </w:r>
-    </w:p>
-    <w:p>
-      <w:pPr>
-        <w:pStyle w:val="ListParagraph"/>
-        <w:numPr>
-          <w:ilvl w:val="0"/>
-          <w:numId w:val="1"/>
-        </w:numPr>
-        <w:rPr>
-          <w:lang w:val="en-US"/>
-        </w:rPr>
-      </w:pPr>
-      <w:r>
-        <w:rPr>
-          <w:lang w:val="en-US"/>
-        </w:rPr>
-        <w:t>Tính Độ Cong</w:t>
-      </w:r>
-      <w:r>
-        <w:rPr>
-          <w:lang w:val="en-US"/>
-        </w:rPr>
-        <w:t xml:space="preserve"> Của </w:t>
-      </w:r>
-      <w:r>
-        <w:rPr>
-          <w:lang w:val="en-US"/>
-        </w:rPr>
-        <w:t xml:space="preserve">1 Đường Cong </w:t>
-      </w:r>
-      <w:r>
-        <w:rPr>
-          <w:lang w:val="en-US"/>
-        </w:rPr>
-        <w:t>2D</w:t>
-      </w:r>
-      <w:r>
-        <w:rPr>
-          <w:lang w:val="en-US"/>
-        </w:rPr>
-        <w:t>?</w:t>
-      </w:r>
-    </w:p>
-    <w:p>
-      <w:pPr>
-        <w:pStyle w:val="ListParagraph"/>
-        <w:numPr>
-          <w:ilvl w:val="0"/>
-          <w:numId w:val="2"/>
-        </w:numPr>
         <w:pBdr>
           <w:top w:val="single" w:sz="4" w:space="1" w:color="auto"/>
           <w:left w:val="single" w:sz="4" w:space="4" w:color="auto"/>
           <w:bottom w:val="single" w:sz="4" w:space="1" w:color="auto"/>
           <w:right w:val="single" w:sz="4" w:space="4" w:color="auto"/>
         </w:pBdr>
-        <w:rPr>
-          <w:rFonts w:ascii="Cambria Math" w:hAnsi="Cambria Math"/>
-          <w:lang w:val="en-US"/>
-          <w:oMath/>
-        </w:rPr>
-      </w:pPr>
-      <m:oMath>
-        <m:r>
-          <m:rPr>
-            <m:sty m:val="p"/>
-          </m:rPr>
-          <w:rPr>
-            <w:rFonts w:ascii="Cambria Math" w:hAnsi="Cambria Math"/>
-            <w:lang w:val="en-US"/>
-          </w:rPr>
-          <m:t>Κ</m:t>
-        </m:r>
-        <m:r>
-          <w:rPr>
-            <w:rFonts w:ascii="Cambria Math" w:hAnsi="Cambria Math"/>
-            <w:lang w:val="en-US"/>
-          </w:rPr>
-          <m:t>=</m:t>
-        </m:r>
-        <m:f>
-          <m:fPr>
-            <m:ctrlPr>
-              <w:rPr>
-                <w:rFonts w:ascii="Cambria Math" w:hAnsi="Cambria Math"/>
-                <w:i/>
-                <w:lang w:val="en-US"/>
-              </w:rPr>
-            </m:ctrlPr>
-          </m:fPr>
-          <m:num>
-            <m:r>
-              <w:rPr>
-                <w:rFonts w:ascii="Cambria Math" w:hAnsi="Cambria Math"/>
-                <w:lang w:val="en-US"/>
-              </w:rPr>
-              <m:t>1</m:t>
-            </m:r>
-          </m:num>
-          <m:den>
-            <m:r>
-              <w:rPr>
-                <w:rFonts w:ascii="Cambria Math" w:hAnsi="Cambria Math"/>
-                <w:lang w:val="en-US"/>
-              </w:rPr>
-              <m:t>R</m:t>
-            </m:r>
-          </m:den>
-        </m:f>
-        <m:r>
-          <w:rPr>
-            <w:rFonts w:ascii="Cambria Math" w:hAnsi="Cambria Math"/>
-            <w:lang w:val="en-US"/>
-          </w:rPr>
-          <m:t>=</m:t>
-        </m:r>
-        <m:d>
-          <m:dPr>
-            <m:begChr m:val="‖"/>
-            <m:endChr m:val="‖"/>
-            <m:ctrlPr>
-              <w:rPr>
-                <w:rFonts w:ascii="Cambria Math" w:hAnsi="Cambria Math"/>
-                <w:i/>
-                <w:lang w:val="en-US"/>
-              </w:rPr>
-            </m:ctrlPr>
-          </m:dPr>
-          <m:e>
-            <m:f>
-              <m:fPr>
-                <m:ctrlPr>
-                  <w:rPr>
-                    <w:rFonts w:ascii="Cambria Math" w:hAnsi="Cambria Math"/>
-                    <w:i/>
-                    <w:lang w:val="en-US"/>
-                  </w:rPr>
-                </m:ctrlPr>
-              </m:fPr>
-              <m:num>
-                <m:r>
-                  <w:rPr>
-                    <w:rFonts w:ascii="Cambria Math" w:hAnsi="Cambria Math"/>
-                    <w:lang w:val="en-US"/>
-                  </w:rPr>
-                  <m:t>d</m:t>
-                </m:r>
-                <m:acc>
-                  <m:accPr>
-                    <m:chr m:val="⃗"/>
-                    <m:ctrlPr>
-                      <w:rPr>
-                        <w:rFonts w:ascii="Cambria Math" w:hAnsi="Cambria Math"/>
-                        <w:i/>
-                        <w:lang w:val="en-US"/>
-                      </w:rPr>
-                    </m:ctrlPr>
-                  </m:accPr>
-                  <m:e>
-                    <m:r>
-                      <w:rPr>
-                        <w:rFonts w:ascii="Cambria Math" w:hAnsi="Cambria Math"/>
-                        <w:lang w:val="en-US"/>
-                      </w:rPr>
-                      <m:t>T</m:t>
-                    </m:r>
-                  </m:e>
-                </m:acc>
-              </m:num>
-              <m:den>
-                <m:r>
-                  <w:rPr>
-                    <w:rFonts w:ascii="Cambria Math" w:hAnsi="Cambria Math"/>
-                    <w:lang w:val="en-US"/>
-                  </w:rPr>
-                  <m:t>ds</m:t>
-                </m:r>
-              </m:den>
-            </m:f>
-          </m:e>
-        </m:d>
-        <m:r>
-          <w:rPr>
-            <w:rFonts w:ascii="Cambria Math" w:hAnsi="Cambria Math"/>
-            <w:lang w:val="en-US"/>
-          </w:rPr>
-          <m:t>=</m:t>
-        </m:r>
-        <m:f>
-          <m:fPr>
-            <m:ctrlPr>
-              <w:rPr>
-                <w:rFonts w:ascii="Cambria Math" w:hAnsi="Cambria Math"/>
-                <w:i/>
-                <w:lang w:val="en-US"/>
-              </w:rPr>
-            </m:ctrlPr>
-          </m:fPr>
-          <m:num>
-            <m:d>
-              <m:dPr>
-                <m:begChr m:val="‖"/>
-                <m:endChr m:val="‖"/>
-                <m:ctrlPr>
-                  <w:rPr>
-                    <w:rFonts w:ascii="Cambria Math" w:hAnsi="Cambria Math"/>
-                    <w:i/>
-                    <w:lang w:val="en-US"/>
-                  </w:rPr>
-                </m:ctrlPr>
-              </m:dPr>
-              <m:e>
-                <m:acc>
-                  <m:accPr>
-                    <m:chr m:val="⃗"/>
-                    <m:ctrlPr>
-                      <w:rPr>
-                        <w:rFonts w:ascii="Cambria Math" w:hAnsi="Cambria Math"/>
-                        <w:i/>
-                        <w:lang w:val="en-US"/>
-                      </w:rPr>
-                    </m:ctrlPr>
-                  </m:accPr>
-                  <m:e>
-                    <m:r>
-                      <w:rPr>
-                        <w:rFonts w:ascii="Cambria Math" w:hAnsi="Cambria Math"/>
-                        <w:lang w:val="en-US"/>
-                      </w:rPr>
-                      <m:t>v</m:t>
-                    </m:r>
-                  </m:e>
-                </m:acc>
-                <m:r>
-                  <w:rPr>
-                    <w:rFonts w:ascii="Cambria Math" w:hAnsi="Cambria Math"/>
-                    <w:lang w:val="en-US"/>
-                  </w:rPr>
-                  <m:t xml:space="preserve"> ×</m:t>
-                </m:r>
-                <m:acc>
-                  <m:accPr>
-                    <m:chr m:val="⃗"/>
-                    <m:ctrlPr>
-                      <w:rPr>
-                        <w:rFonts w:ascii="Cambria Math" w:hAnsi="Cambria Math"/>
-                        <w:i/>
-                        <w:lang w:val="en-US"/>
-                      </w:rPr>
-                    </m:ctrlPr>
-                  </m:accPr>
-                  <m:e>
-                    <m:r>
-                      <w:rPr>
-                        <w:rFonts w:ascii="Cambria Math" w:hAnsi="Cambria Math"/>
-                        <w:lang w:val="en-US"/>
-                      </w:rPr>
-                      <m:t>a</m:t>
-                    </m:r>
-                  </m:e>
-                </m:acc>
-              </m:e>
-            </m:d>
-          </m:num>
-          <m:den>
-            <m:sSup>
-              <m:sSupPr>
-                <m:ctrlPr>
-                  <w:rPr>
-                    <w:rFonts w:ascii="Cambria Math" w:hAnsi="Cambria Math"/>
-                    <w:i/>
-                    <w:lang w:val="en-US"/>
-                  </w:rPr>
-                </m:ctrlPr>
-              </m:sSupPr>
-              <m:e>
-                <m:d>
-                  <m:dPr>
-                    <m:begChr m:val="‖"/>
-                    <m:endChr m:val="‖"/>
-                    <m:ctrlPr>
-                      <w:rPr>
-                        <w:rFonts w:ascii="Cambria Math" w:hAnsi="Cambria Math"/>
-                        <w:i/>
-                        <w:lang w:val="en-US"/>
-                      </w:rPr>
-                    </m:ctrlPr>
-                  </m:dPr>
-                  <m:e>
-                    <m:acc>
-                      <m:accPr>
-                        <m:chr m:val="⃗"/>
-                        <m:ctrlPr>
-                          <w:rPr>
-                            <w:rFonts w:ascii="Cambria Math" w:hAnsi="Cambria Math"/>
-                            <w:i/>
-                            <w:lang w:val="en-US"/>
-                          </w:rPr>
-                        </m:ctrlPr>
-                      </m:accPr>
-                      <m:e>
-                        <m:r>
-                          <w:rPr>
-                            <w:rFonts w:ascii="Cambria Math" w:hAnsi="Cambria Math"/>
-                            <w:lang w:val="en-US"/>
-                          </w:rPr>
-                          <m:t>v</m:t>
-                        </m:r>
-                      </m:e>
-                    </m:acc>
-                  </m:e>
-                </m:d>
-              </m:e>
-              <m:sup>
-                <m:r>
-                  <w:rPr>
-                    <w:rFonts w:ascii="Cambria Math" w:hAnsi="Cambria Math"/>
-                    <w:lang w:val="en-US"/>
-                  </w:rPr>
-                  <m:t>3</m:t>
-                </m:r>
-              </m:sup>
-            </m:sSup>
-          </m:den>
-        </m:f>
-      </m:oMath>
+        <w:ind w:left="1080"/>
+        <w:rPr>
+          <w:rFonts w:eastAsiaTheme="minorEastAsia"/>
+          <w:lang w:val="en-US"/>
+        </w:rPr>
+      </w:pPr>
+      <m:oMathPara>
+        <m:oMathParaPr>
+          <m:jc m:val="left"/>
+        </m:oMathParaPr>
+        <m:oMath>
+          <m:nary>
+            <m:naryPr>
+              <m:limLoc m:val="subSup"/>
+              <m:ctrlPr>
+                <w:rPr>
+                  <w:rFonts w:ascii="Cambria Math" w:eastAsiaTheme="minorEastAsia" w:hAnsi="Cambria Math"/>
+                  <w:i/>
+                  <w:lang w:val="en-US"/>
+                </w:rPr>
+              </m:ctrlPr>
+            </m:naryPr>
+            <m:sub>
+              <m:r>
+                <w:rPr>
+                  <w:rFonts w:ascii="Cambria Math" w:eastAsiaTheme="minorEastAsia" w:hAnsi="Cambria Math"/>
+                  <w:lang w:val="en-US"/>
+                </w:rPr>
+                <m:t>A</m:t>
+              </m:r>
+            </m:sub>
+            <m:sup>
+              <m:r>
+                <w:rPr>
+                  <w:rFonts w:ascii="Cambria Math" w:eastAsiaTheme="minorEastAsia" w:hAnsi="Cambria Math"/>
+                  <w:lang w:val="en-US"/>
+                </w:rPr>
+                <m:t>B</m:t>
+              </m:r>
+            </m:sup>
+            <m:e>
+              <m:r>
+                <w:rPr>
+                  <w:rFonts w:ascii="Cambria Math" w:eastAsiaTheme="minorEastAsia" w:hAnsi="Cambria Math"/>
+                  <w:lang w:val="en-US"/>
+                </w:rPr>
+                <m:t>F∙dr</m:t>
+              </m:r>
+            </m:e>
+          </m:nary>
+          <m:r>
+            <w:rPr>
+              <w:rFonts w:ascii="Cambria Math" w:eastAsiaTheme="minorEastAsia" w:hAnsi="Cambria Math"/>
+              <w:lang w:val="en-US"/>
+            </w:rPr>
+            <m:t>=f</m:t>
+          </m:r>
+          <m:d>
+            <m:dPr>
+              <m:ctrlPr>
+                <w:rPr>
+                  <w:rFonts w:ascii="Cambria Math" w:eastAsiaTheme="minorEastAsia" w:hAnsi="Cambria Math"/>
+                  <w:i/>
+                  <w:lang w:val="en-US"/>
+                </w:rPr>
+              </m:ctrlPr>
+            </m:dPr>
+            <m:e>
+              <m:r>
+                <w:rPr>
+                  <w:rFonts w:ascii="Cambria Math" w:eastAsiaTheme="minorEastAsia" w:hAnsi="Cambria Math"/>
+                  <w:lang w:val="en-US"/>
+                </w:rPr>
+                <m:t>B</m:t>
+              </m:r>
+            </m:e>
+          </m:d>
+          <m:r>
+            <w:rPr>
+              <w:rFonts w:ascii="Cambria Math" w:eastAsiaTheme="minorEastAsia" w:hAnsi="Cambria Math"/>
+              <w:lang w:val="en-US"/>
+            </w:rPr>
+            <m:t>-f</m:t>
+          </m:r>
+          <m:d>
+            <m:dPr>
+              <m:ctrlPr>
+                <w:rPr>
+                  <w:rFonts w:ascii="Cambria Math" w:eastAsiaTheme="minorEastAsia" w:hAnsi="Cambria Math"/>
+                  <w:i/>
+                  <w:lang w:val="en-US"/>
+                </w:rPr>
+              </m:ctrlPr>
+            </m:dPr>
+            <m:e>
+              <m:r>
+                <w:rPr>
+                  <w:rFonts w:ascii="Cambria Math" w:eastAsiaTheme="minorEastAsia" w:hAnsi="Cambria Math"/>
+                  <w:lang w:val="en-US"/>
+                </w:rPr>
+                <m:t>A</m:t>
+              </m:r>
+            </m:e>
+          </m:d>
+          <m:r>
+            <w:rPr>
+              <w:rFonts w:ascii="Cambria Math" w:eastAsiaTheme="minorEastAsia" w:hAnsi="Cambria Math"/>
+              <w:lang w:val="en-US"/>
+            </w:rPr>
+            <m:t>,</m:t>
+          </m:r>
+          <m:r>
+            <m:rPr>
+              <m:sty m:val="p"/>
+            </m:rPr>
+            <w:rPr>
+              <w:rFonts w:ascii="Cambria Math" w:eastAsiaTheme="minorEastAsia" w:hAnsi="Cambria Math"/>
+              <w:lang w:val="en-US"/>
+            </w:rPr>
+            <m:t>∇</m:t>
+          </m:r>
+          <m:r>
+            <w:rPr>
+              <w:rFonts w:ascii="Cambria Math" w:eastAsiaTheme="minorEastAsia" w:hAnsi="Cambria Math"/>
+              <w:lang w:val="en-US"/>
+            </w:rPr>
+            <m:t>f=F</m:t>
+          </m:r>
+        </m:oMath>
+      </m:oMathPara>
     </w:p>
     <w:p>
       <w:pPr>
         <w:pStyle w:val="ListParagraph"/>
         <w:numPr>
           <w:ilvl w:val="0"/>
-          <w:numId w:val="2"/>
+          <w:numId w:val="4"/>
         </w:numPr>
         <w:rPr>
-          <w:rFonts w:ascii="Cambria Math" w:hAnsi="Cambria Math"/>
-          <w:lang w:val="en-US"/>
-          <w:oMath/>
-        </w:rPr>
-      </w:pPr>
-      <w:r>
-        <w:rPr>
-          <w:lang w:val="en-US"/>
-        </w:rPr>
-        <w:t>R là bán kính của đường tròn tiếp xúc</w:t>
+          <w:rFonts w:eastAsiaTheme="minorEastAsia"/>
+          <w:lang w:val="en-US"/>
+        </w:rPr>
+      </w:pPr>
+      <w:r>
+        <w:rPr>
+          <w:rFonts w:eastAsiaTheme="minorEastAsia"/>
+          <w:lang w:val="en-US"/>
+        </w:rPr>
+        <w:t>dr là 1 hướng đi rất nhỏ tiếp tuyến với đường đi</w:t>
       </w:r>
     </w:p>
     <w:p>
@@ -17588,31 +17724,19 @@
         <w:pStyle w:val="ListParagraph"/>
         <w:numPr>
           <w:ilvl w:val="0"/>
-          <w:numId w:val="2"/>
+          <w:numId w:val="4"/>
         </w:numPr>
         <w:rPr>
-          <w:rFonts w:ascii="Cambria Math" w:hAnsi="Cambria Math"/>
-          <w:lang w:val="en-US"/>
-          <w:oMath/>
-        </w:rPr>
-      </w:pPr>
-      <w:r>
-        <w:rPr>
-          <w:lang w:val="en-US"/>
-        </w:rPr>
-        <w:t>d</w:t>
-      </w:r>
-      <w:r>
-        <w:rPr>
-          <w:lang w:val="en-US"/>
-        </w:rPr>
-        <w:t xml:space="preserve">s là </w:t>
-      </w:r>
-      <w:r>
-        <w:rPr>
-          <w:lang w:val="en-US"/>
-        </w:rPr>
-        <w:t>vi phân của độ dài đường cong</w:t>
+          <w:rFonts w:eastAsiaTheme="minorEastAsia"/>
+          <w:lang w:val="en-US"/>
+        </w:rPr>
+      </w:pPr>
+      <w:r>
+        <w:rPr>
+          <w:rFonts w:eastAsiaTheme="minorEastAsia"/>
+          <w:lang w:val="en-US"/>
+        </w:rPr>
+        <w:t>Chứng minh</w:t>
       </w:r>
     </w:p>
     <w:p>
@@ -17620,1573 +17744,1292 @@
         <w:pStyle w:val="ListParagraph"/>
         <w:numPr>
           <w:ilvl w:val="0"/>
-          <w:numId w:val="2"/>
+          <w:numId w:val="4"/>
         </w:numPr>
         <w:rPr>
-          <w:rFonts w:ascii="Cambria Math" w:hAnsi="Cambria Math"/>
-          <w:lang w:val="en-US"/>
-          <w:oMath/>
-        </w:rPr>
-      </w:pPr>
-      <w:r>
-        <w:rPr>
-          <w:lang w:val="en-US"/>
-        </w:rPr>
-        <w:t>T là Vector tiếp tuyến đơn vị</w:t>
+          <w:rFonts w:eastAsiaTheme="minorEastAsia"/>
+          <w:lang w:val="en-US"/>
+        </w:rPr>
+      </w:pPr>
+      <w:r>
+        <w:rPr>
+          <w:rFonts w:eastAsiaTheme="minorEastAsia"/>
+          <w:lang w:val="en-US"/>
+        </w:rPr>
+        <w:t>Gọi thời điểm xuất phát từ A là a, dừng chân tại B là b</w:t>
       </w:r>
     </w:p>
     <w:p>
       <w:pPr>
         <w:pStyle w:val="ListParagraph"/>
-        <w:numPr>
-          <w:ilvl w:val="0"/>
-          <w:numId w:val="2"/>
-        </w:numPr>
-        <w:rPr>
-          <w:rFonts w:ascii="Cambria Math" w:hAnsi="Cambria Math"/>
-          <w:lang w:val="en-US"/>
-          <w:oMath/>
-        </w:rPr>
-      </w:pPr>
-      <w:r>
-        <w:rPr>
-          <w:lang w:val="en-US"/>
-        </w:rPr>
-        <w:t>v là Vector vận tốc</w:t>
-      </w:r>
-    </w:p>
-    <w:p>
-      <w:pPr>
-        <w:pStyle w:val="ListParagraph"/>
-        <w:numPr>
-          <w:ilvl w:val="0"/>
-          <w:numId w:val="2"/>
-        </w:numPr>
-        <w:rPr>
-          <w:rFonts w:ascii="Cambria Math" w:hAnsi="Cambria Math"/>
-          <w:lang w:val="en-US"/>
-          <w:oMath/>
-        </w:rPr>
-      </w:pPr>
-      <w:r>
-        <w:rPr>
-          <w:lang w:val="en-US"/>
-        </w:rPr>
-        <w:t>a là Vector gia tốc</w:t>
-      </w:r>
-    </w:p>
-    <w:p>
-      <w:pPr>
-        <w:pStyle w:val="ListParagraph"/>
-        <w:numPr>
-          <w:ilvl w:val="0"/>
-          <w:numId w:val="1"/>
-        </w:numPr>
-        <w:rPr>
-          <w:rFonts w:ascii="Cambria Math" w:hAnsi="Cambria Math"/>
-          <w:lang w:val="en-US"/>
-          <w:oMath/>
-        </w:rPr>
-      </w:pPr>
-      <w:r>
-        <w:rPr>
-          <w:rFonts w:eastAsiaTheme="minorEastAsia"/>
-          <w:lang w:val="en-US"/>
-        </w:rPr>
-        <w:t>Chứng Minh Công Thức Độ Cong?</w:t>
-      </w:r>
-    </w:p>
-    <w:p>
-      <w:pPr>
-        <w:pStyle w:val="ListParagraph"/>
-        <w:numPr>
-          <w:ilvl w:val="0"/>
-          <w:numId w:val="2"/>
-        </w:numPr>
         <w:pBdr>
           <w:top w:val="single" w:sz="4" w:space="1" w:color="auto"/>
           <w:left w:val="single" w:sz="4" w:space="4" w:color="auto"/>
           <w:bottom w:val="single" w:sz="4" w:space="1" w:color="auto"/>
           <w:right w:val="single" w:sz="4" w:space="4" w:color="auto"/>
         </w:pBdr>
+        <w:ind w:left="1080"/>
+        <w:rPr>
+          <w:rFonts w:eastAsiaTheme="minorEastAsia"/>
+          <w:lang w:val="en-US"/>
+        </w:rPr>
+      </w:pPr>
+      <m:oMathPara>
+        <m:oMathParaPr>
+          <m:jc m:val="left"/>
+        </m:oMathParaPr>
+        <m:oMath>
+          <m:nary>
+            <m:naryPr>
+              <m:limLoc m:val="subSup"/>
+              <m:ctrlPr>
+                <w:rPr>
+                  <w:rFonts w:ascii="Cambria Math" w:eastAsiaTheme="minorEastAsia" w:hAnsi="Cambria Math"/>
+                  <w:i/>
+                  <w:lang w:val="en-US"/>
+                </w:rPr>
+              </m:ctrlPr>
+            </m:naryPr>
+            <m:sub>
+              <m:r>
+                <w:rPr>
+                  <w:rFonts w:ascii="Cambria Math" w:eastAsiaTheme="minorEastAsia" w:hAnsi="Cambria Math"/>
+                  <w:lang w:val="en-US"/>
+                </w:rPr>
+                <m:t>A</m:t>
+              </m:r>
+            </m:sub>
+            <m:sup>
+              <m:r>
+                <w:rPr>
+                  <w:rFonts w:ascii="Cambria Math" w:eastAsiaTheme="minorEastAsia" w:hAnsi="Cambria Math"/>
+                  <w:lang w:val="en-US"/>
+                </w:rPr>
+                <m:t>B</m:t>
+              </m:r>
+            </m:sup>
+            <m:e>
+              <m:r>
+                <w:rPr>
+                  <w:rFonts w:ascii="Cambria Math" w:eastAsiaTheme="minorEastAsia" w:hAnsi="Cambria Math"/>
+                  <w:lang w:val="en-US"/>
+                </w:rPr>
+                <m:t>F∙dr</m:t>
+              </m:r>
+            </m:e>
+          </m:nary>
+          <m:r>
+            <w:rPr>
+              <w:rFonts w:ascii="Cambria Math" w:eastAsiaTheme="minorEastAsia" w:hAnsi="Cambria Math"/>
+              <w:lang w:val="en-US"/>
+            </w:rPr>
+            <m:t>=</m:t>
+          </m:r>
+          <m:nary>
+            <m:naryPr>
+              <m:limLoc m:val="subSup"/>
+              <m:ctrlPr>
+                <w:rPr>
+                  <w:rFonts w:ascii="Cambria Math" w:eastAsiaTheme="minorEastAsia" w:hAnsi="Cambria Math"/>
+                  <w:i/>
+                  <w:lang w:val="en-US"/>
+                </w:rPr>
+              </m:ctrlPr>
+            </m:naryPr>
+            <m:sub>
+              <m:r>
+                <w:rPr>
+                  <w:rFonts w:ascii="Cambria Math" w:eastAsiaTheme="minorEastAsia" w:hAnsi="Cambria Math"/>
+                  <w:lang w:val="en-US"/>
+                </w:rPr>
+                <m:t>a</m:t>
+              </m:r>
+            </m:sub>
+            <m:sup>
+              <m:r>
+                <w:rPr>
+                  <w:rFonts w:ascii="Cambria Math" w:eastAsiaTheme="minorEastAsia" w:hAnsi="Cambria Math"/>
+                  <w:lang w:val="en-US"/>
+                </w:rPr>
+                <m:t>b</m:t>
+              </m:r>
+            </m:sup>
+            <m:e>
+              <m:r>
+                <w:rPr>
+                  <w:rFonts w:ascii="Cambria Math" w:eastAsiaTheme="minorEastAsia" w:hAnsi="Cambria Math"/>
+                  <w:lang w:val="en-US"/>
+                </w:rPr>
+                <m:t>F∙</m:t>
+              </m:r>
+              <m:f>
+                <m:fPr>
+                  <m:ctrlPr>
+                    <w:rPr>
+                      <w:rFonts w:ascii="Cambria Math" w:eastAsiaTheme="minorEastAsia" w:hAnsi="Cambria Math"/>
+                      <w:i/>
+                      <w:lang w:val="en-US"/>
+                    </w:rPr>
+                  </m:ctrlPr>
+                </m:fPr>
+                <m:num>
+                  <m:r>
+                    <w:rPr>
+                      <w:rFonts w:ascii="Cambria Math" w:eastAsiaTheme="minorEastAsia" w:hAnsi="Cambria Math"/>
+                      <w:lang w:val="en-US"/>
+                    </w:rPr>
+                    <m:t>dr</m:t>
+                  </m:r>
+                </m:num>
+                <m:den>
+                  <m:r>
+                    <w:rPr>
+                      <w:rFonts w:ascii="Cambria Math" w:eastAsiaTheme="minorEastAsia" w:hAnsi="Cambria Math"/>
+                      <w:lang w:val="en-US"/>
+                    </w:rPr>
+                    <m:t>dt</m:t>
+                  </m:r>
+                </m:den>
+              </m:f>
+              <m:r>
+                <w:rPr>
+                  <w:rFonts w:ascii="Cambria Math" w:eastAsiaTheme="minorEastAsia" w:hAnsi="Cambria Math"/>
+                  <w:lang w:val="en-US"/>
+                </w:rPr>
+                <m:t>dt</m:t>
+              </m:r>
+            </m:e>
+          </m:nary>
+          <m:r>
+            <w:rPr>
+              <w:rFonts w:ascii="Cambria Math" w:eastAsiaTheme="minorEastAsia" w:hAnsi="Cambria Math"/>
+              <w:lang w:val="en-US"/>
+            </w:rPr>
+            <m:t>=</m:t>
+          </m:r>
+          <m:nary>
+            <m:naryPr>
+              <m:limLoc m:val="subSup"/>
+              <m:ctrlPr>
+                <w:rPr>
+                  <w:rFonts w:ascii="Cambria Math" w:eastAsiaTheme="minorEastAsia" w:hAnsi="Cambria Math"/>
+                  <w:i/>
+                  <w:lang w:val="en-US"/>
+                </w:rPr>
+              </m:ctrlPr>
+            </m:naryPr>
+            <m:sub>
+              <m:r>
+                <w:rPr>
+                  <w:rFonts w:ascii="Cambria Math" w:eastAsiaTheme="minorEastAsia" w:hAnsi="Cambria Math"/>
+                  <w:lang w:val="en-US"/>
+                </w:rPr>
+                <m:t>a</m:t>
+              </m:r>
+            </m:sub>
+            <m:sup>
+              <m:r>
+                <w:rPr>
+                  <w:rFonts w:ascii="Cambria Math" w:eastAsiaTheme="minorEastAsia" w:hAnsi="Cambria Math"/>
+                  <w:lang w:val="en-US"/>
+                </w:rPr>
+                <m:t>b</m:t>
+              </m:r>
+            </m:sup>
+            <m:e>
+              <m:r>
+                <m:rPr>
+                  <m:sty m:val="p"/>
+                </m:rPr>
+                <w:rPr>
+                  <w:rFonts w:ascii="Cambria Math" w:eastAsiaTheme="minorEastAsia" w:hAnsi="Cambria Math"/>
+                  <w:lang w:val="en-US"/>
+                </w:rPr>
+                <m:t>∇</m:t>
+              </m:r>
+              <m:r>
+                <w:rPr>
+                  <w:rFonts w:ascii="Cambria Math" w:eastAsiaTheme="minorEastAsia" w:hAnsi="Cambria Math"/>
+                  <w:lang w:val="en-US"/>
+                </w:rPr>
+                <m:t>f∙</m:t>
+              </m:r>
+              <m:f>
+                <m:fPr>
+                  <m:ctrlPr>
+                    <w:rPr>
+                      <w:rFonts w:ascii="Cambria Math" w:eastAsiaTheme="minorEastAsia" w:hAnsi="Cambria Math"/>
+                      <w:i/>
+                      <w:lang w:val="en-US"/>
+                    </w:rPr>
+                  </m:ctrlPr>
+                </m:fPr>
+                <m:num>
+                  <m:r>
+                    <w:rPr>
+                      <w:rFonts w:ascii="Cambria Math" w:eastAsiaTheme="minorEastAsia" w:hAnsi="Cambria Math"/>
+                      <w:lang w:val="en-US"/>
+                    </w:rPr>
+                    <m:t>dr</m:t>
+                  </m:r>
+                </m:num>
+                <m:den>
+                  <m:r>
+                    <w:rPr>
+                      <w:rFonts w:ascii="Cambria Math" w:eastAsiaTheme="minorEastAsia" w:hAnsi="Cambria Math"/>
+                      <w:lang w:val="en-US"/>
+                    </w:rPr>
+                    <m:t>dt</m:t>
+                  </m:r>
+                </m:den>
+              </m:f>
+              <m:r>
+                <w:rPr>
+                  <w:rFonts w:ascii="Cambria Math" w:eastAsiaTheme="minorEastAsia" w:hAnsi="Cambria Math"/>
+                  <w:lang w:val="en-US"/>
+                </w:rPr>
+                <m:t>dt</m:t>
+              </m:r>
+            </m:e>
+          </m:nary>
+          <m:r>
+            <w:rPr>
+              <w:rFonts w:ascii="Cambria Math" w:eastAsiaTheme="minorEastAsia" w:hAnsi="Cambria Math"/>
+              <w:lang w:val="en-US"/>
+            </w:rPr>
+            <m:t>=</m:t>
+          </m:r>
+          <m:nary>
+            <m:naryPr>
+              <m:limLoc m:val="subSup"/>
+              <m:ctrlPr>
+                <w:rPr>
+                  <w:rFonts w:ascii="Cambria Math" w:eastAsiaTheme="minorEastAsia" w:hAnsi="Cambria Math"/>
+                  <w:i/>
+                  <w:lang w:val="en-US"/>
+                </w:rPr>
+              </m:ctrlPr>
+            </m:naryPr>
+            <m:sub>
+              <m:r>
+                <w:rPr>
+                  <w:rFonts w:ascii="Cambria Math" w:eastAsiaTheme="minorEastAsia" w:hAnsi="Cambria Math"/>
+                  <w:lang w:val="en-US"/>
+                </w:rPr>
+                <m:t>a</m:t>
+              </m:r>
+            </m:sub>
+            <m:sup>
+              <m:r>
+                <w:rPr>
+                  <w:rFonts w:ascii="Cambria Math" w:eastAsiaTheme="minorEastAsia" w:hAnsi="Cambria Math"/>
+                  <w:lang w:val="en-US"/>
+                </w:rPr>
+                <m:t>b</m:t>
+              </m:r>
+            </m:sup>
+            <m:e>
+              <m:sSub>
+                <m:sSubPr>
+                  <m:ctrlPr>
+                    <w:rPr>
+                      <w:rFonts w:ascii="Cambria Math" w:eastAsiaTheme="minorEastAsia" w:hAnsi="Cambria Math"/>
+                      <w:lang w:val="en-US"/>
+                    </w:rPr>
+                  </m:ctrlPr>
+                </m:sSubPr>
+                <m:e>
+                  <m:r>
+                    <m:rPr>
+                      <m:sty m:val="p"/>
+                    </m:rPr>
+                    <w:rPr>
+                      <w:rFonts w:ascii="Cambria Math" w:eastAsiaTheme="minorEastAsia" w:hAnsi="Cambria Math"/>
+                      <w:lang w:val="en-US"/>
+                    </w:rPr>
+                    <m:t>∇</m:t>
+                  </m:r>
+                </m:e>
+                <m:sub>
+                  <m:r>
+                    <w:rPr>
+                      <w:rFonts w:ascii="Cambria Math" w:eastAsiaTheme="minorEastAsia" w:hAnsi="Cambria Math"/>
+                      <w:lang w:val="en-US"/>
+                    </w:rPr>
+                    <m:t>v</m:t>
+                  </m:r>
+                </m:sub>
+              </m:sSub>
+              <m:r>
+                <w:rPr>
+                  <w:rFonts w:ascii="Cambria Math" w:eastAsiaTheme="minorEastAsia" w:hAnsi="Cambria Math"/>
+                  <w:lang w:val="en-US"/>
+                </w:rPr>
+                <m:t>fdt</m:t>
+              </m:r>
+            </m:e>
+          </m:nary>
+          <m:r>
+            <w:rPr>
+              <w:rFonts w:ascii="Cambria Math" w:eastAsiaTheme="minorEastAsia" w:hAnsi="Cambria Math"/>
+              <w:lang w:val="en-US"/>
+            </w:rPr>
+            <m:t>,v=</m:t>
+          </m:r>
+          <m:f>
+            <m:fPr>
+              <m:ctrlPr>
+                <w:rPr>
+                  <w:rFonts w:ascii="Cambria Math" w:eastAsiaTheme="minorEastAsia" w:hAnsi="Cambria Math"/>
+                  <w:i/>
+                  <w:lang w:val="en-US"/>
+                </w:rPr>
+              </m:ctrlPr>
+            </m:fPr>
+            <m:num>
+              <m:r>
+                <w:rPr>
+                  <w:rFonts w:ascii="Cambria Math" w:eastAsiaTheme="minorEastAsia" w:hAnsi="Cambria Math"/>
+                  <w:lang w:val="en-US"/>
+                </w:rPr>
+                <m:t>dr</m:t>
+              </m:r>
+            </m:num>
+            <m:den>
+              <m:r>
+                <w:rPr>
+                  <w:rFonts w:ascii="Cambria Math" w:eastAsiaTheme="minorEastAsia" w:hAnsi="Cambria Math"/>
+                  <w:lang w:val="en-US"/>
+                </w:rPr>
+                <m:t>dt</m:t>
+              </m:r>
+            </m:den>
+          </m:f>
+        </m:oMath>
+      </m:oMathPara>
+    </w:p>
+    <w:p>
+      <w:pPr>
+        <w:pStyle w:val="ListParagraph"/>
+        <w:numPr>
+          <w:ilvl w:val="0"/>
+          <w:numId w:val="4"/>
+        </w:numPr>
+        <w:rPr>
+          <w:rFonts w:eastAsiaTheme="minorEastAsia"/>
+          <w:lang w:val="en-US"/>
+        </w:rPr>
+      </w:pPr>
+      <w:r>
+        <w:rPr>
+          <w:rFonts w:eastAsiaTheme="minorEastAsia"/>
+          <w:lang w:val="en-US"/>
+        </w:rPr>
+        <w:t>Dễ thấy đây là đạo hàm có hướng, nên</w:t>
+      </w:r>
+    </w:p>
+    <w:bookmarkStart w:id="0" w:name="_GoBack"/>
+    <w:bookmarkEnd w:id="0"/>
+    <w:p>
+      <w:pPr>
+        <w:pStyle w:val="ListParagraph"/>
+        <w:pBdr>
+          <w:top w:val="single" w:sz="4" w:space="1" w:color="auto"/>
+          <w:left w:val="single" w:sz="4" w:space="4" w:color="auto"/>
+          <w:bottom w:val="single" w:sz="4" w:space="1" w:color="auto"/>
+          <w:right w:val="single" w:sz="4" w:space="4" w:color="auto"/>
+        </w:pBdr>
+        <w:ind w:left="1080"/>
+        <w:rPr>
+          <w:rFonts w:eastAsiaTheme="minorEastAsia"/>
+          <w:lang w:val="en-US"/>
+        </w:rPr>
+      </w:pPr>
+      <m:oMathPara>
+        <m:oMathParaPr>
+          <m:jc m:val="left"/>
+        </m:oMathParaPr>
+        <m:oMath>
+          <m:nary>
+            <m:naryPr>
+              <m:limLoc m:val="subSup"/>
+              <m:ctrlPr>
+                <w:rPr>
+                  <w:rFonts w:ascii="Cambria Math" w:eastAsiaTheme="minorEastAsia" w:hAnsi="Cambria Math"/>
+                  <w:i/>
+                  <w:lang w:val="en-US"/>
+                </w:rPr>
+              </m:ctrlPr>
+            </m:naryPr>
+            <m:sub>
+              <m:r>
+                <w:rPr>
+                  <w:rFonts w:ascii="Cambria Math" w:eastAsiaTheme="minorEastAsia" w:hAnsi="Cambria Math"/>
+                  <w:lang w:val="en-US"/>
+                </w:rPr>
+                <m:t>a</m:t>
+              </m:r>
+            </m:sub>
+            <m:sup>
+              <m:r>
+                <w:rPr>
+                  <w:rFonts w:ascii="Cambria Math" w:eastAsiaTheme="minorEastAsia" w:hAnsi="Cambria Math"/>
+                  <w:lang w:val="en-US"/>
+                </w:rPr>
+                <m:t>b</m:t>
+              </m:r>
+            </m:sup>
+            <m:e>
+              <m:sSub>
+                <m:sSubPr>
+                  <m:ctrlPr>
+                    <w:rPr>
+                      <w:rFonts w:ascii="Cambria Math" w:eastAsiaTheme="minorEastAsia" w:hAnsi="Cambria Math"/>
+                      <w:lang w:val="en-US"/>
+                    </w:rPr>
+                  </m:ctrlPr>
+                </m:sSubPr>
+                <m:e>
+                  <m:r>
+                    <m:rPr>
+                      <m:sty m:val="p"/>
+                    </m:rPr>
+                    <w:rPr>
+                      <w:rFonts w:ascii="Cambria Math" w:eastAsiaTheme="minorEastAsia" w:hAnsi="Cambria Math"/>
+                      <w:lang w:val="en-US"/>
+                    </w:rPr>
+                    <m:t>∇</m:t>
+                  </m:r>
+                </m:e>
+                <m:sub>
+                  <m:r>
+                    <w:rPr>
+                      <w:rFonts w:ascii="Cambria Math" w:eastAsiaTheme="minorEastAsia" w:hAnsi="Cambria Math"/>
+                      <w:lang w:val="en-US"/>
+                    </w:rPr>
+                    <m:t>v</m:t>
+                  </m:r>
+                </m:sub>
+              </m:sSub>
+              <m:r>
+                <w:rPr>
+                  <w:rFonts w:ascii="Cambria Math" w:eastAsiaTheme="minorEastAsia" w:hAnsi="Cambria Math"/>
+                  <w:lang w:val="en-US"/>
+                </w:rPr>
+                <m:t>fdt</m:t>
+              </m:r>
+            </m:e>
+          </m:nary>
+          <m:r>
+            <w:rPr>
+              <w:rFonts w:ascii="Cambria Math" w:eastAsiaTheme="minorEastAsia" w:hAnsi="Cambria Math"/>
+              <w:lang w:val="en-US"/>
+            </w:rPr>
+            <m:t>=</m:t>
+          </m:r>
+          <m:nary>
+            <m:naryPr>
+              <m:limLoc m:val="subSup"/>
+              <m:ctrlPr>
+                <w:rPr>
+                  <w:rFonts w:ascii="Cambria Math" w:eastAsiaTheme="minorEastAsia" w:hAnsi="Cambria Math"/>
+                  <w:i/>
+                  <w:lang w:val="en-US"/>
+                </w:rPr>
+              </m:ctrlPr>
+            </m:naryPr>
+            <m:sub>
+              <m:r>
+                <w:rPr>
+                  <w:rFonts w:ascii="Cambria Math" w:eastAsiaTheme="minorEastAsia" w:hAnsi="Cambria Math"/>
+                  <w:lang w:val="en-US"/>
+                </w:rPr>
+                <m:t>a</m:t>
+              </m:r>
+            </m:sub>
+            <m:sup>
+              <m:r>
+                <w:rPr>
+                  <w:rFonts w:ascii="Cambria Math" w:eastAsiaTheme="minorEastAsia" w:hAnsi="Cambria Math"/>
+                  <w:lang w:val="en-US"/>
+                </w:rPr>
+                <m:t>b</m:t>
+              </m:r>
+            </m:sup>
+            <m:e>
+              <m:f>
+                <m:fPr>
+                  <m:ctrlPr>
+                    <w:rPr>
+                      <w:rFonts w:ascii="Cambria Math" w:eastAsiaTheme="minorEastAsia" w:hAnsi="Cambria Math"/>
+                      <w:lang w:val="en-US"/>
+                    </w:rPr>
+                  </m:ctrlPr>
+                </m:fPr>
+                <m:num>
+                  <m:r>
+                    <w:rPr>
+                      <w:rFonts w:ascii="Cambria Math" w:eastAsiaTheme="minorEastAsia" w:hAnsi="Cambria Math"/>
+                      <w:lang w:val="en-US"/>
+                    </w:rPr>
+                    <m:t>d</m:t>
+                  </m:r>
+                </m:num>
+                <m:den>
+                  <m:r>
+                    <w:rPr>
+                      <w:rFonts w:ascii="Cambria Math" w:eastAsiaTheme="minorEastAsia" w:hAnsi="Cambria Math"/>
+                      <w:lang w:val="en-US"/>
+                    </w:rPr>
+                    <m:t>dt</m:t>
+                  </m:r>
+                </m:den>
+              </m:f>
+              <m:r>
+                <w:rPr>
+                  <w:rFonts w:ascii="Cambria Math" w:eastAsiaTheme="minorEastAsia" w:hAnsi="Cambria Math"/>
+                  <w:lang w:val="en-US"/>
+                </w:rPr>
+                <m:t>f</m:t>
+              </m:r>
+              <m:d>
+                <m:dPr>
+                  <m:ctrlPr>
+                    <w:rPr>
+                      <w:rFonts w:ascii="Cambria Math" w:eastAsiaTheme="minorEastAsia" w:hAnsi="Cambria Math"/>
+                      <w:i/>
+                      <w:lang w:val="en-US"/>
+                    </w:rPr>
+                  </m:ctrlPr>
+                </m:dPr>
+                <m:e>
+                  <m:r>
+                    <w:rPr>
+                      <w:rFonts w:ascii="Cambria Math" w:eastAsiaTheme="minorEastAsia" w:hAnsi="Cambria Math"/>
+                      <w:lang w:val="en-US"/>
+                    </w:rPr>
+                    <m:t>r</m:t>
+                  </m:r>
+                  <m:d>
+                    <m:dPr>
+                      <m:ctrlPr>
+                        <w:rPr>
+                          <w:rFonts w:ascii="Cambria Math" w:eastAsiaTheme="minorEastAsia" w:hAnsi="Cambria Math"/>
+                          <w:i/>
+                          <w:lang w:val="en-US"/>
+                        </w:rPr>
+                      </m:ctrlPr>
+                    </m:dPr>
+                    <m:e>
+                      <m:r>
+                        <w:rPr>
+                          <w:rFonts w:ascii="Cambria Math" w:eastAsiaTheme="minorEastAsia" w:hAnsi="Cambria Math"/>
+                          <w:lang w:val="en-US"/>
+                        </w:rPr>
+                        <m:t>t</m:t>
+                      </m:r>
+                    </m:e>
+                  </m:d>
+                </m:e>
+              </m:d>
+              <m:r>
+                <w:rPr>
+                  <w:rFonts w:ascii="Cambria Math" w:eastAsiaTheme="minorEastAsia" w:hAnsi="Cambria Math"/>
+                  <w:lang w:val="en-US"/>
+                </w:rPr>
+                <m:t>dt</m:t>
+              </m:r>
+            </m:e>
+          </m:nary>
+          <m:r>
+            <w:rPr>
+              <w:rFonts w:ascii="Cambria Math" w:eastAsiaTheme="minorEastAsia" w:hAnsi="Cambria Math"/>
+              <w:lang w:val="en-US"/>
+            </w:rPr>
+            <m:t>=f</m:t>
+          </m:r>
+          <m:d>
+            <m:dPr>
+              <m:ctrlPr>
+                <w:rPr>
+                  <w:rFonts w:ascii="Cambria Math" w:eastAsiaTheme="minorEastAsia" w:hAnsi="Cambria Math"/>
+                  <w:lang w:val="en-US"/>
+                </w:rPr>
+              </m:ctrlPr>
+            </m:dPr>
+            <m:e>
+              <m:r>
+                <w:rPr>
+                  <w:rFonts w:ascii="Cambria Math" w:eastAsiaTheme="minorEastAsia" w:hAnsi="Cambria Math"/>
+                  <w:lang w:val="en-US"/>
+                </w:rPr>
+                <m:t>r</m:t>
+              </m:r>
+              <m:d>
+                <m:dPr>
+                  <m:ctrlPr>
+                    <w:rPr>
+                      <w:rFonts w:ascii="Cambria Math" w:eastAsiaTheme="minorEastAsia" w:hAnsi="Cambria Math"/>
+                      <w:i/>
+                      <w:lang w:val="en-US"/>
+                    </w:rPr>
+                  </m:ctrlPr>
+                </m:dPr>
+                <m:e>
+                  <m:r>
+                    <w:rPr>
+                      <w:rFonts w:ascii="Cambria Math" w:eastAsiaTheme="minorEastAsia" w:hAnsi="Cambria Math"/>
+                      <w:lang w:val="en-US"/>
+                    </w:rPr>
+                    <m:t>b</m:t>
+                  </m:r>
+                </m:e>
+              </m:d>
+            </m:e>
+          </m:d>
+          <m:r>
+            <w:rPr>
+              <w:rFonts w:ascii="Cambria Math" w:eastAsiaTheme="minorEastAsia" w:hAnsi="Cambria Math"/>
+              <w:lang w:val="en-US"/>
+            </w:rPr>
+            <m:t>-</m:t>
+          </m:r>
+          <m:r>
+            <w:rPr>
+              <w:rFonts w:ascii="Cambria Math" w:eastAsiaTheme="minorEastAsia" w:hAnsi="Cambria Math"/>
+              <w:lang w:val="en-US"/>
+            </w:rPr>
+            <m:t>f</m:t>
+          </m:r>
+          <m:d>
+            <m:dPr>
+              <m:ctrlPr>
+                <w:rPr>
+                  <w:rFonts w:ascii="Cambria Math" w:eastAsiaTheme="minorEastAsia" w:hAnsi="Cambria Math"/>
+                  <w:lang w:val="en-US"/>
+                </w:rPr>
+              </m:ctrlPr>
+            </m:dPr>
+            <m:e>
+              <m:r>
+                <w:rPr>
+                  <w:rFonts w:ascii="Cambria Math" w:eastAsiaTheme="minorEastAsia" w:hAnsi="Cambria Math"/>
+                  <w:lang w:val="en-US"/>
+                </w:rPr>
+                <m:t>r</m:t>
+              </m:r>
+              <m:d>
+                <m:dPr>
+                  <m:ctrlPr>
+                    <w:rPr>
+                      <w:rFonts w:ascii="Cambria Math" w:eastAsiaTheme="minorEastAsia" w:hAnsi="Cambria Math"/>
+                      <w:i/>
+                      <w:lang w:val="en-US"/>
+                    </w:rPr>
+                  </m:ctrlPr>
+                </m:dPr>
+                <m:e>
+                  <m:r>
+                    <w:rPr>
+                      <w:rFonts w:ascii="Cambria Math" w:eastAsiaTheme="minorEastAsia" w:hAnsi="Cambria Math"/>
+                      <w:lang w:val="en-US"/>
+                    </w:rPr>
+                    <m:t>a</m:t>
+                  </m:r>
+                </m:e>
+              </m:d>
+            </m:e>
+          </m:d>
+          <m:r>
+            <w:rPr>
+              <w:rFonts w:ascii="Cambria Math" w:eastAsiaTheme="minorEastAsia" w:hAnsi="Cambria Math"/>
+              <w:lang w:val="en-US"/>
+            </w:rPr>
+            <m:t>=f</m:t>
+          </m:r>
+          <m:d>
+            <m:dPr>
+              <m:ctrlPr>
+                <w:rPr>
+                  <w:rFonts w:ascii="Cambria Math" w:eastAsiaTheme="minorEastAsia" w:hAnsi="Cambria Math"/>
+                  <w:i/>
+                  <w:lang w:val="en-US"/>
+                </w:rPr>
+              </m:ctrlPr>
+            </m:dPr>
+            <m:e>
+              <m:r>
+                <w:rPr>
+                  <w:rFonts w:ascii="Cambria Math" w:eastAsiaTheme="minorEastAsia" w:hAnsi="Cambria Math"/>
+                  <w:lang w:val="en-US"/>
+                </w:rPr>
+                <m:t>B</m:t>
+              </m:r>
+            </m:e>
+          </m:d>
+          <m:r>
+            <w:rPr>
+              <w:rFonts w:ascii="Cambria Math" w:eastAsiaTheme="minorEastAsia" w:hAnsi="Cambria Math"/>
+              <w:lang w:val="en-US"/>
+            </w:rPr>
+            <m:t>-</m:t>
+          </m:r>
+          <m:r>
+            <w:rPr>
+              <w:rFonts w:ascii="Cambria Math" w:eastAsiaTheme="minorEastAsia" w:hAnsi="Cambria Math"/>
+              <w:lang w:val="en-US"/>
+            </w:rPr>
+            <m:t>f</m:t>
+          </m:r>
+          <m:d>
+            <m:dPr>
+              <m:ctrlPr>
+                <w:rPr>
+                  <w:rFonts w:ascii="Cambria Math" w:eastAsiaTheme="minorEastAsia" w:hAnsi="Cambria Math"/>
+                  <w:i/>
+                  <w:lang w:val="en-US"/>
+                </w:rPr>
+              </m:ctrlPr>
+            </m:dPr>
+            <m:e>
+              <m:r>
+                <w:rPr>
+                  <w:rFonts w:ascii="Cambria Math" w:eastAsiaTheme="minorEastAsia" w:hAnsi="Cambria Math"/>
+                  <w:lang w:val="en-US"/>
+                </w:rPr>
+                <m:t>A</m:t>
+              </m:r>
+            </m:e>
+          </m:d>
+        </m:oMath>
+      </m:oMathPara>
+    </w:p>
+    <w:p>
+      <w:pPr>
         <w:rPr>
           <w:rFonts w:ascii="Cambria Math" w:hAnsi="Cambria Math"/>
           <w:lang w:val="en-US"/>
           <w:oMath/>
         </w:rPr>
       </w:pPr>
-      <m:oMath>
-        <m:r>
-          <m:rPr>
-            <m:sty m:val="p"/>
-          </m:rPr>
-          <w:rPr>
-            <w:rFonts w:ascii="Cambria Math" w:hAnsi="Cambria Math"/>
-            <w:lang w:val="en-US"/>
-          </w:rPr>
-          <w:lastRenderedPageBreak/>
-          <m:t>Κ</m:t>
-        </m:r>
-        <m:r>
-          <w:rPr>
-            <w:rFonts w:ascii="Cambria Math" w:hAnsi="Cambria Math"/>
-            <w:lang w:val="en-US"/>
-          </w:rPr>
-          <m:t>=</m:t>
-        </m:r>
-        <m:d>
-          <m:dPr>
-            <m:begChr m:val="‖"/>
-            <m:endChr m:val="‖"/>
-            <m:ctrlPr>
-              <w:rPr>
-                <w:rFonts w:ascii="Cambria Math" w:hAnsi="Cambria Math"/>
-                <w:i/>
-                <w:lang w:val="en-US"/>
-              </w:rPr>
-            </m:ctrlPr>
-          </m:dPr>
-          <m:e>
-            <m:f>
-              <m:fPr>
-                <m:ctrlPr>
-                  <w:rPr>
-                    <w:rFonts w:ascii="Cambria Math" w:hAnsi="Cambria Math"/>
-                    <w:i/>
-                    <w:lang w:val="en-US"/>
-                  </w:rPr>
-                </m:ctrlPr>
-              </m:fPr>
-              <m:num>
-                <m:r>
-                  <w:rPr>
-                    <w:rFonts w:ascii="Cambria Math" w:hAnsi="Cambria Math"/>
-                    <w:lang w:val="en-US"/>
-                  </w:rPr>
-                  <m:t>d</m:t>
-                </m:r>
-                <m:acc>
-                  <m:accPr>
-                    <m:chr m:val="⃗"/>
-                    <m:ctrlPr>
-                      <w:rPr>
-                        <w:rFonts w:ascii="Cambria Math" w:hAnsi="Cambria Math"/>
-                        <w:i/>
-                        <w:lang w:val="en-US"/>
-                      </w:rPr>
-                    </m:ctrlPr>
-                  </m:accPr>
-                  <m:e>
-                    <m:r>
-                      <w:rPr>
-                        <w:rFonts w:ascii="Cambria Math" w:hAnsi="Cambria Math"/>
-                        <w:lang w:val="en-US"/>
-                      </w:rPr>
-                      <m:t>T</m:t>
-                    </m:r>
-                  </m:e>
-                </m:acc>
-              </m:num>
-              <m:den>
-                <m:r>
-                  <w:rPr>
-                    <w:rFonts w:ascii="Cambria Math" w:hAnsi="Cambria Math"/>
-                    <w:lang w:val="en-US"/>
-                  </w:rPr>
-                  <m:t>ds</m:t>
-                </m:r>
-              </m:den>
-            </m:f>
-          </m:e>
-        </m:d>
-        <m:r>
-          <w:rPr>
-            <w:rFonts w:ascii="Cambria Math" w:hAnsi="Cambria Math"/>
-            <w:lang w:val="en-US"/>
-          </w:rPr>
-          <m:t>=</m:t>
-        </m:r>
-        <m:f>
-          <m:fPr>
-            <m:ctrlPr>
-              <w:rPr>
-                <w:rFonts w:ascii="Cambria Math" w:hAnsi="Cambria Math"/>
-                <w:i/>
-                <w:lang w:val="en-US"/>
-              </w:rPr>
-            </m:ctrlPr>
-          </m:fPr>
-          <m:num>
-            <m:d>
-              <m:dPr>
-                <m:begChr m:val="‖"/>
-                <m:endChr m:val="‖"/>
-                <m:ctrlPr>
-                  <w:rPr>
-                    <w:rFonts w:ascii="Cambria Math" w:hAnsi="Cambria Math"/>
-                    <w:i/>
-                    <w:lang w:val="en-US"/>
-                  </w:rPr>
-                </m:ctrlPr>
-              </m:dPr>
-              <m:e>
-                <m:f>
-                  <m:fPr>
-                    <m:ctrlPr>
-                      <w:rPr>
-                        <w:rFonts w:ascii="Cambria Math" w:hAnsi="Cambria Math"/>
-                        <w:i/>
-                        <w:lang w:val="en-US"/>
-                      </w:rPr>
-                    </m:ctrlPr>
-                  </m:fPr>
-                  <m:num>
-                    <m:r>
-                      <w:rPr>
-                        <w:rFonts w:ascii="Cambria Math" w:hAnsi="Cambria Math"/>
-                        <w:lang w:val="en-US"/>
-                      </w:rPr>
-                      <m:t>d</m:t>
-                    </m:r>
-                    <m:acc>
-                      <m:accPr>
-                        <m:chr m:val="⃗"/>
-                        <m:ctrlPr>
-                          <w:rPr>
-                            <w:rFonts w:ascii="Cambria Math" w:hAnsi="Cambria Math"/>
-                            <w:i/>
-                            <w:lang w:val="en-US"/>
-                          </w:rPr>
-                        </m:ctrlPr>
-                      </m:accPr>
-                      <m:e>
-                        <m:r>
-                          <w:rPr>
-                            <w:rFonts w:ascii="Cambria Math" w:hAnsi="Cambria Math"/>
-                            <w:lang w:val="en-US"/>
-                          </w:rPr>
-                          <m:t>T</m:t>
-                        </m:r>
-                      </m:e>
-                    </m:acc>
-                  </m:num>
-                  <m:den>
-                    <m:r>
-                      <w:rPr>
-                        <w:rFonts w:ascii="Cambria Math" w:hAnsi="Cambria Math"/>
-                        <w:lang w:val="en-US"/>
-                      </w:rPr>
-                      <m:t>dt</m:t>
-                    </m:r>
-                  </m:den>
-                </m:f>
-              </m:e>
-            </m:d>
-          </m:num>
-          <m:den>
-            <m:d>
-              <m:dPr>
-                <m:begChr m:val="‖"/>
-                <m:endChr m:val="‖"/>
-                <m:ctrlPr>
-                  <w:rPr>
-                    <w:rFonts w:ascii="Cambria Math" w:hAnsi="Cambria Math"/>
-                    <w:i/>
-                    <w:lang w:val="en-US"/>
-                  </w:rPr>
-                </m:ctrlPr>
-              </m:dPr>
-              <m:e>
-                <m:f>
-                  <m:fPr>
-                    <m:ctrlPr>
-                      <w:rPr>
-                        <w:rFonts w:ascii="Cambria Math" w:hAnsi="Cambria Math"/>
-                        <w:i/>
-                        <w:lang w:val="en-US"/>
-                      </w:rPr>
-                    </m:ctrlPr>
-                  </m:fPr>
-                  <m:num>
-                    <m:r>
-                      <w:rPr>
-                        <w:rFonts w:ascii="Cambria Math" w:hAnsi="Cambria Math"/>
-                        <w:lang w:val="en-US"/>
-                      </w:rPr>
-                      <m:t>ds</m:t>
-                    </m:r>
-                  </m:num>
-                  <m:den>
-                    <m:r>
-                      <w:rPr>
-                        <w:rFonts w:ascii="Cambria Math" w:hAnsi="Cambria Math"/>
-                        <w:lang w:val="en-US"/>
-                      </w:rPr>
-                      <m:t>dt</m:t>
-                    </m:r>
-                  </m:den>
-                </m:f>
-              </m:e>
-            </m:d>
-          </m:den>
-        </m:f>
-        <m:r>
-          <w:rPr>
-            <w:rFonts w:ascii="Cambria Math" w:hAnsi="Cambria Math"/>
-            <w:lang w:val="en-US"/>
-          </w:rPr>
-          <m:t>=</m:t>
-        </m:r>
-        <m:f>
-          <m:fPr>
-            <m:ctrlPr>
-              <w:rPr>
-                <w:rFonts w:ascii="Cambria Math" w:hAnsi="Cambria Math"/>
-                <w:i/>
-                <w:lang w:val="en-US"/>
-              </w:rPr>
-            </m:ctrlPr>
-          </m:fPr>
-          <m:num>
-            <m:d>
-              <m:dPr>
-                <m:begChr m:val="‖"/>
-                <m:endChr m:val="‖"/>
-                <m:ctrlPr>
-                  <w:rPr>
-                    <w:rFonts w:ascii="Cambria Math" w:hAnsi="Cambria Math"/>
-                    <w:i/>
-                    <w:lang w:val="en-US"/>
-                  </w:rPr>
-                </m:ctrlPr>
-              </m:dPr>
-              <m:e>
-                <m:f>
-                  <m:fPr>
-                    <m:ctrlPr>
-                      <w:rPr>
-                        <w:rFonts w:ascii="Cambria Math" w:hAnsi="Cambria Math"/>
-                        <w:i/>
-                        <w:lang w:val="en-US"/>
-                      </w:rPr>
-                    </m:ctrlPr>
-                  </m:fPr>
-                  <m:num>
-                    <m:r>
-                      <w:rPr>
-                        <w:rFonts w:ascii="Cambria Math" w:hAnsi="Cambria Math"/>
-                        <w:lang w:val="en-US"/>
-                      </w:rPr>
-                      <m:t>d</m:t>
-                    </m:r>
-                  </m:num>
-                  <m:den>
-                    <m:r>
-                      <w:rPr>
-                        <w:rFonts w:ascii="Cambria Math" w:hAnsi="Cambria Math"/>
-                        <w:lang w:val="en-US"/>
-                      </w:rPr>
-                      <m:t>dt</m:t>
-                    </m:r>
-                  </m:den>
-                </m:f>
-                <m:r>
-                  <w:rPr>
-                    <w:rFonts w:ascii="Cambria Math" w:hAnsi="Cambria Math"/>
-                    <w:lang w:val="en-US"/>
-                  </w:rPr>
-                  <m:t xml:space="preserve"> </m:t>
-                </m:r>
-                <m:f>
-                  <m:fPr>
-                    <m:ctrlPr>
-                      <w:rPr>
-                        <w:rFonts w:ascii="Cambria Math" w:hAnsi="Cambria Math"/>
-                        <w:i/>
-                        <w:lang w:val="en-US"/>
-                      </w:rPr>
-                    </m:ctrlPr>
-                  </m:fPr>
-                  <m:num>
-                    <m:acc>
-                      <m:accPr>
-                        <m:chr m:val="⃗"/>
-                        <m:ctrlPr>
-                          <w:rPr>
-                            <w:rFonts w:ascii="Cambria Math" w:hAnsi="Cambria Math"/>
-                            <w:i/>
-                            <w:lang w:val="en-US"/>
-                          </w:rPr>
-                        </m:ctrlPr>
-                      </m:accPr>
-                      <m:e>
-                        <m:r>
-                          <w:rPr>
-                            <w:rFonts w:ascii="Cambria Math" w:hAnsi="Cambria Math"/>
-                            <w:lang w:val="en-US"/>
-                          </w:rPr>
-                          <m:t>v</m:t>
-                        </m:r>
-                      </m:e>
-                    </m:acc>
-                  </m:num>
-                  <m:den>
-                    <m:d>
-                      <m:dPr>
-                        <m:begChr m:val="‖"/>
-                        <m:endChr m:val="‖"/>
-                        <m:ctrlPr>
-                          <w:rPr>
-                            <w:rFonts w:ascii="Cambria Math" w:hAnsi="Cambria Math"/>
-                            <w:i/>
-                            <w:lang w:val="en-US"/>
-                          </w:rPr>
-                        </m:ctrlPr>
-                      </m:dPr>
-                      <m:e>
-                        <m:acc>
-                          <m:accPr>
-                            <m:chr m:val="⃗"/>
-                            <m:ctrlPr>
-                              <w:rPr>
-                                <w:rFonts w:ascii="Cambria Math" w:hAnsi="Cambria Math"/>
-                                <w:i/>
-                                <w:lang w:val="en-US"/>
-                              </w:rPr>
-                            </m:ctrlPr>
-                          </m:accPr>
-                          <m:e>
-                            <m:r>
-                              <w:rPr>
-                                <w:rFonts w:ascii="Cambria Math" w:hAnsi="Cambria Math"/>
-                                <w:lang w:val="en-US"/>
-                              </w:rPr>
-                              <m:t>v</m:t>
-                            </m:r>
-                          </m:e>
-                        </m:acc>
-                      </m:e>
-                    </m:d>
-                  </m:den>
-                </m:f>
-              </m:e>
-            </m:d>
-          </m:num>
-          <m:den>
-            <m:d>
-              <m:dPr>
-                <m:begChr m:val="‖"/>
-                <m:endChr m:val="‖"/>
-                <m:ctrlPr>
-                  <w:rPr>
-                    <w:rFonts w:ascii="Cambria Math" w:hAnsi="Cambria Math"/>
-                    <w:i/>
-                    <w:lang w:val="en-US"/>
-                  </w:rPr>
-                </m:ctrlPr>
-              </m:dPr>
-              <m:e>
-                <m:acc>
-                  <m:accPr>
-                    <m:chr m:val="⃗"/>
-                    <m:ctrlPr>
-                      <w:rPr>
-                        <w:rFonts w:ascii="Cambria Math" w:hAnsi="Cambria Math"/>
-                        <w:i/>
-                        <w:lang w:val="en-US"/>
-                      </w:rPr>
-                    </m:ctrlPr>
-                  </m:accPr>
-                  <m:e>
-                    <m:r>
-                      <w:rPr>
-                        <w:rFonts w:ascii="Cambria Math" w:hAnsi="Cambria Math"/>
-                        <w:lang w:val="en-US"/>
-                      </w:rPr>
-                      <m:t>v</m:t>
-                    </m:r>
-                  </m:e>
-                </m:acc>
-              </m:e>
-            </m:d>
-          </m:den>
-        </m:f>
-        <m:r>
-          <w:rPr>
-            <w:rFonts w:ascii="Cambria Math" w:eastAsiaTheme="minorEastAsia" w:hAnsi="Cambria Math"/>
-            <w:lang w:val="en-US"/>
-          </w:rPr>
-          <m:t>=</m:t>
-        </m:r>
-        <m:f>
-          <m:fPr>
-            <m:ctrlPr>
-              <w:rPr>
-                <w:rFonts w:ascii="Cambria Math" w:eastAsiaTheme="minorEastAsia" w:hAnsi="Cambria Math"/>
-                <w:i/>
-                <w:lang w:val="en-US"/>
-              </w:rPr>
-            </m:ctrlPr>
-          </m:fPr>
-          <m:num>
-            <m:r>
-              <w:rPr>
-                <w:rFonts w:ascii="Cambria Math" w:eastAsiaTheme="minorEastAsia" w:hAnsi="Cambria Math"/>
-                <w:lang w:val="en-US"/>
-              </w:rPr>
-              <m:t>1</m:t>
-            </m:r>
-          </m:num>
-          <m:den>
-            <m:d>
-              <m:dPr>
-                <m:begChr m:val="‖"/>
-                <m:endChr m:val="‖"/>
-                <m:ctrlPr>
-                  <w:rPr>
-                    <w:rFonts w:ascii="Cambria Math" w:hAnsi="Cambria Math"/>
-                    <w:i/>
-                    <w:lang w:val="en-US"/>
-                  </w:rPr>
-                </m:ctrlPr>
-              </m:dPr>
-              <m:e>
-                <m:acc>
-                  <m:accPr>
-                    <m:chr m:val="⃗"/>
-                    <m:ctrlPr>
-                      <w:rPr>
-                        <w:rFonts w:ascii="Cambria Math" w:hAnsi="Cambria Math"/>
-                        <w:i/>
-                        <w:lang w:val="en-US"/>
-                      </w:rPr>
-                    </m:ctrlPr>
-                  </m:accPr>
-                  <m:e>
-                    <m:r>
-                      <w:rPr>
-                        <w:rFonts w:ascii="Cambria Math" w:hAnsi="Cambria Math"/>
-                        <w:lang w:val="en-US"/>
-                      </w:rPr>
-                      <m:t>v</m:t>
-                    </m:r>
-                  </m:e>
-                </m:acc>
-              </m:e>
-            </m:d>
-          </m:den>
-        </m:f>
-        <m:d>
-          <m:dPr>
-            <m:begChr m:val="‖"/>
-            <m:endChr m:val="‖"/>
-            <m:ctrlPr>
-              <w:rPr>
-                <w:rFonts w:ascii="Cambria Math" w:hAnsi="Cambria Math"/>
-                <w:i/>
-                <w:lang w:val="en-US"/>
-              </w:rPr>
-            </m:ctrlPr>
-          </m:dPr>
-          <m:e>
-            <m:f>
-              <m:fPr>
-                <m:ctrlPr>
-                  <w:rPr>
-                    <w:rFonts w:ascii="Cambria Math" w:hAnsi="Cambria Math"/>
-                    <w:i/>
-                    <w:lang w:val="en-US"/>
-                  </w:rPr>
-                </m:ctrlPr>
-              </m:fPr>
-              <m:num>
-                <m:r>
-                  <w:rPr>
-                    <w:rFonts w:ascii="Cambria Math" w:hAnsi="Cambria Math"/>
-                    <w:lang w:val="en-US"/>
-                  </w:rPr>
-                  <m:t>d</m:t>
-                </m:r>
-              </m:num>
-              <m:den>
-                <m:r>
-                  <w:rPr>
-                    <w:rFonts w:ascii="Cambria Math" w:hAnsi="Cambria Math"/>
-                    <w:lang w:val="en-US"/>
-                  </w:rPr>
-                  <m:t>dt</m:t>
-                </m:r>
-              </m:den>
-            </m:f>
-            <m:d>
-              <m:dPr>
-                <m:begChr m:val="["/>
-                <m:endChr m:val="]"/>
-                <m:ctrlPr>
-                  <w:rPr>
-                    <w:rFonts w:ascii="Cambria Math" w:hAnsi="Cambria Math"/>
-                    <w:i/>
-                    <w:lang w:val="en-US"/>
-                  </w:rPr>
-                </m:ctrlPr>
-              </m:dPr>
-              <m:e>
-                <m:m>
-                  <m:mPr>
-                    <m:mcs>
-                      <m:mc>
-                        <m:mcPr>
-                          <m:count m:val="1"/>
-                          <m:mcJc m:val="center"/>
-                        </m:mcPr>
-                      </m:mc>
-                    </m:mcs>
-                    <m:ctrlPr>
-                      <w:rPr>
-                        <w:rFonts w:ascii="Cambria Math" w:hAnsi="Cambria Math"/>
-                        <w:i/>
-                        <w:lang w:val="en-US"/>
-                      </w:rPr>
-                    </m:ctrlPr>
-                  </m:mPr>
-                  <m:mr>
-                    <m:e>
-                      <m:f>
-                        <m:fPr>
-                          <m:ctrlPr>
-                            <w:rPr>
-                              <w:rFonts w:ascii="Cambria Math" w:hAnsi="Cambria Math"/>
-                              <w:i/>
-                              <w:lang w:val="en-US"/>
-                            </w:rPr>
-                          </m:ctrlPr>
-                        </m:fPr>
-                        <m:num>
-                          <m:f>
-                            <m:fPr>
-                              <m:ctrlPr>
-                                <w:rPr>
-                                  <w:rFonts w:ascii="Cambria Math" w:hAnsi="Cambria Math"/>
-                                  <w:i/>
-                                  <w:lang w:val="en-US"/>
-                                </w:rPr>
-                              </m:ctrlPr>
-                            </m:fPr>
-                            <m:num>
-                              <m:r>
-                                <w:rPr>
-                                  <w:rFonts w:ascii="Cambria Math" w:hAnsi="Cambria Math"/>
-                                  <w:lang w:val="en-US"/>
-                                </w:rPr>
-                                <m:t>dx</m:t>
-                              </m:r>
-                            </m:num>
-                            <m:den>
-                              <m:r>
-                                <w:rPr>
-                                  <w:rFonts w:ascii="Cambria Math" w:hAnsi="Cambria Math"/>
-                                  <w:lang w:val="en-US"/>
-                                </w:rPr>
-                                <m:t>dt</m:t>
-                              </m:r>
-                            </m:den>
-                          </m:f>
-                        </m:num>
-                        <m:den>
-                          <m:rad>
-                            <m:radPr>
-                              <m:degHide m:val="1"/>
-                              <m:ctrlPr>
-                                <w:rPr>
-                                  <w:rFonts w:ascii="Cambria Math" w:hAnsi="Cambria Math"/>
-                                  <w:i/>
-                                  <w:lang w:val="en-US"/>
-                                </w:rPr>
-                              </m:ctrlPr>
-                            </m:radPr>
-                            <m:deg/>
-                            <m:e>
-                              <m:sSup>
-                                <m:sSupPr>
-                                  <m:ctrlPr>
-                                    <w:rPr>
-                                      <w:rFonts w:ascii="Cambria Math" w:hAnsi="Cambria Math"/>
-                                      <w:i/>
-                                      <w:lang w:val="en-US"/>
-                                    </w:rPr>
-                                  </m:ctrlPr>
-                                </m:sSupPr>
-                                <m:e>
-                                  <m:d>
-                                    <m:dPr>
-                                      <m:ctrlPr>
-                                        <w:rPr>
-                                          <w:rFonts w:ascii="Cambria Math" w:hAnsi="Cambria Math"/>
-                                          <w:i/>
-                                          <w:lang w:val="en-US"/>
-                                        </w:rPr>
-                                      </m:ctrlPr>
-                                    </m:dPr>
-                                    <m:e>
-                                      <m:f>
-                                        <m:fPr>
-                                          <m:ctrlPr>
-                                            <w:rPr>
-                                              <w:rFonts w:ascii="Cambria Math" w:hAnsi="Cambria Math"/>
-                                              <w:i/>
-                                              <w:lang w:val="en-US"/>
-                                            </w:rPr>
-                                          </m:ctrlPr>
-                                        </m:fPr>
-                                        <m:num>
-                                          <m:r>
-                                            <w:rPr>
-                                              <w:rFonts w:ascii="Cambria Math" w:hAnsi="Cambria Math"/>
-                                              <w:lang w:val="en-US"/>
-                                            </w:rPr>
-                                            <m:t>dx</m:t>
-                                          </m:r>
-                                        </m:num>
-                                        <m:den>
-                                          <m:r>
-                                            <w:rPr>
-                                              <w:rFonts w:ascii="Cambria Math" w:hAnsi="Cambria Math"/>
-                                              <w:lang w:val="en-US"/>
-                                            </w:rPr>
-                                            <m:t>dt</m:t>
-                                          </m:r>
-                                        </m:den>
-                                      </m:f>
-                                    </m:e>
-                                  </m:d>
-                                </m:e>
-                                <m:sup>
-                                  <m:r>
-                                    <w:rPr>
-                                      <w:rFonts w:ascii="Cambria Math" w:hAnsi="Cambria Math"/>
-                                      <w:lang w:val="en-US"/>
-                                    </w:rPr>
-                                    <m:t>2</m:t>
-                                  </m:r>
-                                </m:sup>
-                              </m:sSup>
-                              <m:r>
-                                <w:rPr>
-                                  <w:rFonts w:ascii="Cambria Math" w:hAnsi="Cambria Math"/>
-                                  <w:lang w:val="en-US"/>
-                                </w:rPr>
-                                <m:t xml:space="preserve"> + </m:t>
-                              </m:r>
-                              <m:sSup>
-                                <m:sSupPr>
-                                  <m:ctrlPr>
-                                    <w:rPr>
-                                      <w:rFonts w:ascii="Cambria Math" w:hAnsi="Cambria Math"/>
-                                      <w:i/>
-                                      <w:lang w:val="en-US"/>
-                                    </w:rPr>
-                                  </m:ctrlPr>
-                                </m:sSupPr>
-                                <m:e>
-                                  <m:d>
-                                    <m:dPr>
-                                      <m:ctrlPr>
-                                        <w:rPr>
-                                          <w:rFonts w:ascii="Cambria Math" w:hAnsi="Cambria Math"/>
-                                          <w:i/>
-                                          <w:lang w:val="en-US"/>
-                                        </w:rPr>
-                                      </m:ctrlPr>
-                                    </m:dPr>
-                                    <m:e>
-                                      <m:f>
-                                        <m:fPr>
-                                          <m:ctrlPr>
-                                            <w:rPr>
-                                              <w:rFonts w:ascii="Cambria Math" w:hAnsi="Cambria Math"/>
-                                              <w:i/>
-                                              <w:lang w:val="en-US"/>
-                                            </w:rPr>
-                                          </m:ctrlPr>
-                                        </m:fPr>
-                                        <m:num>
-                                          <m:r>
-                                            <w:rPr>
-                                              <w:rFonts w:ascii="Cambria Math" w:hAnsi="Cambria Math"/>
-                                              <w:lang w:val="en-US"/>
-                                            </w:rPr>
-                                            <m:t>dy</m:t>
-                                          </m:r>
-                                        </m:num>
-                                        <m:den>
-                                          <m:r>
-                                            <w:rPr>
-                                              <w:rFonts w:ascii="Cambria Math" w:hAnsi="Cambria Math"/>
-                                              <w:lang w:val="en-US"/>
-                                            </w:rPr>
-                                            <m:t>dt</m:t>
-                                          </m:r>
-                                        </m:den>
-                                      </m:f>
-                                    </m:e>
-                                  </m:d>
-                                </m:e>
-                                <m:sup>
-                                  <m:r>
-                                    <w:rPr>
-                                      <w:rFonts w:ascii="Cambria Math" w:hAnsi="Cambria Math"/>
-                                      <w:lang w:val="en-US"/>
-                                    </w:rPr>
-                                    <m:t>2</m:t>
-                                  </m:r>
-                                </m:sup>
-                              </m:sSup>
-                            </m:e>
-                          </m:rad>
-                        </m:den>
-                      </m:f>
-                    </m:e>
-                  </m:mr>
-                  <m:mr>
-                    <m:e>
-                      <m:f>
-                        <m:fPr>
-                          <m:ctrlPr>
-                            <w:rPr>
-                              <w:rFonts w:ascii="Cambria Math" w:hAnsi="Cambria Math"/>
-                              <w:i/>
-                              <w:lang w:val="en-US"/>
-                            </w:rPr>
-                          </m:ctrlPr>
-                        </m:fPr>
-                        <m:num>
-                          <m:f>
-                            <m:fPr>
-                              <m:ctrlPr>
-                                <w:rPr>
-                                  <w:rFonts w:ascii="Cambria Math" w:hAnsi="Cambria Math"/>
-                                  <w:i/>
-                                  <w:lang w:val="en-US"/>
-                                </w:rPr>
-                              </m:ctrlPr>
-                            </m:fPr>
-                            <m:num>
-                              <m:r>
-                                <w:rPr>
-                                  <w:rFonts w:ascii="Cambria Math" w:hAnsi="Cambria Math"/>
-                                  <w:lang w:val="en-US"/>
-                                </w:rPr>
-                                <m:t>dy</m:t>
-                              </m:r>
-                            </m:num>
-                            <m:den>
-                              <m:r>
-                                <w:rPr>
-                                  <w:rFonts w:ascii="Cambria Math" w:hAnsi="Cambria Math"/>
-                                  <w:lang w:val="en-US"/>
-                                </w:rPr>
-                                <m:t>dt</m:t>
-                              </m:r>
-                            </m:den>
-                          </m:f>
-                        </m:num>
-                        <m:den>
-                          <m:rad>
-                            <m:radPr>
-                              <m:degHide m:val="1"/>
-                              <m:ctrlPr>
-                                <w:rPr>
-                                  <w:rFonts w:ascii="Cambria Math" w:hAnsi="Cambria Math"/>
-                                  <w:i/>
-                                  <w:lang w:val="en-US"/>
-                                </w:rPr>
-                              </m:ctrlPr>
-                            </m:radPr>
-                            <m:deg/>
-                            <m:e>
-                              <m:sSup>
-                                <m:sSupPr>
-                                  <m:ctrlPr>
-                                    <w:rPr>
-                                      <w:rFonts w:ascii="Cambria Math" w:hAnsi="Cambria Math"/>
-                                      <w:i/>
-                                      <w:lang w:val="en-US"/>
-                                    </w:rPr>
-                                  </m:ctrlPr>
-                                </m:sSupPr>
-                                <m:e>
-                                  <m:d>
-                                    <m:dPr>
-                                      <m:ctrlPr>
-                                        <w:rPr>
-                                          <w:rFonts w:ascii="Cambria Math" w:hAnsi="Cambria Math"/>
-                                          <w:i/>
-                                          <w:lang w:val="en-US"/>
-                                        </w:rPr>
-                                      </m:ctrlPr>
-                                    </m:dPr>
-                                    <m:e>
-                                      <m:f>
-                                        <m:fPr>
-                                          <m:ctrlPr>
-                                            <w:rPr>
-                                              <w:rFonts w:ascii="Cambria Math" w:hAnsi="Cambria Math"/>
-                                              <w:i/>
-                                              <w:lang w:val="en-US"/>
-                                            </w:rPr>
-                                          </m:ctrlPr>
-                                        </m:fPr>
-                                        <m:num>
-                                          <m:r>
-                                            <w:rPr>
-                                              <w:rFonts w:ascii="Cambria Math" w:hAnsi="Cambria Math"/>
-                                              <w:lang w:val="en-US"/>
-                                            </w:rPr>
-                                            <m:t>dx</m:t>
-                                          </m:r>
-                                        </m:num>
-                                        <m:den>
-                                          <m:r>
-                                            <w:rPr>
-                                              <w:rFonts w:ascii="Cambria Math" w:hAnsi="Cambria Math"/>
-                                              <w:lang w:val="en-US"/>
-                                            </w:rPr>
-                                            <m:t>dt</m:t>
-                                          </m:r>
-                                        </m:den>
-                                      </m:f>
-                                    </m:e>
-                                  </m:d>
-                                </m:e>
-                                <m:sup>
-                                  <m:r>
-                                    <w:rPr>
-                                      <w:rFonts w:ascii="Cambria Math" w:hAnsi="Cambria Math"/>
-                                      <w:lang w:val="en-US"/>
-                                    </w:rPr>
-                                    <m:t>2</m:t>
-                                  </m:r>
-                                </m:sup>
-                              </m:sSup>
-                              <m:r>
-                                <w:rPr>
-                                  <w:rFonts w:ascii="Cambria Math" w:hAnsi="Cambria Math"/>
-                                  <w:lang w:val="en-US"/>
-                                </w:rPr>
-                                <m:t xml:space="preserve"> + </m:t>
-                              </m:r>
-                              <m:sSup>
-                                <m:sSupPr>
-                                  <m:ctrlPr>
-                                    <w:rPr>
-                                      <w:rFonts w:ascii="Cambria Math" w:hAnsi="Cambria Math"/>
-                                      <w:i/>
-                                      <w:lang w:val="en-US"/>
-                                    </w:rPr>
-                                  </m:ctrlPr>
-                                </m:sSupPr>
-                                <m:e>
-                                  <m:d>
-                                    <m:dPr>
-                                      <m:ctrlPr>
-                                        <w:rPr>
-                                          <w:rFonts w:ascii="Cambria Math" w:hAnsi="Cambria Math"/>
-                                          <w:i/>
-                                          <w:lang w:val="en-US"/>
-                                        </w:rPr>
-                                      </m:ctrlPr>
-                                    </m:dPr>
-                                    <m:e>
-                                      <m:f>
-                                        <m:fPr>
-                                          <m:ctrlPr>
-                                            <w:rPr>
-                                              <w:rFonts w:ascii="Cambria Math" w:hAnsi="Cambria Math"/>
-                                              <w:i/>
-                                              <w:lang w:val="en-US"/>
-                                            </w:rPr>
-                                          </m:ctrlPr>
-                                        </m:fPr>
-                                        <m:num>
-                                          <m:r>
-                                            <w:rPr>
-                                              <w:rFonts w:ascii="Cambria Math" w:hAnsi="Cambria Math"/>
-                                              <w:lang w:val="en-US"/>
-                                            </w:rPr>
-                                            <m:t>dy</m:t>
-                                          </m:r>
-                                        </m:num>
-                                        <m:den>
-                                          <m:r>
-                                            <w:rPr>
-                                              <w:rFonts w:ascii="Cambria Math" w:hAnsi="Cambria Math"/>
-                                              <w:lang w:val="en-US"/>
-                                            </w:rPr>
-                                            <m:t>dt</m:t>
-                                          </m:r>
-                                        </m:den>
-                                      </m:f>
-                                    </m:e>
-                                  </m:d>
-                                </m:e>
-                                <m:sup>
-                                  <m:r>
-                                    <w:rPr>
-                                      <w:rFonts w:ascii="Cambria Math" w:hAnsi="Cambria Math"/>
-                                      <w:lang w:val="en-US"/>
-                                    </w:rPr>
-                                    <m:t>2</m:t>
-                                  </m:r>
-                                </m:sup>
-                              </m:sSup>
-                            </m:e>
-                          </m:rad>
-                        </m:den>
-                      </m:f>
-                    </m:e>
-                  </m:mr>
-                </m:m>
-              </m:e>
-            </m:d>
-          </m:e>
-        </m:d>
-        <m:r>
-          <w:rPr>
-            <w:rFonts w:ascii="Cambria Math" w:eastAsiaTheme="minorEastAsia" w:hAnsi="Cambria Math"/>
-            <w:lang w:val="en-US"/>
-          </w:rPr>
-          <m:t>=</m:t>
-        </m:r>
-        <m:f>
-          <m:fPr>
-            <m:ctrlPr>
-              <w:rPr>
-                <w:rFonts w:ascii="Cambria Math" w:eastAsiaTheme="minorEastAsia" w:hAnsi="Cambria Math"/>
-                <w:i/>
-                <w:lang w:val="en-US"/>
-              </w:rPr>
-            </m:ctrlPr>
-          </m:fPr>
-          <m:num>
-            <m:r>
-              <w:rPr>
-                <w:rFonts w:ascii="Cambria Math" w:eastAsiaTheme="minorEastAsia" w:hAnsi="Cambria Math"/>
-                <w:lang w:val="en-US"/>
-              </w:rPr>
-              <m:t>1</m:t>
-            </m:r>
-          </m:num>
-          <m:den>
-            <m:d>
-              <m:dPr>
-                <m:begChr m:val="‖"/>
-                <m:endChr m:val="‖"/>
-                <m:ctrlPr>
-                  <w:rPr>
-                    <w:rFonts w:ascii="Cambria Math" w:hAnsi="Cambria Math"/>
-                    <w:i/>
-                    <w:lang w:val="en-US"/>
-                  </w:rPr>
-                </m:ctrlPr>
-              </m:dPr>
-              <m:e>
-                <m:acc>
-                  <m:accPr>
-                    <m:chr m:val="⃗"/>
-                    <m:ctrlPr>
-                      <w:rPr>
-                        <w:rFonts w:ascii="Cambria Math" w:hAnsi="Cambria Math"/>
-                        <w:i/>
-                        <w:lang w:val="en-US"/>
-                      </w:rPr>
-                    </m:ctrlPr>
-                  </m:accPr>
-                  <m:e>
-                    <m:r>
-                      <w:rPr>
-                        <w:rFonts w:ascii="Cambria Math" w:hAnsi="Cambria Math"/>
-                        <w:lang w:val="en-US"/>
-                      </w:rPr>
-                      <m:t>v</m:t>
-                    </m:r>
-                  </m:e>
-                </m:acc>
-              </m:e>
-            </m:d>
-          </m:den>
-        </m:f>
-        <m:d>
-          <m:dPr>
-            <m:begChr m:val="|"/>
-            <m:endChr m:val="|"/>
-            <m:ctrlPr>
-              <w:rPr>
-                <w:rFonts w:ascii="Cambria Math" w:hAnsi="Cambria Math"/>
-                <w:i/>
-                <w:lang w:val="en-US"/>
-              </w:rPr>
-            </m:ctrlPr>
-          </m:dPr>
-          <m:e>
-            <m:f>
-              <m:fPr>
-                <m:ctrlPr>
-                  <w:rPr>
-                    <w:rFonts w:ascii="Cambria Math" w:hAnsi="Cambria Math"/>
-                    <w:i/>
-                    <w:lang w:val="en-US"/>
-                  </w:rPr>
-                </m:ctrlPr>
-              </m:fPr>
-              <m:num>
-                <m:f>
-                  <m:fPr>
-                    <m:ctrlPr>
-                      <w:rPr>
-                        <w:rFonts w:ascii="Cambria Math" w:hAnsi="Cambria Math"/>
-                        <w:i/>
-                        <w:lang w:val="en-US"/>
-                      </w:rPr>
-                    </m:ctrlPr>
-                  </m:fPr>
-                  <m:num>
-                    <m:r>
-                      <w:rPr>
-                        <w:rFonts w:ascii="Cambria Math" w:hAnsi="Cambria Math"/>
-                        <w:lang w:val="en-US"/>
-                      </w:rPr>
-                      <m:t>dx</m:t>
-                    </m:r>
-                  </m:num>
-                  <m:den>
-                    <m:r>
-                      <w:rPr>
-                        <w:rFonts w:ascii="Cambria Math" w:hAnsi="Cambria Math"/>
-                        <w:lang w:val="en-US"/>
-                      </w:rPr>
-                      <m:t>dt</m:t>
-                    </m:r>
-                  </m:den>
-                </m:f>
-                <m:f>
-                  <m:fPr>
-                    <m:ctrlPr>
-                      <w:rPr>
-                        <w:rFonts w:ascii="Cambria Math" w:hAnsi="Cambria Math"/>
-                        <w:i/>
-                        <w:lang w:val="en-US"/>
-                      </w:rPr>
-                    </m:ctrlPr>
-                  </m:fPr>
-                  <m:num>
-                    <m:sSup>
-                      <m:sSupPr>
-                        <m:ctrlPr>
-                          <w:rPr>
-                            <w:rFonts w:ascii="Cambria Math" w:hAnsi="Cambria Math"/>
-                            <w:i/>
-                            <w:lang w:val="en-US"/>
-                          </w:rPr>
-                        </m:ctrlPr>
-                      </m:sSupPr>
-                      <m:e>
-                        <m:r>
-                          <w:rPr>
-                            <w:rFonts w:ascii="Cambria Math" w:hAnsi="Cambria Math"/>
-                            <w:lang w:val="en-US"/>
-                          </w:rPr>
-                          <m:t>d</m:t>
-                        </m:r>
-                      </m:e>
-                      <m:sup>
-                        <m:r>
-                          <w:rPr>
-                            <w:rFonts w:ascii="Cambria Math" w:hAnsi="Cambria Math"/>
-                            <w:lang w:val="en-US"/>
-                          </w:rPr>
-                          <m:t>2</m:t>
-                        </m:r>
-                      </m:sup>
-                    </m:sSup>
-                    <m:r>
-                      <w:rPr>
-                        <w:rFonts w:ascii="Cambria Math" w:hAnsi="Cambria Math"/>
-                        <w:lang w:val="en-US"/>
-                      </w:rPr>
-                      <m:t>y</m:t>
-                    </m:r>
-                  </m:num>
-                  <m:den>
-                    <m:r>
-                      <w:rPr>
-                        <w:rFonts w:ascii="Cambria Math" w:hAnsi="Cambria Math"/>
-                        <w:lang w:val="en-US"/>
-                      </w:rPr>
-                      <m:t>d</m:t>
-                    </m:r>
-                    <m:sSup>
-                      <m:sSupPr>
-                        <m:ctrlPr>
-                          <w:rPr>
-                            <w:rFonts w:ascii="Cambria Math" w:hAnsi="Cambria Math"/>
-                            <w:i/>
-                            <w:lang w:val="en-US"/>
-                          </w:rPr>
-                        </m:ctrlPr>
-                      </m:sSupPr>
-                      <m:e>
-                        <m:r>
-                          <w:rPr>
-                            <w:rFonts w:ascii="Cambria Math" w:hAnsi="Cambria Math"/>
-                            <w:lang w:val="en-US"/>
-                          </w:rPr>
-                          <m:t>t</m:t>
-                        </m:r>
-                      </m:e>
-                      <m:sup>
-                        <m:r>
-                          <w:rPr>
-                            <w:rFonts w:ascii="Cambria Math" w:hAnsi="Cambria Math"/>
-                            <w:lang w:val="en-US"/>
-                          </w:rPr>
-                          <m:t>2</m:t>
-                        </m:r>
-                      </m:sup>
-                    </m:sSup>
-                  </m:den>
-                </m:f>
-                <m:r>
-                  <w:rPr>
-                    <w:rFonts w:ascii="Cambria Math" w:hAnsi="Cambria Math"/>
-                    <w:lang w:val="en-US"/>
-                  </w:rPr>
-                  <m:t xml:space="preserve"> - </m:t>
-                </m:r>
-                <m:f>
-                  <m:fPr>
-                    <m:ctrlPr>
-                      <w:rPr>
-                        <w:rFonts w:ascii="Cambria Math" w:hAnsi="Cambria Math"/>
-                        <w:i/>
-                        <w:lang w:val="en-US"/>
-                      </w:rPr>
-                    </m:ctrlPr>
-                  </m:fPr>
-                  <m:num>
-                    <m:r>
-                      <w:rPr>
-                        <w:rFonts w:ascii="Cambria Math" w:hAnsi="Cambria Math"/>
-                        <w:lang w:val="en-US"/>
-                      </w:rPr>
-                      <m:t>dy</m:t>
-                    </m:r>
-                  </m:num>
-                  <m:den>
-                    <m:r>
-                      <w:rPr>
-                        <w:rFonts w:ascii="Cambria Math" w:hAnsi="Cambria Math"/>
-                        <w:lang w:val="en-US"/>
-                      </w:rPr>
-                      <m:t>dt</m:t>
-                    </m:r>
-                  </m:den>
-                </m:f>
-                <m:f>
-                  <m:fPr>
-                    <m:ctrlPr>
-                      <w:rPr>
-                        <w:rFonts w:ascii="Cambria Math" w:hAnsi="Cambria Math"/>
-                        <w:i/>
-                        <w:lang w:val="en-US"/>
-                      </w:rPr>
-                    </m:ctrlPr>
-                  </m:fPr>
-                  <m:num>
-                    <m:sSup>
-                      <m:sSupPr>
-                        <m:ctrlPr>
-                          <w:rPr>
-                            <w:rFonts w:ascii="Cambria Math" w:hAnsi="Cambria Math"/>
-                            <w:i/>
-                            <w:lang w:val="en-US"/>
-                          </w:rPr>
-                        </m:ctrlPr>
-                      </m:sSupPr>
-                      <m:e>
-                        <m:r>
-                          <w:rPr>
-                            <w:rFonts w:ascii="Cambria Math" w:hAnsi="Cambria Math"/>
-                            <w:lang w:val="en-US"/>
-                          </w:rPr>
-                          <m:t>d</m:t>
-                        </m:r>
-                      </m:e>
-                      <m:sup>
-                        <m:r>
-                          <w:rPr>
-                            <w:rFonts w:ascii="Cambria Math" w:hAnsi="Cambria Math"/>
-                            <w:lang w:val="en-US"/>
-                          </w:rPr>
-                          <m:t>2</m:t>
-                        </m:r>
-                      </m:sup>
-                    </m:sSup>
-                    <m:r>
-                      <w:rPr>
-                        <w:rFonts w:ascii="Cambria Math" w:hAnsi="Cambria Math"/>
-                        <w:lang w:val="en-US"/>
-                      </w:rPr>
-                      <m:t>x</m:t>
-                    </m:r>
-                  </m:num>
-                  <m:den>
-                    <m:r>
-                      <w:rPr>
-                        <w:rFonts w:ascii="Cambria Math" w:hAnsi="Cambria Math"/>
-                        <w:lang w:val="en-US"/>
-                      </w:rPr>
-                      <m:t>d</m:t>
-                    </m:r>
-                    <m:sSup>
-                      <m:sSupPr>
-                        <m:ctrlPr>
-                          <w:rPr>
-                            <w:rFonts w:ascii="Cambria Math" w:hAnsi="Cambria Math"/>
-                            <w:i/>
-                            <w:lang w:val="en-US"/>
-                          </w:rPr>
-                        </m:ctrlPr>
-                      </m:sSupPr>
-                      <m:e>
-                        <m:r>
-                          <w:rPr>
-                            <w:rFonts w:ascii="Cambria Math" w:hAnsi="Cambria Math"/>
-                            <w:lang w:val="en-US"/>
-                          </w:rPr>
-                          <m:t>t</m:t>
-                        </m:r>
-                      </m:e>
-                      <m:sup>
-                        <m:r>
-                          <w:rPr>
-                            <w:rFonts w:ascii="Cambria Math" w:hAnsi="Cambria Math"/>
-                            <w:lang w:val="en-US"/>
-                          </w:rPr>
-                          <m:t>2</m:t>
-                        </m:r>
-                      </m:sup>
-                    </m:sSup>
-                  </m:den>
-                </m:f>
-              </m:num>
-              <m:den>
-                <m:sSup>
-                  <m:sSupPr>
-                    <m:ctrlPr>
-                      <w:rPr>
-                        <w:rFonts w:ascii="Cambria Math" w:hAnsi="Cambria Math"/>
-                        <w:i/>
-                        <w:lang w:val="en-US"/>
-                      </w:rPr>
-                    </m:ctrlPr>
-                  </m:sSupPr>
-                  <m:e>
-                    <m:d>
-                      <m:dPr>
-                        <m:begChr m:val="‖"/>
-                        <m:endChr m:val="‖"/>
-                        <m:ctrlPr>
-                          <w:rPr>
-                            <w:rFonts w:ascii="Cambria Math" w:hAnsi="Cambria Math"/>
-                            <w:i/>
-                            <w:lang w:val="en-US"/>
-                          </w:rPr>
-                        </m:ctrlPr>
-                      </m:dPr>
-                      <m:e>
-                        <m:acc>
-                          <m:accPr>
-                            <m:chr m:val="⃗"/>
-                            <m:ctrlPr>
-                              <w:rPr>
-                                <w:rFonts w:ascii="Cambria Math" w:hAnsi="Cambria Math"/>
-                                <w:i/>
-                                <w:lang w:val="en-US"/>
-                              </w:rPr>
-                            </m:ctrlPr>
-                          </m:accPr>
-                          <m:e>
-                            <m:r>
-                              <w:rPr>
-                                <w:rFonts w:ascii="Cambria Math" w:hAnsi="Cambria Math"/>
-                                <w:lang w:val="en-US"/>
-                              </w:rPr>
-                              <m:t>v</m:t>
-                            </m:r>
-                          </m:e>
-                        </m:acc>
-                      </m:e>
-                    </m:d>
-                  </m:e>
-                  <m:sup>
-                    <m:r>
-                      <w:rPr>
-                        <w:rFonts w:ascii="Cambria Math" w:hAnsi="Cambria Math"/>
-                        <w:lang w:val="en-US"/>
-                      </w:rPr>
-                      <m:t>2</m:t>
-                    </m:r>
-                  </m:sup>
-                </m:sSup>
-              </m:den>
-            </m:f>
-          </m:e>
-        </m:d>
-        <m:r>
-          <w:rPr>
-            <w:rFonts w:ascii="Cambria Math" w:hAnsi="Cambria Math"/>
-            <w:lang w:val="en-US"/>
-          </w:rPr>
-          <m:t>=</m:t>
-        </m:r>
-        <m:f>
-          <m:fPr>
-            <m:ctrlPr>
-              <w:rPr>
-                <w:rFonts w:ascii="Cambria Math" w:hAnsi="Cambria Math"/>
-                <w:i/>
-                <w:lang w:val="en-US"/>
-              </w:rPr>
-            </m:ctrlPr>
-          </m:fPr>
-          <m:num>
-            <m:d>
-              <m:dPr>
-                <m:begChr m:val="‖"/>
-                <m:endChr m:val="‖"/>
-                <m:ctrlPr>
-                  <w:rPr>
-                    <w:rFonts w:ascii="Cambria Math" w:hAnsi="Cambria Math"/>
-                    <w:i/>
-                    <w:lang w:val="en-US"/>
-                  </w:rPr>
-                </m:ctrlPr>
-              </m:dPr>
-              <m:e>
-                <m:acc>
-                  <m:accPr>
-                    <m:chr m:val="⃗"/>
-                    <m:ctrlPr>
-                      <w:rPr>
-                        <w:rFonts w:ascii="Cambria Math" w:hAnsi="Cambria Math"/>
-                        <w:i/>
-                        <w:lang w:val="en-US"/>
-                      </w:rPr>
-                    </m:ctrlPr>
-                  </m:accPr>
-                  <m:e>
-                    <m:r>
-                      <w:rPr>
-                        <w:rFonts w:ascii="Cambria Math" w:hAnsi="Cambria Math"/>
-                        <w:lang w:val="en-US"/>
-                      </w:rPr>
-                      <m:t>v</m:t>
-                    </m:r>
-                  </m:e>
-                </m:acc>
-                <m:r>
-                  <w:rPr>
-                    <w:rFonts w:ascii="Cambria Math" w:hAnsi="Cambria Math"/>
-                    <w:lang w:val="en-US"/>
-                  </w:rPr>
-                  <m:t xml:space="preserve"> ×</m:t>
-                </m:r>
-                <m:acc>
-                  <m:accPr>
-                    <m:chr m:val="⃗"/>
-                    <m:ctrlPr>
-                      <w:rPr>
-                        <w:rFonts w:ascii="Cambria Math" w:hAnsi="Cambria Math"/>
-                        <w:i/>
-                        <w:lang w:val="en-US"/>
-                      </w:rPr>
-                    </m:ctrlPr>
-                  </m:accPr>
-                  <m:e>
-                    <m:r>
-                      <w:rPr>
-                        <w:rFonts w:ascii="Cambria Math" w:hAnsi="Cambria Math"/>
-                        <w:lang w:val="en-US"/>
-                      </w:rPr>
-                      <m:t>a</m:t>
-                    </m:r>
-                  </m:e>
-                </m:acc>
-              </m:e>
-            </m:d>
-          </m:num>
-          <m:den>
-            <m:sSup>
-              <m:sSupPr>
-                <m:ctrlPr>
-                  <w:rPr>
-                    <w:rFonts w:ascii="Cambria Math" w:hAnsi="Cambria Math"/>
-                    <w:i/>
-                    <w:lang w:val="en-US"/>
-                  </w:rPr>
-                </m:ctrlPr>
-              </m:sSupPr>
-              <m:e>
-                <m:d>
-                  <m:dPr>
-                    <m:begChr m:val="‖"/>
-                    <m:endChr m:val="‖"/>
-                    <m:ctrlPr>
-                      <w:rPr>
-                        <w:rFonts w:ascii="Cambria Math" w:hAnsi="Cambria Math"/>
-                        <w:i/>
-                        <w:lang w:val="en-US"/>
-                      </w:rPr>
-                    </m:ctrlPr>
-                  </m:dPr>
-                  <m:e>
-                    <m:acc>
-                      <m:accPr>
-                        <m:chr m:val="⃗"/>
-                        <m:ctrlPr>
-                          <w:rPr>
-                            <w:rFonts w:ascii="Cambria Math" w:hAnsi="Cambria Math"/>
-                            <w:i/>
-                            <w:lang w:val="en-US"/>
-                          </w:rPr>
-                        </m:ctrlPr>
-                      </m:accPr>
-                      <m:e>
-                        <m:r>
-                          <w:rPr>
-                            <w:rFonts w:ascii="Cambria Math" w:hAnsi="Cambria Math"/>
-                            <w:lang w:val="en-US"/>
-                          </w:rPr>
-                          <m:t>v</m:t>
-                        </m:r>
-                      </m:e>
-                    </m:acc>
-                  </m:e>
-                </m:d>
-              </m:e>
-              <m:sup>
-                <m:r>
-                  <w:rPr>
-                    <w:rFonts w:ascii="Cambria Math" w:hAnsi="Cambria Math"/>
-                    <w:lang w:val="en-US"/>
-                  </w:rPr>
-                  <m:t>3</m:t>
-                </m:r>
-              </m:sup>
-            </m:sSup>
-          </m:den>
-        </m:f>
-      </m:oMath>
+    </w:p>
+    <w:p>
+      <w:pPr>
+        <w:rPr>
+          <w:lang w:val="en-US"/>
+        </w:rPr>
+      </w:pPr>
+      <w:r>
+        <w:rPr>
+          <w:lang w:val="en-US"/>
+        </w:rPr>
+        <w:t>Curve – Đường Cong</w:t>
+      </w:r>
+      <w:r>
+        <w:rPr>
+          <w:lang w:val="en-US"/>
+        </w:rPr>
+        <w:t>:</w:t>
+      </w:r>
+    </w:p>
+    <w:p>
+      <w:pPr>
+        <w:pStyle w:val="ListParagraph"/>
+        <w:numPr>
+          <w:ilvl w:val="0"/>
+          <w:numId w:val="1"/>
+        </w:numPr>
+        <w:rPr>
+          <w:lang w:val="en-US"/>
+        </w:rPr>
+      </w:pPr>
+      <w:r>
+        <w:rPr>
+          <w:lang w:val="en-US"/>
+        </w:rPr>
+        <w:t xml:space="preserve">Vector Tiếp Tuyến Đơn Vị </w:t>
+      </w:r>
+      <w:r>
+        <w:rPr>
+          <w:lang w:val="en-US"/>
+        </w:rPr>
+        <w:t>(</w:t>
+      </w:r>
+      <w:r>
+        <w:rPr>
+          <w:lang w:val="en-US"/>
+        </w:rPr>
+        <w:t>Unit Tangent Vector</w:t>
+      </w:r>
+      <w:r>
+        <w:rPr>
+          <w:lang w:val="en-US"/>
+        </w:rPr>
+        <w:t xml:space="preserve">), </w:t>
+      </w:r>
+      <w:r>
+        <w:rPr>
+          <w:lang w:val="en-US"/>
+        </w:rPr>
+        <w:t xml:space="preserve">Vector Pháp Tuyến Đơn Vị </w:t>
+      </w:r>
+      <w:r>
+        <w:rPr>
+          <w:lang w:val="en-US"/>
+        </w:rPr>
+        <w:t>(</w:t>
+      </w:r>
+      <w:r>
+        <w:rPr>
+          <w:lang w:val="en-US"/>
+        </w:rPr>
+        <w:t>Unit Normal Vector</w:t>
+      </w:r>
+      <w:r>
+        <w:rPr>
+          <w:lang w:val="en-US"/>
+        </w:rPr>
+        <w:t xml:space="preserve">), </w:t>
+      </w:r>
+      <w:r>
+        <w:rPr>
+          <w:lang w:val="en-US"/>
+        </w:rPr>
+        <w:t xml:space="preserve">Vector </w:t>
+      </w:r>
+      <w:r>
+        <w:rPr>
+          <w:lang w:val="en-US"/>
+        </w:rPr>
+        <w:t>Phó Pháp Tuyến (Binormal Vector)?</w:t>
+      </w:r>
+    </w:p>
+    <w:p>
+      <w:pPr>
+        <w:pStyle w:val="ListParagraph"/>
+        <w:numPr>
+          <w:ilvl w:val="0"/>
+          <w:numId w:val="4"/>
+        </w:numPr>
+        <w:rPr>
+          <w:lang w:val="en-US"/>
+        </w:rPr>
+      </w:pPr>
+      <w:r>
+        <w:rPr>
+          <w:lang w:val="en-US"/>
+        </w:rPr>
+        <w:t>Cho 1 chất điểm đang di chuyển trên 1 quỹ đạo cong trong không gian, xét 1 điểm trên đường cong, hướng di chuyển của chất điểm tại điểm đó chính là Vector tiếp tuyến, chuẩn hóa được Vector tiếp tuyến đơn vị</w:t>
+      </w:r>
+    </w:p>
+    <w:p>
+      <w:pPr>
+        <w:pStyle w:val="ListParagraph"/>
+        <w:numPr>
+          <w:ilvl w:val="0"/>
+          <w:numId w:val="4"/>
+        </w:numPr>
+        <w:rPr>
+          <w:lang w:val="en-US"/>
+        </w:rPr>
+      </w:pPr>
+      <w:r>
+        <w:rPr>
+          <w:lang w:val="en-US"/>
+        </w:rPr>
+        <w:t>Vector tiếp tuyến đơn vị được tính như sau</w:t>
+      </w:r>
+    </w:p>
+    <w:p>
+      <w:pPr>
+        <w:pStyle w:val="ListParagraph"/>
+        <w:pBdr>
+          <w:top w:val="single" w:sz="4" w:space="1" w:color="auto"/>
+          <w:left w:val="single" w:sz="4" w:space="4" w:color="auto"/>
+          <w:bottom w:val="single" w:sz="4" w:space="1" w:color="auto"/>
+          <w:right w:val="single" w:sz="4" w:space="4" w:color="auto"/>
+        </w:pBdr>
+        <w:ind w:left="1080"/>
+        <w:rPr>
+          <w:rFonts w:ascii="Cambria Math" w:hAnsi="Cambria Math"/>
+          <w:lang w:val="en-US"/>
+          <w:oMath/>
+        </w:rPr>
+      </w:pPr>
+      <m:oMathPara>
+        <m:oMathParaPr>
+          <m:jc m:val="left"/>
+        </m:oMathParaPr>
+        <m:oMath>
+          <m:r>
+            <w:rPr>
+              <w:rFonts w:ascii="Cambria Math" w:hAnsi="Cambria Math"/>
+              <w:lang w:val="en-US"/>
+            </w:rPr>
+            <m:t>T=</m:t>
+          </m:r>
+          <m:f>
+            <m:fPr>
+              <m:ctrlPr>
+                <w:rPr>
+                  <w:rFonts w:ascii="Cambria Math" w:hAnsi="Cambria Math"/>
+                  <w:i/>
+                  <w:lang w:val="en-US"/>
+                </w:rPr>
+              </m:ctrlPr>
+            </m:fPr>
+            <m:num>
+              <m:r>
+                <w:rPr>
+                  <w:rFonts w:ascii="Cambria Math" w:hAnsi="Cambria Math"/>
+                  <w:lang w:val="en-US"/>
+                </w:rPr>
+                <m:t>dr</m:t>
+              </m:r>
+            </m:num>
+            <m:den>
+              <m:r>
+                <w:rPr>
+                  <w:rFonts w:ascii="Cambria Math" w:hAnsi="Cambria Math"/>
+                  <w:lang w:val="en-US"/>
+                </w:rPr>
+                <m:t>ds</m:t>
+              </m:r>
+            </m:den>
+          </m:f>
+          <m:r>
+            <w:rPr>
+              <w:rFonts w:ascii="Cambria Math" w:hAnsi="Cambria Math"/>
+              <w:lang w:val="en-US"/>
+            </w:rPr>
+            <m:t>=</m:t>
+          </m:r>
+          <m:f>
+            <m:fPr>
+              <m:ctrlPr>
+                <w:rPr>
+                  <w:rFonts w:ascii="Cambria Math" w:hAnsi="Cambria Math"/>
+                  <w:i/>
+                  <w:lang w:val="en-US"/>
+                </w:rPr>
+              </m:ctrlPr>
+            </m:fPr>
+            <m:num>
+              <m:r>
+                <w:rPr>
+                  <w:rFonts w:ascii="Cambria Math" w:hAnsi="Cambria Math"/>
+                  <w:lang w:val="en-US"/>
+                </w:rPr>
+                <m:t>dr</m:t>
+              </m:r>
+            </m:num>
+            <m:den>
+              <m:r>
+                <w:rPr>
+                  <w:rFonts w:ascii="Cambria Math" w:hAnsi="Cambria Math"/>
+                  <w:lang w:val="en-US"/>
+                </w:rPr>
+                <m:t>dt</m:t>
+              </m:r>
+            </m:den>
+          </m:f>
+          <m:r>
+            <w:rPr>
+              <w:rFonts w:ascii="Cambria Math" w:hAnsi="Cambria Math"/>
+              <w:lang w:val="en-US"/>
+            </w:rPr>
+            <m:t>/</m:t>
+          </m:r>
+          <m:f>
+            <m:fPr>
+              <m:ctrlPr>
+                <w:rPr>
+                  <w:rFonts w:ascii="Cambria Math" w:hAnsi="Cambria Math"/>
+                  <w:i/>
+                  <w:lang w:val="en-US"/>
+                </w:rPr>
+              </m:ctrlPr>
+            </m:fPr>
+            <m:num>
+              <m:r>
+                <w:rPr>
+                  <w:rFonts w:ascii="Cambria Math" w:hAnsi="Cambria Math"/>
+                  <w:lang w:val="en-US"/>
+                </w:rPr>
+                <m:t>ds</m:t>
+              </m:r>
+            </m:num>
+            <m:den>
+              <m:r>
+                <w:rPr>
+                  <w:rFonts w:ascii="Cambria Math" w:hAnsi="Cambria Math"/>
+                  <w:lang w:val="en-US"/>
+                </w:rPr>
+                <m:t>dt</m:t>
+              </m:r>
+            </m:den>
+          </m:f>
+        </m:oMath>
+      </m:oMathPara>
+    </w:p>
+    <w:p>
+      <w:pPr>
+        <w:pStyle w:val="ListParagraph"/>
+        <w:numPr>
+          <w:ilvl w:val="0"/>
+          <w:numId w:val="4"/>
+        </w:numPr>
+        <w:rPr>
+          <w:rFonts w:ascii="Cambria Math" w:hAnsi="Cambria Math"/>
+          <w:lang w:val="en-US"/>
+          <w:oMath/>
+        </w:rPr>
+      </w:pPr>
+      <w:r>
+        <w:rPr>
+          <w:lang w:val="en-US"/>
+        </w:rPr>
+        <w:t>dr là chênh lệch tọa độ khi chất điểm di chuyển được quãng đường rất nhỏ ds</w:t>
+      </w:r>
+      <w:r>
+        <w:rPr>
+          <w:lang w:val="en-US"/>
+        </w:rPr>
+        <w:t xml:space="preserve"> trong khoảng thời gian rất nhỏ dt</w:t>
+      </w:r>
+    </w:p>
+    <w:p>
+      <w:pPr>
+        <w:pStyle w:val="ListParagraph"/>
+        <w:numPr>
+          <w:ilvl w:val="0"/>
+          <w:numId w:val="4"/>
+        </w:numPr>
+        <w:rPr>
+          <w:rFonts w:ascii="Cambria Math" w:hAnsi="Cambria Math"/>
+          <w:lang w:val="en-US"/>
+          <w:oMath/>
+        </w:rPr>
+      </w:pPr>
+      <w:r>
+        <w:rPr>
+          <w:lang w:val="en-US"/>
+        </w:rPr>
+        <w:t>Vector pháp tuyến đơn vị được tính như sau</w:t>
+      </w:r>
+    </w:p>
+    <w:p>
+      <w:pPr>
+        <w:pStyle w:val="ListParagraph"/>
+        <w:pBdr>
+          <w:top w:val="single" w:sz="4" w:space="1" w:color="auto"/>
+          <w:left w:val="single" w:sz="4" w:space="4" w:color="auto"/>
+          <w:bottom w:val="single" w:sz="4" w:space="1" w:color="auto"/>
+          <w:right w:val="single" w:sz="4" w:space="4" w:color="auto"/>
+        </w:pBdr>
+        <w:ind w:left="1080"/>
+        <w:rPr>
+          <w:rFonts w:ascii="Cambria Math" w:hAnsi="Cambria Math"/>
+          <w:lang w:val="en-US"/>
+          <w:oMath/>
+        </w:rPr>
+      </w:pPr>
+      <m:oMathPara>
+        <m:oMathParaPr>
+          <m:jc m:val="left"/>
+        </m:oMathParaPr>
+        <m:oMath>
+          <m:r>
+            <w:rPr>
+              <w:rFonts w:ascii="Cambria Math" w:hAnsi="Cambria Math"/>
+              <w:lang w:val="en-US"/>
+            </w:rPr>
+            <m:t>N=</m:t>
+          </m:r>
+          <m:f>
+            <m:fPr>
+              <m:ctrlPr>
+                <w:rPr>
+                  <w:rFonts w:ascii="Cambria Math" w:hAnsi="Cambria Math"/>
+                  <w:i/>
+                  <w:lang w:val="en-US"/>
+                </w:rPr>
+              </m:ctrlPr>
+            </m:fPr>
+            <m:num>
+              <m:r>
+                <w:rPr>
+                  <w:rFonts w:ascii="Cambria Math" w:hAnsi="Cambria Math"/>
+                  <w:lang w:val="en-US"/>
+                </w:rPr>
+                <m:t>dT</m:t>
+              </m:r>
+            </m:num>
+            <m:den>
+              <m:r>
+                <w:rPr>
+                  <w:rFonts w:ascii="Cambria Math" w:hAnsi="Cambria Math"/>
+                  <w:lang w:val="en-US"/>
+                </w:rPr>
+                <m:t>ds</m:t>
+              </m:r>
+            </m:den>
+          </m:f>
+          <m:r>
+            <w:rPr>
+              <w:rFonts w:ascii="Cambria Math" w:hAnsi="Cambria Math"/>
+              <w:lang w:val="en-US"/>
+            </w:rPr>
+            <m:t>/Κ</m:t>
+          </m:r>
+        </m:oMath>
+      </m:oMathPara>
+    </w:p>
+    <w:p>
+      <w:pPr>
+        <w:pStyle w:val="ListParagraph"/>
+        <w:numPr>
+          <w:ilvl w:val="0"/>
+          <w:numId w:val="4"/>
+        </w:numPr>
+        <w:rPr>
+          <w:rFonts w:ascii="Cambria Math" w:hAnsi="Cambria Math"/>
+          <w:lang w:val="en-US"/>
+          <w:oMath/>
+        </w:rPr>
+      </w:pPr>
+      <w:r>
+        <w:rPr>
+          <w:rFonts w:eastAsiaTheme="minorEastAsia"/>
+          <w:lang w:val="en-US"/>
+        </w:rPr>
+        <w:lastRenderedPageBreak/>
+        <w:sym w:font="Symbol" w:char="F04B"/>
+      </w:r>
+      <w:r>
+        <w:rPr>
+          <w:rFonts w:eastAsiaTheme="minorEastAsia"/>
+          <w:lang w:val="en-US"/>
+        </w:rPr>
+        <w:t xml:space="preserve"> là độ cong tại điểm đang xét</w:t>
+      </w:r>
+    </w:p>
+    <w:p>
+      <w:pPr>
+        <w:pStyle w:val="ListParagraph"/>
+        <w:numPr>
+          <w:ilvl w:val="0"/>
+          <w:numId w:val="4"/>
+        </w:numPr>
+        <w:rPr>
+          <w:rFonts w:ascii="Cambria Math" w:hAnsi="Cambria Math"/>
+          <w:lang w:val="en-US"/>
+          <w:oMath/>
+        </w:rPr>
+      </w:pPr>
+      <w:r>
+        <w:rPr>
+          <w:lang w:val="en-US"/>
+        </w:rPr>
+        <w:t>Dễ thấy N chính là Vector hướng tâm và luôn vuông góc T</w:t>
+      </w:r>
+    </w:p>
+    <w:p>
+      <w:pPr>
+        <w:pStyle w:val="ListParagraph"/>
+        <w:numPr>
+          <w:ilvl w:val="0"/>
+          <w:numId w:val="4"/>
+        </w:numPr>
+        <w:rPr>
+          <w:rFonts w:ascii="Cambria Math" w:hAnsi="Cambria Math"/>
+          <w:lang w:val="en-US"/>
+          <w:oMath/>
+        </w:rPr>
+      </w:pPr>
+      <w:r>
+        <w:rPr>
+          <w:lang w:val="en-US"/>
+        </w:rPr>
+        <w:t>Vector phó pháp tuyến được tính như sau</w:t>
+      </w:r>
+    </w:p>
+    <w:p>
+      <w:pPr>
+        <w:pStyle w:val="ListParagraph"/>
+        <w:pBdr>
+          <w:top w:val="single" w:sz="4" w:space="1" w:color="auto"/>
+          <w:left w:val="single" w:sz="4" w:space="4" w:color="auto"/>
+          <w:bottom w:val="single" w:sz="4" w:space="1" w:color="auto"/>
+          <w:right w:val="single" w:sz="4" w:space="4" w:color="auto"/>
+        </w:pBdr>
+        <w:ind w:left="1080"/>
+        <w:rPr>
+          <w:rFonts w:ascii="Cambria Math" w:hAnsi="Cambria Math"/>
+          <w:lang w:val="en-US"/>
+          <w:oMath/>
+        </w:rPr>
+      </w:pPr>
+      <m:oMathPara>
+        <m:oMathParaPr>
+          <m:jc m:val="left"/>
+        </m:oMathParaPr>
+        <m:oMath>
+          <m:r>
+            <w:rPr>
+              <w:rFonts w:ascii="Cambria Math" w:hAnsi="Cambria Math"/>
+              <w:lang w:val="en-US"/>
+            </w:rPr>
+            <m:t>B</m:t>
+          </m:r>
+          <m:r>
+            <w:rPr>
+              <w:rFonts w:ascii="Cambria Math" w:eastAsiaTheme="minorEastAsia" w:hAnsi="Cambria Math"/>
+              <w:lang w:val="en-US"/>
+            </w:rPr>
+            <m:t>=T×N</m:t>
+          </m:r>
+        </m:oMath>
+      </m:oMathPara>
+    </w:p>
+    <w:p>
+      <w:pPr>
+        <w:pStyle w:val="ListParagraph"/>
+        <w:numPr>
+          <w:ilvl w:val="0"/>
+          <w:numId w:val="4"/>
+        </w:numPr>
+        <w:rPr>
+          <w:rFonts w:ascii="Cambria Math" w:hAnsi="Cambria Math"/>
+          <w:lang w:val="en-US"/>
+          <w:oMath/>
+        </w:rPr>
+      </w:pPr>
+      <w:r>
+        <w:rPr>
+          <w:rFonts w:eastAsiaTheme="minorEastAsia"/>
+          <w:lang w:val="en-US"/>
+        </w:rPr>
+        <w:t>Dễ thấy Vector phó pháp tuyến vuông góc với cả T và N, đặc trưng cho chiều chuyển động của chất điểm là ngược hay cùng chiều kim đồng hồ</w:t>
+      </w:r>
+    </w:p>
+    <w:p>
+      <w:pPr>
+        <w:pStyle w:val="ListParagraph"/>
+        <w:numPr>
+          <w:ilvl w:val="0"/>
+          <w:numId w:val="1"/>
+        </w:numPr>
+        <w:rPr>
+          <w:lang w:val="en-US"/>
+        </w:rPr>
+      </w:pPr>
+      <w:r>
+        <w:rPr>
+          <w:lang w:val="en-US"/>
+        </w:rPr>
+        <w:t>Đường tròn tiếp xúc là gì?</w:t>
+      </w:r>
     </w:p>
     <w:p>
       <w:pPr>
@@ -19196,17 +19039,392 @@
           <w:numId w:val="2"/>
         </w:numPr>
         <w:rPr>
+          <w:lang w:val="en-US"/>
+        </w:rPr>
+      </w:pPr>
+      <w:r>
+        <w:rPr>
+          <w:lang w:val="en-US"/>
+        </w:rPr>
+        <w:t xml:space="preserve">Xét 1 điểm trên đường cong, tìm 1 dường tròn đi qua điểm đó sao cho nó </w:t>
+      </w:r>
+      <w:r>
+        <w:rPr>
+          <w:lang w:val="en-US"/>
+        </w:rPr>
+        <w:t>khít nhất với đường cong, đường tròn này là đường tròn tiếp xúc</w:t>
+      </w:r>
+    </w:p>
+    <w:p>
+      <w:pPr>
+        <w:pStyle w:val="ListParagraph"/>
+        <w:numPr>
+          <w:ilvl w:val="0"/>
+          <w:numId w:val="1"/>
+        </w:numPr>
+        <w:rPr>
+          <w:lang w:val="en-US"/>
+        </w:rPr>
+      </w:pPr>
+      <w:r>
+        <w:rPr>
+          <w:lang w:val="en-US"/>
+        </w:rPr>
+        <w:t>Tính Độ Cong</w:t>
+      </w:r>
+      <w:r>
+        <w:rPr>
+          <w:lang w:val="en-US"/>
+        </w:rPr>
+        <w:t xml:space="preserve"> Của </w:t>
+      </w:r>
+      <w:r>
+        <w:rPr>
+          <w:lang w:val="en-US"/>
+        </w:rPr>
+        <w:t xml:space="preserve">1 Đường Cong </w:t>
+      </w:r>
+      <w:r>
+        <w:rPr>
+          <w:lang w:val="en-US"/>
+        </w:rPr>
+        <w:t>2D</w:t>
+      </w:r>
+      <w:r>
+        <w:rPr>
+          <w:lang w:val="en-US"/>
+        </w:rPr>
+        <w:t>?</w:t>
+      </w:r>
+    </w:p>
+    <w:p>
+      <w:pPr>
+        <w:pStyle w:val="ListParagraph"/>
+        <w:pBdr>
+          <w:top w:val="single" w:sz="4" w:space="1" w:color="auto"/>
+          <w:left w:val="single" w:sz="4" w:space="4" w:color="auto"/>
+          <w:bottom w:val="single" w:sz="4" w:space="1" w:color="auto"/>
+          <w:right w:val="single" w:sz="4" w:space="4" w:color="auto"/>
+        </w:pBdr>
+        <w:ind w:left="1080"/>
+        <w:rPr>
           <w:rFonts w:ascii="Cambria Math" w:hAnsi="Cambria Math"/>
           <w:lang w:val="en-US"/>
           <w:oMath/>
         </w:rPr>
       </w:pPr>
-      <w:r>
-        <w:rPr>
-          <w:lang w:val="en-US"/>
-        </w:rPr>
-        <w:t>x và y lần lượt là hoành độ và tung độ của điểm đang xét</w:t>
-      </w:r>
+      <m:oMathPara>
+        <m:oMathParaPr>
+          <m:jc m:val="left"/>
+        </m:oMathParaPr>
+        <m:oMath>
+          <m:r>
+            <w:rPr>
+              <w:rFonts w:ascii="Cambria Math" w:hAnsi="Cambria Math"/>
+              <w:lang w:val="en-US"/>
+            </w:rPr>
+            <m:t>Κ=</m:t>
+          </m:r>
+          <m:f>
+            <m:fPr>
+              <m:ctrlPr>
+                <w:rPr>
+                  <w:rFonts w:ascii="Cambria Math" w:hAnsi="Cambria Math"/>
+                  <w:i/>
+                  <w:lang w:val="en-US"/>
+                </w:rPr>
+              </m:ctrlPr>
+            </m:fPr>
+            <m:num>
+              <m:r>
+                <w:rPr>
+                  <w:rFonts w:ascii="Cambria Math" w:hAnsi="Cambria Math"/>
+                  <w:lang w:val="en-US"/>
+                </w:rPr>
+                <m:t>1</m:t>
+              </m:r>
+            </m:num>
+            <m:den>
+              <m:r>
+                <w:rPr>
+                  <w:rFonts w:ascii="Cambria Math" w:hAnsi="Cambria Math"/>
+                  <w:lang w:val="en-US"/>
+                </w:rPr>
+                <m:t>R</m:t>
+              </m:r>
+            </m:den>
+          </m:f>
+          <m:r>
+            <w:rPr>
+              <w:rFonts w:ascii="Cambria Math" w:hAnsi="Cambria Math"/>
+              <w:lang w:val="en-US"/>
+            </w:rPr>
+            <m:t>=</m:t>
+          </m:r>
+          <m:d>
+            <m:dPr>
+              <m:begChr m:val="|"/>
+              <m:endChr m:val="|"/>
+              <m:ctrlPr>
+                <w:rPr>
+                  <w:rFonts w:ascii="Cambria Math" w:hAnsi="Cambria Math"/>
+                  <w:i/>
+                  <w:lang w:val="en-US"/>
+                </w:rPr>
+              </m:ctrlPr>
+            </m:dPr>
+            <m:e>
+              <m:f>
+                <m:fPr>
+                  <m:ctrlPr>
+                    <w:rPr>
+                      <w:rFonts w:ascii="Cambria Math" w:hAnsi="Cambria Math"/>
+                      <w:i/>
+                      <w:lang w:val="en-US"/>
+                    </w:rPr>
+                  </m:ctrlPr>
+                </m:fPr>
+                <m:num>
+                  <m:r>
+                    <w:rPr>
+                      <w:rFonts w:ascii="Cambria Math" w:hAnsi="Cambria Math"/>
+                      <w:lang w:val="en-US"/>
+                    </w:rPr>
+                    <m:t>dT</m:t>
+                  </m:r>
+                </m:num>
+                <m:den>
+                  <m:r>
+                    <w:rPr>
+                      <w:rFonts w:ascii="Cambria Math" w:hAnsi="Cambria Math"/>
+                      <w:lang w:val="en-US"/>
+                    </w:rPr>
+                    <m:t>ds</m:t>
+                  </m:r>
+                </m:den>
+              </m:f>
+            </m:e>
+          </m:d>
+          <m:r>
+            <w:rPr>
+              <w:rFonts w:ascii="Cambria Math" w:hAnsi="Cambria Math"/>
+              <w:lang w:val="en-US"/>
+            </w:rPr>
+            <m:t>=</m:t>
+          </m:r>
+          <m:f>
+            <m:fPr>
+              <m:ctrlPr>
+                <w:rPr>
+                  <w:rFonts w:ascii="Cambria Math" w:hAnsi="Cambria Math"/>
+                  <w:i/>
+                  <w:lang w:val="en-US"/>
+                </w:rPr>
+              </m:ctrlPr>
+            </m:fPr>
+            <m:num>
+              <m:d>
+                <m:dPr>
+                  <m:begChr m:val="|"/>
+                  <m:endChr m:val="|"/>
+                  <m:ctrlPr>
+                    <w:rPr>
+                      <w:rFonts w:ascii="Cambria Math" w:hAnsi="Cambria Math"/>
+                      <w:i/>
+                      <w:lang w:val="en-US"/>
+                    </w:rPr>
+                  </m:ctrlPr>
+                </m:dPr>
+                <m:e>
+                  <m:r>
+                    <w:rPr>
+                      <w:rFonts w:ascii="Cambria Math" w:hAnsi="Cambria Math"/>
+                      <w:lang w:val="en-US"/>
+                    </w:rPr>
+                    <m:t>v×a</m:t>
+                  </m:r>
+                </m:e>
+              </m:d>
+            </m:num>
+            <m:den>
+              <m:sSup>
+                <m:sSupPr>
+                  <m:ctrlPr>
+                    <w:rPr>
+                      <w:rFonts w:ascii="Cambria Math" w:hAnsi="Cambria Math"/>
+                      <w:i/>
+                      <w:lang w:val="en-US"/>
+                    </w:rPr>
+                  </m:ctrlPr>
+                </m:sSupPr>
+                <m:e>
+                  <m:d>
+                    <m:dPr>
+                      <m:begChr m:val="|"/>
+                      <m:endChr m:val="|"/>
+                      <m:ctrlPr>
+                        <w:rPr>
+                          <w:rFonts w:ascii="Cambria Math" w:hAnsi="Cambria Math"/>
+                          <w:i/>
+                          <w:lang w:val="en-US"/>
+                        </w:rPr>
+                      </m:ctrlPr>
+                    </m:dPr>
+                    <m:e>
+                      <m:r>
+                        <w:rPr>
+                          <w:rFonts w:ascii="Cambria Math" w:hAnsi="Cambria Math"/>
+                          <w:lang w:val="en-US"/>
+                        </w:rPr>
+                        <m:t>v</m:t>
+                      </m:r>
+                    </m:e>
+                  </m:d>
+                </m:e>
+                <m:sup>
+                  <m:r>
+                    <w:rPr>
+                      <w:rFonts w:ascii="Cambria Math" w:hAnsi="Cambria Math"/>
+                      <w:lang w:val="en-US"/>
+                    </w:rPr>
+                    <m:t>3</m:t>
+                  </m:r>
+                </m:sup>
+              </m:sSup>
+            </m:den>
+          </m:f>
+          <m:r>
+            <w:rPr>
+              <w:rFonts w:ascii="Cambria Math" w:hAnsi="Cambria Math"/>
+              <w:lang w:val="en-US"/>
+            </w:rPr>
+            <m:t>,v=</m:t>
+          </m:r>
+          <m:f>
+            <m:fPr>
+              <m:ctrlPr>
+                <w:rPr>
+                  <w:rFonts w:ascii="Cambria Math" w:hAnsi="Cambria Math"/>
+                  <w:i/>
+                  <w:lang w:val="en-US"/>
+                </w:rPr>
+              </m:ctrlPr>
+            </m:fPr>
+            <m:num>
+              <m:r>
+                <w:rPr>
+                  <w:rFonts w:ascii="Cambria Math" w:hAnsi="Cambria Math"/>
+                  <w:lang w:val="en-US"/>
+                </w:rPr>
+                <m:t>dr</m:t>
+              </m:r>
+            </m:num>
+            <m:den>
+              <m:r>
+                <w:rPr>
+                  <w:rFonts w:ascii="Cambria Math" w:hAnsi="Cambria Math"/>
+                  <w:lang w:val="en-US"/>
+                </w:rPr>
+                <m:t>dt</m:t>
+              </m:r>
+            </m:den>
+          </m:f>
+          <m:r>
+            <w:rPr>
+              <w:rFonts w:ascii="Cambria Math" w:hAnsi="Cambria Math"/>
+              <w:lang w:val="en-US"/>
+            </w:rPr>
+            <m:t>,a=</m:t>
+          </m:r>
+          <m:f>
+            <m:fPr>
+              <m:ctrlPr>
+                <w:rPr>
+                  <w:rFonts w:ascii="Cambria Math" w:hAnsi="Cambria Math"/>
+                  <w:i/>
+                  <w:lang w:val="en-US"/>
+                </w:rPr>
+              </m:ctrlPr>
+            </m:fPr>
+            <m:num>
+              <m:sSup>
+                <m:sSupPr>
+                  <m:ctrlPr>
+                    <w:rPr>
+                      <w:rFonts w:ascii="Cambria Math" w:hAnsi="Cambria Math"/>
+                      <w:i/>
+                      <w:lang w:val="en-US"/>
+                    </w:rPr>
+                  </m:ctrlPr>
+                </m:sSupPr>
+                <m:e>
+                  <m:r>
+                    <w:rPr>
+                      <w:rFonts w:ascii="Cambria Math" w:hAnsi="Cambria Math"/>
+                      <w:lang w:val="en-US"/>
+                    </w:rPr>
+                    <m:t>d</m:t>
+                  </m:r>
+                </m:e>
+                <m:sup>
+                  <m:r>
+                    <w:rPr>
+                      <w:rFonts w:ascii="Cambria Math" w:hAnsi="Cambria Math"/>
+                      <w:lang w:val="en-US"/>
+                    </w:rPr>
+                    <m:t>2</m:t>
+                  </m:r>
+                </m:sup>
+              </m:sSup>
+              <m:r>
+                <w:rPr>
+                  <w:rFonts w:ascii="Cambria Math" w:hAnsi="Cambria Math"/>
+                  <w:lang w:val="en-US"/>
+                </w:rPr>
+                <m:t>r</m:t>
+              </m:r>
+            </m:num>
+            <m:den>
+              <m:r>
+                <w:rPr>
+                  <w:rFonts w:ascii="Cambria Math" w:hAnsi="Cambria Math"/>
+                  <w:lang w:val="en-US"/>
+                </w:rPr>
+                <m:t>d</m:t>
+              </m:r>
+              <m:sSup>
+                <m:sSupPr>
+                  <m:ctrlPr>
+                    <w:rPr>
+                      <w:rFonts w:ascii="Cambria Math" w:hAnsi="Cambria Math"/>
+                      <w:i/>
+                      <w:lang w:val="en-US"/>
+                    </w:rPr>
+                  </m:ctrlPr>
+                </m:sSupPr>
+                <m:e>
+                  <m:r>
+                    <w:rPr>
+                      <w:rFonts w:ascii="Cambria Math" w:hAnsi="Cambria Math"/>
+                      <w:lang w:val="en-US"/>
+                    </w:rPr>
+                    <m:t>t</m:t>
+                  </m:r>
+                </m:e>
+                <m:sup>
+                  <m:r>
+                    <w:rPr>
+                      <w:rFonts w:ascii="Cambria Math" w:hAnsi="Cambria Math"/>
+                      <w:lang w:val="en-US"/>
+                    </w:rPr>
+                    <m:t>2</m:t>
+                  </m:r>
+                </m:sup>
+              </m:sSup>
+            </m:den>
+          </m:f>
+        </m:oMath>
+      </m:oMathPara>
     </w:p>
     <w:p>
       <w:pPr>
@@ -19225,8 +19443,1113 @@
         <w:rPr>
           <w:lang w:val="en-US"/>
         </w:rPr>
-        <w:t>t là tham số của phương trình tham số của đường cong</w:t>
-      </w:r>
+        <w:t>R là bán kính của đường tròn tiếp xúc</w:t>
+      </w:r>
+    </w:p>
+    <w:p>
+      <w:pPr>
+        <w:pStyle w:val="ListParagraph"/>
+        <w:numPr>
+          <w:ilvl w:val="0"/>
+          <w:numId w:val="2"/>
+        </w:numPr>
+        <w:rPr>
+          <w:rFonts w:ascii="Cambria Math" w:hAnsi="Cambria Math"/>
+          <w:lang w:val="en-US"/>
+          <w:oMath/>
+        </w:rPr>
+      </w:pPr>
+      <w:r>
+        <w:rPr>
+          <w:lang w:val="en-US"/>
+        </w:rPr>
+        <w:t>Dễ thấy nếu T càng thay đổi nhanh, R càng nhỏ, tức đường cong càng cong keo, thì độ cong càng lớn</w:t>
+      </w:r>
+    </w:p>
+    <w:p>
+      <w:pPr>
+        <w:pStyle w:val="ListParagraph"/>
+        <w:numPr>
+          <w:ilvl w:val="0"/>
+          <w:numId w:val="1"/>
+        </w:numPr>
+        <w:rPr>
+          <w:rFonts w:eastAsiaTheme="minorEastAsia"/>
+          <w:lang w:val="en-US"/>
+        </w:rPr>
+      </w:pPr>
+      <w:r>
+        <w:rPr>
+          <w:rFonts w:eastAsiaTheme="minorEastAsia"/>
+          <w:lang w:val="en-US"/>
+        </w:rPr>
+        <w:t>Thành Phần Tiếp Tuyến Và Thành Phần Pháp Tuyến Của Gia Tốc Tại 1 Điểm?</w:t>
+      </w:r>
+    </w:p>
+    <w:p>
+      <w:pPr>
+        <w:pStyle w:val="ListParagraph"/>
+        <w:numPr>
+          <w:ilvl w:val="0"/>
+          <w:numId w:val="2"/>
+        </w:numPr>
+        <w:rPr>
+          <w:rFonts w:eastAsiaTheme="minorEastAsia"/>
+          <w:lang w:val="en-US"/>
+        </w:rPr>
+      </w:pPr>
+      <w:r>
+        <w:rPr>
+          <w:rFonts w:eastAsiaTheme="minorEastAsia"/>
+          <w:lang w:val="en-US"/>
+        </w:rPr>
+        <w:t>Thành phần tiếp tuyến của gia tốc, hay gia tốc dài, hoặc tốc độ thay đổi độ lớn vận tốc là</w:t>
+      </w:r>
+    </w:p>
+    <w:p>
+      <w:pPr>
+        <w:pStyle w:val="ListParagraph"/>
+        <w:pBdr>
+          <w:top w:val="single" w:sz="4" w:space="1" w:color="auto"/>
+          <w:left w:val="single" w:sz="4" w:space="4" w:color="auto"/>
+          <w:bottom w:val="single" w:sz="4" w:space="1" w:color="auto"/>
+          <w:right w:val="single" w:sz="4" w:space="4" w:color="auto"/>
+        </w:pBdr>
+        <w:ind w:left="1080"/>
+        <w:rPr>
+          <w:rFonts w:ascii="Cambria Math" w:eastAsiaTheme="minorEastAsia" w:hAnsi="Cambria Math"/>
+          <w:lang w:val="en-US"/>
+          <w:oMath/>
+        </w:rPr>
+      </w:pPr>
+      <m:oMathPara>
+        <m:oMathParaPr>
+          <m:jc m:val="left"/>
+        </m:oMathParaPr>
+        <m:oMath>
+          <m:sSub>
+            <m:sSubPr>
+              <m:ctrlPr>
+                <w:rPr>
+                  <w:rFonts w:ascii="Cambria Math" w:eastAsiaTheme="minorEastAsia" w:hAnsi="Cambria Math"/>
+                  <w:i/>
+                  <w:lang w:val="en-US"/>
+                </w:rPr>
+              </m:ctrlPr>
+            </m:sSubPr>
+            <m:e>
+              <m:r>
+                <w:rPr>
+                  <w:rFonts w:ascii="Cambria Math" w:eastAsiaTheme="minorEastAsia" w:hAnsi="Cambria Math"/>
+                  <w:lang w:val="en-US"/>
+                </w:rPr>
+                <m:t>a</m:t>
+              </m:r>
+            </m:e>
+            <m:sub>
+              <m:r>
+                <w:rPr>
+                  <w:rFonts w:ascii="Cambria Math" w:eastAsiaTheme="minorEastAsia" w:hAnsi="Cambria Math"/>
+                  <w:lang w:val="en-US"/>
+                </w:rPr>
+                <m:t>T</m:t>
+              </m:r>
+            </m:sub>
+          </m:sSub>
+          <m:r>
+            <w:rPr>
+              <w:rFonts w:ascii="Cambria Math" w:eastAsiaTheme="minorEastAsia" w:hAnsi="Cambria Math"/>
+              <w:lang w:val="en-US"/>
+            </w:rPr>
+            <m:t>=a∙T</m:t>
+          </m:r>
+        </m:oMath>
+      </m:oMathPara>
+    </w:p>
+    <w:p>
+      <w:pPr>
+        <w:pStyle w:val="ListParagraph"/>
+        <w:numPr>
+          <w:ilvl w:val="0"/>
+          <w:numId w:val="2"/>
+        </w:numPr>
+        <w:rPr>
+          <w:rFonts w:ascii="Cambria Math" w:eastAsiaTheme="minorEastAsia" w:hAnsi="Cambria Math"/>
+          <w:lang w:val="en-US"/>
+          <w:oMath/>
+        </w:rPr>
+      </w:pPr>
+      <w:r>
+        <w:rPr>
+          <w:rFonts w:eastAsiaTheme="minorEastAsia"/>
+          <w:lang w:val="en-US"/>
+        </w:rPr>
+        <w:t>Thành phần pháp tuyến của gia tốc, hay gia tốc hướng tâm, hoặc tốc độ thay đổi hướng của vận tốc là</w:t>
+      </w:r>
+    </w:p>
+    <w:p>
+      <w:pPr>
+        <w:pStyle w:val="ListParagraph"/>
+        <w:pBdr>
+          <w:top w:val="single" w:sz="4" w:space="1" w:color="auto"/>
+          <w:left w:val="single" w:sz="4" w:space="4" w:color="auto"/>
+          <w:bottom w:val="single" w:sz="4" w:space="1" w:color="auto"/>
+          <w:right w:val="single" w:sz="4" w:space="4" w:color="auto"/>
+        </w:pBdr>
+        <w:ind w:left="1080"/>
+        <w:rPr>
+          <w:rFonts w:ascii="Cambria Math" w:eastAsiaTheme="minorEastAsia" w:hAnsi="Cambria Math"/>
+          <w:lang w:val="en-US"/>
+          <w:oMath/>
+        </w:rPr>
+      </w:pPr>
+      <m:oMathPara>
+        <m:oMathParaPr>
+          <m:jc m:val="left"/>
+        </m:oMathParaPr>
+        <m:oMath>
+          <m:sSub>
+            <m:sSubPr>
+              <m:ctrlPr>
+                <w:rPr>
+                  <w:rFonts w:ascii="Cambria Math" w:eastAsiaTheme="minorEastAsia" w:hAnsi="Cambria Math"/>
+                  <w:i/>
+                  <w:lang w:val="en-US"/>
+                </w:rPr>
+              </m:ctrlPr>
+            </m:sSubPr>
+            <m:e>
+              <m:r>
+                <w:rPr>
+                  <w:rFonts w:ascii="Cambria Math" w:eastAsiaTheme="minorEastAsia" w:hAnsi="Cambria Math"/>
+                  <w:lang w:val="en-US"/>
+                </w:rPr>
+                <m:t>a</m:t>
+              </m:r>
+            </m:e>
+            <m:sub>
+              <m:r>
+                <w:rPr>
+                  <w:rFonts w:ascii="Cambria Math" w:eastAsiaTheme="minorEastAsia" w:hAnsi="Cambria Math"/>
+                  <w:lang w:val="en-US"/>
+                </w:rPr>
+                <m:t>N</m:t>
+              </m:r>
+            </m:sub>
+          </m:sSub>
+          <m:r>
+            <w:rPr>
+              <w:rFonts w:ascii="Cambria Math" w:eastAsiaTheme="minorEastAsia" w:hAnsi="Cambria Math"/>
+              <w:lang w:val="en-US"/>
+            </w:rPr>
+            <m:t>=a∙N</m:t>
+          </m:r>
+        </m:oMath>
+      </m:oMathPara>
+    </w:p>
+    <w:p>
+      <w:pPr>
+        <w:pStyle w:val="ListParagraph"/>
+        <w:numPr>
+          <w:ilvl w:val="0"/>
+          <w:numId w:val="1"/>
+        </w:numPr>
+        <w:rPr>
+          <w:rFonts w:ascii="Cambria Math" w:hAnsi="Cambria Math"/>
+          <w:lang w:val="en-US"/>
+          <w:oMath/>
+        </w:rPr>
+      </w:pPr>
+      <w:r>
+        <w:rPr>
+          <w:rFonts w:eastAsiaTheme="minorEastAsia"/>
+          <w:lang w:val="en-US"/>
+        </w:rPr>
+        <w:t>Chứng Minh Công Thức Độ Cong?</w:t>
+      </w:r>
+    </w:p>
+    <w:p>
+      <w:pPr>
+        <w:pStyle w:val="ListParagraph"/>
+        <w:pBdr>
+          <w:top w:val="single" w:sz="4" w:space="1" w:color="auto"/>
+          <w:left w:val="single" w:sz="4" w:space="4" w:color="auto"/>
+          <w:bottom w:val="single" w:sz="4" w:space="1" w:color="auto"/>
+          <w:right w:val="single" w:sz="4" w:space="4" w:color="auto"/>
+        </w:pBdr>
+        <w:ind w:left="1080"/>
+        <w:rPr>
+          <w:rFonts w:eastAsiaTheme="minorEastAsia"/>
+          <w:lang w:val="en-US"/>
+        </w:rPr>
+      </w:pPr>
+      <m:oMathPara>
+        <m:oMathParaPr>
+          <m:jc m:val="left"/>
+        </m:oMathParaPr>
+        <m:oMath>
+          <m:r>
+            <w:rPr>
+              <w:rFonts w:ascii="Cambria Math" w:hAnsi="Cambria Math"/>
+              <w:lang w:val="en-US"/>
+            </w:rPr>
+            <m:t>Κ=</m:t>
+          </m:r>
+          <m:d>
+            <m:dPr>
+              <m:begChr m:val="|"/>
+              <m:endChr m:val="|"/>
+              <m:ctrlPr>
+                <w:rPr>
+                  <w:rFonts w:ascii="Cambria Math" w:hAnsi="Cambria Math"/>
+                  <w:i/>
+                  <w:lang w:val="en-US"/>
+                </w:rPr>
+              </m:ctrlPr>
+            </m:dPr>
+            <m:e>
+              <m:f>
+                <m:fPr>
+                  <m:ctrlPr>
+                    <w:rPr>
+                      <w:rFonts w:ascii="Cambria Math" w:hAnsi="Cambria Math"/>
+                      <w:i/>
+                      <w:lang w:val="en-US"/>
+                    </w:rPr>
+                  </m:ctrlPr>
+                </m:fPr>
+                <m:num>
+                  <m:r>
+                    <w:rPr>
+                      <w:rFonts w:ascii="Cambria Math" w:hAnsi="Cambria Math"/>
+                      <w:lang w:val="en-US"/>
+                    </w:rPr>
+                    <m:t>dT</m:t>
+                  </m:r>
+                </m:num>
+                <m:den>
+                  <m:r>
+                    <w:rPr>
+                      <w:rFonts w:ascii="Cambria Math" w:hAnsi="Cambria Math"/>
+                      <w:lang w:val="en-US"/>
+                    </w:rPr>
+                    <m:t>ds</m:t>
+                  </m:r>
+                </m:den>
+              </m:f>
+            </m:e>
+          </m:d>
+          <m:r>
+            <w:rPr>
+              <w:rFonts w:ascii="Cambria Math" w:hAnsi="Cambria Math"/>
+              <w:lang w:val="en-US"/>
+            </w:rPr>
+            <m:t>=</m:t>
+          </m:r>
+          <m:d>
+            <m:dPr>
+              <m:begChr m:val="|"/>
+              <m:endChr m:val="|"/>
+              <m:ctrlPr>
+                <w:rPr>
+                  <w:rFonts w:ascii="Cambria Math" w:hAnsi="Cambria Math"/>
+                  <w:i/>
+                  <w:lang w:val="en-US"/>
+                </w:rPr>
+              </m:ctrlPr>
+            </m:dPr>
+            <m:e>
+              <m:f>
+                <m:fPr>
+                  <m:ctrlPr>
+                    <w:rPr>
+                      <w:rFonts w:ascii="Cambria Math" w:hAnsi="Cambria Math"/>
+                      <w:i/>
+                      <w:lang w:val="en-US"/>
+                    </w:rPr>
+                  </m:ctrlPr>
+                </m:fPr>
+                <m:num>
+                  <m:r>
+                    <w:rPr>
+                      <w:rFonts w:ascii="Cambria Math" w:hAnsi="Cambria Math"/>
+                      <w:lang w:val="en-US"/>
+                    </w:rPr>
+                    <m:t>dT</m:t>
+                  </m:r>
+                </m:num>
+                <m:den>
+                  <m:r>
+                    <w:rPr>
+                      <w:rFonts w:ascii="Cambria Math" w:hAnsi="Cambria Math"/>
+                      <w:lang w:val="en-US"/>
+                    </w:rPr>
+                    <m:t>dt</m:t>
+                  </m:r>
+                </m:den>
+              </m:f>
+            </m:e>
+          </m:d>
+          <m:r>
+            <w:rPr>
+              <w:rFonts w:ascii="Cambria Math" w:hAnsi="Cambria Math"/>
+              <w:lang w:val="en-US"/>
+            </w:rPr>
+            <m:t>/</m:t>
+          </m:r>
+          <m:d>
+            <m:dPr>
+              <m:begChr m:val="|"/>
+              <m:endChr m:val="|"/>
+              <m:ctrlPr>
+                <w:rPr>
+                  <w:rFonts w:ascii="Cambria Math" w:hAnsi="Cambria Math"/>
+                  <w:i/>
+                  <w:lang w:val="en-US"/>
+                </w:rPr>
+              </m:ctrlPr>
+            </m:dPr>
+            <m:e>
+              <m:f>
+                <m:fPr>
+                  <m:ctrlPr>
+                    <w:rPr>
+                      <w:rFonts w:ascii="Cambria Math" w:hAnsi="Cambria Math"/>
+                      <w:i/>
+                      <w:lang w:val="en-US"/>
+                    </w:rPr>
+                  </m:ctrlPr>
+                </m:fPr>
+                <m:num>
+                  <m:r>
+                    <w:rPr>
+                      <w:rFonts w:ascii="Cambria Math" w:hAnsi="Cambria Math"/>
+                      <w:lang w:val="en-US"/>
+                    </w:rPr>
+                    <m:t>ds</m:t>
+                  </m:r>
+                </m:num>
+                <m:den>
+                  <m:r>
+                    <w:rPr>
+                      <w:rFonts w:ascii="Cambria Math" w:hAnsi="Cambria Math"/>
+                      <w:lang w:val="en-US"/>
+                    </w:rPr>
+                    <m:t>dt</m:t>
+                  </m:r>
+                </m:den>
+              </m:f>
+            </m:e>
+          </m:d>
+          <m:r>
+            <w:rPr>
+              <w:rFonts w:ascii="Cambria Math" w:hAnsi="Cambria Math"/>
+              <w:lang w:val="en-US"/>
+            </w:rPr>
+            <m:t>=</m:t>
+          </m:r>
+          <m:d>
+            <m:dPr>
+              <m:begChr m:val="|"/>
+              <m:endChr m:val="|"/>
+              <m:ctrlPr>
+                <w:rPr>
+                  <w:rFonts w:ascii="Cambria Math" w:hAnsi="Cambria Math"/>
+                  <w:i/>
+                  <w:lang w:val="en-US"/>
+                </w:rPr>
+              </m:ctrlPr>
+            </m:dPr>
+            <m:e>
+              <m:f>
+                <m:fPr>
+                  <m:ctrlPr>
+                    <w:rPr>
+                      <w:rFonts w:ascii="Cambria Math" w:hAnsi="Cambria Math"/>
+                      <w:i/>
+                      <w:lang w:val="en-US"/>
+                    </w:rPr>
+                  </m:ctrlPr>
+                </m:fPr>
+                <m:num>
+                  <m:r>
+                    <w:rPr>
+                      <w:rFonts w:ascii="Cambria Math" w:hAnsi="Cambria Math"/>
+                      <w:lang w:val="en-US"/>
+                    </w:rPr>
+                    <m:t>d</m:t>
+                  </m:r>
+                </m:num>
+                <m:den>
+                  <m:r>
+                    <w:rPr>
+                      <w:rFonts w:ascii="Cambria Math" w:hAnsi="Cambria Math"/>
+                      <w:lang w:val="en-US"/>
+                    </w:rPr>
+                    <m:t>dt</m:t>
+                  </m:r>
+                </m:den>
+              </m:f>
+              <m:r>
+                <w:rPr>
+                  <w:rFonts w:ascii="Cambria Math" w:hAnsi="Cambria Math"/>
+                  <w:lang w:val="en-US"/>
+                </w:rPr>
+                <m:t xml:space="preserve"> </m:t>
+              </m:r>
+              <m:f>
+                <m:fPr>
+                  <m:ctrlPr>
+                    <w:rPr>
+                      <w:rFonts w:ascii="Cambria Math" w:hAnsi="Cambria Math"/>
+                      <w:i/>
+                      <w:lang w:val="en-US"/>
+                    </w:rPr>
+                  </m:ctrlPr>
+                </m:fPr>
+                <m:num>
+                  <m:r>
+                    <w:rPr>
+                      <w:rFonts w:ascii="Cambria Math" w:hAnsi="Cambria Math"/>
+                      <w:lang w:val="en-US"/>
+                    </w:rPr>
+                    <m:t>v</m:t>
+                  </m:r>
+                </m:num>
+                <m:den>
+                  <m:d>
+                    <m:dPr>
+                      <m:begChr m:val="|"/>
+                      <m:endChr m:val="|"/>
+                      <m:ctrlPr>
+                        <w:rPr>
+                          <w:rFonts w:ascii="Cambria Math" w:hAnsi="Cambria Math"/>
+                          <w:i/>
+                          <w:lang w:val="en-US"/>
+                        </w:rPr>
+                      </m:ctrlPr>
+                    </m:dPr>
+                    <m:e>
+                      <m:r>
+                        <w:rPr>
+                          <w:rFonts w:ascii="Cambria Math" w:hAnsi="Cambria Math"/>
+                          <w:lang w:val="en-US"/>
+                        </w:rPr>
+                        <m:t>v</m:t>
+                      </m:r>
+                    </m:e>
+                  </m:d>
+                </m:den>
+              </m:f>
+            </m:e>
+          </m:d>
+          <m:r>
+            <w:rPr>
+              <w:rFonts w:ascii="Cambria Math" w:hAnsi="Cambria Math"/>
+              <w:lang w:val="en-US"/>
+            </w:rPr>
+            <m:t>/</m:t>
+          </m:r>
+          <m:d>
+            <m:dPr>
+              <m:begChr m:val="|"/>
+              <m:endChr m:val="|"/>
+              <m:ctrlPr>
+                <w:rPr>
+                  <w:rFonts w:ascii="Cambria Math" w:hAnsi="Cambria Math"/>
+                  <w:i/>
+                  <w:lang w:val="en-US"/>
+                </w:rPr>
+              </m:ctrlPr>
+            </m:dPr>
+            <m:e>
+              <m:r>
+                <w:rPr>
+                  <w:rFonts w:ascii="Cambria Math" w:hAnsi="Cambria Math"/>
+                  <w:lang w:val="en-US"/>
+                </w:rPr>
+                <m:t>v</m:t>
+              </m:r>
+            </m:e>
+          </m:d>
+          <m:r>
+            <w:rPr>
+              <w:rFonts w:ascii="Cambria Math" w:hAnsi="Cambria Math"/>
+              <w:lang w:val="en-US"/>
+            </w:rPr>
+            <m:t>=</m:t>
+          </m:r>
+          <m:d>
+            <m:dPr>
+              <m:begChr m:val="|"/>
+              <m:endChr m:val="|"/>
+              <m:ctrlPr>
+                <w:rPr>
+                  <w:rFonts w:ascii="Cambria Math" w:hAnsi="Cambria Math"/>
+                  <w:i/>
+                  <w:lang w:val="en-US"/>
+                </w:rPr>
+              </m:ctrlPr>
+            </m:dPr>
+            <m:e>
+              <m:f>
+                <m:fPr>
+                  <m:ctrlPr>
+                    <w:rPr>
+                      <w:rFonts w:ascii="Cambria Math" w:hAnsi="Cambria Math"/>
+                      <w:i/>
+                      <w:lang w:val="en-US"/>
+                    </w:rPr>
+                  </m:ctrlPr>
+                </m:fPr>
+                <m:num>
+                  <m:r>
+                    <w:rPr>
+                      <w:rFonts w:ascii="Cambria Math" w:hAnsi="Cambria Math"/>
+                      <w:lang w:val="en-US"/>
+                    </w:rPr>
+                    <m:t>dv</m:t>
+                  </m:r>
+                </m:num>
+                <m:den>
+                  <m:r>
+                    <w:rPr>
+                      <w:rFonts w:ascii="Cambria Math" w:hAnsi="Cambria Math"/>
+                      <w:lang w:val="en-US"/>
+                    </w:rPr>
+                    <m:t>dt</m:t>
+                  </m:r>
+                </m:den>
+              </m:f>
+              <m:d>
+                <m:dPr>
+                  <m:begChr m:val="|"/>
+                  <m:endChr m:val="|"/>
+                  <m:ctrlPr>
+                    <w:rPr>
+                      <w:rFonts w:ascii="Cambria Math" w:hAnsi="Cambria Math"/>
+                      <w:i/>
+                      <w:lang w:val="en-US"/>
+                    </w:rPr>
+                  </m:ctrlPr>
+                </m:dPr>
+                <m:e>
+                  <m:r>
+                    <w:rPr>
+                      <w:rFonts w:ascii="Cambria Math" w:hAnsi="Cambria Math"/>
+                      <w:lang w:val="en-US"/>
+                    </w:rPr>
+                    <m:t>v</m:t>
+                  </m:r>
+                </m:e>
+              </m:d>
+              <m:r>
+                <w:rPr>
+                  <w:rFonts w:ascii="Cambria Math" w:hAnsi="Cambria Math"/>
+                  <w:lang w:val="en-US"/>
+                </w:rPr>
+                <m:t>- v</m:t>
+              </m:r>
+              <m:f>
+                <m:fPr>
+                  <m:ctrlPr>
+                    <w:rPr>
+                      <w:rFonts w:ascii="Cambria Math" w:hAnsi="Cambria Math"/>
+                      <w:i/>
+                      <w:lang w:val="en-US"/>
+                    </w:rPr>
+                  </m:ctrlPr>
+                </m:fPr>
+                <m:num>
+                  <m:r>
+                    <w:rPr>
+                      <w:rFonts w:ascii="Cambria Math" w:hAnsi="Cambria Math"/>
+                      <w:lang w:val="en-US"/>
+                    </w:rPr>
+                    <m:t>d</m:t>
+                  </m:r>
+                  <m:d>
+                    <m:dPr>
+                      <m:begChr m:val="|"/>
+                      <m:endChr m:val="|"/>
+                      <m:ctrlPr>
+                        <w:rPr>
+                          <w:rFonts w:ascii="Cambria Math" w:hAnsi="Cambria Math"/>
+                          <w:i/>
+                          <w:lang w:val="en-US"/>
+                        </w:rPr>
+                      </m:ctrlPr>
+                    </m:dPr>
+                    <m:e>
+                      <m:r>
+                        <w:rPr>
+                          <w:rFonts w:ascii="Cambria Math" w:hAnsi="Cambria Math"/>
+                          <w:lang w:val="en-US"/>
+                        </w:rPr>
+                        <m:t>v</m:t>
+                      </m:r>
+                    </m:e>
+                  </m:d>
+                </m:num>
+                <m:den>
+                  <m:r>
+                    <w:rPr>
+                      <w:rFonts w:ascii="Cambria Math" w:hAnsi="Cambria Math"/>
+                      <w:lang w:val="en-US"/>
+                    </w:rPr>
+                    <m:t>dt</m:t>
+                  </m:r>
+                </m:den>
+              </m:f>
+            </m:e>
+          </m:d>
+          <m:r>
+            <w:rPr>
+              <w:rFonts w:ascii="Cambria Math" w:eastAsiaTheme="minorEastAsia" w:hAnsi="Cambria Math"/>
+              <w:lang w:val="en-US"/>
+            </w:rPr>
+            <m:t>/</m:t>
+          </m:r>
+          <m:sSup>
+            <m:sSupPr>
+              <m:ctrlPr>
+                <w:rPr>
+                  <w:rFonts w:ascii="Cambria Math" w:hAnsi="Cambria Math"/>
+                  <w:i/>
+                  <w:lang w:val="en-US"/>
+                </w:rPr>
+              </m:ctrlPr>
+            </m:sSupPr>
+            <m:e>
+              <m:d>
+                <m:dPr>
+                  <m:begChr m:val="|"/>
+                  <m:endChr m:val="|"/>
+                  <m:ctrlPr>
+                    <w:rPr>
+                      <w:rFonts w:ascii="Cambria Math" w:hAnsi="Cambria Math"/>
+                      <w:i/>
+                      <w:lang w:val="en-US"/>
+                    </w:rPr>
+                  </m:ctrlPr>
+                </m:dPr>
+                <m:e>
+                  <m:r>
+                    <w:rPr>
+                      <w:rFonts w:ascii="Cambria Math" w:hAnsi="Cambria Math"/>
+                      <w:lang w:val="en-US"/>
+                    </w:rPr>
+                    <m:t>v</m:t>
+                  </m:r>
+                </m:e>
+              </m:d>
+            </m:e>
+            <m:sup>
+              <m:r>
+                <w:rPr>
+                  <w:rFonts w:ascii="Cambria Math" w:hAnsi="Cambria Math"/>
+                  <w:lang w:val="en-US"/>
+                </w:rPr>
+                <m:t>3</m:t>
+              </m:r>
+            </m:sup>
+          </m:sSup>
+          <m:r>
+            <w:rPr>
+              <w:rFonts w:ascii="Cambria Math" w:hAnsi="Cambria Math"/>
+              <w:lang w:val="en-US"/>
+            </w:rPr>
+            <m:t>=</m:t>
+          </m:r>
+        </m:oMath>
+      </m:oMathPara>
+    </w:p>
+    <w:p>
+      <w:pPr>
+        <w:pStyle w:val="ListParagraph"/>
+        <w:pBdr>
+          <w:top w:val="single" w:sz="4" w:space="1" w:color="auto"/>
+          <w:left w:val="single" w:sz="4" w:space="4" w:color="auto"/>
+          <w:bottom w:val="single" w:sz="4" w:space="1" w:color="auto"/>
+          <w:right w:val="single" w:sz="4" w:space="4" w:color="auto"/>
+        </w:pBdr>
+        <w:ind w:left="1080"/>
+        <w:rPr>
+          <w:rFonts w:eastAsiaTheme="minorEastAsia"/>
+          <w:lang w:val="en-US"/>
+        </w:rPr>
+      </w:pPr>
+      <m:oMathPara>
+        <m:oMathParaPr>
+          <m:jc m:val="left"/>
+        </m:oMathParaPr>
+        <m:oMath>
+          <m:f>
+            <m:fPr>
+              <m:ctrlPr>
+                <w:rPr>
+                  <w:rFonts w:ascii="Cambria Math" w:hAnsi="Cambria Math"/>
+                  <w:i/>
+                  <w:lang w:val="en-US"/>
+                </w:rPr>
+              </m:ctrlPr>
+            </m:fPr>
+            <m:num>
+              <m:d>
+                <m:dPr>
+                  <m:begChr m:val="|"/>
+                  <m:endChr m:val="|"/>
+                  <m:ctrlPr>
+                    <w:rPr>
+                      <w:rFonts w:ascii="Cambria Math" w:hAnsi="Cambria Math"/>
+                      <w:i/>
+                      <w:lang w:val="en-US"/>
+                    </w:rPr>
+                  </m:ctrlPr>
+                </m:dPr>
+                <m:e>
+                  <m:r>
+                    <w:rPr>
+                      <w:rFonts w:ascii="Cambria Math" w:hAnsi="Cambria Math"/>
+                      <w:lang w:val="en-US"/>
+                    </w:rPr>
+                    <m:t>a</m:t>
+                  </m:r>
+                  <m:d>
+                    <m:dPr>
+                      <m:begChr m:val="|"/>
+                      <m:endChr m:val="|"/>
+                      <m:ctrlPr>
+                        <w:rPr>
+                          <w:rFonts w:ascii="Cambria Math" w:hAnsi="Cambria Math"/>
+                          <w:i/>
+                          <w:lang w:val="en-US"/>
+                        </w:rPr>
+                      </m:ctrlPr>
+                    </m:dPr>
+                    <m:e>
+                      <m:r>
+                        <w:rPr>
+                          <w:rFonts w:ascii="Cambria Math" w:hAnsi="Cambria Math"/>
+                          <w:lang w:val="en-US"/>
+                        </w:rPr>
+                        <m:t>v</m:t>
+                      </m:r>
+                    </m:e>
+                  </m:d>
+                  <m:r>
+                    <w:rPr>
+                      <w:rFonts w:ascii="Cambria Math" w:hAnsi="Cambria Math"/>
+                      <w:lang w:val="en-US"/>
+                    </w:rPr>
+                    <m:t>- v</m:t>
+                  </m:r>
+                  <m:d>
+                    <m:dPr>
+                      <m:ctrlPr>
+                        <w:rPr>
+                          <w:rFonts w:ascii="Cambria Math" w:eastAsiaTheme="minorEastAsia" w:hAnsi="Cambria Math"/>
+                          <w:i/>
+                          <w:lang w:val="en-US"/>
+                        </w:rPr>
+                      </m:ctrlPr>
+                    </m:dPr>
+                    <m:e>
+                      <m:r>
+                        <w:rPr>
+                          <w:rFonts w:ascii="Cambria Math" w:eastAsiaTheme="minorEastAsia" w:hAnsi="Cambria Math"/>
+                          <w:lang w:val="en-US"/>
+                        </w:rPr>
+                        <m:t>T∙a</m:t>
+                      </m:r>
+                    </m:e>
+                  </m:d>
+                </m:e>
+              </m:d>
+            </m:num>
+            <m:den>
+              <m:sSup>
+                <m:sSupPr>
+                  <m:ctrlPr>
+                    <w:rPr>
+                      <w:rFonts w:ascii="Cambria Math" w:hAnsi="Cambria Math"/>
+                      <w:i/>
+                      <w:lang w:val="en-US"/>
+                    </w:rPr>
+                  </m:ctrlPr>
+                </m:sSupPr>
+                <m:e>
+                  <m:d>
+                    <m:dPr>
+                      <m:begChr m:val="|"/>
+                      <m:endChr m:val="|"/>
+                      <m:ctrlPr>
+                        <w:rPr>
+                          <w:rFonts w:ascii="Cambria Math" w:hAnsi="Cambria Math"/>
+                          <w:i/>
+                          <w:lang w:val="en-US"/>
+                        </w:rPr>
+                      </m:ctrlPr>
+                    </m:dPr>
+                    <m:e>
+                      <m:r>
+                        <w:rPr>
+                          <w:rFonts w:ascii="Cambria Math" w:hAnsi="Cambria Math"/>
+                          <w:lang w:val="en-US"/>
+                        </w:rPr>
+                        <m:t>v</m:t>
+                      </m:r>
+                    </m:e>
+                  </m:d>
+                </m:e>
+                <m:sup>
+                  <m:r>
+                    <w:rPr>
+                      <w:rFonts w:ascii="Cambria Math" w:hAnsi="Cambria Math"/>
+                      <w:lang w:val="en-US"/>
+                    </w:rPr>
+                    <m:t>3</m:t>
+                  </m:r>
+                </m:sup>
+              </m:sSup>
+            </m:den>
+          </m:f>
+          <m:r>
+            <w:rPr>
+              <w:rFonts w:ascii="Cambria Math" w:hAnsi="Cambria Math"/>
+              <w:lang w:val="en-US"/>
+            </w:rPr>
+            <m:t>=</m:t>
+          </m:r>
+          <m:f>
+            <m:fPr>
+              <m:ctrlPr>
+                <w:rPr>
+                  <w:rFonts w:ascii="Cambria Math" w:hAnsi="Cambria Math"/>
+                  <w:i/>
+                  <w:lang w:val="en-US"/>
+                </w:rPr>
+              </m:ctrlPr>
+            </m:fPr>
+            <m:num>
+              <m:d>
+                <m:dPr>
+                  <m:begChr m:val="|"/>
+                  <m:endChr m:val="|"/>
+                  <m:ctrlPr>
+                    <w:rPr>
+                      <w:rFonts w:ascii="Cambria Math" w:hAnsi="Cambria Math"/>
+                      <w:i/>
+                      <w:lang w:val="en-US"/>
+                    </w:rPr>
+                  </m:ctrlPr>
+                </m:dPr>
+                <m:e>
+                  <m:r>
+                    <w:rPr>
+                      <w:rFonts w:ascii="Cambria Math" w:hAnsi="Cambria Math"/>
+                      <w:lang w:val="en-US"/>
+                    </w:rPr>
+                    <m:t>v</m:t>
+                  </m:r>
+                </m:e>
+              </m:d>
+              <m:d>
+                <m:dPr>
+                  <m:begChr m:val="|"/>
+                  <m:endChr m:val="|"/>
+                  <m:ctrlPr>
+                    <w:rPr>
+                      <w:rFonts w:ascii="Cambria Math" w:hAnsi="Cambria Math"/>
+                      <w:i/>
+                      <w:lang w:val="en-US"/>
+                    </w:rPr>
+                  </m:ctrlPr>
+                </m:dPr>
+                <m:e>
+                  <m:r>
+                    <w:rPr>
+                      <w:rFonts w:ascii="Cambria Math" w:hAnsi="Cambria Math"/>
+                      <w:lang w:val="en-US"/>
+                    </w:rPr>
+                    <m:t>a-</m:t>
+                  </m:r>
+                  <m:sSub>
+                    <m:sSubPr>
+                      <m:ctrlPr>
+                        <w:rPr>
+                          <w:rFonts w:ascii="Cambria Math" w:eastAsiaTheme="minorEastAsia" w:hAnsi="Cambria Math"/>
+                          <w:i/>
+                          <w:lang w:val="en-US"/>
+                        </w:rPr>
+                      </m:ctrlPr>
+                    </m:sSubPr>
+                    <m:e>
+                      <m:r>
+                        <w:rPr>
+                          <w:rFonts w:ascii="Cambria Math" w:eastAsiaTheme="minorEastAsia" w:hAnsi="Cambria Math"/>
+                          <w:lang w:val="en-US"/>
+                        </w:rPr>
+                        <m:t>a</m:t>
+                      </m:r>
+                    </m:e>
+                    <m:sub>
+                      <m:r>
+                        <w:rPr>
+                          <w:rFonts w:ascii="Cambria Math" w:eastAsiaTheme="minorEastAsia" w:hAnsi="Cambria Math"/>
+                          <w:lang w:val="en-US"/>
+                        </w:rPr>
+                        <m:t>T</m:t>
+                      </m:r>
+                    </m:sub>
+                  </m:sSub>
+                  <m:r>
+                    <w:rPr>
+                      <w:rFonts w:ascii="Cambria Math" w:eastAsiaTheme="minorEastAsia" w:hAnsi="Cambria Math"/>
+                      <w:lang w:val="en-US"/>
+                    </w:rPr>
+                    <m:t>T</m:t>
+                  </m:r>
+                </m:e>
+              </m:d>
+            </m:num>
+            <m:den>
+              <m:sSup>
+                <m:sSupPr>
+                  <m:ctrlPr>
+                    <w:rPr>
+                      <w:rFonts w:ascii="Cambria Math" w:hAnsi="Cambria Math"/>
+                      <w:i/>
+                      <w:lang w:val="en-US"/>
+                    </w:rPr>
+                  </m:ctrlPr>
+                </m:sSupPr>
+                <m:e>
+                  <m:d>
+                    <m:dPr>
+                      <m:begChr m:val="|"/>
+                      <m:endChr m:val="|"/>
+                      <m:ctrlPr>
+                        <w:rPr>
+                          <w:rFonts w:ascii="Cambria Math" w:hAnsi="Cambria Math"/>
+                          <w:i/>
+                          <w:lang w:val="en-US"/>
+                        </w:rPr>
+                      </m:ctrlPr>
+                    </m:dPr>
+                    <m:e>
+                      <m:r>
+                        <w:rPr>
+                          <w:rFonts w:ascii="Cambria Math" w:hAnsi="Cambria Math"/>
+                          <w:lang w:val="en-US"/>
+                        </w:rPr>
+                        <m:t>v</m:t>
+                      </m:r>
+                    </m:e>
+                  </m:d>
+                </m:e>
+                <m:sup>
+                  <m:r>
+                    <w:rPr>
+                      <w:rFonts w:ascii="Cambria Math" w:hAnsi="Cambria Math"/>
+                      <w:lang w:val="en-US"/>
+                    </w:rPr>
+                    <m:t>3</m:t>
+                  </m:r>
+                </m:sup>
+              </m:sSup>
+            </m:den>
+          </m:f>
+          <m:r>
+            <w:rPr>
+              <w:rFonts w:ascii="Cambria Math" w:hAnsi="Cambria Math"/>
+              <w:lang w:val="en-US"/>
+            </w:rPr>
+            <m:t>=</m:t>
+          </m:r>
+          <m:f>
+            <m:fPr>
+              <m:ctrlPr>
+                <w:rPr>
+                  <w:rFonts w:ascii="Cambria Math" w:hAnsi="Cambria Math"/>
+                  <w:i/>
+                  <w:lang w:val="en-US"/>
+                </w:rPr>
+              </m:ctrlPr>
+            </m:fPr>
+            <m:num>
+              <m:d>
+                <m:dPr>
+                  <m:begChr m:val="|"/>
+                  <m:endChr m:val="|"/>
+                  <m:ctrlPr>
+                    <w:rPr>
+                      <w:rFonts w:ascii="Cambria Math" w:hAnsi="Cambria Math"/>
+                      <w:i/>
+                      <w:lang w:val="en-US"/>
+                    </w:rPr>
+                  </m:ctrlPr>
+                </m:dPr>
+                <m:e>
+                  <m:r>
+                    <w:rPr>
+                      <w:rFonts w:ascii="Cambria Math" w:hAnsi="Cambria Math"/>
+                      <w:lang w:val="en-US"/>
+                    </w:rPr>
+                    <m:t>v×a</m:t>
+                  </m:r>
+                </m:e>
+              </m:d>
+            </m:num>
+            <m:den>
+              <m:sSup>
+                <m:sSupPr>
+                  <m:ctrlPr>
+                    <w:rPr>
+                      <w:rFonts w:ascii="Cambria Math" w:hAnsi="Cambria Math"/>
+                      <w:i/>
+                      <w:lang w:val="en-US"/>
+                    </w:rPr>
+                  </m:ctrlPr>
+                </m:sSupPr>
+                <m:e>
+                  <m:d>
+                    <m:dPr>
+                      <m:begChr m:val="|"/>
+                      <m:endChr m:val="|"/>
+                      <m:ctrlPr>
+                        <w:rPr>
+                          <w:rFonts w:ascii="Cambria Math" w:hAnsi="Cambria Math"/>
+                          <w:i/>
+                          <w:lang w:val="en-US"/>
+                        </w:rPr>
+                      </m:ctrlPr>
+                    </m:dPr>
+                    <m:e>
+                      <m:r>
+                        <w:rPr>
+                          <w:rFonts w:ascii="Cambria Math" w:hAnsi="Cambria Math"/>
+                          <w:lang w:val="en-US"/>
+                        </w:rPr>
+                        <m:t>v</m:t>
+                      </m:r>
+                    </m:e>
+                  </m:d>
+                </m:e>
+                <m:sup>
+                  <m:r>
+                    <w:rPr>
+                      <w:rFonts w:ascii="Cambria Math" w:hAnsi="Cambria Math"/>
+                      <w:lang w:val="en-US"/>
+                    </w:rPr>
+                    <m:t>3</m:t>
+                  </m:r>
+                </m:sup>
+              </m:sSup>
+            </m:den>
+          </m:f>
+        </m:oMath>
+      </m:oMathPara>
     </w:p>
     <w:p>
       <w:pPr>
@@ -19766,7 +21089,15 @@
           <w:rFonts w:eastAsiaTheme="minorEastAsia"/>
           <w:lang w:val="en-US"/>
         </w:rPr>
-        <w:t>Giả sử ban đầu hàm ban đầu có dạng kích xung, tất cả giá trị ngoài khoảng (a, b) đều = 0, và tất cả giá trị trên khoảng (a, b) đều = nhau sao cho diện tích của hàm = 1, thu hẹp khoảng cách giữa a và b, giữ nguyên diện tích, đến khi a trùng b, thì được hàm Dirac Delta</w:t>
+        <w:t xml:space="preserve">Giả sử ban đầu hàm ban đầu có dạng kích xung, tất cả giá trị ngoài khoảng (a, b) đều = 0, và tất cả giá trị trên khoảng (a, b) đều = nhau sao cho diện tích của hàm </w:t>
+      </w:r>
+      <w:r>
+        <w:rPr>
+          <w:rFonts w:eastAsiaTheme="minorEastAsia"/>
+          <w:lang w:val="en-US"/>
+        </w:rPr>
+        <w:lastRenderedPageBreak/>
+        <w:t>= 1, thu hẹp khoảng cách giữa a và b, giữ nguyên diện tích, đến khi a trùng b, thì được hàm Dirac Delta</w:t>
       </w:r>
     </w:p>
     <w:p>
@@ -22763,7 +24094,6 @@
           <w:rFonts w:eastAsiaTheme="minorEastAsia"/>
           <w:lang w:val="en-US"/>
         </w:rPr>
-        <w:lastRenderedPageBreak/>
         <w:t>Tại vị trí kích xung của Dirac Delta, dễ thấy tích phân ở vị trí đó = 1 = hiệu 1 – 0 là 2 cận của hàm bước, giả sử 2 cận đó tiến sát đến vô cùng</w:t>
       </w:r>
       <w:r>
@@ -24209,6 +25539,7 @@
         <w:rPr>
           <w:lang w:val="en-US"/>
         </w:rPr>
+        <w:lastRenderedPageBreak/>
         <w:t>f(t) là hàm số theo thời gian, là tín hiệu mà ta muốn phân tích tần số</w:t>
       </w:r>
     </w:p>
@@ -25603,7 +26934,6 @@
         <w:rPr>
           <w:lang w:val="en-US"/>
         </w:rPr>
-        <w:lastRenderedPageBreak/>
         <w:t>Hàm Có Tích Phân Tuyệt Đối (Absolutely Integrable Function) Là Gì?</w:t>
       </w:r>
     </w:p>
@@ -27283,6 +28613,7 @@
           <w:rFonts w:eastAsiaTheme="minorEastAsia"/>
           <w:lang w:val="en-US"/>
         </w:rPr>
+        <w:lastRenderedPageBreak/>
         <w:t>Muốn biểu diễn hàm số dưới tổng các hàm hình Sin thì cách dễ nhất là tính nghịch đảo của biến đổi Fourier</w:t>
       </w:r>
     </w:p>
@@ -29016,7 +30347,6 @@
           <w:rFonts w:eastAsiaTheme="minorEastAsia"/>
           <w:lang w:val="en-US"/>
         </w:rPr>
-        <w:lastRenderedPageBreak/>
         <w:t>Cách Tìm Chuỗi Fourier?</w:t>
       </w:r>
     </w:p>
@@ -30576,6 +31906,7 @@
           <w:rFonts w:eastAsiaTheme="minorEastAsia"/>
           <w:lang w:val="en-US"/>
         </w:rPr>
+        <w:lastRenderedPageBreak/>
         <w:t>Laplace Transform – Biến Đổi Laplace:</w:t>
       </w:r>
     </w:p>
@@ -31068,15 +32399,7 @@
           <w:rFonts w:eastAsiaTheme="minorEastAsia"/>
           <w:lang w:val="en-US"/>
         </w:rPr>
-        <w:t xml:space="preserve">aplace sẽ trả về giá trị là 1 số phức khác, trong không gian 3 chiều, đặt trục hoành và trục tung biểu diễn số phức s, trục hoành thực, trục tung ảo, còn trục </w:t>
-      </w:r>
-      <w:r>
-        <w:rPr>
-          <w:rFonts w:eastAsiaTheme="minorEastAsia"/>
-          <w:lang w:val="en-US"/>
-        </w:rPr>
-        <w:lastRenderedPageBreak/>
-        <w:t>cao biểu diễn Module của giá trị trả về, khi đó nếu giá trị trục cao càng lớn thì mức độ đóng góp của thành phần mũ và thành phần hình Sin ứng với hệ số mũ và tần số góc tương ứng càng lớn, nếu lấy 1 mặt phẳng có hoành độ cố định = a cắt qua đồ thị, thì giao tuyến chính là độ thị tần số góc – độ lớn của biến đổi Fourier của hàm f(t)e</w:t>
+        <w:t>aplace sẽ trả về giá trị là 1 số phức khác, trong không gian 3 chiều, đặt trục hoành và trục tung biểu diễn số phức s, trục hoành thực, trục tung ảo, còn trục cao biểu diễn Module của giá trị trả về, khi đó nếu giá trị trục cao càng lớn thì mức độ đóng góp của thành phần mũ và thành phần hình Sin ứng với hệ số mũ và tần số góc tương ứng càng lớn, nếu lấy 1 mặt phẳng có hoành độ cố định = a cắt qua đồ thị, thì giao tuyến chính là độ thị tần số góc – độ lớn của biến đổi Fourier của hàm f(t)e</w:t>
       </w:r>
       <w:r>
         <w:rPr>
@@ -31619,6 +32942,7 @@
           <w:rFonts w:eastAsiaTheme="minorEastAsia"/>
           <w:lang w:val="en-US"/>
         </w:rPr>
+        <w:lastRenderedPageBreak/>
         <w:t>Hàm Logarithm</w:t>
       </w:r>
     </w:p>
@@ -32333,7 +33657,6 @@
             <w:rFonts w:ascii="Cambria Math" w:eastAsiaTheme="minorEastAsia" w:hAnsi="Cambria Math"/>
             <w:lang w:val="en-US"/>
           </w:rPr>
-          <w:lastRenderedPageBreak/>
           <m:t>f</m:t>
         </m:r>
         <m:d>
@@ -35204,6 +36527,7 @@
           <w:rFonts w:eastAsiaTheme="minorEastAsia"/>
           <w:lang w:val="en-US"/>
         </w:rPr>
+        <w:lastRenderedPageBreak/>
         <w:t>J là ma trận Jacobian của hàm f tại x</w:t>
       </w:r>
       <w:r>
@@ -35232,7 +36556,21 @@
           <w:rFonts w:eastAsiaTheme="minorEastAsia"/>
           <w:lang w:val="en-US"/>
         </w:rPr>
-        <w:t>H là ma trận Hesse của hàm f tại x</w:t>
+        <w:t xml:space="preserve">H là ma trận </w:t>
+      </w:r>
+      <w:r>
+        <w:rPr>
+          <w:rFonts w:eastAsiaTheme="minorEastAsia"/>
+          <w:lang w:val="en-US"/>
+        </w:rPr>
+        <w:t>Hessian</w:t>
+      </w:r>
+      <w:r>
+        <w:rPr>
+          <w:rFonts w:eastAsiaTheme="minorEastAsia"/>
+          <w:lang w:val="en-US"/>
+        </w:rPr>
+        <w:t xml:space="preserve"> của hàm f tại x</w:t>
       </w:r>
       <w:r>
         <w:rPr>
@@ -35870,7 +37208,6 @@
           <w:rFonts w:eastAsiaTheme="minorEastAsia"/>
           <w:lang w:val="en-US"/>
         </w:rPr>
-        <w:lastRenderedPageBreak/>
         <w:t>Là kiểm tra xem chuỗi hội tụ hay phân kì</w:t>
       </w:r>
     </w:p>
@@ -37101,6 +38438,7 @@
           <w:rFonts w:eastAsiaTheme="minorEastAsia"/>
           <w:lang w:val="en-US"/>
         </w:rPr>
+        <w:lastRenderedPageBreak/>
         <w:t xml:space="preserve">Kiểm </w:t>
       </w:r>
       <w:r>
@@ -37156,16 +38494,7 @@
           <w:rFonts w:eastAsiaTheme="minorEastAsia"/>
           <w:lang w:val="en-US"/>
         </w:rPr>
-        <w:t>giảm</w:t>
-      </w:r>
-      <w:bookmarkStart w:id="0" w:name="_GoBack"/>
-      <w:bookmarkEnd w:id="0"/>
-      <w:r>
-        <w:rPr>
-          <w:rFonts w:eastAsiaTheme="minorEastAsia"/>
-          <w:lang w:val="en-US"/>
-        </w:rPr>
-        <w:t xml:space="preserve"> và độ lớn của số hạng tại vô cực = 0</w:t>
+        <w:t>giảm và độ lớn của số hạng tại vô cực = 0</w:t>
       </w:r>
     </w:p>
     <w:p>
@@ -38201,7 +39530,6 @@
           <w:rFonts w:eastAsiaTheme="minorEastAsia"/>
           <w:lang w:val="en-US"/>
         </w:rPr>
-        <w:lastRenderedPageBreak/>
         <w:t>Ví dụ</w:t>
       </w:r>
     </w:p>
@@ -39514,6 +40842,7 @@
               <w:rFonts w:ascii="Cambria Math" w:eastAsiaTheme="minorEastAsia" w:hAnsi="Cambria Math"/>
               <w:lang w:val="en-US"/>
             </w:rPr>
+            <w:lastRenderedPageBreak/>
             <m:t>A=</m:t>
           </m:r>
           <m:nary>
@@ -40443,7 +41772,6 @@
           <w:rFonts w:eastAsiaTheme="minorEastAsia"/>
           <w:lang w:val="en-US"/>
         </w:rPr>
-        <w:lastRenderedPageBreak/>
         <w:t>Harmonic Series – Chuỗi Điều Hòa:</w:t>
       </w:r>
     </w:p>
@@ -41363,6 +42691,7 @@
           <w:rFonts w:eastAsiaTheme="minorEastAsia"/>
           <w:lang w:val="en-US"/>
         </w:rPr>
+        <w:lastRenderedPageBreak/>
         <w:t>Để tiện chứng minh, thì ta sẽ chứng minh hàm gốc, chưa bị dịch chuyển sang phải 1 đơn vị</w:t>
       </w:r>
     </w:p>
@@ -42777,7 +44106,14 @@
                   <w:rFonts w:ascii="Cambria Math" w:eastAsiaTheme="minorEastAsia" w:hAnsi="Cambria Math"/>
                   <w:lang w:val="en-US"/>
                 </w:rPr>
-                <m:t>dt</m:t>
+                <m:t>d</m:t>
+              </m:r>
+              <m:r>
+                <w:rPr>
+                  <w:rFonts w:ascii="Cambria Math" w:eastAsiaTheme="minorEastAsia" w:hAnsi="Cambria Math"/>
+                  <w:lang w:val="en-US"/>
+                </w:rPr>
+                <m:t>t</m:t>
               </m:r>
             </m:e>
           </m:nary>
@@ -43107,7 +44443,6 @@
               <w:rFonts w:ascii="Cambria Math" w:eastAsiaTheme="minorEastAsia" w:hAnsi="Cambria Math"/>
               <w:lang w:val="en-US"/>
             </w:rPr>
-            <w:lastRenderedPageBreak/>
             <m:t>Β</m:t>
           </m:r>
           <m:d>
@@ -44171,6 +45506,7 @@
               <w:rFonts w:ascii="Cambria Math" w:eastAsiaTheme="minorEastAsia" w:hAnsi="Cambria Math"/>
               <w:lang w:val="en-US"/>
             </w:rPr>
+            <w:lastRenderedPageBreak/>
             <m:t>W</m:t>
           </m:r>
           <m:d>
@@ -44923,7 +46259,6 @@
               <w:rFonts w:ascii="Cambria Math" w:eastAsiaTheme="minorEastAsia" w:hAnsi="Cambria Math"/>
               <w:lang w:val="en-US"/>
             </w:rPr>
-            <w:lastRenderedPageBreak/>
             <m:t>ln</m:t>
           </m:r>
           <m:d>
@@ -45847,7 +47182,15 @@
           <w:rFonts w:eastAsiaTheme="minorEastAsia"/>
           <w:lang w:val="en-US"/>
         </w:rPr>
-        <w:t xml:space="preserve">, dưới tác dụng của phép biến đổi này, dễ thấy lưới tọa độ ban đầu sẽ bị bẻ cong uốn lượn, và giả sử ta chọn điểm khởi đầu là M, thì nó sẽ bị dịch chuyển tới đâu đó và trở thành </w:t>
+        <w:t xml:space="preserve">, </w:t>
+      </w:r>
+      <w:r>
+        <w:rPr>
+          <w:rFonts w:eastAsiaTheme="minorEastAsia"/>
+          <w:lang w:val="en-US"/>
+        </w:rPr>
+        <w:lastRenderedPageBreak/>
+        <w:t xml:space="preserve">dưới tác dụng của phép biến đổi này, dễ thấy lưới tọa độ ban đầu sẽ bị bẻ cong uốn lượn, và giả sử ta chọn điểm khởi đầu là M, thì nó sẽ bị dịch chuyển tới đâu đó và trở thành </w:t>
       </w:r>
       <w:r>
         <w:rPr>
@@ -47125,7 +48468,6 @@
           <w:rFonts w:eastAsiaTheme="minorEastAsia"/>
           <w:lang w:val="en-US"/>
         </w:rPr>
-        <w:lastRenderedPageBreak/>
         <w:t>Giải hệ phương trình sau</w:t>
       </w:r>
     </w:p>
@@ -48026,7 +49368,21 @@
           <w:rFonts w:eastAsiaTheme="minorEastAsia"/>
           <w:lang w:val="en-US"/>
         </w:rPr>
-        <w:t>Thay vì ước lệ tuyến tính, chỉ sử dụng ma trận Jacobian, thì bây giờ ta mở rộng ra sử dụng cả ma trận Hesse để ước lệ độ cong</w:t>
+        <w:t xml:space="preserve">Thay vì ước lệ tuyến tính, chỉ sử dụng ma trận Jacobian, thì bây giờ ta mở rộng ra sử dụng cả ma trận </w:t>
+      </w:r>
+      <w:r>
+        <w:rPr>
+          <w:rFonts w:eastAsiaTheme="minorEastAsia"/>
+          <w:lang w:val="en-US"/>
+        </w:rPr>
+        <w:t>Hessian</w:t>
+      </w:r>
+      <w:r>
+        <w:rPr>
+          <w:rFonts w:eastAsiaTheme="minorEastAsia"/>
+          <w:lang w:val="en-US"/>
+        </w:rPr>
+        <w:t xml:space="preserve"> để ước lệ độ cong</w:t>
       </w:r>
     </w:p>
     <w:p>
@@ -48195,6 +49551,7 @@
             <w:rFonts w:ascii="Cambria Math" w:eastAsiaTheme="minorEastAsia" w:hAnsi="Cambria Math"/>
             <w:lang w:val="en-US"/>
           </w:rPr>
+          <w:lastRenderedPageBreak/>
           <m:t>L</m:t>
         </m:r>
         <m:d>
@@ -48815,7 +50172,6 @@
           <w:rFonts w:eastAsiaTheme="minorEastAsia"/>
           <w:lang w:val="en-US"/>
         </w:rPr>
-        <w:lastRenderedPageBreak/>
         <w:t xml:space="preserve">Có vô số cách ước lượng khác nhau, nhưng cách thông dụng nhất là </w:t>
       </w:r>
       <w:r>
@@ -49365,6 +50721,7 @@
           <w:rFonts w:eastAsiaTheme="minorEastAsia"/>
           <w:lang w:val="en-US"/>
         </w:rPr>
+        <w:lastRenderedPageBreak/>
         <w:t>Giả sử f(x) và g(x) đều là 2 PDF của 2 biến ngẫu nhiên là F và G, bài toán đặt ra là hãy vẽ ra 1 PDF mới của biến ngẫu nhiên F + G, vậy thì ta phải biết Likelihood của PDF này tại 1 điểm bất kì, ví dụ điểm đó là t = 5, dễ thấy Likelihood tại điểm này là</w:t>
       </w:r>
     </w:p>
@@ -49821,7 +51178,6 @@
           <w:rFonts w:eastAsiaTheme="minorEastAsia"/>
           <w:lang w:val="en-US"/>
         </w:rPr>
-        <w:lastRenderedPageBreak/>
         <w:t>Hình dung kiểu g(x, y) quay 180 độ rồi trượ</w:t>
       </w:r>
       <w:r>
@@ -51801,10 +53157,10 @@
     </w:lvl>
   </w:abstractNum>
   <w:abstractNum w:abstractNumId="16">
-    <w:nsid w:val="2B784572"/>
+    <w:nsid w:val="2B423CF6"/>
     <w:multiLevelType w:val="hybridMultilevel"/>
-    <w:tmpl w:val="1FC8BB30"/>
-    <w:lvl w:ilvl="0" w:tplc="81A2B714">
+    <w:tmpl w:val="41D2A6CC"/>
+    <w:lvl w:ilvl="0" w:tplc="A71A2810">
       <w:start w:val="1"/>
       <w:numFmt w:val="decimal"/>
       <w:lvlText w:val="%1."/>
@@ -51890,6 +53246,95 @@
     </w:lvl>
   </w:abstractNum>
   <w:abstractNum w:abstractNumId="17">
+    <w:nsid w:val="2B784572"/>
+    <w:multiLevelType w:val="hybridMultilevel"/>
+    <w:tmpl w:val="1FC8BB30"/>
+    <w:lvl w:ilvl="0" w:tplc="81A2B714">
+      <w:start w:val="1"/>
+      <w:numFmt w:val="decimal"/>
+      <w:lvlText w:val="%1."/>
+      <w:lvlJc w:val="left"/>
+      <w:pPr>
+        <w:ind w:left="1080" w:hanging="360"/>
+      </w:pPr>
+      <w:rPr>
+        <w:rFonts w:hint="default"/>
+      </w:rPr>
+    </w:lvl>
+    <w:lvl w:ilvl="1" w:tplc="042A0019" w:tentative="1">
+      <w:start w:val="1"/>
+      <w:numFmt w:val="lowerLetter"/>
+      <w:lvlText w:val="%2."/>
+      <w:lvlJc w:val="left"/>
+      <w:pPr>
+        <w:ind w:left="1800" w:hanging="360"/>
+      </w:pPr>
+    </w:lvl>
+    <w:lvl w:ilvl="2" w:tplc="042A001B" w:tentative="1">
+      <w:start w:val="1"/>
+      <w:numFmt w:val="lowerRoman"/>
+      <w:lvlText w:val="%3."/>
+      <w:lvlJc w:val="right"/>
+      <w:pPr>
+        <w:ind w:left="2520" w:hanging="180"/>
+      </w:pPr>
+    </w:lvl>
+    <w:lvl w:ilvl="3" w:tplc="042A000F" w:tentative="1">
+      <w:start w:val="1"/>
+      <w:numFmt w:val="decimal"/>
+      <w:lvlText w:val="%4."/>
+      <w:lvlJc w:val="left"/>
+      <w:pPr>
+        <w:ind w:left="3240" w:hanging="360"/>
+      </w:pPr>
+    </w:lvl>
+    <w:lvl w:ilvl="4" w:tplc="042A0019" w:tentative="1">
+      <w:start w:val="1"/>
+      <w:numFmt w:val="lowerLetter"/>
+      <w:lvlText w:val="%5."/>
+      <w:lvlJc w:val="left"/>
+      <w:pPr>
+        <w:ind w:left="3960" w:hanging="360"/>
+      </w:pPr>
+    </w:lvl>
+    <w:lvl w:ilvl="5" w:tplc="042A001B" w:tentative="1">
+      <w:start w:val="1"/>
+      <w:numFmt w:val="lowerRoman"/>
+      <w:lvlText w:val="%6."/>
+      <w:lvlJc w:val="right"/>
+      <w:pPr>
+        <w:ind w:left="4680" w:hanging="180"/>
+      </w:pPr>
+    </w:lvl>
+    <w:lvl w:ilvl="6" w:tplc="042A000F" w:tentative="1">
+      <w:start w:val="1"/>
+      <w:numFmt w:val="decimal"/>
+      <w:lvlText w:val="%7."/>
+      <w:lvlJc w:val="left"/>
+      <w:pPr>
+        <w:ind w:left="5400" w:hanging="360"/>
+      </w:pPr>
+    </w:lvl>
+    <w:lvl w:ilvl="7" w:tplc="042A0019" w:tentative="1">
+      <w:start w:val="1"/>
+      <w:numFmt w:val="lowerLetter"/>
+      <w:lvlText w:val="%8."/>
+      <w:lvlJc w:val="left"/>
+      <w:pPr>
+        <w:ind w:left="6120" w:hanging="360"/>
+      </w:pPr>
+    </w:lvl>
+    <w:lvl w:ilvl="8" w:tplc="042A001B" w:tentative="1">
+      <w:start w:val="1"/>
+      <w:numFmt w:val="lowerRoman"/>
+      <w:lvlText w:val="%9."/>
+      <w:lvlJc w:val="right"/>
+      <w:pPr>
+        <w:ind w:left="6840" w:hanging="180"/>
+      </w:pPr>
+    </w:lvl>
+  </w:abstractNum>
+  <w:abstractNum w:abstractNumId="18">
     <w:nsid w:val="2C3D499D"/>
     <w:multiLevelType w:val="hybridMultilevel"/>
     <w:tmpl w:val="8A7E8996"/>
@@ -51978,11 +53423,11 @@
       </w:pPr>
     </w:lvl>
   </w:abstractNum>
-  <w:abstractNum w:abstractNumId="18">
-    <w:nsid w:val="32077FE9"/>
+  <w:abstractNum w:abstractNumId="19">
+    <w:nsid w:val="2D637D31"/>
     <w:multiLevelType w:val="hybridMultilevel"/>
-    <w:tmpl w:val="FD508338"/>
-    <w:lvl w:ilvl="0" w:tplc="58E22F68">
+    <w:tmpl w:val="3DAEBB6A"/>
+    <w:lvl w:ilvl="0" w:tplc="C6D43D70">
       <w:start w:val="1"/>
       <w:numFmt w:val="decimal"/>
       <w:lvlText w:val="%1."/>
@@ -52067,7 +53512,96 @@
       </w:pPr>
     </w:lvl>
   </w:abstractNum>
-  <w:abstractNum w:abstractNumId="19">
+  <w:abstractNum w:abstractNumId="20">
+    <w:nsid w:val="32077FE9"/>
+    <w:multiLevelType w:val="hybridMultilevel"/>
+    <w:tmpl w:val="FD508338"/>
+    <w:lvl w:ilvl="0" w:tplc="58E22F68">
+      <w:start w:val="1"/>
+      <w:numFmt w:val="decimal"/>
+      <w:lvlText w:val="%1."/>
+      <w:lvlJc w:val="left"/>
+      <w:pPr>
+        <w:ind w:left="1080" w:hanging="360"/>
+      </w:pPr>
+      <w:rPr>
+        <w:rFonts w:hint="default"/>
+      </w:rPr>
+    </w:lvl>
+    <w:lvl w:ilvl="1" w:tplc="042A0019" w:tentative="1">
+      <w:start w:val="1"/>
+      <w:numFmt w:val="lowerLetter"/>
+      <w:lvlText w:val="%2."/>
+      <w:lvlJc w:val="left"/>
+      <w:pPr>
+        <w:ind w:left="1800" w:hanging="360"/>
+      </w:pPr>
+    </w:lvl>
+    <w:lvl w:ilvl="2" w:tplc="042A001B" w:tentative="1">
+      <w:start w:val="1"/>
+      <w:numFmt w:val="lowerRoman"/>
+      <w:lvlText w:val="%3."/>
+      <w:lvlJc w:val="right"/>
+      <w:pPr>
+        <w:ind w:left="2520" w:hanging="180"/>
+      </w:pPr>
+    </w:lvl>
+    <w:lvl w:ilvl="3" w:tplc="042A000F" w:tentative="1">
+      <w:start w:val="1"/>
+      <w:numFmt w:val="decimal"/>
+      <w:lvlText w:val="%4."/>
+      <w:lvlJc w:val="left"/>
+      <w:pPr>
+        <w:ind w:left="3240" w:hanging="360"/>
+      </w:pPr>
+    </w:lvl>
+    <w:lvl w:ilvl="4" w:tplc="042A0019" w:tentative="1">
+      <w:start w:val="1"/>
+      <w:numFmt w:val="lowerLetter"/>
+      <w:lvlText w:val="%5."/>
+      <w:lvlJc w:val="left"/>
+      <w:pPr>
+        <w:ind w:left="3960" w:hanging="360"/>
+      </w:pPr>
+    </w:lvl>
+    <w:lvl w:ilvl="5" w:tplc="042A001B" w:tentative="1">
+      <w:start w:val="1"/>
+      <w:numFmt w:val="lowerRoman"/>
+      <w:lvlText w:val="%6."/>
+      <w:lvlJc w:val="right"/>
+      <w:pPr>
+        <w:ind w:left="4680" w:hanging="180"/>
+      </w:pPr>
+    </w:lvl>
+    <w:lvl w:ilvl="6" w:tplc="042A000F" w:tentative="1">
+      <w:start w:val="1"/>
+      <w:numFmt w:val="decimal"/>
+      <w:lvlText w:val="%7."/>
+      <w:lvlJc w:val="left"/>
+      <w:pPr>
+        <w:ind w:left="5400" w:hanging="360"/>
+      </w:pPr>
+    </w:lvl>
+    <w:lvl w:ilvl="7" w:tplc="042A0019" w:tentative="1">
+      <w:start w:val="1"/>
+      <w:numFmt w:val="lowerLetter"/>
+      <w:lvlText w:val="%8."/>
+      <w:lvlJc w:val="left"/>
+      <w:pPr>
+        <w:ind w:left="6120" w:hanging="360"/>
+      </w:pPr>
+    </w:lvl>
+    <w:lvl w:ilvl="8" w:tplc="042A001B" w:tentative="1">
+      <w:start w:val="1"/>
+      <w:numFmt w:val="lowerRoman"/>
+      <w:lvlText w:val="%9."/>
+      <w:lvlJc w:val="right"/>
+      <w:pPr>
+        <w:ind w:left="6840" w:hanging="180"/>
+      </w:pPr>
+    </w:lvl>
+  </w:abstractNum>
+  <w:abstractNum w:abstractNumId="21">
     <w:nsid w:val="3B027B95"/>
     <w:multiLevelType w:val="hybridMultilevel"/>
     <w:tmpl w:val="5E4AD576"/>
@@ -52180,7 +53714,7 @@
       </w:rPr>
     </w:lvl>
   </w:abstractNum>
-  <w:abstractNum w:abstractNumId="20">
+  <w:abstractNum w:abstractNumId="22">
     <w:nsid w:val="3CE15337"/>
     <w:multiLevelType w:val="hybridMultilevel"/>
     <w:tmpl w:val="53264FA2"/>
@@ -52293,7 +53827,7 @@
       </w:rPr>
     </w:lvl>
   </w:abstractNum>
-  <w:abstractNum w:abstractNumId="21">
+  <w:abstractNum w:abstractNumId="23">
     <w:nsid w:val="3D412D44"/>
     <w:multiLevelType w:val="hybridMultilevel"/>
     <w:tmpl w:val="3BB043AE"/>
@@ -52406,7 +53940,7 @@
       </w:rPr>
     </w:lvl>
   </w:abstractNum>
-  <w:abstractNum w:abstractNumId="22">
+  <w:abstractNum w:abstractNumId="24">
     <w:nsid w:val="401E0505"/>
     <w:multiLevelType w:val="hybridMultilevel"/>
     <w:tmpl w:val="A5EE4F64"/>
@@ -52495,7 +54029,7 @@
       </w:pPr>
     </w:lvl>
   </w:abstractNum>
-  <w:abstractNum w:abstractNumId="23">
+  <w:abstractNum w:abstractNumId="25">
     <w:nsid w:val="45261798"/>
     <w:multiLevelType w:val="hybridMultilevel"/>
     <w:tmpl w:val="0C8248EE"/>
@@ -52584,7 +54118,7 @@
       </w:pPr>
     </w:lvl>
   </w:abstractNum>
-  <w:abstractNum w:abstractNumId="24">
+  <w:abstractNum w:abstractNumId="26">
     <w:nsid w:val="46C11327"/>
     <w:multiLevelType w:val="hybridMultilevel"/>
     <w:tmpl w:val="8B4E9BEE"/>
@@ -52673,7 +54207,7 @@
       </w:pPr>
     </w:lvl>
   </w:abstractNum>
-  <w:abstractNum w:abstractNumId="25">
+  <w:abstractNum w:abstractNumId="27">
     <w:nsid w:val="47A07C5A"/>
     <w:multiLevelType w:val="hybridMultilevel"/>
     <w:tmpl w:val="72EE8148"/>
@@ -52788,7 +54322,7 @@
       </w:rPr>
     </w:lvl>
   </w:abstractNum>
-  <w:abstractNum w:abstractNumId="26">
+  <w:abstractNum w:abstractNumId="28">
     <w:nsid w:val="4D6C607F"/>
     <w:multiLevelType w:val="hybridMultilevel"/>
     <w:tmpl w:val="90F69C22"/>
@@ -52877,7 +54411,7 @@
       </w:pPr>
     </w:lvl>
   </w:abstractNum>
-  <w:abstractNum w:abstractNumId="27">
+  <w:abstractNum w:abstractNumId="29">
     <w:nsid w:val="59B53F1D"/>
     <w:multiLevelType w:val="hybridMultilevel"/>
     <w:tmpl w:val="23F26A0E"/>
@@ -52966,7 +54500,7 @@
       </w:pPr>
     </w:lvl>
   </w:abstractNum>
-  <w:abstractNum w:abstractNumId="28">
+  <w:abstractNum w:abstractNumId="30">
     <w:nsid w:val="5B755E82"/>
     <w:multiLevelType w:val="hybridMultilevel"/>
     <w:tmpl w:val="B29237E4"/>
@@ -53079,7 +54613,7 @@
       </w:rPr>
     </w:lvl>
   </w:abstractNum>
-  <w:abstractNum w:abstractNumId="29">
+  <w:abstractNum w:abstractNumId="31">
     <w:nsid w:val="5CA5676F"/>
     <w:multiLevelType w:val="hybridMultilevel"/>
     <w:tmpl w:val="14E851B2"/>
@@ -53169,7 +54703,7 @@
       </w:pPr>
     </w:lvl>
   </w:abstractNum>
-  <w:abstractNum w:abstractNumId="30">
+  <w:abstractNum w:abstractNumId="32">
     <w:nsid w:val="5E484CDA"/>
     <w:multiLevelType w:val="hybridMultilevel"/>
     <w:tmpl w:val="BA90960C"/>
@@ -53258,7 +54792,7 @@
       </w:pPr>
     </w:lvl>
   </w:abstractNum>
-  <w:abstractNum w:abstractNumId="31">
+  <w:abstractNum w:abstractNumId="33">
     <w:nsid w:val="62331572"/>
     <w:multiLevelType w:val="hybridMultilevel"/>
     <w:tmpl w:val="2D86DCCE"/>
@@ -53347,7 +54881,7 @@
       </w:pPr>
     </w:lvl>
   </w:abstractNum>
-  <w:abstractNum w:abstractNumId="32">
+  <w:abstractNum w:abstractNumId="34">
     <w:nsid w:val="68612170"/>
     <w:multiLevelType w:val="hybridMultilevel"/>
     <w:tmpl w:val="18FE12A0"/>
@@ -53436,7 +54970,7 @@
       </w:pPr>
     </w:lvl>
   </w:abstractNum>
-  <w:abstractNum w:abstractNumId="33">
+  <w:abstractNum w:abstractNumId="35">
     <w:nsid w:val="6AD24F1B"/>
     <w:multiLevelType w:val="hybridMultilevel"/>
     <w:tmpl w:val="EAD22944"/>
@@ -53525,7 +55059,7 @@
       </w:pPr>
     </w:lvl>
   </w:abstractNum>
-  <w:abstractNum w:abstractNumId="34">
+  <w:abstractNum w:abstractNumId="36">
     <w:nsid w:val="6B3406FC"/>
     <w:multiLevelType w:val="hybridMultilevel"/>
     <w:tmpl w:val="E098C40E"/>
@@ -53614,7 +55148,7 @@
       </w:pPr>
     </w:lvl>
   </w:abstractNum>
-  <w:abstractNum w:abstractNumId="35">
+  <w:abstractNum w:abstractNumId="37">
     <w:nsid w:val="70B80565"/>
     <w:multiLevelType w:val="hybridMultilevel"/>
     <w:tmpl w:val="3EA255DA"/>
@@ -53704,7 +55238,7 @@
       </w:pPr>
     </w:lvl>
   </w:abstractNum>
-  <w:abstractNum w:abstractNumId="36">
+  <w:abstractNum w:abstractNumId="38">
     <w:nsid w:val="783858A8"/>
     <w:multiLevelType w:val="hybridMultilevel"/>
     <w:tmpl w:val="FC2268E2"/>
@@ -53793,7 +55327,7 @@
       </w:pPr>
     </w:lvl>
   </w:abstractNum>
-  <w:abstractNum w:abstractNumId="37">
+  <w:abstractNum w:abstractNumId="39">
     <w:nsid w:val="7BBE72C2"/>
     <w:multiLevelType w:val="hybridMultilevel"/>
     <w:tmpl w:val="BBE85346"/>
@@ -53906,7 +55440,7 @@
       </w:rPr>
     </w:lvl>
   </w:abstractNum>
-  <w:abstractNum w:abstractNumId="38">
+  <w:abstractNum w:abstractNumId="40">
     <w:nsid w:val="7D62671B"/>
     <w:multiLevelType w:val="hybridMultilevel"/>
     <w:tmpl w:val="C9EAA49C"/>
@@ -53997,19 +55531,19 @@
     </w:lvl>
   </w:abstractNum>
   <w:num w:numId="1">
-    <w:abstractNumId w:val="29"/>
+    <w:abstractNumId w:val="31"/>
   </w:num>
   <w:num w:numId="2">
-    <w:abstractNumId w:val="25"/>
+    <w:abstractNumId w:val="27"/>
   </w:num>
   <w:num w:numId="3">
     <w:abstractNumId w:val="10"/>
   </w:num>
   <w:num w:numId="4">
-    <w:abstractNumId w:val="21"/>
+    <w:abstractNumId w:val="23"/>
   </w:num>
   <w:num w:numId="5">
-    <w:abstractNumId w:val="38"/>
+    <w:abstractNumId w:val="40"/>
   </w:num>
   <w:num w:numId="6">
     <w:abstractNumId w:val="11"/>
@@ -54018,25 +55552,25 @@
     <w:abstractNumId w:val="7"/>
   </w:num>
   <w:num w:numId="8">
-    <w:abstractNumId w:val="24"/>
+    <w:abstractNumId w:val="26"/>
   </w:num>
   <w:num w:numId="9">
     <w:abstractNumId w:val="0"/>
   </w:num>
   <w:num w:numId="10">
-    <w:abstractNumId w:val="26"/>
+    <w:abstractNumId w:val="28"/>
   </w:num>
   <w:num w:numId="11">
-    <w:abstractNumId w:val="31"/>
+    <w:abstractNumId w:val="33"/>
   </w:num>
   <w:num w:numId="12">
-    <w:abstractNumId w:val="22"/>
+    <w:abstractNumId w:val="24"/>
   </w:num>
   <w:num w:numId="13">
     <w:abstractNumId w:val="1"/>
   </w:num>
   <w:num w:numId="14">
-    <w:abstractNumId w:val="17"/>
+    <w:abstractNumId w:val="18"/>
   </w:num>
   <w:num w:numId="15">
     <w:abstractNumId w:val="12"/>
@@ -54045,10 +55579,10 @@
     <w:abstractNumId w:val="6"/>
   </w:num>
   <w:num w:numId="17">
-    <w:abstractNumId w:val="28"/>
+    <w:abstractNumId w:val="30"/>
   </w:num>
   <w:num w:numId="18">
-    <w:abstractNumId w:val="30"/>
+    <w:abstractNumId w:val="32"/>
   </w:num>
   <w:num w:numId="19">
     <w:abstractNumId w:val="3"/>
@@ -54060,19 +55594,19 @@
     <w:abstractNumId w:val="14"/>
   </w:num>
   <w:num w:numId="22">
-    <w:abstractNumId w:val="36"/>
+    <w:abstractNumId w:val="38"/>
   </w:num>
   <w:num w:numId="23">
     <w:abstractNumId w:val="9"/>
   </w:num>
   <w:num w:numId="24">
-    <w:abstractNumId w:val="23"/>
+    <w:abstractNumId w:val="25"/>
   </w:num>
   <w:num w:numId="25">
     <w:abstractNumId w:val="15"/>
   </w:num>
   <w:num w:numId="26">
-    <w:abstractNumId w:val="20"/>
+    <w:abstractNumId w:val="22"/>
   </w:num>
   <w:num w:numId="27">
     <w:abstractNumId w:val="8"/>
@@ -54081,37 +55615,43 @@
     <w:abstractNumId w:val="2"/>
   </w:num>
   <w:num w:numId="29">
-    <w:abstractNumId w:val="16"/>
+    <w:abstractNumId w:val="17"/>
   </w:num>
   <w:num w:numId="30">
-    <w:abstractNumId w:val="27"/>
+    <w:abstractNumId w:val="29"/>
   </w:num>
   <w:num w:numId="31">
-    <w:abstractNumId w:val="18"/>
+    <w:abstractNumId w:val="20"/>
   </w:num>
   <w:num w:numId="32">
+    <w:abstractNumId w:val="39"/>
+  </w:num>
+  <w:num w:numId="33">
     <w:abstractNumId w:val="37"/>
   </w:num>
-  <w:num w:numId="33">
+  <w:num w:numId="34">
+    <w:abstractNumId w:val="36"/>
+  </w:num>
+  <w:num w:numId="35">
+    <w:abstractNumId w:val="34"/>
+  </w:num>
+  <w:num w:numId="36">
     <w:abstractNumId w:val="35"/>
   </w:num>
-  <w:num w:numId="34">
-    <w:abstractNumId w:val="34"/>
-  </w:num>
-  <w:num w:numId="35">
-    <w:abstractNumId w:val="32"/>
-  </w:num>
-  <w:num w:numId="36">
-    <w:abstractNumId w:val="33"/>
-  </w:num>
   <w:num w:numId="37">
-    <w:abstractNumId w:val="19"/>
+    <w:abstractNumId w:val="21"/>
   </w:num>
   <w:num w:numId="38">
     <w:abstractNumId w:val="5"/>
   </w:num>
   <w:num w:numId="39">
     <w:abstractNumId w:val="4"/>
+  </w:num>
+  <w:num w:numId="40">
+    <w:abstractNumId w:val="16"/>
+  </w:num>
+  <w:num w:numId="41">
+    <w:abstractNumId w:val="19"/>
   </w:num>
 </w:numbering>
 </file>

--- a/calculus.docx
+++ b/calculus.docx
@@ -1663,7 +1663,19 @@
         <w:rPr>
           <w:lang w:val="en-US"/>
         </w:rPr>
-        <w:t>Trigonometry Identities – Lượng Giác:</w:t>
+        <w:t xml:space="preserve">Trigonometry Identities – </w:t>
+      </w:r>
+      <w:r>
+        <w:rPr>
+          <w:lang w:val="en-US"/>
+        </w:rPr>
+        <w:t xml:space="preserve">Đồng Nhất Thức </w:t>
+      </w:r>
+      <w:r>
+        <w:rPr>
+          <w:lang w:val="en-US"/>
+        </w:rPr>
+        <w:t>Lượng Giác:</w:t>
       </w:r>
     </w:p>
     <w:p>
@@ -3624,7 +3636,21 @@
           <w:rFonts w:eastAsiaTheme="minorEastAsia"/>
           <w:lang w:val="en-US"/>
         </w:rPr>
-        <w:t>Vector Identities – Công Thức Vector:</w:t>
+        <w:t xml:space="preserve">Vector Identities – </w:t>
+      </w:r>
+      <w:r>
+        <w:rPr>
+          <w:rFonts w:eastAsiaTheme="minorEastAsia"/>
+          <w:lang w:val="en-US"/>
+        </w:rPr>
+        <w:t>Đồng Nhất Thức</w:t>
+      </w:r>
+      <w:r>
+        <w:rPr>
+          <w:rFonts w:eastAsiaTheme="minorEastAsia"/>
+          <w:lang w:val="en-US"/>
+        </w:rPr>
+        <w:t xml:space="preserve"> Vector:</w:t>
       </w:r>
     </w:p>
     <w:p>
@@ -4144,31 +4170,25 @@
         <w:rPr>
           <w:lang w:val="en-US"/>
         </w:rPr>
-        <w:t>Memorable</w:t>
-      </w:r>
-      <w:r>
-        <w:rPr>
-          <w:lang w:val="en-US"/>
-        </w:rPr>
-        <w:t xml:space="preserve"> Integral</w:t>
-      </w:r>
-      <w:r>
-        <w:rPr>
-          <w:lang w:val="en-US"/>
-        </w:rPr>
-        <w:t xml:space="preserve"> Formula – Công Thức</w:t>
-      </w:r>
-      <w:r>
-        <w:rPr>
-          <w:lang w:val="en-US"/>
-        </w:rPr>
-        <w:t xml:space="preserve"> Tích Phân</w:t>
-      </w:r>
-      <w:r>
-        <w:rPr>
-          <w:lang w:val="en-US"/>
-        </w:rPr>
-        <w:t xml:space="preserve"> Đáng Nhớ</w:t>
+        <w:t>Integral</w:t>
+      </w:r>
+      <w:r>
+        <w:rPr>
+          <w:lang w:val="en-US"/>
+        </w:rPr>
+        <w:t xml:space="preserve"> Trick </w:t>
+      </w:r>
+      <w:r>
+        <w:rPr>
+          <w:lang w:val="en-US"/>
+        </w:rPr>
+        <w:t>–</w:t>
+      </w:r>
+      <w:r>
+        <w:rPr>
+          <w:lang w:val="en-US"/>
+        </w:rPr>
+        <w:t xml:space="preserve"> Mẹo Tích Phân</w:t>
       </w:r>
       <w:r>
         <w:rPr>
@@ -6289,7 +6309,13 @@
         <w:rPr>
           <w:lang w:val="en-US"/>
         </w:rPr>
-        <w:t xml:space="preserve">Tích phân từ – </w:t>
+        <w:t>Tích phân từ</w:t>
+      </w:r>
+      <w:r>
+        <w:rPr>
+          <w:lang w:val="en-US"/>
+        </w:rPr>
+        <w:t xml:space="preserve"> –</w:t>
       </w:r>
       <w:r>
         <w:rPr>
@@ -6371,7 +6397,13 @@
         <w:rPr>
           <w:lang w:val="en-US"/>
         </w:rPr>
-        <w:t xml:space="preserve">ích phân từ – </w:t>
+        <w:t>ích phân từ</w:t>
+      </w:r>
+      <w:r>
+        <w:rPr>
+          <w:lang w:val="en-US"/>
+        </w:rPr>
+        <w:t xml:space="preserve"> –</w:t>
       </w:r>
       <w:r>
         <w:rPr>
@@ -7558,334 +7590,6 @@
         <w:rPr>
           <w:lang w:val="en-US"/>
         </w:rPr>
-        <w:t xml:space="preserve">Đâu </w:t>
-      </w:r>
-      <w:r>
-        <w:rPr>
-          <w:lang w:val="en-US"/>
-        </w:rPr>
-        <w:t>Là Sự Khác Biệt Giữa Đạo Hàm Toàn Phần Và Đạo Hàm Từng Phần?</w:t>
-      </w:r>
-    </w:p>
-    <w:p>
-      <w:pPr>
-        <w:pStyle w:val="ListParagraph"/>
-        <w:numPr>
-          <w:ilvl w:val="0"/>
-          <w:numId w:val="4"/>
-        </w:numPr>
-        <w:rPr>
-          <w:lang w:val="en-US"/>
-        </w:rPr>
-      </w:pPr>
-      <w:r>
-        <w:rPr>
-          <w:lang w:val="en-US"/>
-        </w:rPr>
-        <w:t xml:space="preserve">Thực ra đây chỉ là kí hiệu dùng cho những tình huống khác nhau, ví dụ cho </w:t>
-      </w:r>
-    </w:p>
-    <w:p>
-      <w:pPr>
-        <w:pStyle w:val="ListParagraph"/>
-        <w:ind w:left="1080"/>
-        <w:rPr>
-          <w:lang w:val="en-US"/>
-        </w:rPr>
-      </w:pPr>
-      <w:r>
-        <w:rPr>
-          <w:lang w:val="en-US"/>
-        </w:rPr>
-        <w:t xml:space="preserve">z = f(x, y), nếu ta đã biết chắc rằng y không phụ thuộc x thì dùng kí hiệu </w:t>
-      </w:r>
-      <w:r>
-        <w:t>∂</w:t>
-      </w:r>
-      <w:r>
-        <w:rPr>
-          <w:lang w:val="en-US"/>
-        </w:rPr>
-        <w:t xml:space="preserve">z / </w:t>
-      </w:r>
-      <w:r>
-        <w:t>∂</w:t>
-      </w:r>
-      <w:r>
-        <w:rPr>
-          <w:lang w:val="en-US"/>
-        </w:rPr>
-        <w:t>x để tính đạo hàm củ</w:t>
-      </w:r>
-      <w:r>
-        <w:rPr>
-          <w:lang w:val="en-US"/>
-        </w:rPr>
-        <w:t>a z theo x</w:t>
-      </w:r>
-      <w:r>
-        <w:rPr>
-          <w:lang w:val="en-US"/>
-        </w:rPr>
-        <w:t xml:space="preserve">, nếu đã biết chắc y phụ thuộc x thì dùng kí hiệu </w:t>
-      </w:r>
-    </w:p>
-    <w:p>
-      <w:pPr>
-        <w:pStyle w:val="ListParagraph"/>
-        <w:ind w:left="1080"/>
-        <w:rPr>
-          <w:lang w:val="en-US"/>
-        </w:rPr>
-      </w:pPr>
-      <w:r>
-        <w:rPr>
-          <w:lang w:val="en-US"/>
-        </w:rPr>
-        <w:t>dz / dx để tính đạo hàm của z theo x, khi đó</w:t>
-      </w:r>
-    </w:p>
-    <w:p>
-      <w:pPr>
-        <w:pStyle w:val="ListParagraph"/>
-        <w:pBdr>
-          <w:top w:val="single" w:sz="4" w:space="1" w:color="auto"/>
-          <w:left w:val="single" w:sz="4" w:space="4" w:color="auto"/>
-          <w:bottom w:val="single" w:sz="4" w:space="1" w:color="auto"/>
-          <w:right w:val="single" w:sz="4" w:space="4" w:color="auto"/>
-        </w:pBdr>
-        <w:ind w:left="1080"/>
-        <w:rPr>
-          <w:lang w:val="en-US"/>
-        </w:rPr>
-      </w:pPr>
-      <m:oMathPara>
-        <m:oMathParaPr>
-          <m:jc m:val="left"/>
-        </m:oMathParaPr>
-        <m:oMath>
-          <m:f>
-            <m:fPr>
-              <m:ctrlPr>
-                <w:rPr>
-                  <w:rFonts w:ascii="Cambria Math" w:hAnsi="Cambria Math"/>
-                  <w:i/>
-                  <w:lang w:val="en-US"/>
-                </w:rPr>
-              </m:ctrlPr>
-            </m:fPr>
-            <m:num>
-              <m:r>
-                <w:rPr>
-                  <w:rFonts w:ascii="Cambria Math" w:hAnsi="Cambria Math"/>
-                  <w:lang w:val="en-US"/>
-                </w:rPr>
-                <m:t>dz</m:t>
-              </m:r>
-            </m:num>
-            <m:den>
-              <m:r>
-                <w:rPr>
-                  <w:rFonts w:ascii="Cambria Math" w:hAnsi="Cambria Math"/>
-                  <w:lang w:val="en-US"/>
-                </w:rPr>
-                <m:t>dx</m:t>
-              </m:r>
-            </m:den>
-          </m:f>
-          <m:r>
-            <w:rPr>
-              <w:rFonts w:ascii="Cambria Math" w:hAnsi="Cambria Math"/>
-              <w:lang w:val="en-US"/>
-            </w:rPr>
-            <m:t>=</m:t>
-          </m:r>
-          <m:f>
-            <m:fPr>
-              <m:ctrlPr>
-                <w:rPr>
-                  <w:rFonts w:ascii="Cambria Math" w:hAnsi="Cambria Math"/>
-                  <w:i/>
-                  <w:lang w:val="en-US"/>
-                </w:rPr>
-              </m:ctrlPr>
-            </m:fPr>
-            <m:num>
-              <m:r>
-                <w:rPr>
-                  <w:rFonts w:ascii="Cambria Math" w:hAnsi="Cambria Math"/>
-                  <w:lang w:val="en-US"/>
-                </w:rPr>
-                <m:t>∂z</m:t>
-              </m:r>
-            </m:num>
-            <m:den>
-              <m:r>
-                <w:rPr>
-                  <w:rFonts w:ascii="Cambria Math" w:hAnsi="Cambria Math"/>
-                  <w:lang w:val="en-US"/>
-                </w:rPr>
-                <m:t>∂x</m:t>
-              </m:r>
-            </m:den>
-          </m:f>
-          <m:r>
-            <w:rPr>
-              <w:rFonts w:ascii="Cambria Math" w:hAnsi="Cambria Math"/>
-              <w:lang w:val="en-US"/>
-            </w:rPr>
-            <m:t>+</m:t>
-          </m:r>
-          <m:f>
-            <m:fPr>
-              <m:ctrlPr>
-                <w:rPr>
-                  <w:rFonts w:ascii="Cambria Math" w:hAnsi="Cambria Math"/>
-                  <w:i/>
-                  <w:lang w:val="en-US"/>
-                </w:rPr>
-              </m:ctrlPr>
-            </m:fPr>
-            <m:num>
-              <m:r>
-                <w:rPr>
-                  <w:rFonts w:ascii="Cambria Math" w:hAnsi="Cambria Math"/>
-                  <w:lang w:val="en-US"/>
-                </w:rPr>
-                <m:t>∂z</m:t>
-              </m:r>
-            </m:num>
-            <m:den>
-              <m:r>
-                <w:rPr>
-                  <w:rFonts w:ascii="Cambria Math" w:hAnsi="Cambria Math"/>
-                  <w:lang w:val="en-US"/>
-                </w:rPr>
-                <m:t>∂y</m:t>
-              </m:r>
-            </m:den>
-          </m:f>
-          <m:f>
-            <m:fPr>
-              <m:ctrlPr>
-                <w:rPr>
-                  <w:rFonts w:ascii="Cambria Math" w:hAnsi="Cambria Math"/>
-                  <w:i/>
-                  <w:lang w:val="en-US"/>
-                </w:rPr>
-              </m:ctrlPr>
-            </m:fPr>
-            <m:num>
-              <m:r>
-                <w:rPr>
-                  <w:rFonts w:ascii="Cambria Math" w:hAnsi="Cambria Math"/>
-                  <w:lang w:val="en-US"/>
-                </w:rPr>
-                <m:t>dy</m:t>
-              </m:r>
-            </m:num>
-            <m:den>
-              <m:r>
-                <w:rPr>
-                  <w:rFonts w:ascii="Cambria Math" w:hAnsi="Cambria Math"/>
-                  <w:lang w:val="en-US"/>
-                </w:rPr>
-                <m:t>dx</m:t>
-              </m:r>
-            </m:den>
-          </m:f>
-        </m:oMath>
-      </m:oMathPara>
-    </w:p>
-    <w:p>
-      <w:pPr>
-        <w:pStyle w:val="ListParagraph"/>
-        <w:numPr>
-          <w:ilvl w:val="0"/>
-          <w:numId w:val="4"/>
-        </w:numPr>
-        <w:rPr>
-          <w:lang w:val="en-US"/>
-        </w:rPr>
-      </w:pPr>
-      <w:r>
-        <w:rPr>
-          <w:rFonts w:eastAsiaTheme="minorEastAsia"/>
-          <w:lang w:val="en-US"/>
-        </w:rPr>
-        <w:t xml:space="preserve">Dễ thấy nếu đã biết dy / dx = 0 rồi tức là y không phụ thuộc x thì xài </w:t>
-      </w:r>
-      <w:r>
-        <w:t>∂</w:t>
-      </w:r>
-      <w:r>
-        <w:rPr>
-          <w:lang w:val="en-US"/>
-        </w:rPr>
-        <w:t xml:space="preserve">z / </w:t>
-      </w:r>
-      <w:r>
-        <w:t>∂</w:t>
-      </w:r>
-      <w:r>
-        <w:rPr>
-          <w:lang w:val="en-US"/>
-        </w:rPr>
-        <w:t>x cho đỡ phải ghi ra</w:t>
-      </w:r>
-    </w:p>
-    <w:p>
-      <w:pPr>
-        <w:pStyle w:val="ListParagraph"/>
-        <w:numPr>
-          <w:ilvl w:val="0"/>
-          <w:numId w:val="4"/>
-        </w:numPr>
-        <w:rPr>
-          <w:lang w:val="en-US"/>
-        </w:rPr>
-      </w:pPr>
-      <w:r>
-        <w:rPr>
-          <w:lang w:val="en-US"/>
-        </w:rPr>
-        <w:lastRenderedPageBreak/>
-        <w:t xml:space="preserve">Nếu </w:t>
-      </w:r>
-      <w:r>
-        <w:rPr>
-          <w:lang w:val="en-US"/>
-        </w:rPr>
-        <w:t>kí hiệu cho</w:t>
-      </w:r>
-      <w:r>
-        <w:rPr>
-          <w:lang w:val="en-US"/>
-        </w:rPr>
-        <w:t xml:space="preserve"> độ dài cực nhỏ</w:t>
-      </w:r>
-      <w:r>
-        <w:rPr>
-          <w:lang w:val="en-US"/>
-        </w:rPr>
-        <w:t xml:space="preserve"> thì dùng dx, dy, …</w:t>
-      </w:r>
-    </w:p>
-    <w:p>
-      <w:pPr>
-        <w:pStyle w:val="ListParagraph"/>
-        <w:numPr>
-          <w:ilvl w:val="0"/>
-          <w:numId w:val="20"/>
-        </w:numPr>
-        <w:rPr>
-          <w:lang w:val="en-US"/>
-        </w:rPr>
-      </w:pPr>
-      <w:r>
-        <w:rPr>
-          <w:lang w:val="en-US"/>
-        </w:rPr>
         <w:t>Chuyển Đổi Giữa Tích Phân Của Hệ Tọa Độ Descartes Và Hệ Tọa Độ Cầu?</w:t>
       </w:r>
     </w:p>
@@ -8746,6 +8450,7 @@
         <w:rPr>
           <w:lang w:val="en-US"/>
         </w:rPr>
+        <w:lastRenderedPageBreak/>
         <w:t xml:space="preserve">Tính </w:t>
       </w:r>
       <w:r>
@@ -11623,14 +11328,7 @@
               <w:rFonts w:ascii="Cambria Math" w:hAnsi="Cambria Math"/>
               <w:lang w:val="en-US"/>
             </w:rPr>
-            <m:t>A</m:t>
-          </m:r>
-          <m:r>
-            <w:rPr>
-              <w:rFonts w:ascii="Cambria Math" w:hAnsi="Cambria Math"/>
-              <w:lang w:val="en-US"/>
-            </w:rPr>
-            <m:t>=</m:t>
+            <m:t>A=</m:t>
           </m:r>
           <m:f>
             <m:fPr>
@@ -15516,84 +15214,6 @@
         </w:rPr>
         <w:t xml:space="preserve"> mới là đạo hàm cấp 2 tổng quát cho hàm đa biến có giá trị vô hướng</w:t>
       </w:r>
-      <w:r>
-        <w:rPr>
-          <w:lang w:val="en-US"/>
-        </w:rPr>
-        <w:t>, nó có nhiều loại, đạo x, rồi đạo x lần nữa, đạo x, rồi lại đạo y, đạo y, rồi đạo x, …</w:t>
-      </w:r>
-    </w:p>
-    <w:p>
-      <w:pPr>
-        <w:pStyle w:val="ListParagraph"/>
-        <w:numPr>
-          <w:ilvl w:val="0"/>
-          <w:numId w:val="4"/>
-        </w:numPr>
-        <w:rPr>
-          <w:lang w:val="en-US"/>
-        </w:rPr>
-      </w:pPr>
-      <w:r>
-        <w:rPr>
-          <w:lang w:val="en-US"/>
-        </w:rPr>
-        <w:t xml:space="preserve">Ma trận </w:t>
-      </w:r>
-      <w:r>
-        <w:rPr>
-          <w:lang w:val="en-US"/>
-        </w:rPr>
-        <w:t>Hessian</w:t>
-      </w:r>
-      <w:r>
-        <w:rPr>
-          <w:lang w:val="en-US"/>
-        </w:rPr>
-        <w:t xml:space="preserve"> là ma trận vuông m x m</w:t>
-      </w:r>
-      <w:r>
-        <w:rPr>
-          <w:lang w:val="en-US"/>
-        </w:rPr>
-        <w:t xml:space="preserve"> đối xứng qua đường chéo</w:t>
-      </w:r>
-      <w:r>
-        <w:rPr>
-          <w:lang w:val="en-US"/>
-        </w:rPr>
-        <w:t>, m là số biến</w:t>
-      </w:r>
-    </w:p>
-    <w:p>
-      <w:pPr>
-        <w:pStyle w:val="ListParagraph"/>
-        <w:numPr>
-          <w:ilvl w:val="0"/>
-          <w:numId w:val="4"/>
-        </w:numPr>
-        <w:rPr>
-          <w:lang w:val="en-US"/>
-        </w:rPr>
-      </w:pPr>
-      <w:r>
-        <w:rPr>
-          <w:lang w:val="en-US"/>
-        </w:rPr>
-        <w:t xml:space="preserve">Ma trận </w:t>
-      </w:r>
-      <w:r>
-        <w:rPr>
-          <w:lang w:val="en-US"/>
-        </w:rPr>
-        <w:t>Hessian</w:t>
-      </w:r>
-      <w:r>
-        <w:rPr>
-          <w:lang w:val="en-US"/>
-        </w:rPr>
-        <w:t xml:space="preserve"> đặc trưng cho độ cong của hàm số</w:t>
-      </w:r>
     </w:p>
     <w:p>
       <w:pPr>
@@ -16417,35 +16037,13 @@
                                 </w:rPr>
                                 <m:t>∂</m:t>
                               </m:r>
-                              <m:sSub>
-                                <m:sSubPr>
-                                  <m:ctrlPr>
-                                    <w:rPr>
-                                      <w:rFonts w:ascii="Cambria Math" w:hAnsi="Cambria Math"/>
-                                      <w:i/>
-                                      <w:lang w:val="en-US"/>
-                                    </w:rPr>
-                                  </m:ctrlPr>
-                                </m:sSubPr>
-                                <m:e>
-                                  <m:r>
-                                    <w:rPr>
-                                      <w:rFonts w:ascii="Cambria Math" w:hAnsi="Cambria Math"/>
-                                      <w:lang w:val="en-US"/>
-                                    </w:rPr>
-                                    <m:t>f</m:t>
-                                  </m:r>
-                                </m:e>
-                                <m:sub>
-                                  <m:r>
-                                    <w:rPr>
-                                      <w:rFonts w:ascii="Cambria Math" w:hAnsi="Cambria Math"/>
-                                      <w:lang w:val="en-US"/>
-                                    </w:rPr>
-                                    <m:t>n</m:t>
-                                  </m:r>
-                                </m:sub>
-                              </m:sSub>
+                              <m:r>
+                                <w:rPr>
+                                  <w:rFonts w:ascii="Cambria Math" w:hAnsi="Cambria Math"/>
+                                  <w:lang w:val="en-US"/>
+                                </w:rPr>
+                                <m:t>f</m:t>
+                              </m:r>
                             </m:num>
                             <m:den>
                               <m:r>
@@ -16576,35 +16174,13 @@
                                 </w:rPr>
                                 <m:t>∂</m:t>
                               </m:r>
-                              <m:sSub>
-                                <m:sSubPr>
-                                  <m:ctrlPr>
-                                    <w:rPr>
-                                      <w:rFonts w:ascii="Cambria Math" w:hAnsi="Cambria Math"/>
-                                      <w:i/>
-                                      <w:lang w:val="en-US"/>
-                                    </w:rPr>
-                                  </m:ctrlPr>
-                                </m:sSubPr>
-                                <m:e>
-                                  <m:r>
-                                    <w:rPr>
-                                      <w:rFonts w:ascii="Cambria Math" w:hAnsi="Cambria Math"/>
-                                      <w:lang w:val="en-US"/>
-                                    </w:rPr>
-                                    <m:t>f</m:t>
-                                  </m:r>
-                                </m:e>
-                                <m:sub>
-                                  <m:r>
-                                    <w:rPr>
-                                      <w:rFonts w:ascii="Cambria Math" w:hAnsi="Cambria Math"/>
-                                      <w:lang w:val="en-US"/>
-                                    </w:rPr>
-                                    <m:t>n</m:t>
-                                  </m:r>
-                                </m:sub>
-                              </m:sSub>
+                              <m:r>
+                                <w:rPr>
+                                  <w:rFonts w:ascii="Cambria Math" w:hAnsi="Cambria Math"/>
+                                  <w:lang w:val="en-US"/>
+                                </w:rPr>
+                                <m:t>f</m:t>
+                              </m:r>
                             </m:num>
                             <m:den>
                               <m:r>
@@ -16753,35 +16329,13 @@
                                 </w:rPr>
                                 <m:t>∂</m:t>
                               </m:r>
-                              <m:sSub>
-                                <m:sSubPr>
-                                  <m:ctrlPr>
-                                    <w:rPr>
-                                      <w:rFonts w:ascii="Cambria Math" w:hAnsi="Cambria Math"/>
-                                      <w:i/>
-                                      <w:lang w:val="en-US"/>
-                                    </w:rPr>
-                                  </m:ctrlPr>
-                                </m:sSubPr>
-                                <m:e>
-                                  <m:r>
-                                    <w:rPr>
-                                      <w:rFonts w:ascii="Cambria Math" w:hAnsi="Cambria Math"/>
-                                      <w:lang w:val="en-US"/>
-                                    </w:rPr>
-                                    <m:t>f</m:t>
-                                  </m:r>
-                                </m:e>
-                                <m:sub>
-                                  <m:r>
-                                    <w:rPr>
-                                      <w:rFonts w:ascii="Cambria Math" w:hAnsi="Cambria Math"/>
-                                      <w:lang w:val="en-US"/>
-                                    </w:rPr>
-                                    <m:t>n</m:t>
-                                  </m:r>
-                                </m:sub>
-                              </m:sSub>
+                              <m:r>
+                                <w:rPr>
+                                  <w:rFonts w:ascii="Cambria Math" w:hAnsi="Cambria Math"/>
+                                  <w:lang w:val="en-US"/>
+                                </w:rPr>
+                                <m:t>f</m:t>
+                              </m:r>
                             </m:num>
                             <m:den>
                               <m:r>
@@ -16915,7 +16469,6 @@
               <w:rFonts w:ascii="Cambria Math" w:hAnsi="Cambria Math"/>
               <w:lang w:val="en-US"/>
             </w:rPr>
-            <w:lastRenderedPageBreak/>
             <m:t>f</m:t>
           </m:r>
           <m:d>
@@ -17046,6 +16599,7 @@
               <w:rFonts w:ascii="Cambria Math" w:hAnsi="Cambria Math"/>
               <w:lang w:val="en-US"/>
             </w:rPr>
+            <w:lastRenderedPageBreak/>
             <m:t>H=</m:t>
           </m:r>
           <m:d>
@@ -17445,7 +16999,14 @@
           <w:rFonts w:eastAsiaTheme="minorEastAsia"/>
           <w:lang w:val="en-US"/>
         </w:rPr>
-        <w:t>Đạo Hàm Cấp 2 Của Hàm Ánh Xạ Vector Tới Vector, Đạo Hàm Cấp 3, Cấp 4, …?</w:t>
+        <w:t>Đạo Hàm Cấ</w:t>
+      </w:r>
+      <w:r>
+        <w:rPr>
+          <w:rFonts w:eastAsiaTheme="minorEastAsia"/>
+          <w:lang w:val="en-US"/>
+        </w:rPr>
+        <w:t>p Cao Hơn?</w:t>
       </w:r>
     </w:p>
     <w:p>
@@ -17488,6 +17049,2037 @@
           <w:rFonts w:eastAsiaTheme="minorEastAsia"/>
           <w:lang w:val="en-US"/>
         </w:rPr>
+        <w:t>Extrem</w:t>
+      </w:r>
+      <w:r>
+        <w:rPr>
+          <w:rFonts w:eastAsiaTheme="minorEastAsia"/>
+          <w:lang w:val="en-US"/>
+        </w:rPr>
+        <w:t>um</w:t>
+      </w:r>
+      <w:r>
+        <w:rPr>
+          <w:rFonts w:eastAsiaTheme="minorEastAsia"/>
+          <w:lang w:val="en-US"/>
+        </w:rPr>
+        <w:t xml:space="preserve"> – Cực Trị:</w:t>
+      </w:r>
+    </w:p>
+    <w:p>
+      <w:pPr>
+        <w:pStyle w:val="ListParagraph"/>
+        <w:numPr>
+          <w:ilvl w:val="0"/>
+          <w:numId w:val="43"/>
+        </w:numPr>
+        <w:rPr>
+          <w:lang w:val="en-US"/>
+        </w:rPr>
+      </w:pPr>
+      <w:r>
+        <w:rPr>
+          <w:lang w:val="en-US"/>
+        </w:rPr>
+        <w:t>Đâu Là Sự Khác Biệt Giữa Đạo Hàm Toàn Phần Và Đạo Hàm Từng Phần?</w:t>
+      </w:r>
+    </w:p>
+    <w:p>
+      <w:pPr>
+        <w:pStyle w:val="ListParagraph"/>
+        <w:numPr>
+          <w:ilvl w:val="0"/>
+          <w:numId w:val="4"/>
+        </w:numPr>
+        <w:rPr>
+          <w:lang w:val="en-US"/>
+        </w:rPr>
+      </w:pPr>
+      <w:r>
+        <w:rPr>
+          <w:lang w:val="en-US"/>
+        </w:rPr>
+        <w:t xml:space="preserve">Nếu dùng dấu đạo hàm từng phần </w:t>
+      </w:r>
+      <w:r>
+        <w:t>∂</w:t>
+      </w:r>
+      <w:r>
+        <w:rPr>
+          <w:lang w:val="en-US"/>
+        </w:rPr>
+        <w:t xml:space="preserve">z / </w:t>
+      </w:r>
+      <w:r>
+        <w:t>∂</w:t>
+      </w:r>
+      <w:r>
+        <w:rPr>
+          <w:lang w:val="en-US"/>
+        </w:rPr>
+        <w:t>x thì có nghĩa ta coi những biến khác là hằng số, còn nếu dùng dấu đạo hàm toàn phần dz / dx thì ta coi những biến khác có thể phụ thuộc x, ta có</w:t>
+      </w:r>
+    </w:p>
+    <w:p>
+      <w:pPr>
+        <w:pStyle w:val="ListParagraph"/>
+        <w:pBdr>
+          <w:top w:val="single" w:sz="4" w:space="1" w:color="auto"/>
+          <w:left w:val="single" w:sz="4" w:space="4" w:color="auto"/>
+          <w:bottom w:val="single" w:sz="4" w:space="1" w:color="auto"/>
+          <w:right w:val="single" w:sz="4" w:space="4" w:color="auto"/>
+        </w:pBdr>
+        <w:ind w:left="1080"/>
+        <w:rPr>
+          <w:lang w:val="en-US"/>
+        </w:rPr>
+      </w:pPr>
+      <m:oMathPara>
+        <m:oMathParaPr>
+          <m:jc m:val="left"/>
+        </m:oMathParaPr>
+        <m:oMath>
+          <m:f>
+            <m:fPr>
+              <m:ctrlPr>
+                <w:rPr>
+                  <w:rFonts w:ascii="Cambria Math" w:hAnsi="Cambria Math"/>
+                  <w:i/>
+                  <w:lang w:val="en-US"/>
+                </w:rPr>
+              </m:ctrlPr>
+            </m:fPr>
+            <m:num>
+              <m:r>
+                <w:rPr>
+                  <w:rFonts w:ascii="Cambria Math" w:hAnsi="Cambria Math"/>
+                  <w:lang w:val="en-US"/>
+                </w:rPr>
+                <m:t>dz</m:t>
+              </m:r>
+            </m:num>
+            <m:den>
+              <m:r>
+                <w:rPr>
+                  <w:rFonts w:ascii="Cambria Math" w:hAnsi="Cambria Math"/>
+                  <w:lang w:val="en-US"/>
+                </w:rPr>
+                <m:t>dx</m:t>
+              </m:r>
+            </m:den>
+          </m:f>
+          <m:r>
+            <w:rPr>
+              <w:rFonts w:ascii="Cambria Math" w:hAnsi="Cambria Math"/>
+              <w:lang w:val="en-US"/>
+            </w:rPr>
+            <m:t>=</m:t>
+          </m:r>
+          <m:f>
+            <m:fPr>
+              <m:ctrlPr>
+                <w:rPr>
+                  <w:rFonts w:ascii="Cambria Math" w:hAnsi="Cambria Math"/>
+                  <w:i/>
+                  <w:lang w:val="en-US"/>
+                </w:rPr>
+              </m:ctrlPr>
+            </m:fPr>
+            <m:num>
+              <m:r>
+                <w:rPr>
+                  <w:rFonts w:ascii="Cambria Math" w:hAnsi="Cambria Math"/>
+                  <w:lang w:val="en-US"/>
+                </w:rPr>
+                <m:t>∂z</m:t>
+              </m:r>
+            </m:num>
+            <m:den>
+              <m:r>
+                <w:rPr>
+                  <w:rFonts w:ascii="Cambria Math" w:hAnsi="Cambria Math"/>
+                  <w:lang w:val="en-US"/>
+                </w:rPr>
+                <m:t>∂x</m:t>
+              </m:r>
+            </m:den>
+          </m:f>
+          <m:r>
+            <w:rPr>
+              <w:rFonts w:ascii="Cambria Math" w:hAnsi="Cambria Math"/>
+              <w:lang w:val="en-US"/>
+            </w:rPr>
+            <m:t>+</m:t>
+          </m:r>
+          <m:f>
+            <m:fPr>
+              <m:ctrlPr>
+                <w:rPr>
+                  <w:rFonts w:ascii="Cambria Math" w:hAnsi="Cambria Math"/>
+                  <w:i/>
+                  <w:lang w:val="en-US"/>
+                </w:rPr>
+              </m:ctrlPr>
+            </m:fPr>
+            <m:num>
+              <m:r>
+                <w:rPr>
+                  <w:rFonts w:ascii="Cambria Math" w:hAnsi="Cambria Math"/>
+                  <w:lang w:val="en-US"/>
+                </w:rPr>
+                <m:t>∂z</m:t>
+              </m:r>
+            </m:num>
+            <m:den>
+              <m:r>
+                <w:rPr>
+                  <w:rFonts w:ascii="Cambria Math" w:hAnsi="Cambria Math"/>
+                  <w:lang w:val="en-US"/>
+                </w:rPr>
+                <m:t>∂y</m:t>
+              </m:r>
+            </m:den>
+          </m:f>
+          <m:f>
+            <m:fPr>
+              <m:ctrlPr>
+                <w:rPr>
+                  <w:rFonts w:ascii="Cambria Math" w:hAnsi="Cambria Math"/>
+                  <w:i/>
+                  <w:lang w:val="en-US"/>
+                </w:rPr>
+              </m:ctrlPr>
+            </m:fPr>
+            <m:num>
+              <m:r>
+                <w:rPr>
+                  <w:rFonts w:ascii="Cambria Math" w:hAnsi="Cambria Math"/>
+                  <w:lang w:val="en-US"/>
+                </w:rPr>
+                <m:t>dy</m:t>
+              </m:r>
+            </m:num>
+            <m:den>
+              <m:r>
+                <w:rPr>
+                  <w:rFonts w:ascii="Cambria Math" w:hAnsi="Cambria Math"/>
+                  <w:lang w:val="en-US"/>
+                </w:rPr>
+                <m:t>dx</m:t>
+              </m:r>
+            </m:den>
+          </m:f>
+        </m:oMath>
+      </m:oMathPara>
+    </w:p>
+    <w:p>
+      <w:pPr>
+        <w:pStyle w:val="ListParagraph"/>
+        <w:numPr>
+          <w:ilvl w:val="0"/>
+          <w:numId w:val="4"/>
+        </w:numPr>
+        <w:rPr>
+          <w:lang w:val="en-US"/>
+        </w:rPr>
+      </w:pPr>
+      <w:r>
+        <w:rPr>
+          <w:rFonts w:eastAsiaTheme="minorEastAsia"/>
+          <w:lang w:val="en-US"/>
+        </w:rPr>
+        <w:t xml:space="preserve">Dễ thấy nếu đã biết dy / dx = 0 rồi tức là y không phụ thuộc x thì xài </w:t>
+      </w:r>
+      <w:r>
+        <w:t>∂</w:t>
+      </w:r>
+      <w:r>
+        <w:rPr>
+          <w:lang w:val="en-US"/>
+        </w:rPr>
+        <w:t xml:space="preserve">z / </w:t>
+      </w:r>
+      <w:r>
+        <w:t>∂</w:t>
+      </w:r>
+      <w:r>
+        <w:rPr>
+          <w:lang w:val="en-US"/>
+        </w:rPr>
+        <w:t>x cho đỡ phả</w:t>
+      </w:r>
+      <w:r>
+        <w:rPr>
+          <w:lang w:val="en-US"/>
+        </w:rPr>
+        <w:t>i ghi ra</w:t>
+      </w:r>
+    </w:p>
+    <w:p>
+      <w:pPr>
+        <w:pStyle w:val="ListParagraph"/>
+        <w:numPr>
+          <w:ilvl w:val="0"/>
+          <w:numId w:val="43"/>
+        </w:numPr>
+        <w:rPr>
+          <w:rFonts w:eastAsiaTheme="minorEastAsia"/>
+          <w:lang w:val="en-US"/>
+        </w:rPr>
+      </w:pPr>
+      <w:r>
+        <w:rPr>
+          <w:rFonts w:eastAsiaTheme="minorEastAsia"/>
+          <w:lang w:val="en-US"/>
+        </w:rPr>
+        <w:t xml:space="preserve">Cực </w:t>
+      </w:r>
+      <w:r>
+        <w:rPr>
+          <w:rFonts w:eastAsiaTheme="minorEastAsia"/>
+          <w:lang w:val="en-US"/>
+        </w:rPr>
+        <w:t>Đại Cục Bộ (</w:t>
+      </w:r>
+      <w:r>
+        <w:rPr>
+          <w:rFonts w:eastAsiaTheme="minorEastAsia"/>
+          <w:lang w:val="en-US"/>
+        </w:rPr>
+        <w:t>Local Maximum</w:t>
+      </w:r>
+      <w:r>
+        <w:rPr>
+          <w:rFonts w:eastAsiaTheme="minorEastAsia"/>
+          <w:lang w:val="en-US"/>
+        </w:rPr>
+        <w:t>)?</w:t>
+      </w:r>
+    </w:p>
+    <w:p>
+      <w:pPr>
+        <w:pStyle w:val="ListParagraph"/>
+        <w:numPr>
+          <w:ilvl w:val="0"/>
+          <w:numId w:val="4"/>
+        </w:numPr>
+        <w:rPr>
+          <w:rFonts w:eastAsiaTheme="minorEastAsia"/>
+          <w:lang w:val="en-US"/>
+        </w:rPr>
+      </w:pPr>
+      <w:r>
+        <w:rPr>
+          <w:rFonts w:eastAsiaTheme="minorEastAsia"/>
+          <w:lang w:val="en-US"/>
+        </w:rPr>
+        <w:t>Là điểm mà lân cận của nó không có thằng nào lớn hơn</w:t>
+      </w:r>
+    </w:p>
+    <w:p>
+      <w:pPr>
+        <w:pStyle w:val="ListParagraph"/>
+        <w:numPr>
+          <w:ilvl w:val="0"/>
+          <w:numId w:val="43"/>
+        </w:numPr>
+        <w:rPr>
+          <w:rFonts w:eastAsiaTheme="minorEastAsia"/>
+          <w:lang w:val="en-US"/>
+        </w:rPr>
+      </w:pPr>
+      <w:r>
+        <w:rPr>
+          <w:rFonts w:eastAsiaTheme="minorEastAsia"/>
+          <w:lang w:val="en-US"/>
+        </w:rPr>
+        <w:t xml:space="preserve">Cực </w:t>
+      </w:r>
+      <w:r>
+        <w:rPr>
+          <w:rFonts w:eastAsiaTheme="minorEastAsia"/>
+          <w:lang w:val="en-US"/>
+        </w:rPr>
+        <w:t>Tiểu Cục Bộ (</w:t>
+      </w:r>
+      <w:r>
+        <w:rPr>
+          <w:rFonts w:eastAsiaTheme="minorEastAsia"/>
+          <w:lang w:val="en-US"/>
+        </w:rPr>
+        <w:t>Local Minimum</w:t>
+      </w:r>
+      <w:r>
+        <w:rPr>
+          <w:rFonts w:eastAsiaTheme="minorEastAsia"/>
+          <w:lang w:val="en-US"/>
+        </w:rPr>
+        <w:t>)?</w:t>
+      </w:r>
+    </w:p>
+    <w:p>
+      <w:pPr>
+        <w:pStyle w:val="ListParagraph"/>
+        <w:numPr>
+          <w:ilvl w:val="0"/>
+          <w:numId w:val="4"/>
+        </w:numPr>
+        <w:rPr>
+          <w:rFonts w:eastAsiaTheme="minorEastAsia"/>
+          <w:lang w:val="en-US"/>
+        </w:rPr>
+      </w:pPr>
+      <w:r>
+        <w:rPr>
+          <w:rFonts w:eastAsiaTheme="minorEastAsia"/>
+          <w:lang w:val="en-US"/>
+        </w:rPr>
+        <w:t>Là điểm mà lân cận của nó không có thằng nào nhỏ hơn</w:t>
+      </w:r>
+    </w:p>
+    <w:p>
+      <w:pPr>
+        <w:pStyle w:val="ListParagraph"/>
+        <w:numPr>
+          <w:ilvl w:val="0"/>
+          <w:numId w:val="43"/>
+        </w:numPr>
+        <w:rPr>
+          <w:rFonts w:eastAsiaTheme="minorEastAsia"/>
+          <w:lang w:val="en-US"/>
+        </w:rPr>
+      </w:pPr>
+      <w:r>
+        <w:rPr>
+          <w:rFonts w:eastAsiaTheme="minorEastAsia"/>
+          <w:lang w:val="en-US"/>
+        </w:rPr>
+        <w:t xml:space="preserve">Điểm </w:t>
+      </w:r>
+      <w:r>
+        <w:rPr>
+          <w:rFonts w:eastAsiaTheme="minorEastAsia"/>
+          <w:lang w:val="en-US"/>
+        </w:rPr>
+        <w:t>Yên Ngựa (Saddle Point)?</w:t>
+      </w:r>
+    </w:p>
+    <w:p>
+      <w:pPr>
+        <w:pStyle w:val="ListParagraph"/>
+        <w:numPr>
+          <w:ilvl w:val="0"/>
+          <w:numId w:val="4"/>
+        </w:numPr>
+        <w:rPr>
+          <w:rFonts w:eastAsiaTheme="minorEastAsia"/>
+          <w:lang w:val="en-US"/>
+        </w:rPr>
+      </w:pPr>
+      <w:r>
+        <w:rPr>
+          <w:rFonts w:eastAsiaTheme="minorEastAsia"/>
+          <w:lang w:val="en-US"/>
+        </w:rPr>
+        <w:t>Là điểm mà tại đó đạo hàm = 0, nhưng không phải cực đại cục bộ</w:t>
+      </w:r>
+      <w:r>
+        <w:rPr>
+          <w:rFonts w:eastAsiaTheme="minorEastAsia"/>
+          <w:lang w:val="en-US"/>
+        </w:rPr>
+        <w:t xml:space="preserve"> hay cực tiểu cục bộ</w:t>
+      </w:r>
+    </w:p>
+    <w:p>
+      <w:pPr>
+        <w:pStyle w:val="ListParagraph"/>
+        <w:numPr>
+          <w:ilvl w:val="0"/>
+          <w:numId w:val="43"/>
+        </w:numPr>
+        <w:rPr>
+          <w:rFonts w:eastAsiaTheme="minorEastAsia"/>
+          <w:lang w:val="en-US"/>
+        </w:rPr>
+      </w:pPr>
+      <w:r>
+        <w:rPr>
+          <w:rFonts w:eastAsiaTheme="minorEastAsia"/>
+          <w:lang w:val="en-US"/>
+        </w:rPr>
+        <w:t xml:space="preserve">Định </w:t>
+      </w:r>
+      <w:r>
+        <w:rPr>
+          <w:rFonts w:eastAsiaTheme="minorEastAsia"/>
+          <w:lang w:val="en-US"/>
+        </w:rPr>
+        <w:t xml:space="preserve">Lí </w:t>
+      </w:r>
+      <w:r>
+        <w:rPr>
+          <w:rFonts w:eastAsiaTheme="minorEastAsia"/>
+          <w:lang w:val="en-US"/>
+        </w:rPr>
+        <w:t>Clairaut</w:t>
+      </w:r>
+      <w:r>
+        <w:rPr>
+          <w:rFonts w:eastAsiaTheme="minorEastAsia"/>
+          <w:lang w:val="en-US"/>
+        </w:rPr>
+        <w:t>?</w:t>
+      </w:r>
+    </w:p>
+    <w:p>
+      <w:pPr>
+        <w:pStyle w:val="ListParagraph"/>
+        <w:numPr>
+          <w:ilvl w:val="0"/>
+          <w:numId w:val="4"/>
+        </w:numPr>
+        <w:rPr>
+          <w:rFonts w:eastAsiaTheme="minorEastAsia"/>
+          <w:lang w:val="en-US"/>
+        </w:rPr>
+      </w:pPr>
+      <w:r>
+        <w:rPr>
+          <w:rFonts w:eastAsiaTheme="minorEastAsia"/>
+          <w:lang w:val="en-US"/>
+        </w:rPr>
+        <w:t>Khi lấy đạo hàm từng phần không quan tâm thứ tự</w:t>
+      </w:r>
+    </w:p>
+    <w:p>
+      <w:pPr>
+        <w:pStyle w:val="ListParagraph"/>
+        <w:pBdr>
+          <w:top w:val="single" w:sz="4" w:space="1" w:color="auto"/>
+          <w:left w:val="single" w:sz="4" w:space="4" w:color="auto"/>
+          <w:bottom w:val="single" w:sz="4" w:space="1" w:color="auto"/>
+          <w:right w:val="single" w:sz="4" w:space="4" w:color="auto"/>
+        </w:pBdr>
+        <w:ind w:left="1080"/>
+        <w:rPr>
+          <w:rFonts w:eastAsiaTheme="minorEastAsia"/>
+          <w:lang w:val="en-US"/>
+        </w:rPr>
+      </w:pPr>
+      <m:oMathPara>
+        <m:oMathParaPr>
+          <m:jc m:val="left"/>
+        </m:oMathParaPr>
+        <m:oMath>
+          <m:f>
+            <m:fPr>
+              <m:ctrlPr>
+                <w:rPr>
+                  <w:rFonts w:ascii="Cambria Math" w:hAnsi="Cambria Math"/>
+                  <w:i/>
+                  <w:lang w:val="en-US"/>
+                </w:rPr>
+              </m:ctrlPr>
+            </m:fPr>
+            <m:num>
+              <m:sSup>
+                <m:sSupPr>
+                  <m:ctrlPr>
+                    <w:rPr>
+                      <w:rFonts w:ascii="Cambria Math" w:hAnsi="Cambria Math"/>
+                      <w:i/>
+                      <w:lang w:val="en-US"/>
+                    </w:rPr>
+                  </m:ctrlPr>
+                </m:sSupPr>
+                <m:e>
+                  <m:r>
+                    <w:rPr>
+                      <w:rFonts w:ascii="Cambria Math" w:hAnsi="Cambria Math"/>
+                      <w:lang w:val="en-US"/>
+                    </w:rPr>
+                    <m:t>∂</m:t>
+                  </m:r>
+                </m:e>
+                <m:sup>
+                  <m:r>
+                    <w:rPr>
+                      <w:rFonts w:ascii="Cambria Math" w:hAnsi="Cambria Math"/>
+                      <w:lang w:val="en-US"/>
+                    </w:rPr>
+                    <m:t>2</m:t>
+                  </m:r>
+                </m:sup>
+              </m:sSup>
+              <m:r>
+                <w:rPr>
+                  <w:rFonts w:ascii="Cambria Math" w:hAnsi="Cambria Math"/>
+                  <w:lang w:val="en-US"/>
+                </w:rPr>
+                <m:t>z</m:t>
+              </m:r>
+            </m:num>
+            <m:den>
+              <m:r>
+                <w:rPr>
+                  <w:rFonts w:ascii="Cambria Math" w:hAnsi="Cambria Math"/>
+                  <w:lang w:val="en-US"/>
+                </w:rPr>
+                <m:t>∂x</m:t>
+              </m:r>
+              <m:r>
+                <w:rPr>
+                  <w:rFonts w:ascii="Cambria Math" w:hAnsi="Cambria Math"/>
+                  <w:lang w:val="en-US"/>
+                </w:rPr>
+                <m:t>∂y</m:t>
+              </m:r>
+            </m:den>
+          </m:f>
+          <m:r>
+            <w:rPr>
+              <w:rFonts w:ascii="Cambria Math" w:hAnsi="Cambria Math"/>
+              <w:lang w:val="en-US"/>
+            </w:rPr>
+            <m:t>=</m:t>
+          </m:r>
+          <m:f>
+            <m:fPr>
+              <m:ctrlPr>
+                <w:rPr>
+                  <w:rFonts w:ascii="Cambria Math" w:hAnsi="Cambria Math"/>
+                  <w:i/>
+                  <w:lang w:val="en-US"/>
+                </w:rPr>
+              </m:ctrlPr>
+            </m:fPr>
+            <m:num>
+              <m:sSup>
+                <m:sSupPr>
+                  <m:ctrlPr>
+                    <w:rPr>
+                      <w:rFonts w:ascii="Cambria Math" w:hAnsi="Cambria Math"/>
+                      <w:i/>
+                      <w:lang w:val="en-US"/>
+                    </w:rPr>
+                  </m:ctrlPr>
+                </m:sSupPr>
+                <m:e>
+                  <m:r>
+                    <w:rPr>
+                      <w:rFonts w:ascii="Cambria Math" w:hAnsi="Cambria Math"/>
+                      <w:lang w:val="en-US"/>
+                    </w:rPr>
+                    <m:t>∂</m:t>
+                  </m:r>
+                </m:e>
+                <m:sup>
+                  <m:r>
+                    <w:rPr>
+                      <w:rFonts w:ascii="Cambria Math" w:hAnsi="Cambria Math"/>
+                      <w:lang w:val="en-US"/>
+                    </w:rPr>
+                    <m:t>2</m:t>
+                  </m:r>
+                </m:sup>
+              </m:sSup>
+              <m:r>
+                <w:rPr>
+                  <w:rFonts w:ascii="Cambria Math" w:hAnsi="Cambria Math"/>
+                  <w:lang w:val="en-US"/>
+                </w:rPr>
+                <m:t>z</m:t>
+              </m:r>
+            </m:num>
+            <m:den>
+              <m:r>
+                <w:rPr>
+                  <w:rFonts w:ascii="Cambria Math" w:hAnsi="Cambria Math"/>
+                  <w:lang w:val="en-US"/>
+                </w:rPr>
+                <m:t>∂</m:t>
+              </m:r>
+              <m:r>
+                <w:rPr>
+                  <w:rFonts w:ascii="Cambria Math" w:hAnsi="Cambria Math"/>
+                  <w:lang w:val="en-US"/>
+                </w:rPr>
+                <m:t>y</m:t>
+              </m:r>
+              <m:r>
+                <w:rPr>
+                  <w:rFonts w:ascii="Cambria Math" w:hAnsi="Cambria Math"/>
+                  <w:lang w:val="en-US"/>
+                </w:rPr>
+                <m:t>∂</m:t>
+              </m:r>
+              <m:r>
+                <w:rPr>
+                  <w:rFonts w:ascii="Cambria Math" w:hAnsi="Cambria Math"/>
+                  <w:lang w:val="en-US"/>
+                </w:rPr>
+                <m:t>x</m:t>
+              </m:r>
+            </m:den>
+          </m:f>
+        </m:oMath>
+      </m:oMathPara>
+    </w:p>
+    <w:p>
+      <w:pPr>
+        <w:pStyle w:val="ListParagraph"/>
+        <w:numPr>
+          <w:ilvl w:val="0"/>
+          <w:numId w:val="4"/>
+        </w:numPr>
+        <w:rPr>
+          <w:rFonts w:eastAsiaTheme="minorEastAsia"/>
+          <w:lang w:val="en-US"/>
+        </w:rPr>
+      </w:pPr>
+      <w:r>
+        <w:rPr>
+          <w:rFonts w:eastAsiaTheme="minorEastAsia"/>
+          <w:lang w:val="en-US"/>
+        </w:rPr>
+        <w:t>Chứng minh</w:t>
+      </w:r>
+    </w:p>
+    <w:p>
+      <w:pPr>
+        <w:pStyle w:val="ListParagraph"/>
+        <w:numPr>
+          <w:ilvl w:val="0"/>
+          <w:numId w:val="4"/>
+        </w:numPr>
+        <w:rPr>
+          <w:rFonts w:eastAsiaTheme="minorEastAsia"/>
+          <w:lang w:val="en-US"/>
+        </w:rPr>
+      </w:pPr>
+      <w:r>
+        <w:rPr>
+          <w:rFonts w:eastAsiaTheme="minorEastAsia"/>
+          <w:lang w:val="en-US"/>
+        </w:rPr>
+        <w:t>Giả sử F là 1 trường Vector bảo toàn, bản thân nó là Gradient của hàm f, chọn 1 đường cong kín bất kì C bao 1 khu vực D, theo định lí Green, ta có</w:t>
+      </w:r>
+    </w:p>
+    <w:p>
+      <w:pPr>
+        <w:pStyle w:val="ListParagraph"/>
+        <w:pBdr>
+          <w:top w:val="single" w:sz="4" w:space="1" w:color="auto"/>
+          <w:left w:val="single" w:sz="4" w:space="4" w:color="auto"/>
+          <w:bottom w:val="single" w:sz="4" w:space="1" w:color="auto"/>
+          <w:right w:val="single" w:sz="4" w:space="4" w:color="auto"/>
+        </w:pBdr>
+        <w:ind w:left="1080"/>
+        <w:rPr>
+          <w:rFonts w:eastAsiaTheme="minorEastAsia"/>
+          <w:lang w:val="en-US"/>
+        </w:rPr>
+      </w:pPr>
+      <m:oMathPara>
+        <m:oMathParaPr>
+          <m:jc m:val="left"/>
+        </m:oMathParaPr>
+        <m:oMath>
+          <m:nary>
+            <m:naryPr>
+              <m:chr m:val="∮"/>
+              <m:limLoc m:val="subSup"/>
+              <m:ctrlPr>
+                <w:rPr>
+                  <w:rFonts w:ascii="Cambria Math" w:eastAsiaTheme="minorEastAsia" w:hAnsi="Cambria Math"/>
+                  <w:i/>
+                  <w:lang w:val="en-US"/>
+                </w:rPr>
+              </m:ctrlPr>
+            </m:naryPr>
+            <m:sub>
+              <m:r>
+                <w:rPr>
+                  <w:rFonts w:ascii="Cambria Math" w:eastAsiaTheme="minorEastAsia" w:hAnsi="Cambria Math"/>
+                  <w:lang w:val="en-US"/>
+                </w:rPr>
+                <m:t>C</m:t>
+              </m:r>
+            </m:sub>
+            <m:sup>
+              <m:r>
+                <w:rPr>
+                  <w:rFonts w:ascii="Cambria Math" w:eastAsiaTheme="minorEastAsia" w:hAnsi="Cambria Math"/>
+                  <w:lang w:val="en-US"/>
+                </w:rPr>
+                <m:t>.</m:t>
+              </m:r>
+            </m:sup>
+            <m:e>
+              <m:r>
+                <w:rPr>
+                  <w:rFonts w:ascii="Cambria Math" w:eastAsiaTheme="minorEastAsia" w:hAnsi="Cambria Math"/>
+                  <w:lang w:val="en-US"/>
+                </w:rPr>
+                <m:t>F∙dr</m:t>
+              </m:r>
+            </m:e>
+          </m:nary>
+          <m:r>
+            <w:rPr>
+              <w:rFonts w:ascii="Cambria Math" w:eastAsiaTheme="minorEastAsia" w:hAnsi="Cambria Math"/>
+              <w:lang w:val="en-US"/>
+            </w:rPr>
+            <m:t>=</m:t>
+          </m:r>
+          <m:nary>
+            <m:naryPr>
+              <m:chr m:val="∬"/>
+              <m:limLoc m:val="subSup"/>
+              <m:ctrlPr>
+                <w:rPr>
+                  <w:rFonts w:ascii="Cambria Math" w:eastAsiaTheme="minorEastAsia" w:hAnsi="Cambria Math"/>
+                  <w:i/>
+                  <w:lang w:val="en-US"/>
+                </w:rPr>
+              </m:ctrlPr>
+            </m:naryPr>
+            <m:sub>
+              <m:r>
+                <w:rPr>
+                  <w:rFonts w:ascii="Cambria Math" w:eastAsiaTheme="minorEastAsia" w:hAnsi="Cambria Math"/>
+                  <w:lang w:val="en-US"/>
+                </w:rPr>
+                <m:t>D</m:t>
+              </m:r>
+            </m:sub>
+            <m:sup>
+              <m:r>
+                <w:rPr>
+                  <w:rFonts w:ascii="Cambria Math" w:eastAsiaTheme="minorEastAsia" w:hAnsi="Cambria Math"/>
+                  <w:lang w:val="en-US"/>
+                </w:rPr>
+                <m:t>.</m:t>
+              </m:r>
+            </m:sup>
+            <m:e>
+              <m:d>
+                <m:dPr>
+                  <m:ctrlPr>
+                    <w:rPr>
+                      <w:rFonts w:ascii="Cambria Math" w:eastAsiaTheme="minorEastAsia" w:hAnsi="Cambria Math"/>
+                      <w:i/>
+                      <w:lang w:val="en-US"/>
+                    </w:rPr>
+                  </m:ctrlPr>
+                </m:dPr>
+                <m:e>
+                  <m:f>
+                    <m:fPr>
+                      <m:ctrlPr>
+                        <w:rPr>
+                          <w:rFonts w:ascii="Cambria Math" w:eastAsiaTheme="minorEastAsia" w:hAnsi="Cambria Math"/>
+                          <w:i/>
+                          <w:lang w:val="en-US"/>
+                        </w:rPr>
+                      </m:ctrlPr>
+                    </m:fPr>
+                    <m:num>
+                      <m:r>
+                        <w:rPr>
+                          <w:rFonts w:ascii="Cambria Math" w:eastAsiaTheme="minorEastAsia" w:hAnsi="Cambria Math"/>
+                          <w:lang w:val="en-US"/>
+                        </w:rPr>
+                        <m:t>∂</m:t>
+                      </m:r>
+                      <m:sSub>
+                        <m:sSubPr>
+                          <m:ctrlPr>
+                            <w:rPr>
+                              <w:rFonts w:ascii="Cambria Math" w:eastAsiaTheme="minorEastAsia" w:hAnsi="Cambria Math"/>
+                              <w:i/>
+                              <w:lang w:val="en-US"/>
+                            </w:rPr>
+                          </m:ctrlPr>
+                        </m:sSubPr>
+                        <m:e>
+                          <m:r>
+                            <w:rPr>
+                              <w:rFonts w:ascii="Cambria Math" w:eastAsiaTheme="minorEastAsia" w:hAnsi="Cambria Math"/>
+                              <w:lang w:val="en-US"/>
+                            </w:rPr>
+                            <m:t>F</m:t>
+                          </m:r>
+                        </m:e>
+                        <m:sub>
+                          <m:r>
+                            <w:rPr>
+                              <w:rFonts w:ascii="Cambria Math" w:eastAsiaTheme="minorEastAsia" w:hAnsi="Cambria Math"/>
+                              <w:lang w:val="en-US"/>
+                            </w:rPr>
+                            <m:t>y</m:t>
+                          </m:r>
+                        </m:sub>
+                      </m:sSub>
+                    </m:num>
+                    <m:den>
+                      <m:r>
+                        <w:rPr>
+                          <w:rFonts w:ascii="Cambria Math" w:eastAsiaTheme="minorEastAsia" w:hAnsi="Cambria Math"/>
+                          <w:lang w:val="en-US"/>
+                        </w:rPr>
+                        <m:t>∂x</m:t>
+                      </m:r>
+                    </m:den>
+                  </m:f>
+                  <m:r>
+                    <w:rPr>
+                      <w:rFonts w:ascii="Cambria Math" w:eastAsiaTheme="minorEastAsia" w:hAnsi="Cambria Math"/>
+                      <w:lang w:val="en-US"/>
+                    </w:rPr>
+                    <m:t>-</m:t>
+                  </m:r>
+                  <m:f>
+                    <m:fPr>
+                      <m:ctrlPr>
+                        <w:rPr>
+                          <w:rFonts w:ascii="Cambria Math" w:eastAsiaTheme="minorEastAsia" w:hAnsi="Cambria Math"/>
+                          <w:i/>
+                          <w:lang w:val="en-US"/>
+                        </w:rPr>
+                      </m:ctrlPr>
+                    </m:fPr>
+                    <m:num>
+                      <m:r>
+                        <w:rPr>
+                          <w:rFonts w:ascii="Cambria Math" w:eastAsiaTheme="minorEastAsia" w:hAnsi="Cambria Math"/>
+                          <w:lang w:val="en-US"/>
+                        </w:rPr>
+                        <m:t>∂</m:t>
+                      </m:r>
+                      <m:sSub>
+                        <m:sSubPr>
+                          <m:ctrlPr>
+                            <w:rPr>
+                              <w:rFonts w:ascii="Cambria Math" w:eastAsiaTheme="minorEastAsia" w:hAnsi="Cambria Math"/>
+                              <w:i/>
+                              <w:lang w:val="en-US"/>
+                            </w:rPr>
+                          </m:ctrlPr>
+                        </m:sSubPr>
+                        <m:e>
+                          <m:r>
+                            <w:rPr>
+                              <w:rFonts w:ascii="Cambria Math" w:eastAsiaTheme="minorEastAsia" w:hAnsi="Cambria Math"/>
+                              <w:lang w:val="en-US"/>
+                            </w:rPr>
+                            <m:t>F</m:t>
+                          </m:r>
+                        </m:e>
+                        <m:sub>
+                          <m:r>
+                            <w:rPr>
+                              <w:rFonts w:ascii="Cambria Math" w:eastAsiaTheme="minorEastAsia" w:hAnsi="Cambria Math"/>
+                              <w:lang w:val="en-US"/>
+                            </w:rPr>
+                            <m:t>x</m:t>
+                          </m:r>
+                        </m:sub>
+                      </m:sSub>
+                    </m:num>
+                    <m:den>
+                      <m:r>
+                        <w:rPr>
+                          <w:rFonts w:ascii="Cambria Math" w:eastAsiaTheme="minorEastAsia" w:hAnsi="Cambria Math"/>
+                          <w:lang w:val="en-US"/>
+                        </w:rPr>
+                        <m:t>∂y</m:t>
+                      </m:r>
+                    </m:den>
+                  </m:f>
+                </m:e>
+              </m:d>
+              <m:r>
+                <w:rPr>
+                  <w:rFonts w:ascii="Cambria Math" w:eastAsiaTheme="minorEastAsia" w:hAnsi="Cambria Math"/>
+                  <w:lang w:val="en-US"/>
+                </w:rPr>
+                <m:t>dA</m:t>
+              </m:r>
+            </m:e>
+          </m:nary>
+          <m:r>
+            <w:rPr>
+              <w:rFonts w:ascii="Cambria Math" w:eastAsiaTheme="minorEastAsia" w:hAnsi="Cambria Math"/>
+              <w:lang w:val="en-US"/>
+            </w:rPr>
+            <m:t>=</m:t>
+          </m:r>
+          <m:nary>
+            <m:naryPr>
+              <m:chr m:val="∬"/>
+              <m:limLoc m:val="subSup"/>
+              <m:ctrlPr>
+                <w:rPr>
+                  <w:rFonts w:ascii="Cambria Math" w:eastAsiaTheme="minorEastAsia" w:hAnsi="Cambria Math"/>
+                  <w:i/>
+                  <w:lang w:val="en-US"/>
+                </w:rPr>
+              </m:ctrlPr>
+            </m:naryPr>
+            <m:sub>
+              <m:r>
+                <w:rPr>
+                  <w:rFonts w:ascii="Cambria Math" w:eastAsiaTheme="minorEastAsia" w:hAnsi="Cambria Math"/>
+                  <w:lang w:val="en-US"/>
+                </w:rPr>
+                <m:t>D</m:t>
+              </m:r>
+            </m:sub>
+            <m:sup>
+              <m:r>
+                <w:rPr>
+                  <w:rFonts w:ascii="Cambria Math" w:eastAsiaTheme="minorEastAsia" w:hAnsi="Cambria Math"/>
+                  <w:lang w:val="en-US"/>
+                </w:rPr>
+                <m:t>.</m:t>
+              </m:r>
+            </m:sup>
+            <m:e>
+              <m:d>
+                <m:dPr>
+                  <m:ctrlPr>
+                    <w:rPr>
+                      <w:rFonts w:ascii="Cambria Math" w:eastAsiaTheme="minorEastAsia" w:hAnsi="Cambria Math"/>
+                      <w:i/>
+                      <w:lang w:val="en-US"/>
+                    </w:rPr>
+                  </m:ctrlPr>
+                </m:dPr>
+                <m:e>
+                  <m:f>
+                    <m:fPr>
+                      <m:ctrlPr>
+                        <w:rPr>
+                          <w:rFonts w:ascii="Cambria Math" w:eastAsiaTheme="minorEastAsia" w:hAnsi="Cambria Math"/>
+                          <w:i/>
+                          <w:lang w:val="en-US"/>
+                        </w:rPr>
+                      </m:ctrlPr>
+                    </m:fPr>
+                    <m:num>
+                      <m:sSup>
+                        <m:sSupPr>
+                          <m:ctrlPr>
+                            <w:rPr>
+                              <w:rFonts w:ascii="Cambria Math" w:eastAsiaTheme="minorEastAsia" w:hAnsi="Cambria Math"/>
+                              <w:i/>
+                              <w:lang w:val="en-US"/>
+                            </w:rPr>
+                          </m:ctrlPr>
+                        </m:sSupPr>
+                        <m:e>
+                          <m:r>
+                            <w:rPr>
+                              <w:rFonts w:ascii="Cambria Math" w:eastAsiaTheme="minorEastAsia" w:hAnsi="Cambria Math"/>
+                              <w:lang w:val="en-US"/>
+                            </w:rPr>
+                            <m:t>∂</m:t>
+                          </m:r>
+                        </m:e>
+                        <m:sup>
+                          <m:r>
+                            <w:rPr>
+                              <w:rFonts w:ascii="Cambria Math" w:eastAsiaTheme="minorEastAsia" w:hAnsi="Cambria Math"/>
+                              <w:lang w:val="en-US"/>
+                            </w:rPr>
+                            <m:t>2</m:t>
+                          </m:r>
+                        </m:sup>
+                      </m:sSup>
+                      <m:r>
+                        <w:rPr>
+                          <w:rFonts w:ascii="Cambria Math" w:eastAsiaTheme="minorEastAsia" w:hAnsi="Cambria Math"/>
+                          <w:lang w:val="en-US"/>
+                        </w:rPr>
+                        <m:t>f</m:t>
+                      </m:r>
+                    </m:num>
+                    <m:den>
+                      <m:r>
+                        <w:rPr>
+                          <w:rFonts w:ascii="Cambria Math" w:eastAsiaTheme="minorEastAsia" w:hAnsi="Cambria Math"/>
+                          <w:lang w:val="en-US"/>
+                        </w:rPr>
+                        <m:t>∂</m:t>
+                      </m:r>
+                      <m:r>
+                        <w:rPr>
+                          <w:rFonts w:ascii="Cambria Math" w:eastAsiaTheme="minorEastAsia" w:hAnsi="Cambria Math"/>
+                          <w:lang w:val="en-US"/>
+                        </w:rPr>
+                        <m:t>y</m:t>
+                      </m:r>
+                      <m:r>
+                        <w:rPr>
+                          <w:rFonts w:ascii="Cambria Math" w:eastAsiaTheme="minorEastAsia" w:hAnsi="Cambria Math"/>
+                          <w:lang w:val="en-US"/>
+                        </w:rPr>
+                        <m:t>∂x</m:t>
+                      </m:r>
+                    </m:den>
+                  </m:f>
+                  <m:r>
+                    <w:rPr>
+                      <w:rFonts w:ascii="Cambria Math" w:eastAsiaTheme="minorEastAsia" w:hAnsi="Cambria Math"/>
+                      <w:lang w:val="en-US"/>
+                    </w:rPr>
+                    <m:t>-</m:t>
+                  </m:r>
+                  <m:f>
+                    <m:fPr>
+                      <m:ctrlPr>
+                        <w:rPr>
+                          <w:rFonts w:ascii="Cambria Math" w:eastAsiaTheme="minorEastAsia" w:hAnsi="Cambria Math"/>
+                          <w:i/>
+                          <w:lang w:val="en-US"/>
+                        </w:rPr>
+                      </m:ctrlPr>
+                    </m:fPr>
+                    <m:num>
+                      <m:sSup>
+                        <m:sSupPr>
+                          <m:ctrlPr>
+                            <w:rPr>
+                              <w:rFonts w:ascii="Cambria Math" w:eastAsiaTheme="minorEastAsia" w:hAnsi="Cambria Math"/>
+                              <w:i/>
+                              <w:lang w:val="en-US"/>
+                            </w:rPr>
+                          </m:ctrlPr>
+                        </m:sSupPr>
+                        <m:e>
+                          <m:r>
+                            <w:rPr>
+                              <w:rFonts w:ascii="Cambria Math" w:eastAsiaTheme="minorEastAsia" w:hAnsi="Cambria Math"/>
+                              <w:lang w:val="en-US"/>
+                            </w:rPr>
+                            <m:t>∂</m:t>
+                          </m:r>
+                        </m:e>
+                        <m:sup>
+                          <m:r>
+                            <w:rPr>
+                              <w:rFonts w:ascii="Cambria Math" w:eastAsiaTheme="minorEastAsia" w:hAnsi="Cambria Math"/>
+                              <w:lang w:val="en-US"/>
+                            </w:rPr>
+                            <m:t>2</m:t>
+                          </m:r>
+                        </m:sup>
+                      </m:sSup>
+                      <m:r>
+                        <w:rPr>
+                          <w:rFonts w:ascii="Cambria Math" w:eastAsiaTheme="minorEastAsia" w:hAnsi="Cambria Math"/>
+                          <w:lang w:val="en-US"/>
+                        </w:rPr>
+                        <m:t>f</m:t>
+                      </m:r>
+                    </m:num>
+                    <m:den>
+                      <m:r>
+                        <w:rPr>
+                          <w:rFonts w:ascii="Cambria Math" w:eastAsiaTheme="minorEastAsia" w:hAnsi="Cambria Math"/>
+                          <w:lang w:val="en-US"/>
+                        </w:rPr>
+                        <m:t>∂</m:t>
+                      </m:r>
+                      <m:r>
+                        <w:rPr>
+                          <w:rFonts w:ascii="Cambria Math" w:eastAsiaTheme="minorEastAsia" w:hAnsi="Cambria Math"/>
+                          <w:lang w:val="en-US"/>
+                        </w:rPr>
+                        <m:t>x</m:t>
+                      </m:r>
+                      <m:r>
+                        <w:rPr>
+                          <w:rFonts w:ascii="Cambria Math" w:eastAsiaTheme="minorEastAsia" w:hAnsi="Cambria Math"/>
+                          <w:lang w:val="en-US"/>
+                        </w:rPr>
+                        <m:t>∂</m:t>
+                      </m:r>
+                      <m:r>
+                        <w:rPr>
+                          <w:rFonts w:ascii="Cambria Math" w:eastAsiaTheme="minorEastAsia" w:hAnsi="Cambria Math"/>
+                          <w:lang w:val="en-US"/>
+                        </w:rPr>
+                        <m:t>y</m:t>
+                      </m:r>
+                    </m:den>
+                  </m:f>
+                </m:e>
+              </m:d>
+              <m:r>
+                <w:rPr>
+                  <w:rFonts w:ascii="Cambria Math" w:eastAsiaTheme="minorEastAsia" w:hAnsi="Cambria Math"/>
+                  <w:lang w:val="en-US"/>
+                </w:rPr>
+                <m:t>dA</m:t>
+              </m:r>
+            </m:e>
+          </m:nary>
+          <m:r>
+            <w:rPr>
+              <w:rFonts w:ascii="Cambria Math" w:eastAsiaTheme="minorEastAsia" w:hAnsi="Cambria Math"/>
+              <w:lang w:val="en-US"/>
+            </w:rPr>
+            <m:t>=0⇔</m:t>
+          </m:r>
+          <m:f>
+            <m:fPr>
+              <m:ctrlPr>
+                <w:rPr>
+                  <w:rFonts w:ascii="Cambria Math" w:eastAsiaTheme="minorEastAsia" w:hAnsi="Cambria Math"/>
+                  <w:i/>
+                  <w:lang w:val="en-US"/>
+                </w:rPr>
+              </m:ctrlPr>
+            </m:fPr>
+            <m:num>
+              <m:sSup>
+                <m:sSupPr>
+                  <m:ctrlPr>
+                    <w:rPr>
+                      <w:rFonts w:ascii="Cambria Math" w:eastAsiaTheme="minorEastAsia" w:hAnsi="Cambria Math"/>
+                      <w:i/>
+                      <w:lang w:val="en-US"/>
+                    </w:rPr>
+                  </m:ctrlPr>
+                </m:sSupPr>
+                <m:e>
+                  <m:r>
+                    <w:rPr>
+                      <w:rFonts w:ascii="Cambria Math" w:eastAsiaTheme="minorEastAsia" w:hAnsi="Cambria Math"/>
+                      <w:lang w:val="en-US"/>
+                    </w:rPr>
+                    <m:t>∂</m:t>
+                  </m:r>
+                </m:e>
+                <m:sup>
+                  <m:r>
+                    <w:rPr>
+                      <w:rFonts w:ascii="Cambria Math" w:eastAsiaTheme="minorEastAsia" w:hAnsi="Cambria Math"/>
+                      <w:lang w:val="en-US"/>
+                    </w:rPr>
+                    <m:t>2</m:t>
+                  </m:r>
+                </m:sup>
+              </m:sSup>
+              <m:r>
+                <w:rPr>
+                  <w:rFonts w:ascii="Cambria Math" w:eastAsiaTheme="minorEastAsia" w:hAnsi="Cambria Math"/>
+                  <w:lang w:val="en-US"/>
+                </w:rPr>
+                <m:t>f</m:t>
+              </m:r>
+            </m:num>
+            <m:den>
+              <m:r>
+                <w:rPr>
+                  <w:rFonts w:ascii="Cambria Math" w:eastAsiaTheme="minorEastAsia" w:hAnsi="Cambria Math"/>
+                  <w:lang w:val="en-US"/>
+                </w:rPr>
+                <m:t>∂y∂x</m:t>
+              </m:r>
+            </m:den>
+          </m:f>
+          <m:r>
+            <w:rPr>
+              <w:rFonts w:ascii="Cambria Math" w:eastAsiaTheme="minorEastAsia" w:hAnsi="Cambria Math"/>
+              <w:lang w:val="en-US"/>
+            </w:rPr>
+            <m:t>=</m:t>
+          </m:r>
+          <m:f>
+            <m:fPr>
+              <m:ctrlPr>
+                <w:rPr>
+                  <w:rFonts w:ascii="Cambria Math" w:eastAsiaTheme="minorEastAsia" w:hAnsi="Cambria Math"/>
+                  <w:i/>
+                  <w:lang w:val="en-US"/>
+                </w:rPr>
+              </m:ctrlPr>
+            </m:fPr>
+            <m:num>
+              <m:sSup>
+                <m:sSupPr>
+                  <m:ctrlPr>
+                    <w:rPr>
+                      <w:rFonts w:ascii="Cambria Math" w:eastAsiaTheme="minorEastAsia" w:hAnsi="Cambria Math"/>
+                      <w:i/>
+                      <w:lang w:val="en-US"/>
+                    </w:rPr>
+                  </m:ctrlPr>
+                </m:sSupPr>
+                <m:e>
+                  <m:r>
+                    <w:rPr>
+                      <w:rFonts w:ascii="Cambria Math" w:eastAsiaTheme="minorEastAsia" w:hAnsi="Cambria Math"/>
+                      <w:lang w:val="en-US"/>
+                    </w:rPr>
+                    <m:t>∂</m:t>
+                  </m:r>
+                </m:e>
+                <m:sup>
+                  <m:r>
+                    <w:rPr>
+                      <w:rFonts w:ascii="Cambria Math" w:eastAsiaTheme="minorEastAsia" w:hAnsi="Cambria Math"/>
+                      <w:lang w:val="en-US"/>
+                    </w:rPr>
+                    <m:t>2</m:t>
+                  </m:r>
+                </m:sup>
+              </m:sSup>
+              <m:r>
+                <w:rPr>
+                  <w:rFonts w:ascii="Cambria Math" w:eastAsiaTheme="minorEastAsia" w:hAnsi="Cambria Math"/>
+                  <w:lang w:val="en-US"/>
+                </w:rPr>
+                <m:t>f</m:t>
+              </m:r>
+            </m:num>
+            <m:den>
+              <m:r>
+                <w:rPr>
+                  <w:rFonts w:ascii="Cambria Math" w:eastAsiaTheme="minorEastAsia" w:hAnsi="Cambria Math"/>
+                  <w:lang w:val="en-US"/>
+                </w:rPr>
+                <m:t>∂</m:t>
+              </m:r>
+              <m:r>
+                <w:rPr>
+                  <w:rFonts w:ascii="Cambria Math" w:eastAsiaTheme="minorEastAsia" w:hAnsi="Cambria Math"/>
+                  <w:lang w:val="en-US"/>
+                </w:rPr>
+                <m:t>x</m:t>
+              </m:r>
+              <m:r>
+                <w:rPr>
+                  <w:rFonts w:ascii="Cambria Math" w:eastAsiaTheme="minorEastAsia" w:hAnsi="Cambria Math"/>
+                  <w:lang w:val="en-US"/>
+                </w:rPr>
+                <m:t>∂</m:t>
+              </m:r>
+              <m:r>
+                <w:rPr>
+                  <w:rFonts w:ascii="Cambria Math" w:eastAsiaTheme="minorEastAsia" w:hAnsi="Cambria Math"/>
+                  <w:lang w:val="en-US"/>
+                </w:rPr>
+                <m:t>y</m:t>
+              </m:r>
+            </m:den>
+          </m:f>
+        </m:oMath>
+      </m:oMathPara>
+    </w:p>
+    <w:p>
+      <w:pPr>
+        <w:pStyle w:val="ListParagraph"/>
+        <w:numPr>
+          <w:ilvl w:val="0"/>
+          <w:numId w:val="43"/>
+        </w:numPr>
+        <w:rPr>
+          <w:rFonts w:eastAsiaTheme="minorEastAsia"/>
+          <w:lang w:val="en-US"/>
+        </w:rPr>
+      </w:pPr>
+      <w:r>
+        <w:rPr>
+          <w:rFonts w:eastAsiaTheme="minorEastAsia"/>
+          <w:lang w:val="en-US"/>
+        </w:rPr>
+        <w:t>Cách Kiểm Tra 1 Điểm Có Phải Cực Trị?</w:t>
+      </w:r>
+    </w:p>
+    <w:p>
+      <w:pPr>
+        <w:pStyle w:val="ListParagraph"/>
+        <w:numPr>
+          <w:ilvl w:val="0"/>
+          <w:numId w:val="4"/>
+        </w:numPr>
+        <w:rPr>
+          <w:rFonts w:eastAsiaTheme="minorEastAsia"/>
+          <w:lang w:val="en-US"/>
+        </w:rPr>
+      </w:pPr>
+      <w:r>
+        <w:rPr>
+          <w:rFonts w:eastAsiaTheme="minorEastAsia"/>
+          <w:lang w:val="en-US"/>
+        </w:rPr>
+        <w:t>Trong trường hợp hàm 1 biến, để xác định 1 điểm có phải cực trị, ta ban đầu kiểm tra đạo hàm cấp 1 tại điểm đó phải = 0 rồi kiểm tra dấu của đạo hàm cấp 2</w:t>
+      </w:r>
+    </w:p>
+    <w:p>
+      <w:pPr>
+        <w:pStyle w:val="ListParagraph"/>
+        <w:numPr>
+          <w:ilvl w:val="0"/>
+          <w:numId w:val="4"/>
+        </w:numPr>
+        <w:rPr>
+          <w:rFonts w:eastAsiaTheme="minorEastAsia"/>
+          <w:lang w:val="en-US"/>
+        </w:rPr>
+      </w:pPr>
+      <w:r>
+        <w:rPr>
+          <w:rFonts w:eastAsiaTheme="minorEastAsia"/>
+          <w:lang w:val="en-US"/>
+        </w:rPr>
+        <w:t>Mở rộng cho hàm đa biến, ta cũng làm tương tự, nhưng đạo hàm cấp 1 sẽ là ma trận Jacobian và đạo hàm cấp 2 sẽ là ma trận Hessian</w:t>
+      </w:r>
+    </w:p>
+    <w:p>
+      <w:pPr>
+        <w:pStyle w:val="ListParagraph"/>
+        <w:numPr>
+          <w:ilvl w:val="0"/>
+          <w:numId w:val="4"/>
+        </w:numPr>
+        <w:rPr>
+          <w:rFonts w:eastAsiaTheme="minorEastAsia"/>
+          <w:lang w:val="en-US"/>
+        </w:rPr>
+      </w:pPr>
+      <w:r>
+        <w:rPr>
+          <w:rFonts w:eastAsiaTheme="minorEastAsia"/>
+          <w:lang w:val="en-US"/>
+        </w:rPr>
+        <w:t>Vì ta đang xét hàm vô hướng nên ma trận Jacobian cũng tương đương Gradient, như vậy đầu tiên ta phải kiểm tra xem Gradient có = 0 hay không, nếu có thì nó sẽ là 1 trong 3 loại điểm, cực đại, cực tiểu, hoặc điểm yên ngựa</w:t>
+      </w:r>
+    </w:p>
+    <w:p>
+      <w:pPr>
+        <w:pStyle w:val="ListParagraph"/>
+        <w:numPr>
+          <w:ilvl w:val="0"/>
+          <w:numId w:val="4"/>
+        </w:numPr>
+        <w:rPr>
+          <w:rFonts w:eastAsiaTheme="minorEastAsia"/>
+          <w:lang w:val="en-US"/>
+        </w:rPr>
+      </w:pPr>
+      <w:r>
+        <w:rPr>
+          <w:rFonts w:eastAsiaTheme="minorEastAsia"/>
+          <w:lang w:val="en-US"/>
+        </w:rPr>
+        <w:lastRenderedPageBreak/>
+        <w:t>Để kiểm tra cực đại, cực tiểu hay điểm yên ngựa, thì ta sẽ dựa vào dấu của ma trận Hessian,</w:t>
+      </w:r>
+      <w:r>
+        <w:rPr>
+          <w:rFonts w:eastAsiaTheme="minorEastAsia"/>
+          <w:lang w:val="en-US"/>
+        </w:rPr>
+        <w:t xml:space="preserve"> vì nó là ma trận đối xứng, nên</w:t>
+      </w:r>
+      <w:r>
+        <w:rPr>
+          <w:rFonts w:eastAsiaTheme="minorEastAsia"/>
+          <w:lang w:val="en-US"/>
+        </w:rPr>
+        <w:t xml:space="preserve"> </w:t>
+      </w:r>
+      <w:r>
+        <w:rPr>
+          <w:rFonts w:eastAsiaTheme="minorEastAsia"/>
+          <w:lang w:val="en-US"/>
+        </w:rPr>
+        <w:t xml:space="preserve">nếu Positive Definite, thì cực tiểu, nếu Negative Definite, </w:t>
+      </w:r>
+      <w:r>
+        <w:rPr>
+          <w:rFonts w:eastAsiaTheme="minorEastAsia"/>
+          <w:lang w:val="en-US"/>
+        </w:rPr>
+        <w:t>thì cực đại</w:t>
+      </w:r>
+    </w:p>
+    <w:p>
+      <w:pPr>
+        <w:pStyle w:val="ListParagraph"/>
+        <w:numPr>
+          <w:ilvl w:val="0"/>
+          <w:numId w:val="4"/>
+        </w:numPr>
+        <w:rPr>
+          <w:rFonts w:eastAsiaTheme="minorEastAsia"/>
+          <w:lang w:val="en-US"/>
+        </w:rPr>
+      </w:pPr>
+      <w:r>
+        <w:rPr>
+          <w:rFonts w:eastAsiaTheme="minorEastAsia"/>
+          <w:lang w:val="en-US"/>
+        </w:rPr>
+        <w:t>Ta sẽ xét trường hợp hàm f(x, y), ma trận Hessian của hàm này là</w:t>
+      </w:r>
+    </w:p>
+    <w:p>
+      <w:pPr>
+        <w:pStyle w:val="ListParagraph"/>
+        <w:pBdr>
+          <w:top w:val="single" w:sz="4" w:space="1" w:color="auto"/>
+          <w:left w:val="single" w:sz="4" w:space="4" w:color="auto"/>
+          <w:bottom w:val="single" w:sz="4" w:space="1" w:color="auto"/>
+          <w:right w:val="single" w:sz="4" w:space="4" w:color="auto"/>
+        </w:pBdr>
+        <w:ind w:left="1080"/>
+        <w:rPr>
+          <w:rFonts w:eastAsiaTheme="minorEastAsia"/>
+          <w:lang w:val="en-US"/>
+        </w:rPr>
+      </w:pPr>
+      <m:oMathPara>
+        <m:oMathParaPr>
+          <m:jc m:val="left"/>
+        </m:oMathParaPr>
+        <m:oMath>
+          <m:r>
+            <w:rPr>
+              <w:rFonts w:ascii="Cambria Math" w:eastAsiaTheme="minorEastAsia" w:hAnsi="Cambria Math"/>
+              <w:lang w:val="en-US"/>
+            </w:rPr>
+            <m:t>H=</m:t>
+          </m:r>
+          <m:d>
+            <m:dPr>
+              <m:ctrlPr>
+                <w:rPr>
+                  <w:rFonts w:ascii="Cambria Math" w:eastAsiaTheme="minorEastAsia" w:hAnsi="Cambria Math"/>
+                  <w:i/>
+                  <w:lang w:val="en-US"/>
+                </w:rPr>
+              </m:ctrlPr>
+            </m:dPr>
+            <m:e>
+              <m:m>
+                <m:mPr>
+                  <m:mcs>
+                    <m:mc>
+                      <m:mcPr>
+                        <m:count m:val="2"/>
+                        <m:mcJc m:val="center"/>
+                      </m:mcPr>
+                    </m:mc>
+                  </m:mcs>
+                  <m:ctrlPr>
+                    <w:rPr>
+                      <w:rFonts w:ascii="Cambria Math" w:eastAsiaTheme="minorEastAsia" w:hAnsi="Cambria Math"/>
+                      <w:i/>
+                      <w:lang w:val="en-US"/>
+                    </w:rPr>
+                  </m:ctrlPr>
+                </m:mPr>
+                <m:mr>
+                  <m:e>
+                    <m:sSub>
+                      <m:sSubPr>
+                        <m:ctrlPr>
+                          <w:rPr>
+                            <w:rFonts w:ascii="Cambria Math" w:eastAsiaTheme="minorEastAsia" w:hAnsi="Cambria Math"/>
+                            <w:i/>
+                            <w:lang w:val="en-US"/>
+                          </w:rPr>
+                        </m:ctrlPr>
+                      </m:sSubPr>
+                      <m:e>
+                        <m:r>
+                          <w:rPr>
+                            <w:rFonts w:ascii="Cambria Math" w:eastAsiaTheme="minorEastAsia" w:hAnsi="Cambria Math"/>
+                            <w:lang w:val="en-US"/>
+                          </w:rPr>
+                          <m:t>f</m:t>
+                        </m:r>
+                      </m:e>
+                      <m:sub>
+                        <m:r>
+                          <w:rPr>
+                            <w:rFonts w:ascii="Cambria Math" w:eastAsiaTheme="minorEastAsia" w:hAnsi="Cambria Math"/>
+                            <w:lang w:val="en-US"/>
+                          </w:rPr>
+                          <m:t>xx</m:t>
+                        </m:r>
+                      </m:sub>
+                    </m:sSub>
+                  </m:e>
+                  <m:e>
+                    <m:sSub>
+                      <m:sSubPr>
+                        <m:ctrlPr>
+                          <w:rPr>
+                            <w:rFonts w:ascii="Cambria Math" w:eastAsiaTheme="minorEastAsia" w:hAnsi="Cambria Math"/>
+                            <w:i/>
+                            <w:lang w:val="en-US"/>
+                          </w:rPr>
+                        </m:ctrlPr>
+                      </m:sSubPr>
+                      <m:e>
+                        <m:r>
+                          <w:rPr>
+                            <w:rFonts w:ascii="Cambria Math" w:eastAsiaTheme="minorEastAsia" w:hAnsi="Cambria Math"/>
+                            <w:lang w:val="en-US"/>
+                          </w:rPr>
+                          <m:t>f</m:t>
+                        </m:r>
+                      </m:e>
+                      <m:sub>
+                        <m:r>
+                          <w:rPr>
+                            <w:rFonts w:ascii="Cambria Math" w:eastAsiaTheme="minorEastAsia" w:hAnsi="Cambria Math"/>
+                            <w:lang w:val="en-US"/>
+                          </w:rPr>
+                          <m:t>xy</m:t>
+                        </m:r>
+                      </m:sub>
+                    </m:sSub>
+                  </m:e>
+                </m:mr>
+                <m:mr>
+                  <m:e>
+                    <m:sSub>
+                      <m:sSubPr>
+                        <m:ctrlPr>
+                          <w:rPr>
+                            <w:rFonts w:ascii="Cambria Math" w:eastAsiaTheme="minorEastAsia" w:hAnsi="Cambria Math"/>
+                            <w:i/>
+                            <w:lang w:val="en-US"/>
+                          </w:rPr>
+                        </m:ctrlPr>
+                      </m:sSubPr>
+                      <m:e>
+                        <m:r>
+                          <w:rPr>
+                            <w:rFonts w:ascii="Cambria Math" w:eastAsiaTheme="minorEastAsia" w:hAnsi="Cambria Math"/>
+                            <w:lang w:val="en-US"/>
+                          </w:rPr>
+                          <m:t>f</m:t>
+                        </m:r>
+                      </m:e>
+                      <m:sub>
+                        <m:r>
+                          <w:rPr>
+                            <w:rFonts w:ascii="Cambria Math" w:eastAsiaTheme="minorEastAsia" w:hAnsi="Cambria Math"/>
+                            <w:lang w:val="en-US"/>
+                          </w:rPr>
+                          <m:t>yx</m:t>
+                        </m:r>
+                      </m:sub>
+                    </m:sSub>
+                  </m:e>
+                  <m:e>
+                    <m:sSub>
+                      <m:sSubPr>
+                        <m:ctrlPr>
+                          <w:rPr>
+                            <w:rFonts w:ascii="Cambria Math" w:eastAsiaTheme="minorEastAsia" w:hAnsi="Cambria Math"/>
+                            <w:i/>
+                            <w:lang w:val="en-US"/>
+                          </w:rPr>
+                        </m:ctrlPr>
+                      </m:sSubPr>
+                      <m:e>
+                        <m:r>
+                          <w:rPr>
+                            <w:rFonts w:ascii="Cambria Math" w:eastAsiaTheme="minorEastAsia" w:hAnsi="Cambria Math"/>
+                            <w:lang w:val="en-US"/>
+                          </w:rPr>
+                          <m:t>f</m:t>
+                        </m:r>
+                      </m:e>
+                      <m:sub>
+                        <m:r>
+                          <w:rPr>
+                            <w:rFonts w:ascii="Cambria Math" w:eastAsiaTheme="minorEastAsia" w:hAnsi="Cambria Math"/>
+                            <w:lang w:val="en-US"/>
+                          </w:rPr>
+                          <m:t>yy</m:t>
+                        </m:r>
+                      </m:sub>
+                    </m:sSub>
+                  </m:e>
+                </m:mr>
+              </m:m>
+            </m:e>
+          </m:d>
+          <m:r>
+            <w:rPr>
+              <w:rFonts w:ascii="Cambria Math" w:eastAsiaTheme="minorEastAsia" w:hAnsi="Cambria Math"/>
+              <w:lang w:val="en-US"/>
+            </w:rPr>
+            <m:t>,</m:t>
+          </m:r>
+          <m:sSub>
+            <m:sSubPr>
+              <m:ctrlPr>
+                <w:rPr>
+                  <w:rFonts w:ascii="Cambria Math" w:eastAsiaTheme="minorEastAsia" w:hAnsi="Cambria Math"/>
+                  <w:i/>
+                  <w:lang w:val="en-US"/>
+                </w:rPr>
+              </m:ctrlPr>
+            </m:sSubPr>
+            <m:e>
+              <m:r>
+                <w:rPr>
+                  <w:rFonts w:ascii="Cambria Math" w:eastAsiaTheme="minorEastAsia" w:hAnsi="Cambria Math"/>
+                  <w:lang w:val="en-US"/>
+                </w:rPr>
+                <m:t>f</m:t>
+              </m:r>
+            </m:e>
+            <m:sub>
+              <m:r>
+                <w:rPr>
+                  <w:rFonts w:ascii="Cambria Math" w:eastAsiaTheme="minorEastAsia" w:hAnsi="Cambria Math"/>
+                  <w:lang w:val="en-US"/>
+                </w:rPr>
+                <m:t>ab</m:t>
+              </m:r>
+            </m:sub>
+          </m:sSub>
+          <m:r>
+            <w:rPr>
+              <w:rFonts w:ascii="Cambria Math" w:eastAsiaTheme="minorEastAsia" w:hAnsi="Cambria Math"/>
+              <w:lang w:val="en-US"/>
+            </w:rPr>
+            <m:t>=</m:t>
+          </m:r>
+          <m:f>
+            <m:fPr>
+              <m:ctrlPr>
+                <w:rPr>
+                  <w:rFonts w:ascii="Cambria Math" w:eastAsiaTheme="minorEastAsia" w:hAnsi="Cambria Math"/>
+                  <w:i/>
+                  <w:lang w:val="en-US"/>
+                </w:rPr>
+              </m:ctrlPr>
+            </m:fPr>
+            <m:num>
+              <m:sSup>
+                <m:sSupPr>
+                  <m:ctrlPr>
+                    <w:rPr>
+                      <w:rFonts w:ascii="Cambria Math" w:eastAsiaTheme="minorEastAsia" w:hAnsi="Cambria Math"/>
+                      <w:i/>
+                      <w:lang w:val="en-US"/>
+                    </w:rPr>
+                  </m:ctrlPr>
+                </m:sSupPr>
+                <m:e>
+                  <m:r>
+                    <w:rPr>
+                      <w:rFonts w:ascii="Cambria Math" w:eastAsiaTheme="minorEastAsia" w:hAnsi="Cambria Math"/>
+                      <w:lang w:val="en-US"/>
+                    </w:rPr>
+                    <m:t>∂</m:t>
+                  </m:r>
+                </m:e>
+                <m:sup>
+                  <m:r>
+                    <w:rPr>
+                      <w:rFonts w:ascii="Cambria Math" w:eastAsiaTheme="minorEastAsia" w:hAnsi="Cambria Math"/>
+                      <w:lang w:val="en-US"/>
+                    </w:rPr>
+                    <m:t>2</m:t>
+                  </m:r>
+                </m:sup>
+              </m:sSup>
+              <m:r>
+                <w:rPr>
+                  <w:rFonts w:ascii="Cambria Math" w:eastAsiaTheme="minorEastAsia" w:hAnsi="Cambria Math"/>
+                  <w:lang w:val="en-US"/>
+                </w:rPr>
+                <m:t>f</m:t>
+              </m:r>
+            </m:num>
+            <m:den>
+              <m:r>
+                <w:rPr>
+                  <w:rFonts w:ascii="Cambria Math" w:eastAsiaTheme="minorEastAsia" w:hAnsi="Cambria Math"/>
+                  <w:lang w:val="en-US"/>
+                </w:rPr>
+                <m:t>∂</m:t>
+              </m:r>
+              <m:r>
+                <w:rPr>
+                  <w:rFonts w:ascii="Cambria Math" w:eastAsiaTheme="minorEastAsia" w:hAnsi="Cambria Math"/>
+                  <w:lang w:val="en-US"/>
+                </w:rPr>
+                <m:t>a</m:t>
+              </m:r>
+              <m:r>
+                <w:rPr>
+                  <w:rFonts w:ascii="Cambria Math" w:eastAsiaTheme="minorEastAsia" w:hAnsi="Cambria Math"/>
+                  <w:lang w:val="en-US"/>
+                </w:rPr>
+                <m:t>∂</m:t>
+              </m:r>
+              <m:r>
+                <w:rPr>
+                  <w:rFonts w:ascii="Cambria Math" w:eastAsiaTheme="minorEastAsia" w:hAnsi="Cambria Math"/>
+                  <w:lang w:val="en-US"/>
+                </w:rPr>
+                <m:t>b</m:t>
+              </m:r>
+            </m:den>
+          </m:f>
+        </m:oMath>
+      </m:oMathPara>
+    </w:p>
+    <w:p>
+      <w:pPr>
+        <w:pStyle w:val="ListParagraph"/>
+        <w:numPr>
+          <w:ilvl w:val="0"/>
+          <w:numId w:val="4"/>
+        </w:numPr>
+        <w:rPr>
+          <w:rFonts w:eastAsiaTheme="minorEastAsia"/>
+          <w:lang w:val="en-US"/>
+        </w:rPr>
+      </w:pPr>
+      <w:r>
+        <w:rPr>
+          <w:rFonts w:eastAsiaTheme="minorEastAsia"/>
+          <w:lang w:val="en-US"/>
+        </w:rPr>
+        <w:t>Vì f</w:t>
+      </w:r>
+      <w:r>
+        <w:rPr>
+          <w:rFonts w:eastAsiaTheme="minorEastAsia"/>
+          <w:vertAlign w:val="subscript"/>
+          <w:lang w:val="en-US"/>
+        </w:rPr>
+        <w:t>xx</w:t>
+      </w:r>
+      <w:r>
+        <w:rPr>
+          <w:rFonts w:eastAsiaTheme="minorEastAsia"/>
+          <w:lang w:val="en-US"/>
+        </w:rPr>
+        <w:t xml:space="preserve"> có dấu của 1 Eigen Value nên nếu f</w:t>
+      </w:r>
+      <w:r>
+        <w:rPr>
+          <w:rFonts w:eastAsiaTheme="minorEastAsia"/>
+          <w:vertAlign w:val="subscript"/>
+          <w:lang w:val="en-US"/>
+        </w:rPr>
+        <w:t>xx</w:t>
+      </w:r>
+      <w:r>
+        <w:rPr>
+          <w:rFonts w:eastAsiaTheme="minorEastAsia"/>
+          <w:lang w:val="en-US"/>
+        </w:rPr>
+        <w:t xml:space="preserve"> &gt; 0 và |H| &gt; 0 thì chắc chắn Eigen Value còn lại &gt; 0, nên Positive Definite, và đây là cực tiểu</w:t>
+      </w:r>
+    </w:p>
+    <w:p>
+      <w:pPr>
+        <w:pStyle w:val="ListParagraph"/>
+        <w:numPr>
+          <w:ilvl w:val="0"/>
+          <w:numId w:val="4"/>
+        </w:numPr>
+        <w:rPr>
+          <w:rFonts w:eastAsiaTheme="minorEastAsia"/>
+          <w:lang w:val="en-US"/>
+        </w:rPr>
+      </w:pPr>
+      <w:r>
+        <w:rPr>
+          <w:rFonts w:eastAsiaTheme="minorEastAsia"/>
+          <w:lang w:val="en-US"/>
+        </w:rPr>
+        <w:t xml:space="preserve">Tương tự nếu </w:t>
+      </w:r>
+      <w:r>
+        <w:rPr>
+          <w:rFonts w:eastAsiaTheme="minorEastAsia"/>
+          <w:lang w:val="en-US"/>
+        </w:rPr>
+        <w:t>f</w:t>
+      </w:r>
+      <w:r>
+        <w:rPr>
+          <w:rFonts w:eastAsiaTheme="minorEastAsia"/>
+          <w:vertAlign w:val="subscript"/>
+          <w:lang w:val="en-US"/>
+        </w:rPr>
+        <w:t>xx</w:t>
+      </w:r>
+      <w:r>
+        <w:rPr>
+          <w:rFonts w:eastAsiaTheme="minorEastAsia"/>
+          <w:lang w:val="en-US"/>
+        </w:rPr>
+        <w:t xml:space="preserve"> &lt;</w:t>
+      </w:r>
+      <w:r>
+        <w:rPr>
+          <w:rFonts w:eastAsiaTheme="minorEastAsia"/>
+          <w:lang w:val="en-US"/>
+        </w:rPr>
+        <w:t xml:space="preserve"> 0 và |H| &gt; 0</w:t>
+      </w:r>
+      <w:r>
+        <w:rPr>
+          <w:rFonts w:eastAsiaTheme="minorEastAsia"/>
+          <w:lang w:val="en-US"/>
+        </w:rPr>
+        <w:t xml:space="preserve"> thì chắc chắn </w:t>
+      </w:r>
+      <w:r>
+        <w:rPr>
+          <w:rFonts w:eastAsiaTheme="minorEastAsia"/>
+          <w:lang w:val="en-US"/>
+        </w:rPr>
+        <w:t>Eigen Value còn lạ</w:t>
+      </w:r>
+      <w:r>
+        <w:rPr>
+          <w:rFonts w:eastAsiaTheme="minorEastAsia"/>
+          <w:lang w:val="en-US"/>
+        </w:rPr>
+        <w:t>i &lt;</w:t>
+      </w:r>
+      <w:r>
+        <w:rPr>
+          <w:rFonts w:eastAsiaTheme="minorEastAsia"/>
+          <w:lang w:val="en-US"/>
+        </w:rPr>
+        <w:t xml:space="preserve"> 0, nên </w:t>
+      </w:r>
+      <w:r>
+        <w:rPr>
+          <w:rFonts w:eastAsiaTheme="minorEastAsia"/>
+          <w:lang w:val="en-US"/>
+        </w:rPr>
+        <w:t>Negative</w:t>
+      </w:r>
+      <w:r>
+        <w:rPr>
+          <w:rFonts w:eastAsiaTheme="minorEastAsia"/>
+          <w:lang w:val="en-US"/>
+        </w:rPr>
+        <w:t xml:space="preserve"> Definite, và đây là cự</w:t>
+      </w:r>
+      <w:r>
+        <w:rPr>
+          <w:rFonts w:eastAsiaTheme="minorEastAsia"/>
+          <w:lang w:val="en-US"/>
+        </w:rPr>
+        <w:t>c đại</w:t>
+      </w:r>
+    </w:p>
+    <w:p>
+      <w:pPr>
+        <w:pStyle w:val="ListParagraph"/>
+        <w:numPr>
+          <w:ilvl w:val="0"/>
+          <w:numId w:val="4"/>
+        </w:numPr>
+        <w:rPr>
+          <w:rFonts w:eastAsiaTheme="minorEastAsia"/>
+          <w:lang w:val="en-US"/>
+        </w:rPr>
+      </w:pPr>
+      <w:r>
+        <w:rPr>
+          <w:rFonts w:eastAsiaTheme="minorEastAsia"/>
+          <w:lang w:val="en-US"/>
+        </w:rPr>
+        <w:t xml:space="preserve">Nếu </w:t>
+      </w:r>
+      <w:r>
+        <w:rPr>
+          <w:rFonts w:eastAsiaTheme="minorEastAsia"/>
+          <w:lang w:val="en-US"/>
+        </w:rPr>
+        <w:t>|H|</w:t>
+      </w:r>
+      <w:r>
+        <w:rPr>
+          <w:rFonts w:eastAsiaTheme="minorEastAsia"/>
+          <w:lang w:val="en-US"/>
+        </w:rPr>
+        <w:t xml:space="preserve"> &lt; 0 thì chắc chắn 2 Eigen Value trái dấu, và đây là điểm yên ngựa</w:t>
+      </w:r>
+    </w:p>
+    <w:p>
+      <w:pPr>
+        <w:pStyle w:val="ListParagraph"/>
+        <w:numPr>
+          <w:ilvl w:val="0"/>
+          <w:numId w:val="4"/>
+        </w:numPr>
+        <w:rPr>
+          <w:rFonts w:eastAsiaTheme="minorEastAsia"/>
+          <w:lang w:val="en-US"/>
+        </w:rPr>
+      </w:pPr>
+      <w:r>
+        <w:rPr>
+          <w:rFonts w:eastAsiaTheme="minorEastAsia"/>
+          <w:lang w:val="en-US"/>
+        </w:rPr>
+        <w:t xml:space="preserve">Nếu </w:t>
+      </w:r>
+      <w:r>
+        <w:rPr>
+          <w:rFonts w:eastAsiaTheme="minorEastAsia"/>
+          <w:lang w:val="en-US"/>
+        </w:rPr>
+        <w:t>|H|</w:t>
+      </w:r>
+      <w:r>
+        <w:rPr>
+          <w:rFonts w:eastAsiaTheme="minorEastAsia"/>
+          <w:lang w:val="en-US"/>
+        </w:rPr>
+        <w:t xml:space="preserve"> = 0 thì không xác định</w:t>
+      </w:r>
+      <w:bookmarkStart w:id="0" w:name="_GoBack"/>
+      <w:bookmarkEnd w:id="0"/>
+    </w:p>
+    <w:p>
+      <w:pPr>
+        <w:rPr>
+          <w:rFonts w:eastAsiaTheme="minorEastAsia"/>
+          <w:lang w:val="en-US"/>
+        </w:rPr>
+      </w:pPr>
+    </w:p>
+    <w:p>
+      <w:pPr>
+        <w:rPr>
+          <w:rFonts w:eastAsiaTheme="minorEastAsia"/>
+          <w:lang w:val="en-US"/>
+        </w:rPr>
+      </w:pPr>
+      <w:r>
+        <w:rPr>
+          <w:rFonts w:eastAsiaTheme="minorEastAsia"/>
+          <w:lang w:val="en-US"/>
+        </w:rPr>
         <w:t xml:space="preserve">Line Integral </w:t>
       </w:r>
       <w:r>
@@ -17529,14 +19121,7 @@
           <w:rFonts w:eastAsiaTheme="minorEastAsia"/>
           <w:lang w:val="en-US"/>
         </w:rPr>
-        <w:t xml:space="preserve">Định </w:t>
-      </w:r>
-      <w:r>
-        <w:rPr>
-          <w:rFonts w:eastAsiaTheme="minorEastAsia"/>
-          <w:lang w:val="en-US"/>
-        </w:rPr>
-        <w:t>Lí Cơ Bản Tích Phân Đường?</w:t>
+        <w:t>Trường Vector Bảo Toàn (Conservative Vector Field)?</w:t>
       </w:r>
     </w:p>
     <w:p>
@@ -17556,7 +19141,124 @@
           <w:rFonts w:eastAsiaTheme="minorEastAsia"/>
           <w:lang w:val="en-US"/>
         </w:rPr>
-        <w:t>Cho 1 chất điểm chuyển động trong không gian theo 1 đường đi nào đó từ A đến B, dưới tác dụng của 1 trường Vector F, thì công mà F tác dụng không phụ thuộc vào hình dạng đường đi mà chỉ phụ thuộc vào vị trí A và B</w:t>
+        <w:t>Là trường Vector mà bản thân nó là Gradient của 1 hàm nào đó</w:t>
+      </w:r>
+    </w:p>
+    <w:p>
+      <w:pPr>
+        <w:pStyle w:val="ListParagraph"/>
+        <w:numPr>
+          <w:ilvl w:val="0"/>
+          <w:numId w:val="41"/>
+        </w:numPr>
+        <w:rPr>
+          <w:rFonts w:eastAsiaTheme="minorEastAsia"/>
+          <w:lang w:val="en-US"/>
+        </w:rPr>
+      </w:pPr>
+      <w:r>
+        <w:rPr>
+          <w:rFonts w:eastAsiaTheme="minorEastAsia"/>
+          <w:lang w:val="en-US"/>
+        </w:rPr>
+        <w:t xml:space="preserve">Định </w:t>
+      </w:r>
+      <w:r>
+        <w:rPr>
+          <w:rFonts w:eastAsiaTheme="minorEastAsia"/>
+          <w:lang w:val="en-US"/>
+        </w:rPr>
+        <w:t xml:space="preserve">Lí Cơ Bản </w:t>
+      </w:r>
+      <w:r>
+        <w:rPr>
+          <w:rFonts w:eastAsiaTheme="minorEastAsia"/>
+          <w:lang w:val="en-US"/>
+        </w:rPr>
+        <w:t xml:space="preserve">Của </w:t>
+      </w:r>
+      <w:r>
+        <w:rPr>
+          <w:rFonts w:eastAsiaTheme="minorEastAsia"/>
+          <w:lang w:val="en-US"/>
+        </w:rPr>
+        <w:t>Tích Phân Đường?</w:t>
+      </w:r>
+    </w:p>
+    <w:p>
+      <w:pPr>
+        <w:pStyle w:val="ListParagraph"/>
+        <w:numPr>
+          <w:ilvl w:val="0"/>
+          <w:numId w:val="4"/>
+        </w:numPr>
+        <w:rPr>
+          <w:rFonts w:eastAsiaTheme="minorEastAsia"/>
+          <w:lang w:val="en-US"/>
+        </w:rPr>
+      </w:pPr>
+      <w:r>
+        <w:rPr>
+          <w:rFonts w:eastAsiaTheme="minorEastAsia"/>
+          <w:lang w:val="en-US"/>
+        </w:rPr>
+        <w:t>Cho 1 chất điểm chuyển độ</w:t>
+      </w:r>
+      <w:r>
+        <w:rPr>
+          <w:rFonts w:eastAsiaTheme="minorEastAsia"/>
+          <w:lang w:val="en-US"/>
+        </w:rPr>
+        <w:t>ng trong không gian theo</w:t>
+      </w:r>
+      <w:r>
+        <w:rPr>
+          <w:rFonts w:eastAsiaTheme="minorEastAsia"/>
+          <w:lang w:val="en-US"/>
+        </w:rPr>
+        <w:t xml:space="preserve"> đườ</w:t>
+      </w:r>
+      <w:r>
+        <w:rPr>
+          <w:rFonts w:eastAsiaTheme="minorEastAsia"/>
+          <w:lang w:val="en-US"/>
+        </w:rPr>
+        <w:t>ng cong C</w:t>
+      </w:r>
+      <w:r>
+        <w:rPr>
+          <w:rFonts w:eastAsiaTheme="minorEastAsia"/>
+          <w:lang w:val="en-US"/>
+        </w:rPr>
+        <w:t xml:space="preserve"> từ A đến B, dưới tác dụng của 1 trường Vector F</w:t>
+      </w:r>
+      <w:r>
+        <w:rPr>
+          <w:rFonts w:eastAsiaTheme="minorEastAsia"/>
+          <w:lang w:val="en-US"/>
+        </w:rPr>
+        <w:t xml:space="preserve"> bảo toàn</w:t>
+      </w:r>
+      <w:r>
+        <w:rPr>
+          <w:rFonts w:eastAsiaTheme="minorEastAsia"/>
+          <w:lang w:val="en-US"/>
+        </w:rPr>
+        <w:t>, thì công mà F tác dụng không phụ thuộc vào hình dạ</w:t>
+      </w:r>
+      <w:r>
+        <w:rPr>
+          <w:rFonts w:eastAsiaTheme="minorEastAsia"/>
+          <w:lang w:val="en-US"/>
+        </w:rPr>
+        <w:t>ng của C</w:t>
+      </w:r>
+      <w:r>
+        <w:rPr>
+          <w:rFonts w:eastAsiaTheme="minorEastAsia"/>
+          <w:lang w:val="en-US"/>
+        </w:rPr>
+        <w:t xml:space="preserve"> mà chỉ phụ thuộc vào vị trí A và B</w:t>
       </w:r>
     </w:p>
     <w:p>
@@ -17596,7 +19298,7 @@
                   <w:rFonts w:ascii="Cambria Math" w:eastAsiaTheme="minorEastAsia" w:hAnsi="Cambria Math"/>
                   <w:lang w:val="en-US"/>
                 </w:rPr>
-                <m:t>A</m:t>
+                <m:t>C</m:t>
               </m:r>
             </m:sub>
             <m:sup>
@@ -17605,7 +19307,7 @@
                   <w:rFonts w:ascii="Cambria Math" w:eastAsiaTheme="minorEastAsia" w:hAnsi="Cambria Math"/>
                   <w:lang w:val="en-US"/>
                 </w:rPr>
-                <m:t>B</m:t>
+                <m:t>.</m:t>
               </m:r>
             </m:sup>
             <m:e>
@@ -17796,7 +19498,7 @@
                   <w:rFonts w:ascii="Cambria Math" w:eastAsiaTheme="minorEastAsia" w:hAnsi="Cambria Math"/>
                   <w:lang w:val="en-US"/>
                 </w:rPr>
-                <m:t>A</m:t>
+                <m:t>C</m:t>
               </m:r>
             </m:sub>
             <m:sup>
@@ -17805,7 +19507,7 @@
                   <w:rFonts w:ascii="Cambria Math" w:eastAsiaTheme="minorEastAsia" w:hAnsi="Cambria Math"/>
                   <w:lang w:val="en-US"/>
                 </w:rPr>
-                <m:t>B</m:t>
+                <m:t>.</m:t>
               </m:r>
             </m:sup>
             <m:e>
@@ -18128,8 +19830,6 @@
         <w:t>Dễ thấy đây là đạo hàm có hướng, nên</w:t>
       </w:r>
     </w:p>
-    <w:bookmarkStart w:id="0" w:name="_GoBack"/>
-    <w:bookmarkEnd w:id="0"/>
     <w:p>
       <w:pPr>
         <w:pStyle w:val="ListParagraph"/>
@@ -18392,14 +20092,7 @@
               <w:rFonts w:ascii="Cambria Math" w:eastAsiaTheme="minorEastAsia" w:hAnsi="Cambria Math"/>
               <w:lang w:val="en-US"/>
             </w:rPr>
-            <m:t>-</m:t>
-          </m:r>
-          <m:r>
-            <w:rPr>
-              <w:rFonts w:ascii="Cambria Math" w:eastAsiaTheme="minorEastAsia" w:hAnsi="Cambria Math"/>
-              <w:lang w:val="en-US"/>
-            </w:rPr>
-            <m:t>f</m:t>
+            <m:t>-f</m:t>
           </m:r>
           <m:d>
             <m:dPr>
@@ -18472,17 +20165,2597 @@
               <w:rFonts w:ascii="Cambria Math" w:eastAsiaTheme="minorEastAsia" w:hAnsi="Cambria Math"/>
               <w:lang w:val="en-US"/>
             </w:rPr>
+            <m:t>-f</m:t>
+          </m:r>
+          <m:d>
+            <m:dPr>
+              <m:ctrlPr>
+                <w:rPr>
+                  <w:rFonts w:ascii="Cambria Math" w:eastAsiaTheme="minorEastAsia" w:hAnsi="Cambria Math"/>
+                  <w:i/>
+                  <w:lang w:val="en-US"/>
+                </w:rPr>
+              </m:ctrlPr>
+            </m:dPr>
+            <m:e>
+              <m:r>
+                <w:rPr>
+                  <w:rFonts w:ascii="Cambria Math" w:eastAsiaTheme="minorEastAsia" w:hAnsi="Cambria Math"/>
+                  <w:lang w:val="en-US"/>
+                </w:rPr>
+                <m:t>A</m:t>
+              </m:r>
+            </m:e>
+          </m:d>
+        </m:oMath>
+      </m:oMathPara>
+    </w:p>
+    <w:p>
+      <w:pPr>
+        <w:pStyle w:val="ListParagraph"/>
+        <w:numPr>
+          <w:ilvl w:val="0"/>
+          <w:numId w:val="41"/>
+        </w:numPr>
+        <w:rPr>
+          <w:rFonts w:eastAsiaTheme="minorEastAsia"/>
+          <w:lang w:val="en-US"/>
+        </w:rPr>
+      </w:pPr>
+      <w:r>
+        <w:rPr>
+          <w:rFonts w:eastAsiaTheme="minorEastAsia"/>
+          <w:lang w:val="en-US"/>
+        </w:rPr>
+        <w:t>Định Lí Green Về Tích Phân Đường Của 1 Đường Cong Kín?</w:t>
+      </w:r>
+    </w:p>
+    <w:p>
+      <w:pPr>
+        <w:pStyle w:val="ListParagraph"/>
+        <w:numPr>
+          <w:ilvl w:val="0"/>
+          <w:numId w:val="4"/>
+        </w:numPr>
+        <w:rPr>
+          <w:rFonts w:eastAsiaTheme="minorEastAsia"/>
+          <w:lang w:val="en-US"/>
+        </w:rPr>
+      </w:pPr>
+      <w:r>
+        <w:rPr>
+          <w:rFonts w:eastAsiaTheme="minorEastAsia"/>
+          <w:lang w:val="en-US"/>
+        </w:rPr>
+        <w:t xml:space="preserve">Trong hệ tọa độ Oxy, cho 1 đường cong kín C, D là </w:t>
+      </w:r>
+      <w:r>
+        <w:rPr>
+          <w:rFonts w:eastAsiaTheme="minorEastAsia"/>
+          <w:lang w:val="en-US"/>
+        </w:rPr>
+        <w:t>miền</w:t>
+      </w:r>
+      <w:r>
+        <w:rPr>
+          <w:rFonts w:eastAsiaTheme="minorEastAsia"/>
+          <w:lang w:val="en-US"/>
+        </w:rPr>
+        <w:t xml:space="preserve"> được bao bởi C, F là trường Vector liên tục, khi đó</w:t>
+      </w:r>
+    </w:p>
+    <w:p>
+      <w:pPr>
+        <w:pStyle w:val="ListParagraph"/>
+        <w:pBdr>
+          <w:top w:val="single" w:sz="4" w:space="1" w:color="auto"/>
+          <w:left w:val="single" w:sz="4" w:space="4" w:color="auto"/>
+          <w:bottom w:val="single" w:sz="4" w:space="1" w:color="auto"/>
+          <w:right w:val="single" w:sz="4" w:space="4" w:color="auto"/>
+        </w:pBdr>
+        <w:ind w:left="1080"/>
+        <w:rPr>
+          <w:rFonts w:eastAsiaTheme="minorEastAsia"/>
+          <w:lang w:val="en-US"/>
+        </w:rPr>
+      </w:pPr>
+      <m:oMathPara>
+        <m:oMathParaPr>
+          <m:jc m:val="left"/>
+        </m:oMathParaPr>
+        <m:oMath>
+          <m:nary>
+            <m:naryPr>
+              <m:chr m:val="∮"/>
+              <m:limLoc m:val="subSup"/>
+              <m:ctrlPr>
+                <w:rPr>
+                  <w:rFonts w:ascii="Cambria Math" w:eastAsiaTheme="minorEastAsia" w:hAnsi="Cambria Math"/>
+                  <w:i/>
+                  <w:lang w:val="en-US"/>
+                </w:rPr>
+              </m:ctrlPr>
+            </m:naryPr>
+            <m:sub>
+              <m:r>
+                <w:rPr>
+                  <w:rFonts w:ascii="Cambria Math" w:eastAsiaTheme="minorEastAsia" w:hAnsi="Cambria Math"/>
+                  <w:lang w:val="en-US"/>
+                </w:rPr>
+                <m:t>C</m:t>
+              </m:r>
+            </m:sub>
+            <m:sup>
+              <m:r>
+                <w:rPr>
+                  <w:rFonts w:ascii="Cambria Math" w:eastAsiaTheme="minorEastAsia" w:hAnsi="Cambria Math"/>
+                  <w:lang w:val="en-US"/>
+                </w:rPr>
+                <m:t>.</m:t>
+              </m:r>
+            </m:sup>
+            <m:e>
+              <m:r>
+                <w:rPr>
+                  <w:rFonts w:ascii="Cambria Math" w:eastAsiaTheme="minorEastAsia" w:hAnsi="Cambria Math"/>
+                  <w:lang w:val="en-US"/>
+                </w:rPr>
+                <m:t>F</m:t>
+              </m:r>
+              <m:r>
+                <w:rPr>
+                  <w:rFonts w:ascii="Cambria Math" w:eastAsiaTheme="minorEastAsia" w:hAnsi="Cambria Math"/>
+                  <w:lang w:val="en-US"/>
+                </w:rPr>
+                <m:t>∙dr</m:t>
+              </m:r>
+            </m:e>
+          </m:nary>
+          <m:r>
+            <w:rPr>
+              <w:rFonts w:ascii="Cambria Math" w:eastAsiaTheme="minorEastAsia" w:hAnsi="Cambria Math"/>
+              <w:lang w:val="en-US"/>
+            </w:rPr>
+            <m:t>=</m:t>
+          </m:r>
+          <m:nary>
+            <m:naryPr>
+              <m:chr m:val="∬"/>
+              <m:limLoc m:val="subSup"/>
+              <m:ctrlPr>
+                <w:rPr>
+                  <w:rFonts w:ascii="Cambria Math" w:eastAsiaTheme="minorEastAsia" w:hAnsi="Cambria Math"/>
+                  <w:i/>
+                  <w:lang w:val="en-US"/>
+                </w:rPr>
+              </m:ctrlPr>
+            </m:naryPr>
+            <m:sub>
+              <m:r>
+                <w:rPr>
+                  <w:rFonts w:ascii="Cambria Math" w:eastAsiaTheme="minorEastAsia" w:hAnsi="Cambria Math"/>
+                  <w:lang w:val="en-US"/>
+                </w:rPr>
+                <m:t>D</m:t>
+              </m:r>
+            </m:sub>
+            <m:sup>
+              <m:r>
+                <w:rPr>
+                  <w:rFonts w:ascii="Cambria Math" w:eastAsiaTheme="minorEastAsia" w:hAnsi="Cambria Math"/>
+                  <w:lang w:val="en-US"/>
+                </w:rPr>
+                <m:t>.</m:t>
+              </m:r>
+            </m:sup>
+            <m:e>
+              <m:r>
+                <m:rPr>
+                  <m:sty m:val="p"/>
+                </m:rPr>
+                <w:rPr>
+                  <w:rFonts w:ascii="Cambria Math" w:eastAsiaTheme="minorEastAsia" w:hAnsi="Cambria Math"/>
+                  <w:lang w:val="en-US"/>
+                </w:rPr>
+                <m:t>∇</m:t>
+              </m:r>
+              <m:r>
+                <w:rPr>
+                  <w:rFonts w:ascii="Cambria Math" w:eastAsiaTheme="minorEastAsia" w:hAnsi="Cambria Math"/>
+                  <w:lang w:val="en-US"/>
+                </w:rPr>
+                <m:t>×F</m:t>
+              </m:r>
+              <m:r>
+                <w:rPr>
+                  <w:rFonts w:ascii="Cambria Math" w:eastAsiaTheme="minorEastAsia" w:hAnsi="Cambria Math"/>
+                  <w:lang w:val="en-US"/>
+                </w:rPr>
+                <m:t>dA</m:t>
+              </m:r>
+            </m:e>
+          </m:nary>
+          <m:r>
+            <w:rPr>
+              <w:rFonts w:ascii="Cambria Math" w:eastAsiaTheme="minorEastAsia" w:hAnsi="Cambria Math"/>
+              <w:lang w:val="en-US"/>
+            </w:rPr>
+            <m:t>=</m:t>
+          </m:r>
+          <m:nary>
+            <m:naryPr>
+              <m:chr m:val="∬"/>
+              <m:limLoc m:val="subSup"/>
+              <m:ctrlPr>
+                <w:rPr>
+                  <w:rFonts w:ascii="Cambria Math" w:eastAsiaTheme="minorEastAsia" w:hAnsi="Cambria Math"/>
+                  <w:i/>
+                  <w:lang w:val="en-US"/>
+                </w:rPr>
+              </m:ctrlPr>
+            </m:naryPr>
+            <m:sub>
+              <m:r>
+                <w:rPr>
+                  <w:rFonts w:ascii="Cambria Math" w:eastAsiaTheme="minorEastAsia" w:hAnsi="Cambria Math"/>
+                  <w:lang w:val="en-US"/>
+                </w:rPr>
+                <m:t>D</m:t>
+              </m:r>
+            </m:sub>
+            <m:sup>
+              <m:r>
+                <w:rPr>
+                  <w:rFonts w:ascii="Cambria Math" w:eastAsiaTheme="minorEastAsia" w:hAnsi="Cambria Math"/>
+                  <w:lang w:val="en-US"/>
+                </w:rPr>
+                <m:t>.</m:t>
+              </m:r>
+            </m:sup>
+            <m:e>
+              <m:d>
+                <m:dPr>
+                  <m:ctrlPr>
+                    <w:rPr>
+                      <w:rFonts w:ascii="Cambria Math" w:eastAsiaTheme="minorEastAsia" w:hAnsi="Cambria Math"/>
+                      <w:i/>
+                      <w:lang w:val="en-US"/>
+                    </w:rPr>
+                  </m:ctrlPr>
+                </m:dPr>
+                <m:e>
+                  <m:f>
+                    <m:fPr>
+                      <m:ctrlPr>
+                        <w:rPr>
+                          <w:rFonts w:ascii="Cambria Math" w:eastAsiaTheme="minorEastAsia" w:hAnsi="Cambria Math"/>
+                          <w:i/>
+                          <w:lang w:val="en-US"/>
+                        </w:rPr>
+                      </m:ctrlPr>
+                    </m:fPr>
+                    <m:num>
+                      <m:r>
+                        <w:rPr>
+                          <w:rFonts w:ascii="Cambria Math" w:eastAsiaTheme="minorEastAsia" w:hAnsi="Cambria Math"/>
+                          <w:lang w:val="en-US"/>
+                        </w:rPr>
+                        <m:t>∂</m:t>
+                      </m:r>
+                      <m:sSub>
+                        <m:sSubPr>
+                          <m:ctrlPr>
+                            <w:rPr>
+                              <w:rFonts w:ascii="Cambria Math" w:eastAsiaTheme="minorEastAsia" w:hAnsi="Cambria Math"/>
+                              <w:i/>
+                              <w:lang w:val="en-US"/>
+                            </w:rPr>
+                          </m:ctrlPr>
+                        </m:sSubPr>
+                        <m:e>
+                          <m:r>
+                            <w:rPr>
+                              <w:rFonts w:ascii="Cambria Math" w:eastAsiaTheme="minorEastAsia" w:hAnsi="Cambria Math"/>
+                              <w:lang w:val="en-US"/>
+                            </w:rPr>
+                            <m:t>F</m:t>
+                          </m:r>
+                        </m:e>
+                        <m:sub>
+                          <m:r>
+                            <w:rPr>
+                              <w:rFonts w:ascii="Cambria Math" w:eastAsiaTheme="minorEastAsia" w:hAnsi="Cambria Math"/>
+                              <w:lang w:val="en-US"/>
+                            </w:rPr>
+                            <m:t>y</m:t>
+                          </m:r>
+                        </m:sub>
+                      </m:sSub>
+                    </m:num>
+                    <m:den>
+                      <m:r>
+                        <w:rPr>
+                          <w:rFonts w:ascii="Cambria Math" w:eastAsiaTheme="minorEastAsia" w:hAnsi="Cambria Math"/>
+                          <w:lang w:val="en-US"/>
+                        </w:rPr>
+                        <m:t>∂</m:t>
+                      </m:r>
+                      <m:r>
+                        <w:rPr>
+                          <w:rFonts w:ascii="Cambria Math" w:eastAsiaTheme="minorEastAsia" w:hAnsi="Cambria Math"/>
+                          <w:lang w:val="en-US"/>
+                        </w:rPr>
+                        <m:t>x</m:t>
+                      </m:r>
+                    </m:den>
+                  </m:f>
+                  <m:r>
+                    <w:rPr>
+                      <w:rFonts w:ascii="Cambria Math" w:eastAsiaTheme="minorEastAsia" w:hAnsi="Cambria Math"/>
+                      <w:lang w:val="en-US"/>
+                    </w:rPr>
+                    <m:t>-</m:t>
+                  </m:r>
+                  <m:f>
+                    <m:fPr>
+                      <m:ctrlPr>
+                        <w:rPr>
+                          <w:rFonts w:ascii="Cambria Math" w:eastAsiaTheme="minorEastAsia" w:hAnsi="Cambria Math"/>
+                          <w:i/>
+                          <w:lang w:val="en-US"/>
+                        </w:rPr>
+                      </m:ctrlPr>
+                    </m:fPr>
+                    <m:num>
+                      <m:r>
+                        <w:rPr>
+                          <w:rFonts w:ascii="Cambria Math" w:eastAsiaTheme="minorEastAsia" w:hAnsi="Cambria Math"/>
+                          <w:lang w:val="en-US"/>
+                        </w:rPr>
+                        <m:t>∂</m:t>
+                      </m:r>
+                      <m:sSub>
+                        <m:sSubPr>
+                          <m:ctrlPr>
+                            <w:rPr>
+                              <w:rFonts w:ascii="Cambria Math" w:eastAsiaTheme="minorEastAsia" w:hAnsi="Cambria Math"/>
+                              <w:i/>
+                              <w:lang w:val="en-US"/>
+                            </w:rPr>
+                          </m:ctrlPr>
+                        </m:sSubPr>
+                        <m:e>
+                          <m:r>
+                            <w:rPr>
+                              <w:rFonts w:ascii="Cambria Math" w:eastAsiaTheme="minorEastAsia" w:hAnsi="Cambria Math"/>
+                              <w:lang w:val="en-US"/>
+                            </w:rPr>
+                            <m:t>F</m:t>
+                          </m:r>
+                        </m:e>
+                        <m:sub>
+                          <m:r>
+                            <w:rPr>
+                              <w:rFonts w:ascii="Cambria Math" w:eastAsiaTheme="minorEastAsia" w:hAnsi="Cambria Math"/>
+                              <w:lang w:val="en-US"/>
+                            </w:rPr>
+                            <m:t>x</m:t>
+                          </m:r>
+                        </m:sub>
+                      </m:sSub>
+                    </m:num>
+                    <m:den>
+                      <m:r>
+                        <w:rPr>
+                          <w:rFonts w:ascii="Cambria Math" w:eastAsiaTheme="minorEastAsia" w:hAnsi="Cambria Math"/>
+                          <w:lang w:val="en-US"/>
+                        </w:rPr>
+                        <m:t>∂</m:t>
+                      </m:r>
+                      <m:r>
+                        <w:rPr>
+                          <w:rFonts w:ascii="Cambria Math" w:eastAsiaTheme="minorEastAsia" w:hAnsi="Cambria Math"/>
+                          <w:lang w:val="en-US"/>
+                        </w:rPr>
+                        <m:t>y</m:t>
+                      </m:r>
+                    </m:den>
+                  </m:f>
+                </m:e>
+              </m:d>
+              <m:r>
+                <w:rPr>
+                  <w:rFonts w:ascii="Cambria Math" w:eastAsiaTheme="minorEastAsia" w:hAnsi="Cambria Math"/>
+                  <w:lang w:val="en-US"/>
+                </w:rPr>
+                <m:t>d</m:t>
+              </m:r>
+              <m:r>
+                <w:rPr>
+                  <w:rFonts w:ascii="Cambria Math" w:eastAsiaTheme="minorEastAsia" w:hAnsi="Cambria Math"/>
+                  <w:lang w:val="en-US"/>
+                </w:rPr>
+                <m:t>A</m:t>
+              </m:r>
+            </m:e>
+          </m:nary>
+        </m:oMath>
+      </m:oMathPara>
+    </w:p>
+    <w:p>
+      <w:pPr>
+        <w:pStyle w:val="ListParagraph"/>
+        <w:numPr>
+          <w:ilvl w:val="0"/>
+          <w:numId w:val="4"/>
+        </w:numPr>
+        <w:rPr>
+          <w:rFonts w:eastAsiaTheme="minorEastAsia"/>
+          <w:lang w:val="en-US"/>
+        </w:rPr>
+      </w:pPr>
+      <w:r>
+        <w:rPr>
+          <w:rFonts w:eastAsiaTheme="minorEastAsia"/>
+          <w:lang w:val="en-US"/>
+        </w:rPr>
+        <w:t>Nghĩa là công của F tác dụng lên chất điểm khi nó đi theo C đúng 1 vòng ngược chiều kim đồng hồ = tổng Curl của F trong D</w:t>
+      </w:r>
+    </w:p>
+    <w:p>
+      <w:pPr>
+        <w:pStyle w:val="ListParagraph"/>
+        <w:numPr>
+          <w:ilvl w:val="0"/>
+          <w:numId w:val="4"/>
+        </w:numPr>
+        <w:rPr>
+          <w:rFonts w:eastAsiaTheme="minorEastAsia"/>
+          <w:lang w:val="en-US"/>
+        </w:rPr>
+      </w:pPr>
+      <w:r>
+        <w:rPr>
+          <w:rFonts w:eastAsiaTheme="minorEastAsia"/>
+          <w:lang w:val="en-US"/>
+        </w:rPr>
+        <w:t>Dễ thấy F là 1 trường Vector bảo toàn trên D chỉ khi tổng Curl của F trong D = 0</w:t>
+      </w:r>
+    </w:p>
+    <w:p>
+      <w:pPr>
+        <w:pStyle w:val="ListParagraph"/>
+        <w:numPr>
+          <w:ilvl w:val="0"/>
+          <w:numId w:val="4"/>
+        </w:numPr>
+        <w:rPr>
+          <w:rFonts w:eastAsiaTheme="minorEastAsia"/>
+          <w:lang w:val="en-US"/>
+        </w:rPr>
+      </w:pPr>
+      <w:r>
+        <w:rPr>
+          <w:rFonts w:eastAsiaTheme="minorEastAsia"/>
+          <w:lang w:val="en-US"/>
+        </w:rPr>
+        <w:t>Chứng minh</w:t>
+      </w:r>
+    </w:p>
+    <w:p>
+      <w:pPr>
+        <w:pStyle w:val="ListParagraph"/>
+        <w:numPr>
+          <w:ilvl w:val="0"/>
+          <w:numId w:val="4"/>
+        </w:numPr>
+        <w:rPr>
+          <w:rFonts w:eastAsiaTheme="minorEastAsia"/>
+          <w:lang w:val="en-US"/>
+        </w:rPr>
+      </w:pPr>
+      <w:r>
+        <w:rPr>
+          <w:rFonts w:eastAsiaTheme="minorEastAsia"/>
+          <w:lang w:val="en-US"/>
+        </w:rPr>
+        <w:t>Cho đường cong sau</w:t>
+      </w:r>
+    </w:p>
+    <w:p>
+      <w:pPr>
+        <w:pStyle w:val="ListParagraph"/>
+        <w:numPr>
+          <w:ilvl w:val="0"/>
+          <w:numId w:val="4"/>
+        </w:numPr>
+        <w:rPr>
+          <w:rFonts w:eastAsiaTheme="minorEastAsia"/>
+          <w:lang w:val="en-US"/>
+        </w:rPr>
+      </w:pPr>
+      <w:r>
+        <w:rPr>
+          <w:rFonts w:eastAsiaTheme="minorEastAsia"/>
+          <w:noProof/>
+          <w:lang w:eastAsia="vi-VN"/>
+        </w:rPr>
+        <w:lastRenderedPageBreak/>
+        <w:drawing>
+          <wp:inline distT="0" distB="0" distL="0" distR="0">
+            <wp:extent cx="3324225" cy="3324225"/>
+            <wp:effectExtent l="0" t="0" r="9525" b="9525"/>
+            <wp:docPr id="2" name="Picture 2"/>
+            <wp:cNvGraphicFramePr>
+              <a:graphicFrameLocks xmlns:a="http://schemas.openxmlformats.org/drawingml/2006/main" noChangeAspect="1"/>
+            </wp:cNvGraphicFramePr>
+            <a:graphic xmlns:a="http://schemas.openxmlformats.org/drawingml/2006/main">
+              <a:graphicData uri="http://schemas.openxmlformats.org/drawingml/2006/picture">
+                <pic:pic xmlns:pic="http://schemas.openxmlformats.org/drawingml/2006/picture">
+                  <pic:nvPicPr>
+                    <pic:cNvPr id="0" name="Unastitled-2.jpg"/>
+                    <pic:cNvPicPr/>
+                  </pic:nvPicPr>
+                  <pic:blipFill>
+                    <a:blip r:embed="rId7">
+                      <a:extLst>
+                        <a:ext uri="{28A0092B-C50C-407E-A947-70E740481C1C}">
+                          <a14:useLocalDpi xmlns:a14="http://schemas.microsoft.com/office/drawing/2010/main" val="0"/>
+                        </a:ext>
+                      </a:extLst>
+                    </a:blip>
+                    <a:stretch>
+                      <a:fillRect/>
+                    </a:stretch>
+                  </pic:blipFill>
+                  <pic:spPr>
+                    <a:xfrm>
+                      <a:off x="0" y="0"/>
+                      <a:ext cx="3322753" cy="3322753"/>
+                    </a:xfrm>
+                    <a:prstGeom prst="rect">
+                      <a:avLst/>
+                    </a:prstGeom>
+                  </pic:spPr>
+                </pic:pic>
+              </a:graphicData>
+            </a:graphic>
+          </wp:inline>
+        </w:drawing>
+      </w:r>
+    </w:p>
+    <w:p>
+      <w:pPr>
+        <w:pStyle w:val="ListParagraph"/>
+        <w:numPr>
+          <w:ilvl w:val="0"/>
+          <w:numId w:val="4"/>
+        </w:numPr>
+        <w:rPr>
+          <w:rFonts w:eastAsiaTheme="minorEastAsia"/>
+          <w:lang w:val="en-US"/>
+        </w:rPr>
+      </w:pPr>
+      <w:r>
+        <w:rPr>
+          <w:rFonts w:eastAsiaTheme="minorEastAsia"/>
+          <w:lang w:val="en-US"/>
+        </w:rPr>
+        <w:t>Dễ thấy chỉ cần ta chứng minh được định lí Green đúng với đường cong con C thì chắc chắn định lí Green cũng đúng với đường cong L, vì L có thể được chia thành tổng của nhiều đường cong con và những chỗ tiếp xúc của các đường cong con sẽ triệt tiêu nhau</w:t>
+      </w:r>
+    </w:p>
+    <w:p>
+      <w:pPr>
+        <w:pStyle w:val="ListParagraph"/>
+        <w:numPr>
+          <w:ilvl w:val="0"/>
+          <w:numId w:val="4"/>
+        </w:numPr>
+        <w:rPr>
+          <w:rFonts w:eastAsiaTheme="minorEastAsia"/>
+          <w:lang w:val="en-US"/>
+        </w:rPr>
+      </w:pPr>
+      <w:r>
+        <w:rPr>
+          <w:rFonts w:eastAsiaTheme="minorEastAsia"/>
+          <w:lang w:val="en-US"/>
+        </w:rPr>
+        <w:t>T</w:t>
+      </w:r>
+      <w:r>
+        <w:rPr>
+          <w:rFonts w:eastAsiaTheme="minorEastAsia"/>
+          <w:lang w:val="en-US"/>
+        </w:rPr>
+        <w:t xml:space="preserve">rường Vector F được phân tích thành tổng của 2 trường Vector là </w:t>
+      </w:r>
+      <w:r>
+        <w:rPr>
+          <w:rFonts w:eastAsiaTheme="minorEastAsia"/>
+          <w:lang w:val="en-US"/>
+        </w:rPr>
+        <w:t>P có phương ngang và Q</w:t>
+      </w:r>
+      <w:r>
+        <w:rPr>
+          <w:rFonts w:eastAsiaTheme="minorEastAsia"/>
+          <w:lang w:val="en-US"/>
+        </w:rPr>
+        <w:t xml:space="preserve"> có phương dọc, ta tính theo phương ngang trước</w:t>
+      </w:r>
+      <w:r>
+        <w:rPr>
+          <w:rFonts w:eastAsiaTheme="minorEastAsia"/>
+          <w:lang w:val="en-US"/>
+        </w:rPr>
+        <w:t>, g</w:t>
+      </w:r>
+      <w:r>
+        <w:rPr>
+          <w:rFonts w:eastAsiaTheme="minorEastAsia"/>
+          <w:lang w:val="en-US"/>
+        </w:rPr>
+        <w:t>iả sử</w:t>
+      </w:r>
+      <w:r>
+        <w:rPr>
+          <w:rFonts w:eastAsiaTheme="minorEastAsia"/>
+          <w:lang w:val="en-US"/>
+        </w:rPr>
+        <w:t xml:space="preserve"> phần đường cong</w:t>
+      </w:r>
+      <w:r>
+        <w:rPr>
+          <w:rFonts w:eastAsiaTheme="minorEastAsia"/>
+          <w:lang w:val="en-US"/>
+        </w:rPr>
+        <w:t xml:space="preserve"> </w:t>
+      </w:r>
+      <w:r>
+        <w:rPr>
+          <w:rFonts w:eastAsiaTheme="minorEastAsia"/>
+          <w:lang w:val="en-US"/>
+        </w:rPr>
+        <w:t>C</w:t>
+      </w:r>
+      <w:r>
+        <w:rPr>
+          <w:rFonts w:eastAsiaTheme="minorEastAsia"/>
+          <w:vertAlign w:val="subscript"/>
+          <w:lang w:val="en-US"/>
+        </w:rPr>
+        <w:t>1</w:t>
+      </w:r>
+      <w:r>
+        <w:rPr>
+          <w:rFonts w:eastAsiaTheme="minorEastAsia"/>
+          <w:lang w:val="en-US"/>
+        </w:rPr>
+        <w:t xml:space="preserve"> có </w:t>
+      </w:r>
+      <w:r>
+        <w:rPr>
+          <w:rFonts w:eastAsiaTheme="minorEastAsia"/>
+          <w:lang w:val="en-US"/>
+        </w:rPr>
+        <w:t>hàm h</w:t>
+      </w:r>
+      <w:r>
+        <w:rPr>
+          <w:rFonts w:eastAsiaTheme="minorEastAsia"/>
+          <w:vertAlign w:val="subscript"/>
+          <w:lang w:val="en-US"/>
+        </w:rPr>
+        <w:t>1</w:t>
+      </w:r>
+      <w:r>
+        <w:rPr>
+          <w:rFonts w:eastAsiaTheme="minorEastAsia"/>
+          <w:lang w:val="en-US"/>
+        </w:rPr>
+        <w:t xml:space="preserve">(x), </w:t>
+      </w:r>
+      <w:r>
+        <w:rPr>
+          <w:rFonts w:eastAsiaTheme="minorEastAsia"/>
+          <w:lang w:val="en-US"/>
+        </w:rPr>
+        <w:t xml:space="preserve">phần </w:t>
+      </w:r>
+      <w:r>
+        <w:rPr>
+          <w:rFonts w:eastAsiaTheme="minorEastAsia"/>
+          <w:lang w:val="en-US"/>
+        </w:rPr>
+        <w:t>đườ</w:t>
+      </w:r>
+      <w:r>
+        <w:rPr>
+          <w:rFonts w:eastAsiaTheme="minorEastAsia"/>
+          <w:lang w:val="en-US"/>
+        </w:rPr>
+        <w:t>ng cong C</w:t>
+      </w:r>
+      <w:r>
+        <w:rPr>
+          <w:rFonts w:eastAsiaTheme="minorEastAsia"/>
+          <w:vertAlign w:val="subscript"/>
+          <w:lang w:val="en-US"/>
+        </w:rPr>
+        <w:t>2</w:t>
+      </w:r>
+      <w:r>
+        <w:rPr>
+          <w:rFonts w:eastAsiaTheme="minorEastAsia"/>
+          <w:lang w:val="en-US"/>
+        </w:rPr>
+        <w:t xml:space="preserve"> </w:t>
+      </w:r>
+      <w:r>
+        <w:rPr>
+          <w:rFonts w:eastAsiaTheme="minorEastAsia"/>
+          <w:lang w:val="en-US"/>
+        </w:rPr>
+        <w:t xml:space="preserve"> có </w:t>
+      </w:r>
+      <w:r>
+        <w:rPr>
+          <w:rFonts w:eastAsiaTheme="minorEastAsia"/>
+          <w:lang w:val="en-US"/>
+        </w:rPr>
+        <w:t xml:space="preserve">hàm </w:t>
+      </w:r>
+      <w:r>
+        <w:rPr>
+          <w:rFonts w:eastAsiaTheme="minorEastAsia"/>
+          <w:lang w:val="en-US"/>
+        </w:rPr>
+        <w:t>h</w:t>
+      </w:r>
+      <w:r>
+        <w:rPr>
+          <w:rFonts w:eastAsiaTheme="minorEastAsia"/>
+          <w:vertAlign w:val="subscript"/>
+          <w:lang w:val="en-US"/>
+        </w:rPr>
+        <w:t>2</w:t>
+      </w:r>
+      <w:r>
+        <w:rPr>
+          <w:rFonts w:eastAsiaTheme="minorEastAsia"/>
+          <w:lang w:val="en-US"/>
+        </w:rPr>
+        <w:t>(x)</w:t>
+      </w:r>
+      <w:r>
+        <w:rPr>
+          <w:rFonts w:eastAsiaTheme="minorEastAsia"/>
+          <w:lang w:val="en-US"/>
+        </w:rPr>
+        <w:t>, ta có</w:t>
+      </w:r>
+    </w:p>
+    <w:p>
+      <w:pPr>
+        <w:pStyle w:val="ListParagraph"/>
+        <w:pBdr>
+          <w:top w:val="single" w:sz="4" w:space="1" w:color="auto"/>
+          <w:left w:val="single" w:sz="4" w:space="4" w:color="auto"/>
+          <w:bottom w:val="single" w:sz="4" w:space="1" w:color="auto"/>
+          <w:right w:val="single" w:sz="4" w:space="4" w:color="auto"/>
+        </w:pBdr>
+        <w:ind w:left="1080"/>
+        <w:rPr>
+          <w:rFonts w:eastAsiaTheme="minorEastAsia"/>
+          <w:lang w:val="en-US"/>
+        </w:rPr>
+      </w:pPr>
+      <m:oMathPara>
+        <m:oMathParaPr>
+          <m:jc m:val="left"/>
+        </m:oMathParaPr>
+        <m:oMath>
+          <m:nary>
+            <m:naryPr>
+              <m:chr m:val="∮"/>
+              <m:limLoc m:val="subSup"/>
+              <m:ctrlPr>
+                <w:rPr>
+                  <w:rFonts w:ascii="Cambria Math" w:eastAsiaTheme="minorEastAsia" w:hAnsi="Cambria Math"/>
+                  <w:i/>
+                  <w:lang w:val="en-US"/>
+                </w:rPr>
+              </m:ctrlPr>
+            </m:naryPr>
+            <m:sub>
+              <m:r>
+                <w:rPr>
+                  <w:rFonts w:ascii="Cambria Math" w:eastAsiaTheme="minorEastAsia" w:hAnsi="Cambria Math"/>
+                  <w:lang w:val="en-US"/>
+                </w:rPr>
+                <m:t>C</m:t>
+              </m:r>
+            </m:sub>
+            <m:sup>
+              <m:r>
+                <w:rPr>
+                  <w:rFonts w:ascii="Cambria Math" w:eastAsiaTheme="minorEastAsia" w:hAnsi="Cambria Math"/>
+                  <w:lang w:val="en-US"/>
+                </w:rPr>
+                <m:t>.</m:t>
+              </m:r>
+            </m:sup>
+            <m:e>
+              <m:r>
+                <w:rPr>
+                  <w:rFonts w:ascii="Cambria Math" w:eastAsiaTheme="minorEastAsia" w:hAnsi="Cambria Math"/>
+                  <w:lang w:val="en-US"/>
+                </w:rPr>
+                <m:t>P</m:t>
+              </m:r>
+              <m:r>
+                <w:rPr>
+                  <w:rFonts w:ascii="Cambria Math" w:eastAsiaTheme="minorEastAsia" w:hAnsi="Cambria Math"/>
+                  <w:lang w:val="en-US"/>
+                </w:rPr>
+                <m:t>∙dr</m:t>
+              </m:r>
+            </m:e>
+          </m:nary>
+          <m:r>
+            <w:rPr>
+              <w:rFonts w:ascii="Cambria Math" w:eastAsiaTheme="minorEastAsia" w:hAnsi="Cambria Math"/>
+              <w:lang w:val="en-US"/>
+            </w:rPr>
+            <m:t>=</m:t>
+          </m:r>
+          <m:nary>
+            <m:naryPr>
+              <m:chr m:val="∮"/>
+              <m:limLoc m:val="subSup"/>
+              <m:ctrlPr>
+                <w:rPr>
+                  <w:rFonts w:ascii="Cambria Math" w:eastAsiaTheme="minorEastAsia" w:hAnsi="Cambria Math"/>
+                  <w:i/>
+                  <w:lang w:val="en-US"/>
+                </w:rPr>
+              </m:ctrlPr>
+            </m:naryPr>
+            <m:sub>
+              <m:sSub>
+                <m:sSubPr>
+                  <m:ctrlPr>
+                    <w:rPr>
+                      <w:rFonts w:ascii="Cambria Math" w:eastAsiaTheme="minorEastAsia" w:hAnsi="Cambria Math"/>
+                      <w:i/>
+                      <w:lang w:val="en-US"/>
+                    </w:rPr>
+                  </m:ctrlPr>
+                </m:sSubPr>
+                <m:e>
+                  <m:r>
+                    <w:rPr>
+                      <w:rFonts w:ascii="Cambria Math" w:eastAsiaTheme="minorEastAsia" w:hAnsi="Cambria Math"/>
+                      <w:lang w:val="en-US"/>
+                    </w:rPr>
+                    <m:t>C</m:t>
+                  </m:r>
+                </m:e>
+                <m:sub>
+                  <m:r>
+                    <w:rPr>
+                      <w:rFonts w:ascii="Cambria Math" w:eastAsiaTheme="minorEastAsia" w:hAnsi="Cambria Math"/>
+                      <w:lang w:val="en-US"/>
+                    </w:rPr>
+                    <m:t>1</m:t>
+                  </m:r>
+                </m:sub>
+              </m:sSub>
+            </m:sub>
+            <m:sup>
+              <m:r>
+                <w:rPr>
+                  <w:rFonts w:ascii="Cambria Math" w:eastAsiaTheme="minorEastAsia" w:hAnsi="Cambria Math"/>
+                  <w:lang w:val="en-US"/>
+                </w:rPr>
+                <m:t>.</m:t>
+              </m:r>
+            </m:sup>
+            <m:e>
+              <m:r>
+                <w:rPr>
+                  <w:rFonts w:ascii="Cambria Math" w:eastAsiaTheme="minorEastAsia" w:hAnsi="Cambria Math"/>
+                  <w:lang w:val="en-US"/>
+                </w:rPr>
+                <m:t>P</m:t>
+              </m:r>
+              <m:r>
+                <w:rPr>
+                  <w:rFonts w:ascii="Cambria Math" w:eastAsiaTheme="minorEastAsia" w:hAnsi="Cambria Math"/>
+                  <w:lang w:val="en-US"/>
+                </w:rPr>
+                <m:t>∙d</m:t>
+              </m:r>
+              <m:r>
+                <w:rPr>
+                  <w:rFonts w:ascii="Cambria Math" w:eastAsiaTheme="minorEastAsia" w:hAnsi="Cambria Math"/>
+                  <w:lang w:val="en-US"/>
+                </w:rPr>
+                <m:t>r</m:t>
+              </m:r>
+            </m:e>
+          </m:nary>
+          <m:r>
+            <w:rPr>
+              <w:rFonts w:ascii="Cambria Math" w:eastAsiaTheme="minorEastAsia" w:hAnsi="Cambria Math"/>
+              <w:lang w:val="en-US"/>
+            </w:rPr>
+            <m:t>+</m:t>
+          </m:r>
+          <m:nary>
+            <m:naryPr>
+              <m:chr m:val="∮"/>
+              <m:limLoc m:val="subSup"/>
+              <m:ctrlPr>
+                <w:rPr>
+                  <w:rFonts w:ascii="Cambria Math" w:eastAsiaTheme="minorEastAsia" w:hAnsi="Cambria Math"/>
+                  <w:i/>
+                  <w:lang w:val="en-US"/>
+                </w:rPr>
+              </m:ctrlPr>
+            </m:naryPr>
+            <m:sub>
+              <m:sSub>
+                <m:sSubPr>
+                  <m:ctrlPr>
+                    <w:rPr>
+                      <w:rFonts w:ascii="Cambria Math" w:eastAsiaTheme="minorEastAsia" w:hAnsi="Cambria Math"/>
+                      <w:i/>
+                      <w:lang w:val="en-US"/>
+                    </w:rPr>
+                  </m:ctrlPr>
+                </m:sSubPr>
+                <m:e>
+                  <m:r>
+                    <w:rPr>
+                      <w:rFonts w:ascii="Cambria Math" w:eastAsiaTheme="minorEastAsia" w:hAnsi="Cambria Math"/>
+                      <w:lang w:val="en-US"/>
+                    </w:rPr>
+                    <m:t>C</m:t>
+                  </m:r>
+                </m:e>
+                <m:sub>
+                  <m:r>
+                    <w:rPr>
+                      <w:rFonts w:ascii="Cambria Math" w:eastAsiaTheme="minorEastAsia" w:hAnsi="Cambria Math"/>
+                      <w:lang w:val="en-US"/>
+                    </w:rPr>
+                    <m:t>2</m:t>
+                  </m:r>
+                </m:sub>
+              </m:sSub>
+            </m:sub>
+            <m:sup>
+              <m:r>
+                <w:rPr>
+                  <w:rFonts w:ascii="Cambria Math" w:eastAsiaTheme="minorEastAsia" w:hAnsi="Cambria Math"/>
+                  <w:lang w:val="en-US"/>
+                </w:rPr>
+                <m:t>.</m:t>
+              </m:r>
+            </m:sup>
+            <m:e>
+              <m:r>
+                <w:rPr>
+                  <w:rFonts w:ascii="Cambria Math" w:eastAsiaTheme="minorEastAsia" w:hAnsi="Cambria Math"/>
+                  <w:lang w:val="en-US"/>
+                </w:rPr>
+                <m:t>P∙d</m:t>
+              </m:r>
+              <m:r>
+                <w:rPr>
+                  <w:rFonts w:ascii="Cambria Math" w:eastAsiaTheme="minorEastAsia" w:hAnsi="Cambria Math"/>
+                  <w:lang w:val="en-US"/>
+                </w:rPr>
+                <m:t>r</m:t>
+              </m:r>
+            </m:e>
+          </m:nary>
+          <m:r>
+            <w:rPr>
+              <w:rFonts w:ascii="Cambria Math" w:eastAsiaTheme="minorEastAsia" w:hAnsi="Cambria Math"/>
+              <w:lang w:val="en-US"/>
+            </w:rPr>
+            <m:t>=</m:t>
+          </m:r>
+          <m:nary>
+            <m:naryPr>
+              <m:chr m:val="∮"/>
+              <m:limLoc m:val="subSup"/>
+              <m:ctrlPr>
+                <w:rPr>
+                  <w:rFonts w:ascii="Cambria Math" w:eastAsiaTheme="minorEastAsia" w:hAnsi="Cambria Math"/>
+                  <w:i/>
+                  <w:lang w:val="en-US"/>
+                </w:rPr>
+              </m:ctrlPr>
+            </m:naryPr>
+            <m:sub>
+              <m:r>
+                <w:rPr>
+                  <w:rFonts w:ascii="Cambria Math" w:eastAsiaTheme="minorEastAsia" w:hAnsi="Cambria Math"/>
+                  <w:lang w:val="en-US"/>
+                </w:rPr>
+                <m:t>a</m:t>
+              </m:r>
+            </m:sub>
+            <m:sup>
+              <m:r>
+                <w:rPr>
+                  <w:rFonts w:ascii="Cambria Math" w:eastAsiaTheme="minorEastAsia" w:hAnsi="Cambria Math"/>
+                  <w:lang w:val="en-US"/>
+                </w:rPr>
+                <m:t>b</m:t>
+              </m:r>
+            </m:sup>
+            <m:e>
+              <m:r>
+                <w:rPr>
+                  <w:rFonts w:ascii="Cambria Math" w:eastAsiaTheme="minorEastAsia" w:hAnsi="Cambria Math"/>
+                  <w:lang w:val="en-US"/>
+                </w:rPr>
+                <m:t>P</m:t>
+              </m:r>
+              <m:d>
+                <m:dPr>
+                  <m:ctrlPr>
+                    <w:rPr>
+                      <w:rFonts w:ascii="Cambria Math" w:eastAsiaTheme="minorEastAsia" w:hAnsi="Cambria Math"/>
+                      <w:i/>
+                      <w:lang w:val="en-US"/>
+                    </w:rPr>
+                  </m:ctrlPr>
+                </m:dPr>
+                <m:e>
+                  <m:r>
+                    <w:rPr>
+                      <w:rFonts w:ascii="Cambria Math" w:eastAsiaTheme="minorEastAsia" w:hAnsi="Cambria Math"/>
+                      <w:lang w:val="en-US"/>
+                    </w:rPr>
+                    <m:t>x,</m:t>
+                  </m:r>
+                  <m:sSub>
+                    <m:sSubPr>
+                      <m:ctrlPr>
+                        <w:rPr>
+                          <w:rFonts w:ascii="Cambria Math" w:eastAsiaTheme="minorEastAsia" w:hAnsi="Cambria Math"/>
+                          <w:i/>
+                          <w:lang w:val="en-US"/>
+                        </w:rPr>
+                      </m:ctrlPr>
+                    </m:sSubPr>
+                    <m:e>
+                      <m:r>
+                        <w:rPr>
+                          <w:rFonts w:ascii="Cambria Math" w:eastAsiaTheme="minorEastAsia" w:hAnsi="Cambria Math"/>
+                          <w:lang w:val="en-US"/>
+                        </w:rPr>
+                        <m:t>h</m:t>
+                      </m:r>
+                    </m:e>
+                    <m:sub>
+                      <m:r>
+                        <w:rPr>
+                          <w:rFonts w:ascii="Cambria Math" w:eastAsiaTheme="minorEastAsia" w:hAnsi="Cambria Math"/>
+                          <w:lang w:val="en-US"/>
+                        </w:rPr>
+                        <m:t>1</m:t>
+                      </m:r>
+                    </m:sub>
+                  </m:sSub>
+                  <m:d>
+                    <m:dPr>
+                      <m:ctrlPr>
+                        <w:rPr>
+                          <w:rFonts w:ascii="Cambria Math" w:eastAsiaTheme="minorEastAsia" w:hAnsi="Cambria Math"/>
+                          <w:i/>
+                          <w:lang w:val="en-US"/>
+                        </w:rPr>
+                      </m:ctrlPr>
+                    </m:dPr>
+                    <m:e>
+                      <m:r>
+                        <w:rPr>
+                          <w:rFonts w:ascii="Cambria Math" w:eastAsiaTheme="minorEastAsia" w:hAnsi="Cambria Math"/>
+                          <w:lang w:val="en-US"/>
+                        </w:rPr>
+                        <m:t>x</m:t>
+                      </m:r>
+                    </m:e>
+                  </m:d>
+                </m:e>
+              </m:d>
+              <m:r>
+                <w:rPr>
+                  <w:rFonts w:ascii="Cambria Math" w:eastAsiaTheme="minorEastAsia" w:hAnsi="Cambria Math"/>
+                  <w:lang w:val="en-US"/>
+                </w:rPr>
+                <m:t>∙d</m:t>
+              </m:r>
+              <m:r>
+                <w:rPr>
+                  <w:rFonts w:ascii="Cambria Math" w:eastAsiaTheme="minorEastAsia" w:hAnsi="Cambria Math"/>
+                  <w:lang w:val="en-US"/>
+                </w:rPr>
+                <m:t>x</m:t>
+              </m:r>
+            </m:e>
+          </m:nary>
+          <m:r>
+            <w:rPr>
+              <w:rFonts w:ascii="Cambria Math" w:eastAsiaTheme="minorEastAsia" w:hAnsi="Cambria Math"/>
+              <w:lang w:val="en-US"/>
+            </w:rPr>
             <m:t>-</m:t>
+          </m:r>
+          <m:nary>
+            <m:naryPr>
+              <m:chr m:val="∮"/>
+              <m:limLoc m:val="subSup"/>
+              <m:ctrlPr>
+                <w:rPr>
+                  <w:rFonts w:ascii="Cambria Math" w:eastAsiaTheme="minorEastAsia" w:hAnsi="Cambria Math"/>
+                  <w:i/>
+                  <w:lang w:val="en-US"/>
+                </w:rPr>
+              </m:ctrlPr>
+            </m:naryPr>
+            <m:sub>
+              <m:r>
+                <w:rPr>
+                  <w:rFonts w:ascii="Cambria Math" w:eastAsiaTheme="minorEastAsia" w:hAnsi="Cambria Math"/>
+                  <w:lang w:val="en-US"/>
+                </w:rPr>
+                <m:t>a</m:t>
+              </m:r>
+            </m:sub>
+            <m:sup>
+              <m:r>
+                <w:rPr>
+                  <w:rFonts w:ascii="Cambria Math" w:eastAsiaTheme="minorEastAsia" w:hAnsi="Cambria Math"/>
+                  <w:lang w:val="en-US"/>
+                </w:rPr>
+                <m:t>b</m:t>
+              </m:r>
+            </m:sup>
+            <m:e>
+              <m:r>
+                <w:rPr>
+                  <w:rFonts w:ascii="Cambria Math" w:eastAsiaTheme="minorEastAsia" w:hAnsi="Cambria Math"/>
+                  <w:lang w:val="en-US"/>
+                </w:rPr>
+                <m:t>P</m:t>
+              </m:r>
+              <m:d>
+                <m:dPr>
+                  <m:ctrlPr>
+                    <w:rPr>
+                      <w:rFonts w:ascii="Cambria Math" w:eastAsiaTheme="minorEastAsia" w:hAnsi="Cambria Math"/>
+                      <w:i/>
+                      <w:lang w:val="en-US"/>
+                    </w:rPr>
+                  </m:ctrlPr>
+                </m:dPr>
+                <m:e>
+                  <m:r>
+                    <w:rPr>
+                      <w:rFonts w:ascii="Cambria Math" w:eastAsiaTheme="minorEastAsia" w:hAnsi="Cambria Math"/>
+                      <w:lang w:val="en-US"/>
+                    </w:rPr>
+                    <m:t>x,</m:t>
+                  </m:r>
+                  <m:sSub>
+                    <m:sSubPr>
+                      <m:ctrlPr>
+                        <w:rPr>
+                          <w:rFonts w:ascii="Cambria Math" w:eastAsiaTheme="minorEastAsia" w:hAnsi="Cambria Math"/>
+                          <w:i/>
+                          <w:lang w:val="en-US"/>
+                        </w:rPr>
+                      </m:ctrlPr>
+                    </m:sSubPr>
+                    <m:e>
+                      <m:r>
+                        <w:rPr>
+                          <w:rFonts w:ascii="Cambria Math" w:eastAsiaTheme="minorEastAsia" w:hAnsi="Cambria Math"/>
+                          <w:lang w:val="en-US"/>
+                        </w:rPr>
+                        <m:t>h</m:t>
+                      </m:r>
+                    </m:e>
+                    <m:sub>
+                      <m:r>
+                        <w:rPr>
+                          <w:rFonts w:ascii="Cambria Math" w:eastAsiaTheme="minorEastAsia" w:hAnsi="Cambria Math"/>
+                          <w:lang w:val="en-US"/>
+                        </w:rPr>
+                        <m:t>2</m:t>
+                      </m:r>
+                    </m:sub>
+                  </m:sSub>
+                  <m:d>
+                    <m:dPr>
+                      <m:ctrlPr>
+                        <w:rPr>
+                          <w:rFonts w:ascii="Cambria Math" w:eastAsiaTheme="minorEastAsia" w:hAnsi="Cambria Math"/>
+                          <w:i/>
+                          <w:lang w:val="en-US"/>
+                        </w:rPr>
+                      </m:ctrlPr>
+                    </m:dPr>
+                    <m:e>
+                      <m:r>
+                        <w:rPr>
+                          <w:rFonts w:ascii="Cambria Math" w:eastAsiaTheme="minorEastAsia" w:hAnsi="Cambria Math"/>
+                          <w:lang w:val="en-US"/>
+                        </w:rPr>
+                        <m:t>x</m:t>
+                      </m:r>
+                    </m:e>
+                  </m:d>
+                </m:e>
+              </m:d>
+              <m:r>
+                <w:rPr>
+                  <w:rFonts w:ascii="Cambria Math" w:eastAsiaTheme="minorEastAsia" w:hAnsi="Cambria Math"/>
+                  <w:lang w:val="en-US"/>
+                </w:rPr>
+                <m:t>∙dx</m:t>
+              </m:r>
+            </m:e>
+          </m:nary>
+          <m:r>
+            <w:rPr>
+              <w:rFonts w:ascii="Cambria Math" w:eastAsiaTheme="minorEastAsia" w:hAnsi="Cambria Math"/>
+              <w:lang w:val="en-US"/>
+            </w:rPr>
+            <m:t>=</m:t>
+          </m:r>
+        </m:oMath>
+      </m:oMathPara>
+    </w:p>
+    <w:p>
+      <w:pPr>
+        <w:pStyle w:val="ListParagraph"/>
+        <w:pBdr>
+          <w:top w:val="single" w:sz="4" w:space="1" w:color="auto"/>
+          <w:left w:val="single" w:sz="4" w:space="4" w:color="auto"/>
+          <w:bottom w:val="single" w:sz="4" w:space="1" w:color="auto"/>
+          <w:right w:val="single" w:sz="4" w:space="4" w:color="auto"/>
+        </w:pBdr>
+        <w:ind w:left="1080"/>
+        <w:rPr>
+          <w:rFonts w:eastAsiaTheme="minorEastAsia"/>
+          <w:lang w:val="en-US"/>
+        </w:rPr>
+      </w:pPr>
+      <m:oMathPara>
+        <m:oMathParaPr>
+          <m:jc m:val="left"/>
+        </m:oMathParaPr>
+        <m:oMath>
+          <m:nary>
+            <m:naryPr>
+              <m:chr m:val="∮"/>
+              <m:limLoc m:val="subSup"/>
+              <m:ctrlPr>
+                <w:rPr>
+                  <w:rFonts w:ascii="Cambria Math" w:eastAsiaTheme="minorEastAsia" w:hAnsi="Cambria Math"/>
+                  <w:i/>
+                  <w:lang w:val="en-US"/>
+                </w:rPr>
+              </m:ctrlPr>
+            </m:naryPr>
+            <m:sub>
+              <m:r>
+                <w:rPr>
+                  <w:rFonts w:ascii="Cambria Math" w:eastAsiaTheme="minorEastAsia" w:hAnsi="Cambria Math"/>
+                  <w:lang w:val="en-US"/>
+                </w:rPr>
+                <m:t>a</m:t>
+              </m:r>
+            </m:sub>
+            <m:sup>
+              <m:r>
+                <w:rPr>
+                  <w:rFonts w:ascii="Cambria Math" w:eastAsiaTheme="minorEastAsia" w:hAnsi="Cambria Math"/>
+                  <w:lang w:val="en-US"/>
+                </w:rPr>
+                <m:t>b</m:t>
+              </m:r>
+            </m:sup>
+            <m:e>
+              <m:d>
+                <m:dPr>
+                  <m:ctrlPr>
+                    <w:rPr>
+                      <w:rFonts w:ascii="Cambria Math" w:eastAsiaTheme="minorEastAsia" w:hAnsi="Cambria Math"/>
+                      <w:i/>
+                      <w:lang w:val="en-US"/>
+                    </w:rPr>
+                  </m:ctrlPr>
+                </m:dPr>
+                <m:e>
+                  <m:r>
+                    <w:rPr>
+                      <w:rFonts w:ascii="Cambria Math" w:eastAsiaTheme="minorEastAsia" w:hAnsi="Cambria Math"/>
+                      <w:lang w:val="en-US"/>
+                    </w:rPr>
+                    <m:t>P</m:t>
+                  </m:r>
+                  <m:d>
+                    <m:dPr>
+                      <m:ctrlPr>
+                        <w:rPr>
+                          <w:rFonts w:ascii="Cambria Math" w:eastAsiaTheme="minorEastAsia" w:hAnsi="Cambria Math"/>
+                          <w:i/>
+                          <w:lang w:val="en-US"/>
+                        </w:rPr>
+                      </m:ctrlPr>
+                    </m:dPr>
+                    <m:e>
+                      <m:r>
+                        <w:rPr>
+                          <w:rFonts w:ascii="Cambria Math" w:eastAsiaTheme="minorEastAsia" w:hAnsi="Cambria Math"/>
+                          <w:lang w:val="en-US"/>
+                        </w:rPr>
+                        <m:t>x,</m:t>
+                      </m:r>
+                      <m:sSub>
+                        <m:sSubPr>
+                          <m:ctrlPr>
+                            <w:rPr>
+                              <w:rFonts w:ascii="Cambria Math" w:eastAsiaTheme="minorEastAsia" w:hAnsi="Cambria Math"/>
+                              <w:i/>
+                              <w:lang w:val="en-US"/>
+                            </w:rPr>
+                          </m:ctrlPr>
+                        </m:sSubPr>
+                        <m:e>
+                          <m:r>
+                            <w:rPr>
+                              <w:rFonts w:ascii="Cambria Math" w:eastAsiaTheme="minorEastAsia" w:hAnsi="Cambria Math"/>
+                              <w:lang w:val="en-US"/>
+                            </w:rPr>
+                            <m:t>h</m:t>
+                          </m:r>
+                        </m:e>
+                        <m:sub>
+                          <m:r>
+                            <w:rPr>
+                              <w:rFonts w:ascii="Cambria Math" w:eastAsiaTheme="minorEastAsia" w:hAnsi="Cambria Math"/>
+                              <w:lang w:val="en-US"/>
+                            </w:rPr>
+                            <m:t>1</m:t>
+                          </m:r>
+                        </m:sub>
+                      </m:sSub>
+                      <m:d>
+                        <m:dPr>
+                          <m:ctrlPr>
+                            <w:rPr>
+                              <w:rFonts w:ascii="Cambria Math" w:eastAsiaTheme="minorEastAsia" w:hAnsi="Cambria Math"/>
+                              <w:i/>
+                              <w:lang w:val="en-US"/>
+                            </w:rPr>
+                          </m:ctrlPr>
+                        </m:dPr>
+                        <m:e>
+                          <m:r>
+                            <w:rPr>
+                              <w:rFonts w:ascii="Cambria Math" w:eastAsiaTheme="minorEastAsia" w:hAnsi="Cambria Math"/>
+                              <w:lang w:val="en-US"/>
+                            </w:rPr>
+                            <m:t>x</m:t>
+                          </m:r>
+                        </m:e>
+                      </m:d>
+                    </m:e>
+                  </m:d>
+                  <m:r>
+                    <w:rPr>
+                      <w:rFonts w:ascii="Cambria Math" w:eastAsiaTheme="minorEastAsia" w:hAnsi="Cambria Math"/>
+                      <w:lang w:val="en-US"/>
+                    </w:rPr>
+                    <m:t>-</m:t>
+                  </m:r>
+                  <m:r>
+                    <w:rPr>
+                      <w:rFonts w:ascii="Cambria Math" w:eastAsiaTheme="minorEastAsia" w:hAnsi="Cambria Math"/>
+                      <w:lang w:val="en-US"/>
+                    </w:rPr>
+                    <m:t>P</m:t>
+                  </m:r>
+                  <m:d>
+                    <m:dPr>
+                      <m:ctrlPr>
+                        <w:rPr>
+                          <w:rFonts w:ascii="Cambria Math" w:eastAsiaTheme="minorEastAsia" w:hAnsi="Cambria Math"/>
+                          <w:i/>
+                          <w:lang w:val="en-US"/>
+                        </w:rPr>
+                      </m:ctrlPr>
+                    </m:dPr>
+                    <m:e>
+                      <m:r>
+                        <w:rPr>
+                          <w:rFonts w:ascii="Cambria Math" w:eastAsiaTheme="minorEastAsia" w:hAnsi="Cambria Math"/>
+                          <w:lang w:val="en-US"/>
+                        </w:rPr>
+                        <m:t>x,</m:t>
+                      </m:r>
+                      <m:sSub>
+                        <m:sSubPr>
+                          <m:ctrlPr>
+                            <w:rPr>
+                              <w:rFonts w:ascii="Cambria Math" w:eastAsiaTheme="minorEastAsia" w:hAnsi="Cambria Math"/>
+                              <w:i/>
+                              <w:lang w:val="en-US"/>
+                            </w:rPr>
+                          </m:ctrlPr>
+                        </m:sSubPr>
+                        <m:e>
+                          <m:r>
+                            <w:rPr>
+                              <w:rFonts w:ascii="Cambria Math" w:eastAsiaTheme="minorEastAsia" w:hAnsi="Cambria Math"/>
+                              <w:lang w:val="en-US"/>
+                            </w:rPr>
+                            <m:t>h</m:t>
+                          </m:r>
+                        </m:e>
+                        <m:sub>
+                          <m:r>
+                            <w:rPr>
+                              <w:rFonts w:ascii="Cambria Math" w:eastAsiaTheme="minorEastAsia" w:hAnsi="Cambria Math"/>
+                              <w:lang w:val="en-US"/>
+                            </w:rPr>
+                            <m:t>2</m:t>
+                          </m:r>
+                        </m:sub>
+                      </m:sSub>
+                      <m:d>
+                        <m:dPr>
+                          <m:ctrlPr>
+                            <w:rPr>
+                              <w:rFonts w:ascii="Cambria Math" w:eastAsiaTheme="minorEastAsia" w:hAnsi="Cambria Math"/>
+                              <w:i/>
+                              <w:lang w:val="en-US"/>
+                            </w:rPr>
+                          </m:ctrlPr>
+                        </m:dPr>
+                        <m:e>
+                          <m:r>
+                            <w:rPr>
+                              <w:rFonts w:ascii="Cambria Math" w:eastAsiaTheme="minorEastAsia" w:hAnsi="Cambria Math"/>
+                              <w:lang w:val="en-US"/>
+                            </w:rPr>
+                            <m:t>x</m:t>
+                          </m:r>
+                        </m:e>
+                      </m:d>
+                    </m:e>
+                  </m:d>
+                </m:e>
+              </m:d>
+              <m:r>
+                <w:rPr>
+                  <w:rFonts w:ascii="Cambria Math" w:eastAsiaTheme="minorEastAsia" w:hAnsi="Cambria Math"/>
+                  <w:lang w:val="en-US"/>
+                </w:rPr>
+                <m:t>∙dx</m:t>
+              </m:r>
+            </m:e>
+          </m:nary>
+          <m:r>
+            <w:rPr>
+              <w:rFonts w:ascii="Cambria Math" w:eastAsiaTheme="minorEastAsia" w:hAnsi="Cambria Math"/>
+              <w:lang w:val="en-US"/>
+            </w:rPr>
+            <m:t>=</m:t>
+          </m:r>
+          <m:nary>
+            <m:naryPr>
+              <m:chr m:val="∮"/>
+              <m:limLoc m:val="subSup"/>
+              <m:ctrlPr>
+                <w:rPr>
+                  <w:rFonts w:ascii="Cambria Math" w:eastAsiaTheme="minorEastAsia" w:hAnsi="Cambria Math"/>
+                  <w:i/>
+                  <w:lang w:val="en-US"/>
+                </w:rPr>
+              </m:ctrlPr>
+            </m:naryPr>
+            <m:sub>
+              <m:r>
+                <w:rPr>
+                  <w:rFonts w:ascii="Cambria Math" w:eastAsiaTheme="minorEastAsia" w:hAnsi="Cambria Math"/>
+                  <w:lang w:val="en-US"/>
+                </w:rPr>
+                <m:t>a</m:t>
+              </m:r>
+            </m:sub>
+            <m:sup>
+              <m:r>
+                <w:rPr>
+                  <w:rFonts w:ascii="Cambria Math" w:eastAsiaTheme="minorEastAsia" w:hAnsi="Cambria Math"/>
+                  <w:lang w:val="en-US"/>
+                </w:rPr>
+                <m:t>b</m:t>
+              </m:r>
+            </m:sup>
+            <m:e>
+              <m:sSubSup>
+                <m:sSubSupPr>
+                  <m:ctrlPr>
+                    <w:rPr>
+                      <w:rFonts w:ascii="Cambria Math" w:eastAsiaTheme="minorEastAsia" w:hAnsi="Cambria Math"/>
+                      <w:i/>
+                      <w:lang w:val="en-US"/>
+                    </w:rPr>
+                  </m:ctrlPr>
+                </m:sSubSupPr>
+                <m:e>
+                  <m:d>
+                    <m:dPr>
+                      <m:begChr m:val=""/>
+                      <m:endChr m:val="|"/>
+                      <m:ctrlPr>
+                        <w:rPr>
+                          <w:rFonts w:ascii="Cambria Math" w:eastAsiaTheme="minorEastAsia" w:hAnsi="Cambria Math"/>
+                          <w:i/>
+                          <w:lang w:val="en-US"/>
+                        </w:rPr>
+                      </m:ctrlPr>
+                    </m:dPr>
+                    <m:e>
+                      <m:r>
+                        <w:rPr>
+                          <w:rFonts w:ascii="Cambria Math" w:eastAsiaTheme="minorEastAsia" w:hAnsi="Cambria Math"/>
+                          <w:lang w:val="en-US"/>
+                        </w:rPr>
+                        <m:t>P</m:t>
+                      </m:r>
+                      <m:d>
+                        <m:dPr>
+                          <m:ctrlPr>
+                            <w:rPr>
+                              <w:rFonts w:ascii="Cambria Math" w:eastAsiaTheme="minorEastAsia" w:hAnsi="Cambria Math"/>
+                              <w:i/>
+                              <w:lang w:val="en-US"/>
+                            </w:rPr>
+                          </m:ctrlPr>
+                        </m:dPr>
+                        <m:e>
+                          <m:r>
+                            <w:rPr>
+                              <w:rFonts w:ascii="Cambria Math" w:eastAsiaTheme="minorEastAsia" w:hAnsi="Cambria Math"/>
+                              <w:lang w:val="en-US"/>
+                            </w:rPr>
+                            <m:t>x,y</m:t>
+                          </m:r>
+                        </m:e>
+                      </m:d>
+                    </m:e>
+                  </m:d>
+                </m:e>
+                <m:sub>
+                  <m:r>
+                    <w:rPr>
+                      <w:rFonts w:ascii="Cambria Math" w:eastAsiaTheme="minorEastAsia" w:hAnsi="Cambria Math"/>
+                      <w:lang w:val="en-US"/>
+                    </w:rPr>
+                    <m:t>y=</m:t>
+                  </m:r>
+                  <m:sSub>
+                    <m:sSubPr>
+                      <m:ctrlPr>
+                        <w:rPr>
+                          <w:rFonts w:ascii="Cambria Math" w:eastAsiaTheme="minorEastAsia" w:hAnsi="Cambria Math"/>
+                          <w:i/>
+                          <w:lang w:val="en-US"/>
+                        </w:rPr>
+                      </m:ctrlPr>
+                    </m:sSubPr>
+                    <m:e>
+                      <m:r>
+                        <w:rPr>
+                          <w:rFonts w:ascii="Cambria Math" w:eastAsiaTheme="minorEastAsia" w:hAnsi="Cambria Math"/>
+                          <w:lang w:val="en-US"/>
+                        </w:rPr>
+                        <m:t>h</m:t>
+                      </m:r>
+                    </m:e>
+                    <m:sub>
+                      <m:r>
+                        <w:rPr>
+                          <w:rFonts w:ascii="Cambria Math" w:eastAsiaTheme="minorEastAsia" w:hAnsi="Cambria Math"/>
+                          <w:lang w:val="en-US"/>
+                        </w:rPr>
+                        <m:t>2</m:t>
+                      </m:r>
+                    </m:sub>
+                  </m:sSub>
+                  <m:d>
+                    <m:dPr>
+                      <m:ctrlPr>
+                        <w:rPr>
+                          <w:rFonts w:ascii="Cambria Math" w:eastAsiaTheme="minorEastAsia" w:hAnsi="Cambria Math"/>
+                          <w:i/>
+                          <w:lang w:val="en-US"/>
+                        </w:rPr>
+                      </m:ctrlPr>
+                    </m:dPr>
+                    <m:e>
+                      <m:r>
+                        <w:rPr>
+                          <w:rFonts w:ascii="Cambria Math" w:eastAsiaTheme="minorEastAsia" w:hAnsi="Cambria Math"/>
+                          <w:lang w:val="en-US"/>
+                        </w:rPr>
+                        <m:t>x</m:t>
+                      </m:r>
+                    </m:e>
+                  </m:d>
+                </m:sub>
+                <m:sup>
+                  <m:r>
+                    <w:rPr>
+                      <w:rFonts w:ascii="Cambria Math" w:eastAsiaTheme="minorEastAsia" w:hAnsi="Cambria Math"/>
+                      <w:lang w:val="en-US"/>
+                    </w:rPr>
+                    <m:t>y=</m:t>
+                  </m:r>
+                  <m:sSub>
+                    <m:sSubPr>
+                      <m:ctrlPr>
+                        <w:rPr>
+                          <w:rFonts w:ascii="Cambria Math" w:eastAsiaTheme="minorEastAsia" w:hAnsi="Cambria Math"/>
+                          <w:i/>
+                          <w:lang w:val="en-US"/>
+                        </w:rPr>
+                      </m:ctrlPr>
+                    </m:sSubPr>
+                    <m:e>
+                      <m:r>
+                        <w:rPr>
+                          <w:rFonts w:ascii="Cambria Math" w:eastAsiaTheme="minorEastAsia" w:hAnsi="Cambria Math"/>
+                          <w:lang w:val="en-US"/>
+                        </w:rPr>
+                        <m:t>h</m:t>
+                      </m:r>
+                    </m:e>
+                    <m:sub>
+                      <m:r>
+                        <w:rPr>
+                          <w:rFonts w:ascii="Cambria Math" w:eastAsiaTheme="minorEastAsia" w:hAnsi="Cambria Math"/>
+                          <w:lang w:val="en-US"/>
+                        </w:rPr>
+                        <m:t>1</m:t>
+                      </m:r>
+                    </m:sub>
+                  </m:sSub>
+                  <m:d>
+                    <m:dPr>
+                      <m:ctrlPr>
+                        <w:rPr>
+                          <w:rFonts w:ascii="Cambria Math" w:eastAsiaTheme="minorEastAsia" w:hAnsi="Cambria Math"/>
+                          <w:i/>
+                          <w:lang w:val="en-US"/>
+                        </w:rPr>
+                      </m:ctrlPr>
+                    </m:dPr>
+                    <m:e>
+                      <m:r>
+                        <w:rPr>
+                          <w:rFonts w:ascii="Cambria Math" w:eastAsiaTheme="minorEastAsia" w:hAnsi="Cambria Math"/>
+                          <w:lang w:val="en-US"/>
+                        </w:rPr>
+                        <m:t>x</m:t>
+                      </m:r>
+                    </m:e>
+                  </m:d>
+                </m:sup>
+              </m:sSubSup>
+              <m:r>
+                <w:rPr>
+                  <w:rFonts w:ascii="Cambria Math" w:eastAsiaTheme="minorEastAsia" w:hAnsi="Cambria Math"/>
+                  <w:lang w:val="en-US"/>
+                </w:rPr>
+                <m:t>∙dx</m:t>
+              </m:r>
+            </m:e>
+          </m:nary>
+          <m:r>
+            <w:rPr>
+              <w:rFonts w:ascii="Cambria Math" w:eastAsiaTheme="minorEastAsia" w:hAnsi="Cambria Math"/>
+              <w:lang w:val="en-US"/>
+            </w:rPr>
+            <m:t>=</m:t>
+          </m:r>
+        </m:oMath>
+      </m:oMathPara>
+    </w:p>
+    <w:p>
+      <w:pPr>
+        <w:pStyle w:val="ListParagraph"/>
+        <w:pBdr>
+          <w:top w:val="single" w:sz="4" w:space="1" w:color="auto"/>
+          <w:left w:val="single" w:sz="4" w:space="4" w:color="auto"/>
+          <w:bottom w:val="single" w:sz="4" w:space="1" w:color="auto"/>
+          <w:right w:val="single" w:sz="4" w:space="4" w:color="auto"/>
+        </w:pBdr>
+        <w:ind w:left="1080"/>
+        <w:rPr>
+          <w:rFonts w:eastAsiaTheme="minorEastAsia"/>
+          <w:lang w:val="en-US"/>
+        </w:rPr>
+      </w:pPr>
+      <m:oMathPara>
+        <m:oMathParaPr>
+          <m:jc m:val="left"/>
+        </m:oMathParaPr>
+        <m:oMath>
+          <m:nary>
+            <m:naryPr>
+              <m:limLoc m:val="subSup"/>
+              <m:ctrlPr>
+                <w:rPr>
+                  <w:rFonts w:ascii="Cambria Math" w:eastAsiaTheme="minorEastAsia" w:hAnsi="Cambria Math"/>
+                  <w:i/>
+                  <w:lang w:val="en-US"/>
+                </w:rPr>
+              </m:ctrlPr>
+            </m:naryPr>
+            <m:sub>
+              <m:r>
+                <w:rPr>
+                  <w:rFonts w:ascii="Cambria Math" w:eastAsiaTheme="minorEastAsia" w:hAnsi="Cambria Math"/>
+                  <w:lang w:val="en-US"/>
+                </w:rPr>
+                <m:t>a</m:t>
+              </m:r>
+            </m:sub>
+            <m:sup>
+              <m:r>
+                <w:rPr>
+                  <w:rFonts w:ascii="Cambria Math" w:eastAsiaTheme="minorEastAsia" w:hAnsi="Cambria Math"/>
+                  <w:lang w:val="en-US"/>
+                </w:rPr>
+                <m:t>b</m:t>
+              </m:r>
+            </m:sup>
+            <m:e>
+              <m:nary>
+                <m:naryPr>
+                  <m:limLoc m:val="subSup"/>
+                  <m:ctrlPr>
+                    <w:rPr>
+                      <w:rFonts w:ascii="Cambria Math" w:eastAsiaTheme="minorEastAsia" w:hAnsi="Cambria Math"/>
+                      <w:i/>
+                      <w:lang w:val="en-US"/>
+                    </w:rPr>
+                  </m:ctrlPr>
+                </m:naryPr>
+                <m:sub>
+                  <m:sSub>
+                    <m:sSubPr>
+                      <m:ctrlPr>
+                        <w:rPr>
+                          <w:rFonts w:ascii="Cambria Math" w:eastAsiaTheme="minorEastAsia" w:hAnsi="Cambria Math"/>
+                          <w:i/>
+                          <w:lang w:val="en-US"/>
+                        </w:rPr>
+                      </m:ctrlPr>
+                    </m:sSubPr>
+                    <m:e>
+                      <m:r>
+                        <w:rPr>
+                          <w:rFonts w:ascii="Cambria Math" w:eastAsiaTheme="minorEastAsia" w:hAnsi="Cambria Math"/>
+                          <w:lang w:val="en-US"/>
+                        </w:rPr>
+                        <m:t>h</m:t>
+                      </m:r>
+                    </m:e>
+                    <m:sub>
+                      <m:r>
+                        <w:rPr>
+                          <w:rFonts w:ascii="Cambria Math" w:eastAsiaTheme="minorEastAsia" w:hAnsi="Cambria Math"/>
+                          <w:lang w:val="en-US"/>
+                        </w:rPr>
+                        <m:t>2</m:t>
+                      </m:r>
+                    </m:sub>
+                  </m:sSub>
+                  <m:d>
+                    <m:dPr>
+                      <m:ctrlPr>
+                        <w:rPr>
+                          <w:rFonts w:ascii="Cambria Math" w:eastAsiaTheme="minorEastAsia" w:hAnsi="Cambria Math"/>
+                          <w:i/>
+                          <w:lang w:val="en-US"/>
+                        </w:rPr>
+                      </m:ctrlPr>
+                    </m:dPr>
+                    <m:e>
+                      <m:r>
+                        <w:rPr>
+                          <w:rFonts w:ascii="Cambria Math" w:eastAsiaTheme="minorEastAsia" w:hAnsi="Cambria Math"/>
+                          <w:lang w:val="en-US"/>
+                        </w:rPr>
+                        <m:t>x</m:t>
+                      </m:r>
+                    </m:e>
+                  </m:d>
+                </m:sub>
+                <m:sup>
+                  <m:sSub>
+                    <m:sSubPr>
+                      <m:ctrlPr>
+                        <w:rPr>
+                          <w:rFonts w:ascii="Cambria Math" w:eastAsiaTheme="minorEastAsia" w:hAnsi="Cambria Math"/>
+                          <w:i/>
+                          <w:lang w:val="en-US"/>
+                        </w:rPr>
+                      </m:ctrlPr>
+                    </m:sSubPr>
+                    <m:e>
+                      <m:r>
+                        <w:rPr>
+                          <w:rFonts w:ascii="Cambria Math" w:eastAsiaTheme="minorEastAsia" w:hAnsi="Cambria Math"/>
+                          <w:lang w:val="en-US"/>
+                        </w:rPr>
+                        <m:t>h</m:t>
+                      </m:r>
+                    </m:e>
+                    <m:sub>
+                      <m:r>
+                        <w:rPr>
+                          <w:rFonts w:ascii="Cambria Math" w:eastAsiaTheme="minorEastAsia" w:hAnsi="Cambria Math"/>
+                          <w:lang w:val="en-US"/>
+                        </w:rPr>
+                        <m:t>1</m:t>
+                      </m:r>
+                    </m:sub>
+                  </m:sSub>
+                  <m:d>
+                    <m:dPr>
+                      <m:ctrlPr>
+                        <w:rPr>
+                          <w:rFonts w:ascii="Cambria Math" w:eastAsiaTheme="minorEastAsia" w:hAnsi="Cambria Math"/>
+                          <w:i/>
+                          <w:lang w:val="en-US"/>
+                        </w:rPr>
+                      </m:ctrlPr>
+                    </m:dPr>
+                    <m:e>
+                      <m:r>
+                        <w:rPr>
+                          <w:rFonts w:ascii="Cambria Math" w:eastAsiaTheme="minorEastAsia" w:hAnsi="Cambria Math"/>
+                          <w:lang w:val="en-US"/>
+                        </w:rPr>
+                        <m:t>x</m:t>
+                      </m:r>
+                    </m:e>
+                  </m:d>
+                </m:sup>
+                <m:e>
+                  <m:f>
+                    <m:fPr>
+                      <m:ctrlPr>
+                        <w:rPr>
+                          <w:rFonts w:ascii="Cambria Math" w:eastAsiaTheme="minorEastAsia" w:hAnsi="Cambria Math"/>
+                          <w:i/>
+                          <w:lang w:val="en-US"/>
+                        </w:rPr>
+                      </m:ctrlPr>
+                    </m:fPr>
+                    <m:num>
+                      <m:r>
+                        <w:rPr>
+                          <w:rFonts w:ascii="Cambria Math" w:eastAsiaTheme="minorEastAsia" w:hAnsi="Cambria Math"/>
+                          <w:lang w:val="en-US"/>
+                        </w:rPr>
+                        <m:t>∂</m:t>
+                      </m:r>
+                      <m:r>
+                        <w:rPr>
+                          <w:rFonts w:ascii="Cambria Math" w:eastAsiaTheme="minorEastAsia" w:hAnsi="Cambria Math"/>
+                          <w:lang w:val="en-US"/>
+                        </w:rPr>
+                        <m:t>P</m:t>
+                      </m:r>
+                    </m:num>
+                    <m:den>
+                      <m:r>
+                        <w:rPr>
+                          <w:rFonts w:ascii="Cambria Math" w:eastAsiaTheme="minorEastAsia" w:hAnsi="Cambria Math"/>
+                          <w:lang w:val="en-US"/>
+                        </w:rPr>
+                        <m:t>∂</m:t>
+                      </m:r>
+                      <m:r>
+                        <w:rPr>
+                          <w:rFonts w:ascii="Cambria Math" w:eastAsiaTheme="minorEastAsia" w:hAnsi="Cambria Math"/>
+                          <w:lang w:val="en-US"/>
+                        </w:rPr>
+                        <m:t>y</m:t>
+                      </m:r>
+                    </m:den>
+                  </m:f>
+                </m:e>
+              </m:nary>
+              <m:r>
+                <w:rPr>
+                  <w:rFonts w:ascii="Cambria Math" w:eastAsiaTheme="minorEastAsia" w:hAnsi="Cambria Math"/>
+                  <w:lang w:val="en-US"/>
+                </w:rPr>
+                <m:t>dy</m:t>
+              </m:r>
+              <m:r>
+                <w:rPr>
+                  <w:rFonts w:ascii="Cambria Math" w:eastAsiaTheme="minorEastAsia" w:hAnsi="Cambria Math"/>
+                  <w:lang w:val="en-US"/>
+                </w:rPr>
+                <m:t>∙dx</m:t>
+              </m:r>
+            </m:e>
+          </m:nary>
+          <m:r>
+            <w:rPr>
+              <w:rFonts w:ascii="Cambria Math" w:eastAsiaTheme="minorEastAsia" w:hAnsi="Cambria Math"/>
+              <w:lang w:val="en-US"/>
+            </w:rPr>
+            <m:t>=</m:t>
+          </m:r>
+          <m:nary>
+            <m:naryPr>
+              <m:limLoc m:val="subSup"/>
+              <m:ctrlPr>
+                <w:rPr>
+                  <w:rFonts w:ascii="Cambria Math" w:eastAsiaTheme="minorEastAsia" w:hAnsi="Cambria Math"/>
+                  <w:i/>
+                  <w:lang w:val="en-US"/>
+                </w:rPr>
+              </m:ctrlPr>
+            </m:naryPr>
+            <m:sub>
+              <m:r>
+                <w:rPr>
+                  <w:rFonts w:ascii="Cambria Math" w:eastAsiaTheme="minorEastAsia" w:hAnsi="Cambria Math"/>
+                  <w:lang w:val="en-US"/>
+                </w:rPr>
+                <m:t>a</m:t>
+              </m:r>
+            </m:sub>
+            <m:sup>
+              <m:r>
+                <w:rPr>
+                  <w:rFonts w:ascii="Cambria Math" w:eastAsiaTheme="minorEastAsia" w:hAnsi="Cambria Math"/>
+                  <w:lang w:val="en-US"/>
+                </w:rPr>
+                <m:t>b</m:t>
+              </m:r>
+            </m:sup>
+            <m:e>
+              <m:nary>
+                <m:naryPr>
+                  <m:limLoc m:val="subSup"/>
+                  <m:ctrlPr>
+                    <w:rPr>
+                      <w:rFonts w:ascii="Cambria Math" w:eastAsiaTheme="minorEastAsia" w:hAnsi="Cambria Math"/>
+                      <w:i/>
+                      <w:lang w:val="en-US"/>
+                    </w:rPr>
+                  </m:ctrlPr>
+                </m:naryPr>
+                <m:sub>
+                  <m:sSub>
+                    <m:sSubPr>
+                      <m:ctrlPr>
+                        <w:rPr>
+                          <w:rFonts w:ascii="Cambria Math" w:eastAsiaTheme="minorEastAsia" w:hAnsi="Cambria Math"/>
+                          <w:i/>
+                          <w:lang w:val="en-US"/>
+                        </w:rPr>
+                      </m:ctrlPr>
+                    </m:sSubPr>
+                    <m:e>
+                      <m:r>
+                        <w:rPr>
+                          <w:rFonts w:ascii="Cambria Math" w:eastAsiaTheme="minorEastAsia" w:hAnsi="Cambria Math"/>
+                          <w:lang w:val="en-US"/>
+                        </w:rPr>
+                        <m:t>h</m:t>
+                      </m:r>
+                    </m:e>
+                    <m:sub>
+                      <m:r>
+                        <w:rPr>
+                          <w:rFonts w:ascii="Cambria Math" w:eastAsiaTheme="minorEastAsia" w:hAnsi="Cambria Math"/>
+                          <w:lang w:val="en-US"/>
+                        </w:rPr>
+                        <m:t>2</m:t>
+                      </m:r>
+                    </m:sub>
+                  </m:sSub>
+                  <m:d>
+                    <m:dPr>
+                      <m:ctrlPr>
+                        <w:rPr>
+                          <w:rFonts w:ascii="Cambria Math" w:eastAsiaTheme="minorEastAsia" w:hAnsi="Cambria Math"/>
+                          <w:i/>
+                          <w:lang w:val="en-US"/>
+                        </w:rPr>
+                      </m:ctrlPr>
+                    </m:dPr>
+                    <m:e>
+                      <m:r>
+                        <w:rPr>
+                          <w:rFonts w:ascii="Cambria Math" w:eastAsiaTheme="minorEastAsia" w:hAnsi="Cambria Math"/>
+                          <w:lang w:val="en-US"/>
+                        </w:rPr>
+                        <m:t>x</m:t>
+                      </m:r>
+                    </m:e>
+                  </m:d>
+                </m:sub>
+                <m:sup>
+                  <m:sSub>
+                    <m:sSubPr>
+                      <m:ctrlPr>
+                        <w:rPr>
+                          <w:rFonts w:ascii="Cambria Math" w:eastAsiaTheme="minorEastAsia" w:hAnsi="Cambria Math"/>
+                          <w:i/>
+                          <w:lang w:val="en-US"/>
+                        </w:rPr>
+                      </m:ctrlPr>
+                    </m:sSubPr>
+                    <m:e>
+                      <m:r>
+                        <w:rPr>
+                          <w:rFonts w:ascii="Cambria Math" w:eastAsiaTheme="minorEastAsia" w:hAnsi="Cambria Math"/>
+                          <w:lang w:val="en-US"/>
+                        </w:rPr>
+                        <m:t>h</m:t>
+                      </m:r>
+                    </m:e>
+                    <m:sub>
+                      <m:r>
+                        <w:rPr>
+                          <w:rFonts w:ascii="Cambria Math" w:eastAsiaTheme="minorEastAsia" w:hAnsi="Cambria Math"/>
+                          <w:lang w:val="en-US"/>
+                        </w:rPr>
+                        <m:t>1</m:t>
+                      </m:r>
+                    </m:sub>
+                  </m:sSub>
+                  <m:d>
+                    <m:dPr>
+                      <m:ctrlPr>
+                        <w:rPr>
+                          <w:rFonts w:ascii="Cambria Math" w:eastAsiaTheme="minorEastAsia" w:hAnsi="Cambria Math"/>
+                          <w:i/>
+                          <w:lang w:val="en-US"/>
+                        </w:rPr>
+                      </m:ctrlPr>
+                    </m:dPr>
+                    <m:e>
+                      <m:r>
+                        <w:rPr>
+                          <w:rFonts w:ascii="Cambria Math" w:eastAsiaTheme="minorEastAsia" w:hAnsi="Cambria Math"/>
+                          <w:lang w:val="en-US"/>
+                        </w:rPr>
+                        <m:t>x</m:t>
+                      </m:r>
+                    </m:e>
+                  </m:d>
+                </m:sup>
+                <m:e>
+                  <m:f>
+                    <m:fPr>
+                      <m:ctrlPr>
+                        <w:rPr>
+                          <w:rFonts w:ascii="Cambria Math" w:eastAsiaTheme="minorEastAsia" w:hAnsi="Cambria Math"/>
+                          <w:i/>
+                          <w:lang w:val="en-US"/>
+                        </w:rPr>
+                      </m:ctrlPr>
+                    </m:fPr>
+                    <m:num>
+                      <m:r>
+                        <w:rPr>
+                          <w:rFonts w:ascii="Cambria Math" w:eastAsiaTheme="minorEastAsia" w:hAnsi="Cambria Math"/>
+                          <w:lang w:val="en-US"/>
+                        </w:rPr>
+                        <m:t>∂</m:t>
+                      </m:r>
+                      <m:sSub>
+                        <m:sSubPr>
+                          <m:ctrlPr>
+                            <w:rPr>
+                              <w:rFonts w:ascii="Cambria Math" w:eastAsiaTheme="minorEastAsia" w:hAnsi="Cambria Math"/>
+                              <w:i/>
+                              <w:lang w:val="en-US"/>
+                            </w:rPr>
+                          </m:ctrlPr>
+                        </m:sSubPr>
+                        <m:e>
+                          <m:r>
+                            <w:rPr>
+                              <w:rFonts w:ascii="Cambria Math" w:eastAsiaTheme="minorEastAsia" w:hAnsi="Cambria Math"/>
+                              <w:lang w:val="en-US"/>
+                            </w:rPr>
+                            <m:t>F</m:t>
+                          </m:r>
+                        </m:e>
+                        <m:sub>
+                          <m:r>
+                            <w:rPr>
+                              <w:rFonts w:ascii="Cambria Math" w:eastAsiaTheme="minorEastAsia" w:hAnsi="Cambria Math"/>
+                              <w:lang w:val="en-US"/>
+                            </w:rPr>
+                            <m:t>x</m:t>
+                          </m:r>
+                        </m:sub>
+                      </m:sSub>
+                    </m:num>
+                    <m:den>
+                      <m:r>
+                        <w:rPr>
+                          <w:rFonts w:ascii="Cambria Math" w:eastAsiaTheme="minorEastAsia" w:hAnsi="Cambria Math"/>
+                          <w:lang w:val="en-US"/>
+                        </w:rPr>
+                        <m:t>∂y</m:t>
+                      </m:r>
+                    </m:den>
+                  </m:f>
+                </m:e>
+              </m:nary>
+              <m:r>
+                <w:rPr>
+                  <w:rFonts w:ascii="Cambria Math" w:eastAsiaTheme="minorEastAsia" w:hAnsi="Cambria Math"/>
+                  <w:lang w:val="en-US"/>
+                </w:rPr>
+                <m:t>dydx</m:t>
+              </m:r>
+            </m:e>
+          </m:nary>
+          <m:r>
+            <w:rPr>
+              <w:rFonts w:ascii="Cambria Math" w:eastAsiaTheme="minorEastAsia" w:hAnsi="Cambria Math"/>
+              <w:lang w:val="en-US"/>
+            </w:rPr>
+            <m:t>=-</m:t>
+          </m:r>
+          <m:nary>
+            <m:naryPr>
+              <m:limLoc m:val="subSup"/>
+              <m:ctrlPr>
+                <w:rPr>
+                  <w:rFonts w:ascii="Cambria Math" w:eastAsiaTheme="minorEastAsia" w:hAnsi="Cambria Math"/>
+                  <w:i/>
+                  <w:lang w:val="en-US"/>
+                </w:rPr>
+              </m:ctrlPr>
+            </m:naryPr>
+            <m:sub>
+              <m:r>
+                <w:rPr>
+                  <w:rFonts w:ascii="Cambria Math" w:eastAsiaTheme="minorEastAsia" w:hAnsi="Cambria Math"/>
+                  <w:lang w:val="en-US"/>
+                </w:rPr>
+                <m:t>a</m:t>
+              </m:r>
+            </m:sub>
+            <m:sup>
+              <m:r>
+                <w:rPr>
+                  <w:rFonts w:ascii="Cambria Math" w:eastAsiaTheme="minorEastAsia" w:hAnsi="Cambria Math"/>
+                  <w:lang w:val="en-US"/>
+                </w:rPr>
+                <m:t>b</m:t>
+              </m:r>
+            </m:sup>
+            <m:e>
+              <m:nary>
+                <m:naryPr>
+                  <m:limLoc m:val="subSup"/>
+                  <m:ctrlPr>
+                    <w:rPr>
+                      <w:rFonts w:ascii="Cambria Math" w:eastAsiaTheme="minorEastAsia" w:hAnsi="Cambria Math"/>
+                      <w:i/>
+                      <w:lang w:val="en-US"/>
+                    </w:rPr>
+                  </m:ctrlPr>
+                </m:naryPr>
+                <m:sub>
+                  <m:sSub>
+                    <m:sSubPr>
+                      <m:ctrlPr>
+                        <w:rPr>
+                          <w:rFonts w:ascii="Cambria Math" w:eastAsiaTheme="minorEastAsia" w:hAnsi="Cambria Math"/>
+                          <w:i/>
+                          <w:lang w:val="en-US"/>
+                        </w:rPr>
+                      </m:ctrlPr>
+                    </m:sSubPr>
+                    <m:e>
+                      <m:r>
+                        <w:rPr>
+                          <w:rFonts w:ascii="Cambria Math" w:eastAsiaTheme="minorEastAsia" w:hAnsi="Cambria Math"/>
+                          <w:lang w:val="en-US"/>
+                        </w:rPr>
+                        <m:t>h</m:t>
+                      </m:r>
+                    </m:e>
+                    <m:sub>
+                      <m:r>
+                        <w:rPr>
+                          <w:rFonts w:ascii="Cambria Math" w:eastAsiaTheme="minorEastAsia" w:hAnsi="Cambria Math"/>
+                          <w:lang w:val="en-US"/>
+                        </w:rPr>
+                        <m:t>1</m:t>
+                      </m:r>
+                    </m:sub>
+                  </m:sSub>
+                  <m:d>
+                    <m:dPr>
+                      <m:ctrlPr>
+                        <w:rPr>
+                          <w:rFonts w:ascii="Cambria Math" w:eastAsiaTheme="minorEastAsia" w:hAnsi="Cambria Math"/>
+                          <w:i/>
+                          <w:lang w:val="en-US"/>
+                        </w:rPr>
+                      </m:ctrlPr>
+                    </m:dPr>
+                    <m:e>
+                      <m:r>
+                        <w:rPr>
+                          <w:rFonts w:ascii="Cambria Math" w:eastAsiaTheme="minorEastAsia" w:hAnsi="Cambria Math"/>
+                          <w:lang w:val="en-US"/>
+                        </w:rPr>
+                        <m:t>x</m:t>
+                      </m:r>
+                    </m:e>
+                  </m:d>
+                </m:sub>
+                <m:sup>
+                  <m:sSub>
+                    <m:sSubPr>
+                      <m:ctrlPr>
+                        <w:rPr>
+                          <w:rFonts w:ascii="Cambria Math" w:eastAsiaTheme="minorEastAsia" w:hAnsi="Cambria Math"/>
+                          <w:i/>
+                          <w:lang w:val="en-US"/>
+                        </w:rPr>
+                      </m:ctrlPr>
+                    </m:sSubPr>
+                    <m:e>
+                      <m:r>
+                        <w:rPr>
+                          <w:rFonts w:ascii="Cambria Math" w:eastAsiaTheme="minorEastAsia" w:hAnsi="Cambria Math"/>
+                          <w:lang w:val="en-US"/>
+                        </w:rPr>
+                        <m:t>h</m:t>
+                      </m:r>
+                    </m:e>
+                    <m:sub>
+                      <m:r>
+                        <w:rPr>
+                          <w:rFonts w:ascii="Cambria Math" w:eastAsiaTheme="minorEastAsia" w:hAnsi="Cambria Math"/>
+                          <w:lang w:val="en-US"/>
+                        </w:rPr>
+                        <m:t>2</m:t>
+                      </m:r>
+                    </m:sub>
+                  </m:sSub>
+                  <m:d>
+                    <m:dPr>
+                      <m:ctrlPr>
+                        <w:rPr>
+                          <w:rFonts w:ascii="Cambria Math" w:eastAsiaTheme="minorEastAsia" w:hAnsi="Cambria Math"/>
+                          <w:i/>
+                          <w:lang w:val="en-US"/>
+                        </w:rPr>
+                      </m:ctrlPr>
+                    </m:dPr>
+                    <m:e>
+                      <m:r>
+                        <w:rPr>
+                          <w:rFonts w:ascii="Cambria Math" w:eastAsiaTheme="minorEastAsia" w:hAnsi="Cambria Math"/>
+                          <w:lang w:val="en-US"/>
+                        </w:rPr>
+                        <m:t>x</m:t>
+                      </m:r>
+                    </m:e>
+                  </m:d>
+                </m:sup>
+                <m:e>
+                  <m:f>
+                    <m:fPr>
+                      <m:ctrlPr>
+                        <w:rPr>
+                          <w:rFonts w:ascii="Cambria Math" w:eastAsiaTheme="minorEastAsia" w:hAnsi="Cambria Math"/>
+                          <w:i/>
+                          <w:lang w:val="en-US"/>
+                        </w:rPr>
+                      </m:ctrlPr>
+                    </m:fPr>
+                    <m:num>
+                      <m:r>
+                        <w:rPr>
+                          <w:rFonts w:ascii="Cambria Math" w:eastAsiaTheme="minorEastAsia" w:hAnsi="Cambria Math"/>
+                          <w:lang w:val="en-US"/>
+                        </w:rPr>
+                        <m:t>∂</m:t>
+                      </m:r>
+                      <m:sSub>
+                        <m:sSubPr>
+                          <m:ctrlPr>
+                            <w:rPr>
+                              <w:rFonts w:ascii="Cambria Math" w:eastAsiaTheme="minorEastAsia" w:hAnsi="Cambria Math"/>
+                              <w:i/>
+                              <w:lang w:val="en-US"/>
+                            </w:rPr>
+                          </m:ctrlPr>
+                        </m:sSubPr>
+                        <m:e>
+                          <m:r>
+                            <w:rPr>
+                              <w:rFonts w:ascii="Cambria Math" w:eastAsiaTheme="minorEastAsia" w:hAnsi="Cambria Math"/>
+                              <w:lang w:val="en-US"/>
+                            </w:rPr>
+                            <m:t>F</m:t>
+                          </m:r>
+                        </m:e>
+                        <m:sub>
+                          <m:r>
+                            <w:rPr>
+                              <w:rFonts w:ascii="Cambria Math" w:eastAsiaTheme="minorEastAsia" w:hAnsi="Cambria Math"/>
+                              <w:lang w:val="en-US"/>
+                            </w:rPr>
+                            <m:t>x</m:t>
+                          </m:r>
+                        </m:sub>
+                      </m:sSub>
+                    </m:num>
+                    <m:den>
+                      <m:r>
+                        <w:rPr>
+                          <w:rFonts w:ascii="Cambria Math" w:eastAsiaTheme="minorEastAsia" w:hAnsi="Cambria Math"/>
+                          <w:lang w:val="en-US"/>
+                        </w:rPr>
+                        <m:t>∂y</m:t>
+                      </m:r>
+                    </m:den>
+                  </m:f>
+                </m:e>
+              </m:nary>
+              <m:r>
+                <w:rPr>
+                  <w:rFonts w:ascii="Cambria Math" w:eastAsiaTheme="minorEastAsia" w:hAnsi="Cambria Math"/>
+                  <w:lang w:val="en-US"/>
+                </w:rPr>
+                <m:t>dydx</m:t>
+              </m:r>
+            </m:e>
+          </m:nary>
+          <m:r>
+            <w:rPr>
+              <w:rFonts w:ascii="Cambria Math" w:eastAsiaTheme="minorEastAsia" w:hAnsi="Cambria Math"/>
+              <w:lang w:val="en-US"/>
+            </w:rPr>
+            <m:t>=-</m:t>
+          </m:r>
+          <m:nary>
+            <m:naryPr>
+              <m:chr m:val="∬"/>
+              <m:limLoc m:val="subSup"/>
+              <m:ctrlPr>
+                <w:rPr>
+                  <w:rFonts w:ascii="Cambria Math" w:eastAsiaTheme="minorEastAsia" w:hAnsi="Cambria Math"/>
+                  <w:i/>
+                  <w:lang w:val="en-US"/>
+                </w:rPr>
+              </m:ctrlPr>
+            </m:naryPr>
+            <m:sub>
+              <m:r>
+                <w:rPr>
+                  <w:rFonts w:ascii="Cambria Math" w:eastAsiaTheme="minorEastAsia" w:hAnsi="Cambria Math"/>
+                  <w:lang w:val="en-US"/>
+                </w:rPr>
+                <m:t>D</m:t>
+              </m:r>
+            </m:sub>
+            <m:sup>
+              <m:r>
+                <w:rPr>
+                  <w:rFonts w:ascii="Cambria Math" w:eastAsiaTheme="minorEastAsia" w:hAnsi="Cambria Math"/>
+                  <w:lang w:val="en-US"/>
+                </w:rPr>
+                <m:t>.</m:t>
+              </m:r>
+            </m:sup>
+            <m:e>
+              <m:f>
+                <m:fPr>
+                  <m:ctrlPr>
+                    <w:rPr>
+                      <w:rFonts w:ascii="Cambria Math" w:eastAsiaTheme="minorEastAsia" w:hAnsi="Cambria Math"/>
+                      <w:i/>
+                      <w:lang w:val="en-US"/>
+                    </w:rPr>
+                  </m:ctrlPr>
+                </m:fPr>
+                <m:num>
+                  <m:r>
+                    <w:rPr>
+                      <w:rFonts w:ascii="Cambria Math" w:eastAsiaTheme="minorEastAsia" w:hAnsi="Cambria Math"/>
+                      <w:lang w:val="en-US"/>
+                    </w:rPr>
+                    <m:t>∂</m:t>
+                  </m:r>
+                  <m:sSub>
+                    <m:sSubPr>
+                      <m:ctrlPr>
+                        <w:rPr>
+                          <w:rFonts w:ascii="Cambria Math" w:eastAsiaTheme="minorEastAsia" w:hAnsi="Cambria Math"/>
+                          <w:i/>
+                          <w:lang w:val="en-US"/>
+                        </w:rPr>
+                      </m:ctrlPr>
+                    </m:sSubPr>
+                    <m:e>
+                      <m:r>
+                        <w:rPr>
+                          <w:rFonts w:ascii="Cambria Math" w:eastAsiaTheme="minorEastAsia" w:hAnsi="Cambria Math"/>
+                          <w:lang w:val="en-US"/>
+                        </w:rPr>
+                        <m:t>F</m:t>
+                      </m:r>
+                    </m:e>
+                    <m:sub>
+                      <m:r>
+                        <w:rPr>
+                          <w:rFonts w:ascii="Cambria Math" w:eastAsiaTheme="minorEastAsia" w:hAnsi="Cambria Math"/>
+                          <w:lang w:val="en-US"/>
+                        </w:rPr>
+                        <m:t>x</m:t>
+                      </m:r>
+                    </m:sub>
+                  </m:sSub>
+                </m:num>
+                <m:den>
+                  <m:r>
+                    <w:rPr>
+                      <w:rFonts w:ascii="Cambria Math" w:eastAsiaTheme="minorEastAsia" w:hAnsi="Cambria Math"/>
+                      <w:lang w:val="en-US"/>
+                    </w:rPr>
+                    <m:t>∂y</m:t>
+                  </m:r>
+                </m:den>
+              </m:f>
+              <m:r>
+                <w:rPr>
+                  <w:rFonts w:ascii="Cambria Math" w:eastAsiaTheme="minorEastAsia" w:hAnsi="Cambria Math"/>
+                  <w:lang w:val="en-US"/>
+                </w:rPr>
+                <m:t>dA</m:t>
+              </m:r>
+            </m:e>
+          </m:nary>
+        </m:oMath>
+      </m:oMathPara>
+    </w:p>
+    <w:p>
+      <w:pPr>
+        <w:pStyle w:val="ListParagraph"/>
+        <w:numPr>
+          <w:ilvl w:val="0"/>
+          <w:numId w:val="4"/>
+        </w:numPr>
+        <w:rPr>
+          <w:rFonts w:eastAsiaTheme="minorEastAsia"/>
+          <w:lang w:val="en-US"/>
+        </w:rPr>
+      </w:pPr>
+      <w:r>
+        <w:rPr>
+          <w:rFonts w:eastAsiaTheme="minorEastAsia"/>
+          <w:lang w:val="en-US"/>
+        </w:rPr>
+        <w:t>Áp dụng cho L</w:t>
+      </w:r>
+    </w:p>
+    <w:p>
+      <w:pPr>
+        <w:pStyle w:val="ListParagraph"/>
+        <w:pBdr>
+          <w:top w:val="single" w:sz="4" w:space="1" w:color="auto"/>
+          <w:left w:val="single" w:sz="4" w:space="4" w:color="auto"/>
+          <w:bottom w:val="single" w:sz="4" w:space="1" w:color="auto"/>
+          <w:right w:val="single" w:sz="4" w:space="4" w:color="auto"/>
+        </w:pBdr>
+        <w:ind w:left="1080"/>
+        <w:rPr>
+          <w:rFonts w:eastAsiaTheme="minorEastAsia"/>
+          <w:lang w:val="en-US"/>
+        </w:rPr>
+      </w:pPr>
+      <m:oMathPara>
+        <m:oMathParaPr>
+          <m:jc m:val="left"/>
+        </m:oMathParaPr>
+        <m:oMath>
+          <m:nary>
+            <m:naryPr>
+              <m:chr m:val="∮"/>
+              <m:limLoc m:val="subSup"/>
+              <m:ctrlPr>
+                <w:rPr>
+                  <w:rFonts w:ascii="Cambria Math" w:eastAsiaTheme="minorEastAsia" w:hAnsi="Cambria Math"/>
+                  <w:i/>
+                  <w:lang w:val="en-US"/>
+                </w:rPr>
+              </m:ctrlPr>
+            </m:naryPr>
+            <m:sub>
+              <m:r>
+                <w:rPr>
+                  <w:rFonts w:ascii="Cambria Math" w:eastAsiaTheme="minorEastAsia" w:hAnsi="Cambria Math"/>
+                  <w:lang w:val="en-US"/>
+                </w:rPr>
+                <m:t>L</m:t>
+              </m:r>
+            </m:sub>
+            <m:sup>
+              <m:r>
+                <w:rPr>
+                  <w:rFonts w:ascii="Cambria Math" w:eastAsiaTheme="minorEastAsia" w:hAnsi="Cambria Math"/>
+                  <w:lang w:val="en-US"/>
+                </w:rPr>
+                <m:t>.</m:t>
+              </m:r>
+            </m:sup>
+            <m:e>
+              <m:r>
+                <w:rPr>
+                  <w:rFonts w:ascii="Cambria Math" w:eastAsiaTheme="minorEastAsia" w:hAnsi="Cambria Math"/>
+                  <w:lang w:val="en-US"/>
+                </w:rPr>
+                <m:t>P∙dr</m:t>
+              </m:r>
+            </m:e>
+          </m:nary>
+          <m:r>
+            <w:rPr>
+              <w:rFonts w:ascii="Cambria Math" w:eastAsiaTheme="minorEastAsia" w:hAnsi="Cambria Math"/>
+              <w:lang w:val="en-US"/>
+            </w:rPr>
+            <m:t>=</m:t>
           </m:r>
           <m:r>
             <w:rPr>
               <w:rFonts w:ascii="Cambria Math" w:eastAsiaTheme="minorEastAsia" w:hAnsi="Cambria Math"/>
               <w:lang w:val="en-US"/>
             </w:rPr>
-            <m:t>f</m:t>
+            <m:t>-</m:t>
           </m:r>
-          <m:d>
-            <m:dPr>
+          <m:nary>
+            <m:naryPr>
+              <m:chr m:val="∬"/>
+              <m:limLoc m:val="subSup"/>
               <m:ctrlPr>
                 <w:rPr>
                   <w:rFonts w:ascii="Cambria Math" w:eastAsiaTheme="minorEastAsia" w:hAnsi="Cambria Math"/>
@@ -18490,17 +22763,879 @@
                   <w:lang w:val="en-US"/>
                 </w:rPr>
               </m:ctrlPr>
-            </m:dPr>
+            </m:naryPr>
+            <m:sub>
+              <m:r>
+                <w:rPr>
+                  <w:rFonts w:ascii="Cambria Math" w:eastAsiaTheme="minorEastAsia" w:hAnsi="Cambria Math"/>
+                  <w:lang w:val="en-US"/>
+                </w:rPr>
+                <m:t>E</m:t>
+              </m:r>
+            </m:sub>
+            <m:sup>
+              <m:r>
+                <w:rPr>
+                  <w:rFonts w:ascii="Cambria Math" w:eastAsiaTheme="minorEastAsia" w:hAnsi="Cambria Math"/>
+                  <w:lang w:val="en-US"/>
+                </w:rPr>
+                <m:t>.</m:t>
+              </m:r>
+            </m:sup>
             <m:e>
-              <m:r>
-                <w:rPr>
-                  <w:rFonts w:ascii="Cambria Math" w:eastAsiaTheme="minorEastAsia" w:hAnsi="Cambria Math"/>
-                  <w:lang w:val="en-US"/>
-                </w:rPr>
-                <m:t>A</m:t>
+              <m:f>
+                <m:fPr>
+                  <m:ctrlPr>
+                    <w:rPr>
+                      <w:rFonts w:ascii="Cambria Math" w:eastAsiaTheme="minorEastAsia" w:hAnsi="Cambria Math"/>
+                      <w:i/>
+                      <w:lang w:val="en-US"/>
+                    </w:rPr>
+                  </m:ctrlPr>
+                </m:fPr>
+                <m:num>
+                  <m:r>
+                    <w:rPr>
+                      <w:rFonts w:ascii="Cambria Math" w:eastAsiaTheme="minorEastAsia" w:hAnsi="Cambria Math"/>
+                      <w:lang w:val="en-US"/>
+                    </w:rPr>
+                    <m:t>∂</m:t>
+                  </m:r>
+                  <m:sSub>
+                    <m:sSubPr>
+                      <m:ctrlPr>
+                        <w:rPr>
+                          <w:rFonts w:ascii="Cambria Math" w:eastAsiaTheme="minorEastAsia" w:hAnsi="Cambria Math"/>
+                          <w:i/>
+                          <w:lang w:val="en-US"/>
+                        </w:rPr>
+                      </m:ctrlPr>
+                    </m:sSubPr>
+                    <m:e>
+                      <m:r>
+                        <w:rPr>
+                          <w:rFonts w:ascii="Cambria Math" w:eastAsiaTheme="minorEastAsia" w:hAnsi="Cambria Math"/>
+                          <w:lang w:val="en-US"/>
+                        </w:rPr>
+                        <m:t>F</m:t>
+                      </m:r>
+                    </m:e>
+                    <m:sub>
+                      <m:r>
+                        <w:rPr>
+                          <w:rFonts w:ascii="Cambria Math" w:eastAsiaTheme="minorEastAsia" w:hAnsi="Cambria Math"/>
+                          <w:lang w:val="en-US"/>
+                        </w:rPr>
+                        <m:t>x</m:t>
+                      </m:r>
+                    </m:sub>
+                  </m:sSub>
+                </m:num>
+                <m:den>
+                  <m:r>
+                    <w:rPr>
+                      <w:rFonts w:ascii="Cambria Math" w:eastAsiaTheme="minorEastAsia" w:hAnsi="Cambria Math"/>
+                      <w:lang w:val="en-US"/>
+                    </w:rPr>
+                    <m:t>∂y</m:t>
+                  </m:r>
+                </m:den>
+              </m:f>
+              <m:r>
+                <w:rPr>
+                  <w:rFonts w:ascii="Cambria Math" w:eastAsiaTheme="minorEastAsia" w:hAnsi="Cambria Math"/>
+                  <w:lang w:val="en-US"/>
+                </w:rPr>
+                <m:t>dA</m:t>
               </m:r>
             </m:e>
-          </m:d>
+          </m:nary>
+        </m:oMath>
+      </m:oMathPara>
+    </w:p>
+    <w:p>
+      <w:pPr>
+        <w:pStyle w:val="ListParagraph"/>
+        <w:numPr>
+          <w:ilvl w:val="0"/>
+          <w:numId w:val="4"/>
+        </w:numPr>
+        <w:rPr>
+          <w:rFonts w:eastAsiaTheme="minorEastAsia"/>
+          <w:lang w:val="en-US"/>
+        </w:rPr>
+      </w:pPr>
+      <w:r>
+        <w:rPr>
+          <w:rFonts w:eastAsiaTheme="minorEastAsia"/>
+          <w:lang w:val="en-US"/>
+        </w:rPr>
+        <w:t>Tương tự với phương dọc, ta chỉ cần hoán đổi vai trò của x và y là xong, tuy nhiên, khi làm vậy thì để ý, chiều di chuyển của chất điểm trên đường cong bị đổi chiều thành cùng chiều kim đồng hồ, do đó ta phải đổi dấu</w:t>
+      </w:r>
+    </w:p>
+    <w:p>
+      <w:pPr>
+        <w:pStyle w:val="ListParagraph"/>
+        <w:pBdr>
+          <w:top w:val="single" w:sz="4" w:space="1" w:color="auto"/>
+          <w:left w:val="single" w:sz="4" w:space="4" w:color="auto"/>
+          <w:bottom w:val="single" w:sz="4" w:space="1" w:color="auto"/>
+          <w:right w:val="single" w:sz="4" w:space="4" w:color="auto"/>
+        </w:pBdr>
+        <w:ind w:left="1080"/>
+        <w:rPr>
+          <w:rFonts w:eastAsiaTheme="minorEastAsia"/>
+          <w:lang w:val="en-US"/>
+        </w:rPr>
+      </w:pPr>
+      <m:oMathPara>
+        <m:oMathParaPr>
+          <m:jc m:val="left"/>
+        </m:oMathParaPr>
+        <m:oMath>
+          <m:nary>
+            <m:naryPr>
+              <m:chr m:val="∮"/>
+              <m:limLoc m:val="subSup"/>
+              <m:ctrlPr>
+                <w:rPr>
+                  <w:rFonts w:ascii="Cambria Math" w:eastAsiaTheme="minorEastAsia" w:hAnsi="Cambria Math"/>
+                  <w:i/>
+                  <w:lang w:val="en-US"/>
+                </w:rPr>
+              </m:ctrlPr>
+            </m:naryPr>
+            <m:sub>
+              <m:r>
+                <w:rPr>
+                  <w:rFonts w:ascii="Cambria Math" w:eastAsiaTheme="minorEastAsia" w:hAnsi="Cambria Math"/>
+                  <w:lang w:val="en-US"/>
+                </w:rPr>
+                <m:t>L</m:t>
+              </m:r>
+            </m:sub>
+            <m:sup>
+              <m:r>
+                <w:rPr>
+                  <w:rFonts w:ascii="Cambria Math" w:eastAsiaTheme="minorEastAsia" w:hAnsi="Cambria Math"/>
+                  <w:lang w:val="en-US"/>
+                </w:rPr>
+                <m:t>.</m:t>
+              </m:r>
+            </m:sup>
+            <m:e>
+              <m:r>
+                <w:rPr>
+                  <w:rFonts w:ascii="Cambria Math" w:eastAsiaTheme="minorEastAsia" w:hAnsi="Cambria Math"/>
+                  <w:lang w:val="en-US"/>
+                </w:rPr>
+                <m:t>Q</m:t>
+              </m:r>
+              <m:r>
+                <w:rPr>
+                  <w:rFonts w:ascii="Cambria Math" w:eastAsiaTheme="minorEastAsia" w:hAnsi="Cambria Math"/>
+                  <w:lang w:val="en-US"/>
+                </w:rPr>
+                <m:t>∙dr</m:t>
+              </m:r>
+            </m:e>
+          </m:nary>
+          <m:r>
+            <w:rPr>
+              <w:rFonts w:ascii="Cambria Math" w:eastAsiaTheme="minorEastAsia" w:hAnsi="Cambria Math"/>
+              <w:lang w:val="en-US"/>
+            </w:rPr>
+            <m:t>=</m:t>
+          </m:r>
+          <m:nary>
+            <m:naryPr>
+              <m:chr m:val="∬"/>
+              <m:limLoc m:val="subSup"/>
+              <m:ctrlPr>
+                <w:rPr>
+                  <w:rFonts w:ascii="Cambria Math" w:eastAsiaTheme="minorEastAsia" w:hAnsi="Cambria Math"/>
+                  <w:i/>
+                  <w:lang w:val="en-US"/>
+                </w:rPr>
+              </m:ctrlPr>
+            </m:naryPr>
+            <m:sub>
+              <m:r>
+                <w:rPr>
+                  <w:rFonts w:ascii="Cambria Math" w:eastAsiaTheme="minorEastAsia" w:hAnsi="Cambria Math"/>
+                  <w:lang w:val="en-US"/>
+                </w:rPr>
+                <m:t>E</m:t>
+              </m:r>
+            </m:sub>
+            <m:sup>
+              <m:r>
+                <w:rPr>
+                  <w:rFonts w:ascii="Cambria Math" w:eastAsiaTheme="minorEastAsia" w:hAnsi="Cambria Math"/>
+                  <w:lang w:val="en-US"/>
+                </w:rPr>
+                <m:t>.</m:t>
+              </m:r>
+            </m:sup>
+            <m:e>
+              <m:f>
+                <m:fPr>
+                  <m:ctrlPr>
+                    <w:rPr>
+                      <w:rFonts w:ascii="Cambria Math" w:eastAsiaTheme="minorEastAsia" w:hAnsi="Cambria Math"/>
+                      <w:i/>
+                      <w:lang w:val="en-US"/>
+                    </w:rPr>
+                  </m:ctrlPr>
+                </m:fPr>
+                <m:num>
+                  <m:r>
+                    <w:rPr>
+                      <w:rFonts w:ascii="Cambria Math" w:eastAsiaTheme="minorEastAsia" w:hAnsi="Cambria Math"/>
+                      <w:lang w:val="en-US"/>
+                    </w:rPr>
+                    <m:t>∂</m:t>
+                  </m:r>
+                  <m:sSub>
+                    <m:sSubPr>
+                      <m:ctrlPr>
+                        <w:rPr>
+                          <w:rFonts w:ascii="Cambria Math" w:eastAsiaTheme="minorEastAsia" w:hAnsi="Cambria Math"/>
+                          <w:i/>
+                          <w:lang w:val="en-US"/>
+                        </w:rPr>
+                      </m:ctrlPr>
+                    </m:sSubPr>
+                    <m:e>
+                      <m:r>
+                        <w:rPr>
+                          <w:rFonts w:ascii="Cambria Math" w:eastAsiaTheme="minorEastAsia" w:hAnsi="Cambria Math"/>
+                          <w:lang w:val="en-US"/>
+                        </w:rPr>
+                        <m:t>F</m:t>
+                      </m:r>
+                    </m:e>
+                    <m:sub>
+                      <m:r>
+                        <w:rPr>
+                          <w:rFonts w:ascii="Cambria Math" w:eastAsiaTheme="minorEastAsia" w:hAnsi="Cambria Math"/>
+                          <w:lang w:val="en-US"/>
+                        </w:rPr>
+                        <m:t>y</m:t>
+                      </m:r>
+                    </m:sub>
+                  </m:sSub>
+                </m:num>
+                <m:den>
+                  <m:r>
+                    <w:rPr>
+                      <w:rFonts w:ascii="Cambria Math" w:eastAsiaTheme="minorEastAsia" w:hAnsi="Cambria Math"/>
+                      <w:lang w:val="en-US"/>
+                    </w:rPr>
+                    <m:t>∂</m:t>
+                  </m:r>
+                  <m:r>
+                    <w:rPr>
+                      <w:rFonts w:ascii="Cambria Math" w:eastAsiaTheme="minorEastAsia" w:hAnsi="Cambria Math"/>
+                      <w:lang w:val="en-US"/>
+                    </w:rPr>
+                    <m:t>x</m:t>
+                  </m:r>
+                </m:den>
+              </m:f>
+              <m:r>
+                <w:rPr>
+                  <w:rFonts w:ascii="Cambria Math" w:eastAsiaTheme="minorEastAsia" w:hAnsi="Cambria Math"/>
+                  <w:lang w:val="en-US"/>
+                </w:rPr>
+                <m:t>dA</m:t>
+              </m:r>
+            </m:e>
+          </m:nary>
+        </m:oMath>
+      </m:oMathPara>
+    </w:p>
+    <w:p>
+      <w:pPr>
+        <w:pStyle w:val="ListParagraph"/>
+        <w:numPr>
+          <w:ilvl w:val="0"/>
+          <w:numId w:val="4"/>
+        </w:numPr>
+        <w:rPr>
+          <w:rFonts w:eastAsiaTheme="minorEastAsia"/>
+          <w:lang w:val="en-US"/>
+        </w:rPr>
+      </w:pPr>
+      <w:r>
+        <w:rPr>
+          <w:rFonts w:eastAsiaTheme="minorEastAsia"/>
+          <w:lang w:val="en-US"/>
+        </w:rPr>
+        <w:t>Do đó</w:t>
+      </w:r>
+    </w:p>
+    <w:p>
+      <w:pPr>
+        <w:pStyle w:val="ListParagraph"/>
+        <w:pBdr>
+          <w:top w:val="single" w:sz="4" w:space="1" w:color="auto"/>
+          <w:left w:val="single" w:sz="4" w:space="4" w:color="auto"/>
+          <w:bottom w:val="single" w:sz="4" w:space="1" w:color="auto"/>
+          <w:right w:val="single" w:sz="4" w:space="4" w:color="auto"/>
+        </w:pBdr>
+        <w:ind w:left="1080"/>
+        <w:rPr>
+          <w:rFonts w:eastAsiaTheme="minorEastAsia"/>
+          <w:lang w:val="en-US"/>
+        </w:rPr>
+      </w:pPr>
+      <m:oMathPara>
+        <m:oMathParaPr>
+          <m:jc m:val="left"/>
+        </m:oMathParaPr>
+        <m:oMath>
+          <m:nary>
+            <m:naryPr>
+              <m:chr m:val="∮"/>
+              <m:limLoc m:val="subSup"/>
+              <m:ctrlPr>
+                <w:rPr>
+                  <w:rFonts w:ascii="Cambria Math" w:eastAsiaTheme="minorEastAsia" w:hAnsi="Cambria Math"/>
+                  <w:i/>
+                  <w:lang w:val="en-US"/>
+                </w:rPr>
+              </m:ctrlPr>
+            </m:naryPr>
+            <m:sub>
+              <m:r>
+                <w:rPr>
+                  <w:rFonts w:ascii="Cambria Math" w:eastAsiaTheme="minorEastAsia" w:hAnsi="Cambria Math"/>
+                  <w:lang w:val="en-US"/>
+                </w:rPr>
+                <m:t>L</m:t>
+              </m:r>
+            </m:sub>
+            <m:sup>
+              <m:r>
+                <w:rPr>
+                  <w:rFonts w:ascii="Cambria Math" w:eastAsiaTheme="minorEastAsia" w:hAnsi="Cambria Math"/>
+                  <w:lang w:val="en-US"/>
+                </w:rPr>
+                <m:t>.</m:t>
+              </m:r>
+            </m:sup>
+            <m:e>
+              <m:r>
+                <w:rPr>
+                  <w:rFonts w:ascii="Cambria Math" w:eastAsiaTheme="minorEastAsia" w:hAnsi="Cambria Math"/>
+                  <w:lang w:val="en-US"/>
+                </w:rPr>
+                <m:t>F</m:t>
+              </m:r>
+              <m:r>
+                <w:rPr>
+                  <w:rFonts w:ascii="Cambria Math" w:eastAsiaTheme="minorEastAsia" w:hAnsi="Cambria Math"/>
+                  <w:lang w:val="en-US"/>
+                </w:rPr>
+                <m:t>∙dr</m:t>
+              </m:r>
+            </m:e>
+          </m:nary>
+          <m:r>
+            <w:rPr>
+              <w:rFonts w:ascii="Cambria Math" w:eastAsiaTheme="minorEastAsia" w:hAnsi="Cambria Math"/>
+              <w:lang w:val="en-US"/>
+            </w:rPr>
+            <m:t>=</m:t>
+          </m:r>
+          <m:nary>
+            <m:naryPr>
+              <m:chr m:val="∮"/>
+              <m:limLoc m:val="subSup"/>
+              <m:ctrlPr>
+                <w:rPr>
+                  <w:rFonts w:ascii="Cambria Math" w:eastAsiaTheme="minorEastAsia" w:hAnsi="Cambria Math"/>
+                  <w:i/>
+                  <w:lang w:val="en-US"/>
+                </w:rPr>
+              </m:ctrlPr>
+            </m:naryPr>
+            <m:sub>
+              <m:r>
+                <w:rPr>
+                  <w:rFonts w:ascii="Cambria Math" w:eastAsiaTheme="minorEastAsia" w:hAnsi="Cambria Math"/>
+                  <w:lang w:val="en-US"/>
+                </w:rPr>
+                <m:t>L</m:t>
+              </m:r>
+            </m:sub>
+            <m:sup>
+              <m:r>
+                <w:rPr>
+                  <w:rFonts w:ascii="Cambria Math" w:eastAsiaTheme="minorEastAsia" w:hAnsi="Cambria Math"/>
+                  <w:lang w:val="en-US"/>
+                </w:rPr>
+                <m:t>.</m:t>
+              </m:r>
+            </m:sup>
+            <m:e>
+              <m:r>
+                <w:rPr>
+                  <w:rFonts w:ascii="Cambria Math" w:eastAsiaTheme="minorEastAsia" w:hAnsi="Cambria Math"/>
+                  <w:lang w:val="en-US"/>
+                </w:rPr>
+                <m:t>P∙dr</m:t>
+              </m:r>
+            </m:e>
+          </m:nary>
+          <m:r>
+            <w:rPr>
+              <w:rFonts w:ascii="Cambria Math" w:eastAsiaTheme="minorEastAsia" w:hAnsi="Cambria Math"/>
+              <w:lang w:val="en-US"/>
+            </w:rPr>
+            <m:t>+</m:t>
+          </m:r>
+          <m:nary>
+            <m:naryPr>
+              <m:chr m:val="∮"/>
+              <m:limLoc m:val="subSup"/>
+              <m:ctrlPr>
+                <w:rPr>
+                  <w:rFonts w:ascii="Cambria Math" w:eastAsiaTheme="minorEastAsia" w:hAnsi="Cambria Math"/>
+                  <w:i/>
+                  <w:lang w:val="en-US"/>
+                </w:rPr>
+              </m:ctrlPr>
+            </m:naryPr>
+            <m:sub>
+              <m:r>
+                <w:rPr>
+                  <w:rFonts w:ascii="Cambria Math" w:eastAsiaTheme="minorEastAsia" w:hAnsi="Cambria Math"/>
+                  <w:lang w:val="en-US"/>
+                </w:rPr>
+                <m:t>L</m:t>
+              </m:r>
+            </m:sub>
+            <m:sup>
+              <m:r>
+                <w:rPr>
+                  <w:rFonts w:ascii="Cambria Math" w:eastAsiaTheme="minorEastAsia" w:hAnsi="Cambria Math"/>
+                  <w:lang w:val="en-US"/>
+                </w:rPr>
+                <m:t>.</m:t>
+              </m:r>
+            </m:sup>
+            <m:e>
+              <m:r>
+                <w:rPr>
+                  <w:rFonts w:ascii="Cambria Math" w:eastAsiaTheme="minorEastAsia" w:hAnsi="Cambria Math"/>
+                  <w:lang w:val="en-US"/>
+                </w:rPr>
+                <m:t>Q∙dr</m:t>
+              </m:r>
+            </m:e>
+          </m:nary>
+          <m:r>
+            <w:rPr>
+              <w:rFonts w:ascii="Cambria Math" w:eastAsiaTheme="minorEastAsia" w:hAnsi="Cambria Math"/>
+              <w:lang w:val="en-US"/>
+            </w:rPr>
+            <m:t>=</m:t>
+          </m:r>
+          <m:r>
+            <w:rPr>
+              <w:rFonts w:ascii="Cambria Math" w:eastAsiaTheme="minorEastAsia" w:hAnsi="Cambria Math"/>
+              <w:lang w:val="en-US"/>
+            </w:rPr>
+            <m:t>-</m:t>
+          </m:r>
+          <m:nary>
+            <m:naryPr>
+              <m:chr m:val="∬"/>
+              <m:limLoc m:val="subSup"/>
+              <m:ctrlPr>
+                <w:rPr>
+                  <w:rFonts w:ascii="Cambria Math" w:eastAsiaTheme="minorEastAsia" w:hAnsi="Cambria Math"/>
+                  <w:i/>
+                  <w:lang w:val="en-US"/>
+                </w:rPr>
+              </m:ctrlPr>
+            </m:naryPr>
+            <m:sub>
+              <m:r>
+                <w:rPr>
+                  <w:rFonts w:ascii="Cambria Math" w:eastAsiaTheme="minorEastAsia" w:hAnsi="Cambria Math"/>
+                  <w:lang w:val="en-US"/>
+                </w:rPr>
+                <m:t>E</m:t>
+              </m:r>
+            </m:sub>
+            <m:sup>
+              <m:r>
+                <w:rPr>
+                  <w:rFonts w:ascii="Cambria Math" w:eastAsiaTheme="minorEastAsia" w:hAnsi="Cambria Math"/>
+                  <w:lang w:val="en-US"/>
+                </w:rPr>
+                <m:t>.</m:t>
+              </m:r>
+            </m:sup>
+            <m:e>
+              <m:f>
+                <m:fPr>
+                  <m:ctrlPr>
+                    <w:rPr>
+                      <w:rFonts w:ascii="Cambria Math" w:eastAsiaTheme="minorEastAsia" w:hAnsi="Cambria Math"/>
+                      <w:i/>
+                      <w:lang w:val="en-US"/>
+                    </w:rPr>
+                  </m:ctrlPr>
+                </m:fPr>
+                <m:num>
+                  <m:r>
+                    <w:rPr>
+                      <w:rFonts w:ascii="Cambria Math" w:eastAsiaTheme="minorEastAsia" w:hAnsi="Cambria Math"/>
+                      <w:lang w:val="en-US"/>
+                    </w:rPr>
+                    <m:t>∂</m:t>
+                  </m:r>
+                  <m:sSub>
+                    <m:sSubPr>
+                      <m:ctrlPr>
+                        <w:rPr>
+                          <w:rFonts w:ascii="Cambria Math" w:eastAsiaTheme="minorEastAsia" w:hAnsi="Cambria Math"/>
+                          <w:i/>
+                          <w:lang w:val="en-US"/>
+                        </w:rPr>
+                      </m:ctrlPr>
+                    </m:sSubPr>
+                    <m:e>
+                      <m:r>
+                        <w:rPr>
+                          <w:rFonts w:ascii="Cambria Math" w:eastAsiaTheme="minorEastAsia" w:hAnsi="Cambria Math"/>
+                          <w:lang w:val="en-US"/>
+                        </w:rPr>
+                        <m:t>F</m:t>
+                      </m:r>
+                    </m:e>
+                    <m:sub>
+                      <m:r>
+                        <w:rPr>
+                          <w:rFonts w:ascii="Cambria Math" w:eastAsiaTheme="minorEastAsia" w:hAnsi="Cambria Math"/>
+                          <w:lang w:val="en-US"/>
+                        </w:rPr>
+                        <m:t>x</m:t>
+                      </m:r>
+                    </m:sub>
+                  </m:sSub>
+                </m:num>
+                <m:den>
+                  <m:r>
+                    <w:rPr>
+                      <w:rFonts w:ascii="Cambria Math" w:eastAsiaTheme="minorEastAsia" w:hAnsi="Cambria Math"/>
+                      <w:lang w:val="en-US"/>
+                    </w:rPr>
+                    <m:t>∂y</m:t>
+                  </m:r>
+                </m:den>
+              </m:f>
+              <m:r>
+                <w:rPr>
+                  <w:rFonts w:ascii="Cambria Math" w:eastAsiaTheme="minorEastAsia" w:hAnsi="Cambria Math"/>
+                  <w:lang w:val="en-US"/>
+                </w:rPr>
+                <m:t>dA</m:t>
+              </m:r>
+            </m:e>
+          </m:nary>
+          <m:r>
+            <w:rPr>
+              <w:rFonts w:ascii="Cambria Math" w:eastAsiaTheme="minorEastAsia" w:hAnsi="Cambria Math"/>
+              <w:lang w:val="en-US"/>
+            </w:rPr>
+            <m:t>+</m:t>
+          </m:r>
+          <m:nary>
+            <m:naryPr>
+              <m:chr m:val="∬"/>
+              <m:limLoc m:val="subSup"/>
+              <m:ctrlPr>
+                <w:rPr>
+                  <w:rFonts w:ascii="Cambria Math" w:eastAsiaTheme="minorEastAsia" w:hAnsi="Cambria Math"/>
+                  <w:i/>
+                  <w:lang w:val="en-US"/>
+                </w:rPr>
+              </m:ctrlPr>
+            </m:naryPr>
+            <m:sub>
+              <m:r>
+                <w:rPr>
+                  <w:rFonts w:ascii="Cambria Math" w:eastAsiaTheme="minorEastAsia" w:hAnsi="Cambria Math"/>
+                  <w:lang w:val="en-US"/>
+                </w:rPr>
+                <m:t>E</m:t>
+              </m:r>
+            </m:sub>
+            <m:sup>
+              <m:r>
+                <w:rPr>
+                  <w:rFonts w:ascii="Cambria Math" w:eastAsiaTheme="minorEastAsia" w:hAnsi="Cambria Math"/>
+                  <w:lang w:val="en-US"/>
+                </w:rPr>
+                <m:t>.</m:t>
+              </m:r>
+            </m:sup>
+            <m:e>
+              <m:f>
+                <m:fPr>
+                  <m:ctrlPr>
+                    <w:rPr>
+                      <w:rFonts w:ascii="Cambria Math" w:eastAsiaTheme="minorEastAsia" w:hAnsi="Cambria Math"/>
+                      <w:i/>
+                      <w:lang w:val="en-US"/>
+                    </w:rPr>
+                  </m:ctrlPr>
+                </m:fPr>
+                <m:num>
+                  <m:r>
+                    <w:rPr>
+                      <w:rFonts w:ascii="Cambria Math" w:eastAsiaTheme="minorEastAsia" w:hAnsi="Cambria Math"/>
+                      <w:lang w:val="en-US"/>
+                    </w:rPr>
+                    <m:t>∂</m:t>
+                  </m:r>
+                  <m:sSub>
+                    <m:sSubPr>
+                      <m:ctrlPr>
+                        <w:rPr>
+                          <w:rFonts w:ascii="Cambria Math" w:eastAsiaTheme="minorEastAsia" w:hAnsi="Cambria Math"/>
+                          <w:i/>
+                          <w:lang w:val="en-US"/>
+                        </w:rPr>
+                      </m:ctrlPr>
+                    </m:sSubPr>
+                    <m:e>
+                      <m:r>
+                        <w:rPr>
+                          <w:rFonts w:ascii="Cambria Math" w:eastAsiaTheme="minorEastAsia" w:hAnsi="Cambria Math"/>
+                          <w:lang w:val="en-US"/>
+                        </w:rPr>
+                        <m:t>F</m:t>
+                      </m:r>
+                    </m:e>
+                    <m:sub>
+                      <m:r>
+                        <w:rPr>
+                          <w:rFonts w:ascii="Cambria Math" w:eastAsiaTheme="minorEastAsia" w:hAnsi="Cambria Math"/>
+                          <w:lang w:val="en-US"/>
+                        </w:rPr>
+                        <m:t>y</m:t>
+                      </m:r>
+                    </m:sub>
+                  </m:sSub>
+                </m:num>
+                <m:den>
+                  <m:r>
+                    <w:rPr>
+                      <w:rFonts w:ascii="Cambria Math" w:eastAsiaTheme="minorEastAsia" w:hAnsi="Cambria Math"/>
+                      <w:lang w:val="en-US"/>
+                    </w:rPr>
+                    <m:t>∂x</m:t>
+                  </m:r>
+                </m:den>
+              </m:f>
+              <m:r>
+                <w:rPr>
+                  <w:rFonts w:ascii="Cambria Math" w:eastAsiaTheme="minorEastAsia" w:hAnsi="Cambria Math"/>
+                  <w:lang w:val="en-US"/>
+                </w:rPr>
+                <m:t>dA</m:t>
+              </m:r>
+            </m:e>
+          </m:nary>
+          <m:r>
+            <w:rPr>
+              <w:rFonts w:ascii="Cambria Math" w:eastAsiaTheme="minorEastAsia" w:hAnsi="Cambria Math"/>
+              <w:lang w:val="en-US"/>
+            </w:rPr>
+            <m:t>=</m:t>
+          </m:r>
+          <m:nary>
+            <m:naryPr>
+              <m:chr m:val="∬"/>
+              <m:limLoc m:val="subSup"/>
+              <m:ctrlPr>
+                <w:rPr>
+                  <w:rFonts w:ascii="Cambria Math" w:eastAsiaTheme="minorEastAsia" w:hAnsi="Cambria Math"/>
+                  <w:i/>
+                  <w:lang w:val="en-US"/>
+                </w:rPr>
+              </m:ctrlPr>
+            </m:naryPr>
+            <m:sub>
+              <m:r>
+                <w:rPr>
+                  <w:rFonts w:ascii="Cambria Math" w:eastAsiaTheme="minorEastAsia" w:hAnsi="Cambria Math"/>
+                  <w:lang w:val="en-US"/>
+                </w:rPr>
+                <m:t>E</m:t>
+              </m:r>
+            </m:sub>
+            <m:sup>
+              <m:r>
+                <w:rPr>
+                  <w:rFonts w:ascii="Cambria Math" w:eastAsiaTheme="minorEastAsia" w:hAnsi="Cambria Math"/>
+                  <w:lang w:val="en-US"/>
+                </w:rPr>
+                <m:t>.</m:t>
+              </m:r>
+            </m:sup>
+            <m:e>
+              <m:d>
+                <m:dPr>
+                  <m:ctrlPr>
+                    <w:rPr>
+                      <w:rFonts w:ascii="Cambria Math" w:eastAsiaTheme="minorEastAsia" w:hAnsi="Cambria Math"/>
+                      <w:i/>
+                      <w:lang w:val="en-US"/>
+                    </w:rPr>
+                  </m:ctrlPr>
+                </m:dPr>
+                <m:e>
+                  <m:f>
+                    <m:fPr>
+                      <m:ctrlPr>
+                        <w:rPr>
+                          <w:rFonts w:ascii="Cambria Math" w:eastAsiaTheme="minorEastAsia" w:hAnsi="Cambria Math"/>
+                          <w:i/>
+                          <w:lang w:val="en-US"/>
+                        </w:rPr>
+                      </m:ctrlPr>
+                    </m:fPr>
+                    <m:num>
+                      <m:r>
+                        <w:rPr>
+                          <w:rFonts w:ascii="Cambria Math" w:eastAsiaTheme="minorEastAsia" w:hAnsi="Cambria Math"/>
+                          <w:lang w:val="en-US"/>
+                        </w:rPr>
+                        <m:t>∂</m:t>
+                      </m:r>
+                      <m:sSub>
+                        <m:sSubPr>
+                          <m:ctrlPr>
+                            <w:rPr>
+                              <w:rFonts w:ascii="Cambria Math" w:eastAsiaTheme="minorEastAsia" w:hAnsi="Cambria Math"/>
+                              <w:i/>
+                              <w:lang w:val="en-US"/>
+                            </w:rPr>
+                          </m:ctrlPr>
+                        </m:sSubPr>
+                        <m:e>
+                          <m:r>
+                            <w:rPr>
+                              <w:rFonts w:ascii="Cambria Math" w:eastAsiaTheme="minorEastAsia" w:hAnsi="Cambria Math"/>
+                              <w:lang w:val="en-US"/>
+                            </w:rPr>
+                            <m:t>F</m:t>
+                          </m:r>
+                        </m:e>
+                        <m:sub>
+                          <m:r>
+                            <w:rPr>
+                              <w:rFonts w:ascii="Cambria Math" w:eastAsiaTheme="minorEastAsia" w:hAnsi="Cambria Math"/>
+                              <w:lang w:val="en-US"/>
+                            </w:rPr>
+                            <m:t>y</m:t>
+                          </m:r>
+                        </m:sub>
+                      </m:sSub>
+                    </m:num>
+                    <m:den>
+                      <m:r>
+                        <w:rPr>
+                          <w:rFonts w:ascii="Cambria Math" w:eastAsiaTheme="minorEastAsia" w:hAnsi="Cambria Math"/>
+                          <w:lang w:val="en-US"/>
+                        </w:rPr>
+                        <m:t>∂x</m:t>
+                      </m:r>
+                    </m:den>
+                  </m:f>
+                  <m:r>
+                    <w:rPr>
+                      <w:rFonts w:ascii="Cambria Math" w:eastAsiaTheme="minorEastAsia" w:hAnsi="Cambria Math"/>
+                      <w:lang w:val="en-US"/>
+                    </w:rPr>
+                    <m:t>-</m:t>
+                  </m:r>
+                  <m:f>
+                    <m:fPr>
+                      <m:ctrlPr>
+                        <w:rPr>
+                          <w:rFonts w:ascii="Cambria Math" w:eastAsiaTheme="minorEastAsia" w:hAnsi="Cambria Math"/>
+                          <w:i/>
+                          <w:lang w:val="en-US"/>
+                        </w:rPr>
+                      </m:ctrlPr>
+                    </m:fPr>
+                    <m:num>
+                      <m:r>
+                        <w:rPr>
+                          <w:rFonts w:ascii="Cambria Math" w:eastAsiaTheme="minorEastAsia" w:hAnsi="Cambria Math"/>
+                          <w:lang w:val="en-US"/>
+                        </w:rPr>
+                        <m:t>∂</m:t>
+                      </m:r>
+                      <m:sSub>
+                        <m:sSubPr>
+                          <m:ctrlPr>
+                            <w:rPr>
+                              <w:rFonts w:ascii="Cambria Math" w:eastAsiaTheme="minorEastAsia" w:hAnsi="Cambria Math"/>
+                              <w:i/>
+                              <w:lang w:val="en-US"/>
+                            </w:rPr>
+                          </m:ctrlPr>
+                        </m:sSubPr>
+                        <m:e>
+                          <m:r>
+                            <w:rPr>
+                              <w:rFonts w:ascii="Cambria Math" w:eastAsiaTheme="minorEastAsia" w:hAnsi="Cambria Math"/>
+                              <w:lang w:val="en-US"/>
+                            </w:rPr>
+                            <m:t>F</m:t>
+                          </m:r>
+                        </m:e>
+                        <m:sub>
+                          <m:r>
+                            <w:rPr>
+                              <w:rFonts w:ascii="Cambria Math" w:eastAsiaTheme="minorEastAsia" w:hAnsi="Cambria Math"/>
+                              <w:lang w:val="en-US"/>
+                            </w:rPr>
+                            <m:t>x</m:t>
+                          </m:r>
+                        </m:sub>
+                      </m:sSub>
+                    </m:num>
+                    <m:den>
+                      <m:r>
+                        <w:rPr>
+                          <w:rFonts w:ascii="Cambria Math" w:eastAsiaTheme="minorEastAsia" w:hAnsi="Cambria Math"/>
+                          <w:lang w:val="en-US"/>
+                        </w:rPr>
+                        <m:t>∂y</m:t>
+                      </m:r>
+                    </m:den>
+                  </m:f>
+                </m:e>
+              </m:d>
+              <m:r>
+                <w:rPr>
+                  <w:rFonts w:ascii="Cambria Math" w:eastAsiaTheme="minorEastAsia" w:hAnsi="Cambria Math"/>
+                  <w:lang w:val="en-US"/>
+                </w:rPr>
+                <m:t>dA</m:t>
+              </m:r>
+            </m:e>
+          </m:nary>
         </m:oMath>
       </m:oMathPara>
     </w:p>
@@ -18547,6 +23682,7 @@
         <w:rPr>
           <w:lang w:val="en-US"/>
         </w:rPr>
+        <w:lastRenderedPageBreak/>
         <w:t xml:space="preserve">Vector Tiếp Tuyến Đơn Vị </w:t>
       </w:r>
       <w:r>
@@ -18903,7 +24039,6 @@
           <w:rFonts w:eastAsiaTheme="minorEastAsia"/>
           <w:lang w:val="en-US"/>
         </w:rPr>
-        <w:lastRenderedPageBreak/>
         <w:sym w:font="Symbol" w:char="F04B"/>
       </w:r>
       <w:r>
@@ -20790,6 +25925,7 @@
           <w:rFonts w:eastAsiaTheme="minorEastAsia"/>
           <w:lang w:val="en-US"/>
         </w:rPr>
+        <w:lastRenderedPageBreak/>
         <w:t>Xét đường cong có phương trình tham số x = f(t), y = g(t), độ dài đường cong trong khoảng từ t = a đến t = b là</w:t>
       </w:r>
     </w:p>
@@ -21089,15 +26225,7 @@
           <w:rFonts w:eastAsiaTheme="minorEastAsia"/>
           <w:lang w:val="en-US"/>
         </w:rPr>
-        <w:t xml:space="preserve">Giả sử ban đầu hàm ban đầu có dạng kích xung, tất cả giá trị ngoài khoảng (a, b) đều = 0, và tất cả giá trị trên khoảng (a, b) đều = nhau sao cho diện tích của hàm </w:t>
-      </w:r>
-      <w:r>
-        <w:rPr>
-          <w:rFonts w:eastAsiaTheme="minorEastAsia"/>
-          <w:lang w:val="en-US"/>
-        </w:rPr>
-        <w:lastRenderedPageBreak/>
-        <w:t>= 1, thu hẹp khoảng cách giữa a và b, giữ nguyên diện tích, đến khi a trùng b, thì được hàm Dirac Delta</w:t>
+        <w:t>Giả sử ban đầu hàm ban đầu có dạng kích xung, tất cả giá trị ngoài khoảng (a, b) đều = 0, và tất cả giá trị trên khoảng (a, b) đều = nhau sao cho diện tích của hàm = 1, thu hẹp khoảng cách giữa a và b, giữ nguyên diện tích, đến khi a trùng b, thì được hàm Dirac Delta</w:t>
       </w:r>
     </w:p>
     <w:p>
@@ -24408,6 +29536,7 @@
           <w:rFonts w:eastAsiaTheme="minorEastAsia"/>
           <w:lang w:val="en-US"/>
         </w:rPr>
+        <w:lastRenderedPageBreak/>
         <w:t>Nghịch Đảo Của Biến Đổi Fourier?</w:t>
       </w:r>
     </w:p>
@@ -25539,7 +30668,6 @@
         <w:rPr>
           <w:lang w:val="en-US"/>
         </w:rPr>
-        <w:lastRenderedPageBreak/>
         <w:t>f(t) là hàm số theo thời gian, là tín hiệu mà ta muốn phân tích tần số</w:t>
       </w:r>
     </w:p>
@@ -27767,6 +32895,7 @@
           <w:rFonts w:eastAsiaTheme="minorEastAsia"/>
           <w:lang w:val="en-US"/>
         </w:rPr>
+        <w:lastRenderedPageBreak/>
         <w:t>Thử Tính Biến Đổi Fourier Của Hàm Sin?</w:t>
       </w:r>
     </w:p>
@@ -28613,7 +33742,6 @@
           <w:rFonts w:eastAsiaTheme="minorEastAsia"/>
           <w:lang w:val="en-US"/>
         </w:rPr>
-        <w:lastRenderedPageBreak/>
         <w:t>Muốn biểu diễn hàm số dưới tổng các hàm hình Sin thì cách dễ nhất là tính nghịch đảo của biến đổi Fourier</w:t>
       </w:r>
     </w:p>
@@ -31041,6 +36169,7 @@
           <w:rFonts w:eastAsiaTheme="minorEastAsia"/>
           <w:lang w:val="en-US"/>
         </w:rPr>
+        <w:lastRenderedPageBreak/>
         <w:t>Để tìm hệ số A</w:t>
       </w:r>
       <w:r>
@@ -31906,7 +37035,6 @@
           <w:rFonts w:eastAsiaTheme="minorEastAsia"/>
           <w:lang w:val="en-US"/>
         </w:rPr>
-        <w:lastRenderedPageBreak/>
         <w:t>Laplace Transform – Biến Đổi Laplace:</w:t>
       </w:r>
     </w:p>
@@ -32672,6 +37800,7 @@
               <w:rFonts w:ascii="Cambria Math" w:eastAsiaTheme="minorEastAsia" w:hAnsi="Cambria Math"/>
               <w:lang w:val="en-US"/>
             </w:rPr>
+            <w:lastRenderedPageBreak/>
             <m:t>L</m:t>
           </m:r>
           <m:d>
@@ -32942,7 +38071,6 @@
           <w:rFonts w:eastAsiaTheme="minorEastAsia"/>
           <w:lang w:val="en-US"/>
         </w:rPr>
-        <w:lastRenderedPageBreak/>
         <w:t>Hàm Logarithm</w:t>
       </w:r>
     </w:p>
@@ -35146,6 +40274,7 @@
           <w:rFonts w:eastAsiaTheme="minorEastAsia"/>
           <w:lang w:val="en-US"/>
         </w:rPr>
+        <w:lastRenderedPageBreak/>
         <w:t>Hàm số biểu diễn được =</w:t>
       </w:r>
       <w:r>
@@ -36047,7 +41176,21 @@
           <w:rFonts w:eastAsiaTheme="minorEastAsia"/>
           <w:lang w:val="en-US"/>
         </w:rPr>
-        <w:t>Chuối Taylor Cho Hàm Ánh Xạ Vector Tới Vector?</w:t>
+        <w:t>Chuố</w:t>
+      </w:r>
+      <w:r>
+        <w:rPr>
+          <w:rFonts w:eastAsiaTheme="minorEastAsia"/>
+          <w:lang w:val="en-US"/>
+        </w:rPr>
+        <w:t>i Taylor Cho Hàm Đa Biến</w:t>
+      </w:r>
+      <w:r>
+        <w:rPr>
+          <w:rFonts w:eastAsiaTheme="minorEastAsia"/>
+          <w:lang w:val="en-US"/>
+        </w:rPr>
+        <w:t>?</w:t>
       </w:r>
     </w:p>
     <w:p>
@@ -36061,9 +41204,8 @@
         </w:pBdr>
         <w:ind w:left="1080"/>
         <w:rPr>
-          <w:rFonts w:ascii="Cambria Math" w:eastAsiaTheme="minorEastAsia" w:hAnsi="Cambria Math"/>
-          <w:lang w:val="en-US"/>
-          <w:oMath/>
+          <w:rFonts w:eastAsiaTheme="minorEastAsia"/>
+          <w:lang w:val="en-US"/>
         </w:rPr>
       </w:pPr>
       <m:oMathPara>
@@ -36089,27 +41231,13 @@
               </m:ctrlPr>
             </m:dPr>
             <m:e>
-              <m:acc>
-                <m:accPr>
-                  <m:chr m:val="⃗"/>
-                  <m:ctrlPr>
-                    <w:rPr>
-                      <w:rFonts w:ascii="Cambria Math" w:eastAsiaTheme="minorEastAsia" w:hAnsi="Cambria Math"/>
-                      <w:i/>
-                      <w:lang w:val="en-US"/>
-                    </w:rPr>
-                  </m:ctrlPr>
-                </m:accPr>
-                <m:e>
-                  <m:r>
-                    <w:rPr>
-                      <w:rFonts w:ascii="Cambria Math" w:eastAsiaTheme="minorEastAsia" w:hAnsi="Cambria Math"/>
-                      <w:lang w:val="en-US"/>
-                    </w:rPr>
-                    <m:t>x</m:t>
-                  </m:r>
-                </m:e>
-              </m:acc>
+              <m:r>
+                <w:rPr>
+                  <w:rFonts w:ascii="Cambria Math" w:eastAsiaTheme="minorEastAsia" w:hAnsi="Cambria Math"/>
+                  <w:lang w:val="en-US"/>
+                </w:rPr>
+                <m:t>x</m:t>
+              </m:r>
             </m:e>
           </m:d>
           <m:r>
@@ -36117,7 +41245,14 @@
               <w:rFonts w:ascii="Cambria Math" w:eastAsiaTheme="minorEastAsia" w:hAnsi="Cambria Math"/>
               <w:lang w:val="en-US"/>
             </w:rPr>
-            <m:t>=f</m:t>
+            <m:t>≈</m:t>
+          </m:r>
+          <m:r>
+            <w:rPr>
+              <w:rFonts w:ascii="Cambria Math" w:eastAsiaTheme="minorEastAsia" w:hAnsi="Cambria Math"/>
+              <w:lang w:val="en-US"/>
+            </w:rPr>
+            <m:t>f</m:t>
           </m:r>
           <m:d>
             <m:dPr>
@@ -36130,9 +41265,8 @@
               </m:ctrlPr>
             </m:dPr>
             <m:e>
-              <m:acc>
-                <m:accPr>
-                  <m:chr m:val="⃗"/>
+              <m:sSub>
+                <m:sSubPr>
                   <m:ctrlPr>
                     <w:rPr>
                       <w:rFonts w:ascii="Cambria Math" w:eastAsiaTheme="minorEastAsia" w:hAnsi="Cambria Math"/>
@@ -36140,8 +41274,163 @@
                       <w:lang w:val="en-US"/>
                     </w:rPr>
                   </m:ctrlPr>
-                </m:accPr>
+                </m:sSubPr>
                 <m:e>
+                  <m:r>
+                    <w:rPr>
+                      <w:rFonts w:ascii="Cambria Math" w:eastAsiaTheme="minorEastAsia" w:hAnsi="Cambria Math"/>
+                      <w:lang w:val="en-US"/>
+                    </w:rPr>
+                    <m:t>x</m:t>
+                  </m:r>
+                </m:e>
+                <m:sub>
+                  <m:r>
+                    <w:rPr>
+                      <w:rFonts w:ascii="Cambria Math" w:eastAsiaTheme="minorEastAsia" w:hAnsi="Cambria Math"/>
+                      <w:lang w:val="en-US"/>
+                    </w:rPr>
+                    <m:t>0</m:t>
+                  </m:r>
+                </m:sub>
+              </m:sSub>
+            </m:e>
+          </m:d>
+          <m:r>
+            <w:rPr>
+              <w:rFonts w:ascii="Cambria Math" w:eastAsiaTheme="minorEastAsia" w:hAnsi="Cambria Math"/>
+              <w:lang w:val="en-US"/>
+            </w:rPr>
+            <m:t>+J</m:t>
+          </m:r>
+          <m:d>
+            <m:dPr>
+              <m:ctrlPr>
+                <w:rPr>
+                  <w:rFonts w:ascii="Cambria Math" w:eastAsiaTheme="minorEastAsia" w:hAnsi="Cambria Math"/>
+                  <w:i/>
+                  <w:lang w:val="en-US"/>
+                </w:rPr>
+              </m:ctrlPr>
+            </m:dPr>
+            <m:e>
+              <m:r>
+                <w:rPr>
+                  <w:rFonts w:ascii="Cambria Math" w:eastAsiaTheme="minorEastAsia" w:hAnsi="Cambria Math"/>
+                  <w:lang w:val="en-US"/>
+                </w:rPr>
+                <m:t>x</m:t>
+              </m:r>
+              <m:r>
+                <w:rPr>
+                  <w:rFonts w:ascii="Cambria Math" w:eastAsiaTheme="minorEastAsia" w:hAnsi="Cambria Math"/>
+                  <w:lang w:val="en-US"/>
+                </w:rPr>
+                <m:t>-</m:t>
+              </m:r>
+              <m:sSub>
+                <m:sSubPr>
+                  <m:ctrlPr>
+                    <w:rPr>
+                      <w:rFonts w:ascii="Cambria Math" w:eastAsiaTheme="minorEastAsia" w:hAnsi="Cambria Math"/>
+                      <w:i/>
+                      <w:lang w:val="en-US"/>
+                    </w:rPr>
+                  </m:ctrlPr>
+                </m:sSubPr>
+                <m:e>
+                  <m:r>
+                    <w:rPr>
+                      <w:rFonts w:ascii="Cambria Math" w:eastAsiaTheme="minorEastAsia" w:hAnsi="Cambria Math"/>
+                      <w:lang w:val="en-US"/>
+                    </w:rPr>
+                    <m:t>x</m:t>
+                  </m:r>
+                </m:e>
+                <m:sub>
+                  <m:r>
+                    <w:rPr>
+                      <w:rFonts w:ascii="Cambria Math" w:eastAsiaTheme="minorEastAsia" w:hAnsi="Cambria Math"/>
+                      <w:lang w:val="en-US"/>
+                    </w:rPr>
+                    <m:t>0</m:t>
+                  </m:r>
+                </m:sub>
+              </m:sSub>
+            </m:e>
+          </m:d>
+          <m:r>
+            <w:rPr>
+              <w:rFonts w:ascii="Cambria Math" w:eastAsiaTheme="minorEastAsia" w:hAnsi="Cambria Math"/>
+              <w:lang w:val="en-US"/>
+            </w:rPr>
+            <m:t>+</m:t>
+          </m:r>
+          <m:f>
+            <m:fPr>
+              <m:ctrlPr>
+                <w:rPr>
+                  <w:rFonts w:ascii="Cambria Math" w:eastAsiaTheme="minorEastAsia" w:hAnsi="Cambria Math"/>
+                  <w:i/>
+                  <w:lang w:val="en-US"/>
+                </w:rPr>
+              </m:ctrlPr>
+            </m:fPr>
+            <m:num>
+              <m:r>
+                <w:rPr>
+                  <w:rFonts w:ascii="Cambria Math" w:eastAsiaTheme="minorEastAsia" w:hAnsi="Cambria Math"/>
+                  <w:lang w:val="en-US"/>
+                </w:rPr>
+                <m:t>1</m:t>
+              </m:r>
+            </m:num>
+            <m:den>
+              <m:r>
+                <w:rPr>
+                  <w:rFonts w:ascii="Cambria Math" w:eastAsiaTheme="minorEastAsia" w:hAnsi="Cambria Math"/>
+                  <w:lang w:val="en-US"/>
+                </w:rPr>
+                <m:t>2</m:t>
+              </m:r>
+            </m:den>
+          </m:f>
+          <m:sSup>
+            <m:sSupPr>
+              <m:ctrlPr>
+                <w:rPr>
+                  <w:rFonts w:ascii="Cambria Math" w:eastAsiaTheme="minorEastAsia" w:hAnsi="Cambria Math"/>
+                  <w:i/>
+                  <w:lang w:val="en-US"/>
+                </w:rPr>
+              </m:ctrlPr>
+            </m:sSupPr>
+            <m:e>
+              <m:d>
+                <m:dPr>
+                  <m:ctrlPr>
+                    <w:rPr>
+                      <w:rFonts w:ascii="Cambria Math" w:eastAsiaTheme="minorEastAsia" w:hAnsi="Cambria Math"/>
+                      <w:i/>
+                      <w:lang w:val="en-US"/>
+                    </w:rPr>
+                  </m:ctrlPr>
+                </m:dPr>
+                <m:e>
+                  <m:r>
+                    <w:rPr>
+                      <w:rFonts w:ascii="Cambria Math" w:eastAsiaTheme="minorEastAsia" w:hAnsi="Cambria Math"/>
+                      <w:lang w:val="en-US"/>
+                    </w:rPr>
+                    <m:t>x</m:t>
+                  </m:r>
+                  <m:r>
+                    <w:rPr>
+                      <w:rFonts w:ascii="Cambria Math" w:eastAsiaTheme="minorEastAsia" w:hAnsi="Cambria Math"/>
+                      <w:lang w:val="en-US"/>
+                    </w:rPr>
+                    <m:t>-</m:t>
+                  </m:r>
                   <m:sSub>
                     <m:sSubPr>
                       <m:ctrlPr>
@@ -36172,7 +41461,79 @@
                     </m:sub>
                   </m:sSub>
                 </m:e>
-              </m:acc>
+              </m:d>
+            </m:e>
+            <m:sup>
+              <m:r>
+                <w:rPr>
+                  <w:rFonts w:ascii="Cambria Math" w:eastAsiaTheme="minorEastAsia" w:hAnsi="Cambria Math"/>
+                  <w:lang w:val="en-US"/>
+                </w:rPr>
+                <m:t>T</m:t>
+              </m:r>
+            </m:sup>
+          </m:sSup>
+          <m:r>
+            <w:rPr>
+              <w:rFonts w:ascii="Cambria Math" w:eastAsiaTheme="minorEastAsia" w:hAnsi="Cambria Math"/>
+              <w:lang w:val="en-US"/>
+            </w:rPr>
+            <m:t>H</m:t>
+          </m:r>
+          <m:d>
+            <m:dPr>
+              <m:ctrlPr>
+                <w:rPr>
+                  <w:rFonts w:ascii="Cambria Math" w:eastAsiaTheme="minorEastAsia" w:hAnsi="Cambria Math"/>
+                  <w:i/>
+                  <w:lang w:val="en-US"/>
+                </w:rPr>
+              </m:ctrlPr>
+            </m:dPr>
+            <m:e>
+              <m:r>
+                <w:rPr>
+                  <w:rFonts w:ascii="Cambria Math" w:eastAsiaTheme="minorEastAsia" w:hAnsi="Cambria Math"/>
+                  <w:lang w:val="en-US"/>
+                </w:rPr>
+                <m:t>x</m:t>
+              </m:r>
+              <m:r>
+                <w:rPr>
+                  <w:rFonts w:ascii="Cambria Math" w:eastAsiaTheme="minorEastAsia" w:hAnsi="Cambria Math"/>
+                  <w:lang w:val="en-US"/>
+                </w:rPr>
+                <m:t>-</m:t>
+              </m:r>
+              <m:sSub>
+                <m:sSubPr>
+                  <m:ctrlPr>
+                    <w:rPr>
+                      <w:rFonts w:ascii="Cambria Math" w:eastAsiaTheme="minorEastAsia" w:hAnsi="Cambria Math"/>
+                      <w:i/>
+                      <w:lang w:val="en-US"/>
+                    </w:rPr>
+                  </m:ctrlPr>
+                </m:sSubPr>
+                <m:e>
+                  <m:r>
+                    <w:rPr>
+                      <w:rFonts w:ascii="Cambria Math" w:eastAsiaTheme="minorEastAsia" w:hAnsi="Cambria Math"/>
+                      <w:lang w:val="en-US"/>
+                    </w:rPr>
+                    <m:t>x</m:t>
+                  </m:r>
+                </m:e>
+                <m:sub>
+                  <m:r>
+                    <w:rPr>
+                      <w:rFonts w:ascii="Cambria Math" w:eastAsiaTheme="minorEastAsia" w:hAnsi="Cambria Math"/>
+                      <w:lang w:val="en-US"/>
+                    </w:rPr>
+                    <m:t>0</m:t>
+                  </m:r>
+                </m:sub>
+              </m:sSub>
             </m:e>
           </m:d>
           <m:r>
@@ -36180,7 +41541,37 @@
               <w:rFonts w:ascii="Cambria Math" w:eastAsiaTheme="minorEastAsia" w:hAnsi="Cambria Math"/>
               <w:lang w:val="en-US"/>
             </w:rPr>
-            <m:t>+J</m:t>
+            <m:t>=</m:t>
+          </m:r>
+        </m:oMath>
+      </m:oMathPara>
+    </w:p>
+    <w:p>
+      <w:pPr>
+        <w:pStyle w:val="ListParagraph"/>
+        <w:pBdr>
+          <w:top w:val="single" w:sz="4" w:space="1" w:color="auto"/>
+          <w:left w:val="single" w:sz="4" w:space="4" w:color="auto"/>
+          <w:bottom w:val="single" w:sz="4" w:space="1" w:color="auto"/>
+          <w:right w:val="single" w:sz="4" w:space="4" w:color="auto"/>
+        </w:pBdr>
+        <w:ind w:left="1080"/>
+        <w:rPr>
+          <w:rFonts w:eastAsiaTheme="minorEastAsia"/>
+          <w:lang w:val="en-US"/>
+        </w:rPr>
+      </w:pPr>
+      <m:oMathPara>
+        <m:oMathParaPr>
+          <m:jc m:val="left"/>
+        </m:oMathParaPr>
+        <m:oMath>
+          <m:r>
+            <w:rPr>
+              <w:rFonts w:ascii="Cambria Math" w:eastAsiaTheme="minorEastAsia" w:hAnsi="Cambria Math"/>
+              <w:lang w:val="en-US"/>
+            </w:rPr>
+            <m:t>f</m:t>
           </m:r>
           <m:d>
             <m:dPr>
@@ -36193,9 +41584,8 @@
               </m:ctrlPr>
             </m:dPr>
             <m:e>
-              <m:acc>
-                <m:accPr>
-                  <m:chr m:val="⃗"/>
+              <m:sSub>
+                <m:sSubPr>
                   <m:ctrlPr>
                     <w:rPr>
                       <w:rFonts w:ascii="Cambria Math" w:eastAsiaTheme="minorEastAsia" w:hAnsi="Cambria Math"/>
@@ -36203,7 +41593,7 @@
                       <w:lang w:val="en-US"/>
                     </w:rPr>
                   </m:ctrlPr>
-                </m:accPr>
+                </m:sSubPr>
                 <m:e>
                   <m:r>
                     <w:rPr>
@@ -36213,17 +41603,83 @@
                     <m:t>x</m:t>
                   </m:r>
                 </m:e>
-              </m:acc>
-              <m:r>
-                <w:rPr>
-                  <w:rFonts w:ascii="Cambria Math" w:eastAsiaTheme="minorEastAsia" w:hAnsi="Cambria Math"/>
-                  <w:lang w:val="en-US"/>
-                </w:rPr>
-                <m:t>-</m:t>
-              </m:r>
-              <m:acc>
-                <m:accPr>
-                  <m:chr m:val="⃗"/>
+                <m:sub>
+                  <m:r>
+                    <w:rPr>
+                      <w:rFonts w:ascii="Cambria Math" w:eastAsiaTheme="minorEastAsia" w:hAnsi="Cambria Math"/>
+                      <w:lang w:val="en-US"/>
+                    </w:rPr>
+                    <m:t>0</m:t>
+                  </m:r>
+                </m:sub>
+              </m:sSub>
+            </m:e>
+          </m:d>
+          <m:r>
+            <w:rPr>
+              <w:rFonts w:ascii="Cambria Math" w:eastAsiaTheme="minorEastAsia" w:hAnsi="Cambria Math"/>
+              <w:lang w:val="en-US"/>
+            </w:rPr>
+            <m:t>+</m:t>
+          </m:r>
+          <m:sSup>
+            <m:sSupPr>
+              <m:ctrlPr>
+                <w:rPr>
+                  <w:rFonts w:ascii="Cambria Math" w:eastAsiaTheme="minorEastAsia" w:hAnsi="Cambria Math"/>
+                  <w:lang w:val="en-US"/>
+                </w:rPr>
+              </m:ctrlPr>
+            </m:sSupPr>
+            <m:e>
+              <m:r>
+                <m:rPr>
+                  <m:sty m:val="p"/>
+                </m:rPr>
+                <w:rPr>
+                  <w:rFonts w:ascii="Cambria Math" w:eastAsiaTheme="minorEastAsia" w:hAnsi="Cambria Math"/>
+                  <w:lang w:val="en-US"/>
+                </w:rPr>
+                <m:t>∇</m:t>
+              </m:r>
+              <m:r>
+                <w:rPr>
+                  <w:rFonts w:ascii="Cambria Math" w:eastAsiaTheme="minorEastAsia" w:hAnsi="Cambria Math"/>
+                  <w:lang w:val="en-US"/>
+                </w:rPr>
+                <m:t>f</m:t>
+              </m:r>
+            </m:e>
+            <m:sup>
+              <m:r>
+                <w:rPr>
+                  <w:rFonts w:ascii="Cambria Math" w:eastAsiaTheme="minorEastAsia" w:hAnsi="Cambria Math"/>
+                  <w:lang w:val="en-US"/>
+                </w:rPr>
+                <m:t>T</m:t>
+              </m:r>
+            </m:sup>
+          </m:sSup>
+          <m:d>
+            <m:dPr>
+              <m:ctrlPr>
+                <w:rPr>
+                  <w:rFonts w:ascii="Cambria Math" w:eastAsiaTheme="minorEastAsia" w:hAnsi="Cambria Math"/>
+                  <w:i/>
+                  <w:lang w:val="en-US"/>
+                </w:rPr>
+              </m:ctrlPr>
+            </m:dPr>
+            <m:e>
+              <m:r>
+                <w:rPr>
+                  <w:rFonts w:ascii="Cambria Math" w:eastAsiaTheme="minorEastAsia" w:hAnsi="Cambria Math"/>
+                  <w:lang w:val="en-US"/>
+                </w:rPr>
+                <m:t>x-</m:t>
+              </m:r>
+              <m:sSub>
+                <m:sSubPr>
                   <m:ctrlPr>
                     <w:rPr>
                       <w:rFonts w:ascii="Cambria Math" w:eastAsiaTheme="minorEastAsia" w:hAnsi="Cambria Math"/>
@@ -36231,8 +41687,93 @@
                       <w:lang w:val="en-US"/>
                     </w:rPr>
                   </m:ctrlPr>
-                </m:accPr>
+                </m:sSubPr>
                 <m:e>
+                  <m:r>
+                    <w:rPr>
+                      <w:rFonts w:ascii="Cambria Math" w:eastAsiaTheme="minorEastAsia" w:hAnsi="Cambria Math"/>
+                      <w:lang w:val="en-US"/>
+                    </w:rPr>
+                    <m:t>x</m:t>
+                  </m:r>
+                </m:e>
+                <m:sub>
+                  <m:r>
+                    <w:rPr>
+                      <w:rFonts w:ascii="Cambria Math" w:eastAsiaTheme="minorEastAsia" w:hAnsi="Cambria Math"/>
+                      <w:lang w:val="en-US"/>
+                    </w:rPr>
+                    <m:t>0</m:t>
+                  </m:r>
+                </m:sub>
+              </m:sSub>
+            </m:e>
+          </m:d>
+          <m:r>
+            <w:rPr>
+              <w:rFonts w:ascii="Cambria Math" w:eastAsiaTheme="minorEastAsia" w:hAnsi="Cambria Math"/>
+              <w:lang w:val="en-US"/>
+            </w:rPr>
+            <m:t>+</m:t>
+          </m:r>
+          <m:f>
+            <m:fPr>
+              <m:ctrlPr>
+                <w:rPr>
+                  <w:rFonts w:ascii="Cambria Math" w:eastAsiaTheme="minorEastAsia" w:hAnsi="Cambria Math"/>
+                  <w:i/>
+                  <w:lang w:val="en-US"/>
+                </w:rPr>
+              </m:ctrlPr>
+            </m:fPr>
+            <m:num>
+              <m:r>
+                <w:rPr>
+                  <w:rFonts w:ascii="Cambria Math" w:eastAsiaTheme="minorEastAsia" w:hAnsi="Cambria Math"/>
+                  <w:lang w:val="en-US"/>
+                </w:rPr>
+                <m:t>1</m:t>
+              </m:r>
+            </m:num>
+            <m:den>
+              <m:r>
+                <w:rPr>
+                  <w:rFonts w:ascii="Cambria Math" w:eastAsiaTheme="minorEastAsia" w:hAnsi="Cambria Math"/>
+                  <w:lang w:val="en-US"/>
+                </w:rPr>
+                <m:t>2</m:t>
+              </m:r>
+            </m:den>
+          </m:f>
+          <m:sSup>
+            <m:sSupPr>
+              <m:ctrlPr>
+                <w:rPr>
+                  <w:rFonts w:ascii="Cambria Math" w:eastAsiaTheme="minorEastAsia" w:hAnsi="Cambria Math"/>
+                  <w:i/>
+                  <w:lang w:val="en-US"/>
+                </w:rPr>
+              </m:ctrlPr>
+            </m:sSupPr>
+            <m:e>
+              <m:d>
+                <m:dPr>
+                  <m:ctrlPr>
+                    <w:rPr>
+                      <w:rFonts w:ascii="Cambria Math" w:eastAsiaTheme="minorEastAsia" w:hAnsi="Cambria Math"/>
+                      <w:i/>
+                      <w:lang w:val="en-US"/>
+                    </w:rPr>
+                  </m:ctrlPr>
+                </m:dPr>
+                <m:e>
+                  <m:r>
+                    <w:rPr>
+                      <w:rFonts w:ascii="Cambria Math" w:eastAsiaTheme="minorEastAsia" w:hAnsi="Cambria Math"/>
+                      <w:lang w:val="en-US"/>
+                    </w:rPr>
+                    <m:t>x-</m:t>
+                  </m:r>
                   <m:sSub>
                     <m:sSubPr>
                       <m:ctrlPr>
@@ -36263,139 +41804,6 @@
                     </m:sub>
                   </m:sSub>
                 </m:e>
-              </m:acc>
-            </m:e>
-          </m:d>
-          <m:r>
-            <w:rPr>
-              <w:rFonts w:ascii="Cambria Math" w:eastAsiaTheme="minorEastAsia" w:hAnsi="Cambria Math"/>
-              <w:lang w:val="en-US"/>
-            </w:rPr>
-            <m:t>+</m:t>
-          </m:r>
-          <m:f>
-            <m:fPr>
-              <m:ctrlPr>
-                <w:rPr>
-                  <w:rFonts w:ascii="Cambria Math" w:eastAsiaTheme="minorEastAsia" w:hAnsi="Cambria Math"/>
-                  <w:i/>
-                  <w:lang w:val="en-US"/>
-                </w:rPr>
-              </m:ctrlPr>
-            </m:fPr>
-            <m:num>
-              <m:r>
-                <w:rPr>
-                  <w:rFonts w:ascii="Cambria Math" w:eastAsiaTheme="minorEastAsia" w:hAnsi="Cambria Math"/>
-                  <w:lang w:val="en-US"/>
-                </w:rPr>
-                <m:t>1</m:t>
-              </m:r>
-            </m:num>
-            <m:den>
-              <m:r>
-                <w:rPr>
-                  <w:rFonts w:ascii="Cambria Math" w:eastAsiaTheme="minorEastAsia" w:hAnsi="Cambria Math"/>
-                  <w:lang w:val="en-US"/>
-                </w:rPr>
-                <m:t>2!</m:t>
-              </m:r>
-            </m:den>
-          </m:f>
-          <m:sSup>
-            <m:sSupPr>
-              <m:ctrlPr>
-                <w:rPr>
-                  <w:rFonts w:ascii="Cambria Math" w:eastAsiaTheme="minorEastAsia" w:hAnsi="Cambria Math"/>
-                  <w:i/>
-                  <w:lang w:val="en-US"/>
-                </w:rPr>
-              </m:ctrlPr>
-            </m:sSupPr>
-            <m:e>
-              <m:d>
-                <m:dPr>
-                  <m:ctrlPr>
-                    <w:rPr>
-                      <w:rFonts w:ascii="Cambria Math" w:eastAsiaTheme="minorEastAsia" w:hAnsi="Cambria Math"/>
-                      <w:i/>
-                      <w:lang w:val="en-US"/>
-                    </w:rPr>
-                  </m:ctrlPr>
-                </m:dPr>
-                <m:e>
-                  <m:acc>
-                    <m:accPr>
-                      <m:chr m:val="⃗"/>
-                      <m:ctrlPr>
-                        <w:rPr>
-                          <w:rFonts w:ascii="Cambria Math" w:eastAsiaTheme="minorEastAsia" w:hAnsi="Cambria Math"/>
-                          <w:i/>
-                          <w:lang w:val="en-US"/>
-                        </w:rPr>
-                      </m:ctrlPr>
-                    </m:accPr>
-                    <m:e>
-                      <m:r>
-                        <w:rPr>
-                          <w:rFonts w:ascii="Cambria Math" w:eastAsiaTheme="minorEastAsia" w:hAnsi="Cambria Math"/>
-                          <w:lang w:val="en-US"/>
-                        </w:rPr>
-                        <m:t>x</m:t>
-                      </m:r>
-                    </m:e>
-                  </m:acc>
-                  <m:r>
-                    <w:rPr>
-                      <w:rFonts w:ascii="Cambria Math" w:eastAsiaTheme="minorEastAsia" w:hAnsi="Cambria Math"/>
-                      <w:lang w:val="en-US"/>
-                    </w:rPr>
-                    <m:t>-</m:t>
-                  </m:r>
-                  <m:acc>
-                    <m:accPr>
-                      <m:chr m:val="⃗"/>
-                      <m:ctrlPr>
-                        <w:rPr>
-                          <w:rFonts w:ascii="Cambria Math" w:eastAsiaTheme="minorEastAsia" w:hAnsi="Cambria Math"/>
-                          <w:i/>
-                          <w:lang w:val="en-US"/>
-                        </w:rPr>
-                      </m:ctrlPr>
-                    </m:accPr>
-                    <m:e>
-                      <m:sSub>
-                        <m:sSubPr>
-                          <m:ctrlPr>
-                            <w:rPr>
-                              <w:rFonts w:ascii="Cambria Math" w:eastAsiaTheme="minorEastAsia" w:hAnsi="Cambria Math"/>
-                              <w:i/>
-                              <w:lang w:val="en-US"/>
-                            </w:rPr>
-                          </m:ctrlPr>
-                        </m:sSubPr>
-                        <m:e>
-                          <m:r>
-                            <w:rPr>
-                              <w:rFonts w:ascii="Cambria Math" w:eastAsiaTheme="minorEastAsia" w:hAnsi="Cambria Math"/>
-                              <w:lang w:val="en-US"/>
-                            </w:rPr>
-                            <m:t>x</m:t>
-                          </m:r>
-                        </m:e>
-                        <m:sub>
-                          <m:r>
-                            <w:rPr>
-                              <w:rFonts w:ascii="Cambria Math" w:eastAsiaTheme="minorEastAsia" w:hAnsi="Cambria Math"/>
-                              <w:lang w:val="en-US"/>
-                            </w:rPr>
-                            <m:t>0</m:t>
-                          </m:r>
-                        </m:sub>
-                      </m:sSub>
-                    </m:e>
-                  </m:acc>
-                </m:e>
               </m:d>
             </m:e>
             <m:sup>
@@ -36426,9 +41834,15 @@
               </m:ctrlPr>
             </m:dPr>
             <m:e>
-              <m:acc>
-                <m:accPr>
-                  <m:chr m:val="⃗"/>
+              <m:r>
+                <w:rPr>
+                  <w:rFonts w:ascii="Cambria Math" w:eastAsiaTheme="minorEastAsia" w:hAnsi="Cambria Math"/>
+                  <w:lang w:val="en-US"/>
+                </w:rPr>
+                <m:t>x-</m:t>
+              </m:r>
+              <m:sSub>
+                <m:sSubPr>
                   <m:ctrlPr>
                     <w:rPr>
                       <w:rFonts w:ascii="Cambria Math" w:eastAsiaTheme="minorEastAsia" w:hAnsi="Cambria Math"/>
@@ -36436,7 +41850,7 @@
                       <w:lang w:val="en-US"/>
                     </w:rPr>
                   </m:ctrlPr>
-                </m:accPr>
+                </m:sSubPr>
                 <m:e>
                   <m:r>
                     <w:rPr>
@@ -36446,66 +41860,18 @@
                     <m:t>x</m:t>
                   </m:r>
                 </m:e>
-              </m:acc>
-              <m:r>
-                <w:rPr>
-                  <w:rFonts w:ascii="Cambria Math" w:eastAsiaTheme="minorEastAsia" w:hAnsi="Cambria Math"/>
-                  <w:lang w:val="en-US"/>
-                </w:rPr>
-                <m:t>-</m:t>
-              </m:r>
-              <m:acc>
-                <m:accPr>
-                  <m:chr m:val="⃗"/>
-                  <m:ctrlPr>
+                <m:sub>
+                  <m:r>
                     <w:rPr>
                       <w:rFonts w:ascii="Cambria Math" w:eastAsiaTheme="minorEastAsia" w:hAnsi="Cambria Math"/>
-                      <w:i/>
-                      <w:lang w:val="en-US"/>
-                    </w:rPr>
-                  </m:ctrlPr>
-                </m:accPr>
-                <m:e>
-                  <m:sSub>
-                    <m:sSubPr>
-                      <m:ctrlPr>
-                        <w:rPr>
-                          <w:rFonts w:ascii="Cambria Math" w:eastAsiaTheme="minorEastAsia" w:hAnsi="Cambria Math"/>
-                          <w:i/>
-                          <w:lang w:val="en-US"/>
-                        </w:rPr>
-                      </m:ctrlPr>
-                    </m:sSubPr>
-                    <m:e>
-                      <m:r>
-                        <w:rPr>
-                          <w:rFonts w:ascii="Cambria Math" w:eastAsiaTheme="minorEastAsia" w:hAnsi="Cambria Math"/>
-                          <w:lang w:val="en-US"/>
-                        </w:rPr>
-                        <m:t>x</m:t>
-                      </m:r>
-                    </m:e>
-                    <m:sub>
-                      <m:r>
-                        <w:rPr>
-                          <w:rFonts w:ascii="Cambria Math" w:eastAsiaTheme="minorEastAsia" w:hAnsi="Cambria Math"/>
-                          <w:lang w:val="en-US"/>
-                        </w:rPr>
-                        <m:t>0</m:t>
-                      </m:r>
-                    </m:sub>
-                  </m:sSub>
-                </m:e>
-              </m:acc>
+                      <w:lang w:val="en-US"/>
+                    </w:rPr>
+                    <m:t>0</m:t>
+                  </m:r>
+                </m:sub>
+              </m:sSub>
             </m:e>
           </m:d>
-          <m:r>
-            <w:rPr>
-              <w:rFonts w:ascii="Cambria Math" w:eastAsiaTheme="minorEastAsia" w:hAnsi="Cambria Math"/>
-              <w:lang w:val="en-US"/>
-            </w:rPr>
-            <m:t>+…</m:t>
-          </m:r>
         </m:oMath>
       </m:oMathPara>
     </w:p>
@@ -36527,7 +41893,6 @@
           <w:rFonts w:eastAsiaTheme="minorEastAsia"/>
           <w:lang w:val="en-US"/>
         </w:rPr>
-        <w:lastRenderedPageBreak/>
         <w:t>J là ma trận Jacobian của hàm f tại x</w:t>
       </w:r>
       <w:r>
@@ -36598,7 +41963,21 @@
           <w:rFonts w:eastAsiaTheme="minorEastAsia"/>
           <w:lang w:val="en-US"/>
         </w:rPr>
-        <w:t>Lưu ý rất khó để mở rộng thêm chuỗi vì những ma trận đằng sau toàn là Tensor quái vật 3D, 4D, …</w:t>
+        <w:t xml:space="preserve">Lưu ý rất khó để mở rộng thêm chuỗi vì những </w:t>
+      </w:r>
+      <w:r>
+        <w:rPr>
+          <w:rFonts w:eastAsiaTheme="minorEastAsia"/>
+          <w:lang w:val="en-US"/>
+        </w:rPr>
+        <w:t>số hạng</w:t>
+      </w:r>
+      <w:r>
+        <w:rPr>
+          <w:rFonts w:eastAsiaTheme="minorEastAsia"/>
+          <w:lang w:val="en-US"/>
+        </w:rPr>
+        <w:t xml:space="preserve"> đằng sau toàn là Tensor quái vật 3D, 4D, …</w:t>
       </w:r>
     </w:p>
     <w:p>
@@ -37641,6 +43020,7 @@
               <w:rFonts w:ascii="Cambria Math" w:eastAsiaTheme="minorEastAsia" w:hAnsi="Cambria Math"/>
               <w:lang w:val="en-US"/>
             </w:rPr>
+            <w:lastRenderedPageBreak/>
             <m:t>A=</m:t>
           </m:r>
           <m:nary>
@@ -38438,7 +43818,6 @@
           <w:rFonts w:eastAsiaTheme="minorEastAsia"/>
           <w:lang w:val="en-US"/>
         </w:rPr>
-        <w:lastRenderedPageBreak/>
         <w:t xml:space="preserve">Kiểm </w:t>
       </w:r>
       <w:r>
@@ -39823,6 +45202,7 @@
           <w:rFonts w:eastAsiaTheme="minorEastAsia"/>
           <w:lang w:val="en-US"/>
         </w:rPr>
+        <w:lastRenderedPageBreak/>
         <w:t>Cho A và B là 2 chuỗi nào đó, a</w:t>
       </w:r>
       <w:r>
@@ -40842,7 +46222,6 @@
               <w:rFonts w:ascii="Cambria Math" w:eastAsiaTheme="minorEastAsia" w:hAnsi="Cambria Math"/>
               <w:lang w:val="en-US"/>
             </w:rPr>
-            <w:lastRenderedPageBreak/>
             <m:t>A=</m:t>
           </m:r>
           <m:nary>
@@ -42016,6 +47395,7 @@
           <w:rFonts w:eastAsiaTheme="minorEastAsia"/>
           <w:lang w:val="en-US"/>
         </w:rPr>
+        <w:lastRenderedPageBreak/>
         <w:t>Dễ thấy</w:t>
       </w:r>
     </w:p>
@@ -42691,7 +48071,6 @@
           <w:rFonts w:eastAsiaTheme="minorEastAsia"/>
           <w:lang w:val="en-US"/>
         </w:rPr>
-        <w:lastRenderedPageBreak/>
         <w:t>Để tiện chứng minh, thì ta sẽ chứng minh hàm gốc, chưa bị dịch chuyển sang phải 1 đơn vị</w:t>
       </w:r>
     </w:p>
@@ -44106,14 +49485,7 @@
                   <w:rFonts w:ascii="Cambria Math" w:eastAsiaTheme="minorEastAsia" w:hAnsi="Cambria Math"/>
                   <w:lang w:val="en-US"/>
                 </w:rPr>
-                <m:t>d</m:t>
-              </m:r>
-              <m:r>
-                <w:rPr>
-                  <w:rFonts w:ascii="Cambria Math" w:eastAsiaTheme="minorEastAsia" w:hAnsi="Cambria Math"/>
-                  <w:lang w:val="en-US"/>
-                </w:rPr>
-                <m:t>t</m:t>
+                <m:t>dt</m:t>
               </m:r>
             </m:e>
           </m:nary>
@@ -44786,6 +50158,7 @@
               <w:rFonts w:ascii="Cambria Math" w:eastAsiaTheme="minorEastAsia" w:hAnsi="Cambria Math"/>
               <w:lang w:val="en-US"/>
             </w:rPr>
+            <w:lastRenderedPageBreak/>
             <m:t>η</m:t>
           </m:r>
           <m:d>
@@ -45506,7 +50879,6 @@
               <w:rFonts w:ascii="Cambria Math" w:eastAsiaTheme="minorEastAsia" w:hAnsi="Cambria Math"/>
               <w:lang w:val="en-US"/>
             </w:rPr>
-            <w:lastRenderedPageBreak/>
             <m:t>W</m:t>
           </m:r>
           <m:d>
@@ -46448,6 +51820,7 @@
           <w:rFonts w:eastAsiaTheme="minorEastAsia"/>
           <w:lang w:val="en-US"/>
         </w:rPr>
+        <w:lastRenderedPageBreak/>
         <w:t>Các dạng vô định như</w:t>
       </w:r>
     </w:p>
@@ -47182,15 +52555,7 @@
           <w:rFonts w:eastAsiaTheme="minorEastAsia"/>
           <w:lang w:val="en-US"/>
         </w:rPr>
-        <w:t xml:space="preserve">, </w:t>
-      </w:r>
-      <w:r>
-        <w:rPr>
-          <w:rFonts w:eastAsiaTheme="minorEastAsia"/>
-          <w:lang w:val="en-US"/>
-        </w:rPr>
-        <w:lastRenderedPageBreak/>
-        <w:t xml:space="preserve">dưới tác dụng của phép biến đổi này, dễ thấy lưới tọa độ ban đầu sẽ bị bẻ cong uốn lượn, và giả sử ta chọn điểm khởi đầu là M, thì nó sẽ bị dịch chuyển tới đâu đó và trở thành </w:t>
+        <w:t xml:space="preserve">, dưới tác dụng của phép biến đổi này, dễ thấy lưới tọa độ ban đầu sẽ bị bẻ cong uốn lượn, và giả sử ta chọn điểm khởi đầu là M, thì nó sẽ bị dịch chuyển tới đâu đó và trở thành </w:t>
       </w:r>
       <w:r>
         <w:rPr>
@@ -48820,6 +54185,7 @@
             <w:rFonts w:ascii="Cambria Math" w:eastAsiaTheme="minorEastAsia" w:hAnsi="Cambria Math"/>
             <w:lang w:val="en-US"/>
           </w:rPr>
+          <w:lastRenderedPageBreak/>
           <m:t>K</m:t>
         </m:r>
         <m:d>
@@ -49551,7 +54917,6 @@
             <w:rFonts w:ascii="Cambria Math" w:eastAsiaTheme="minorEastAsia" w:hAnsi="Cambria Math"/>
             <w:lang w:val="en-US"/>
           </w:rPr>
-          <w:lastRenderedPageBreak/>
           <m:t>L</m:t>
         </m:r>
         <m:d>
@@ -50721,7 +56086,6 @@
           <w:rFonts w:eastAsiaTheme="minorEastAsia"/>
           <w:lang w:val="en-US"/>
         </w:rPr>
-        <w:lastRenderedPageBreak/>
         <w:t>Giả sử f(x) và g(x) đều là 2 PDF của 2 biến ngẫu nhiên là F và G, bài toán đặt ra là hãy vẽ ra 1 PDF mới của biến ngẫu nhiên F + G, vậy thì ta phải biết Likelihood của PDF này tại 1 điểm bất kì, ví dụ điểm đó là t = 5, dễ thấy Likelihood tại điểm này là</w:t>
       </w:r>
     </w:p>
@@ -51482,7 +56846,15 @@
           <w:rFonts w:eastAsiaTheme="minorEastAsia"/>
           <w:lang w:val="en-US"/>
         </w:rPr>
-        <w:t>Cũng giống tích chập 1D, giả sử f(x, y) và g(x, y) đều là 2 PDF của 2 biến ngẫu nhiên là F và G, F và G đều là tọa độ 2D, bài toán đặt ra là hãy vẽ ra 1 PDF mới của biến ngẫu nhiên F + G, và tích chập 2D của f(x, y) và g(x, y) chính là PDF cần tìm</w:t>
+        <w:t xml:space="preserve">Cũng giống tích chập 1D, giả sử f(x, y) và g(x, y) đều là 2 PDF của 2 biến ngẫu nhiên là F và G, F và G đều là tọa độ 2D, bài toán đặt ra là hãy vẽ ra 1 PDF mới </w:t>
+      </w:r>
+      <w:r>
+        <w:rPr>
+          <w:rFonts w:eastAsiaTheme="minorEastAsia"/>
+          <w:lang w:val="en-US"/>
+        </w:rPr>
+        <w:lastRenderedPageBreak/>
+        <w:t>của biến ngẫu nhiên F + G, và tích chập 2D của f(x, y) và g(x, y) chính là PDF cần tìm</w:t>
       </w:r>
     </w:p>
     <w:p>
@@ -52620,10 +57992,10 @@
     </w:lvl>
   </w:abstractNum>
   <w:abstractNum w:abstractNumId="10">
-    <w:nsid w:val="21C662CF"/>
+    <w:nsid w:val="21B712F9"/>
     <w:multiLevelType w:val="hybridMultilevel"/>
-    <w:tmpl w:val="EC483B86"/>
-    <w:lvl w:ilvl="0" w:tplc="35BCBF6A">
+    <w:tmpl w:val="CACC7550"/>
+    <w:lvl w:ilvl="0" w:tplc="1EEEE8CE">
       <w:start w:val="1"/>
       <w:numFmt w:val="decimal"/>
       <w:lvlText w:val="%1."/>
@@ -52709,6 +58081,95 @@
     </w:lvl>
   </w:abstractNum>
   <w:abstractNum w:abstractNumId="11">
+    <w:nsid w:val="21C662CF"/>
+    <w:multiLevelType w:val="hybridMultilevel"/>
+    <w:tmpl w:val="EC483B86"/>
+    <w:lvl w:ilvl="0" w:tplc="35BCBF6A">
+      <w:start w:val="1"/>
+      <w:numFmt w:val="decimal"/>
+      <w:lvlText w:val="%1."/>
+      <w:lvlJc w:val="left"/>
+      <w:pPr>
+        <w:ind w:left="1080" w:hanging="360"/>
+      </w:pPr>
+      <w:rPr>
+        <w:rFonts w:hint="default"/>
+      </w:rPr>
+    </w:lvl>
+    <w:lvl w:ilvl="1" w:tplc="042A0019" w:tentative="1">
+      <w:start w:val="1"/>
+      <w:numFmt w:val="lowerLetter"/>
+      <w:lvlText w:val="%2."/>
+      <w:lvlJc w:val="left"/>
+      <w:pPr>
+        <w:ind w:left="1800" w:hanging="360"/>
+      </w:pPr>
+    </w:lvl>
+    <w:lvl w:ilvl="2" w:tplc="042A001B" w:tentative="1">
+      <w:start w:val="1"/>
+      <w:numFmt w:val="lowerRoman"/>
+      <w:lvlText w:val="%3."/>
+      <w:lvlJc w:val="right"/>
+      <w:pPr>
+        <w:ind w:left="2520" w:hanging="180"/>
+      </w:pPr>
+    </w:lvl>
+    <w:lvl w:ilvl="3" w:tplc="042A000F" w:tentative="1">
+      <w:start w:val="1"/>
+      <w:numFmt w:val="decimal"/>
+      <w:lvlText w:val="%4."/>
+      <w:lvlJc w:val="left"/>
+      <w:pPr>
+        <w:ind w:left="3240" w:hanging="360"/>
+      </w:pPr>
+    </w:lvl>
+    <w:lvl w:ilvl="4" w:tplc="042A0019" w:tentative="1">
+      <w:start w:val="1"/>
+      <w:numFmt w:val="lowerLetter"/>
+      <w:lvlText w:val="%5."/>
+      <w:lvlJc w:val="left"/>
+      <w:pPr>
+        <w:ind w:left="3960" w:hanging="360"/>
+      </w:pPr>
+    </w:lvl>
+    <w:lvl w:ilvl="5" w:tplc="042A001B" w:tentative="1">
+      <w:start w:val="1"/>
+      <w:numFmt w:val="lowerRoman"/>
+      <w:lvlText w:val="%6."/>
+      <w:lvlJc w:val="right"/>
+      <w:pPr>
+        <w:ind w:left="4680" w:hanging="180"/>
+      </w:pPr>
+    </w:lvl>
+    <w:lvl w:ilvl="6" w:tplc="042A000F" w:tentative="1">
+      <w:start w:val="1"/>
+      <w:numFmt w:val="decimal"/>
+      <w:lvlText w:val="%7."/>
+      <w:lvlJc w:val="left"/>
+      <w:pPr>
+        <w:ind w:left="5400" w:hanging="360"/>
+      </w:pPr>
+    </w:lvl>
+    <w:lvl w:ilvl="7" w:tplc="042A0019" w:tentative="1">
+      <w:start w:val="1"/>
+      <w:numFmt w:val="lowerLetter"/>
+      <w:lvlText w:val="%8."/>
+      <w:lvlJc w:val="left"/>
+      <w:pPr>
+        <w:ind w:left="6120" w:hanging="360"/>
+      </w:pPr>
+    </w:lvl>
+    <w:lvl w:ilvl="8" w:tplc="042A001B" w:tentative="1">
+      <w:start w:val="1"/>
+      <w:numFmt w:val="lowerRoman"/>
+      <w:lvlText w:val="%9."/>
+      <w:lvlJc w:val="right"/>
+      <w:pPr>
+        <w:ind w:left="6840" w:hanging="180"/>
+      </w:pPr>
+    </w:lvl>
+  </w:abstractNum>
+  <w:abstractNum w:abstractNumId="12">
     <w:nsid w:val="25A84D14"/>
     <w:multiLevelType w:val="hybridMultilevel"/>
     <w:tmpl w:val="047209FC"/>
@@ -52797,7 +58258,7 @@
       </w:pPr>
     </w:lvl>
   </w:abstractNum>
-  <w:abstractNum w:abstractNumId="12">
+  <w:abstractNum w:abstractNumId="13">
     <w:nsid w:val="266D6108"/>
     <w:multiLevelType w:val="hybridMultilevel"/>
     <w:tmpl w:val="EA7C2E62"/>
@@ -52887,7 +58348,7 @@
       </w:pPr>
     </w:lvl>
   </w:abstractNum>
-  <w:abstractNum w:abstractNumId="13">
+  <w:abstractNum w:abstractNumId="14">
     <w:nsid w:val="26AC4DCB"/>
     <w:multiLevelType w:val="hybridMultilevel"/>
     <w:tmpl w:val="9ECA2E98"/>
@@ -52976,7 +58437,7 @@
       </w:pPr>
     </w:lvl>
   </w:abstractNum>
-  <w:abstractNum w:abstractNumId="14">
+  <w:abstractNum w:abstractNumId="15">
     <w:nsid w:val="2A9E2733"/>
     <w:multiLevelType w:val="hybridMultilevel"/>
     <w:tmpl w:val="BCF8F330"/>
@@ -53067,7 +58528,7 @@
       </w:pPr>
     </w:lvl>
   </w:abstractNum>
-  <w:abstractNum w:abstractNumId="15">
+  <w:abstractNum w:abstractNumId="16">
     <w:nsid w:val="2AD315C2"/>
     <w:multiLevelType w:val="hybridMultilevel"/>
     <w:tmpl w:val="3182C344"/>
@@ -53156,7 +58617,7 @@
       </w:pPr>
     </w:lvl>
   </w:abstractNum>
-  <w:abstractNum w:abstractNumId="16">
+  <w:abstractNum w:abstractNumId="17">
     <w:nsid w:val="2B423CF6"/>
     <w:multiLevelType w:val="hybridMultilevel"/>
     <w:tmpl w:val="41D2A6CC"/>
@@ -53245,7 +58706,7 @@
       </w:pPr>
     </w:lvl>
   </w:abstractNum>
-  <w:abstractNum w:abstractNumId="17">
+  <w:abstractNum w:abstractNumId="18">
     <w:nsid w:val="2B784572"/>
     <w:multiLevelType w:val="hybridMultilevel"/>
     <w:tmpl w:val="1FC8BB30"/>
@@ -53334,7 +58795,7 @@
       </w:pPr>
     </w:lvl>
   </w:abstractNum>
-  <w:abstractNum w:abstractNumId="18">
+  <w:abstractNum w:abstractNumId="19">
     <w:nsid w:val="2C3D499D"/>
     <w:multiLevelType w:val="hybridMultilevel"/>
     <w:tmpl w:val="8A7E8996"/>
@@ -53423,7 +58884,7 @@
       </w:pPr>
     </w:lvl>
   </w:abstractNum>
-  <w:abstractNum w:abstractNumId="19">
+  <w:abstractNum w:abstractNumId="20">
     <w:nsid w:val="2D637D31"/>
     <w:multiLevelType w:val="hybridMultilevel"/>
     <w:tmpl w:val="3DAEBB6A"/>
@@ -53512,7 +58973,7 @@
       </w:pPr>
     </w:lvl>
   </w:abstractNum>
-  <w:abstractNum w:abstractNumId="20">
+  <w:abstractNum w:abstractNumId="21">
     <w:nsid w:val="32077FE9"/>
     <w:multiLevelType w:val="hybridMultilevel"/>
     <w:tmpl w:val="FD508338"/>
@@ -53601,7 +59062,7 @@
       </w:pPr>
     </w:lvl>
   </w:abstractNum>
-  <w:abstractNum w:abstractNumId="21">
+  <w:abstractNum w:abstractNumId="22">
     <w:nsid w:val="3B027B95"/>
     <w:multiLevelType w:val="hybridMultilevel"/>
     <w:tmpl w:val="5E4AD576"/>
@@ -53714,7 +59175,7 @@
       </w:rPr>
     </w:lvl>
   </w:abstractNum>
-  <w:abstractNum w:abstractNumId="22">
+  <w:abstractNum w:abstractNumId="23">
     <w:nsid w:val="3CE15337"/>
     <w:multiLevelType w:val="hybridMultilevel"/>
     <w:tmpl w:val="53264FA2"/>
@@ -53827,7 +59288,7 @@
       </w:rPr>
     </w:lvl>
   </w:abstractNum>
-  <w:abstractNum w:abstractNumId="23">
+  <w:abstractNum w:abstractNumId="24">
     <w:nsid w:val="3D412D44"/>
     <w:multiLevelType w:val="hybridMultilevel"/>
     <w:tmpl w:val="3BB043AE"/>
@@ -53940,7 +59401,7 @@
       </w:rPr>
     </w:lvl>
   </w:abstractNum>
-  <w:abstractNum w:abstractNumId="24">
+  <w:abstractNum w:abstractNumId="25">
     <w:nsid w:val="401E0505"/>
     <w:multiLevelType w:val="hybridMultilevel"/>
     <w:tmpl w:val="A5EE4F64"/>
@@ -54029,7 +59490,7 @@
       </w:pPr>
     </w:lvl>
   </w:abstractNum>
-  <w:abstractNum w:abstractNumId="25">
+  <w:abstractNum w:abstractNumId="26">
     <w:nsid w:val="45261798"/>
     <w:multiLevelType w:val="hybridMultilevel"/>
     <w:tmpl w:val="0C8248EE"/>
@@ -54118,7 +59579,7 @@
       </w:pPr>
     </w:lvl>
   </w:abstractNum>
-  <w:abstractNum w:abstractNumId="26">
+  <w:abstractNum w:abstractNumId="27">
     <w:nsid w:val="46C11327"/>
     <w:multiLevelType w:val="hybridMultilevel"/>
     <w:tmpl w:val="8B4E9BEE"/>
@@ -54207,7 +59668,7 @@
       </w:pPr>
     </w:lvl>
   </w:abstractNum>
-  <w:abstractNum w:abstractNumId="27">
+  <w:abstractNum w:abstractNumId="28">
     <w:nsid w:val="47A07C5A"/>
     <w:multiLevelType w:val="hybridMultilevel"/>
     <w:tmpl w:val="72EE8148"/>
@@ -54322,7 +59783,7 @@
       </w:rPr>
     </w:lvl>
   </w:abstractNum>
-  <w:abstractNum w:abstractNumId="28">
+  <w:abstractNum w:abstractNumId="29">
     <w:nsid w:val="4D6C607F"/>
     <w:multiLevelType w:val="hybridMultilevel"/>
     <w:tmpl w:val="90F69C22"/>
@@ -54411,7 +59872,7 @@
       </w:pPr>
     </w:lvl>
   </w:abstractNum>
-  <w:abstractNum w:abstractNumId="29">
+  <w:abstractNum w:abstractNumId="30">
     <w:nsid w:val="59B53F1D"/>
     <w:multiLevelType w:val="hybridMultilevel"/>
     <w:tmpl w:val="23F26A0E"/>
@@ -54500,7 +59961,7 @@
       </w:pPr>
     </w:lvl>
   </w:abstractNum>
-  <w:abstractNum w:abstractNumId="30">
+  <w:abstractNum w:abstractNumId="31">
     <w:nsid w:val="5B755E82"/>
     <w:multiLevelType w:val="hybridMultilevel"/>
     <w:tmpl w:val="B29237E4"/>
@@ -54613,7 +60074,7 @@
       </w:rPr>
     </w:lvl>
   </w:abstractNum>
-  <w:abstractNum w:abstractNumId="31">
+  <w:abstractNum w:abstractNumId="32">
     <w:nsid w:val="5CA5676F"/>
     <w:multiLevelType w:val="hybridMultilevel"/>
     <w:tmpl w:val="14E851B2"/>
@@ -54703,7 +60164,7 @@
       </w:pPr>
     </w:lvl>
   </w:abstractNum>
-  <w:abstractNum w:abstractNumId="32">
+  <w:abstractNum w:abstractNumId="33">
     <w:nsid w:val="5E484CDA"/>
     <w:multiLevelType w:val="hybridMultilevel"/>
     <w:tmpl w:val="BA90960C"/>
@@ -54792,7 +60253,7 @@
       </w:pPr>
     </w:lvl>
   </w:abstractNum>
-  <w:abstractNum w:abstractNumId="33">
+  <w:abstractNum w:abstractNumId="34">
     <w:nsid w:val="62331572"/>
     <w:multiLevelType w:val="hybridMultilevel"/>
     <w:tmpl w:val="2D86DCCE"/>
@@ -54881,7 +60342,7 @@
       </w:pPr>
     </w:lvl>
   </w:abstractNum>
-  <w:abstractNum w:abstractNumId="34">
+  <w:abstractNum w:abstractNumId="35">
     <w:nsid w:val="68612170"/>
     <w:multiLevelType w:val="hybridMultilevel"/>
     <w:tmpl w:val="18FE12A0"/>
@@ -54970,7 +60431,7 @@
       </w:pPr>
     </w:lvl>
   </w:abstractNum>
-  <w:abstractNum w:abstractNumId="35">
+  <w:abstractNum w:abstractNumId="36">
     <w:nsid w:val="6AD24F1B"/>
     <w:multiLevelType w:val="hybridMultilevel"/>
     <w:tmpl w:val="EAD22944"/>
@@ -55059,7 +60520,7 @@
       </w:pPr>
     </w:lvl>
   </w:abstractNum>
-  <w:abstractNum w:abstractNumId="36">
+  <w:abstractNum w:abstractNumId="37">
     <w:nsid w:val="6B3406FC"/>
     <w:multiLevelType w:val="hybridMultilevel"/>
     <w:tmpl w:val="E098C40E"/>
@@ -55148,7 +60609,7 @@
       </w:pPr>
     </w:lvl>
   </w:abstractNum>
-  <w:abstractNum w:abstractNumId="37">
+  <w:abstractNum w:abstractNumId="38">
     <w:nsid w:val="70B80565"/>
     <w:multiLevelType w:val="hybridMultilevel"/>
     <w:tmpl w:val="3EA255DA"/>
@@ -55238,11 +60699,11 @@
       </w:pPr>
     </w:lvl>
   </w:abstractNum>
-  <w:abstractNum w:abstractNumId="38">
-    <w:nsid w:val="783858A8"/>
+  <w:abstractNum w:abstractNumId="39">
+    <w:nsid w:val="73F72D28"/>
     <w:multiLevelType w:val="hybridMultilevel"/>
-    <w:tmpl w:val="FC2268E2"/>
-    <w:lvl w:ilvl="0" w:tplc="0442C416">
+    <w:tmpl w:val="80166B56"/>
+    <w:lvl w:ilvl="0" w:tplc="21E842FE">
       <w:start w:val="1"/>
       <w:numFmt w:val="decimal"/>
       <w:lvlText w:val="%1."/>
@@ -55327,7 +60788,96 @@
       </w:pPr>
     </w:lvl>
   </w:abstractNum>
-  <w:abstractNum w:abstractNumId="39">
+  <w:abstractNum w:abstractNumId="40">
+    <w:nsid w:val="783858A8"/>
+    <w:multiLevelType w:val="hybridMultilevel"/>
+    <w:tmpl w:val="FC2268E2"/>
+    <w:lvl w:ilvl="0" w:tplc="0442C416">
+      <w:start w:val="1"/>
+      <w:numFmt w:val="decimal"/>
+      <w:lvlText w:val="%1."/>
+      <w:lvlJc w:val="left"/>
+      <w:pPr>
+        <w:ind w:left="1080" w:hanging="360"/>
+      </w:pPr>
+      <w:rPr>
+        <w:rFonts w:hint="default"/>
+      </w:rPr>
+    </w:lvl>
+    <w:lvl w:ilvl="1" w:tplc="042A0019" w:tentative="1">
+      <w:start w:val="1"/>
+      <w:numFmt w:val="lowerLetter"/>
+      <w:lvlText w:val="%2."/>
+      <w:lvlJc w:val="left"/>
+      <w:pPr>
+        <w:ind w:left="1800" w:hanging="360"/>
+      </w:pPr>
+    </w:lvl>
+    <w:lvl w:ilvl="2" w:tplc="042A001B" w:tentative="1">
+      <w:start w:val="1"/>
+      <w:numFmt w:val="lowerRoman"/>
+      <w:lvlText w:val="%3."/>
+      <w:lvlJc w:val="right"/>
+      <w:pPr>
+        <w:ind w:left="2520" w:hanging="180"/>
+      </w:pPr>
+    </w:lvl>
+    <w:lvl w:ilvl="3" w:tplc="042A000F" w:tentative="1">
+      <w:start w:val="1"/>
+      <w:numFmt w:val="decimal"/>
+      <w:lvlText w:val="%4."/>
+      <w:lvlJc w:val="left"/>
+      <w:pPr>
+        <w:ind w:left="3240" w:hanging="360"/>
+      </w:pPr>
+    </w:lvl>
+    <w:lvl w:ilvl="4" w:tplc="042A0019" w:tentative="1">
+      <w:start w:val="1"/>
+      <w:numFmt w:val="lowerLetter"/>
+      <w:lvlText w:val="%5."/>
+      <w:lvlJc w:val="left"/>
+      <w:pPr>
+        <w:ind w:left="3960" w:hanging="360"/>
+      </w:pPr>
+    </w:lvl>
+    <w:lvl w:ilvl="5" w:tplc="042A001B" w:tentative="1">
+      <w:start w:val="1"/>
+      <w:numFmt w:val="lowerRoman"/>
+      <w:lvlText w:val="%6."/>
+      <w:lvlJc w:val="right"/>
+      <w:pPr>
+        <w:ind w:left="4680" w:hanging="180"/>
+      </w:pPr>
+    </w:lvl>
+    <w:lvl w:ilvl="6" w:tplc="042A000F" w:tentative="1">
+      <w:start w:val="1"/>
+      <w:numFmt w:val="decimal"/>
+      <w:lvlText w:val="%7."/>
+      <w:lvlJc w:val="left"/>
+      <w:pPr>
+        <w:ind w:left="5400" w:hanging="360"/>
+      </w:pPr>
+    </w:lvl>
+    <w:lvl w:ilvl="7" w:tplc="042A0019" w:tentative="1">
+      <w:start w:val="1"/>
+      <w:numFmt w:val="lowerLetter"/>
+      <w:lvlText w:val="%8."/>
+      <w:lvlJc w:val="left"/>
+      <w:pPr>
+        <w:ind w:left="6120" w:hanging="360"/>
+      </w:pPr>
+    </w:lvl>
+    <w:lvl w:ilvl="8" w:tplc="042A001B" w:tentative="1">
+      <w:start w:val="1"/>
+      <w:numFmt w:val="lowerRoman"/>
+      <w:lvlText w:val="%9."/>
+      <w:lvlJc w:val="right"/>
+      <w:pPr>
+        <w:ind w:left="6840" w:hanging="180"/>
+      </w:pPr>
+    </w:lvl>
+  </w:abstractNum>
+  <w:abstractNum w:abstractNumId="41">
     <w:nsid w:val="7BBE72C2"/>
     <w:multiLevelType w:val="hybridMultilevel"/>
     <w:tmpl w:val="BBE85346"/>
@@ -55440,7 +60990,7 @@
       </w:rPr>
     </w:lvl>
   </w:abstractNum>
-  <w:abstractNum w:abstractNumId="40">
+  <w:abstractNum w:abstractNumId="42">
     <w:nsid w:val="7D62671B"/>
     <w:multiLevelType w:val="hybridMultilevel"/>
     <w:tmpl w:val="C9EAA49C"/>
@@ -55531,82 +61081,82 @@
     </w:lvl>
   </w:abstractNum>
   <w:num w:numId="1">
-    <w:abstractNumId w:val="31"/>
+    <w:abstractNumId w:val="32"/>
   </w:num>
   <w:num w:numId="2">
-    <w:abstractNumId w:val="27"/>
+    <w:abstractNumId w:val="28"/>
   </w:num>
   <w:num w:numId="3">
-    <w:abstractNumId w:val="10"/>
+    <w:abstractNumId w:val="11"/>
   </w:num>
   <w:num w:numId="4">
-    <w:abstractNumId w:val="23"/>
+    <w:abstractNumId w:val="24"/>
   </w:num>
   <w:num w:numId="5">
-    <w:abstractNumId w:val="40"/>
+    <w:abstractNumId w:val="42"/>
   </w:num>
   <w:num w:numId="6">
-    <w:abstractNumId w:val="11"/>
+    <w:abstractNumId w:val="12"/>
   </w:num>
   <w:num w:numId="7">
     <w:abstractNumId w:val="7"/>
   </w:num>
   <w:num w:numId="8">
-    <w:abstractNumId w:val="26"/>
+    <w:abstractNumId w:val="27"/>
   </w:num>
   <w:num w:numId="9">
     <w:abstractNumId w:val="0"/>
   </w:num>
   <w:num w:numId="10">
-    <w:abstractNumId w:val="28"/>
+    <w:abstractNumId w:val="29"/>
   </w:num>
   <w:num w:numId="11">
-    <w:abstractNumId w:val="33"/>
+    <w:abstractNumId w:val="34"/>
   </w:num>
   <w:num w:numId="12">
-    <w:abstractNumId w:val="24"/>
+    <w:abstractNumId w:val="25"/>
   </w:num>
   <w:num w:numId="13">
     <w:abstractNumId w:val="1"/>
   </w:num>
   <w:num w:numId="14">
-    <w:abstractNumId w:val="18"/>
+    <w:abstractNumId w:val="19"/>
   </w:num>
   <w:num w:numId="15">
-    <w:abstractNumId w:val="12"/>
+    <w:abstractNumId w:val="13"/>
   </w:num>
   <w:num w:numId="16">
     <w:abstractNumId w:val="6"/>
   </w:num>
   <w:num w:numId="17">
-    <w:abstractNumId w:val="30"/>
+    <w:abstractNumId w:val="31"/>
   </w:num>
   <w:num w:numId="18">
-    <w:abstractNumId w:val="32"/>
+    <w:abstractNumId w:val="33"/>
   </w:num>
   <w:num w:numId="19">
     <w:abstractNumId w:val="3"/>
   </w:num>
   <w:num w:numId="20">
-    <w:abstractNumId w:val="13"/>
+    <w:abstractNumId w:val="14"/>
   </w:num>
   <w:num w:numId="21">
-    <w:abstractNumId w:val="14"/>
+    <w:abstractNumId w:val="15"/>
   </w:num>
   <w:num w:numId="22">
-    <w:abstractNumId w:val="38"/>
+    <w:abstractNumId w:val="40"/>
   </w:num>
   <w:num w:numId="23">
     <w:abstractNumId w:val="9"/>
   </w:num>
   <w:num w:numId="24">
-    <w:abstractNumId w:val="25"/>
+    <w:abstractNumId w:val="26"/>
   </w:num>
   <w:num w:numId="25">
-    <w:abstractNumId w:val="15"/>
+    <w:abstractNumId w:val="16"/>
   </w:num>
   <w:num w:numId="26">
-    <w:abstractNumId w:val="22"/>
+    <w:abstractNumId w:val="23"/>
   </w:num>
   <w:num w:numId="27">
     <w:abstractNumId w:val="8"/>
@@ -55615,31 +61165,31 @@
     <w:abstractNumId w:val="2"/>
   </w:num>
   <w:num w:numId="29">
-    <w:abstractNumId w:val="17"/>
+    <w:abstractNumId w:val="18"/>
   </w:num>
   <w:num w:numId="30">
-    <w:abstractNumId w:val="29"/>
+    <w:abstractNumId w:val="30"/>
   </w:num>
   <w:num w:numId="31">
-    <w:abstractNumId w:val="20"/>
+    <w:abstractNumId w:val="21"/>
   </w:num>
   <w:num w:numId="32">
-    <w:abstractNumId w:val="39"/>
+    <w:abstractNumId w:val="41"/>
   </w:num>
   <w:num w:numId="33">
+    <w:abstractNumId w:val="38"/>
+  </w:num>
+  <w:num w:numId="34">
     <w:abstractNumId w:val="37"/>
   </w:num>
-  <w:num w:numId="34">
+  <w:num w:numId="35">
+    <w:abstractNumId w:val="35"/>
+  </w:num>
+  <w:num w:numId="36">
     <w:abstractNumId w:val="36"/>
   </w:num>
-  <w:num w:numId="35">
-    <w:abstractNumId w:val="34"/>
-  </w:num>
-  <w:num w:numId="36">
-    <w:abstractNumId w:val="35"/>
-  </w:num>
   <w:num w:numId="37">
-    <w:abstractNumId w:val="21"/>
+    <w:abstractNumId w:val="22"/>
   </w:num>
   <w:num w:numId="38">
     <w:abstractNumId w:val="5"/>
@@ -55648,10 +61198,16 @@
     <w:abstractNumId w:val="4"/>
   </w:num>
   <w:num w:numId="40">
-    <w:abstractNumId w:val="16"/>
+    <w:abstractNumId w:val="17"/>
   </w:num>
   <w:num w:numId="41">
-    <w:abstractNumId w:val="19"/>
+    <w:abstractNumId w:val="20"/>
+  </w:num>
+  <w:num w:numId="42">
+    <w:abstractNumId w:val="10"/>
+  </w:num>
+  <w:num w:numId="43">
+    <w:abstractNumId w:val="39"/>
   </w:num>
 </w:numbering>
 </file>
